--- a/CPLP.docx
+++ b/CPLP.docx
@@ -5,19 +5,705 @@
     <w:p>
       <w:pPr>
         <w:numPr>
+          <w:numId w:val="0"/>
+        </w:numPr>
+        <w:ind w:leftChars="0"/>
+        <w:rPr>
+          <w:rFonts w:hint="eastAsia"/>
+          <w:u w:val="single"/>
+          <w:lang w:val="en-US" w:eastAsia="zh-CN"/>
+        </w:rPr>
+      </w:pPr>
+    </w:p>
+    <w:p>
+      <w:pPr>
+        <w:jc w:val="center"/>
+        <w:rPr>
+          <w:rFonts w:hint="eastAsia"/>
+          <w:sz w:val="32"/>
+          <w:szCs w:val="32"/>
+          <w:u w:val="none"/>
+          <w:lang w:val="en-US" w:eastAsia="zh-CN"/>
+        </w:rPr>
+      </w:pPr>
+    </w:p>
+    <w:p>
+      <w:pPr>
+        <w:jc w:val="center"/>
+        <w:rPr>
+          <w:rFonts w:hint="eastAsia"/>
+          <w:sz w:val="32"/>
+          <w:szCs w:val="32"/>
+          <w:u w:val="none"/>
+          <w:lang w:val="en-US" w:eastAsia="zh-CN"/>
+        </w:rPr>
+      </w:pPr>
+      <w:r>
+        <w:rPr>
+          <w:rFonts w:ascii="SimSun" w:hAnsi="SimSun" w:eastAsia="SimSun" w:cs="SimSun"/>
+          <w:sz w:val="24"/>
+          <w:szCs w:val="24"/>
+        </w:rPr>
+        <w:drawing>
+          <wp:anchor distT="0" distB="0" distL="114300" distR="114300" simplePos="0" relativeHeight="251659264" behindDoc="1" locked="0" layoutInCell="1" allowOverlap="1">
+            <wp:simplePos x="0" y="0"/>
+            <wp:positionH relativeFrom="column">
+              <wp:posOffset>756285</wp:posOffset>
+            </wp:positionH>
+            <wp:positionV relativeFrom="paragraph">
+              <wp:posOffset>211455</wp:posOffset>
+            </wp:positionV>
+            <wp:extent cx="3985895" cy="2610485"/>
+            <wp:effectExtent l="0" t="0" r="8255" b="1905"/>
+            <wp:wrapNone/>
+            <wp:docPr id="1" name="Picture 1" descr="IMG_256"/>
+            <wp:cNvGraphicFramePr>
+              <a:graphicFrameLocks xmlns:a="http://schemas.openxmlformats.org/drawingml/2006/main" noChangeAspect="1"/>
+            </wp:cNvGraphicFramePr>
+            <a:graphic xmlns:a="http://schemas.openxmlformats.org/drawingml/2006/main">
+              <a:graphicData uri="http://schemas.openxmlformats.org/drawingml/2006/picture">
+                <pic:pic xmlns:pic="http://schemas.openxmlformats.org/drawingml/2006/picture">
+                  <pic:nvPicPr>
+                    <pic:cNvPr id="1" name="Picture 1" descr="IMG_256"/>
+                    <pic:cNvPicPr>
+                      <a:picLocks noChangeAspect="1"/>
+                    </pic:cNvPicPr>
+                  </pic:nvPicPr>
+                  <pic:blipFill>
+                    <a:blip r:embed="rId4"/>
+                    <a:stretch>
+                      <a:fillRect/>
+                    </a:stretch>
+                  </pic:blipFill>
+                  <pic:spPr>
+                    <a:xfrm>
+                      <a:off x="0" y="0"/>
+                      <a:ext cx="3985895" cy="2610485"/>
+                    </a:xfrm>
+                    <a:prstGeom prst="rect">
+                      <a:avLst/>
+                    </a:prstGeom>
+                    <a:noFill/>
+                    <a:ln w="9525">
+                      <a:noFill/>
+                    </a:ln>
+                  </pic:spPr>
+                </pic:pic>
+              </a:graphicData>
+            </a:graphic>
+          </wp:anchor>
+        </w:drawing>
+      </w:r>
+    </w:p>
+    <w:p>
+      <w:pPr>
+        <w:jc w:val="center"/>
+        <w:rPr>
+          <w:rFonts w:hint="eastAsia"/>
+          <w:sz w:val="32"/>
+          <w:szCs w:val="32"/>
+          <w:u w:val="none"/>
+          <w:lang w:val="en-US" w:eastAsia="zh-CN"/>
+        </w:rPr>
+      </w:pPr>
+    </w:p>
+    <w:p>
+      <w:pPr>
+        <w:jc w:val="center"/>
+        <w:rPr>
+          <w:rFonts w:hint="eastAsia"/>
+          <w:sz w:val="32"/>
+          <w:szCs w:val="32"/>
+          <w:u w:val="none"/>
+          <w:lang w:val="en-US" w:eastAsia="zh-CN"/>
+        </w:rPr>
+      </w:pPr>
+    </w:p>
+    <w:p>
+      <w:pPr>
+        <w:jc w:val="center"/>
+        <w:rPr>
+          <w:rFonts w:hint="eastAsia"/>
+          <w:sz w:val="32"/>
+          <w:szCs w:val="32"/>
+          <w:u w:val="none"/>
+          <w:lang w:val="en-US" w:eastAsia="zh-CN"/>
+        </w:rPr>
+      </w:pPr>
+    </w:p>
+    <w:p>
+      <w:pPr>
+        <w:jc w:val="center"/>
+        <w:rPr>
+          <w:rFonts w:hint="eastAsia"/>
+          <w:sz w:val="32"/>
+          <w:szCs w:val="32"/>
+          <w:u w:val="none"/>
+          <w:lang w:val="en-US" w:eastAsia="zh-CN"/>
+        </w:rPr>
+      </w:pPr>
+    </w:p>
+    <w:p>
+      <w:pPr>
+        <w:jc w:val="center"/>
+        <w:rPr>
+          <w:rFonts w:hint="eastAsia"/>
+          <w:sz w:val="32"/>
+          <w:szCs w:val="32"/>
+          <w:u w:val="none"/>
+          <w:lang w:val="en-US" w:eastAsia="zh-CN"/>
+        </w:rPr>
+      </w:pPr>
+    </w:p>
+    <w:p>
+      <w:pPr>
+        <w:jc w:val="center"/>
+        <w:rPr>
+          <w:rFonts w:hint="eastAsia"/>
+          <w:sz w:val="32"/>
+          <w:szCs w:val="32"/>
+          <w:u w:val="none"/>
+          <w:lang w:val="en-US" w:eastAsia="zh-CN"/>
+        </w:rPr>
+      </w:pPr>
+    </w:p>
+    <w:p>
+      <w:pPr>
+        <w:jc w:val="center"/>
+        <w:rPr>
+          <w:rFonts w:hint="eastAsia"/>
+          <w:sz w:val="48"/>
+          <w:szCs w:val="48"/>
+          <w:u w:val="none"/>
+          <w:lang w:val="en-US" w:eastAsia="zh-CN"/>
+        </w:rPr>
+      </w:pPr>
+    </w:p>
+    <w:p>
+      <w:pPr>
+        <w:jc w:val="center"/>
+        <w:rPr>
+          <w:rFonts w:hint="eastAsia"/>
+          <w:sz w:val="48"/>
+          <w:szCs w:val="48"/>
+          <w:u w:val="none"/>
+          <w:lang w:val="en-US" w:eastAsia="zh-CN"/>
+        </w:rPr>
+      </w:pPr>
+    </w:p>
+    <w:p>
+      <w:pPr>
+        <w:jc w:val="center"/>
+        <w:rPr>
+          <w:rFonts w:hint="eastAsia"/>
+          <w:sz w:val="48"/>
+          <w:szCs w:val="48"/>
+          <w:u w:val="none"/>
+          <w:lang w:val="en-US" w:eastAsia="zh-CN"/>
+        </w:rPr>
+      </w:pPr>
+    </w:p>
+    <w:p>
+      <w:pPr>
+        <w:jc w:val="center"/>
+        <w:rPr>
+          <w:rFonts w:hint="eastAsia"/>
+          <w:sz w:val="48"/>
+          <w:szCs w:val="48"/>
+          <w:u w:val="none"/>
+          <w:lang w:val="en-US" w:eastAsia="zh-CN"/>
+        </w:rPr>
+      </w:pPr>
+    </w:p>
+    <w:p>
+      <w:pPr>
+        <w:jc w:val="center"/>
+        <w:rPr>
+          <w:rFonts w:hint="eastAsia"/>
+          <w:sz w:val="48"/>
+          <w:szCs w:val="48"/>
+          <w:u w:val="none"/>
+          <w:lang w:val="en-US" w:eastAsia="zh-CN"/>
+        </w:rPr>
+      </w:pPr>
+      <w:r>
+        <w:rPr>
+          <w:rFonts w:hint="eastAsia"/>
+          <w:sz w:val="48"/>
+          <w:szCs w:val="48"/>
+          <w:u w:val="none"/>
+          <w:lang w:val="en-US" w:eastAsia="zh-CN"/>
+        </w:rPr>
+        <w:t>Pixel Art Canvas</w:t>
+      </w:r>
+    </w:p>
+    <w:p>
+      <w:pPr>
+        <w:jc w:val="center"/>
+        <w:rPr>
+          <w:rFonts w:hint="eastAsia"/>
+          <w:sz w:val="48"/>
+          <w:szCs w:val="48"/>
+          <w:u w:val="none"/>
+          <w:lang w:val="en-US" w:eastAsia="zh-CN"/>
+        </w:rPr>
+      </w:pPr>
+    </w:p>
+    <w:p>
+      <w:pPr>
+        <w:jc w:val="center"/>
+        <w:rPr>
+          <w:rFonts w:hint="eastAsia"/>
+          <w:sz w:val="28"/>
+          <w:szCs w:val="28"/>
+          <w:u w:val="none"/>
+          <w:lang w:val="en-US" w:eastAsia="zh-CN"/>
+        </w:rPr>
+      </w:pPr>
+      <w:r>
+        <w:rPr>
+          <w:rFonts w:hint="eastAsia"/>
+          <w:sz w:val="28"/>
+          <w:szCs w:val="28"/>
+          <w:u w:val="none"/>
+          <w:lang w:val="en-US" w:eastAsia="zh-CN"/>
+        </w:rPr>
+        <w:t>Jana Harb 202402108</w:t>
+      </w:r>
+    </w:p>
+    <w:p>
+      <w:pPr>
+        <w:jc w:val="center"/>
+        <w:rPr>
+          <w:rFonts w:hint="eastAsia"/>
+          <w:sz w:val="28"/>
+          <w:szCs w:val="28"/>
+          <w:u w:val="none"/>
+          <w:lang w:val="en-US" w:eastAsia="zh-CN"/>
+        </w:rPr>
+      </w:pPr>
+      <w:r>
+        <w:rPr>
+          <w:rFonts w:hint="eastAsia"/>
+          <w:sz w:val="28"/>
+          <w:szCs w:val="28"/>
+          <w:u w:val="none"/>
+          <w:lang w:val="en-US" w:eastAsia="zh-CN"/>
+        </w:rPr>
+        <w:t>Alaa Itani</w:t>
+      </w:r>
+    </w:p>
+    <w:p>
+      <w:pPr>
+        <w:jc w:val="center"/>
+        <w:rPr>
+          <w:rFonts w:hint="eastAsia"/>
+          <w:sz w:val="28"/>
+          <w:szCs w:val="28"/>
+          <w:u w:val="none"/>
+          <w:lang w:val="en-US" w:eastAsia="zh-CN"/>
+        </w:rPr>
+      </w:pPr>
+    </w:p>
+    <w:p>
+      <w:pPr>
+        <w:jc w:val="center"/>
+        <w:rPr>
+          <w:rFonts w:hint="eastAsia"/>
+          <w:sz w:val="28"/>
+          <w:szCs w:val="28"/>
+          <w:u w:val="none"/>
+          <w:lang w:val="en-US" w:eastAsia="zh-CN"/>
+        </w:rPr>
+      </w:pPr>
+      <w:r>
+        <w:rPr>
+          <w:rFonts w:hint="eastAsia"/>
+          <w:sz w:val="28"/>
+          <w:szCs w:val="28"/>
+          <w:u w:val="none"/>
+          <w:lang w:val="en-US" w:eastAsia="zh-CN"/>
+        </w:rPr>
+        <w:t>Course : Concepts of Programming Languages</w:t>
+      </w:r>
+    </w:p>
+    <w:p>
+      <w:pPr>
+        <w:jc w:val="center"/>
+        <w:rPr>
+          <w:rFonts w:hint="default"/>
+          <w:sz w:val="36"/>
+          <w:szCs w:val="36"/>
+          <w:u w:val="none"/>
+          <w:lang w:val="en-US" w:eastAsia="zh-CN"/>
+        </w:rPr>
+      </w:pPr>
+    </w:p>
+    <w:p>
+      <w:pPr>
+        <w:rPr>
+          <w:rFonts w:hint="default"/>
+          <w:u w:val="single"/>
+          <w:lang w:val="en-US" w:eastAsia="zh-CN"/>
+        </w:rPr>
+      </w:pPr>
+    </w:p>
+    <w:p>
+      <w:pPr>
+        <w:rPr>
+          <w:rFonts w:hint="eastAsia"/>
+          <w:lang w:val="en-US" w:eastAsia="zh-CN"/>
+        </w:rPr>
+      </w:pPr>
+      <w:r>
+        <w:rPr>
+          <w:rFonts w:hint="eastAsia"/>
+          <w:lang w:val="en-US" w:eastAsia="zh-CN"/>
+        </w:rPr>
+        <w:br w:type="page"/>
+      </w:r>
+    </w:p>
+    <w:p>
+      <w:pPr>
+        <w:numPr>
+          <w:ilvl w:val="0"/>
+          <w:numId w:val="0"/>
+        </w:numPr>
+        <w:ind w:leftChars="0"/>
+        <w:rPr>
+          <w:rFonts w:hint="eastAsia"/>
+          <w:lang w:val="en-US" w:eastAsia="zh-CN"/>
+        </w:rPr>
+      </w:pPr>
+    </w:p>
+    <w:p>
+      <w:pPr>
+        <w:numPr>
+          <w:ilvl w:val="0"/>
+          <w:numId w:val="0"/>
+        </w:numPr>
+        <w:ind w:leftChars="0"/>
+        <w:rPr>
+          <w:rFonts w:hint="default"/>
+          <w:b/>
+          <w:bCs/>
+          <w:sz w:val="21"/>
+          <w:szCs w:val="21"/>
+          <w:lang w:val="en-US" w:eastAsia="zh-CN"/>
+        </w:rPr>
+      </w:pPr>
+      <w:r>
+        <w:rPr>
+          <w:rFonts w:hint="eastAsia"/>
+          <w:b/>
+          <w:bCs/>
+          <w:sz w:val="21"/>
+          <w:szCs w:val="21"/>
+          <w:lang w:val="en-US" w:eastAsia="zh-CN"/>
+        </w:rPr>
+        <w:t>Idea</w:t>
+      </w:r>
+    </w:p>
+    <w:p>
+      <w:pPr>
+        <w:numPr>
+          <w:ilvl w:val="0"/>
+          <w:numId w:val="0"/>
+        </w:numPr>
+        <w:ind w:leftChars="0"/>
+        <w:rPr>
+          <w:rFonts w:hint="eastAsia"/>
+          <w:lang w:val="en-US" w:eastAsia="zh-CN"/>
+        </w:rPr>
+      </w:pPr>
+      <w:r>
+        <w:rPr>
+          <w:rFonts w:hint="eastAsia"/>
+          <w:lang w:val="en-US" w:eastAsia="zh-CN"/>
+        </w:rPr>
+        <w:t>This program is a website fore creating pixel art. It is a platform for users to draw creative pictures supported by several features such as:</w:t>
+      </w:r>
+    </w:p>
+    <w:p>
+      <w:pPr>
+        <w:numPr>
+          <w:numId w:val="0"/>
+        </w:numPr>
+        <w:ind w:leftChars="0"/>
+        <w:rPr>
+          <w:rFonts w:hint="default"/>
+          <w:u w:val="single"/>
+          <w:lang w:val="en-US" w:eastAsia="zh-CN"/>
+        </w:rPr>
+      </w:pPr>
+    </w:p>
+    <w:p>
+      <w:pPr>
+        <w:numPr>
+          <w:numId w:val="0"/>
+        </w:numPr>
+        <w:ind w:leftChars="0"/>
+        <w:rPr>
+          <w:rFonts w:hint="eastAsia"/>
+          <w:u w:val="single"/>
+          <w:lang w:val="en-US" w:eastAsia="zh-CN"/>
+        </w:rPr>
+      </w:pPr>
+    </w:p>
+    <w:p>
+      <w:pPr>
+        <w:numPr>
+          <w:numId w:val="0"/>
+        </w:numPr>
+        <w:ind w:leftChars="0"/>
+        <w:rPr>
+          <w:rFonts w:hint="eastAsia"/>
+          <w:u w:val="single"/>
+          <w:lang w:val="en-US" w:eastAsia="zh-CN"/>
+        </w:rPr>
+      </w:pPr>
+      <w:r>
+        <w:rPr>
+          <w:rFonts w:hint="eastAsia"/>
+          <w:u w:val="single"/>
+          <w:lang w:val="en-US" w:eastAsia="zh-CN"/>
+        </w:rPr>
+        <w:t>How to use program:</w:t>
+      </w:r>
+    </w:p>
+    <w:p>
+      <w:pPr>
+        <w:numPr>
+          <w:numId w:val="0"/>
+        </w:numPr>
+        <w:ind w:leftChars="0"/>
+        <w:rPr>
+          <w:rFonts w:hint="eastAsia"/>
+          <w:lang w:val="en-US" w:eastAsia="zh-CN"/>
+        </w:rPr>
+      </w:pPr>
+    </w:p>
+    <w:p>
+      <w:pPr>
+        <w:numPr>
           <w:ilvl w:val="0"/>
           <w:numId w:val="1"/>
         </w:numPr>
-        <w:ind w:left="0" w:leftChars="0" w:firstLine="0" w:firstLineChars="0"/>
-        <w:rPr>
-          <w:rFonts w:hint="default"/>
-          <w:lang w:val="en-US"/>
-        </w:rPr>
-      </w:pPr>
-    </w:p>
-    <w:p>
-      <w:pPr>
-        <w:numPr>
+        <w:ind w:leftChars="0"/>
+        <w:rPr>
+          <w:rFonts w:hint="default"/>
+          <w:lang w:val="en-US" w:eastAsia="zh-CN"/>
+        </w:rPr>
+      </w:pPr>
+      <w:r>
+        <w:rPr>
+          <w:rFonts w:hint="eastAsia"/>
+          <w:b/>
+          <w:bCs/>
+          <w:lang w:val="en-US" w:eastAsia="zh-CN"/>
+        </w:rPr>
+        <w:t>Control cell size button:</w:t>
+      </w:r>
+      <w:r>
+        <w:rPr>
+          <w:rFonts w:hint="eastAsia"/>
+          <w:lang w:val="en-US" w:eastAsia="zh-CN"/>
+        </w:rPr>
+        <w:t xml:space="preserve"> lets you control the cell size depending on you preferences and drawing goals.</w:t>
+      </w:r>
+    </w:p>
+    <w:p>
+      <w:pPr>
+        <w:numPr>
+          <w:ilvl w:val="0"/>
+          <w:numId w:val="1"/>
+        </w:numPr>
+        <w:ind w:leftChars="0"/>
+        <w:rPr>
+          <w:rFonts w:hint="default"/>
+          <w:lang w:val="en-US" w:eastAsia="zh-CN"/>
+        </w:rPr>
+      </w:pPr>
+      <w:r>
+        <w:rPr>
+          <w:rFonts w:hint="eastAsia"/>
+          <w:b/>
+          <w:bCs/>
+          <w:lang w:val="en-US" w:eastAsia="zh-CN"/>
+        </w:rPr>
+        <w:t xml:space="preserve">Color picker: </w:t>
+      </w:r>
+      <w:r>
+        <w:rPr>
+          <w:rFonts w:hint="eastAsia"/>
+          <w:lang w:val="en-US" w:eastAsia="zh-CN"/>
+        </w:rPr>
+        <w:t>user can choose several colors based on preference to draw.</w:t>
+      </w:r>
+    </w:p>
+    <w:p>
+      <w:pPr>
+        <w:numPr>
+          <w:ilvl w:val="0"/>
+          <w:numId w:val="1"/>
+        </w:numPr>
+        <w:ind w:leftChars="0"/>
+        <w:rPr>
+          <w:rFonts w:hint="default"/>
+          <w:lang w:val="en-US" w:eastAsia="zh-CN"/>
+        </w:rPr>
+      </w:pPr>
+      <w:r>
+        <w:rPr>
+          <w:rFonts w:hint="eastAsia"/>
+          <w:b/>
+          <w:bCs/>
+          <w:lang w:val="en-US" w:eastAsia="zh-CN"/>
+        </w:rPr>
+        <w:t>Gray scale button:</w:t>
+      </w:r>
+      <w:r>
+        <w:rPr>
+          <w:rFonts w:hint="eastAsia"/>
+          <w:lang w:val="en-US" w:eastAsia="zh-CN"/>
+        </w:rPr>
+        <w:t xml:space="preserve"> allows user to grayscale drawing temporarily , which is a fun feature combined with the random color button.</w:t>
+      </w:r>
+    </w:p>
+    <w:p>
+      <w:pPr>
+        <w:numPr>
+          <w:ilvl w:val="0"/>
+          <w:numId w:val="1"/>
+        </w:numPr>
+        <w:ind w:leftChars="0"/>
+        <w:rPr>
+          <w:rFonts w:hint="default"/>
+          <w:lang w:val="en-US" w:eastAsia="zh-CN"/>
+        </w:rPr>
+      </w:pPr>
+      <w:r>
+        <w:rPr>
+          <w:rFonts w:hint="eastAsia"/>
+          <w:b/>
+          <w:bCs/>
+          <w:lang w:val="en-US" w:eastAsia="zh-CN"/>
+        </w:rPr>
+        <w:t>Random color button:</w:t>
+      </w:r>
+      <w:r>
+        <w:rPr>
+          <w:rFonts w:hint="eastAsia"/>
+          <w:lang w:val="en-US" w:eastAsia="zh-CN"/>
+        </w:rPr>
+        <w:t xml:space="preserve"> when pressed, random color, unknown to user, will be selected. Then, drawing can be interpreted based on hue strength. After that, grayscale is removed, revealing creative image.</w:t>
+      </w:r>
+    </w:p>
+    <w:p>
+      <w:pPr>
+        <w:numPr>
+          <w:ilvl w:val="0"/>
+          <w:numId w:val="1"/>
+        </w:numPr>
+        <w:ind w:leftChars="0"/>
+        <w:rPr>
+          <w:rFonts w:hint="default"/>
+          <w:lang w:val="en-US" w:eastAsia="zh-CN"/>
+        </w:rPr>
+      </w:pPr>
+      <w:r>
+        <w:rPr>
+          <w:rFonts w:hint="eastAsia"/>
+          <w:lang w:val="en-US" w:eastAsia="zh-CN"/>
+        </w:rPr>
+        <w:t xml:space="preserve"> </w:t>
+      </w:r>
+      <w:r>
+        <w:rPr>
+          <w:rFonts w:hint="eastAsia"/>
+          <w:b/>
+          <w:bCs/>
+          <w:lang w:val="en-US" w:eastAsia="zh-CN"/>
+        </w:rPr>
+        <w:t>Undo redo button</w:t>
+      </w:r>
+      <w:r>
+        <w:rPr>
+          <w:rFonts w:hint="eastAsia"/>
+          <w:lang w:val="en-US" w:eastAsia="zh-CN"/>
+        </w:rPr>
+        <w:t>：user can switch between drawings draw before and after.</w:t>
+      </w:r>
+    </w:p>
+    <w:p>
+      <w:pPr>
+        <w:numPr>
+          <w:ilvl w:val="0"/>
+          <w:numId w:val="1"/>
+        </w:numPr>
+        <w:ind w:leftChars="0"/>
+        <w:rPr>
+          <w:rFonts w:hint="default"/>
+          <w:lang w:val="en-US" w:eastAsia="zh-CN"/>
+        </w:rPr>
+      </w:pPr>
+      <w:r>
+        <w:rPr>
+          <w:rFonts w:hint="eastAsia"/>
+          <w:b/>
+          <w:bCs/>
+          <w:lang w:val="en-US" w:eastAsia="zh-CN"/>
+        </w:rPr>
+        <w:t>Reset button:</w:t>
+      </w:r>
+      <w:r>
+        <w:rPr>
+          <w:rFonts w:hint="eastAsia"/>
+          <w:lang w:val="en-US" w:eastAsia="zh-CN"/>
+        </w:rPr>
+        <w:t xml:space="preserve"> resets canvas</w:t>
+      </w:r>
+    </w:p>
+    <w:p>
+      <w:pPr>
+        <w:numPr>
+          <w:numId w:val="0"/>
+        </w:numPr>
+        <w:ind w:leftChars="0"/>
+        <w:rPr>
+          <w:rFonts w:hint="eastAsia"/>
+          <w:lang w:val="en-US" w:eastAsia="zh-CN"/>
+        </w:rPr>
+      </w:pPr>
+    </w:p>
+    <w:p>
+      <w:pPr>
+        <w:numPr>
+          <w:numId w:val="0"/>
+        </w:numPr>
+        <w:ind w:leftChars="0"/>
+        <w:rPr>
+          <w:rFonts w:hint="eastAsia"/>
+          <w:lang w:val="en-US" w:eastAsia="zh-CN"/>
+        </w:rPr>
+      </w:pPr>
+    </w:p>
+    <w:p>
+      <w:pPr>
+        <w:numPr>
+          <w:numId w:val="0"/>
+        </w:numPr>
+        <w:ind w:leftChars="0"/>
+        <w:rPr>
+          <w:rFonts w:hint="default"/>
+          <w:lang w:val="en-US" w:eastAsia="zh-CN"/>
+        </w:rPr>
+      </w:pPr>
+    </w:p>
+    <w:p>
+      <w:pPr>
+        <w:numPr>
+          <w:ilvl w:val="0"/>
           <w:numId w:val="0"/>
         </w:numPr>
         <w:rPr>
@@ -84,9 +770,10 @@
     <w:p>
       <w:pPr>
         <w:numPr>
-          <w:numId w:val="0"/>
-        </w:numPr>
-        <w:ind w:leftChars="0" w:firstLine="720" w:firstLineChars="0"/>
+          <w:ilvl w:val="0"/>
+          <w:numId w:val="4"/>
+        </w:numPr>
+        <w:ind w:left="840" w:leftChars="0" w:hanging="420" w:firstLineChars="0"/>
         <w:rPr>
           <w:rFonts w:hint="default"/>
           <w:lang w:val="en-US"/>
@@ -103,68 +790,72 @@
     <w:p>
       <w:pPr>
         <w:numPr>
-          <w:numId w:val="0"/>
-        </w:numPr>
-        <w:ind w:leftChars="0"/>
-        <w:rPr>
-          <w:rFonts w:hint="default"/>
-          <w:lang w:val="en-US"/>
-        </w:rPr>
-      </w:pPr>
-      <w:r>
-        <w:rPr>
-          <w:rFonts w:hint="default"/>
-          <w:lang w:val="en-US"/>
-        </w:rPr>
-        <w:tab/>
+          <w:ilvl w:val="0"/>
+          <w:numId w:val="4"/>
+        </w:numPr>
+        <w:ind w:left="840" w:leftChars="0" w:hanging="420" w:firstLineChars="0"/>
+        <w:rPr>
+          <w:rFonts w:hint="default"/>
+          <w:lang w:val="en-US"/>
+        </w:rPr>
+      </w:pPr>
+      <w:r>
+        <w:rPr>
+          <w:rFonts w:hint="default"/>
+          <w:lang w:val="en-US"/>
+        </w:rPr>
         <w:t>It is case sensitive like Javascript.</w:t>
       </w:r>
     </w:p>
     <w:p>
       <w:pPr>
         <w:numPr>
-          <w:numId w:val="0"/>
-        </w:numPr>
-        <w:ind w:leftChars="0"/>
-        <w:rPr>
-          <w:rFonts w:hint="default"/>
-          <w:lang w:val="en-US"/>
-        </w:rPr>
-      </w:pPr>
-      <w:r>
-        <w:rPr>
-          <w:rFonts w:hint="default"/>
-          <w:lang w:val="en-US"/>
-        </w:rPr>
-        <w:tab/>
+          <w:ilvl w:val="0"/>
+          <w:numId w:val="4"/>
+        </w:numPr>
+        <w:ind w:left="840" w:leftChars="0" w:hanging="420" w:firstLineChars="0"/>
+        <w:rPr>
+          <w:rFonts w:hint="default"/>
+          <w:lang w:val="en-US"/>
+        </w:rPr>
+      </w:pPr>
+      <w:r>
+        <w:rPr>
+          <w:rFonts w:hint="default"/>
+          <w:lang w:val="en-US"/>
+        </w:rPr>
         <w:t>You can’t use special keywords use for things like control</w:t>
       </w:r>
     </w:p>
     <w:p>
       <w:pPr>
         <w:numPr>
-          <w:numId w:val="0"/>
-        </w:numPr>
-        <w:ind w:leftChars="0" w:firstLine="720" w:firstLineChars="0"/>
-        <w:rPr>
-          <w:rFonts w:hint="default"/>
-          <w:lang w:val="en-US"/>
-        </w:rPr>
-      </w:pPr>
-      <w:r>
-        <w:rPr>
-          <w:rFonts w:hint="default"/>
-          <w:lang w:val="en-US"/>
-        </w:rPr>
-        <w:t xml:space="preserve"> flow, declaration, and other operations.</w:t>
-      </w:r>
-    </w:p>
-    <w:p>
-      <w:pPr>
-        <w:numPr>
-          <w:numId w:val="0"/>
-        </w:numPr>
-        <w:ind w:leftChars="0" w:firstLine="720" w:firstLineChars="0"/>
+          <w:ilvl w:val="0"/>
+          <w:numId w:val="4"/>
+        </w:numPr>
+        <w:ind w:left="840" w:leftChars="0" w:hanging="420" w:firstLineChars="0"/>
+        <w:rPr>
+          <w:rFonts w:hint="default"/>
+          <w:lang w:val="en-US"/>
+        </w:rPr>
+      </w:pPr>
+      <w:r>
+        <w:rPr>
+          <w:rFonts w:hint="default"/>
+          <w:lang w:val="en-US"/>
+        </w:rPr>
+        <w:t>flow, declaration, and other operations.</w:t>
+      </w:r>
+      <w:bookmarkStart w:id="0" w:name="_GoBack"/>
+      <w:bookmarkEnd w:id="0"/>
+    </w:p>
+    <w:p>
+      <w:pPr>
+        <w:numPr>
+          <w:ilvl w:val="0"/>
+          <w:numId w:val="4"/>
+        </w:numPr>
+        <w:ind w:left="840" w:leftChars="0" w:hanging="420" w:firstLineChars="0"/>
         <w:rPr>
           <w:rFonts w:hint="default"/>
           <w:lang w:val="en-US"/>
@@ -190,12 +881,14 @@
         <w:ind w:left="420" w:leftChars="0" w:hanging="420" w:firstLineChars="0"/>
         <w:rPr>
           <w:rFonts w:hint="default"/>
-          <w:lang w:val="en-US"/>
-        </w:rPr>
-      </w:pPr>
-      <w:r>
-        <w:rPr>
-          <w:rFonts w:hint="default"/>
+          <w:highlight w:val="yellow"/>
+          <w:lang w:val="en-US"/>
+        </w:rPr>
+      </w:pPr>
+      <w:r>
+        <w:rPr>
+          <w:rFonts w:hint="default"/>
+          <w:highlight w:val="yellow"/>
           <w:lang w:val="en-US"/>
         </w:rPr>
         <w:t>Types:</w:t>
@@ -204,6 +897,7 @@
     <w:p>
       <w:pPr>
         <w:numPr>
+          <w:ilvl w:val="0"/>
           <w:numId w:val="0"/>
         </w:numPr>
         <w:ind w:left="420" w:leftChars="0"/>
@@ -218,6 +912,12 @@
           <w:lang w:val="en-US"/>
         </w:rPr>
         <w:tab/>
+      </w:r>
+      <w:r>
+        <w:rPr>
+          <w:rFonts w:hint="default"/>
+          <w:lang w:val="en-US"/>
+        </w:rPr>
         <w:t xml:space="preserve">Boolean, number, string, undefined,BigInt, symbol, array, tuple , enum, </w:t>
       </w:r>
       <w:r>
@@ -234,7 +934,7 @@
       <w:pPr>
         <w:numPr>
           <w:ilvl w:val="0"/>
-          <w:numId w:val="4"/>
+          <w:numId w:val="5"/>
         </w:numPr>
         <w:tabs>
           <w:tab w:val="clear" w:pos="420"/>
@@ -256,6 +956,7 @@
     <w:p>
       <w:pPr>
         <w:numPr>
+          <w:ilvl w:val="0"/>
           <w:numId w:val="0"/>
         </w:numPr>
         <w:ind w:leftChars="0"/>
@@ -270,7 +971,69 @@
           <w:lang w:val="en-US"/>
         </w:rPr>
         <w:tab/>
-        <w:t xml:space="preserve">Typescript converts to Java script before it displays on the web-page.Memory allocation and garbage collection are handled by runtime environment. </w:t>
+      </w:r>
+      <w:r>
+        <w:rPr>
+          <w:rFonts w:hint="default"/>
+          <w:lang w:val="en-US"/>
+        </w:rPr>
+        <w:t>Typescript converts</w:t>
+      </w:r>
+      <w:r>
+        <w:rPr>
+          <w:rFonts w:hint="eastAsia"/>
+          <w:lang w:val="en-US" w:eastAsia="zh-CN"/>
+        </w:rPr>
+        <w:t xml:space="preserve"> code</w:t>
+      </w:r>
+      <w:r>
+        <w:rPr>
+          <w:rFonts w:hint="default"/>
+          <w:lang w:val="en-US"/>
+        </w:rPr>
+        <w:t xml:space="preserve"> to Java script before it </w:t>
+      </w:r>
+      <w:r>
+        <w:rPr>
+          <w:rFonts w:hint="eastAsia"/>
+          <w:lang w:val="en-US" w:eastAsia="zh-CN"/>
+        </w:rPr>
+        <w:t xml:space="preserve">compiles it and </w:t>
+      </w:r>
+      <w:r>
+        <w:rPr>
+          <w:rFonts w:hint="default"/>
+          <w:lang w:val="en-US"/>
+        </w:rPr>
+        <w:t>displays</w:t>
+      </w:r>
+      <w:r>
+        <w:rPr>
+          <w:rFonts w:hint="eastAsia"/>
+          <w:lang w:val="en-US" w:eastAsia="zh-CN"/>
+        </w:rPr>
+        <w:t xml:space="preserve"> it</w:t>
+      </w:r>
+      <w:r>
+        <w:rPr>
+          <w:rFonts w:hint="default"/>
+          <w:lang w:val="en-US"/>
+        </w:rPr>
+        <w:t xml:space="preserve"> on the web-page.</w:t>
+      </w:r>
+      <w:r>
+        <w:rPr>
+          <w:rFonts w:hint="eastAsia"/>
+          <w:lang w:val="en-US" w:eastAsia="zh-CN"/>
+        </w:rPr>
+        <w:t xml:space="preserve"> </w:t>
+      </w:r>
+      <w:r>
+        <w:rPr>
+          <w:rFonts w:hint="default"/>
+          <w:lang w:val="en-US"/>
+        </w:rPr>
+        <w:t xml:space="preserve">Memory allocation and garbage collection are handled by runtime environment. </w:t>
       </w:r>
     </w:p>
     <w:p>
@@ -303,16 +1066,84 @@
         <w:ind w:leftChars="0"/>
         <w:rPr>
           <w:rFonts w:hint="default"/>
-          <w:lang w:val="en-US"/>
-        </w:rPr>
-      </w:pPr>
-      <w:r>
-        <w:rPr>
-          <w:rFonts w:hint="default"/>
-          <w:lang w:val="en-US"/>
-        </w:rPr>
-        <w:t>Typescript is strongly and statically typed, and you must always type your variables, this increases reliability. (you can also use “any” type to disable this feature when needed which increases flexibility)</w:t>
-      </w:r>
+          <w:u w:val="single"/>
+          <w:lang w:val="en-US"/>
+        </w:rPr>
+      </w:pPr>
+    </w:p>
+    <w:p>
+      <w:pPr>
+        <w:numPr>
+          <w:ilvl w:val="0"/>
+          <w:numId w:val="0"/>
+        </w:numPr>
+        <w:ind w:leftChars="0"/>
+        <w:rPr>
+          <w:rFonts w:hint="default"/>
+          <w:lang w:val="en-US"/>
+        </w:rPr>
+      </w:pPr>
+      <w:r>
+        <w:rPr>
+          <w:rFonts w:hint="default"/>
+          <w:lang w:val="en-US"/>
+        </w:rPr>
+        <w:t xml:space="preserve">Typescript is strongly and statically typed, and you must always type your variables, this increases reliability. </w:t>
+      </w:r>
+    </w:p>
+    <w:p>
+      <w:pPr>
+        <w:numPr>
+          <w:ilvl w:val="0"/>
+          <w:numId w:val="0"/>
+        </w:numPr>
+        <w:ind w:leftChars="0"/>
+        <w:rPr>
+          <w:rFonts w:hint="eastAsia"/>
+          <w:lang w:val="en-US" w:eastAsia="zh-CN"/>
+        </w:rPr>
+      </w:pPr>
+      <w:r>
+        <w:rPr>
+          <w:rFonts w:hint="default"/>
+          <w:lang w:val="en-US"/>
+        </w:rPr>
+        <w:t xml:space="preserve">(“any” type </w:t>
+      </w:r>
+      <w:r>
+        <w:rPr>
+          <w:rFonts w:hint="eastAsia"/>
+          <w:lang w:val="en-US" w:eastAsia="zh-CN"/>
+        </w:rPr>
+        <w:t xml:space="preserve">can be used </w:t>
+      </w:r>
+      <w:r>
+        <w:rPr>
+          <w:rFonts w:hint="default"/>
+          <w:lang w:val="en-US"/>
+        </w:rPr>
+        <w:t>to disable this feature when needed which increases flexibility)</w:t>
+      </w:r>
+      <w:r>
+        <w:rPr>
+          <w:rFonts w:hint="eastAsia"/>
+          <w:lang w:val="en-US" w:eastAsia="zh-CN"/>
+        </w:rPr>
+        <w:t xml:space="preserve">  </w:t>
+      </w:r>
+    </w:p>
+    <w:p>
+      <w:pPr>
+        <w:numPr>
+          <w:ilvl w:val="0"/>
+          <w:numId w:val="0"/>
+        </w:numPr>
+        <w:ind w:leftChars="0"/>
+        <w:rPr>
+          <w:rFonts w:hint="default"/>
+          <w:lang w:val="en-US" w:eastAsia="zh-CN"/>
+        </w:rPr>
+      </w:pPr>
     </w:p>
     <w:p>
       <w:pPr>
@@ -339,8 +1170,34 @@
           <w:rFonts w:hint="default"/>
           <w:lang w:val="en-US"/>
         </w:rPr>
-        <w:t>Typescript is statically scoped, like Javascript.</w:t>
-      </w:r>
+        <w:t xml:space="preserve">Typescript is statically scoped, like </w:t>
+      </w:r>
+      <w:r>
+        <w:rPr>
+          <w:rFonts w:hint="eastAsia"/>
+          <w:lang w:val="en-US" w:eastAsia="zh-CN"/>
+        </w:rPr>
+        <w:t>Java script</w:t>
+      </w:r>
+      <w:r>
+        <w:rPr>
+          <w:rFonts w:hint="default"/>
+          <w:lang w:val="en-US"/>
+        </w:rPr>
+        <w:t>.</w:t>
+      </w:r>
+    </w:p>
+    <w:p>
+      <w:pPr>
+        <w:numPr>
+          <w:numId w:val="0"/>
+        </w:numPr>
+        <w:ind w:leftChars="0"/>
+        <w:rPr>
+          <w:rFonts w:hint="default"/>
+          <w:lang w:val="en-US"/>
+        </w:rPr>
+      </w:pPr>
     </w:p>
     <w:p>
       <w:pPr>
@@ -369,6 +1226,7 @@
           <w:kern w:val="0"/>
           <w:sz w:val="16"/>
           <w:szCs w:val="16"/>
+          <w:highlight w:val="yellow"/>
           <w:shd w:val="clear" w:fill="F5F5F5"/>
           <w:lang w:val="en-US" w:eastAsia="zh-CN" w:bidi="ar"/>
         </w:rPr>
@@ -383,6 +1241,7 @@
           <w:kern w:val="0"/>
           <w:sz w:val="16"/>
           <w:szCs w:val="16"/>
+          <w:highlight w:val="yellow"/>
           <w:shd w:val="clear" w:fill="F5F5F5"/>
           <w:lang w:val="en-US" w:eastAsia="zh-CN" w:bidi="ar"/>
         </w:rPr>
@@ -588,12 +1447,13 @@
     <w:p>
       <w:pPr>
         <w:numPr>
+          <w:ilvl w:val="0"/>
           <w:numId w:val="0"/>
         </w:numPr>
         <w:ind w:leftChars="0"/>
         <w:rPr>
-          <w:rFonts w:hint="default"/>
-          <w:lang w:val="en-US"/>
+          <w:rFonts w:hint="eastAsia" w:eastAsiaTheme="minorEastAsia"/>
+          <w:lang w:val="en-US" w:eastAsia="zh-CN"/>
         </w:rPr>
       </w:pPr>
       <w:r>
@@ -602,6 +1462,13 @@
           <w:lang w:val="en-US"/>
         </w:rPr>
         <w:t>For block scope</w:t>
+      </w:r>
+      <w:r>
+        <w:rPr>
+          <w:rFonts w:hint="eastAsia"/>
+          <w:lang w:val="en-US" w:eastAsia="zh-CN"/>
+        </w:rPr>
+        <w:t>s</w:t>
       </w:r>
     </w:p>
     <w:p>
@@ -631,6 +1498,7 @@
           <w:kern w:val="0"/>
           <w:sz w:val="16"/>
           <w:szCs w:val="16"/>
+          <w:highlight w:val="yellow"/>
           <w:shd w:val="clear" w:fill="F5F5F5"/>
           <w:lang w:val="en-US" w:eastAsia="zh-CN" w:bidi="ar"/>
         </w:rPr>
@@ -645,6 +1513,7 @@
           <w:kern w:val="0"/>
           <w:sz w:val="16"/>
           <w:szCs w:val="16"/>
+          <w:highlight w:val="yellow"/>
           <w:shd w:val="clear" w:fill="F5F5F5"/>
           <w:lang w:val="en-US" w:eastAsia="zh-CN" w:bidi="ar"/>
         </w:rPr>
@@ -850,6 +1719,7 @@
     <w:p>
       <w:pPr>
         <w:numPr>
+          <w:ilvl w:val="0"/>
           <w:numId w:val="0"/>
         </w:numPr>
         <w:ind w:leftChars="0"/>
@@ -893,6 +1763,7 @@
           <w:kern w:val="0"/>
           <w:sz w:val="16"/>
           <w:szCs w:val="16"/>
+          <w:highlight w:val="yellow"/>
           <w:shd w:val="clear" w:fill="F5F5F5"/>
           <w:lang w:val="en-US" w:eastAsia="zh-CN" w:bidi="ar"/>
         </w:rPr>
@@ -986,6 +1857,7 @@
     <w:p>
       <w:pPr>
         <w:numPr>
+          <w:ilvl w:val="0"/>
           <w:numId w:val="0"/>
         </w:numPr>
         <w:ind w:leftChars="0"/>
@@ -1005,6 +1877,20 @@
     <w:p>
       <w:pPr>
         <w:numPr>
+          <w:ilvl w:val="0"/>
+          <w:numId w:val="0"/>
+        </w:numPr>
+        <w:ind w:leftChars="0"/>
+        <w:rPr>
+          <w:rFonts w:hint="default"/>
+          <w:lang w:val="en-US"/>
+        </w:rPr>
+      </w:pPr>
+    </w:p>
+    <w:p>
+      <w:pPr>
+        <w:numPr>
+          <w:ilvl w:val="0"/>
           <w:numId w:val="0"/>
         </w:numPr>
         <w:ind w:leftChars="0"/>
@@ -1029,21 +1915,23 @@
       <w:pPr>
         <w:numPr>
           <w:ilvl w:val="0"/>
-          <w:numId w:val="1"/>
+          <w:numId w:val="6"/>
         </w:numPr>
         <w:ind w:left="0" w:leftChars="0" w:firstLine="0" w:firstLineChars="0"/>
         <w:rPr>
           <w:rFonts w:hint="default"/>
           <w:b w:val="0"/>
           <w:bCs w:val="0"/>
-          <w:lang w:val="en-US"/>
-        </w:rPr>
-      </w:pPr>
-      <w:r>
-        <w:rPr>
-          <w:rFonts w:hint="default"/>
-          <w:b w:val="0"/>
-          <w:bCs w:val="0"/>
+          <w:u w:val="single"/>
+          <w:lang w:val="en-US"/>
+        </w:rPr>
+      </w:pPr>
+      <w:r>
+        <w:rPr>
+          <w:rFonts w:hint="default"/>
+          <w:b w:val="0"/>
+          <w:bCs w:val="0"/>
+          <w:u w:val="single"/>
           <w:lang w:val="en-US"/>
         </w:rPr>
         <w:t>Arrays:</w:t>
@@ -1052,6 +1940,7 @@
     <w:p>
       <w:pPr>
         <w:numPr>
+          <w:ilvl w:val="0"/>
           <w:numId w:val="0"/>
         </w:numPr>
         <w:ind w:leftChars="0"/>
@@ -1066,6 +1955,7 @@
     <w:p>
       <w:pPr>
         <w:numPr>
+          <w:ilvl w:val="0"/>
           <w:numId w:val="0"/>
         </w:numPr>
         <w:rPr>
@@ -1078,7 +1968,22 @@
           <w:rFonts w:hint="default"/>
           <w:lang w:val="en-US"/>
         </w:rPr>
-        <w:t>3-Type vs Interface: both are used to define objects, but interfaces auto-merge when they have the same name while types display an error. Interfaces can also extend and implement classes unlike types.</w:t>
+        <w:t>3-</w:t>
+      </w:r>
+      <w:r>
+        <w:rPr>
+          <w:rFonts w:hint="default"/>
+          <w:u w:val="single"/>
+          <w:lang w:val="en-US"/>
+        </w:rPr>
+        <w:t xml:space="preserve">Type vs Interface: </w:t>
+      </w:r>
+      <w:r>
+        <w:rPr>
+          <w:rFonts w:hint="default"/>
+          <w:lang w:val="en-US"/>
+        </w:rPr>
+        <w:t>both are used to define objects, but interfaces auto-merge when they have the same name while types display an error. Interfaces can also extend and implement classes unlike types.</w:t>
       </w:r>
     </w:p>
     <w:p>
@@ -1383,6 +2288,7 @@
     <w:p>
       <w:pPr>
         <w:numPr>
+          <w:ilvl w:val="0"/>
           <w:numId w:val="0"/>
         </w:numPr>
         <w:rPr>
@@ -1394,6 +2300,7 @@
     <w:p>
       <w:pPr>
         <w:numPr>
+          <w:ilvl w:val="0"/>
           <w:numId w:val="0"/>
         </w:numPr>
         <w:ind w:leftChars="0"/>
@@ -1408,6 +2315,7 @@
     <w:p>
       <w:pPr>
         <w:numPr>
+          <w:ilvl w:val="0"/>
           <w:numId w:val="0"/>
         </w:numPr>
         <w:ind w:leftChars="0"/>
@@ -1432,7 +2340,7 @@
       <w:pPr>
         <w:numPr>
           <w:ilvl w:val="0"/>
-          <w:numId w:val="5"/>
+          <w:numId w:val="7"/>
         </w:numPr>
         <w:ind w:leftChars="0"/>
         <w:rPr>
@@ -1452,7 +2360,7 @@
       <w:pPr>
         <w:numPr>
           <w:ilvl w:val="0"/>
-          <w:numId w:val="5"/>
+          <w:numId w:val="7"/>
         </w:numPr>
         <w:ind w:leftChars="0"/>
         <w:rPr>
@@ -1487,12 +2395,21 @@
       </w:r>
       <w:r>
         <w:rPr>
+          <w:rFonts w:hint="eastAsia"/>
+          <w:b w:val="0"/>
+          <w:bCs w:val="0"/>
+          <w:lang w:val="en-US" w:eastAsia="zh-CN"/>
+        </w:rPr>
+        <w:t>s like parseInt() and toString()</w:t>
+      </w:r>
+      <w:r>
+        <w:rPr>
           <w:rFonts w:hint="default"/>
           <w:b/>
           <w:bCs/>
           <w:lang w:val="en-US"/>
         </w:rPr>
-        <w:t>s.</w:t>
+        <w:t>.</w:t>
       </w:r>
     </w:p>
     <w:p>
@@ -1615,21 +2532,19 @@
     <w:p>
       <w:pPr>
         <w:numPr>
+          <w:numId w:val="0"/>
+        </w:numPr>
+        <w:rPr>
+          <w:rFonts w:hint="default"/>
+          <w:lang w:val="en-US"/>
+        </w:rPr>
+      </w:pPr>
+    </w:p>
+    <w:p>
+      <w:pPr>
+        <w:numPr>
           <w:ilvl w:val="0"/>
-          <w:numId w:val="5"/>
-        </w:numPr>
-        <w:ind w:leftChars="0"/>
-        <w:rPr>
-          <w:rFonts w:hint="default"/>
-          <w:lang w:val="en-US"/>
-        </w:rPr>
-      </w:pPr>
-    </w:p>
-    <w:p>
-      <w:pPr>
-        <w:numPr>
-          <w:ilvl w:val="0"/>
-          <w:numId w:val="5"/>
+          <w:numId w:val="7"/>
         </w:numPr>
         <w:ind w:leftChars="0"/>
         <w:rPr>
@@ -2000,14 +2915,20 @@
     <w:p>
       <w:pPr>
         <w:numPr>
-          <w:ilvl w:val="0"/>
-          <w:numId w:val="1"/>
-        </w:numPr>
-        <w:rPr>
-          <w:rFonts w:hint="default"/>
-          <w:lang w:val="en-US"/>
-        </w:rPr>
-      </w:pPr>
+          <w:numId w:val="0"/>
+        </w:numPr>
+        <w:rPr>
+          <w:rFonts w:hint="default"/>
+          <w:lang w:val="en-US"/>
+        </w:rPr>
+      </w:pPr>
+      <w:r>
+        <w:rPr>
+          <w:rFonts w:hint="eastAsia"/>
+          <w:lang w:val="en-US" w:eastAsia="zh-CN"/>
+        </w:rPr>
+        <w:t>4-</w:t>
+      </w:r>
       <w:r>
         <w:rPr>
           <w:rFonts w:hint="default"/>
@@ -2270,15 +3191,21 @@
     <w:p>
       <w:pPr>
         <w:numPr>
-          <w:ilvl w:val="0"/>
-          <w:numId w:val="1"/>
-        </w:numPr>
-        <w:ind w:left="0" w:leftChars="0" w:firstLine="0" w:firstLineChars="0"/>
-        <w:rPr>
-          <w:rFonts w:hint="default"/>
-          <w:lang w:val="en-US"/>
-        </w:rPr>
-      </w:pPr>
+          <w:numId w:val="0"/>
+        </w:numPr>
+        <w:ind w:leftChars="0"/>
+        <w:rPr>
+          <w:rFonts w:hint="default"/>
+          <w:lang w:val="en-US"/>
+        </w:rPr>
+      </w:pPr>
+      <w:r>
+        <w:rPr>
+          <w:rFonts w:hint="eastAsia"/>
+          <w:lang w:val="en-US" w:eastAsia="zh-CN"/>
+        </w:rPr>
+        <w:t>5-</w:t>
+      </w:r>
       <w:r>
         <w:rPr>
           <w:rFonts w:hint="default"/>
@@ -2929,6 +3856,19 @@
         <w:ind w:leftChars="0"/>
         <w:rPr>
           <w:rFonts w:hint="default"/>
+          <w:lang w:val="en-US"/>
+        </w:rPr>
+      </w:pPr>
+    </w:p>
+    <w:p>
+      <w:pPr>
+        <w:numPr>
+          <w:ilvl w:val="0"/>
+          <w:numId w:val="0"/>
+        </w:numPr>
+        <w:ind w:leftChars="0"/>
+        <w:rPr>
+          <w:rFonts w:hint="default"/>
           <w:b/>
           <w:bCs/>
           <w:lang w:val="en-US"/>
@@ -2947,6 +3887,7 @@
     <w:p>
       <w:pPr>
         <w:numPr>
+          <w:ilvl w:val="0"/>
           <w:numId w:val="0"/>
         </w:numPr>
         <w:ind w:leftChars="0"/>
@@ -2964,12 +3905,32 @@
           <w:bCs w:val="0"/>
           <w:lang w:val="en-US"/>
         </w:rPr>
-        <w:t>1-Selective Statements: single vs multiple selection, can values be ints too?</w:t>
-      </w:r>
-    </w:p>
-    <w:p>
-      <w:pPr>
-        <w:numPr>
+        <w:t>1-</w:t>
+      </w:r>
+      <w:r>
+        <w:rPr>
+          <w:rFonts w:hint="default"/>
+          <w:b w:val="0"/>
+          <w:bCs w:val="0"/>
+          <w:u w:val="single"/>
+          <w:lang w:val="en-US"/>
+        </w:rPr>
+        <w:t>Selective Statements:</w:t>
+      </w:r>
+      <w:r>
+        <w:rPr>
+          <w:rFonts w:hint="default"/>
+          <w:b w:val="0"/>
+          <w:bCs w:val="0"/>
+          <w:lang w:val="en-US"/>
+        </w:rPr>
+        <w:t xml:space="preserve"> single vs multiple selection, can values be ints too?</w:t>
+      </w:r>
+    </w:p>
+    <w:p>
+      <w:pPr>
+        <w:numPr>
+          <w:ilvl w:val="0"/>
           <w:numId w:val="0"/>
         </w:numPr>
         <w:ind w:leftChars="0"/>
@@ -2987,33 +3948,1548 @@
           <w:bCs w:val="0"/>
           <w:lang w:val="en-US"/>
         </w:rPr>
-        <w:t>2-Iterative statements: prestest and postest,counter controlled loops</w:t>
-      </w:r>
-    </w:p>
-    <w:p>
-      <w:pPr>
-        <w:numPr>
+        <w:t>2-</w:t>
+      </w:r>
+      <w:r>
+        <w:rPr>
+          <w:rFonts w:hint="default"/>
+          <w:b w:val="0"/>
+          <w:bCs w:val="0"/>
+          <w:u w:val="single"/>
+          <w:lang w:val="en-US"/>
+        </w:rPr>
+        <w:t xml:space="preserve">Iterative statements: </w:t>
+      </w:r>
+    </w:p>
+    <w:p>
+      <w:pPr>
+        <w:numPr>
+          <w:ilvl w:val="0"/>
           <w:numId w:val="0"/>
         </w:numPr>
-        <w:rPr>
-          <w:rFonts w:hint="default"/>
+        <w:ind w:leftChars="0"/>
+        <w:rPr>
+          <w:rFonts w:hint="default" w:eastAsiaTheme="minorEastAsia"/>
+          <w:b w:val="0"/>
+          <w:bCs w:val="0"/>
+          <w:i/>
+          <w:iCs/>
+          <w:lang w:val="en-US" w:eastAsia="zh-CN"/>
+        </w:rPr>
+      </w:pPr>
+      <w:r>
+        <w:rPr>
+          <w:rFonts w:hint="eastAsia"/>
+          <w:b w:val="0"/>
+          <w:bCs w:val="0"/>
+          <w:i/>
+          <w:iCs/>
+          <w:lang w:val="en-US" w:eastAsia="zh-CN"/>
+        </w:rPr>
+        <w:t>Counter controlled loops</w:t>
+      </w:r>
+    </w:p>
+    <w:p>
+      <w:pPr>
+        <w:numPr>
+          <w:ilvl w:val="0"/>
+          <w:numId w:val="0"/>
+        </w:numPr>
+        <w:ind w:leftChars="0"/>
+        <w:rPr>
+          <w:rFonts w:hint="eastAsia"/>
+          <w:b w:val="0"/>
+          <w:bCs w:val="0"/>
+          <w:lang w:val="en-US" w:eastAsia="zh-CN"/>
+        </w:rPr>
+      </w:pPr>
+      <w:r>
+        <w:rPr>
+          <w:rFonts w:hint="eastAsia"/>
+          <w:b w:val="0"/>
+          <w:bCs w:val="0"/>
+          <w:lang w:val="en-US" w:eastAsia="zh-CN"/>
+        </w:rPr>
+        <w:t>Can the sentinel change in the loop body</w:t>
+      </w:r>
+    </w:p>
+    <w:p>
+      <w:pPr>
+        <w:numPr>
+          <w:ilvl w:val="0"/>
+          <w:numId w:val="0"/>
+        </w:numPr>
+        <w:ind w:leftChars="0"/>
+        <w:rPr>
+          <w:rFonts w:hint="eastAsia"/>
+          <w:b w:val="0"/>
+          <w:bCs w:val="0"/>
+          <w:lang w:val="en-US" w:eastAsia="zh-CN"/>
+        </w:rPr>
+      </w:pPr>
+      <w:r>
+        <w:rPr>
+          <w:rFonts w:hint="eastAsia"/>
+          <w:b w:val="0"/>
+          <w:bCs w:val="0"/>
+          <w:lang w:val="en-US" w:eastAsia="zh-CN"/>
+        </w:rPr>
+        <w:t>How many times are the expressions evaluated</w:t>
+      </w:r>
+    </w:p>
+    <w:p>
+      <w:pPr>
+        <w:numPr>
+          <w:ilvl w:val="0"/>
+          <w:numId w:val="0"/>
+        </w:numPr>
+        <w:ind w:leftChars="0"/>
+        <w:rPr>
+          <w:rFonts w:hint="eastAsia"/>
+          <w:b w:val="0"/>
+          <w:bCs w:val="0"/>
+          <w:lang w:val="en-US" w:eastAsia="zh-CN"/>
+        </w:rPr>
+      </w:pPr>
+      <w:r>
+        <w:rPr>
+          <w:rFonts w:hint="eastAsia"/>
+          <w:b w:val="0"/>
+          <w:bCs w:val="0"/>
+          <w:lang w:val="en-US" w:eastAsia="zh-CN"/>
+        </w:rPr>
+        <w:t>Sentinel type and scope</w:t>
+      </w:r>
+    </w:p>
+    <w:p>
+      <w:pPr>
+        <w:numPr>
+          <w:ilvl w:val="0"/>
+          <w:numId w:val="0"/>
+        </w:numPr>
+        <w:ind w:leftChars="0"/>
+        <w:rPr>
+          <w:rFonts w:hint="eastAsia"/>
+          <w:b w:val="0"/>
+          <w:bCs w:val="0"/>
+          <w:lang w:val="en-US" w:eastAsia="zh-CN"/>
+        </w:rPr>
+      </w:pPr>
+      <w:r>
+        <w:rPr>
+          <w:rFonts w:hint="eastAsia"/>
+          <w:b w:val="0"/>
+          <w:bCs w:val="0"/>
+          <w:lang w:val="en-US" w:eastAsia="zh-CN"/>
+        </w:rPr>
+        <w:t>Control expression type: boolean?</w:t>
+      </w:r>
+    </w:p>
+    <w:p>
+      <w:pPr>
+        <w:numPr>
+          <w:ilvl w:val="0"/>
+          <w:numId w:val="0"/>
+        </w:numPr>
+        <w:ind w:leftChars="0"/>
+        <w:rPr>
+          <w:rFonts w:hint="eastAsia"/>
+          <w:b w:val="0"/>
+          <w:bCs w:val="0"/>
+          <w:i/>
+          <w:iCs/>
+          <w:lang w:val="en-US" w:eastAsia="zh-CN"/>
+        </w:rPr>
+      </w:pPr>
+      <w:r>
+        <w:rPr>
+          <w:rFonts w:hint="eastAsia"/>
+          <w:b w:val="0"/>
+          <w:bCs w:val="0"/>
+          <w:i/>
+          <w:iCs/>
+          <w:lang w:val="en-US" w:eastAsia="zh-CN"/>
+        </w:rPr>
+        <w:t>Logically Controlled Loops</w:t>
+      </w:r>
+    </w:p>
+    <w:p>
+      <w:pPr>
+        <w:numPr>
+          <w:ilvl w:val="0"/>
+          <w:numId w:val="0"/>
+        </w:numPr>
+        <w:ind w:leftChars="0"/>
+        <w:rPr>
+          <w:rFonts w:hint="eastAsia"/>
+          <w:b w:val="0"/>
+          <w:bCs w:val="0"/>
+          <w:i/>
+          <w:iCs/>
+          <w:lang w:val="en-US" w:eastAsia="zh-CN"/>
+        </w:rPr>
+      </w:pPr>
+      <w:r>
+        <w:rPr>
+          <w:rFonts w:hint="eastAsia"/>
+          <w:b w:val="0"/>
+          <w:bCs w:val="0"/>
+          <w:i/>
+          <w:iCs/>
+          <w:lang w:val="en-US" w:eastAsia="zh-CN"/>
+        </w:rPr>
+        <w:t>User controlled loop mechanisms</w:t>
+      </w:r>
+    </w:p>
+    <w:p>
+      <w:pPr>
+        <w:numPr>
+          <w:ilvl w:val="0"/>
+          <w:numId w:val="0"/>
+        </w:numPr>
+        <w:ind w:leftChars="0"/>
+        <w:rPr>
+          <w:rFonts w:hint="eastAsia"/>
+          <w:b w:val="0"/>
+          <w:bCs w:val="0"/>
+          <w:i w:val="0"/>
+          <w:iCs w:val="0"/>
+          <w:lang w:val="en-US" w:eastAsia="zh-CN"/>
+        </w:rPr>
+      </w:pPr>
+      <w:r>
+        <w:rPr>
+          <w:rFonts w:hint="eastAsia"/>
+          <w:b w:val="0"/>
+          <w:bCs w:val="0"/>
+          <w:i w:val="0"/>
+          <w:iCs w:val="0"/>
+          <w:lang w:val="en-US" w:eastAsia="zh-CN"/>
+        </w:rPr>
+        <w:t>Typescript supports break and labeled break (breaks out of loop) and continue (skips iteration)</w:t>
+      </w:r>
+    </w:p>
+    <w:p>
+      <w:pPr>
+        <w:numPr>
+          <w:ilvl w:val="0"/>
+          <w:numId w:val="0"/>
+        </w:numPr>
+        <w:ind w:leftChars="0"/>
+        <w:rPr>
+          <w:rFonts w:hint="eastAsia"/>
+          <w:b w:val="0"/>
+          <w:bCs w:val="0"/>
+          <w:i/>
+          <w:iCs/>
+          <w:lang w:val="en-US" w:eastAsia="zh-CN"/>
+        </w:rPr>
+      </w:pPr>
+      <w:r>
+        <w:rPr>
+          <w:rFonts w:hint="eastAsia"/>
+          <w:b w:val="0"/>
+          <w:bCs w:val="0"/>
+          <w:i/>
+          <w:iCs/>
+          <w:lang w:val="en-US" w:eastAsia="zh-CN"/>
+        </w:rPr>
+        <w:t>Iteration based on DS</w:t>
+      </w:r>
+    </w:p>
+    <w:p>
+      <w:pPr>
+        <w:keepNext w:val="0"/>
+        <w:keepLines w:val="0"/>
+        <w:widowControl/>
+        <w:suppressLineNumbers w:val="0"/>
+        <w:shd w:val="clear" w:fill="F5F5F5"/>
+        <w:spacing w:line="163" w:lineRule="atLeast"/>
+        <w:jc w:val="left"/>
+        <w:rPr>
+          <w:rFonts w:ascii="Consolas" w:hAnsi="Consolas" w:eastAsia="Consolas" w:cs="Consolas"/>
+          <w:b w:val="0"/>
+          <w:bCs w:val="0"/>
+          <w:color w:val="333333"/>
+          <w:sz w:val="12"/>
+          <w:szCs w:val="12"/>
+        </w:rPr>
+      </w:pPr>
+      <w:r>
+        <w:rPr>
+          <w:rFonts w:hint="default" w:ascii="Consolas" w:hAnsi="Consolas" w:eastAsia="Consolas" w:cs="Consolas"/>
+          <w:b w:val="0"/>
+          <w:bCs w:val="0"/>
+          <w:color w:val="333333"/>
+          <w:kern w:val="0"/>
+          <w:sz w:val="12"/>
+          <w:szCs w:val="12"/>
+          <w:shd w:val="clear" w:fill="F5F5F5"/>
+          <w:lang w:val="en-US" w:eastAsia="zh-CN" w:bidi="ar"/>
+        </w:rPr>
+        <w:t> </w:t>
+      </w:r>
+      <w:r>
+        <w:rPr>
+          <w:rFonts w:hint="default" w:ascii="Consolas" w:hAnsi="Consolas" w:eastAsia="Consolas" w:cs="Consolas"/>
+          <w:b w:val="0"/>
+          <w:bCs w:val="0"/>
+          <w:color w:val="7A3E9D"/>
+          <w:kern w:val="0"/>
+          <w:sz w:val="12"/>
+          <w:szCs w:val="12"/>
+          <w:shd w:val="clear" w:fill="F5F5F5"/>
+          <w:lang w:val="en-US" w:eastAsia="zh-CN" w:bidi="ar"/>
+        </w:rPr>
+        <w:t>cells</w:t>
+      </w:r>
+      <w:r>
+        <w:rPr>
+          <w:rFonts w:hint="default" w:ascii="Consolas" w:hAnsi="Consolas" w:eastAsia="Consolas" w:cs="Consolas"/>
+          <w:b w:val="0"/>
+          <w:bCs w:val="0"/>
+          <w:color w:val="777777"/>
+          <w:kern w:val="0"/>
+          <w:sz w:val="12"/>
+          <w:szCs w:val="12"/>
+          <w:shd w:val="clear" w:fill="F5F5F5"/>
+          <w:lang w:val="en-US" w:eastAsia="zh-CN" w:bidi="ar"/>
+        </w:rPr>
+        <w:t>.</w:t>
+      </w:r>
+      <w:r>
+        <w:rPr>
+          <w:rFonts w:hint="default" w:ascii="Consolas" w:hAnsi="Consolas" w:eastAsia="Consolas" w:cs="Consolas"/>
           <w:b/>
           <w:bCs/>
-          <w:lang w:val="en-US"/>
-        </w:rPr>
-      </w:pPr>
-      <w:bookmarkStart w:id="0" w:name="_GoBack"/>
-      <w:r>
+          <w:color w:val="AA3731"/>
+          <w:kern w:val="0"/>
+          <w:sz w:val="12"/>
+          <w:szCs w:val="12"/>
+          <w:shd w:val="clear" w:fill="F5F5F5"/>
+          <w:lang w:val="en-US" w:eastAsia="zh-CN" w:bidi="ar"/>
+        </w:rPr>
+        <w:t>forEach</w:t>
+      </w:r>
+      <w:r>
+        <w:rPr>
+          <w:rFonts w:hint="default" w:ascii="Consolas" w:hAnsi="Consolas" w:eastAsia="Consolas" w:cs="Consolas"/>
+          <w:b w:val="0"/>
+          <w:bCs w:val="0"/>
+          <w:color w:val="333333"/>
+          <w:kern w:val="0"/>
+          <w:sz w:val="12"/>
+          <w:szCs w:val="12"/>
+          <w:shd w:val="clear" w:fill="F5F5F5"/>
+          <w:lang w:val="en-US" w:eastAsia="zh-CN" w:bidi="ar"/>
+        </w:rPr>
+        <w:t>(</w:t>
+      </w:r>
+      <w:r>
+        <w:rPr>
+          <w:rFonts w:hint="default" w:ascii="Consolas" w:hAnsi="Consolas" w:eastAsia="Consolas" w:cs="Consolas"/>
+          <w:b w:val="0"/>
+          <w:bCs w:val="0"/>
+          <w:color w:val="777777"/>
+          <w:kern w:val="0"/>
+          <w:sz w:val="12"/>
+          <w:szCs w:val="12"/>
+          <w:shd w:val="clear" w:fill="F5F5F5"/>
+          <w:lang w:val="en-US" w:eastAsia="zh-CN" w:bidi="ar"/>
+        </w:rPr>
+        <w:t>(</w:t>
+      </w:r>
+      <w:r>
+        <w:rPr>
+          <w:rFonts w:hint="default" w:ascii="Consolas" w:hAnsi="Consolas" w:eastAsia="Consolas" w:cs="Consolas"/>
+          <w:b w:val="0"/>
+          <w:bCs w:val="0"/>
+          <w:color w:val="7A3E9D"/>
+          <w:kern w:val="0"/>
+          <w:sz w:val="12"/>
+          <w:szCs w:val="12"/>
+          <w:shd w:val="clear" w:fill="F5F5F5"/>
+          <w:lang w:val="en-US" w:eastAsia="zh-CN" w:bidi="ar"/>
+        </w:rPr>
+        <w:t>cell</w:t>
+      </w:r>
+      <w:r>
+        <w:rPr>
+          <w:rFonts w:hint="default" w:ascii="Consolas" w:hAnsi="Consolas" w:eastAsia="Consolas" w:cs="Consolas"/>
+          <w:b w:val="0"/>
+          <w:bCs w:val="0"/>
+          <w:color w:val="777777"/>
+          <w:kern w:val="0"/>
+          <w:sz w:val="12"/>
+          <w:szCs w:val="12"/>
+          <w:shd w:val="clear" w:fill="F5F5F5"/>
+          <w:lang w:val="en-US" w:eastAsia="zh-CN" w:bidi="ar"/>
+        </w:rPr>
+        <w:t>,</w:t>
+      </w:r>
+      <w:r>
+        <w:rPr>
+          <w:rFonts w:hint="default" w:ascii="Consolas" w:hAnsi="Consolas" w:eastAsia="Consolas" w:cs="Consolas"/>
+          <w:b w:val="0"/>
+          <w:bCs w:val="0"/>
+          <w:color w:val="333333"/>
+          <w:kern w:val="0"/>
+          <w:sz w:val="12"/>
+          <w:szCs w:val="12"/>
+          <w:shd w:val="clear" w:fill="F5F5F5"/>
+          <w:lang w:val="en-US" w:eastAsia="zh-CN" w:bidi="ar"/>
+        </w:rPr>
+        <w:t xml:space="preserve"> </w:t>
+      </w:r>
+      <w:r>
+        <w:rPr>
+          <w:rFonts w:hint="default" w:ascii="Consolas" w:hAnsi="Consolas" w:eastAsia="Consolas" w:cs="Consolas"/>
+          <w:b w:val="0"/>
+          <w:bCs w:val="0"/>
+          <w:color w:val="7A3E9D"/>
+          <w:kern w:val="0"/>
+          <w:sz w:val="12"/>
+          <w:szCs w:val="12"/>
+          <w:shd w:val="clear" w:fill="F5F5F5"/>
+          <w:lang w:val="en-US" w:eastAsia="zh-CN" w:bidi="ar"/>
+        </w:rPr>
+        <w:t>i</w:t>
+      </w:r>
+      <w:r>
+        <w:rPr>
+          <w:rFonts w:hint="default" w:ascii="Consolas" w:hAnsi="Consolas" w:eastAsia="Consolas" w:cs="Consolas"/>
+          <w:b w:val="0"/>
+          <w:bCs w:val="0"/>
+          <w:color w:val="777777"/>
+          <w:kern w:val="0"/>
+          <w:sz w:val="12"/>
+          <w:szCs w:val="12"/>
+          <w:shd w:val="clear" w:fill="F5F5F5"/>
+          <w:lang w:val="en-US" w:eastAsia="zh-CN" w:bidi="ar"/>
+        </w:rPr>
+        <w:t>)</w:t>
+      </w:r>
+      <w:r>
+        <w:rPr>
+          <w:rFonts w:hint="default" w:ascii="Consolas" w:hAnsi="Consolas" w:eastAsia="Consolas" w:cs="Consolas"/>
+          <w:b w:val="0"/>
+          <w:bCs w:val="0"/>
+          <w:color w:val="333333"/>
+          <w:kern w:val="0"/>
+          <w:sz w:val="12"/>
+          <w:szCs w:val="12"/>
+          <w:shd w:val="clear" w:fill="F5F5F5"/>
+          <w:lang w:val="en-US" w:eastAsia="zh-CN" w:bidi="ar"/>
+        </w:rPr>
+        <w:t xml:space="preserve"> </w:t>
+      </w:r>
+      <w:r>
+        <w:rPr>
+          <w:rFonts w:hint="default" w:ascii="Consolas" w:hAnsi="Consolas" w:eastAsia="Consolas" w:cs="Consolas"/>
+          <w:b w:val="0"/>
+          <w:bCs w:val="0"/>
+          <w:color w:val="7A3E9D"/>
+          <w:kern w:val="0"/>
+          <w:sz w:val="12"/>
+          <w:szCs w:val="12"/>
+          <w:shd w:val="clear" w:fill="F5F5F5"/>
+          <w:lang w:val="en-US" w:eastAsia="zh-CN" w:bidi="ar"/>
+        </w:rPr>
+        <w:t>=&gt;</w:t>
+      </w:r>
+      <w:r>
+        <w:rPr>
+          <w:rFonts w:hint="default" w:ascii="Consolas" w:hAnsi="Consolas" w:eastAsia="Consolas" w:cs="Consolas"/>
+          <w:b w:val="0"/>
+          <w:bCs w:val="0"/>
+          <w:color w:val="333333"/>
+          <w:kern w:val="0"/>
+          <w:sz w:val="12"/>
+          <w:szCs w:val="12"/>
+          <w:shd w:val="clear" w:fill="F5F5F5"/>
+          <w:lang w:val="en-US" w:eastAsia="zh-CN" w:bidi="ar"/>
+        </w:rPr>
+        <w:t xml:space="preserve"> </w:t>
+      </w:r>
+      <w:r>
+        <w:rPr>
+          <w:rFonts w:hint="default" w:ascii="Consolas" w:hAnsi="Consolas" w:eastAsia="Consolas" w:cs="Consolas"/>
+          <w:b w:val="0"/>
+          <w:bCs w:val="0"/>
+          <w:color w:val="777777"/>
+          <w:kern w:val="0"/>
+          <w:sz w:val="12"/>
+          <w:szCs w:val="12"/>
+          <w:shd w:val="clear" w:fill="F5F5F5"/>
+          <w:lang w:val="en-US" w:eastAsia="zh-CN" w:bidi="ar"/>
+        </w:rPr>
+        <w:t>{</w:t>
+      </w:r>
+    </w:p>
+    <w:p>
+      <w:pPr>
+        <w:keepNext w:val="0"/>
+        <w:keepLines w:val="0"/>
+        <w:widowControl/>
+        <w:suppressLineNumbers w:val="0"/>
+        <w:shd w:val="clear" w:fill="F5F5F5"/>
+        <w:spacing w:line="163" w:lineRule="atLeast"/>
+        <w:jc w:val="left"/>
+        <w:rPr>
+          <w:rFonts w:hint="default" w:ascii="Consolas" w:hAnsi="Consolas" w:eastAsia="Consolas" w:cs="Consolas"/>
+          <w:b w:val="0"/>
+          <w:bCs w:val="0"/>
+          <w:color w:val="333333"/>
+          <w:sz w:val="12"/>
+          <w:szCs w:val="12"/>
+        </w:rPr>
+      </w:pPr>
+      <w:r>
+        <w:rPr>
+          <w:rFonts w:hint="default" w:ascii="Consolas" w:hAnsi="Consolas" w:eastAsia="Consolas" w:cs="Consolas"/>
+          <w:b w:val="0"/>
+          <w:bCs w:val="0"/>
+          <w:color w:val="333333"/>
+          <w:kern w:val="0"/>
+          <w:sz w:val="12"/>
+          <w:szCs w:val="12"/>
+          <w:shd w:val="clear" w:fill="F5F5F5"/>
+          <w:lang w:val="en-US" w:eastAsia="zh-CN" w:bidi="ar"/>
+        </w:rPr>
+        <w:t xml:space="preserve">      </w:t>
+      </w:r>
+      <w:r>
+        <w:rPr>
+          <w:rFonts w:hint="default" w:ascii="Consolas" w:hAnsi="Consolas" w:eastAsia="Consolas" w:cs="Consolas"/>
+          <w:b w:val="0"/>
+          <w:bCs w:val="0"/>
+          <w:color w:val="7A3E9D"/>
+          <w:kern w:val="0"/>
+          <w:sz w:val="12"/>
+          <w:szCs w:val="12"/>
+          <w:shd w:val="clear" w:fill="F5F5F5"/>
+          <w:lang w:val="en-US" w:eastAsia="zh-CN" w:bidi="ar"/>
+        </w:rPr>
+        <w:t>const</w:t>
+      </w:r>
+      <w:r>
+        <w:rPr>
+          <w:rFonts w:hint="default" w:ascii="Consolas" w:hAnsi="Consolas" w:eastAsia="Consolas" w:cs="Consolas"/>
+          <w:b w:val="0"/>
+          <w:bCs w:val="0"/>
+          <w:color w:val="333333"/>
+          <w:kern w:val="0"/>
+          <w:sz w:val="12"/>
+          <w:szCs w:val="12"/>
+          <w:shd w:val="clear" w:fill="F5F5F5"/>
+          <w:lang w:val="en-US" w:eastAsia="zh-CN" w:bidi="ar"/>
+        </w:rPr>
+        <w:t xml:space="preserve"> </w:t>
+      </w:r>
+      <w:r>
+        <w:rPr>
+          <w:rFonts w:hint="default" w:ascii="Consolas" w:hAnsi="Consolas" w:eastAsia="Consolas" w:cs="Consolas"/>
+          <w:b w:val="0"/>
+          <w:bCs w:val="0"/>
+          <w:color w:val="7A3E9D"/>
+          <w:kern w:val="0"/>
+          <w:sz w:val="12"/>
+          <w:szCs w:val="12"/>
+          <w:shd w:val="clear" w:fill="F5F5F5"/>
+          <w:lang w:val="en-US" w:eastAsia="zh-CN" w:bidi="ar"/>
+        </w:rPr>
+        <w:t>s</w:t>
+      </w:r>
+      <w:r>
+        <w:rPr>
+          <w:rFonts w:hint="default" w:ascii="Consolas" w:hAnsi="Consolas" w:eastAsia="Consolas" w:cs="Consolas"/>
+          <w:b w:val="0"/>
+          <w:bCs w:val="0"/>
+          <w:color w:val="333333"/>
+          <w:kern w:val="0"/>
+          <w:sz w:val="12"/>
+          <w:szCs w:val="12"/>
+          <w:shd w:val="clear" w:fill="F5F5F5"/>
+          <w:lang w:val="en-US" w:eastAsia="zh-CN" w:bidi="ar"/>
+        </w:rPr>
+        <w:t xml:space="preserve"> </w:t>
+      </w:r>
+      <w:r>
+        <w:rPr>
+          <w:rFonts w:hint="default" w:ascii="Consolas" w:hAnsi="Consolas" w:eastAsia="Consolas" w:cs="Consolas"/>
+          <w:b w:val="0"/>
+          <w:bCs w:val="0"/>
+          <w:color w:val="777777"/>
+          <w:kern w:val="0"/>
+          <w:sz w:val="12"/>
+          <w:szCs w:val="12"/>
+          <w:shd w:val="clear" w:fill="F5F5F5"/>
+          <w:lang w:val="en-US" w:eastAsia="zh-CN" w:bidi="ar"/>
+        </w:rPr>
+        <w:t>=</w:t>
+      </w:r>
+      <w:r>
+        <w:rPr>
+          <w:rFonts w:hint="default" w:ascii="Consolas" w:hAnsi="Consolas" w:eastAsia="Consolas" w:cs="Consolas"/>
+          <w:b w:val="0"/>
+          <w:bCs w:val="0"/>
+          <w:color w:val="333333"/>
+          <w:kern w:val="0"/>
+          <w:sz w:val="12"/>
+          <w:szCs w:val="12"/>
+          <w:shd w:val="clear" w:fill="F5F5F5"/>
+          <w:lang w:val="en-US" w:eastAsia="zh-CN" w:bidi="ar"/>
+        </w:rPr>
+        <w:t xml:space="preserve"> </w:t>
+      </w:r>
+      <w:r>
+        <w:rPr>
+          <w:rFonts w:hint="default" w:ascii="Consolas" w:hAnsi="Consolas" w:eastAsia="Consolas" w:cs="Consolas"/>
+          <w:b w:val="0"/>
+          <w:bCs w:val="0"/>
+          <w:color w:val="7A3E9D"/>
+          <w:kern w:val="0"/>
+          <w:sz w:val="12"/>
+          <w:szCs w:val="12"/>
+          <w:shd w:val="clear" w:fill="F5F5F5"/>
+          <w:lang w:val="en-US" w:eastAsia="zh-CN" w:bidi="ar"/>
+        </w:rPr>
+        <w:t>state</w:t>
+      </w:r>
+      <w:r>
+        <w:rPr>
+          <w:rFonts w:hint="default" w:ascii="Consolas" w:hAnsi="Consolas" w:eastAsia="Consolas" w:cs="Consolas"/>
+          <w:b w:val="0"/>
+          <w:bCs w:val="0"/>
+          <w:color w:val="333333"/>
+          <w:kern w:val="0"/>
+          <w:sz w:val="12"/>
+          <w:szCs w:val="12"/>
+          <w:shd w:val="clear" w:fill="F5F5F5"/>
+          <w:lang w:val="en-US" w:eastAsia="zh-CN" w:bidi="ar"/>
+        </w:rPr>
+        <w:t>[</w:t>
+      </w:r>
+      <w:r>
+        <w:rPr>
+          <w:rFonts w:hint="default" w:ascii="Consolas" w:hAnsi="Consolas" w:eastAsia="Consolas" w:cs="Consolas"/>
+          <w:b w:val="0"/>
+          <w:bCs w:val="0"/>
+          <w:color w:val="7A3E9D"/>
+          <w:kern w:val="0"/>
+          <w:sz w:val="12"/>
+          <w:szCs w:val="12"/>
+          <w:shd w:val="clear" w:fill="F5F5F5"/>
+          <w:lang w:val="en-US" w:eastAsia="zh-CN" w:bidi="ar"/>
+        </w:rPr>
+        <w:t>i</w:t>
+      </w:r>
+      <w:r>
+        <w:rPr>
+          <w:rFonts w:hint="default" w:ascii="Consolas" w:hAnsi="Consolas" w:eastAsia="Consolas" w:cs="Consolas"/>
+          <w:b w:val="0"/>
+          <w:bCs w:val="0"/>
+          <w:color w:val="333333"/>
+          <w:kern w:val="0"/>
+          <w:sz w:val="12"/>
+          <w:szCs w:val="12"/>
+          <w:shd w:val="clear" w:fill="F5F5F5"/>
+          <w:lang w:val="en-US" w:eastAsia="zh-CN" w:bidi="ar"/>
+        </w:rPr>
+        <w:t xml:space="preserve">] </w:t>
+      </w:r>
+      <w:r>
+        <w:rPr>
+          <w:rFonts w:hint="default" w:ascii="Consolas" w:hAnsi="Consolas" w:eastAsia="Consolas" w:cs="Consolas"/>
+          <w:b w:val="0"/>
+          <w:bCs w:val="0"/>
+          <w:color w:val="777777"/>
+          <w:kern w:val="0"/>
+          <w:sz w:val="12"/>
+          <w:szCs w:val="12"/>
+          <w:shd w:val="clear" w:fill="F5F5F5"/>
+          <w:lang w:val="en-US" w:eastAsia="zh-CN" w:bidi="ar"/>
+        </w:rPr>
+        <w:t>||</w:t>
+      </w:r>
+      <w:r>
+        <w:rPr>
+          <w:rFonts w:hint="default" w:ascii="Consolas" w:hAnsi="Consolas" w:eastAsia="Consolas" w:cs="Consolas"/>
+          <w:b w:val="0"/>
+          <w:bCs w:val="0"/>
+          <w:color w:val="333333"/>
+          <w:kern w:val="0"/>
+          <w:sz w:val="12"/>
+          <w:szCs w:val="12"/>
+          <w:shd w:val="clear" w:fill="F5F5F5"/>
+          <w:lang w:val="en-US" w:eastAsia="zh-CN" w:bidi="ar"/>
+        </w:rPr>
+        <w:t xml:space="preserve"> </w:t>
+      </w:r>
+      <w:r>
+        <w:rPr>
+          <w:rFonts w:hint="default" w:ascii="Consolas" w:hAnsi="Consolas" w:eastAsia="Consolas" w:cs="Consolas"/>
+          <w:b w:val="0"/>
+          <w:bCs w:val="0"/>
+          <w:color w:val="777777"/>
+          <w:kern w:val="0"/>
+          <w:sz w:val="12"/>
+          <w:szCs w:val="12"/>
+          <w:shd w:val="clear" w:fill="F5F5F5"/>
+          <w:lang w:val="en-US" w:eastAsia="zh-CN" w:bidi="ar"/>
+        </w:rPr>
+        <w:t>{</w:t>
+      </w:r>
+      <w:r>
+        <w:rPr>
+          <w:rFonts w:hint="default" w:ascii="Consolas" w:hAnsi="Consolas" w:eastAsia="Consolas" w:cs="Consolas"/>
+          <w:b w:val="0"/>
+          <w:bCs w:val="0"/>
+          <w:color w:val="333333"/>
+          <w:kern w:val="0"/>
+          <w:sz w:val="12"/>
+          <w:szCs w:val="12"/>
+          <w:shd w:val="clear" w:fill="F5F5F5"/>
+          <w:lang w:val="en-US" w:eastAsia="zh-CN" w:bidi="ar"/>
+        </w:rPr>
+        <w:t xml:space="preserve"> </w:t>
+      </w:r>
+      <w:r>
+        <w:rPr>
+          <w:rFonts w:hint="default" w:ascii="Consolas" w:hAnsi="Consolas" w:eastAsia="Consolas" w:cs="Consolas"/>
+          <w:b w:val="0"/>
+          <w:bCs w:val="0"/>
+          <w:color w:val="7A3E9D"/>
+          <w:kern w:val="0"/>
+          <w:sz w:val="12"/>
+          <w:szCs w:val="12"/>
+          <w:shd w:val="clear" w:fill="F5F5F5"/>
+          <w:lang w:val="en-US" w:eastAsia="zh-CN" w:bidi="ar"/>
+        </w:rPr>
+        <w:t>color</w:t>
+      </w:r>
+      <w:r>
+        <w:rPr>
+          <w:rFonts w:hint="default" w:ascii="Consolas" w:hAnsi="Consolas" w:eastAsia="Consolas" w:cs="Consolas"/>
+          <w:b w:val="0"/>
+          <w:bCs w:val="0"/>
+          <w:color w:val="777777"/>
+          <w:kern w:val="0"/>
+          <w:sz w:val="12"/>
+          <w:szCs w:val="12"/>
+          <w:shd w:val="clear" w:fill="F5F5F5"/>
+          <w:lang w:val="en-US" w:eastAsia="zh-CN" w:bidi="ar"/>
+        </w:rPr>
+        <w:t>:</w:t>
+      </w:r>
+      <w:r>
+        <w:rPr>
+          <w:rFonts w:hint="default" w:ascii="Consolas" w:hAnsi="Consolas" w:eastAsia="Consolas" w:cs="Consolas"/>
+          <w:b w:val="0"/>
+          <w:bCs w:val="0"/>
+          <w:color w:val="333333"/>
+          <w:kern w:val="0"/>
+          <w:sz w:val="12"/>
+          <w:szCs w:val="12"/>
+          <w:shd w:val="clear" w:fill="F5F5F5"/>
+          <w:lang w:val="en-US" w:eastAsia="zh-CN" w:bidi="ar"/>
+        </w:rPr>
+        <w:t xml:space="preserve"> </w:t>
+      </w:r>
+      <w:r>
+        <w:rPr>
+          <w:rFonts w:hint="default" w:ascii="Consolas" w:hAnsi="Consolas" w:eastAsia="Consolas" w:cs="Consolas"/>
+          <w:b w:val="0"/>
+          <w:bCs w:val="0"/>
+          <w:color w:val="777777"/>
+          <w:kern w:val="0"/>
+          <w:sz w:val="12"/>
+          <w:szCs w:val="12"/>
+          <w:shd w:val="clear" w:fill="F5F5F5"/>
+          <w:lang w:val="en-US" w:eastAsia="zh-CN" w:bidi="ar"/>
+        </w:rPr>
+        <w:t>'',</w:t>
+      </w:r>
+      <w:r>
+        <w:rPr>
+          <w:rFonts w:hint="default" w:ascii="Consolas" w:hAnsi="Consolas" w:eastAsia="Consolas" w:cs="Consolas"/>
+          <w:b w:val="0"/>
+          <w:bCs w:val="0"/>
+          <w:color w:val="333333"/>
+          <w:kern w:val="0"/>
+          <w:sz w:val="12"/>
+          <w:szCs w:val="12"/>
+          <w:shd w:val="clear" w:fill="F5F5F5"/>
+          <w:lang w:val="en-US" w:eastAsia="zh-CN" w:bidi="ar"/>
+        </w:rPr>
+        <w:t xml:space="preserve"> </w:t>
+      </w:r>
+      <w:r>
+        <w:rPr>
+          <w:rFonts w:hint="default" w:ascii="Consolas" w:hAnsi="Consolas" w:eastAsia="Consolas" w:cs="Consolas"/>
+          <w:b w:val="0"/>
+          <w:bCs w:val="0"/>
+          <w:color w:val="7A3E9D"/>
+          <w:kern w:val="0"/>
+          <w:sz w:val="12"/>
+          <w:szCs w:val="12"/>
+          <w:shd w:val="clear" w:fill="F5F5F5"/>
+          <w:lang w:val="en-US" w:eastAsia="zh-CN" w:bidi="ar"/>
+        </w:rPr>
+        <w:t>filter</w:t>
+      </w:r>
+      <w:r>
+        <w:rPr>
+          <w:rFonts w:hint="default" w:ascii="Consolas" w:hAnsi="Consolas" w:eastAsia="Consolas" w:cs="Consolas"/>
+          <w:b w:val="0"/>
+          <w:bCs w:val="0"/>
+          <w:color w:val="777777"/>
+          <w:kern w:val="0"/>
+          <w:sz w:val="12"/>
+          <w:szCs w:val="12"/>
+          <w:shd w:val="clear" w:fill="F5F5F5"/>
+          <w:lang w:val="en-US" w:eastAsia="zh-CN" w:bidi="ar"/>
+        </w:rPr>
+        <w:t>:</w:t>
+      </w:r>
+      <w:r>
+        <w:rPr>
+          <w:rFonts w:hint="default" w:ascii="Consolas" w:hAnsi="Consolas" w:eastAsia="Consolas" w:cs="Consolas"/>
+          <w:b w:val="0"/>
+          <w:bCs w:val="0"/>
+          <w:color w:val="333333"/>
+          <w:kern w:val="0"/>
+          <w:sz w:val="12"/>
+          <w:szCs w:val="12"/>
+          <w:shd w:val="clear" w:fill="F5F5F5"/>
+          <w:lang w:val="en-US" w:eastAsia="zh-CN" w:bidi="ar"/>
+        </w:rPr>
+        <w:t xml:space="preserve"> </w:t>
+      </w:r>
+      <w:r>
+        <w:rPr>
+          <w:rFonts w:hint="default" w:ascii="Consolas" w:hAnsi="Consolas" w:eastAsia="Consolas" w:cs="Consolas"/>
+          <w:b w:val="0"/>
+          <w:bCs w:val="0"/>
+          <w:color w:val="777777"/>
+          <w:kern w:val="0"/>
+          <w:sz w:val="12"/>
+          <w:szCs w:val="12"/>
+          <w:shd w:val="clear" w:fill="F5F5F5"/>
+          <w:lang w:val="en-US" w:eastAsia="zh-CN" w:bidi="ar"/>
+        </w:rPr>
+        <w:t>'</w:t>
+      </w:r>
+      <w:r>
+        <w:rPr>
+          <w:rFonts w:hint="default" w:ascii="Consolas" w:hAnsi="Consolas" w:eastAsia="Consolas" w:cs="Consolas"/>
+          <w:b w:val="0"/>
+          <w:bCs w:val="0"/>
+          <w:color w:val="448C27"/>
+          <w:kern w:val="0"/>
+          <w:sz w:val="12"/>
+          <w:szCs w:val="12"/>
+          <w:shd w:val="clear" w:fill="F5F5F5"/>
+          <w:lang w:val="en-US" w:eastAsia="zh-CN" w:bidi="ar"/>
+        </w:rPr>
+        <w:t>none</w:t>
+      </w:r>
+      <w:r>
+        <w:rPr>
+          <w:rFonts w:hint="default" w:ascii="Consolas" w:hAnsi="Consolas" w:eastAsia="Consolas" w:cs="Consolas"/>
+          <w:b w:val="0"/>
+          <w:bCs w:val="0"/>
+          <w:color w:val="777777"/>
+          <w:kern w:val="0"/>
+          <w:sz w:val="12"/>
+          <w:szCs w:val="12"/>
+          <w:shd w:val="clear" w:fill="F5F5F5"/>
+          <w:lang w:val="en-US" w:eastAsia="zh-CN" w:bidi="ar"/>
+        </w:rPr>
+        <w:t>'</w:t>
+      </w:r>
+      <w:r>
+        <w:rPr>
+          <w:rFonts w:hint="default" w:ascii="Consolas" w:hAnsi="Consolas" w:eastAsia="Consolas" w:cs="Consolas"/>
+          <w:b w:val="0"/>
+          <w:bCs w:val="0"/>
+          <w:color w:val="333333"/>
+          <w:kern w:val="0"/>
+          <w:sz w:val="12"/>
+          <w:szCs w:val="12"/>
+          <w:shd w:val="clear" w:fill="F5F5F5"/>
+          <w:lang w:val="en-US" w:eastAsia="zh-CN" w:bidi="ar"/>
+        </w:rPr>
+        <w:t xml:space="preserve"> </w:t>
+      </w:r>
+      <w:r>
+        <w:rPr>
+          <w:rFonts w:hint="default" w:ascii="Consolas" w:hAnsi="Consolas" w:eastAsia="Consolas" w:cs="Consolas"/>
+          <w:b w:val="0"/>
+          <w:bCs w:val="0"/>
+          <w:color w:val="777777"/>
+          <w:kern w:val="0"/>
+          <w:sz w:val="12"/>
+          <w:szCs w:val="12"/>
+          <w:shd w:val="clear" w:fill="F5F5F5"/>
+          <w:lang w:val="en-US" w:eastAsia="zh-CN" w:bidi="ar"/>
+        </w:rPr>
+        <w:t>};</w:t>
+      </w:r>
+    </w:p>
+    <w:p>
+      <w:pPr>
+        <w:keepNext w:val="0"/>
+        <w:keepLines w:val="0"/>
+        <w:widowControl/>
+        <w:suppressLineNumbers w:val="0"/>
+        <w:shd w:val="clear" w:fill="F5F5F5"/>
+        <w:spacing w:line="163" w:lineRule="atLeast"/>
+        <w:jc w:val="left"/>
+        <w:rPr>
+          <w:rFonts w:hint="default" w:ascii="Consolas" w:hAnsi="Consolas" w:eastAsia="Consolas" w:cs="Consolas"/>
+          <w:b w:val="0"/>
+          <w:bCs w:val="0"/>
+          <w:color w:val="333333"/>
+          <w:sz w:val="12"/>
+          <w:szCs w:val="12"/>
+        </w:rPr>
+      </w:pPr>
+      <w:r>
+        <w:rPr>
+          <w:rFonts w:hint="default" w:ascii="Consolas" w:hAnsi="Consolas" w:eastAsia="Consolas" w:cs="Consolas"/>
+          <w:b w:val="0"/>
+          <w:bCs w:val="0"/>
+          <w:color w:val="333333"/>
+          <w:kern w:val="0"/>
+          <w:sz w:val="12"/>
+          <w:szCs w:val="12"/>
+          <w:shd w:val="clear" w:fill="F5F5F5"/>
+          <w:lang w:val="en-US" w:eastAsia="zh-CN" w:bidi="ar"/>
+        </w:rPr>
+        <w:t xml:space="preserve">      </w:t>
+      </w:r>
+      <w:r>
+        <w:rPr>
+          <w:rFonts w:hint="default" w:ascii="Consolas" w:hAnsi="Consolas" w:eastAsia="Consolas" w:cs="Consolas"/>
+          <w:b w:val="0"/>
+          <w:bCs w:val="0"/>
+          <w:color w:val="7A3E9D"/>
+          <w:kern w:val="0"/>
+          <w:sz w:val="12"/>
+          <w:szCs w:val="12"/>
+          <w:shd w:val="clear" w:fill="F5F5F5"/>
+          <w:lang w:val="en-US" w:eastAsia="zh-CN" w:bidi="ar"/>
+        </w:rPr>
+        <w:t>cell</w:t>
+      </w:r>
+      <w:r>
+        <w:rPr>
+          <w:rFonts w:hint="default" w:ascii="Consolas" w:hAnsi="Consolas" w:eastAsia="Consolas" w:cs="Consolas"/>
+          <w:b w:val="0"/>
+          <w:bCs w:val="0"/>
+          <w:color w:val="777777"/>
+          <w:kern w:val="0"/>
+          <w:sz w:val="12"/>
+          <w:szCs w:val="12"/>
+          <w:shd w:val="clear" w:fill="F5F5F5"/>
+          <w:lang w:val="en-US" w:eastAsia="zh-CN" w:bidi="ar"/>
+        </w:rPr>
+        <w:t>.</w:t>
+      </w:r>
+      <w:r>
+        <w:rPr>
+          <w:rFonts w:hint="default" w:ascii="Consolas" w:hAnsi="Consolas" w:eastAsia="Consolas" w:cs="Consolas"/>
+          <w:b w:val="0"/>
+          <w:bCs w:val="0"/>
+          <w:color w:val="7A3E9D"/>
+          <w:kern w:val="0"/>
+          <w:sz w:val="12"/>
+          <w:szCs w:val="12"/>
+          <w:shd w:val="clear" w:fill="F5F5F5"/>
+          <w:lang w:val="en-US" w:eastAsia="zh-CN" w:bidi="ar"/>
+        </w:rPr>
+        <w:t>style</w:t>
+      </w:r>
+      <w:r>
+        <w:rPr>
+          <w:rFonts w:hint="default" w:ascii="Consolas" w:hAnsi="Consolas" w:eastAsia="Consolas" w:cs="Consolas"/>
+          <w:b w:val="0"/>
+          <w:bCs w:val="0"/>
+          <w:color w:val="777777"/>
+          <w:kern w:val="0"/>
+          <w:sz w:val="12"/>
+          <w:szCs w:val="12"/>
+          <w:shd w:val="clear" w:fill="F5F5F5"/>
+          <w:lang w:val="en-US" w:eastAsia="zh-CN" w:bidi="ar"/>
+        </w:rPr>
+        <w:t>.</w:t>
+      </w:r>
+      <w:r>
+        <w:rPr>
+          <w:rFonts w:hint="default" w:ascii="Consolas" w:hAnsi="Consolas" w:eastAsia="Consolas" w:cs="Consolas"/>
+          <w:b w:val="0"/>
+          <w:bCs w:val="0"/>
+          <w:color w:val="7A3E9D"/>
+          <w:kern w:val="0"/>
+          <w:sz w:val="12"/>
+          <w:szCs w:val="12"/>
+          <w:shd w:val="clear" w:fill="F5F5F5"/>
+          <w:lang w:val="en-US" w:eastAsia="zh-CN" w:bidi="ar"/>
+        </w:rPr>
+        <w:t>backgroundColor</w:t>
+      </w:r>
+      <w:r>
+        <w:rPr>
+          <w:rFonts w:hint="default" w:ascii="Consolas" w:hAnsi="Consolas" w:eastAsia="Consolas" w:cs="Consolas"/>
+          <w:b w:val="0"/>
+          <w:bCs w:val="0"/>
+          <w:color w:val="333333"/>
+          <w:kern w:val="0"/>
+          <w:sz w:val="12"/>
+          <w:szCs w:val="12"/>
+          <w:shd w:val="clear" w:fill="F5F5F5"/>
+          <w:lang w:val="en-US" w:eastAsia="zh-CN" w:bidi="ar"/>
+        </w:rPr>
+        <w:t xml:space="preserve"> </w:t>
+      </w:r>
+      <w:r>
+        <w:rPr>
+          <w:rFonts w:hint="default" w:ascii="Consolas" w:hAnsi="Consolas" w:eastAsia="Consolas" w:cs="Consolas"/>
+          <w:b w:val="0"/>
+          <w:bCs w:val="0"/>
+          <w:color w:val="777777"/>
+          <w:kern w:val="0"/>
+          <w:sz w:val="12"/>
+          <w:szCs w:val="12"/>
+          <w:shd w:val="clear" w:fill="F5F5F5"/>
+          <w:lang w:val="en-US" w:eastAsia="zh-CN" w:bidi="ar"/>
+        </w:rPr>
+        <w:t>=</w:t>
+      </w:r>
+      <w:r>
+        <w:rPr>
+          <w:rFonts w:hint="default" w:ascii="Consolas" w:hAnsi="Consolas" w:eastAsia="Consolas" w:cs="Consolas"/>
+          <w:b w:val="0"/>
+          <w:bCs w:val="0"/>
+          <w:color w:val="333333"/>
+          <w:kern w:val="0"/>
+          <w:sz w:val="12"/>
+          <w:szCs w:val="12"/>
+          <w:shd w:val="clear" w:fill="F5F5F5"/>
+          <w:lang w:val="en-US" w:eastAsia="zh-CN" w:bidi="ar"/>
+        </w:rPr>
+        <w:t xml:space="preserve"> </w:t>
+      </w:r>
+      <w:r>
+        <w:rPr>
+          <w:rFonts w:hint="default" w:ascii="Consolas" w:hAnsi="Consolas" w:eastAsia="Consolas" w:cs="Consolas"/>
+          <w:b w:val="0"/>
+          <w:bCs w:val="0"/>
+          <w:color w:val="7A3E9D"/>
+          <w:kern w:val="0"/>
+          <w:sz w:val="12"/>
+          <w:szCs w:val="12"/>
+          <w:shd w:val="clear" w:fill="F5F5F5"/>
+          <w:lang w:val="en-US" w:eastAsia="zh-CN" w:bidi="ar"/>
+        </w:rPr>
+        <w:t>s</w:t>
+      </w:r>
+      <w:r>
+        <w:rPr>
+          <w:rFonts w:hint="default" w:ascii="Consolas" w:hAnsi="Consolas" w:eastAsia="Consolas" w:cs="Consolas"/>
+          <w:b w:val="0"/>
+          <w:bCs w:val="0"/>
+          <w:color w:val="777777"/>
+          <w:kern w:val="0"/>
+          <w:sz w:val="12"/>
+          <w:szCs w:val="12"/>
+          <w:shd w:val="clear" w:fill="F5F5F5"/>
+          <w:lang w:val="en-US" w:eastAsia="zh-CN" w:bidi="ar"/>
+        </w:rPr>
+        <w:t>.</w:t>
+      </w:r>
+      <w:r>
+        <w:rPr>
+          <w:rFonts w:hint="default" w:ascii="Consolas" w:hAnsi="Consolas" w:eastAsia="Consolas" w:cs="Consolas"/>
+          <w:b w:val="0"/>
+          <w:bCs w:val="0"/>
+          <w:color w:val="7A3E9D"/>
+          <w:kern w:val="0"/>
+          <w:sz w:val="12"/>
+          <w:szCs w:val="12"/>
+          <w:shd w:val="clear" w:fill="F5F5F5"/>
+          <w:lang w:val="en-US" w:eastAsia="zh-CN" w:bidi="ar"/>
+        </w:rPr>
+        <w:t>color</w:t>
+      </w:r>
+      <w:r>
+        <w:rPr>
+          <w:rFonts w:hint="default" w:ascii="Consolas" w:hAnsi="Consolas" w:eastAsia="Consolas" w:cs="Consolas"/>
+          <w:b w:val="0"/>
+          <w:bCs w:val="0"/>
+          <w:color w:val="777777"/>
+          <w:kern w:val="0"/>
+          <w:sz w:val="12"/>
+          <w:szCs w:val="12"/>
+          <w:shd w:val="clear" w:fill="F5F5F5"/>
+          <w:lang w:val="en-US" w:eastAsia="zh-CN" w:bidi="ar"/>
+        </w:rPr>
+        <w:t>;</w:t>
+      </w:r>
+    </w:p>
+    <w:p>
+      <w:pPr>
+        <w:keepNext w:val="0"/>
+        <w:keepLines w:val="0"/>
+        <w:widowControl/>
+        <w:suppressLineNumbers w:val="0"/>
+        <w:shd w:val="clear" w:fill="F5F5F5"/>
+        <w:spacing w:line="163" w:lineRule="atLeast"/>
+        <w:jc w:val="left"/>
+        <w:rPr>
+          <w:rFonts w:hint="default" w:ascii="Consolas" w:hAnsi="Consolas" w:eastAsia="Consolas" w:cs="Consolas"/>
+          <w:b w:val="0"/>
+          <w:bCs w:val="0"/>
+          <w:color w:val="333333"/>
+          <w:sz w:val="12"/>
+          <w:szCs w:val="12"/>
+        </w:rPr>
+      </w:pPr>
+      <w:r>
+        <w:rPr>
+          <w:rFonts w:hint="default" w:ascii="Consolas" w:hAnsi="Consolas" w:eastAsia="Consolas" w:cs="Consolas"/>
+          <w:b w:val="0"/>
+          <w:bCs w:val="0"/>
+          <w:color w:val="333333"/>
+          <w:kern w:val="0"/>
+          <w:sz w:val="12"/>
+          <w:szCs w:val="12"/>
+          <w:shd w:val="clear" w:fill="F5F5F5"/>
+          <w:lang w:val="en-US" w:eastAsia="zh-CN" w:bidi="ar"/>
+        </w:rPr>
+        <w:t xml:space="preserve">      </w:t>
+      </w:r>
+      <w:r>
+        <w:rPr>
+          <w:rFonts w:hint="default" w:ascii="Consolas" w:hAnsi="Consolas" w:eastAsia="Consolas" w:cs="Consolas"/>
+          <w:b w:val="0"/>
+          <w:bCs w:val="0"/>
+          <w:color w:val="7A3E9D"/>
+          <w:kern w:val="0"/>
+          <w:sz w:val="12"/>
+          <w:szCs w:val="12"/>
+          <w:shd w:val="clear" w:fill="F5F5F5"/>
+          <w:lang w:val="en-US" w:eastAsia="zh-CN" w:bidi="ar"/>
+        </w:rPr>
+        <w:t>cell</w:t>
+      </w:r>
+      <w:r>
+        <w:rPr>
+          <w:rFonts w:hint="default" w:ascii="Consolas" w:hAnsi="Consolas" w:eastAsia="Consolas" w:cs="Consolas"/>
+          <w:b w:val="0"/>
+          <w:bCs w:val="0"/>
+          <w:color w:val="777777"/>
+          <w:kern w:val="0"/>
+          <w:sz w:val="12"/>
+          <w:szCs w:val="12"/>
+          <w:shd w:val="clear" w:fill="F5F5F5"/>
+          <w:lang w:val="en-US" w:eastAsia="zh-CN" w:bidi="ar"/>
+        </w:rPr>
+        <w:t>.</w:t>
+      </w:r>
+      <w:r>
+        <w:rPr>
+          <w:rFonts w:hint="default" w:ascii="Consolas" w:hAnsi="Consolas" w:eastAsia="Consolas" w:cs="Consolas"/>
+          <w:b w:val="0"/>
+          <w:bCs w:val="0"/>
+          <w:color w:val="7A3E9D"/>
+          <w:kern w:val="0"/>
+          <w:sz w:val="12"/>
+          <w:szCs w:val="12"/>
+          <w:shd w:val="clear" w:fill="F5F5F5"/>
+          <w:lang w:val="en-US" w:eastAsia="zh-CN" w:bidi="ar"/>
+        </w:rPr>
+        <w:t>style</w:t>
+      </w:r>
+      <w:r>
+        <w:rPr>
+          <w:rFonts w:hint="default" w:ascii="Consolas" w:hAnsi="Consolas" w:eastAsia="Consolas" w:cs="Consolas"/>
+          <w:b w:val="0"/>
+          <w:bCs w:val="0"/>
+          <w:color w:val="777777"/>
+          <w:kern w:val="0"/>
+          <w:sz w:val="12"/>
+          <w:szCs w:val="12"/>
+          <w:shd w:val="clear" w:fill="F5F5F5"/>
+          <w:lang w:val="en-US" w:eastAsia="zh-CN" w:bidi="ar"/>
+        </w:rPr>
+        <w:t>.</w:t>
+      </w:r>
+      <w:r>
+        <w:rPr>
+          <w:rFonts w:hint="default" w:ascii="Consolas" w:hAnsi="Consolas" w:eastAsia="Consolas" w:cs="Consolas"/>
+          <w:b w:val="0"/>
+          <w:bCs w:val="0"/>
+          <w:color w:val="7A3E9D"/>
+          <w:kern w:val="0"/>
+          <w:sz w:val="12"/>
+          <w:szCs w:val="12"/>
+          <w:shd w:val="clear" w:fill="F5F5F5"/>
+          <w:lang w:val="en-US" w:eastAsia="zh-CN" w:bidi="ar"/>
+        </w:rPr>
+        <w:t>filter</w:t>
+      </w:r>
+      <w:r>
+        <w:rPr>
+          <w:rFonts w:hint="default" w:ascii="Consolas" w:hAnsi="Consolas" w:eastAsia="Consolas" w:cs="Consolas"/>
+          <w:b w:val="0"/>
+          <w:bCs w:val="0"/>
+          <w:color w:val="333333"/>
+          <w:kern w:val="0"/>
+          <w:sz w:val="12"/>
+          <w:szCs w:val="12"/>
+          <w:shd w:val="clear" w:fill="F5F5F5"/>
+          <w:lang w:val="en-US" w:eastAsia="zh-CN" w:bidi="ar"/>
+        </w:rPr>
+        <w:t xml:space="preserve"> </w:t>
+      </w:r>
+      <w:r>
+        <w:rPr>
+          <w:rFonts w:hint="default" w:ascii="Consolas" w:hAnsi="Consolas" w:eastAsia="Consolas" w:cs="Consolas"/>
+          <w:b w:val="0"/>
+          <w:bCs w:val="0"/>
+          <w:color w:val="777777"/>
+          <w:kern w:val="0"/>
+          <w:sz w:val="12"/>
+          <w:szCs w:val="12"/>
+          <w:shd w:val="clear" w:fill="F5F5F5"/>
+          <w:lang w:val="en-US" w:eastAsia="zh-CN" w:bidi="ar"/>
+        </w:rPr>
+        <w:t>=</w:t>
+      </w:r>
+      <w:r>
+        <w:rPr>
+          <w:rFonts w:hint="default" w:ascii="Consolas" w:hAnsi="Consolas" w:eastAsia="Consolas" w:cs="Consolas"/>
+          <w:b w:val="0"/>
+          <w:bCs w:val="0"/>
+          <w:color w:val="333333"/>
+          <w:kern w:val="0"/>
+          <w:sz w:val="12"/>
+          <w:szCs w:val="12"/>
+          <w:shd w:val="clear" w:fill="F5F5F5"/>
+          <w:lang w:val="en-US" w:eastAsia="zh-CN" w:bidi="ar"/>
+        </w:rPr>
+        <w:t xml:space="preserve"> </w:t>
+      </w:r>
+      <w:r>
+        <w:rPr>
+          <w:rFonts w:hint="default" w:ascii="Consolas" w:hAnsi="Consolas" w:eastAsia="Consolas" w:cs="Consolas"/>
+          <w:b w:val="0"/>
+          <w:bCs w:val="0"/>
+          <w:color w:val="7A3E9D"/>
+          <w:kern w:val="0"/>
+          <w:sz w:val="12"/>
+          <w:szCs w:val="12"/>
+          <w:shd w:val="clear" w:fill="F5F5F5"/>
+          <w:lang w:val="en-US" w:eastAsia="zh-CN" w:bidi="ar"/>
+        </w:rPr>
+        <w:t>s</w:t>
+      </w:r>
+      <w:r>
+        <w:rPr>
+          <w:rFonts w:hint="default" w:ascii="Consolas" w:hAnsi="Consolas" w:eastAsia="Consolas" w:cs="Consolas"/>
+          <w:b w:val="0"/>
+          <w:bCs w:val="0"/>
+          <w:color w:val="777777"/>
+          <w:kern w:val="0"/>
+          <w:sz w:val="12"/>
+          <w:szCs w:val="12"/>
+          <w:shd w:val="clear" w:fill="F5F5F5"/>
+          <w:lang w:val="en-US" w:eastAsia="zh-CN" w:bidi="ar"/>
+        </w:rPr>
+        <w:t>.</w:t>
+      </w:r>
+      <w:r>
+        <w:rPr>
+          <w:rFonts w:hint="default" w:ascii="Consolas" w:hAnsi="Consolas" w:eastAsia="Consolas" w:cs="Consolas"/>
+          <w:b w:val="0"/>
+          <w:bCs w:val="0"/>
+          <w:color w:val="7A3E9D"/>
+          <w:kern w:val="0"/>
+          <w:sz w:val="12"/>
+          <w:szCs w:val="12"/>
+          <w:shd w:val="clear" w:fill="F5F5F5"/>
+          <w:lang w:val="en-US" w:eastAsia="zh-CN" w:bidi="ar"/>
+        </w:rPr>
+        <w:t>filter</w:t>
+      </w:r>
+      <w:r>
+        <w:rPr>
+          <w:rFonts w:hint="default" w:ascii="Consolas" w:hAnsi="Consolas" w:eastAsia="Consolas" w:cs="Consolas"/>
+          <w:b w:val="0"/>
+          <w:bCs w:val="0"/>
+          <w:color w:val="777777"/>
+          <w:kern w:val="0"/>
+          <w:sz w:val="12"/>
+          <w:szCs w:val="12"/>
+          <w:shd w:val="clear" w:fill="F5F5F5"/>
+          <w:lang w:val="en-US" w:eastAsia="zh-CN" w:bidi="ar"/>
+        </w:rPr>
+        <w:t>;</w:t>
+      </w:r>
+    </w:p>
+    <w:p>
+      <w:pPr>
+        <w:keepNext w:val="0"/>
+        <w:keepLines w:val="0"/>
+        <w:widowControl/>
+        <w:suppressLineNumbers w:val="0"/>
+        <w:shd w:val="clear" w:fill="F5F5F5"/>
+        <w:spacing w:line="163" w:lineRule="atLeast"/>
+        <w:jc w:val="left"/>
+        <w:rPr>
+          <w:rFonts w:hint="default" w:ascii="Consolas" w:hAnsi="Consolas" w:eastAsia="Consolas" w:cs="Consolas"/>
+          <w:b w:val="0"/>
+          <w:bCs w:val="0"/>
+          <w:color w:val="333333"/>
+          <w:sz w:val="12"/>
+          <w:szCs w:val="12"/>
+        </w:rPr>
+      </w:pPr>
+      <w:r>
+        <w:rPr>
+          <w:rFonts w:hint="default" w:ascii="Consolas" w:hAnsi="Consolas" w:eastAsia="Consolas" w:cs="Consolas"/>
+          <w:b w:val="0"/>
+          <w:bCs w:val="0"/>
+          <w:color w:val="333333"/>
+          <w:kern w:val="0"/>
+          <w:sz w:val="12"/>
+          <w:szCs w:val="12"/>
+          <w:shd w:val="clear" w:fill="F5F5F5"/>
+          <w:lang w:val="en-US" w:eastAsia="zh-CN" w:bidi="ar"/>
+        </w:rPr>
+        <w:t xml:space="preserve">    </w:t>
+      </w:r>
+      <w:r>
+        <w:rPr>
+          <w:rFonts w:hint="default" w:ascii="Consolas" w:hAnsi="Consolas" w:eastAsia="Consolas" w:cs="Consolas"/>
+          <w:b w:val="0"/>
+          <w:bCs w:val="0"/>
+          <w:color w:val="777777"/>
+          <w:kern w:val="0"/>
+          <w:sz w:val="12"/>
+          <w:szCs w:val="12"/>
+          <w:shd w:val="clear" w:fill="F5F5F5"/>
+          <w:lang w:val="en-US" w:eastAsia="zh-CN" w:bidi="ar"/>
+        </w:rPr>
+        <w:t>}</w:t>
+      </w:r>
+      <w:r>
+        <w:rPr>
+          <w:rFonts w:hint="default" w:ascii="Consolas" w:hAnsi="Consolas" w:eastAsia="Consolas" w:cs="Consolas"/>
+          <w:b w:val="0"/>
+          <w:bCs w:val="0"/>
+          <w:color w:val="333333"/>
+          <w:kern w:val="0"/>
+          <w:sz w:val="12"/>
+          <w:szCs w:val="12"/>
+          <w:shd w:val="clear" w:fill="F5F5F5"/>
+          <w:lang w:val="en-US" w:eastAsia="zh-CN" w:bidi="ar"/>
+        </w:rPr>
+        <w:t>)</w:t>
+      </w:r>
+      <w:r>
+        <w:rPr>
+          <w:rFonts w:hint="default" w:ascii="Consolas" w:hAnsi="Consolas" w:eastAsia="Consolas" w:cs="Consolas"/>
+          <w:b w:val="0"/>
+          <w:bCs w:val="0"/>
+          <w:color w:val="777777"/>
+          <w:kern w:val="0"/>
+          <w:sz w:val="12"/>
+          <w:szCs w:val="12"/>
+          <w:shd w:val="clear" w:fill="F5F5F5"/>
+          <w:lang w:val="en-US" w:eastAsia="zh-CN" w:bidi="ar"/>
+        </w:rPr>
+        <w:t>;</w:t>
+      </w:r>
+    </w:p>
+    <w:p>
+      <w:pPr>
+        <w:numPr>
+          <w:ilvl w:val="0"/>
+          <w:numId w:val="0"/>
+        </w:numPr>
+        <w:ind w:leftChars="0"/>
+        <w:rPr>
+          <w:rFonts w:hint="default"/>
+          <w:b w:val="0"/>
+          <w:bCs w:val="0"/>
+          <w:i w:val="0"/>
+          <w:iCs w:val="0"/>
+          <w:lang w:val="en-US" w:eastAsia="zh-CN"/>
+        </w:rPr>
+      </w:pPr>
+    </w:p>
+    <w:p>
+      <w:pPr>
+        <w:numPr>
+          <w:ilvl w:val="0"/>
+          <w:numId w:val="0"/>
+        </w:numPr>
+        <w:ind w:leftChars="0"/>
+        <w:rPr>
+          <w:rFonts w:hint="default"/>
+          <w:b w:val="0"/>
+          <w:bCs w:val="0"/>
+          <w:i/>
+          <w:iCs/>
+          <w:lang w:val="en-US" w:eastAsia="zh-CN"/>
+        </w:rPr>
+      </w:pPr>
+    </w:p>
+    <w:p>
+      <w:pPr>
+        <w:numPr>
+          <w:numId w:val="0"/>
+        </w:numPr>
+        <w:ind w:leftChars="0"/>
+        <w:rPr>
+          <w:rFonts w:hint="default"/>
+          <w:b w:val="0"/>
+          <w:bCs w:val="0"/>
+          <w:u w:val="none"/>
+          <w:lang w:val="en-US" w:eastAsia="zh-CN"/>
+        </w:rPr>
+      </w:pPr>
+      <w:r>
+        <w:rPr>
+          <w:rFonts w:hint="eastAsia"/>
+          <w:b w:val="0"/>
+          <w:bCs w:val="0"/>
+          <w:u w:val="single"/>
+          <w:lang w:val="en-US" w:eastAsia="zh-CN"/>
+        </w:rPr>
+        <w:t xml:space="preserve">3-Unconditional Branching: </w:t>
+      </w:r>
+      <w:r>
+        <w:rPr>
+          <w:rFonts w:hint="eastAsia"/>
+          <w:b w:val="0"/>
+          <w:bCs w:val="0"/>
+          <w:u w:val="none"/>
+          <w:lang w:val="en-US" w:eastAsia="zh-CN"/>
+        </w:rPr>
+        <w:t>not supported by Typescript</w:t>
+      </w:r>
+    </w:p>
+    <w:p>
+      <w:pPr>
+        <w:numPr>
+          <w:ilvl w:val="0"/>
+          <w:numId w:val="0"/>
+        </w:numPr>
+        <w:ind w:leftChars="0"/>
+        <w:rPr>
+          <w:rFonts w:hint="default"/>
+          <w:b w:val="0"/>
+          <w:bCs w:val="0"/>
+          <w:lang w:val="en-US" w:eastAsia="zh-CN"/>
+        </w:rPr>
+      </w:pPr>
+    </w:p>
+    <w:p>
+      <w:pPr>
+        <w:numPr>
+          <w:ilvl w:val="0"/>
+          <w:numId w:val="0"/>
+        </w:numPr>
         <w:rPr>
           <w:rFonts w:hint="default"/>
           <w:b/>
           <w:bCs/>
           <w:lang w:val="en-US"/>
         </w:rPr>
+      </w:pPr>
+      <w:r>
+        <w:rPr>
+          <w:rFonts w:hint="default"/>
+          <w:b/>
+          <w:bCs/>
+          <w:lang w:val="en-US"/>
+        </w:rPr>
         <w:t>Subprograms</w:t>
       </w:r>
     </w:p>
-    <w:bookmarkEnd w:id="0"/>
+    <w:p>
+      <w:pPr>
+        <w:numPr>
+          <w:ilvl w:val="0"/>
+          <w:numId w:val="0"/>
+        </w:numPr>
+        <w:rPr>
+          <w:rFonts w:hint="eastAsia"/>
+          <w:b w:val="0"/>
+          <w:bCs w:val="0"/>
+          <w:lang w:val="en-US" w:eastAsia="zh-CN"/>
+        </w:rPr>
+      </w:pPr>
+      <w:r>
+        <w:rPr>
+          <w:rFonts w:hint="eastAsia"/>
+          <w:b w:val="0"/>
+          <w:bCs w:val="0"/>
+          <w:lang w:val="en-US" w:eastAsia="zh-CN"/>
+        </w:rPr>
+        <w:t>Passing parameters into functions</w:t>
+      </w:r>
+    </w:p>
+    <w:p>
+      <w:pPr>
+        <w:numPr>
+          <w:ilvl w:val="0"/>
+          <w:numId w:val="0"/>
+        </w:numPr>
+        <w:rPr>
+          <w:rFonts w:hint="eastAsia"/>
+          <w:b w:val="0"/>
+          <w:bCs w:val="0"/>
+          <w:lang w:val="en-US" w:eastAsia="zh-CN"/>
+        </w:rPr>
+      </w:pPr>
+      <w:r>
+        <w:rPr>
+          <w:rFonts w:hint="eastAsia"/>
+          <w:b w:val="0"/>
+          <w:bCs w:val="0"/>
+          <w:lang w:val="en-US" w:eastAsia="zh-CN"/>
+        </w:rPr>
+        <w:t>How do they get passed how do they alter vars</w:t>
+      </w:r>
+    </w:p>
+    <w:p>
+      <w:pPr>
+        <w:numPr>
+          <w:ilvl w:val="0"/>
+          <w:numId w:val="0"/>
+        </w:numPr>
+        <w:rPr>
+          <w:rFonts w:hint="default"/>
+          <w:b w:val="0"/>
+          <w:bCs w:val="0"/>
+          <w:lang w:val="en-US" w:eastAsia="zh-CN"/>
+        </w:rPr>
+      </w:pPr>
+      <w:r>
+        <w:rPr>
+          <w:rFonts w:hint="eastAsia"/>
+          <w:b w:val="0"/>
+          <w:bCs w:val="0"/>
+          <w:lang w:val="en-US" w:eastAsia="zh-CN"/>
+        </w:rPr>
+        <w:t>Sorage binding of vars</w:t>
+      </w:r>
+    </w:p>
     <w:sectPr>
       <w:pgSz w:w="11906" w:h="16838"/>
       <w:pgMar w:top="1440" w:right="1800" w:bottom="1440" w:left="1800" w:header="720" w:footer="720" w:gutter="0"/>
@@ -3203,6 +5679,26 @@
     </w:lvl>
   </w:abstractNum>
   <w:abstractNum w:abstractNumId="4">
+    <w:nsid w:val="5F519B14"/>
+    <w:multiLevelType w:val="singleLevel"/>
+    <w:tmpl w:val="5F519B14"/>
+    <w:lvl w:ilvl="0" w:tentative="0">
+      <w:start w:val="1"/>
+      <w:numFmt w:val="bullet"/>
+      <w:lvlText w:val=""/>
+      <w:lvlJc w:val="left"/>
+      <w:pPr>
+        <w:tabs>
+          <w:tab w:val="left" w:pos="840"/>
+        </w:tabs>
+        <w:ind w:left="840" w:leftChars="0" w:hanging="420" w:firstLineChars="0"/>
+      </w:pPr>
+      <w:rPr>
+        <w:rFonts w:hint="default" w:ascii="Wingdings" w:hAnsi="Wingdings"/>
+      </w:rPr>
+    </w:lvl>
+  </w:abstractNum>
+  <w:abstractNum w:abstractNumId="5">
     <w:nsid w:val="6F250F6B"/>
     <w:multiLevelType w:val="singleLevel"/>
     <w:tmpl w:val="6F250F6B"/>
@@ -3222,8 +5718,20 @@
       </w:rPr>
     </w:lvl>
   </w:abstractNum>
+  <w:abstractNum w:abstractNumId="6">
+    <w:nsid w:val="6F2EE757"/>
+    <w:multiLevelType w:val="singleLevel"/>
+    <w:tmpl w:val="6F2EE757"/>
+    <w:lvl w:ilvl="0" w:tentative="0">
+      <w:start w:val="1"/>
+      <w:numFmt w:val="decimal"/>
+      <w:suff w:val="space"/>
+      <w:lvlText w:val="%1)"/>
+      <w:lvlJc w:val="left"/>
+    </w:lvl>
+  </w:abstractNum>
   <w:num w:numId="1">
-    <w:abstractNumId w:val="3"/>
+    <w:abstractNumId w:val="6"/>
   </w:num>
   <w:num w:numId="2">
     <w:abstractNumId w:val="1"/>
@@ -3235,6 +5743,12 @@
     <w:abstractNumId w:val="4"/>
   </w:num>
   <w:num w:numId="5">
+    <w:abstractNumId w:val="5"/>
+  </w:num>
+  <w:num w:numId="6">
+    <w:abstractNumId w:val="3"/>
+  </w:num>
+  <w:num w:numId="7">
     <w:abstractNumId w:val="2"/>
   </w:num>
 </w:numbering>

--- a/CPLP.docx
+++ b/CPLP.docx
@@ -9,7 +9,7 @@
         </w:numPr>
         <w:ind w:leftChars="0"/>
         <w:rPr>
-          <w:rFonts w:hint="eastAsia"/>
+          <w:rFonts w:hint="default" w:ascii="Times New Roman" w:hAnsi="Times New Roman" w:cs="Times New Roman"/>
           <w:u w:val="single"/>
           <w:lang w:val="en-US" w:eastAsia="zh-CN"/>
         </w:rPr>
@@ -19,7 +19,7 @@
       <w:pPr>
         <w:jc w:val="center"/>
         <w:rPr>
-          <w:rFonts w:hint="eastAsia"/>
+          <w:rFonts w:hint="default" w:ascii="Times New Roman" w:hAnsi="Times New Roman" w:cs="Times New Roman"/>
           <w:sz w:val="32"/>
           <w:szCs w:val="32"/>
           <w:u w:val="none"/>
@@ -31,7 +31,7 @@
       <w:pPr>
         <w:jc w:val="center"/>
         <w:rPr>
-          <w:rFonts w:hint="eastAsia"/>
+          <w:rFonts w:hint="default" w:ascii="Times New Roman" w:hAnsi="Times New Roman" w:cs="Times New Roman"/>
           <w:sz w:val="32"/>
           <w:szCs w:val="32"/>
           <w:u w:val="none"/>
@@ -40,7 +40,7 @@
       </w:pPr>
       <w:r>
         <w:rPr>
-          <w:rFonts w:ascii="SimSun" w:hAnsi="SimSun" w:eastAsia="SimSun" w:cs="SimSun"/>
+          <w:rFonts w:hint="default" w:ascii="Times New Roman" w:hAnsi="Times New Roman" w:eastAsia="SimSun" w:cs="Times New Roman"/>
           <w:sz w:val="24"/>
           <w:szCs w:val="24"/>
         </w:rPr>
@@ -99,7 +99,7 @@
       <w:pPr>
         <w:jc w:val="center"/>
         <w:rPr>
-          <w:rFonts w:hint="eastAsia"/>
+          <w:rFonts w:hint="default" w:ascii="Times New Roman" w:hAnsi="Times New Roman" w:cs="Times New Roman"/>
           <w:sz w:val="32"/>
           <w:szCs w:val="32"/>
           <w:u w:val="none"/>
@@ -111,7 +111,7 @@
       <w:pPr>
         <w:jc w:val="center"/>
         <w:rPr>
-          <w:rFonts w:hint="eastAsia"/>
+          <w:rFonts w:hint="default" w:ascii="Times New Roman" w:hAnsi="Times New Roman" w:cs="Times New Roman"/>
           <w:sz w:val="32"/>
           <w:szCs w:val="32"/>
           <w:u w:val="none"/>
@@ -123,7 +123,7 @@
       <w:pPr>
         <w:jc w:val="center"/>
         <w:rPr>
-          <w:rFonts w:hint="eastAsia"/>
+          <w:rFonts w:hint="default" w:ascii="Times New Roman" w:hAnsi="Times New Roman" w:cs="Times New Roman"/>
           <w:sz w:val="32"/>
           <w:szCs w:val="32"/>
           <w:u w:val="none"/>
@@ -135,7 +135,7 @@
       <w:pPr>
         <w:jc w:val="center"/>
         <w:rPr>
-          <w:rFonts w:hint="eastAsia"/>
+          <w:rFonts w:hint="default" w:ascii="Times New Roman" w:hAnsi="Times New Roman" w:cs="Times New Roman"/>
           <w:sz w:val="32"/>
           <w:szCs w:val="32"/>
           <w:u w:val="none"/>
@@ -147,7 +147,7 @@
       <w:pPr>
         <w:jc w:val="center"/>
         <w:rPr>
-          <w:rFonts w:hint="eastAsia"/>
+          <w:rFonts w:hint="default" w:ascii="Times New Roman" w:hAnsi="Times New Roman" w:cs="Times New Roman"/>
           <w:sz w:val="32"/>
           <w:szCs w:val="32"/>
           <w:u w:val="none"/>
@@ -159,7 +159,7 @@
       <w:pPr>
         <w:jc w:val="center"/>
         <w:rPr>
-          <w:rFonts w:hint="eastAsia"/>
+          <w:rFonts w:hint="default" w:ascii="Times New Roman" w:hAnsi="Times New Roman" w:cs="Times New Roman"/>
           <w:sz w:val="32"/>
           <w:szCs w:val="32"/>
           <w:u w:val="none"/>
@@ -171,7 +171,7 @@
       <w:pPr>
         <w:jc w:val="center"/>
         <w:rPr>
-          <w:rFonts w:hint="eastAsia"/>
+          <w:rFonts w:hint="default" w:ascii="Times New Roman" w:hAnsi="Times New Roman" w:cs="Times New Roman"/>
           <w:sz w:val="48"/>
           <w:szCs w:val="48"/>
           <w:u w:val="none"/>
@@ -183,7 +183,7 @@
       <w:pPr>
         <w:jc w:val="center"/>
         <w:rPr>
-          <w:rFonts w:hint="eastAsia"/>
+          <w:rFonts w:hint="default" w:ascii="Times New Roman" w:hAnsi="Times New Roman" w:cs="Times New Roman"/>
           <w:sz w:val="48"/>
           <w:szCs w:val="48"/>
           <w:u w:val="none"/>
@@ -195,7 +195,7 @@
       <w:pPr>
         <w:jc w:val="center"/>
         <w:rPr>
-          <w:rFonts w:hint="eastAsia"/>
+          <w:rFonts w:hint="default" w:ascii="Times New Roman" w:hAnsi="Times New Roman" w:cs="Times New Roman"/>
           <w:sz w:val="48"/>
           <w:szCs w:val="48"/>
           <w:u w:val="none"/>
@@ -207,7 +207,7 @@
       <w:pPr>
         <w:jc w:val="center"/>
         <w:rPr>
-          <w:rFonts w:hint="eastAsia"/>
+          <w:rFonts w:hint="default" w:ascii="Times New Roman" w:hAnsi="Times New Roman" w:cs="Times New Roman"/>
           <w:sz w:val="48"/>
           <w:szCs w:val="48"/>
           <w:u w:val="none"/>
@@ -219,7 +219,7 @@
       <w:pPr>
         <w:jc w:val="center"/>
         <w:rPr>
-          <w:rFonts w:hint="eastAsia"/>
+          <w:rFonts w:hint="default" w:ascii="Times New Roman" w:hAnsi="Times New Roman" w:cs="Times New Roman"/>
           <w:sz w:val="48"/>
           <w:szCs w:val="48"/>
           <w:u w:val="none"/>
@@ -228,7 +228,7 @@
       </w:pPr>
       <w:r>
         <w:rPr>
-          <w:rFonts w:hint="eastAsia"/>
+          <w:rFonts w:hint="default" w:ascii="Times New Roman" w:hAnsi="Times New Roman" w:cs="Times New Roman"/>
           <w:sz w:val="48"/>
           <w:szCs w:val="48"/>
           <w:u w:val="none"/>
@@ -241,7 +241,7 @@
       <w:pPr>
         <w:jc w:val="center"/>
         <w:rPr>
-          <w:rFonts w:hint="eastAsia"/>
+          <w:rFonts w:hint="default" w:ascii="Times New Roman" w:hAnsi="Times New Roman" w:cs="Times New Roman"/>
           <w:sz w:val="48"/>
           <w:szCs w:val="48"/>
           <w:u w:val="none"/>
@@ -253,7 +253,7 @@
       <w:pPr>
         <w:jc w:val="center"/>
         <w:rPr>
-          <w:rFonts w:hint="eastAsia"/>
+          <w:rFonts w:hint="default" w:ascii="Times New Roman" w:hAnsi="Times New Roman" w:cs="Times New Roman"/>
           <w:sz w:val="28"/>
           <w:szCs w:val="28"/>
           <w:u w:val="none"/>
@@ -262,7 +262,7 @@
       </w:pPr>
       <w:r>
         <w:rPr>
-          <w:rFonts w:hint="eastAsia"/>
+          <w:rFonts w:hint="default" w:ascii="Times New Roman" w:hAnsi="Times New Roman" w:cs="Times New Roman"/>
           <w:sz w:val="28"/>
           <w:szCs w:val="28"/>
           <w:u w:val="none"/>
@@ -275,7 +275,7 @@
       <w:pPr>
         <w:jc w:val="center"/>
         <w:rPr>
-          <w:rFonts w:hint="eastAsia"/>
+          <w:rFonts w:hint="default" w:ascii="Times New Roman" w:hAnsi="Times New Roman" w:cs="Times New Roman"/>
           <w:sz w:val="28"/>
           <w:szCs w:val="28"/>
           <w:u w:val="none"/>
@@ -284,7 +284,7 @@
       </w:pPr>
       <w:r>
         <w:rPr>
-          <w:rFonts w:hint="eastAsia"/>
+          <w:rFonts w:hint="default" w:ascii="Times New Roman" w:hAnsi="Times New Roman" w:cs="Times New Roman"/>
           <w:sz w:val="28"/>
           <w:szCs w:val="28"/>
           <w:u w:val="none"/>
@@ -297,7 +297,7 @@
       <w:pPr>
         <w:jc w:val="center"/>
         <w:rPr>
-          <w:rFonts w:hint="eastAsia"/>
+          <w:rFonts w:hint="default" w:ascii="Times New Roman" w:hAnsi="Times New Roman" w:cs="Times New Roman"/>
           <w:sz w:val="28"/>
           <w:szCs w:val="28"/>
           <w:u w:val="none"/>
@@ -309,7 +309,7 @@
       <w:pPr>
         <w:jc w:val="center"/>
         <w:rPr>
-          <w:rFonts w:hint="eastAsia"/>
+          <w:rFonts w:hint="default" w:ascii="Times New Roman" w:hAnsi="Times New Roman" w:cs="Times New Roman"/>
           <w:sz w:val="28"/>
           <w:szCs w:val="28"/>
           <w:u w:val="none"/>
@@ -318,7 +318,7 @@
       </w:pPr>
       <w:r>
         <w:rPr>
-          <w:rFonts w:hint="eastAsia"/>
+          <w:rFonts w:hint="default" w:ascii="Times New Roman" w:hAnsi="Times New Roman" w:cs="Times New Roman"/>
           <w:sz w:val="28"/>
           <w:szCs w:val="28"/>
           <w:u w:val="none"/>
@@ -331,7 +331,7 @@
       <w:pPr>
         <w:jc w:val="center"/>
         <w:rPr>
-          <w:rFonts w:hint="default"/>
+          <w:rFonts w:hint="default" w:ascii="Times New Roman" w:hAnsi="Times New Roman" w:cs="Times New Roman"/>
           <w:sz w:val="36"/>
           <w:szCs w:val="36"/>
           <w:u w:val="none"/>
@@ -342,7 +342,7 @@
     <w:p>
       <w:pPr>
         <w:rPr>
-          <w:rFonts w:hint="default"/>
+          <w:rFonts w:hint="default" w:ascii="Times New Roman" w:hAnsi="Times New Roman" w:cs="Times New Roman"/>
           <w:u w:val="single"/>
           <w:lang w:val="en-US" w:eastAsia="zh-CN"/>
         </w:rPr>
@@ -351,13 +351,13 @@
     <w:p>
       <w:pPr>
         <w:rPr>
-          <w:rFonts w:hint="eastAsia"/>
-          <w:lang w:val="en-US" w:eastAsia="zh-CN"/>
-        </w:rPr>
-      </w:pPr>
-      <w:r>
-        <w:rPr>
-          <w:rFonts w:hint="eastAsia"/>
+          <w:rFonts w:hint="default" w:ascii="Times New Roman" w:hAnsi="Times New Roman" w:cs="Times New Roman"/>
+          <w:lang w:val="en-US" w:eastAsia="zh-CN"/>
+        </w:rPr>
+      </w:pPr>
+      <w:r>
+        <w:rPr>
+          <w:rFonts w:hint="default" w:ascii="Times New Roman" w:hAnsi="Times New Roman" w:cs="Times New Roman"/>
           <w:lang w:val="en-US" w:eastAsia="zh-CN"/>
         </w:rPr>
         <w:br w:type="page"/>
@@ -371,7 +371,7 @@
         </w:numPr>
         <w:ind w:leftChars="0"/>
         <w:rPr>
-          <w:rFonts w:hint="eastAsia"/>
+          <w:rFonts w:hint="default" w:ascii="Times New Roman" w:hAnsi="Times New Roman" w:cs="Times New Roman"/>
           <w:lang w:val="en-US" w:eastAsia="zh-CN"/>
         </w:rPr>
       </w:pPr>
@@ -384,7 +384,7 @@
         </w:numPr>
         <w:ind w:leftChars="0"/>
         <w:rPr>
-          <w:rFonts w:hint="default"/>
+          <w:rFonts w:hint="default" w:ascii="Times New Roman" w:hAnsi="Times New Roman" w:cs="Times New Roman"/>
           <w:b/>
           <w:bCs/>
           <w:sz w:val="21"/>
@@ -394,7 +394,7 @@
       </w:pPr>
       <w:r>
         <w:rPr>
-          <w:rFonts w:hint="eastAsia"/>
+          <w:rFonts w:hint="default" w:ascii="Times New Roman" w:hAnsi="Times New Roman" w:cs="Times New Roman"/>
           <w:b/>
           <w:bCs/>
           <w:sz w:val="21"/>
@@ -412,16 +412,37 @@
         </w:numPr>
         <w:ind w:leftChars="0"/>
         <w:rPr>
-          <w:rFonts w:hint="eastAsia"/>
-          <w:lang w:val="en-US" w:eastAsia="zh-CN"/>
-        </w:rPr>
-      </w:pPr>
-      <w:r>
-        <w:rPr>
-          <w:rFonts w:hint="eastAsia"/>
-          <w:lang w:val="en-US" w:eastAsia="zh-CN"/>
-        </w:rPr>
-        <w:t>This program is a website fore creating pixel art. It is a platform for users to draw creative pictures supported by several features such as:</w:t>
+          <w:rFonts w:hint="default" w:ascii="Times New Roman" w:hAnsi="Times New Roman" w:cs="Times New Roman"/>
+          <w:lang w:val="en-US" w:eastAsia="zh-CN"/>
+        </w:rPr>
+      </w:pPr>
+      <w:r>
+        <w:rPr>
+          <w:rFonts w:hint="default" w:ascii="Times New Roman" w:hAnsi="Times New Roman" w:cs="Times New Roman"/>
+          <w:lang w:val="en-US" w:eastAsia="zh-CN"/>
+        </w:rPr>
+        <w:t xml:space="preserve">This program is a website fore creating pixel art. It is a platform for users to draw creative pictures supported by several features </w:t>
+      </w:r>
+      <w:r>
+        <w:rPr>
+          <w:rFonts w:hint="eastAsia" w:ascii="Times New Roman" w:hAnsi="Times New Roman" w:cs="Times New Roman"/>
+          <w:lang w:val="en-US" w:eastAsia="zh-CN"/>
+        </w:rPr>
+        <w:t>. We</w:t>
+      </w:r>
+      <w:r>
+        <w:rPr>
+          <w:rFonts w:hint="default" w:ascii="Times New Roman" w:hAnsi="Times New Roman" w:cs="Times New Roman"/>
+          <w:lang w:val="en-US" w:eastAsia="zh-CN"/>
+        </w:rPr>
+        <w:t>’</w:t>
+      </w:r>
+      <w:r>
+        <w:rPr>
+          <w:rFonts w:hint="eastAsia" w:ascii="Times New Roman" w:hAnsi="Times New Roman" w:cs="Times New Roman"/>
+          <w:lang w:val="en-US" w:eastAsia="zh-CN"/>
+        </w:rPr>
+        <w:t>re using Typescript as a language which is a popular choice for web programs.</w:t>
       </w:r>
     </w:p>
     <w:p>
@@ -431,7 +452,7 @@
         </w:numPr>
         <w:ind w:leftChars="0"/>
         <w:rPr>
-          <w:rFonts w:hint="default"/>
+          <w:rFonts w:hint="default" w:ascii="Times New Roman" w:hAnsi="Times New Roman" w:cs="Times New Roman"/>
           <w:u w:val="single"/>
           <w:lang w:val="en-US" w:eastAsia="zh-CN"/>
         </w:rPr>
@@ -444,7 +465,7 @@
         </w:numPr>
         <w:ind w:leftChars="0"/>
         <w:rPr>
-          <w:rFonts w:hint="eastAsia"/>
+          <w:rFonts w:hint="default" w:ascii="Times New Roman" w:hAnsi="Times New Roman" w:cs="Times New Roman"/>
           <w:u w:val="single"/>
           <w:lang w:val="en-US" w:eastAsia="zh-CN"/>
         </w:rPr>
@@ -457,15 +478,19 @@
         </w:numPr>
         <w:ind w:leftChars="0"/>
         <w:rPr>
-          <w:rFonts w:hint="eastAsia"/>
-          <w:u w:val="single"/>
-          <w:lang w:val="en-US" w:eastAsia="zh-CN"/>
-        </w:rPr>
-      </w:pPr>
-      <w:r>
-        <w:rPr>
-          <w:rFonts w:hint="eastAsia"/>
-          <w:u w:val="single"/>
+          <w:rFonts w:hint="default" w:ascii="Times New Roman" w:hAnsi="Times New Roman" w:cs="Times New Roman"/>
+          <w:b/>
+          <w:bCs/>
+          <w:u w:val="none"/>
+          <w:lang w:val="en-US" w:eastAsia="zh-CN"/>
+        </w:rPr>
+      </w:pPr>
+      <w:r>
+        <w:rPr>
+          <w:rFonts w:hint="default" w:ascii="Times New Roman" w:hAnsi="Times New Roman" w:cs="Times New Roman"/>
+          <w:b/>
+          <w:bCs/>
+          <w:u w:val="none"/>
           <w:lang w:val="en-US" w:eastAsia="zh-CN"/>
         </w:rPr>
         <w:t>How to use program:</w:t>
@@ -478,7 +503,7 @@
         </w:numPr>
         <w:ind w:leftChars="0"/>
         <w:rPr>
-          <w:rFonts w:hint="eastAsia"/>
+          <w:rFonts w:hint="default" w:ascii="Times New Roman" w:hAnsi="Times New Roman" w:cs="Times New Roman"/>
           <w:lang w:val="en-US" w:eastAsia="zh-CN"/>
         </w:rPr>
       </w:pPr>
@@ -491,22 +516,25 @@
         </w:numPr>
         <w:ind w:leftChars="0"/>
         <w:rPr>
-          <w:rFonts w:hint="default"/>
-          <w:lang w:val="en-US" w:eastAsia="zh-CN"/>
-        </w:rPr>
-      </w:pPr>
-      <w:r>
-        <w:rPr>
-          <w:rFonts w:hint="eastAsia"/>
-          <w:b/>
-          <w:bCs/>
+          <w:rFonts w:hint="default" w:ascii="Times New Roman" w:hAnsi="Times New Roman" w:cs="Times New Roman"/>
+          <w:lang w:val="en-US" w:eastAsia="zh-CN"/>
+        </w:rPr>
+      </w:pPr>
+      <w:r>
+        <w:rPr>
+          <w:rFonts w:hint="default" w:ascii="Times New Roman" w:hAnsi="Times New Roman" w:cs="Times New Roman"/>
+          <w:b w:val="0"/>
+          <w:bCs w:val="0"/>
+          <w:i w:val="0"/>
+          <w:iCs w:val="0"/>
+          <w:u w:val="single"/>
           <w:lang w:val="en-US" w:eastAsia="zh-CN"/>
         </w:rPr>
         <w:t>Control cell size button:</w:t>
       </w:r>
       <w:r>
         <w:rPr>
-          <w:rFonts w:hint="eastAsia"/>
+          <w:rFonts w:hint="default" w:ascii="Times New Roman" w:hAnsi="Times New Roman" w:cs="Times New Roman"/>
           <w:lang w:val="en-US" w:eastAsia="zh-CN"/>
         </w:rPr>
         <w:t xml:space="preserve"> lets you control the cell size depending on you preferences and drawing goals.</w:t>
@@ -520,22 +548,34 @@
         </w:numPr>
         <w:ind w:leftChars="0"/>
         <w:rPr>
-          <w:rFonts w:hint="default"/>
-          <w:lang w:val="en-US" w:eastAsia="zh-CN"/>
-        </w:rPr>
-      </w:pPr>
-      <w:r>
-        <w:rPr>
-          <w:rFonts w:hint="eastAsia"/>
+          <w:rFonts w:hint="default" w:ascii="Times New Roman" w:hAnsi="Times New Roman" w:cs="Times New Roman"/>
+          <w:lang w:val="en-US" w:eastAsia="zh-CN"/>
+        </w:rPr>
+      </w:pPr>
+      <w:r>
+        <w:rPr>
+          <w:rFonts w:hint="default" w:ascii="Times New Roman" w:hAnsi="Times New Roman" w:cs="Times New Roman"/>
+          <w:b w:val="0"/>
+          <w:bCs w:val="0"/>
+          <w:i w:val="0"/>
+          <w:iCs w:val="0"/>
+          <w:u w:val="single"/>
+          <w:lang w:val="en-US" w:eastAsia="zh-CN"/>
+        </w:rPr>
+        <w:t>Color picker:</w:t>
+      </w:r>
+      <w:r>
+        <w:rPr>
+          <w:rFonts w:hint="default" w:ascii="Times New Roman" w:hAnsi="Times New Roman" w:cs="Times New Roman"/>
           <w:b/>
           <w:bCs/>
           <w:lang w:val="en-US" w:eastAsia="zh-CN"/>
         </w:rPr>
-        <w:t xml:space="preserve">Color picker: </w:t>
-      </w:r>
-      <w:r>
-        <w:rPr>
-          <w:rFonts w:hint="eastAsia"/>
+        <w:t xml:space="preserve"> </w:t>
+      </w:r>
+      <w:r>
+        <w:rPr>
+          <w:rFonts w:hint="default" w:ascii="Times New Roman" w:hAnsi="Times New Roman" w:cs="Times New Roman"/>
           <w:lang w:val="en-US" w:eastAsia="zh-CN"/>
         </w:rPr>
         <w:t>user can choose several colors based on preference to draw.</w:t>
@@ -549,22 +589,25 @@
         </w:numPr>
         <w:ind w:leftChars="0"/>
         <w:rPr>
-          <w:rFonts w:hint="default"/>
-          <w:lang w:val="en-US" w:eastAsia="zh-CN"/>
-        </w:rPr>
-      </w:pPr>
-      <w:r>
-        <w:rPr>
-          <w:rFonts w:hint="eastAsia"/>
-          <w:b/>
-          <w:bCs/>
+          <w:rFonts w:hint="default" w:ascii="Times New Roman" w:hAnsi="Times New Roman" w:cs="Times New Roman"/>
+          <w:lang w:val="en-US" w:eastAsia="zh-CN"/>
+        </w:rPr>
+      </w:pPr>
+      <w:r>
+        <w:rPr>
+          <w:rFonts w:hint="default" w:ascii="Times New Roman" w:hAnsi="Times New Roman" w:cs="Times New Roman"/>
+          <w:b w:val="0"/>
+          <w:bCs w:val="0"/>
+          <w:i w:val="0"/>
+          <w:iCs w:val="0"/>
+          <w:u w:val="single"/>
           <w:lang w:val="en-US" w:eastAsia="zh-CN"/>
         </w:rPr>
         <w:t>Gray scale button:</w:t>
       </w:r>
       <w:r>
         <w:rPr>
-          <w:rFonts w:hint="eastAsia"/>
+          <w:rFonts w:hint="default" w:ascii="Times New Roman" w:hAnsi="Times New Roman" w:cs="Times New Roman"/>
           <w:lang w:val="en-US" w:eastAsia="zh-CN"/>
         </w:rPr>
         <w:t xml:space="preserve"> allows user to grayscale drawing temporarily , which is a fun feature combined with the random color button.</w:t>
@@ -578,22 +621,25 @@
         </w:numPr>
         <w:ind w:leftChars="0"/>
         <w:rPr>
-          <w:rFonts w:hint="default"/>
-          <w:lang w:val="en-US" w:eastAsia="zh-CN"/>
-        </w:rPr>
-      </w:pPr>
-      <w:r>
-        <w:rPr>
-          <w:rFonts w:hint="eastAsia"/>
-          <w:b/>
-          <w:bCs/>
+          <w:rFonts w:hint="default" w:ascii="Times New Roman" w:hAnsi="Times New Roman" w:cs="Times New Roman"/>
+          <w:lang w:val="en-US" w:eastAsia="zh-CN"/>
+        </w:rPr>
+      </w:pPr>
+      <w:r>
+        <w:rPr>
+          <w:rFonts w:hint="default" w:ascii="Times New Roman" w:hAnsi="Times New Roman" w:cs="Times New Roman"/>
+          <w:b w:val="0"/>
+          <w:bCs w:val="0"/>
+          <w:i w:val="0"/>
+          <w:iCs w:val="0"/>
+          <w:u w:val="single"/>
           <w:lang w:val="en-US" w:eastAsia="zh-CN"/>
         </w:rPr>
         <w:t>Random color button:</w:t>
       </w:r>
       <w:r>
         <w:rPr>
-          <w:rFonts w:hint="eastAsia"/>
+          <w:rFonts w:hint="default" w:ascii="Times New Roman" w:hAnsi="Times New Roman" w:cs="Times New Roman"/>
           <w:lang w:val="en-US" w:eastAsia="zh-CN"/>
         </w:rPr>
         <w:t xml:space="preserve"> when pressed, random color, unknown to user, will be selected. Then, drawing can be interpreted based on hue strength. After that, grayscale is removed, revealing creative image.</w:t>
@@ -607,32 +653,28 @@
         </w:numPr>
         <w:ind w:leftChars="0"/>
         <w:rPr>
-          <w:rFonts w:hint="default"/>
-          <w:lang w:val="en-US" w:eastAsia="zh-CN"/>
-        </w:rPr>
-      </w:pPr>
-      <w:r>
-        <w:rPr>
-          <w:rFonts w:hint="eastAsia"/>
-          <w:lang w:val="en-US" w:eastAsia="zh-CN"/>
-        </w:rPr>
-        <w:t xml:space="preserve"> </w:t>
-      </w:r>
-      <w:r>
-        <w:rPr>
-          <w:rFonts w:hint="eastAsia"/>
-          <w:b/>
-          <w:bCs/>
-          <w:lang w:val="en-US" w:eastAsia="zh-CN"/>
-        </w:rPr>
-        <w:t>Undo redo button</w:t>
-      </w:r>
-      <w:r>
-        <w:rPr>
-          <w:rFonts w:hint="eastAsia"/>
-          <w:lang w:val="en-US" w:eastAsia="zh-CN"/>
-        </w:rPr>
-        <w:t>：user can switch between drawings draw before and after.</w:t>
+          <w:rFonts w:hint="default" w:ascii="Times New Roman" w:hAnsi="Times New Roman" w:cs="Times New Roman"/>
+          <w:lang w:val="en-US" w:eastAsia="zh-CN"/>
+        </w:rPr>
+      </w:pPr>
+      <w:r>
+        <w:rPr>
+          <w:rFonts w:hint="default" w:ascii="Times New Roman" w:hAnsi="Times New Roman" w:cs="Times New Roman"/>
+          <w:b w:val="0"/>
+          <w:bCs w:val="0"/>
+          <w:i w:val="0"/>
+          <w:iCs w:val="0"/>
+          <w:u w:val="single"/>
+          <w:lang w:val="en-US" w:eastAsia="zh-CN"/>
+        </w:rPr>
+        <w:t xml:space="preserve"> Undo redo button：</w:t>
+      </w:r>
+      <w:r>
+        <w:rPr>
+          <w:rFonts w:hint="default" w:ascii="Times New Roman" w:hAnsi="Times New Roman" w:cs="Times New Roman"/>
+          <w:lang w:val="en-US" w:eastAsia="zh-CN"/>
+        </w:rPr>
+        <w:t>user can switch between drawings draw before and after.</w:t>
       </w:r>
     </w:p>
     <w:p>
@@ -643,22 +685,25 @@
         </w:numPr>
         <w:ind w:leftChars="0"/>
         <w:rPr>
-          <w:rFonts w:hint="default"/>
-          <w:lang w:val="en-US" w:eastAsia="zh-CN"/>
-        </w:rPr>
-      </w:pPr>
-      <w:r>
-        <w:rPr>
-          <w:rFonts w:hint="eastAsia"/>
-          <w:b/>
-          <w:bCs/>
+          <w:rFonts w:hint="default" w:ascii="Times New Roman" w:hAnsi="Times New Roman" w:cs="Times New Roman"/>
+          <w:lang w:val="en-US" w:eastAsia="zh-CN"/>
+        </w:rPr>
+      </w:pPr>
+      <w:r>
+        <w:rPr>
+          <w:rFonts w:hint="default" w:ascii="Times New Roman" w:hAnsi="Times New Roman" w:cs="Times New Roman"/>
+          <w:b w:val="0"/>
+          <w:bCs w:val="0"/>
+          <w:i w:val="0"/>
+          <w:iCs w:val="0"/>
+          <w:u w:val="single"/>
           <w:lang w:val="en-US" w:eastAsia="zh-CN"/>
         </w:rPr>
         <w:t>Reset button:</w:t>
       </w:r>
       <w:r>
         <w:rPr>
-          <w:rFonts w:hint="eastAsia"/>
+          <w:rFonts w:hint="default" w:ascii="Times New Roman" w:hAnsi="Times New Roman" w:cs="Times New Roman"/>
           <w:lang w:val="en-US" w:eastAsia="zh-CN"/>
         </w:rPr>
         <w:t xml:space="preserve"> resets canvas</w:t>
@@ -671,7 +716,7 @@
         </w:numPr>
         <w:ind w:leftChars="0"/>
         <w:rPr>
-          <w:rFonts w:hint="eastAsia"/>
+          <w:rFonts w:hint="default" w:ascii="Times New Roman" w:hAnsi="Times New Roman" w:cs="Times New Roman"/>
           <w:lang w:val="en-US" w:eastAsia="zh-CN"/>
         </w:rPr>
       </w:pPr>
@@ -683,10 +728,25 @@
         </w:numPr>
         <w:ind w:leftChars="0"/>
         <w:rPr>
-          <w:rFonts w:hint="eastAsia"/>
-          <w:lang w:val="en-US" w:eastAsia="zh-CN"/>
-        </w:rPr>
-      </w:pPr>
+          <w:rFonts w:hint="eastAsia" w:ascii="Times New Roman" w:hAnsi="Times New Roman" w:cs="Times New Roman"/>
+          <w:b/>
+          <w:bCs/>
+          <w:sz w:val="21"/>
+          <w:szCs w:val="21"/>
+          <w:lang w:val="en-US" w:eastAsia="zh-CN"/>
+        </w:rPr>
+      </w:pPr>
+      <w:r>
+        <w:rPr>
+          <w:rFonts w:hint="eastAsia" w:ascii="Times New Roman" w:hAnsi="Times New Roman" w:cs="Times New Roman"/>
+          <w:b/>
+          <w:bCs/>
+          <w:sz w:val="21"/>
+          <w:szCs w:val="21"/>
+          <w:lang w:val="en-US" w:eastAsia="zh-CN"/>
+        </w:rPr>
+        <w:t xml:space="preserve">Typescript Language Review through code: </w:t>
+      </w:r>
     </w:p>
     <w:p>
       <w:pPr>
@@ -695,7 +755,11 @@
         </w:numPr>
         <w:ind w:leftChars="0"/>
         <w:rPr>
-          <w:rFonts w:hint="default"/>
+          <w:rFonts w:hint="default" w:ascii="Times New Roman" w:hAnsi="Times New Roman" w:cs="Times New Roman"/>
+          <w:b/>
+          <w:bCs/>
+          <w:sz w:val="21"/>
+          <w:szCs w:val="21"/>
           <w:lang w:val="en-US" w:eastAsia="zh-CN"/>
         </w:rPr>
       </w:pPr>
@@ -707,7 +771,7 @@
           <w:numId w:val="0"/>
         </w:numPr>
         <w:rPr>
-          <w:rFonts w:hint="default"/>
+          <w:rFonts w:hint="default" w:ascii="Times New Roman" w:hAnsi="Times New Roman" w:cs="Times New Roman"/>
           <w:b/>
           <w:bCs/>
           <w:lang w:val="en-US"/>
@@ -715,7 +779,7 @@
       </w:pPr>
       <w:r>
         <w:rPr>
-          <w:rFonts w:hint="default"/>
+          <w:rFonts w:hint="default" w:ascii="Times New Roman" w:hAnsi="Times New Roman" w:cs="Times New Roman"/>
           <w:b/>
           <w:bCs/>
           <w:lang w:val="en-US"/>
@@ -730,14 +794,14 @@
           <w:numId w:val="2"/>
         </w:numPr>
         <w:rPr>
-          <w:rFonts w:hint="default"/>
+          <w:rFonts w:hint="default" w:ascii="Times New Roman" w:hAnsi="Times New Roman" w:cs="Times New Roman"/>
           <w:u w:val="single"/>
           <w:lang w:val="en-US"/>
         </w:rPr>
       </w:pPr>
       <w:r>
         <w:rPr>
-          <w:rFonts w:hint="default"/>
+          <w:rFonts w:hint="default" w:ascii="Times New Roman" w:hAnsi="Times New Roman" w:cs="Times New Roman"/>
           <w:u w:val="single"/>
           <w:lang w:val="en-US"/>
         </w:rPr>
@@ -755,13 +819,13 @@
         </w:tabs>
         <w:ind w:left="420" w:leftChars="0" w:hanging="420" w:firstLineChars="0"/>
         <w:rPr>
-          <w:rFonts w:hint="default"/>
+          <w:rFonts w:hint="default" w:ascii="Times New Roman" w:hAnsi="Times New Roman" w:cs="Times New Roman"/>
           <w:lang w:val="en-US"/>
         </w:rPr>
       </w:pPr>
       <w:r>
         <w:rPr>
-          <w:rFonts w:hint="default"/>
+          <w:rFonts w:hint="default" w:ascii="Times New Roman" w:hAnsi="Times New Roman" w:cs="Times New Roman"/>
           <w:lang w:val="en-US"/>
         </w:rPr>
         <w:t xml:space="preserve">Name: </w:t>
@@ -775,13 +839,13 @@
         </w:numPr>
         <w:ind w:left="840" w:leftChars="0" w:hanging="420" w:firstLineChars="0"/>
         <w:rPr>
-          <w:rFonts w:hint="default"/>
+          <w:rFonts w:hint="default" w:ascii="Times New Roman" w:hAnsi="Times New Roman" w:cs="Times New Roman"/>
           <w:lang w:val="en-US"/>
         </w:rPr>
       </w:pPr>
       <w:r>
         <w:rPr>
-          <w:rFonts w:hint="default"/>
+          <w:rFonts w:hint="default" w:ascii="Times New Roman" w:hAnsi="Times New Roman" w:cs="Times New Roman"/>
           <w:lang w:val="en-US"/>
         </w:rPr>
         <w:t>there is no specified length for variables length in typescript</w:t>
@@ -795,13 +859,13 @@
         </w:numPr>
         <w:ind w:left="840" w:leftChars="0" w:hanging="420" w:firstLineChars="0"/>
         <w:rPr>
-          <w:rFonts w:hint="default"/>
+          <w:rFonts w:hint="default" w:ascii="Times New Roman" w:hAnsi="Times New Roman" w:cs="Times New Roman"/>
           <w:lang w:val="en-US"/>
         </w:rPr>
       </w:pPr>
       <w:r>
         <w:rPr>
-          <w:rFonts w:hint="default"/>
+          <w:rFonts w:hint="default" w:ascii="Times New Roman" w:hAnsi="Times New Roman" w:cs="Times New Roman"/>
           <w:lang w:val="en-US"/>
         </w:rPr>
         <w:t>It is case sensitive like Javascript.</w:t>
@@ -815,13 +879,13 @@
         </w:numPr>
         <w:ind w:left="840" w:leftChars="0" w:hanging="420" w:firstLineChars="0"/>
         <w:rPr>
-          <w:rFonts w:hint="default"/>
+          <w:rFonts w:hint="default" w:ascii="Times New Roman" w:hAnsi="Times New Roman" w:cs="Times New Roman"/>
           <w:lang w:val="en-US"/>
         </w:rPr>
       </w:pPr>
       <w:r>
         <w:rPr>
-          <w:rFonts w:hint="default"/>
+          <w:rFonts w:hint="default" w:ascii="Times New Roman" w:hAnsi="Times New Roman" w:cs="Times New Roman"/>
           <w:lang w:val="en-US"/>
         </w:rPr>
         <w:t>You can’t use special keywords use for things like control</w:t>
@@ -835,19 +899,17 @@
         </w:numPr>
         <w:ind w:left="840" w:leftChars="0" w:hanging="420" w:firstLineChars="0"/>
         <w:rPr>
-          <w:rFonts w:hint="default"/>
+          <w:rFonts w:hint="default" w:ascii="Times New Roman" w:hAnsi="Times New Roman" w:cs="Times New Roman"/>
           <w:lang w:val="en-US"/>
         </w:rPr>
       </w:pPr>
       <w:r>
         <w:rPr>
-          <w:rFonts w:hint="default"/>
+          <w:rFonts w:hint="default" w:ascii="Times New Roman" w:hAnsi="Times New Roman" w:cs="Times New Roman"/>
           <w:lang w:val="en-US"/>
         </w:rPr>
         <w:t>flow, declaration, and other operations.</w:t>
       </w:r>
-      <w:bookmarkStart w:id="0" w:name="_GoBack"/>
-      <w:bookmarkEnd w:id="0"/>
     </w:p>
     <w:p>
       <w:pPr>
@@ -857,13 +919,13 @@
         </w:numPr>
         <w:ind w:left="840" w:leftChars="0" w:hanging="420" w:firstLineChars="0"/>
         <w:rPr>
-          <w:rFonts w:hint="default"/>
+          <w:rFonts w:hint="default" w:ascii="Times New Roman" w:hAnsi="Times New Roman" w:cs="Times New Roman"/>
           <w:lang w:val="en-US"/>
         </w:rPr>
       </w:pPr>
       <w:r>
         <w:rPr>
-          <w:rFonts w:hint="default"/>
+          <w:rFonts w:hint="default" w:ascii="Times New Roman" w:hAnsi="Times New Roman" w:cs="Times New Roman"/>
           <w:lang w:val="en-US"/>
         </w:rPr>
         <w:t>Hyphens and spaces cannot be used within the name.</w:t>
@@ -880,14 +942,14 @@
         </w:tabs>
         <w:ind w:left="420" w:leftChars="0" w:hanging="420" w:firstLineChars="0"/>
         <w:rPr>
-          <w:rFonts w:hint="default"/>
+          <w:rFonts w:hint="default" w:ascii="Times New Roman" w:hAnsi="Times New Roman" w:cs="Times New Roman"/>
           <w:highlight w:val="yellow"/>
           <w:lang w:val="en-US"/>
         </w:rPr>
       </w:pPr>
       <w:r>
         <w:rPr>
-          <w:rFonts w:hint="default"/>
+          <w:rFonts w:hint="default" w:ascii="Times New Roman" w:hAnsi="Times New Roman" w:cs="Times New Roman"/>
           <w:highlight w:val="yellow"/>
           <w:lang w:val="en-US"/>
         </w:rPr>
@@ -902,27 +964,27 @@
         </w:numPr>
         <w:ind w:left="420" w:leftChars="0"/>
         <w:rPr>
-          <w:rFonts w:hint="default"/>
+          <w:rFonts w:hint="default" w:ascii="Times New Roman" w:hAnsi="Times New Roman" w:cs="Times New Roman"/>
           <w:lang w:val="en-US"/>
         </w:rPr>
       </w:pPr>
       <w:r>
         <w:rPr>
-          <w:rFonts w:hint="default"/>
+          <w:rFonts w:hint="default" w:ascii="Times New Roman" w:hAnsi="Times New Roman" w:cs="Times New Roman"/>
           <w:lang w:val="en-US"/>
         </w:rPr>
         <w:tab/>
       </w:r>
       <w:r>
         <w:rPr>
-          <w:rFonts w:hint="default"/>
+          <w:rFonts w:hint="default" w:ascii="Times New Roman" w:hAnsi="Times New Roman" w:cs="Times New Roman"/>
           <w:lang w:val="en-US"/>
         </w:rPr>
         <w:t xml:space="preserve">Boolean, number, string, undefined,BigInt, symbol, array, tuple , enum, </w:t>
       </w:r>
       <w:r>
         <w:rPr>
-          <w:rFonts w:hint="default"/>
+          <w:rFonts w:hint="default" w:ascii="Times New Roman" w:hAnsi="Times New Roman" w:cs="Times New Roman"/>
           <w:b/>
           <w:bCs/>
           <w:lang w:val="en-US"/>
@@ -941,13 +1003,13 @@
         </w:tabs>
         <w:ind w:left="420" w:leftChars="0" w:hanging="420" w:firstLineChars="0"/>
         <w:rPr>
-          <w:rFonts w:hint="default"/>
+          <w:rFonts w:hint="default" w:ascii="Times New Roman" w:hAnsi="Times New Roman" w:cs="Times New Roman"/>
           <w:lang w:val="en-US"/>
         </w:rPr>
       </w:pPr>
       <w:r>
         <w:rPr>
-          <w:rFonts w:hint="default"/>
+          <w:rFonts w:hint="default" w:ascii="Times New Roman" w:hAnsi="Times New Roman" w:cs="Times New Roman"/>
           <w:lang w:val="en-US"/>
         </w:rPr>
         <w:t>Address:</w:t>
@@ -961,76 +1023,76 @@
         </w:numPr>
         <w:ind w:leftChars="0"/>
         <w:rPr>
-          <w:rFonts w:hint="default"/>
+          <w:rFonts w:hint="default" w:ascii="Times New Roman" w:hAnsi="Times New Roman" w:cs="Times New Roman"/>
           <w:lang w:val="en-US"/>
         </w:rPr>
       </w:pPr>
       <w:r>
         <w:rPr>
-          <w:rFonts w:hint="default"/>
+          <w:rFonts w:hint="default" w:ascii="Times New Roman" w:hAnsi="Times New Roman" w:cs="Times New Roman"/>
           <w:lang w:val="en-US"/>
         </w:rPr>
         <w:tab/>
       </w:r>
       <w:r>
         <w:rPr>
-          <w:rFonts w:hint="default"/>
+          <w:rFonts w:hint="default" w:ascii="Times New Roman" w:hAnsi="Times New Roman" w:cs="Times New Roman"/>
           <w:lang w:val="en-US"/>
         </w:rPr>
         <w:t>Typescript converts</w:t>
       </w:r>
       <w:r>
         <w:rPr>
-          <w:rFonts w:hint="eastAsia"/>
+          <w:rFonts w:hint="default" w:ascii="Times New Roman" w:hAnsi="Times New Roman" w:cs="Times New Roman"/>
           <w:lang w:val="en-US" w:eastAsia="zh-CN"/>
         </w:rPr>
         <w:t xml:space="preserve"> code</w:t>
       </w:r>
       <w:r>
         <w:rPr>
-          <w:rFonts w:hint="default"/>
+          <w:rFonts w:hint="default" w:ascii="Times New Roman" w:hAnsi="Times New Roman" w:cs="Times New Roman"/>
           <w:lang w:val="en-US"/>
         </w:rPr>
         <w:t xml:space="preserve"> to Java script before it </w:t>
       </w:r>
       <w:r>
         <w:rPr>
-          <w:rFonts w:hint="eastAsia"/>
+          <w:rFonts w:hint="default" w:ascii="Times New Roman" w:hAnsi="Times New Roman" w:cs="Times New Roman"/>
           <w:lang w:val="en-US" w:eastAsia="zh-CN"/>
         </w:rPr>
         <w:t xml:space="preserve">compiles it and </w:t>
       </w:r>
       <w:r>
         <w:rPr>
-          <w:rFonts w:hint="default"/>
+          <w:rFonts w:hint="default" w:ascii="Times New Roman" w:hAnsi="Times New Roman" w:cs="Times New Roman"/>
           <w:lang w:val="en-US"/>
         </w:rPr>
         <w:t>displays</w:t>
       </w:r>
       <w:r>
         <w:rPr>
-          <w:rFonts w:hint="eastAsia"/>
+          <w:rFonts w:hint="default" w:ascii="Times New Roman" w:hAnsi="Times New Roman" w:cs="Times New Roman"/>
           <w:lang w:val="en-US" w:eastAsia="zh-CN"/>
         </w:rPr>
         <w:t xml:space="preserve"> it</w:t>
       </w:r>
       <w:r>
         <w:rPr>
-          <w:rFonts w:hint="default"/>
+          <w:rFonts w:hint="default" w:ascii="Times New Roman" w:hAnsi="Times New Roman" w:cs="Times New Roman"/>
           <w:lang w:val="en-US"/>
         </w:rPr>
         <w:t xml:space="preserve"> on the web-page.</w:t>
       </w:r>
       <w:r>
         <w:rPr>
-          <w:rFonts w:hint="eastAsia"/>
+          <w:rFonts w:hint="default" w:ascii="Times New Roman" w:hAnsi="Times New Roman" w:cs="Times New Roman"/>
           <w:lang w:val="en-US" w:eastAsia="zh-CN"/>
         </w:rPr>
         <w:t xml:space="preserve"> </w:t>
       </w:r>
       <w:r>
         <w:rPr>
-          <w:rFonts w:hint="default"/>
+          <w:rFonts w:hint="default" w:ascii="Times New Roman" w:hAnsi="Times New Roman" w:cs="Times New Roman"/>
           <w:lang w:val="en-US"/>
         </w:rPr>
         <w:t xml:space="preserve">Memory allocation and garbage collection are handled by runtime environment. </w:t>
@@ -1044,14 +1106,14 @@
         </w:numPr>
         <w:ind w:left="0" w:leftChars="0" w:firstLine="0" w:firstLineChars="0"/>
         <w:rPr>
-          <w:rFonts w:hint="default"/>
+          <w:rFonts w:hint="default" w:ascii="Times New Roman" w:hAnsi="Times New Roman" w:cs="Times New Roman"/>
           <w:u w:val="single"/>
           <w:lang w:val="en-US"/>
         </w:rPr>
       </w:pPr>
       <w:r>
         <w:rPr>
-          <w:rFonts w:hint="default"/>
+          <w:rFonts w:hint="default" w:ascii="Times New Roman" w:hAnsi="Times New Roman" w:cs="Times New Roman"/>
           <w:u w:val="single"/>
           <w:lang w:val="en-US"/>
         </w:rPr>
@@ -1065,7 +1127,7 @@
         </w:numPr>
         <w:ind w:leftChars="0"/>
         <w:rPr>
-          <w:rFonts w:hint="default"/>
+          <w:rFonts w:hint="default" w:ascii="Times New Roman" w:hAnsi="Times New Roman" w:cs="Times New Roman"/>
           <w:u w:val="single"/>
           <w:lang w:val="en-US"/>
         </w:rPr>
@@ -1079,13 +1141,13 @@
         </w:numPr>
         <w:ind w:leftChars="0"/>
         <w:rPr>
-          <w:rFonts w:hint="default"/>
+          <w:rFonts w:hint="default" w:ascii="Times New Roman" w:hAnsi="Times New Roman" w:cs="Times New Roman"/>
           <w:lang w:val="en-US"/>
         </w:rPr>
       </w:pPr>
       <w:r>
         <w:rPr>
-          <w:rFonts w:hint="default"/>
+          <w:rFonts w:hint="default" w:ascii="Times New Roman" w:hAnsi="Times New Roman" w:cs="Times New Roman"/>
           <w:lang w:val="en-US"/>
         </w:rPr>
         <w:t xml:space="preserve">Typescript is strongly and statically typed, and you must always type your variables, this increases reliability. </w:t>
@@ -1099,34 +1161,34 @@
         </w:numPr>
         <w:ind w:leftChars="0"/>
         <w:rPr>
-          <w:rFonts w:hint="eastAsia"/>
-          <w:lang w:val="en-US" w:eastAsia="zh-CN"/>
-        </w:rPr>
-      </w:pPr>
-      <w:r>
-        <w:rPr>
-          <w:rFonts w:hint="default"/>
+          <w:rFonts w:hint="default" w:ascii="Times New Roman" w:hAnsi="Times New Roman" w:cs="Times New Roman"/>
+          <w:lang w:val="en-US" w:eastAsia="zh-CN"/>
+        </w:rPr>
+      </w:pPr>
+      <w:r>
+        <w:rPr>
+          <w:rFonts w:hint="default" w:ascii="Times New Roman" w:hAnsi="Times New Roman" w:cs="Times New Roman"/>
           <w:lang w:val="en-US"/>
         </w:rPr>
         <w:t xml:space="preserve">(“any” type </w:t>
       </w:r>
       <w:r>
         <w:rPr>
-          <w:rFonts w:hint="eastAsia"/>
+          <w:rFonts w:hint="default" w:ascii="Times New Roman" w:hAnsi="Times New Roman" w:cs="Times New Roman"/>
           <w:lang w:val="en-US" w:eastAsia="zh-CN"/>
         </w:rPr>
         <w:t xml:space="preserve">can be used </w:t>
       </w:r>
       <w:r>
         <w:rPr>
-          <w:rFonts w:hint="default"/>
+          <w:rFonts w:hint="default" w:ascii="Times New Roman" w:hAnsi="Times New Roman" w:cs="Times New Roman"/>
           <w:lang w:val="en-US"/>
         </w:rPr>
         <w:t>to disable this feature when needed which increases flexibility)</w:t>
       </w:r>
       <w:r>
         <w:rPr>
-          <w:rFonts w:hint="eastAsia"/>
+          <w:rFonts w:hint="default" w:ascii="Times New Roman" w:hAnsi="Times New Roman" w:cs="Times New Roman"/>
           <w:lang w:val="en-US" w:eastAsia="zh-CN"/>
         </w:rPr>
         <w:t xml:space="preserve">  </w:t>
@@ -1140,7 +1202,7 @@
         </w:numPr>
         <w:ind w:leftChars="0"/>
         <w:rPr>
-          <w:rFonts w:hint="default"/>
+          <w:rFonts w:hint="default" w:ascii="Times New Roman" w:hAnsi="Times New Roman" w:cs="Times New Roman"/>
           <w:lang w:val="en-US" w:eastAsia="zh-CN"/>
         </w:rPr>
       </w:pPr>
@@ -1153,13 +1215,13 @@
         </w:numPr>
         <w:ind w:left="0" w:leftChars="0" w:firstLine="0" w:firstLineChars="0"/>
         <w:rPr>
-          <w:rFonts w:hint="default"/>
+          <w:rFonts w:hint="default" w:ascii="Times New Roman" w:hAnsi="Times New Roman" w:cs="Times New Roman"/>
           <w:lang w:val="en-US"/>
         </w:rPr>
       </w:pPr>
       <w:r>
         <w:rPr>
-          <w:rFonts w:hint="default"/>
+          <w:rFonts w:hint="default" w:ascii="Times New Roman" w:hAnsi="Times New Roman" w:cs="Times New Roman"/>
           <w:u w:val="single"/>
           <w:lang w:val="en-US"/>
         </w:rPr>
@@ -1167,21 +1229,21 @@
       </w:r>
       <w:r>
         <w:rPr>
-          <w:rFonts w:hint="default"/>
+          <w:rFonts w:hint="default" w:ascii="Times New Roman" w:hAnsi="Times New Roman" w:cs="Times New Roman"/>
           <w:lang w:val="en-US"/>
         </w:rPr>
         <w:t xml:space="preserve">Typescript is statically scoped, like </w:t>
       </w:r>
       <w:r>
         <w:rPr>
-          <w:rFonts w:hint="eastAsia"/>
+          <w:rFonts w:hint="default" w:ascii="Times New Roman" w:hAnsi="Times New Roman" w:cs="Times New Roman"/>
           <w:lang w:val="en-US" w:eastAsia="zh-CN"/>
         </w:rPr>
         <w:t>Java script</w:t>
       </w:r>
       <w:r>
         <w:rPr>
-          <w:rFonts w:hint="default"/>
+          <w:rFonts w:hint="default" w:ascii="Times New Roman" w:hAnsi="Times New Roman" w:cs="Times New Roman"/>
           <w:lang w:val="en-US"/>
         </w:rPr>
         <w:t>.</w:t>
@@ -1194,7 +1256,7 @@
         </w:numPr>
         <w:ind w:leftChars="0"/>
         <w:rPr>
-          <w:rFonts w:hint="default"/>
+          <w:rFonts w:hint="default" w:ascii="Times New Roman" w:hAnsi="Times New Roman" w:cs="Times New Roman"/>
           <w:lang w:val="en-US"/>
         </w:rPr>
       </w:pPr>
@@ -1209,7 +1271,7 @@
         <w:spacing w:line="163" w:lineRule="atLeast"/>
         <w:jc w:val="left"/>
         <w:rPr>
-          <w:rFonts w:ascii="Consolas" w:hAnsi="Consolas" w:eastAsia="Consolas" w:cs="Consolas"/>
+          <w:rFonts w:hint="default" w:ascii="Times New Roman" w:hAnsi="Times New Roman" w:eastAsia="Consolas" w:cs="Times New Roman"/>
           <w:b w:val="0"/>
           <w:bCs w:val="0"/>
           <w:color w:val="333333"/>
@@ -1219,7 +1281,7 @@
       </w:pPr>
       <w:r>
         <w:rPr>
-          <w:rFonts w:hint="default" w:ascii="Consolas" w:hAnsi="Consolas" w:eastAsia="Consolas" w:cs="Consolas"/>
+          <w:rFonts w:hint="default" w:ascii="Times New Roman" w:hAnsi="Times New Roman" w:eastAsia="Consolas" w:cs="Times New Roman"/>
           <w:b w:val="0"/>
           <w:bCs w:val="0"/>
           <w:color w:val="7A3E9D"/>
@@ -1234,7 +1296,7 @@
       </w:r>
       <w:r>
         <w:rPr>
-          <w:rFonts w:hint="default" w:ascii="Consolas" w:hAnsi="Consolas" w:eastAsia="Consolas" w:cs="Consolas"/>
+          <w:rFonts w:hint="default" w:ascii="Times New Roman" w:hAnsi="Times New Roman" w:eastAsia="Consolas" w:cs="Times New Roman"/>
           <w:b w:val="0"/>
           <w:bCs w:val="0"/>
           <w:color w:val="333333"/>
@@ -1249,7 +1311,7 @@
       </w:r>
       <w:r>
         <w:rPr>
-          <w:rFonts w:hint="default" w:ascii="Consolas" w:hAnsi="Consolas" w:eastAsia="Consolas" w:cs="Consolas"/>
+          <w:rFonts w:hint="default" w:ascii="Times New Roman" w:hAnsi="Times New Roman" w:eastAsia="Consolas" w:cs="Times New Roman"/>
           <w:b w:val="0"/>
           <w:bCs w:val="0"/>
           <w:color w:val="7A3E9D"/>
@@ -1263,7 +1325,7 @@
       </w:r>
       <w:r>
         <w:rPr>
-          <w:rFonts w:hint="default" w:ascii="Consolas" w:hAnsi="Consolas" w:eastAsia="Consolas" w:cs="Consolas"/>
+          <w:rFonts w:hint="default" w:ascii="Times New Roman" w:hAnsi="Times New Roman" w:eastAsia="Consolas" w:cs="Times New Roman"/>
           <w:b w:val="0"/>
           <w:bCs w:val="0"/>
           <w:color w:val="777777"/>
@@ -1277,7 +1339,7 @@
       </w:r>
       <w:r>
         <w:rPr>
-          <w:rFonts w:hint="default" w:ascii="Consolas" w:hAnsi="Consolas" w:eastAsia="Consolas" w:cs="Consolas"/>
+          <w:rFonts w:hint="default" w:ascii="Times New Roman" w:hAnsi="Times New Roman" w:eastAsia="Consolas" w:cs="Times New Roman"/>
           <w:b w:val="0"/>
           <w:bCs w:val="0"/>
           <w:color w:val="333333"/>
@@ -1291,7 +1353,7 @@
       </w:r>
       <w:r>
         <w:rPr>
-          <w:rFonts w:hint="default" w:ascii="Consolas" w:hAnsi="Consolas" w:eastAsia="Consolas" w:cs="Consolas"/>
+          <w:rFonts w:hint="default" w:ascii="Times New Roman" w:hAnsi="Times New Roman" w:eastAsia="Consolas" w:cs="Times New Roman"/>
           <w:b w:val="0"/>
           <w:bCs w:val="0"/>
           <w:color w:val="7A3E9D"/>
@@ -1305,7 +1367,7 @@
       </w:r>
       <w:r>
         <w:rPr>
-          <w:rFonts w:hint="default" w:ascii="Consolas" w:hAnsi="Consolas" w:eastAsia="Consolas" w:cs="Consolas"/>
+          <w:rFonts w:hint="default" w:ascii="Times New Roman" w:hAnsi="Times New Roman" w:eastAsia="Consolas" w:cs="Times New Roman"/>
           <w:b w:val="0"/>
           <w:bCs w:val="0"/>
           <w:color w:val="333333"/>
@@ -1319,7 +1381,7 @@
       </w:r>
       <w:r>
         <w:rPr>
-          <w:rFonts w:hint="default" w:ascii="Consolas" w:hAnsi="Consolas" w:eastAsia="Consolas" w:cs="Consolas"/>
+          <w:rFonts w:hint="default" w:ascii="Times New Roman" w:hAnsi="Times New Roman" w:eastAsia="Consolas" w:cs="Times New Roman"/>
           <w:b w:val="0"/>
           <w:bCs w:val="0"/>
           <w:color w:val="777777"/>
@@ -1333,7 +1395,7 @@
       </w:r>
       <w:r>
         <w:rPr>
-          <w:rFonts w:hint="default" w:ascii="Consolas" w:hAnsi="Consolas" w:eastAsia="Consolas" w:cs="Consolas"/>
+          <w:rFonts w:hint="default" w:ascii="Times New Roman" w:hAnsi="Times New Roman" w:eastAsia="Consolas" w:cs="Times New Roman"/>
           <w:b w:val="0"/>
           <w:bCs w:val="0"/>
           <w:color w:val="333333"/>
@@ -1347,7 +1409,7 @@
       </w:r>
       <w:r>
         <w:rPr>
-          <w:rFonts w:hint="default" w:ascii="Consolas" w:hAnsi="Consolas" w:eastAsia="Consolas" w:cs="Consolas"/>
+          <w:rFonts w:hint="default" w:ascii="Times New Roman" w:hAnsi="Times New Roman" w:eastAsia="Consolas" w:cs="Times New Roman"/>
           <w:b/>
           <w:bCs/>
           <w:color w:val="AA3731"/>
@@ -1361,7 +1423,7 @@
       </w:r>
       <w:r>
         <w:rPr>
-          <w:rFonts w:hint="default" w:ascii="Consolas" w:hAnsi="Consolas" w:eastAsia="Consolas" w:cs="Consolas"/>
+          <w:rFonts w:hint="default" w:ascii="Times New Roman" w:hAnsi="Times New Roman" w:eastAsia="Consolas" w:cs="Times New Roman"/>
           <w:b w:val="0"/>
           <w:bCs w:val="0"/>
           <w:color w:val="333333"/>
@@ -1375,7 +1437,7 @@
       </w:r>
       <w:r>
         <w:rPr>
-          <w:rFonts w:hint="default" w:ascii="Consolas" w:hAnsi="Consolas" w:eastAsia="Consolas" w:cs="Consolas"/>
+          <w:rFonts w:hint="default" w:ascii="Times New Roman" w:hAnsi="Times New Roman" w:eastAsia="Consolas" w:cs="Times New Roman"/>
           <w:b w:val="0"/>
           <w:bCs w:val="0"/>
           <w:color w:val="7A3E9D"/>
@@ -1389,7 +1451,7 @@
       </w:r>
       <w:r>
         <w:rPr>
-          <w:rFonts w:hint="default" w:ascii="Consolas" w:hAnsi="Consolas" w:eastAsia="Consolas" w:cs="Consolas"/>
+          <w:rFonts w:hint="default" w:ascii="Times New Roman" w:hAnsi="Times New Roman" w:eastAsia="Consolas" w:cs="Times New Roman"/>
           <w:b w:val="0"/>
           <w:bCs w:val="0"/>
           <w:color w:val="777777"/>
@@ -1403,7 +1465,7 @@
       </w:r>
       <w:r>
         <w:rPr>
-          <w:rFonts w:hint="default" w:ascii="Consolas" w:hAnsi="Consolas" w:eastAsia="Consolas" w:cs="Consolas"/>
+          <w:rFonts w:hint="default" w:ascii="Times New Roman" w:hAnsi="Times New Roman" w:eastAsia="Consolas" w:cs="Times New Roman"/>
           <w:b w:val="0"/>
           <w:bCs w:val="0"/>
           <w:color w:val="7A3E9D"/>
@@ -1417,7 +1479,7 @@
       </w:r>
       <w:r>
         <w:rPr>
-          <w:rFonts w:hint="default" w:ascii="Consolas" w:hAnsi="Consolas" w:eastAsia="Consolas" w:cs="Consolas"/>
+          <w:rFonts w:hint="default" w:ascii="Times New Roman" w:hAnsi="Times New Roman" w:eastAsia="Consolas" w:cs="Times New Roman"/>
           <w:b w:val="0"/>
           <w:bCs w:val="0"/>
           <w:color w:val="333333"/>
@@ -1431,7 +1493,7 @@
       </w:r>
       <w:r>
         <w:rPr>
-          <w:rFonts w:hint="default" w:ascii="Consolas" w:hAnsi="Consolas" w:eastAsia="Consolas" w:cs="Consolas"/>
+          <w:rFonts w:hint="default" w:ascii="Times New Roman" w:hAnsi="Times New Roman" w:eastAsia="Consolas" w:cs="Times New Roman"/>
           <w:b w:val="0"/>
           <w:bCs w:val="0"/>
           <w:color w:val="777777"/>
@@ -1452,20 +1514,20 @@
         </w:numPr>
         <w:ind w:leftChars="0"/>
         <w:rPr>
-          <w:rFonts w:hint="eastAsia" w:eastAsiaTheme="minorEastAsia"/>
-          <w:lang w:val="en-US" w:eastAsia="zh-CN"/>
-        </w:rPr>
-      </w:pPr>
-      <w:r>
-        <w:rPr>
-          <w:rFonts w:hint="default"/>
+          <w:rFonts w:hint="default" w:ascii="Times New Roman" w:hAnsi="Times New Roman" w:cs="Times New Roman" w:eastAsiaTheme="minorEastAsia"/>
+          <w:lang w:val="en-US" w:eastAsia="zh-CN"/>
+        </w:rPr>
+      </w:pPr>
+      <w:r>
+        <w:rPr>
+          <w:rFonts w:hint="default" w:ascii="Times New Roman" w:hAnsi="Times New Roman" w:cs="Times New Roman"/>
           <w:lang w:val="en-US"/>
         </w:rPr>
         <w:t>For block scope</w:t>
       </w:r>
       <w:r>
         <w:rPr>
-          <w:rFonts w:hint="eastAsia"/>
+          <w:rFonts w:hint="default" w:ascii="Times New Roman" w:hAnsi="Times New Roman" w:cs="Times New Roman"/>
           <w:lang w:val="en-US" w:eastAsia="zh-CN"/>
         </w:rPr>
         <w:t>s</w:t>
@@ -1481,7 +1543,7 @@
         <w:spacing w:line="163" w:lineRule="atLeast"/>
         <w:jc w:val="left"/>
         <w:rPr>
-          <w:rFonts w:ascii="Consolas" w:hAnsi="Consolas" w:eastAsia="Consolas" w:cs="Consolas"/>
+          <w:rFonts w:hint="default" w:ascii="Times New Roman" w:hAnsi="Times New Roman" w:eastAsia="Consolas" w:cs="Times New Roman"/>
           <w:b w:val="0"/>
           <w:bCs w:val="0"/>
           <w:color w:val="333333"/>
@@ -1491,7 +1553,7 @@
       </w:pPr>
       <w:r>
         <w:rPr>
-          <w:rFonts w:hint="default" w:ascii="Consolas" w:hAnsi="Consolas" w:eastAsia="Consolas" w:cs="Consolas"/>
+          <w:rFonts w:hint="default" w:ascii="Times New Roman" w:hAnsi="Times New Roman" w:eastAsia="Consolas" w:cs="Times New Roman"/>
           <w:b w:val="0"/>
           <w:bCs w:val="0"/>
           <w:color w:val="7A3E9D"/>
@@ -1506,7 +1568,7 @@
       </w:r>
       <w:r>
         <w:rPr>
-          <w:rFonts w:hint="default" w:ascii="Consolas" w:hAnsi="Consolas" w:eastAsia="Consolas" w:cs="Consolas"/>
+          <w:rFonts w:hint="default" w:ascii="Times New Roman" w:hAnsi="Times New Roman" w:eastAsia="Consolas" w:cs="Times New Roman"/>
           <w:b w:val="0"/>
           <w:bCs w:val="0"/>
           <w:color w:val="333333"/>
@@ -1521,7 +1583,7 @@
       </w:r>
       <w:r>
         <w:rPr>
-          <w:rFonts w:hint="default" w:ascii="Consolas" w:hAnsi="Consolas" w:eastAsia="Consolas" w:cs="Consolas"/>
+          <w:rFonts w:hint="default" w:ascii="Times New Roman" w:hAnsi="Times New Roman" w:eastAsia="Consolas" w:cs="Times New Roman"/>
           <w:b w:val="0"/>
           <w:bCs w:val="0"/>
           <w:color w:val="7A3E9D"/>
@@ -1535,7 +1597,7 @@
       </w:r>
       <w:r>
         <w:rPr>
-          <w:rFonts w:hint="default" w:ascii="Consolas" w:hAnsi="Consolas" w:eastAsia="Consolas" w:cs="Consolas"/>
+          <w:rFonts w:hint="default" w:ascii="Times New Roman" w:hAnsi="Times New Roman" w:eastAsia="Consolas" w:cs="Times New Roman"/>
           <w:b w:val="0"/>
           <w:bCs w:val="0"/>
           <w:color w:val="777777"/>
@@ -1549,7 +1611,7 @@
       </w:r>
       <w:r>
         <w:rPr>
-          <w:rFonts w:hint="default" w:ascii="Consolas" w:hAnsi="Consolas" w:eastAsia="Consolas" w:cs="Consolas"/>
+          <w:rFonts w:hint="default" w:ascii="Times New Roman" w:hAnsi="Times New Roman" w:eastAsia="Consolas" w:cs="Times New Roman"/>
           <w:b w:val="0"/>
           <w:bCs w:val="0"/>
           <w:color w:val="7A3E9D"/>
@@ -1563,7 +1625,7 @@
       </w:r>
       <w:r>
         <w:rPr>
-          <w:rFonts w:hint="default" w:ascii="Consolas" w:hAnsi="Consolas" w:eastAsia="Consolas" w:cs="Consolas"/>
+          <w:rFonts w:hint="default" w:ascii="Times New Roman" w:hAnsi="Times New Roman" w:eastAsia="Consolas" w:cs="Times New Roman"/>
           <w:b w:val="0"/>
           <w:bCs w:val="0"/>
           <w:color w:val="777777"/>
@@ -1577,7 +1639,7 @@
       </w:r>
       <w:r>
         <w:rPr>
-          <w:rFonts w:hint="default" w:ascii="Consolas" w:hAnsi="Consolas" w:eastAsia="Consolas" w:cs="Consolas"/>
+          <w:rFonts w:hint="default" w:ascii="Times New Roman" w:hAnsi="Times New Roman" w:eastAsia="Consolas" w:cs="Times New Roman"/>
           <w:b/>
           <w:bCs/>
           <w:color w:val="AA3731"/>
@@ -1591,7 +1653,7 @@
       </w:r>
       <w:r>
         <w:rPr>
-          <w:rFonts w:hint="default" w:ascii="Consolas" w:hAnsi="Consolas" w:eastAsia="Consolas" w:cs="Consolas"/>
+          <w:rFonts w:hint="default" w:ascii="Times New Roman" w:hAnsi="Times New Roman" w:eastAsia="Consolas" w:cs="Times New Roman"/>
           <w:b w:val="0"/>
           <w:bCs w:val="0"/>
           <w:color w:val="333333"/>
@@ -1605,7 +1667,7 @@
       </w:r>
       <w:r>
         <w:rPr>
-          <w:rFonts w:hint="default" w:ascii="Consolas" w:hAnsi="Consolas" w:eastAsia="Consolas" w:cs="Consolas"/>
+          <w:rFonts w:hint="default" w:ascii="Times New Roman" w:hAnsi="Times New Roman" w:eastAsia="Consolas" w:cs="Times New Roman"/>
           <w:b w:val="0"/>
           <w:bCs w:val="0"/>
           <w:color w:val="7A3E9D"/>
@@ -1619,7 +1681,7 @@
       </w:r>
       <w:r>
         <w:rPr>
-          <w:rFonts w:hint="default" w:ascii="Consolas" w:hAnsi="Consolas" w:eastAsia="Consolas" w:cs="Consolas"/>
+          <w:rFonts w:hint="default" w:ascii="Times New Roman" w:hAnsi="Times New Roman" w:eastAsia="Consolas" w:cs="Times New Roman"/>
           <w:b w:val="0"/>
           <w:bCs w:val="0"/>
           <w:color w:val="777777"/>
@@ -1633,7 +1695,7 @@
       </w:r>
       <w:r>
         <w:rPr>
-          <w:rFonts w:hint="default" w:ascii="Consolas" w:hAnsi="Consolas" w:eastAsia="Consolas" w:cs="Consolas"/>
+          <w:rFonts w:hint="default" w:ascii="Times New Roman" w:hAnsi="Times New Roman" w:eastAsia="Consolas" w:cs="Times New Roman"/>
           <w:b/>
           <w:bCs/>
           <w:color w:val="AA3731"/>
@@ -1647,7 +1709,7 @@
       </w:r>
       <w:r>
         <w:rPr>
-          <w:rFonts w:hint="default" w:ascii="Consolas" w:hAnsi="Consolas" w:eastAsia="Consolas" w:cs="Consolas"/>
+          <w:rFonts w:hint="default" w:ascii="Times New Roman" w:hAnsi="Times New Roman" w:eastAsia="Consolas" w:cs="Times New Roman"/>
           <w:b w:val="0"/>
           <w:bCs w:val="0"/>
           <w:color w:val="333333"/>
@@ -1661,7 +1723,7 @@
       </w:r>
       <w:r>
         <w:rPr>
-          <w:rFonts w:hint="default" w:ascii="Consolas" w:hAnsi="Consolas" w:eastAsia="Consolas" w:cs="Consolas"/>
+          <w:rFonts w:hint="default" w:ascii="Times New Roman" w:hAnsi="Times New Roman" w:eastAsia="Consolas" w:cs="Times New Roman"/>
           <w:b w:val="0"/>
           <w:bCs w:val="0"/>
           <w:color w:val="777777"/>
@@ -1675,7 +1737,7 @@
       </w:r>
       <w:r>
         <w:rPr>
-          <w:rFonts w:hint="default" w:ascii="Consolas" w:hAnsi="Consolas" w:eastAsia="Consolas" w:cs="Consolas"/>
+          <w:rFonts w:hint="default" w:ascii="Times New Roman" w:hAnsi="Times New Roman" w:eastAsia="Consolas" w:cs="Times New Roman"/>
           <w:b w:val="0"/>
           <w:bCs w:val="0"/>
           <w:color w:val="9C5D27"/>
@@ -1689,7 +1751,7 @@
       </w:r>
       <w:r>
         <w:rPr>
-          <w:rFonts w:hint="default" w:ascii="Consolas" w:hAnsi="Consolas" w:eastAsia="Consolas" w:cs="Consolas"/>
+          <w:rFonts w:hint="default" w:ascii="Times New Roman" w:hAnsi="Times New Roman" w:eastAsia="Consolas" w:cs="Times New Roman"/>
           <w:b w:val="0"/>
           <w:bCs w:val="0"/>
           <w:color w:val="333333"/>
@@ -1703,7 +1765,7 @@
       </w:r>
       <w:r>
         <w:rPr>
-          <w:rFonts w:hint="default" w:ascii="Consolas" w:hAnsi="Consolas" w:eastAsia="Consolas" w:cs="Consolas"/>
+          <w:rFonts w:hint="default" w:ascii="Times New Roman" w:hAnsi="Times New Roman" w:eastAsia="Consolas" w:cs="Times New Roman"/>
           <w:b w:val="0"/>
           <w:bCs w:val="0"/>
           <w:color w:val="777777"/>
@@ -1724,13 +1786,13 @@
         </w:numPr>
         <w:ind w:leftChars="0"/>
         <w:rPr>
-          <w:rFonts w:hint="default"/>
+          <w:rFonts w:hint="default" w:ascii="Times New Roman" w:hAnsi="Times New Roman" w:cs="Times New Roman"/>
           <w:lang w:val="en-US"/>
         </w:rPr>
       </w:pPr>
       <w:r>
         <w:rPr>
-          <w:rFonts w:hint="default"/>
+          <w:rFonts w:hint="default" w:ascii="Times New Roman" w:hAnsi="Times New Roman" w:cs="Times New Roman"/>
           <w:lang w:val="en-US"/>
         </w:rPr>
         <w:t>For function scope</w:t>
@@ -1746,7 +1808,7 @@
         <w:spacing w:line="163" w:lineRule="atLeast"/>
         <w:jc w:val="left"/>
         <w:rPr>
-          <w:rFonts w:ascii="Consolas" w:hAnsi="Consolas" w:eastAsia="Consolas" w:cs="Consolas"/>
+          <w:rFonts w:hint="default" w:ascii="Times New Roman" w:hAnsi="Times New Roman" w:eastAsia="Consolas" w:cs="Times New Roman"/>
           <w:b w:val="0"/>
           <w:bCs w:val="0"/>
           <w:color w:val="333333"/>
@@ -1756,7 +1818,7 @@
       </w:pPr>
       <w:r>
         <w:rPr>
-          <w:rFonts w:hint="default" w:ascii="Consolas" w:hAnsi="Consolas" w:eastAsia="Consolas" w:cs="Consolas"/>
+          <w:rFonts w:hint="default" w:ascii="Times New Roman" w:hAnsi="Times New Roman" w:eastAsia="Consolas" w:cs="Times New Roman"/>
           <w:b w:val="0"/>
           <w:bCs w:val="0"/>
           <w:color w:val="7A3E9D"/>
@@ -1771,7 +1833,7 @@
       </w:r>
       <w:r>
         <w:rPr>
-          <w:rFonts w:hint="default" w:ascii="Consolas" w:hAnsi="Consolas" w:eastAsia="Consolas" w:cs="Consolas"/>
+          <w:rFonts w:hint="default" w:ascii="Times New Roman" w:hAnsi="Times New Roman" w:eastAsia="Consolas" w:cs="Times New Roman"/>
           <w:b w:val="0"/>
           <w:bCs w:val="0"/>
           <w:color w:val="333333"/>
@@ -1785,7 +1847,7 @@
       </w:r>
       <w:r>
         <w:rPr>
-          <w:rFonts w:hint="default" w:ascii="Consolas" w:hAnsi="Consolas" w:eastAsia="Consolas" w:cs="Consolas"/>
+          <w:rFonts w:hint="default" w:ascii="Times New Roman" w:hAnsi="Times New Roman" w:eastAsia="Consolas" w:cs="Times New Roman"/>
           <w:b w:val="0"/>
           <w:bCs w:val="0"/>
           <w:color w:val="7A3E9D"/>
@@ -1799,7 +1861,7 @@
       </w:r>
       <w:r>
         <w:rPr>
-          <w:rFonts w:hint="default" w:ascii="Consolas" w:hAnsi="Consolas" w:eastAsia="Consolas" w:cs="Consolas"/>
+          <w:rFonts w:hint="default" w:ascii="Times New Roman" w:hAnsi="Times New Roman" w:eastAsia="Consolas" w:cs="Times New Roman"/>
           <w:b w:val="0"/>
           <w:bCs w:val="0"/>
           <w:color w:val="777777"/>
@@ -1813,7 +1875,7 @@
       </w:r>
       <w:r>
         <w:rPr>
-          <w:rFonts w:hint="default" w:ascii="Consolas" w:hAnsi="Consolas" w:eastAsia="Consolas" w:cs="Consolas"/>
+          <w:rFonts w:hint="default" w:ascii="Times New Roman" w:hAnsi="Times New Roman" w:eastAsia="Consolas" w:cs="Times New Roman"/>
           <w:b/>
           <w:bCs/>
           <w:color w:val="AA3731"/>
@@ -1827,7 +1889,7 @@
       </w:r>
       <w:r>
         <w:rPr>
-          <w:rFonts w:hint="default" w:ascii="Consolas" w:hAnsi="Consolas" w:eastAsia="Consolas" w:cs="Consolas"/>
+          <w:rFonts w:hint="default" w:ascii="Times New Roman" w:hAnsi="Times New Roman" w:eastAsia="Consolas" w:cs="Times New Roman"/>
           <w:b w:val="0"/>
           <w:bCs w:val="0"/>
           <w:color w:val="333333"/>
@@ -1841,7 +1903,7 @@
       </w:r>
       <w:r>
         <w:rPr>
-          <w:rFonts w:hint="default" w:ascii="Consolas" w:hAnsi="Consolas" w:eastAsia="Consolas" w:cs="Consolas"/>
+          <w:rFonts w:hint="default" w:ascii="Times New Roman" w:hAnsi="Times New Roman" w:eastAsia="Consolas" w:cs="Times New Roman"/>
           <w:b w:val="0"/>
           <w:bCs w:val="0"/>
           <w:color w:val="777777"/>
@@ -1862,13 +1924,13 @@
         </w:numPr>
         <w:ind w:leftChars="0"/>
         <w:rPr>
-          <w:rFonts w:hint="default"/>
+          <w:rFonts w:hint="default" w:ascii="Times New Roman" w:hAnsi="Times New Roman" w:cs="Times New Roman"/>
           <w:lang w:val="en-US"/>
         </w:rPr>
       </w:pPr>
       <w:r>
         <w:rPr>
-          <w:rFonts w:hint="default"/>
+          <w:rFonts w:hint="default" w:ascii="Times New Roman" w:hAnsi="Times New Roman" w:cs="Times New Roman"/>
           <w:lang w:val="en-US"/>
         </w:rPr>
         <w:t>Value can’t be altered and has a block scope</w:t>
@@ -1882,7 +1944,7 @@
         </w:numPr>
         <w:ind w:leftChars="0"/>
         <w:rPr>
-          <w:rFonts w:hint="default"/>
+          <w:rFonts w:hint="default" w:ascii="Times New Roman" w:hAnsi="Times New Roman" w:cs="Times New Roman"/>
           <w:lang w:val="en-US"/>
         </w:rPr>
       </w:pPr>
@@ -1895,7 +1957,7 @@
         </w:numPr>
         <w:ind w:leftChars="0"/>
         <w:rPr>
-          <w:rFonts w:hint="default"/>
+          <w:rFonts w:hint="default" w:ascii="Times New Roman" w:hAnsi="Times New Roman" w:cs="Times New Roman"/>
           <w:b/>
           <w:bCs/>
           <w:lang w:val="en-US"/>
@@ -1903,7 +1965,7 @@
       </w:pPr>
       <w:r>
         <w:rPr>
-          <w:rFonts w:hint="default"/>
+          <w:rFonts w:hint="default" w:ascii="Times New Roman" w:hAnsi="Times New Roman" w:cs="Times New Roman"/>
           <w:b/>
           <w:bCs/>
           <w:lang w:val="en-US"/>
@@ -1919,7 +1981,7 @@
         </w:numPr>
         <w:ind w:left="0" w:leftChars="0" w:firstLine="0" w:firstLineChars="0"/>
         <w:rPr>
-          <w:rFonts w:hint="default"/>
+          <w:rFonts w:hint="default" w:ascii="Times New Roman" w:hAnsi="Times New Roman" w:cs="Times New Roman"/>
           <w:b w:val="0"/>
           <w:bCs w:val="0"/>
           <w:u w:val="single"/>
@@ -1928,7 +1990,7 @@
       </w:pPr>
       <w:r>
         <w:rPr>
-          <w:rFonts w:hint="default"/>
+          <w:rFonts w:hint="default" w:ascii="Times New Roman" w:hAnsi="Times New Roman" w:cs="Times New Roman"/>
           <w:b w:val="0"/>
           <w:bCs w:val="0"/>
           <w:u w:val="single"/>
@@ -1945,7 +2007,7 @@
         </w:numPr>
         <w:ind w:leftChars="0"/>
         <w:rPr>
-          <w:rFonts w:hint="default"/>
+          <w:rFonts w:hint="default" w:ascii="Times New Roman" w:hAnsi="Times New Roman" w:cs="Times New Roman"/>
           <w:b w:val="0"/>
           <w:bCs w:val="0"/>
           <w:lang w:val="en-US"/>
@@ -1959,20 +2021,20 @@
           <w:numId w:val="0"/>
         </w:numPr>
         <w:rPr>
-          <w:rFonts w:hint="default"/>
+          <w:rFonts w:hint="default" w:ascii="Times New Roman" w:hAnsi="Times New Roman" w:cs="Times New Roman"/>
           <w:lang w:val="en-US"/>
         </w:rPr>
       </w:pPr>
       <w:r>
         <w:rPr>
-          <w:rFonts w:hint="default"/>
+          <w:rFonts w:hint="default" w:ascii="Times New Roman" w:hAnsi="Times New Roman" w:cs="Times New Roman"/>
           <w:lang w:val="en-US"/>
         </w:rPr>
         <w:t>3-</w:t>
       </w:r>
       <w:r>
         <w:rPr>
-          <w:rFonts w:hint="default"/>
+          <w:rFonts w:hint="default" w:ascii="Times New Roman" w:hAnsi="Times New Roman" w:cs="Times New Roman"/>
           <w:u w:val="single"/>
           <w:lang w:val="en-US"/>
         </w:rPr>
@@ -1980,7 +2042,7 @@
       </w:r>
       <w:r>
         <w:rPr>
-          <w:rFonts w:hint="default"/>
+          <w:rFonts w:hint="default" w:ascii="Times New Roman" w:hAnsi="Times New Roman" w:cs="Times New Roman"/>
           <w:lang w:val="en-US"/>
         </w:rPr>
         <w:t>both are used to define objects, but interfaces auto-merge when they have the same name while types display an error. Interfaces can also extend and implement classes unlike types.</w:t>
@@ -1996,7 +2058,7 @@
         <w:spacing w:line="163" w:lineRule="atLeast"/>
         <w:jc w:val="left"/>
         <w:rPr>
-          <w:rFonts w:ascii="Consolas" w:hAnsi="Consolas" w:eastAsia="Consolas" w:cs="Consolas"/>
+          <w:rFonts w:hint="default" w:ascii="Times New Roman" w:hAnsi="Times New Roman" w:eastAsia="Consolas" w:cs="Times New Roman"/>
           <w:b w:val="0"/>
           <w:bCs w:val="0"/>
           <w:color w:val="333333"/>
@@ -2006,7 +2068,7 @@
       </w:pPr>
       <w:r>
         <w:rPr>
-          <w:rFonts w:hint="default" w:ascii="Consolas" w:hAnsi="Consolas" w:eastAsia="Consolas" w:cs="Consolas"/>
+          <w:rFonts w:hint="default" w:ascii="Times New Roman" w:hAnsi="Times New Roman" w:eastAsia="Consolas" w:cs="Times New Roman"/>
           <w:b w:val="0"/>
           <w:bCs w:val="0"/>
           <w:color w:val="7A3E9D"/>
@@ -2020,7 +2082,7 @@
       </w:r>
       <w:r>
         <w:rPr>
-          <w:rFonts w:hint="default" w:ascii="Consolas" w:hAnsi="Consolas" w:eastAsia="Consolas" w:cs="Consolas"/>
+          <w:rFonts w:hint="default" w:ascii="Times New Roman" w:hAnsi="Times New Roman" w:eastAsia="Consolas" w:cs="Times New Roman"/>
           <w:b w:val="0"/>
           <w:bCs w:val="0"/>
           <w:color w:val="333333"/>
@@ -2034,7 +2096,7 @@
       </w:r>
       <w:r>
         <w:rPr>
-          <w:rFonts w:hint="default" w:ascii="Consolas" w:hAnsi="Consolas" w:eastAsia="Consolas" w:cs="Consolas"/>
+          <w:rFonts w:hint="default" w:ascii="Times New Roman" w:hAnsi="Times New Roman" w:eastAsia="Consolas" w:cs="Times New Roman"/>
           <w:b/>
           <w:bCs/>
           <w:color w:val="7A3E9D"/>
@@ -2048,7 +2110,7 @@
       </w:r>
       <w:r>
         <w:rPr>
-          <w:rFonts w:hint="default" w:ascii="Consolas" w:hAnsi="Consolas" w:eastAsia="Consolas" w:cs="Consolas"/>
+          <w:rFonts w:hint="default" w:ascii="Times New Roman" w:hAnsi="Times New Roman" w:eastAsia="Consolas" w:cs="Times New Roman"/>
           <w:b w:val="0"/>
           <w:bCs w:val="0"/>
           <w:color w:val="333333"/>
@@ -2062,7 +2124,7 @@
       </w:r>
       <w:r>
         <w:rPr>
-          <w:rFonts w:hint="default" w:ascii="Consolas" w:hAnsi="Consolas" w:eastAsia="Consolas" w:cs="Consolas"/>
+          <w:rFonts w:hint="default" w:ascii="Times New Roman" w:hAnsi="Times New Roman" w:eastAsia="Consolas" w:cs="Times New Roman"/>
           <w:b w:val="0"/>
           <w:bCs w:val="0"/>
           <w:color w:val="777777"/>
@@ -2076,7 +2138,7 @@
       </w:r>
       <w:r>
         <w:rPr>
-          <w:rFonts w:hint="default" w:ascii="Consolas" w:hAnsi="Consolas" w:eastAsia="Consolas" w:cs="Consolas"/>
+          <w:rFonts w:hint="default" w:ascii="Times New Roman" w:hAnsi="Times New Roman" w:eastAsia="Consolas" w:cs="Times New Roman"/>
           <w:b w:val="0"/>
           <w:bCs w:val="0"/>
           <w:color w:val="333333"/>
@@ -2090,7 +2152,7 @@
       </w:r>
       <w:r>
         <w:rPr>
-          <w:rFonts w:hint="default" w:ascii="Consolas" w:hAnsi="Consolas" w:eastAsia="Consolas" w:cs="Consolas"/>
+          <w:rFonts w:hint="default" w:ascii="Times New Roman" w:hAnsi="Times New Roman" w:eastAsia="Consolas" w:cs="Times New Roman"/>
           <w:b w:val="0"/>
           <w:bCs w:val="0"/>
           <w:color w:val="777777"/>
@@ -2104,7 +2166,7 @@
       </w:r>
       <w:r>
         <w:rPr>
-          <w:rFonts w:hint="default" w:ascii="Consolas" w:hAnsi="Consolas" w:eastAsia="Consolas" w:cs="Consolas"/>
+          <w:rFonts w:hint="default" w:ascii="Times New Roman" w:hAnsi="Times New Roman" w:eastAsia="Consolas" w:cs="Times New Roman"/>
           <w:b w:val="0"/>
           <w:bCs w:val="0"/>
           <w:color w:val="333333"/>
@@ -2118,7 +2180,7 @@
       </w:r>
       <w:r>
         <w:rPr>
-          <w:rFonts w:hint="default" w:ascii="Consolas" w:hAnsi="Consolas" w:eastAsia="Consolas" w:cs="Consolas"/>
+          <w:rFonts w:hint="default" w:ascii="Times New Roman" w:hAnsi="Times New Roman" w:eastAsia="Consolas" w:cs="Times New Roman"/>
           <w:b w:val="0"/>
           <w:bCs w:val="0"/>
           <w:color w:val="7A3E9D"/>
@@ -2132,7 +2194,7 @@
       </w:r>
       <w:r>
         <w:rPr>
-          <w:rFonts w:hint="default" w:ascii="Consolas" w:hAnsi="Consolas" w:eastAsia="Consolas" w:cs="Consolas"/>
+          <w:rFonts w:hint="default" w:ascii="Times New Roman" w:hAnsi="Times New Roman" w:eastAsia="Consolas" w:cs="Times New Roman"/>
           <w:b w:val="0"/>
           <w:bCs w:val="0"/>
           <w:color w:val="777777"/>
@@ -2146,7 +2208,7 @@
       </w:r>
       <w:r>
         <w:rPr>
-          <w:rFonts w:hint="default" w:ascii="Consolas" w:hAnsi="Consolas" w:eastAsia="Consolas" w:cs="Consolas"/>
+          <w:rFonts w:hint="default" w:ascii="Times New Roman" w:hAnsi="Times New Roman" w:eastAsia="Consolas" w:cs="Times New Roman"/>
           <w:b w:val="0"/>
           <w:bCs w:val="0"/>
           <w:color w:val="333333"/>
@@ -2160,7 +2222,7 @@
       </w:r>
       <w:r>
         <w:rPr>
-          <w:rFonts w:hint="default" w:ascii="Consolas" w:hAnsi="Consolas" w:eastAsia="Consolas" w:cs="Consolas"/>
+          <w:rFonts w:hint="default" w:ascii="Times New Roman" w:hAnsi="Times New Roman" w:eastAsia="Consolas" w:cs="Times New Roman"/>
           <w:b w:val="0"/>
           <w:bCs w:val="0"/>
           <w:color w:val="7A3E9D"/>
@@ -2174,7 +2236,7 @@
       </w:r>
       <w:r>
         <w:rPr>
-          <w:rFonts w:hint="default" w:ascii="Consolas" w:hAnsi="Consolas" w:eastAsia="Consolas" w:cs="Consolas"/>
+          <w:rFonts w:hint="default" w:ascii="Times New Roman" w:hAnsi="Times New Roman" w:eastAsia="Consolas" w:cs="Times New Roman"/>
           <w:b w:val="0"/>
           <w:bCs w:val="0"/>
           <w:color w:val="777777"/>
@@ -2188,7 +2250,7 @@
       </w:r>
       <w:r>
         <w:rPr>
-          <w:rFonts w:hint="default" w:ascii="Consolas" w:hAnsi="Consolas" w:eastAsia="Consolas" w:cs="Consolas"/>
+          <w:rFonts w:hint="default" w:ascii="Times New Roman" w:hAnsi="Times New Roman" w:eastAsia="Consolas" w:cs="Times New Roman"/>
           <w:b w:val="0"/>
           <w:bCs w:val="0"/>
           <w:color w:val="333333"/>
@@ -2202,7 +2264,7 @@
       </w:r>
       <w:r>
         <w:rPr>
-          <w:rFonts w:hint="default" w:ascii="Consolas" w:hAnsi="Consolas" w:eastAsia="Consolas" w:cs="Consolas"/>
+          <w:rFonts w:hint="default" w:ascii="Times New Roman" w:hAnsi="Times New Roman" w:eastAsia="Consolas" w:cs="Times New Roman"/>
           <w:b w:val="0"/>
           <w:bCs w:val="0"/>
           <w:color w:val="7A3E9D"/>
@@ -2216,7 +2278,7 @@
       </w:r>
       <w:r>
         <w:rPr>
-          <w:rFonts w:hint="default" w:ascii="Consolas" w:hAnsi="Consolas" w:eastAsia="Consolas" w:cs="Consolas"/>
+          <w:rFonts w:hint="default" w:ascii="Times New Roman" w:hAnsi="Times New Roman" w:eastAsia="Consolas" w:cs="Times New Roman"/>
           <w:b w:val="0"/>
           <w:bCs w:val="0"/>
           <w:color w:val="777777"/>
@@ -2230,7 +2292,7 @@
       </w:r>
       <w:r>
         <w:rPr>
-          <w:rFonts w:hint="default" w:ascii="Consolas" w:hAnsi="Consolas" w:eastAsia="Consolas" w:cs="Consolas"/>
+          <w:rFonts w:hint="default" w:ascii="Times New Roman" w:hAnsi="Times New Roman" w:eastAsia="Consolas" w:cs="Times New Roman"/>
           <w:b w:val="0"/>
           <w:bCs w:val="0"/>
           <w:color w:val="333333"/>
@@ -2244,7 +2306,7 @@
       </w:r>
       <w:r>
         <w:rPr>
-          <w:rFonts w:hint="default" w:ascii="Consolas" w:hAnsi="Consolas" w:eastAsia="Consolas" w:cs="Consolas"/>
+          <w:rFonts w:hint="default" w:ascii="Times New Roman" w:hAnsi="Times New Roman" w:eastAsia="Consolas" w:cs="Times New Roman"/>
           <w:b w:val="0"/>
           <w:bCs w:val="0"/>
           <w:color w:val="7A3E9D"/>
@@ -2258,7 +2320,7 @@
       </w:r>
       <w:r>
         <w:rPr>
-          <w:rFonts w:hint="default" w:ascii="Consolas" w:hAnsi="Consolas" w:eastAsia="Consolas" w:cs="Consolas"/>
+          <w:rFonts w:hint="default" w:ascii="Times New Roman" w:hAnsi="Times New Roman" w:eastAsia="Consolas" w:cs="Times New Roman"/>
           <w:b w:val="0"/>
           <w:bCs w:val="0"/>
           <w:color w:val="333333"/>
@@ -2272,7 +2334,7 @@
       </w:r>
       <w:r>
         <w:rPr>
-          <w:rFonts w:hint="default" w:ascii="Consolas" w:hAnsi="Consolas" w:eastAsia="Consolas" w:cs="Consolas"/>
+          <w:rFonts w:hint="default" w:ascii="Times New Roman" w:hAnsi="Times New Roman" w:eastAsia="Consolas" w:cs="Times New Roman"/>
           <w:b w:val="0"/>
           <w:bCs w:val="0"/>
           <w:color w:val="777777"/>
@@ -2292,7 +2354,7 @@
           <w:numId w:val="0"/>
         </w:numPr>
         <w:rPr>
-          <w:rFonts w:hint="default"/>
+          <w:rFonts w:hint="default" w:ascii="Times New Roman" w:hAnsi="Times New Roman" w:cs="Times New Roman"/>
           <w:lang w:val="en-US"/>
         </w:rPr>
       </w:pPr>
@@ -2305,7 +2367,7 @@
         </w:numPr>
         <w:ind w:leftChars="0"/>
         <w:rPr>
-          <w:rFonts w:hint="default"/>
+          <w:rFonts w:hint="default" w:ascii="Times New Roman" w:hAnsi="Times New Roman" w:cs="Times New Roman"/>
           <w:b/>
           <w:bCs/>
           <w:lang w:val="en-US"/>
@@ -2320,7 +2382,7 @@
         </w:numPr>
         <w:ind w:leftChars="0"/>
         <w:rPr>
-          <w:rFonts w:hint="default"/>
+          <w:rFonts w:hint="default" w:ascii="Times New Roman" w:hAnsi="Times New Roman" w:cs="Times New Roman"/>
           <w:b/>
           <w:bCs/>
           <w:lang w:val="en-US"/>
@@ -2328,7 +2390,7 @@
       </w:pPr>
       <w:r>
         <w:rPr>
-          <w:rFonts w:hint="default"/>
+          <w:rFonts w:hint="default" w:ascii="Times New Roman" w:hAnsi="Times New Roman" w:cs="Times New Roman"/>
           <w:b/>
           <w:bCs/>
           <w:lang w:val="en-US"/>
@@ -2344,13 +2406,13 @@
         </w:numPr>
         <w:ind w:leftChars="0"/>
         <w:rPr>
-          <w:rFonts w:hint="default"/>
+          <w:rFonts w:hint="default" w:ascii="Times New Roman" w:hAnsi="Times New Roman" w:cs="Times New Roman"/>
           <w:lang w:val="en-US"/>
         </w:rPr>
       </w:pPr>
       <w:r>
         <w:rPr>
-          <w:rFonts w:hint="default"/>
+          <w:rFonts w:hint="default" w:ascii="Times New Roman" w:hAnsi="Times New Roman" w:cs="Times New Roman"/>
           <w:lang w:val="en-US"/>
         </w:rPr>
         <w:t>Typescript doesn’t support operator overloading.</w:t>
@@ -2364,20 +2426,20 @@
         </w:numPr>
         <w:ind w:leftChars="0"/>
         <w:rPr>
-          <w:rFonts w:hint="default"/>
+          <w:rFonts w:hint="default" w:ascii="Times New Roman" w:hAnsi="Times New Roman" w:cs="Times New Roman"/>
           <w:lang w:val="en-US"/>
         </w:rPr>
       </w:pPr>
       <w:r>
         <w:rPr>
-          <w:rFonts w:hint="default"/>
+          <w:rFonts w:hint="default" w:ascii="Times New Roman" w:hAnsi="Times New Roman" w:cs="Times New Roman"/>
           <w:lang w:val="en-US"/>
         </w:rPr>
         <w:t xml:space="preserve">Type conversion in Typescript must be explicit (casting) and it uses the keyword </w:t>
       </w:r>
       <w:r>
         <w:rPr>
-          <w:rFonts w:hint="default"/>
+          <w:rFonts w:hint="default" w:ascii="Times New Roman" w:hAnsi="Times New Roman" w:cs="Times New Roman"/>
           <w:b/>
           <w:bCs/>
           <w:lang w:val="en-US"/>
@@ -2386,7 +2448,7 @@
       </w:r>
       <w:r>
         <w:rPr>
-          <w:rFonts w:hint="default"/>
+          <w:rFonts w:hint="default" w:ascii="Times New Roman" w:hAnsi="Times New Roman" w:cs="Times New Roman"/>
           <w:b w:val="0"/>
           <w:bCs w:val="0"/>
           <w:lang w:val="en-US"/>
@@ -2395,7 +2457,7 @@
       </w:r>
       <w:r>
         <w:rPr>
-          <w:rFonts w:hint="eastAsia"/>
+          <w:rFonts w:hint="default" w:ascii="Times New Roman" w:hAnsi="Times New Roman" w:cs="Times New Roman"/>
           <w:b w:val="0"/>
           <w:bCs w:val="0"/>
           <w:lang w:val="en-US" w:eastAsia="zh-CN"/>
@@ -2404,7 +2466,7 @@
       </w:r>
       <w:r>
         <w:rPr>
-          <w:rFonts w:hint="default"/>
+          <w:rFonts w:hint="default" w:ascii="Times New Roman" w:hAnsi="Times New Roman" w:cs="Times New Roman"/>
           <w:b/>
           <w:bCs/>
           <w:lang w:val="en-US"/>
@@ -2422,7 +2484,7 @@
         <w:spacing w:line="163" w:lineRule="atLeast"/>
         <w:jc w:val="left"/>
         <w:rPr>
-          <w:rFonts w:ascii="Consolas" w:hAnsi="Consolas" w:eastAsia="Consolas" w:cs="Consolas"/>
+          <w:rFonts w:hint="default" w:ascii="Times New Roman" w:hAnsi="Times New Roman" w:eastAsia="Consolas" w:cs="Times New Roman"/>
           <w:b w:val="0"/>
           <w:bCs w:val="0"/>
           <w:color w:val="333333"/>
@@ -2432,7 +2494,7 @@
       </w:pPr>
       <w:r>
         <w:rPr>
-          <w:rFonts w:hint="default" w:ascii="Consolas" w:hAnsi="Consolas" w:eastAsia="Consolas" w:cs="Consolas"/>
+          <w:rFonts w:hint="default" w:ascii="Times New Roman" w:hAnsi="Times New Roman" w:eastAsia="Consolas" w:cs="Times New Roman"/>
           <w:b w:val="0"/>
           <w:bCs w:val="0"/>
           <w:color w:val="7A3E9D"/>
@@ -2446,7 +2508,7 @@
       </w:r>
       <w:r>
         <w:rPr>
-          <w:rFonts w:hint="default" w:ascii="Consolas" w:hAnsi="Consolas" w:eastAsia="Consolas" w:cs="Consolas"/>
+          <w:rFonts w:hint="default" w:ascii="Times New Roman" w:hAnsi="Times New Roman" w:eastAsia="Consolas" w:cs="Times New Roman"/>
           <w:b w:val="0"/>
           <w:bCs w:val="0"/>
           <w:color w:val="777777"/>
@@ -2460,7 +2522,7 @@
       </w:r>
       <w:r>
         <w:rPr>
-          <w:rFonts w:hint="default" w:ascii="Consolas" w:hAnsi="Consolas" w:eastAsia="Consolas" w:cs="Consolas"/>
+          <w:rFonts w:hint="default" w:ascii="Times New Roman" w:hAnsi="Times New Roman" w:eastAsia="Consolas" w:cs="Times New Roman"/>
           <w:b/>
           <w:bCs/>
           <w:color w:val="AA3731"/>
@@ -2474,7 +2536,7 @@
       </w:r>
       <w:r>
         <w:rPr>
-          <w:rFonts w:hint="default" w:ascii="Consolas" w:hAnsi="Consolas" w:eastAsia="Consolas" w:cs="Consolas"/>
+          <w:rFonts w:hint="default" w:ascii="Times New Roman" w:hAnsi="Times New Roman" w:eastAsia="Consolas" w:cs="Times New Roman"/>
           <w:b w:val="0"/>
           <w:bCs w:val="0"/>
           <w:color w:val="333333"/>
@@ -2488,7 +2550,7 @@
       </w:r>
       <w:r>
         <w:rPr>
-          <w:rFonts w:hint="default" w:ascii="Consolas" w:hAnsi="Consolas" w:eastAsia="Consolas" w:cs="Consolas"/>
+          <w:rFonts w:hint="default" w:ascii="Times New Roman" w:hAnsi="Times New Roman" w:eastAsia="Consolas" w:cs="Times New Roman"/>
           <w:b w:val="0"/>
           <w:bCs w:val="0"/>
           <w:color w:val="9C5D27"/>
@@ -2502,7 +2564,7 @@
       </w:r>
       <w:r>
         <w:rPr>
-          <w:rFonts w:hint="default" w:ascii="Consolas" w:hAnsi="Consolas" w:eastAsia="Consolas" w:cs="Consolas"/>
+          <w:rFonts w:hint="default" w:ascii="Times New Roman" w:hAnsi="Times New Roman" w:eastAsia="Consolas" w:cs="Times New Roman"/>
           <w:b w:val="0"/>
           <w:bCs w:val="0"/>
           <w:color w:val="333333"/>
@@ -2516,7 +2578,7 @@
       </w:r>
       <w:r>
         <w:rPr>
-          <w:rFonts w:hint="default" w:ascii="Consolas" w:hAnsi="Consolas" w:eastAsia="Consolas" w:cs="Consolas"/>
+          <w:rFonts w:hint="default" w:ascii="Times New Roman" w:hAnsi="Times New Roman" w:eastAsia="Consolas" w:cs="Times New Roman"/>
           <w:b w:val="0"/>
           <w:bCs w:val="0"/>
           <w:color w:val="777777"/>
@@ -2535,7 +2597,7 @@
           <w:numId w:val="0"/>
         </w:numPr>
         <w:rPr>
-          <w:rFonts w:hint="default"/>
+          <w:rFonts w:hint="default" w:ascii="Times New Roman" w:hAnsi="Times New Roman" w:cs="Times New Roman"/>
           <w:lang w:val="en-US"/>
         </w:rPr>
       </w:pPr>
@@ -2548,13 +2610,13 @@
         </w:numPr>
         <w:ind w:leftChars="0"/>
         <w:rPr>
-          <w:rFonts w:hint="default"/>
+          <w:rFonts w:hint="default" w:ascii="Times New Roman" w:hAnsi="Times New Roman" w:cs="Times New Roman"/>
           <w:lang w:val="en-US"/>
         </w:rPr>
       </w:pPr>
       <w:r>
         <w:rPr>
-          <w:rFonts w:hint="default"/>
+          <w:rFonts w:hint="default" w:ascii="Times New Roman" w:hAnsi="Times New Roman" w:cs="Times New Roman"/>
           <w:lang w:val="en-US"/>
         </w:rPr>
         <w:t>Ternary Operator:</w:t>
@@ -2570,7 +2632,7 @@
         <w:spacing w:line="163" w:lineRule="atLeast"/>
         <w:jc w:val="left"/>
         <w:rPr>
-          <w:rFonts w:ascii="Consolas" w:hAnsi="Consolas" w:eastAsia="Consolas" w:cs="Consolas"/>
+          <w:rFonts w:hint="default" w:ascii="Times New Roman" w:hAnsi="Times New Roman" w:eastAsia="Consolas" w:cs="Times New Roman"/>
           <w:b w:val="0"/>
           <w:bCs w:val="0"/>
           <w:color w:val="333333"/>
@@ -2580,7 +2642,7 @@
       </w:pPr>
       <w:r>
         <w:rPr>
-          <w:rFonts w:hint="default" w:ascii="Consolas" w:hAnsi="Consolas" w:eastAsia="Consolas" w:cs="Consolas"/>
+          <w:rFonts w:hint="default" w:ascii="Times New Roman" w:hAnsi="Times New Roman" w:eastAsia="Consolas" w:cs="Times New Roman"/>
           <w:b w:val="0"/>
           <w:bCs w:val="0"/>
           <w:i/>
@@ -2606,7 +2668,7 @@
         <w:ind w:firstLine="395"/>
         <w:jc w:val="left"/>
         <w:rPr>
-          <w:rFonts w:hint="default" w:ascii="Consolas" w:hAnsi="Consolas" w:eastAsia="Consolas" w:cs="Consolas"/>
+          <w:rFonts w:hint="default" w:ascii="Times New Roman" w:hAnsi="Times New Roman" w:eastAsia="Consolas" w:cs="Times New Roman"/>
           <w:b w:val="0"/>
           <w:bCs w:val="0"/>
           <w:color w:val="777777"/>
@@ -2619,7 +2681,7 @@
       </w:pPr>
       <w:r>
         <w:rPr>
-          <w:rFonts w:hint="default" w:ascii="Consolas" w:hAnsi="Consolas" w:eastAsia="Consolas" w:cs="Consolas"/>
+          <w:rFonts w:hint="default" w:ascii="Times New Roman" w:hAnsi="Times New Roman" w:eastAsia="Consolas" w:cs="Times New Roman"/>
           <w:b w:val="0"/>
           <w:bCs w:val="0"/>
           <w:color w:val="7A3E9D"/>
@@ -2633,7 +2695,7 @@
       </w:r>
       <w:r>
         <w:rPr>
-          <w:rFonts w:hint="default" w:ascii="Consolas" w:hAnsi="Consolas" w:eastAsia="Consolas" w:cs="Consolas"/>
+          <w:rFonts w:hint="default" w:ascii="Times New Roman" w:hAnsi="Times New Roman" w:eastAsia="Consolas" w:cs="Times New Roman"/>
           <w:b w:val="0"/>
           <w:bCs w:val="0"/>
           <w:color w:val="777777"/>
@@ -2647,7 +2709,7 @@
       </w:r>
       <w:r>
         <w:rPr>
-          <w:rFonts w:hint="default" w:ascii="Consolas" w:hAnsi="Consolas" w:eastAsia="Consolas" w:cs="Consolas"/>
+          <w:rFonts w:hint="default" w:ascii="Times New Roman" w:hAnsi="Times New Roman" w:eastAsia="Consolas" w:cs="Times New Roman"/>
           <w:b w:val="0"/>
           <w:bCs w:val="0"/>
           <w:color w:val="7A3E9D"/>
@@ -2661,7 +2723,7 @@
       </w:r>
       <w:r>
         <w:rPr>
-          <w:rFonts w:hint="default" w:ascii="Consolas" w:hAnsi="Consolas" w:eastAsia="Consolas" w:cs="Consolas"/>
+          <w:rFonts w:hint="default" w:ascii="Times New Roman" w:hAnsi="Times New Roman" w:eastAsia="Consolas" w:cs="Times New Roman"/>
           <w:b w:val="0"/>
           <w:bCs w:val="0"/>
           <w:color w:val="777777"/>
@@ -2675,7 +2737,7 @@
       </w:r>
       <w:r>
         <w:rPr>
-          <w:rFonts w:hint="default" w:ascii="Consolas" w:hAnsi="Consolas" w:eastAsia="Consolas" w:cs="Consolas"/>
+          <w:rFonts w:hint="default" w:ascii="Times New Roman" w:hAnsi="Times New Roman" w:eastAsia="Consolas" w:cs="Times New Roman"/>
           <w:b w:val="0"/>
           <w:bCs w:val="0"/>
           <w:color w:val="7A3E9D"/>
@@ -2689,7 +2751,7 @@
       </w:r>
       <w:r>
         <w:rPr>
-          <w:rFonts w:hint="default" w:ascii="Consolas" w:hAnsi="Consolas" w:eastAsia="Consolas" w:cs="Consolas"/>
+          <w:rFonts w:hint="default" w:ascii="Times New Roman" w:hAnsi="Times New Roman" w:eastAsia="Consolas" w:cs="Times New Roman"/>
           <w:b w:val="0"/>
           <w:bCs w:val="0"/>
           <w:color w:val="333333"/>
@@ -2703,7 +2765,7 @@
       </w:r>
       <w:r>
         <w:rPr>
-          <w:rFonts w:hint="default" w:ascii="Consolas" w:hAnsi="Consolas" w:eastAsia="Consolas" w:cs="Consolas"/>
+          <w:rFonts w:hint="default" w:ascii="Times New Roman" w:hAnsi="Times New Roman" w:eastAsia="Consolas" w:cs="Times New Roman"/>
           <w:b w:val="0"/>
           <w:bCs w:val="0"/>
           <w:color w:val="777777"/>
@@ -2717,7 +2779,7 @@
       </w:r>
       <w:r>
         <w:rPr>
-          <w:rFonts w:hint="default" w:ascii="Consolas" w:hAnsi="Consolas" w:eastAsia="Consolas" w:cs="Consolas"/>
+          <w:rFonts w:hint="default" w:ascii="Times New Roman" w:hAnsi="Times New Roman" w:eastAsia="Consolas" w:cs="Times New Roman"/>
           <w:b w:val="0"/>
           <w:bCs w:val="0"/>
           <w:color w:val="333333"/>
@@ -2731,7 +2793,7 @@
       </w:r>
       <w:r>
         <w:rPr>
-          <w:rFonts w:hint="default" w:ascii="Consolas" w:hAnsi="Consolas" w:eastAsia="Consolas" w:cs="Consolas"/>
+          <w:rFonts w:hint="default" w:ascii="Times New Roman" w:hAnsi="Times New Roman" w:eastAsia="Consolas" w:cs="Times New Roman"/>
           <w:b w:val="0"/>
           <w:bCs w:val="0"/>
           <w:color w:val="7A3E9D"/>
@@ -2745,7 +2807,7 @@
       </w:r>
       <w:r>
         <w:rPr>
-          <w:rFonts w:hint="default" w:ascii="Consolas" w:hAnsi="Consolas" w:eastAsia="Consolas" w:cs="Consolas"/>
+          <w:rFonts w:hint="default" w:ascii="Times New Roman" w:hAnsi="Times New Roman" w:eastAsia="Consolas" w:cs="Times New Roman"/>
           <w:b w:val="0"/>
           <w:bCs w:val="0"/>
           <w:color w:val="333333"/>
@@ -2759,7 +2821,7 @@
       </w:r>
       <w:r>
         <w:rPr>
-          <w:rFonts w:hint="default" w:ascii="Consolas" w:hAnsi="Consolas" w:eastAsia="Consolas" w:cs="Consolas"/>
+          <w:rFonts w:hint="default" w:ascii="Times New Roman" w:hAnsi="Times New Roman" w:eastAsia="Consolas" w:cs="Times New Roman"/>
           <w:b w:val="0"/>
           <w:bCs w:val="0"/>
           <w:color w:val="777777"/>
@@ -2773,7 +2835,7 @@
       </w:r>
       <w:r>
         <w:rPr>
-          <w:rFonts w:hint="default" w:ascii="Consolas" w:hAnsi="Consolas" w:eastAsia="Consolas" w:cs="Consolas"/>
+          <w:rFonts w:hint="default" w:ascii="Times New Roman" w:hAnsi="Times New Roman" w:eastAsia="Consolas" w:cs="Times New Roman"/>
           <w:b w:val="0"/>
           <w:bCs w:val="0"/>
           <w:color w:val="333333"/>
@@ -2787,7 +2849,7 @@
       </w:r>
       <w:r>
         <w:rPr>
-          <w:rFonts w:hint="default" w:ascii="Consolas" w:hAnsi="Consolas" w:eastAsia="Consolas" w:cs="Consolas"/>
+          <w:rFonts w:hint="default" w:ascii="Times New Roman" w:hAnsi="Times New Roman" w:eastAsia="Consolas" w:cs="Times New Roman"/>
           <w:b w:val="0"/>
           <w:bCs w:val="0"/>
           <w:color w:val="777777"/>
@@ -2801,7 +2863,7 @@
       </w:r>
       <w:r>
         <w:rPr>
-          <w:rFonts w:hint="default" w:ascii="Consolas" w:hAnsi="Consolas" w:eastAsia="Consolas" w:cs="Consolas"/>
+          <w:rFonts w:hint="default" w:ascii="Times New Roman" w:hAnsi="Times New Roman" w:eastAsia="Consolas" w:cs="Times New Roman"/>
           <w:b w:val="0"/>
           <w:bCs w:val="0"/>
           <w:color w:val="448C27"/>
@@ -2815,7 +2877,7 @@
       </w:r>
       <w:r>
         <w:rPr>
-          <w:rFonts w:hint="default" w:ascii="Consolas" w:hAnsi="Consolas" w:eastAsia="Consolas" w:cs="Consolas"/>
+          <w:rFonts w:hint="default" w:ascii="Times New Roman" w:hAnsi="Times New Roman" w:eastAsia="Consolas" w:cs="Times New Roman"/>
           <w:b w:val="0"/>
           <w:bCs w:val="0"/>
           <w:color w:val="777777"/>
@@ -2829,7 +2891,7 @@
       </w:r>
       <w:r>
         <w:rPr>
-          <w:rFonts w:hint="default" w:ascii="Consolas" w:hAnsi="Consolas" w:eastAsia="Consolas" w:cs="Consolas"/>
+          <w:rFonts w:hint="default" w:ascii="Times New Roman" w:hAnsi="Times New Roman" w:eastAsia="Consolas" w:cs="Times New Roman"/>
           <w:b w:val="0"/>
           <w:bCs w:val="0"/>
           <w:color w:val="333333"/>
@@ -2843,7 +2905,7 @@
       </w:r>
       <w:r>
         <w:rPr>
-          <w:rFonts w:hint="default" w:ascii="Consolas" w:hAnsi="Consolas" w:eastAsia="Consolas" w:cs="Consolas"/>
+          <w:rFonts w:hint="default" w:ascii="Times New Roman" w:hAnsi="Times New Roman" w:eastAsia="Consolas" w:cs="Times New Roman"/>
           <w:b w:val="0"/>
           <w:bCs w:val="0"/>
           <w:color w:val="777777"/>
@@ -2857,7 +2919,7 @@
       </w:r>
       <w:r>
         <w:rPr>
-          <w:rFonts w:hint="default" w:ascii="Consolas" w:hAnsi="Consolas" w:eastAsia="Consolas" w:cs="Consolas"/>
+          <w:rFonts w:hint="default" w:ascii="Times New Roman" w:hAnsi="Times New Roman" w:eastAsia="Consolas" w:cs="Times New Roman"/>
           <w:b w:val="0"/>
           <w:bCs w:val="0"/>
           <w:color w:val="333333"/>
@@ -2871,7 +2933,7 @@
       </w:r>
       <w:r>
         <w:rPr>
-          <w:rFonts w:hint="default" w:ascii="Consolas" w:hAnsi="Consolas" w:eastAsia="Consolas" w:cs="Consolas"/>
+          <w:rFonts w:hint="default" w:ascii="Times New Roman" w:hAnsi="Times New Roman" w:eastAsia="Consolas" w:cs="Times New Roman"/>
           <w:b w:val="0"/>
           <w:bCs w:val="0"/>
           <w:color w:val="777777"/>
@@ -2885,7 +2947,7 @@
       </w:r>
       <w:r>
         <w:rPr>
-          <w:rFonts w:hint="default" w:ascii="Consolas" w:hAnsi="Consolas" w:eastAsia="Consolas" w:cs="Consolas"/>
+          <w:rFonts w:hint="default" w:ascii="Times New Roman" w:hAnsi="Times New Roman" w:eastAsia="Consolas" w:cs="Times New Roman"/>
           <w:b w:val="0"/>
           <w:bCs w:val="0"/>
           <w:color w:val="448C27"/>
@@ -2899,7 +2961,7 @@
       </w:r>
       <w:r>
         <w:rPr>
-          <w:rFonts w:hint="default" w:ascii="Consolas" w:hAnsi="Consolas" w:eastAsia="Consolas" w:cs="Consolas"/>
+          <w:rFonts w:hint="default" w:ascii="Times New Roman" w:hAnsi="Times New Roman" w:eastAsia="Consolas" w:cs="Times New Roman"/>
           <w:b w:val="0"/>
           <w:bCs w:val="0"/>
           <w:color w:val="777777"/>
@@ -2918,20 +2980,20 @@
           <w:numId w:val="0"/>
         </w:numPr>
         <w:rPr>
-          <w:rFonts w:hint="default"/>
+          <w:rFonts w:hint="default" w:ascii="Times New Roman" w:hAnsi="Times New Roman" w:cs="Times New Roman"/>
           <w:lang w:val="en-US"/>
         </w:rPr>
       </w:pPr>
       <w:r>
         <w:rPr>
-          <w:rFonts w:hint="eastAsia"/>
+          <w:rFonts w:hint="default" w:ascii="Times New Roman" w:hAnsi="Times New Roman" w:cs="Times New Roman"/>
           <w:lang w:val="en-US" w:eastAsia="zh-CN"/>
         </w:rPr>
         <w:t>4-</w:t>
       </w:r>
       <w:r>
         <w:rPr>
-          <w:rFonts w:hint="default"/>
+          <w:rFonts w:hint="default" w:ascii="Times New Roman" w:hAnsi="Times New Roman" w:cs="Times New Roman"/>
           <w:lang w:val="en-US"/>
         </w:rPr>
         <w:t>String interpolation :</w:t>
@@ -2947,20 +3009,20 @@
         <w:spacing w:line="163" w:lineRule="atLeast"/>
         <w:jc w:val="left"/>
         <w:rPr>
-          <w:rFonts w:hint="default" w:ascii="Consolas" w:hAnsi="Consolas" w:eastAsia="Consolas" w:cs="Consolas"/>
-          <w:b w:val="0"/>
-          <w:bCs w:val="0"/>
-          <w:color w:val="777777"/>
-          <w:kern w:val="0"/>
-          <w:sz w:val="20"/>
-          <w:szCs w:val="20"/>
-          <w:shd w:val="clear" w:fill="F5F5F5"/>
-          <w:lang w:val="en-US" w:eastAsia="zh-CN" w:bidi="ar"/>
-        </w:rPr>
-      </w:pPr>
-      <w:r>
-        <w:rPr>
-          <w:rFonts w:hint="default" w:ascii="Consolas" w:hAnsi="Consolas" w:eastAsia="Consolas" w:cs="Consolas"/>
+          <w:rFonts w:hint="default" w:ascii="Times New Roman" w:hAnsi="Times New Roman" w:eastAsia="Consolas" w:cs="Times New Roman"/>
+          <w:b w:val="0"/>
+          <w:bCs w:val="0"/>
+          <w:color w:val="777777"/>
+          <w:kern w:val="0"/>
+          <w:sz w:val="20"/>
+          <w:szCs w:val="20"/>
+          <w:shd w:val="clear" w:fill="F5F5F5"/>
+          <w:lang w:val="en-US" w:eastAsia="zh-CN" w:bidi="ar"/>
+        </w:rPr>
+      </w:pPr>
+      <w:r>
+        <w:rPr>
+          <w:rFonts w:hint="default" w:ascii="Times New Roman" w:hAnsi="Times New Roman" w:eastAsia="Consolas" w:cs="Times New Roman"/>
           <w:b w:val="0"/>
           <w:bCs w:val="0"/>
           <w:color w:val="7A3E9D"/>
@@ -2974,7 +3036,7 @@
       </w:r>
       <w:r>
         <w:rPr>
-          <w:rFonts w:hint="default" w:ascii="Consolas" w:hAnsi="Consolas" w:eastAsia="Consolas" w:cs="Consolas"/>
+          <w:rFonts w:hint="default" w:ascii="Times New Roman" w:hAnsi="Times New Roman" w:eastAsia="Consolas" w:cs="Times New Roman"/>
           <w:b w:val="0"/>
           <w:bCs w:val="0"/>
           <w:color w:val="333333"/>
@@ -2988,7 +3050,7 @@
       </w:r>
       <w:r>
         <w:rPr>
-          <w:rFonts w:hint="default" w:ascii="Consolas" w:hAnsi="Consolas" w:eastAsia="Consolas" w:cs="Consolas"/>
+          <w:rFonts w:hint="default" w:ascii="Times New Roman" w:hAnsi="Times New Roman" w:eastAsia="Consolas" w:cs="Times New Roman"/>
           <w:b w:val="0"/>
           <w:bCs w:val="0"/>
           <w:color w:val="7A3E9D"/>
@@ -3002,7 +3064,7 @@
       </w:r>
       <w:r>
         <w:rPr>
-          <w:rFonts w:hint="default" w:ascii="Consolas" w:hAnsi="Consolas" w:eastAsia="Consolas" w:cs="Consolas"/>
+          <w:rFonts w:hint="default" w:ascii="Times New Roman" w:hAnsi="Times New Roman" w:eastAsia="Consolas" w:cs="Times New Roman"/>
           <w:b w:val="0"/>
           <w:bCs w:val="0"/>
           <w:color w:val="777777"/>
@@ -3016,7 +3078,7 @@
       </w:r>
       <w:r>
         <w:rPr>
-          <w:rFonts w:hint="default" w:ascii="Consolas" w:hAnsi="Consolas" w:eastAsia="Consolas" w:cs="Consolas"/>
+          <w:rFonts w:hint="default" w:ascii="Times New Roman" w:hAnsi="Times New Roman" w:eastAsia="Consolas" w:cs="Times New Roman"/>
           <w:b w:val="0"/>
           <w:bCs w:val="0"/>
           <w:color w:val="333333"/>
@@ -3030,7 +3092,7 @@
       </w:r>
       <w:r>
         <w:rPr>
-          <w:rFonts w:hint="default" w:ascii="Consolas" w:hAnsi="Consolas" w:eastAsia="Consolas" w:cs="Consolas"/>
+          <w:rFonts w:hint="default" w:ascii="Times New Roman" w:hAnsi="Times New Roman" w:eastAsia="Consolas" w:cs="Times New Roman"/>
           <w:b w:val="0"/>
           <w:bCs w:val="0"/>
           <w:color w:val="7A3E9D"/>
@@ -3044,7 +3106,7 @@
       </w:r>
       <w:r>
         <w:rPr>
-          <w:rFonts w:hint="default" w:ascii="Consolas" w:hAnsi="Consolas" w:eastAsia="Consolas" w:cs="Consolas"/>
+          <w:rFonts w:hint="default" w:ascii="Times New Roman" w:hAnsi="Times New Roman" w:eastAsia="Consolas" w:cs="Times New Roman"/>
           <w:b w:val="0"/>
           <w:bCs w:val="0"/>
           <w:color w:val="777777"/>
@@ -3058,7 +3120,7 @@
       </w:r>
       <w:r>
         <w:rPr>
-          <w:rFonts w:hint="default" w:ascii="Consolas" w:hAnsi="Consolas" w:eastAsia="Consolas" w:cs="Consolas"/>
+          <w:rFonts w:hint="default" w:ascii="Times New Roman" w:hAnsi="Times New Roman" w:eastAsia="Consolas" w:cs="Times New Roman"/>
           <w:b w:val="0"/>
           <w:bCs w:val="0"/>
           <w:color w:val="448C27"/>
@@ -3072,7 +3134,7 @@
       </w:r>
       <w:r>
         <w:rPr>
-          <w:rFonts w:hint="default" w:ascii="Consolas" w:hAnsi="Consolas" w:eastAsia="Consolas" w:cs="Consolas"/>
+          <w:rFonts w:hint="default" w:ascii="Times New Roman" w:hAnsi="Times New Roman" w:eastAsia="Consolas" w:cs="Times New Roman"/>
           <w:b w:val="0"/>
           <w:bCs w:val="0"/>
           <w:color w:val="777777"/>
@@ -3086,7 +3148,7 @@
       </w:r>
       <w:r>
         <w:rPr>
-          <w:rFonts w:hint="default" w:ascii="Consolas" w:hAnsi="Consolas" w:eastAsia="Consolas" w:cs="Consolas"/>
+          <w:rFonts w:hint="default" w:ascii="Times New Roman" w:hAnsi="Times New Roman" w:eastAsia="Consolas" w:cs="Times New Roman"/>
           <w:b w:val="0"/>
           <w:bCs w:val="0"/>
           <w:color w:val="7A3E9D"/>
@@ -3100,7 +3162,7 @@
       </w:r>
       <w:r>
         <w:rPr>
-          <w:rFonts w:hint="default" w:ascii="Consolas" w:hAnsi="Consolas" w:eastAsia="Consolas" w:cs="Consolas"/>
+          <w:rFonts w:hint="default" w:ascii="Times New Roman" w:hAnsi="Times New Roman" w:eastAsia="Consolas" w:cs="Times New Roman"/>
           <w:b w:val="0"/>
           <w:bCs w:val="0"/>
           <w:color w:val="777777"/>
@@ -3114,7 +3176,7 @@
       </w:r>
       <w:r>
         <w:rPr>
-          <w:rFonts w:hint="default" w:ascii="Consolas" w:hAnsi="Consolas" w:eastAsia="Consolas" w:cs="Consolas"/>
+          <w:rFonts w:hint="default" w:ascii="Times New Roman" w:hAnsi="Times New Roman" w:eastAsia="Consolas" w:cs="Times New Roman"/>
           <w:b w:val="0"/>
           <w:bCs w:val="0"/>
           <w:color w:val="7A3E9D"/>
@@ -3128,7 +3190,7 @@
       </w:r>
       <w:r>
         <w:rPr>
-          <w:rFonts w:hint="default" w:ascii="Consolas" w:hAnsi="Consolas" w:eastAsia="Consolas" w:cs="Consolas"/>
+          <w:rFonts w:hint="default" w:ascii="Times New Roman" w:hAnsi="Times New Roman" w:eastAsia="Consolas" w:cs="Times New Roman"/>
           <w:b w:val="0"/>
           <w:bCs w:val="0"/>
           <w:color w:val="777777"/>
@@ -3142,7 +3204,7 @@
       </w:r>
       <w:r>
         <w:rPr>
-          <w:rFonts w:hint="default" w:ascii="Consolas" w:hAnsi="Consolas" w:eastAsia="Consolas" w:cs="Consolas"/>
+          <w:rFonts w:hint="default" w:ascii="Times New Roman" w:hAnsi="Times New Roman" w:eastAsia="Consolas" w:cs="Times New Roman"/>
           <w:b w:val="0"/>
           <w:bCs w:val="0"/>
           <w:color w:val="7A3E9D"/>
@@ -3156,7 +3218,7 @@
       </w:r>
       <w:r>
         <w:rPr>
-          <w:rFonts w:hint="default" w:ascii="Consolas" w:hAnsi="Consolas" w:eastAsia="Consolas" w:cs="Consolas"/>
+          <w:rFonts w:hint="default" w:ascii="Times New Roman" w:hAnsi="Times New Roman" w:eastAsia="Consolas" w:cs="Times New Roman"/>
           <w:b w:val="0"/>
           <w:bCs w:val="0"/>
           <w:color w:val="777777"/>
@@ -3176,13 +3238,13 @@
           <w:numId w:val="0"/>
         </w:numPr>
         <w:rPr>
-          <w:rFonts w:hint="default"/>
+          <w:rFonts w:hint="default" w:ascii="Times New Roman" w:hAnsi="Times New Roman" w:cs="Times New Roman"/>
           <w:lang w:val="en-US"/>
         </w:rPr>
       </w:pPr>
       <w:r>
         <w:rPr>
-          <w:rFonts w:hint="default"/>
+          <w:rFonts w:hint="default" w:ascii="Times New Roman" w:hAnsi="Times New Roman" w:cs="Times New Roman"/>
           <w:lang w:val="en-US"/>
         </w:rPr>
         <w:t>It increases readability significantly.</w:t>
@@ -3195,20 +3257,20 @@
         </w:numPr>
         <w:ind w:leftChars="0"/>
         <w:rPr>
-          <w:rFonts w:hint="default"/>
+          <w:rFonts w:hint="default" w:ascii="Times New Roman" w:hAnsi="Times New Roman" w:cs="Times New Roman"/>
           <w:lang w:val="en-US"/>
         </w:rPr>
       </w:pPr>
       <w:r>
         <w:rPr>
-          <w:rFonts w:hint="eastAsia"/>
+          <w:rFonts w:hint="default" w:ascii="Times New Roman" w:hAnsi="Times New Roman" w:cs="Times New Roman"/>
           <w:lang w:val="en-US" w:eastAsia="zh-CN"/>
         </w:rPr>
         <w:t>5-</w:t>
       </w:r>
       <w:r>
         <w:rPr>
-          <w:rFonts w:hint="default"/>
+          <w:rFonts w:hint="default" w:ascii="Times New Roman" w:hAnsi="Times New Roman" w:cs="Times New Roman"/>
           <w:lang w:val="en-US"/>
         </w:rPr>
         <w:t>Short-circuiting:</w:t>
@@ -3224,7 +3286,7 @@
         <w:spacing w:line="163" w:lineRule="atLeast"/>
         <w:jc w:val="left"/>
         <w:rPr>
-          <w:rFonts w:ascii="Consolas" w:hAnsi="Consolas" w:eastAsia="Consolas" w:cs="Consolas"/>
+          <w:rFonts w:hint="default" w:ascii="Times New Roman" w:hAnsi="Times New Roman" w:eastAsia="Consolas" w:cs="Times New Roman"/>
           <w:b w:val="0"/>
           <w:bCs w:val="0"/>
           <w:color w:val="333333"/>
@@ -3234,7 +3296,7 @@
       </w:pPr>
       <w:r>
         <w:rPr>
-          <w:rFonts w:hint="default" w:ascii="Consolas" w:hAnsi="Consolas" w:eastAsia="Consolas" w:cs="Consolas"/>
+          <w:rFonts w:hint="default" w:ascii="Times New Roman" w:hAnsi="Times New Roman" w:eastAsia="Consolas" w:cs="Times New Roman"/>
           <w:b w:val="0"/>
           <w:bCs w:val="0"/>
           <w:color w:val="4B69C6"/>
@@ -3248,7 +3310,7 @@
       </w:r>
       <w:r>
         <w:rPr>
-          <w:rFonts w:hint="default" w:ascii="Consolas" w:hAnsi="Consolas" w:eastAsia="Consolas" w:cs="Consolas"/>
+          <w:rFonts w:hint="default" w:ascii="Times New Roman" w:hAnsi="Times New Roman" w:eastAsia="Consolas" w:cs="Times New Roman"/>
           <w:b w:val="0"/>
           <w:bCs w:val="0"/>
           <w:color w:val="333333"/>
@@ -3262,7 +3324,7 @@
       </w:r>
       <w:r>
         <w:rPr>
-          <w:rFonts w:hint="default" w:ascii="Consolas" w:hAnsi="Consolas" w:eastAsia="Consolas" w:cs="Consolas"/>
+          <w:rFonts w:hint="default" w:ascii="Times New Roman" w:hAnsi="Times New Roman" w:eastAsia="Consolas" w:cs="Times New Roman"/>
           <w:b w:val="0"/>
           <w:bCs w:val="0"/>
           <w:color w:val="777777"/>
@@ -3276,7 +3338,7 @@
       </w:r>
       <w:r>
         <w:rPr>
-          <w:rFonts w:hint="default" w:ascii="Consolas" w:hAnsi="Consolas" w:eastAsia="Consolas" w:cs="Consolas"/>
+          <w:rFonts w:hint="default" w:ascii="Times New Roman" w:hAnsi="Times New Roman" w:eastAsia="Consolas" w:cs="Times New Roman"/>
           <w:b w:val="0"/>
           <w:bCs w:val="0"/>
           <w:color w:val="7A3E9D"/>
@@ -3290,7 +3352,7 @@
       </w:r>
       <w:r>
         <w:rPr>
-          <w:rFonts w:hint="default" w:ascii="Consolas" w:hAnsi="Consolas" w:eastAsia="Consolas" w:cs="Consolas"/>
+          <w:rFonts w:hint="default" w:ascii="Times New Roman" w:hAnsi="Times New Roman" w:eastAsia="Consolas" w:cs="Times New Roman"/>
           <w:b w:val="0"/>
           <w:bCs w:val="0"/>
           <w:color w:val="333333"/>
@@ -3304,7 +3366,7 @@
       </w:r>
       <w:r>
         <w:rPr>
-          <w:rFonts w:hint="default" w:ascii="Consolas" w:hAnsi="Consolas" w:eastAsia="Consolas" w:cs="Consolas"/>
+          <w:rFonts w:hint="default" w:ascii="Times New Roman" w:hAnsi="Times New Roman" w:eastAsia="Consolas" w:cs="Times New Roman"/>
           <w:b w:val="0"/>
           <w:bCs w:val="0"/>
           <w:color w:val="777777"/>
@@ -3318,7 +3380,7 @@
       </w:r>
       <w:r>
         <w:rPr>
-          <w:rFonts w:hint="default" w:ascii="Consolas" w:hAnsi="Consolas" w:eastAsia="Consolas" w:cs="Consolas"/>
+          <w:rFonts w:hint="default" w:ascii="Times New Roman" w:hAnsi="Times New Roman" w:eastAsia="Consolas" w:cs="Times New Roman"/>
           <w:b w:val="0"/>
           <w:bCs w:val="0"/>
           <w:color w:val="333333"/>
@@ -3332,7 +3394,7 @@
       </w:r>
       <w:r>
         <w:rPr>
-          <w:rFonts w:hint="default" w:ascii="Consolas" w:hAnsi="Consolas" w:eastAsia="Consolas" w:cs="Consolas"/>
+          <w:rFonts w:hint="default" w:ascii="Times New Roman" w:hAnsi="Times New Roman" w:eastAsia="Consolas" w:cs="Times New Roman"/>
           <w:b w:val="0"/>
           <w:bCs w:val="0"/>
           <w:color w:val="777777"/>
@@ -3346,7 +3408,7 @@
       </w:r>
       <w:r>
         <w:rPr>
-          <w:rFonts w:hint="default" w:ascii="Consolas" w:hAnsi="Consolas" w:eastAsia="Consolas" w:cs="Consolas"/>
+          <w:rFonts w:hint="default" w:ascii="Times New Roman" w:hAnsi="Times New Roman" w:eastAsia="Consolas" w:cs="Times New Roman"/>
           <w:b w:val="0"/>
           <w:bCs w:val="0"/>
           <w:color w:val="7A3E9D"/>
@@ -3360,7 +3422,7 @@
       </w:r>
       <w:r>
         <w:rPr>
-          <w:rFonts w:hint="default" w:ascii="Consolas" w:hAnsi="Consolas" w:eastAsia="Consolas" w:cs="Consolas"/>
+          <w:rFonts w:hint="default" w:ascii="Times New Roman" w:hAnsi="Times New Roman" w:eastAsia="Consolas" w:cs="Times New Roman"/>
           <w:b w:val="0"/>
           <w:bCs w:val="0"/>
           <w:color w:val="333333"/>
@@ -3374,7 +3436,7 @@
       </w:r>
       <w:r>
         <w:rPr>
-          <w:rFonts w:hint="default" w:ascii="Consolas" w:hAnsi="Consolas" w:eastAsia="Consolas" w:cs="Consolas"/>
+          <w:rFonts w:hint="default" w:ascii="Times New Roman" w:hAnsi="Times New Roman" w:eastAsia="Consolas" w:cs="Times New Roman"/>
           <w:b w:val="0"/>
           <w:bCs w:val="0"/>
           <w:color w:val="777777"/>
@@ -3388,7 +3450,7 @@
       </w:r>
       <w:r>
         <w:rPr>
-          <w:rFonts w:hint="default" w:ascii="Consolas" w:hAnsi="Consolas" w:eastAsia="Consolas" w:cs="Consolas"/>
+          <w:rFonts w:hint="default" w:ascii="Times New Roman" w:hAnsi="Times New Roman" w:eastAsia="Consolas" w:cs="Times New Roman"/>
           <w:b w:val="0"/>
           <w:bCs w:val="0"/>
           <w:color w:val="333333"/>
@@ -3402,7 +3464,7 @@
       </w:r>
       <w:r>
         <w:rPr>
-          <w:rFonts w:hint="default" w:ascii="Consolas" w:hAnsi="Consolas" w:eastAsia="Consolas" w:cs="Consolas"/>
+          <w:rFonts w:hint="default" w:ascii="Times New Roman" w:hAnsi="Times New Roman" w:eastAsia="Consolas" w:cs="Times New Roman"/>
           <w:b w:val="0"/>
           <w:bCs w:val="0"/>
           <w:color w:val="777777"/>
@@ -3416,7 +3478,7 @@
       </w:r>
       <w:r>
         <w:rPr>
-          <w:rFonts w:hint="default" w:ascii="Consolas" w:hAnsi="Consolas" w:eastAsia="Consolas" w:cs="Consolas"/>
+          <w:rFonts w:hint="default" w:ascii="Times New Roman" w:hAnsi="Times New Roman" w:eastAsia="Consolas" w:cs="Times New Roman"/>
           <w:b w:val="0"/>
           <w:bCs w:val="0"/>
           <w:color w:val="7A3E9D"/>
@@ -3430,7 +3492,7 @@
       </w:r>
       <w:r>
         <w:rPr>
-          <w:rFonts w:hint="default" w:ascii="Consolas" w:hAnsi="Consolas" w:eastAsia="Consolas" w:cs="Consolas"/>
+          <w:rFonts w:hint="default" w:ascii="Times New Roman" w:hAnsi="Times New Roman" w:eastAsia="Consolas" w:cs="Times New Roman"/>
           <w:b w:val="0"/>
           <w:bCs w:val="0"/>
           <w:color w:val="333333"/>
@@ -3444,7 +3506,7 @@
       </w:r>
       <w:r>
         <w:rPr>
-          <w:rFonts w:hint="default" w:ascii="Consolas" w:hAnsi="Consolas" w:eastAsia="Consolas" w:cs="Consolas"/>
+          <w:rFonts w:hint="default" w:ascii="Times New Roman" w:hAnsi="Times New Roman" w:eastAsia="Consolas" w:cs="Times New Roman"/>
           <w:b w:val="0"/>
           <w:bCs w:val="0"/>
           <w:color w:val="777777"/>
@@ -3458,7 +3520,7 @@
       </w:r>
       <w:r>
         <w:rPr>
-          <w:rFonts w:hint="default" w:ascii="Consolas" w:hAnsi="Consolas" w:eastAsia="Consolas" w:cs="Consolas"/>
+          <w:rFonts w:hint="default" w:ascii="Times New Roman" w:hAnsi="Times New Roman" w:eastAsia="Consolas" w:cs="Times New Roman"/>
           <w:b w:val="0"/>
           <w:bCs w:val="0"/>
           <w:color w:val="333333"/>
@@ -3472,7 +3534,7 @@
       </w:r>
       <w:r>
         <w:rPr>
-          <w:rFonts w:hint="default" w:ascii="Consolas" w:hAnsi="Consolas" w:eastAsia="Consolas" w:cs="Consolas"/>
+          <w:rFonts w:hint="default" w:ascii="Times New Roman" w:hAnsi="Times New Roman" w:eastAsia="Consolas" w:cs="Times New Roman"/>
           <w:b w:val="0"/>
           <w:bCs w:val="0"/>
           <w:color w:val="777777"/>
@@ -3486,7 +3548,7 @@
       </w:r>
       <w:r>
         <w:rPr>
-          <w:rFonts w:hint="default" w:ascii="Consolas" w:hAnsi="Consolas" w:eastAsia="Consolas" w:cs="Consolas"/>
+          <w:rFonts w:hint="default" w:ascii="Times New Roman" w:hAnsi="Times New Roman" w:eastAsia="Consolas" w:cs="Times New Roman"/>
           <w:b w:val="0"/>
           <w:bCs w:val="0"/>
           <w:color w:val="7A3E9D"/>
@@ -3500,7 +3562,7 @@
       </w:r>
       <w:r>
         <w:rPr>
-          <w:rFonts w:hint="default" w:ascii="Consolas" w:hAnsi="Consolas" w:eastAsia="Consolas" w:cs="Consolas"/>
+          <w:rFonts w:hint="default" w:ascii="Times New Roman" w:hAnsi="Times New Roman" w:eastAsia="Consolas" w:cs="Times New Roman"/>
           <w:b w:val="0"/>
           <w:bCs w:val="0"/>
           <w:color w:val="777777"/>
@@ -3514,7 +3576,7 @@
       </w:r>
       <w:r>
         <w:rPr>
-          <w:rFonts w:hint="default" w:ascii="Consolas" w:hAnsi="Consolas" w:eastAsia="Consolas" w:cs="Consolas"/>
+          <w:rFonts w:hint="default" w:ascii="Times New Roman" w:hAnsi="Times New Roman" w:eastAsia="Consolas" w:cs="Times New Roman"/>
           <w:b w:val="0"/>
           <w:bCs w:val="0"/>
           <w:color w:val="7A3E9D"/>
@@ -3528,7 +3590,7 @@
       </w:r>
       <w:r>
         <w:rPr>
-          <w:rFonts w:hint="default" w:ascii="Consolas" w:hAnsi="Consolas" w:eastAsia="Consolas" w:cs="Consolas"/>
+          <w:rFonts w:hint="default" w:ascii="Times New Roman" w:hAnsi="Times New Roman" w:eastAsia="Consolas" w:cs="Times New Roman"/>
           <w:b w:val="0"/>
           <w:bCs w:val="0"/>
           <w:color w:val="333333"/>
@@ -3542,7 +3604,7 @@
       </w:r>
       <w:r>
         <w:rPr>
-          <w:rFonts w:hint="default" w:ascii="Consolas" w:hAnsi="Consolas" w:eastAsia="Consolas" w:cs="Consolas"/>
+          <w:rFonts w:hint="default" w:ascii="Times New Roman" w:hAnsi="Times New Roman" w:eastAsia="Consolas" w:cs="Times New Roman"/>
           <w:b w:val="0"/>
           <w:bCs w:val="0"/>
           <w:color w:val="777777"/>
@@ -3565,7 +3627,7 @@
         <w:spacing w:line="163" w:lineRule="atLeast"/>
         <w:jc w:val="left"/>
         <w:rPr>
-          <w:rFonts w:hint="default" w:ascii="Consolas" w:hAnsi="Consolas" w:eastAsia="Consolas" w:cs="Consolas"/>
+          <w:rFonts w:hint="default" w:ascii="Times New Roman" w:hAnsi="Times New Roman" w:eastAsia="Consolas" w:cs="Times New Roman"/>
           <w:b w:val="0"/>
           <w:bCs w:val="0"/>
           <w:color w:val="333333"/>
@@ -3575,7 +3637,7 @@
       </w:pPr>
       <w:r>
         <w:rPr>
-          <w:rFonts w:hint="default" w:ascii="Consolas" w:hAnsi="Consolas" w:eastAsia="Consolas" w:cs="Consolas"/>
+          <w:rFonts w:hint="default" w:ascii="Times New Roman" w:hAnsi="Times New Roman" w:eastAsia="Consolas" w:cs="Times New Roman"/>
           <w:b w:val="0"/>
           <w:bCs w:val="0"/>
           <w:color w:val="333333"/>
@@ -3589,7 +3651,7 @@
       </w:r>
       <w:r>
         <w:rPr>
-          <w:rFonts w:hint="default" w:ascii="Consolas" w:hAnsi="Consolas" w:eastAsia="Consolas" w:cs="Consolas"/>
+          <w:rFonts w:hint="default" w:ascii="Times New Roman" w:hAnsi="Times New Roman" w:eastAsia="Consolas" w:cs="Times New Roman"/>
           <w:b w:val="0"/>
           <w:bCs w:val="0"/>
           <w:color w:val="4B69C6"/>
@@ -3603,7 +3665,7 @@
       </w:r>
       <w:r>
         <w:rPr>
-          <w:rFonts w:hint="default" w:ascii="Consolas" w:hAnsi="Consolas" w:eastAsia="Consolas" w:cs="Consolas"/>
+          <w:rFonts w:hint="default" w:ascii="Times New Roman" w:hAnsi="Times New Roman" w:eastAsia="Consolas" w:cs="Times New Roman"/>
           <w:b w:val="0"/>
           <w:bCs w:val="0"/>
           <w:color w:val="333333"/>
@@ -3617,7 +3679,7 @@
       </w:r>
       <w:r>
         <w:rPr>
-          <w:rFonts w:hint="default" w:ascii="Consolas" w:hAnsi="Consolas" w:eastAsia="Consolas" w:cs="Consolas"/>
+          <w:rFonts w:hint="default" w:ascii="Times New Roman" w:hAnsi="Times New Roman" w:eastAsia="Consolas" w:cs="Times New Roman"/>
           <w:b w:val="0"/>
           <w:bCs w:val="0"/>
           <w:color w:val="777777"/>
@@ -3631,7 +3693,7 @@
       </w:r>
       <w:r>
         <w:rPr>
-          <w:rFonts w:hint="default" w:ascii="Consolas" w:hAnsi="Consolas" w:eastAsia="Consolas" w:cs="Consolas"/>
+          <w:rFonts w:hint="default" w:ascii="Times New Roman" w:hAnsi="Times New Roman" w:eastAsia="Consolas" w:cs="Times New Roman"/>
           <w:b w:val="0"/>
           <w:bCs w:val="0"/>
           <w:color w:val="333333"/>
@@ -3645,7 +3707,7 @@
       </w:r>
       <w:r>
         <w:rPr>
-          <w:rFonts w:hint="default" w:ascii="Consolas" w:hAnsi="Consolas" w:eastAsia="Consolas" w:cs="Consolas"/>
+          <w:rFonts w:hint="default" w:ascii="Times New Roman" w:hAnsi="Times New Roman" w:eastAsia="Consolas" w:cs="Times New Roman"/>
           <w:b/>
           <w:bCs/>
           <w:color w:val="7A3E9D"/>
@@ -3659,7 +3721,7 @@
       </w:r>
       <w:r>
         <w:rPr>
-          <w:rFonts w:hint="default" w:ascii="Consolas" w:hAnsi="Consolas" w:eastAsia="Consolas" w:cs="Consolas"/>
+          <w:rFonts w:hint="default" w:ascii="Times New Roman" w:hAnsi="Times New Roman" w:eastAsia="Consolas" w:cs="Times New Roman"/>
           <w:b w:val="0"/>
           <w:bCs w:val="0"/>
           <w:color w:val="333333"/>
@@ -3673,7 +3735,7 @@
       </w:r>
       <w:r>
         <w:rPr>
-          <w:rFonts w:hint="default" w:ascii="Consolas" w:hAnsi="Consolas" w:eastAsia="Consolas" w:cs="Consolas"/>
+          <w:rFonts w:hint="default" w:ascii="Times New Roman" w:hAnsi="Times New Roman" w:eastAsia="Consolas" w:cs="Times New Roman"/>
           <w:b w:val="0"/>
           <w:bCs w:val="0"/>
           <w:color w:val="777777"/>
@@ -3687,7 +3749,7 @@
       </w:r>
       <w:r>
         <w:rPr>
-          <w:rFonts w:hint="default" w:ascii="Consolas" w:hAnsi="Consolas" w:eastAsia="Consolas" w:cs="Consolas"/>
+          <w:rFonts w:hint="default" w:ascii="Times New Roman" w:hAnsi="Times New Roman" w:eastAsia="Consolas" w:cs="Times New Roman"/>
           <w:b w:val="0"/>
           <w:bCs w:val="0"/>
           <w:color w:val="448C27"/>
@@ -3701,7 +3763,7 @@
       </w:r>
       <w:r>
         <w:rPr>
-          <w:rFonts w:hint="default" w:ascii="Consolas" w:hAnsi="Consolas" w:eastAsia="Consolas" w:cs="Consolas"/>
+          <w:rFonts w:hint="default" w:ascii="Times New Roman" w:hAnsi="Times New Roman" w:eastAsia="Consolas" w:cs="Times New Roman"/>
           <w:b w:val="0"/>
           <w:bCs w:val="0"/>
           <w:color w:val="777777"/>
@@ -3715,7 +3777,7 @@
       </w:r>
       <w:r>
         <w:rPr>
-          <w:rFonts w:hint="default" w:ascii="Consolas" w:hAnsi="Consolas" w:eastAsia="Consolas" w:cs="Consolas"/>
+          <w:rFonts w:hint="default" w:ascii="Times New Roman" w:hAnsi="Times New Roman" w:eastAsia="Consolas" w:cs="Times New Roman"/>
           <w:b w:val="0"/>
           <w:bCs w:val="0"/>
           <w:color w:val="333333"/>
@@ -3729,7 +3791,7 @@
       </w:r>
       <w:r>
         <w:rPr>
-          <w:rFonts w:hint="default" w:ascii="Consolas" w:hAnsi="Consolas" w:eastAsia="Consolas" w:cs="Consolas"/>
+          <w:rFonts w:hint="default" w:ascii="Times New Roman" w:hAnsi="Times New Roman" w:eastAsia="Consolas" w:cs="Times New Roman"/>
           <w:b w:val="0"/>
           <w:bCs w:val="0"/>
           <w:color w:val="777777"/>
@@ -3752,7 +3814,7 @@
         <w:spacing w:line="163" w:lineRule="atLeast"/>
         <w:jc w:val="left"/>
         <w:rPr>
-          <w:rFonts w:hint="default" w:ascii="Consolas" w:hAnsi="Consolas" w:eastAsia="Consolas" w:cs="Consolas"/>
+          <w:rFonts w:hint="default" w:ascii="Times New Roman" w:hAnsi="Times New Roman" w:eastAsia="Consolas" w:cs="Times New Roman"/>
           <w:b w:val="0"/>
           <w:bCs w:val="0"/>
           <w:color w:val="333333"/>
@@ -3762,7 +3824,7 @@
       </w:pPr>
       <w:r>
         <w:rPr>
-          <w:rFonts w:hint="default" w:ascii="Consolas" w:hAnsi="Consolas" w:eastAsia="Consolas" w:cs="Consolas"/>
+          <w:rFonts w:hint="default" w:ascii="Times New Roman" w:hAnsi="Times New Roman" w:eastAsia="Consolas" w:cs="Times New Roman"/>
           <w:b w:val="0"/>
           <w:bCs w:val="0"/>
           <w:color w:val="333333"/>
@@ -3785,7 +3847,7 @@
         <w:spacing w:line="163" w:lineRule="atLeast"/>
         <w:jc w:val="left"/>
         <w:rPr>
-          <w:rFonts w:hint="default" w:ascii="Consolas" w:hAnsi="Consolas" w:eastAsia="Consolas" w:cs="Consolas"/>
+          <w:rFonts w:hint="default" w:ascii="Times New Roman" w:hAnsi="Times New Roman" w:eastAsia="Consolas" w:cs="Times New Roman"/>
           <w:b w:val="0"/>
           <w:bCs w:val="0"/>
           <w:color w:val="777777"/>
@@ -3798,7 +3860,7 @@
       </w:pPr>
       <w:r>
         <w:rPr>
-          <w:rFonts w:hint="default" w:ascii="Consolas" w:hAnsi="Consolas" w:eastAsia="Consolas" w:cs="Consolas"/>
+          <w:rFonts w:hint="default" w:ascii="Times New Roman" w:hAnsi="Times New Roman" w:eastAsia="Consolas" w:cs="Times New Roman"/>
           <w:b w:val="0"/>
           <w:bCs w:val="0"/>
           <w:color w:val="777777"/>
@@ -3819,20 +3881,20 @@
         </w:numPr>
         <w:ind w:leftChars="0"/>
         <w:rPr>
-          <w:rFonts w:hint="default"/>
+          <w:rFonts w:hint="default" w:ascii="Times New Roman" w:hAnsi="Times New Roman" w:cs="Times New Roman"/>
           <w:lang w:val="en-US"/>
         </w:rPr>
       </w:pPr>
       <w:r>
         <w:rPr>
-          <w:rFonts w:hint="default"/>
+          <w:rFonts w:hint="default" w:ascii="Times New Roman" w:hAnsi="Times New Roman" w:cs="Times New Roman"/>
           <w:lang w:val="en-US"/>
         </w:rPr>
         <w:t>Typescript supports short-circuiting, therefore if</w:t>
       </w:r>
       <w:r>
         <w:rPr>
-          <w:rFonts w:hint="default"/>
+          <w:rFonts w:hint="default" w:ascii="Times New Roman" w:hAnsi="Times New Roman" w:cs="Times New Roman"/>
           <w:b/>
           <w:bCs/>
           <w:lang w:val="en-US"/>
@@ -3841,7 +3903,7 @@
       </w:r>
       <w:r>
         <w:rPr>
-          <w:rFonts w:hint="default"/>
+          <w:rFonts w:hint="default" w:ascii="Times New Roman" w:hAnsi="Times New Roman" w:cs="Times New Roman"/>
           <w:lang w:val="en-US"/>
         </w:rPr>
         <w:t xml:space="preserve"> here is false, the program throws the error before checking other values.</w:t>
@@ -3855,7 +3917,7 @@
         </w:numPr>
         <w:ind w:leftChars="0"/>
         <w:rPr>
-          <w:rFonts w:hint="default"/>
+          <w:rFonts w:hint="default" w:ascii="Times New Roman" w:hAnsi="Times New Roman" w:cs="Times New Roman"/>
           <w:lang w:val="en-US"/>
         </w:rPr>
       </w:pPr>
@@ -3868,7 +3930,7 @@
         </w:numPr>
         <w:ind w:leftChars="0"/>
         <w:rPr>
-          <w:rFonts w:hint="default"/>
+          <w:rFonts w:hint="default" w:ascii="Times New Roman" w:hAnsi="Times New Roman" w:cs="Times New Roman"/>
           <w:b/>
           <w:bCs/>
           <w:lang w:val="en-US"/>
@@ -3876,7 +3938,7 @@
       </w:pPr>
       <w:r>
         <w:rPr>
-          <w:rFonts w:hint="default"/>
+          <w:rFonts w:hint="default" w:ascii="Times New Roman" w:hAnsi="Times New Roman" w:cs="Times New Roman"/>
           <w:b/>
           <w:bCs/>
           <w:lang w:val="en-US"/>
@@ -3892,7 +3954,7 @@
         </w:numPr>
         <w:ind w:leftChars="0"/>
         <w:rPr>
-          <w:rFonts w:hint="default"/>
+          <w:rFonts w:hint="default" w:ascii="Times New Roman" w:hAnsi="Times New Roman" w:cs="Times New Roman"/>
           <w:b w:val="0"/>
           <w:bCs w:val="0"/>
           <w:lang w:val="en-US"/>
@@ -3900,7 +3962,7 @@
       </w:pPr>
       <w:r>
         <w:rPr>
-          <w:rFonts w:hint="default"/>
+          <w:rFonts w:hint="default" w:ascii="Times New Roman" w:hAnsi="Times New Roman" w:cs="Times New Roman"/>
           <w:b w:val="0"/>
           <w:bCs w:val="0"/>
           <w:lang w:val="en-US"/>
@@ -3909,7 +3971,7 @@
       </w:r>
       <w:r>
         <w:rPr>
-          <w:rFonts w:hint="default"/>
+          <w:rFonts w:hint="default" w:ascii="Times New Roman" w:hAnsi="Times New Roman" w:cs="Times New Roman"/>
           <w:b w:val="0"/>
           <w:bCs w:val="0"/>
           <w:u w:val="single"/>
@@ -3919,7 +3981,7 @@
       </w:r>
       <w:r>
         <w:rPr>
-          <w:rFonts w:hint="default"/>
+          <w:rFonts w:hint="default" w:ascii="Times New Roman" w:hAnsi="Times New Roman" w:cs="Times New Roman"/>
           <w:b w:val="0"/>
           <w:bCs w:val="0"/>
           <w:lang w:val="en-US"/>
@@ -3935,7 +3997,7 @@
         </w:numPr>
         <w:ind w:leftChars="0"/>
         <w:rPr>
-          <w:rFonts w:hint="default"/>
+          <w:rFonts w:hint="default" w:ascii="Times New Roman" w:hAnsi="Times New Roman" w:cs="Times New Roman"/>
           <w:b w:val="0"/>
           <w:bCs w:val="0"/>
           <w:lang w:val="en-US"/>
@@ -3943,7 +4005,7 @@
       </w:pPr>
       <w:r>
         <w:rPr>
-          <w:rFonts w:hint="default"/>
+          <w:rFonts w:hint="default" w:ascii="Times New Roman" w:hAnsi="Times New Roman" w:cs="Times New Roman"/>
           <w:b w:val="0"/>
           <w:bCs w:val="0"/>
           <w:lang w:val="en-US"/>
@@ -3952,7 +4014,7 @@
       </w:r>
       <w:r>
         <w:rPr>
-          <w:rFonts w:hint="default"/>
+          <w:rFonts w:hint="default" w:ascii="Times New Roman" w:hAnsi="Times New Roman" w:cs="Times New Roman"/>
           <w:b w:val="0"/>
           <w:bCs w:val="0"/>
           <w:u w:val="single"/>
@@ -3969,7 +4031,7 @@
         </w:numPr>
         <w:ind w:leftChars="0"/>
         <w:rPr>
-          <w:rFonts w:hint="default" w:eastAsiaTheme="minorEastAsia"/>
+          <w:rFonts w:hint="default" w:ascii="Times New Roman" w:hAnsi="Times New Roman" w:cs="Times New Roman" w:eastAsiaTheme="minorEastAsia"/>
           <w:b w:val="0"/>
           <w:bCs w:val="0"/>
           <w:i/>
@@ -3979,7 +4041,7 @@
       </w:pPr>
       <w:r>
         <w:rPr>
-          <w:rFonts w:hint="eastAsia"/>
+          <w:rFonts w:hint="default" w:ascii="Times New Roman" w:hAnsi="Times New Roman" w:cs="Times New Roman"/>
           <w:b w:val="0"/>
           <w:bCs w:val="0"/>
           <w:i/>
@@ -3987,6 +4049,102 @@
           <w:lang w:val="en-US" w:eastAsia="zh-CN"/>
         </w:rPr>
         <w:t>Counter controlled loops</w:t>
+      </w:r>
+    </w:p>
+    <w:p>
+      <w:pPr>
+        <w:numPr>
+          <w:ilvl w:val="0"/>
+          <w:numId w:val="0"/>
+        </w:numPr>
+        <w:ind w:leftChars="0" w:firstLine="720" w:firstLineChars="0"/>
+        <w:rPr>
+          <w:rFonts w:hint="default" w:ascii="Times New Roman" w:hAnsi="Times New Roman" w:cs="Times New Roman"/>
+          <w:b w:val="0"/>
+          <w:bCs w:val="0"/>
+          <w:lang w:val="en-US" w:eastAsia="zh-CN"/>
+        </w:rPr>
+      </w:pPr>
+      <w:r>
+        <w:rPr>
+          <w:rFonts w:hint="default" w:ascii="Times New Roman" w:hAnsi="Times New Roman" w:cs="Times New Roman"/>
+          <w:b w:val="0"/>
+          <w:bCs w:val="0"/>
+          <w:lang w:val="en-US" w:eastAsia="zh-CN"/>
+        </w:rPr>
+        <w:t>Can the sentinel change in the loop body</w:t>
+      </w:r>
+    </w:p>
+    <w:p>
+      <w:pPr>
+        <w:numPr>
+          <w:ilvl w:val="0"/>
+          <w:numId w:val="0"/>
+        </w:numPr>
+        <w:ind w:leftChars="0" w:firstLine="720" w:firstLineChars="0"/>
+        <w:rPr>
+          <w:rFonts w:hint="default" w:ascii="Times New Roman" w:hAnsi="Times New Roman" w:cs="Times New Roman"/>
+          <w:b w:val="0"/>
+          <w:bCs w:val="0"/>
+          <w:lang w:val="en-US" w:eastAsia="zh-CN"/>
+        </w:rPr>
+      </w:pPr>
+      <w:r>
+        <w:rPr>
+          <w:rFonts w:hint="default" w:ascii="Times New Roman" w:hAnsi="Times New Roman" w:cs="Times New Roman"/>
+          <w:b w:val="0"/>
+          <w:bCs w:val="0"/>
+          <w:lang w:val="en-US" w:eastAsia="zh-CN"/>
+        </w:rPr>
+        <w:t>How many times are the expressions evaluated</w:t>
+      </w:r>
+    </w:p>
+    <w:p>
+      <w:pPr>
+        <w:numPr>
+          <w:ilvl w:val="0"/>
+          <w:numId w:val="0"/>
+        </w:numPr>
+        <w:ind w:leftChars="0" w:firstLine="720" w:firstLineChars="0"/>
+        <w:rPr>
+          <w:rFonts w:hint="default" w:ascii="Times New Roman" w:hAnsi="Times New Roman" w:cs="Times New Roman"/>
+          <w:b w:val="0"/>
+          <w:bCs w:val="0"/>
+          <w:lang w:val="en-US" w:eastAsia="zh-CN"/>
+        </w:rPr>
+      </w:pPr>
+      <w:r>
+        <w:rPr>
+          <w:rFonts w:hint="default" w:ascii="Times New Roman" w:hAnsi="Times New Roman" w:cs="Times New Roman"/>
+          <w:b w:val="0"/>
+          <w:bCs w:val="0"/>
+          <w:lang w:val="en-US" w:eastAsia="zh-CN"/>
+        </w:rPr>
+        <w:t>Sentinel type and scope</w:t>
+      </w:r>
+    </w:p>
+    <w:p>
+      <w:pPr>
+        <w:numPr>
+          <w:ilvl w:val="0"/>
+          <w:numId w:val="0"/>
+        </w:numPr>
+        <w:ind w:leftChars="0" w:firstLine="720" w:firstLineChars="0"/>
+        <w:rPr>
+          <w:rFonts w:hint="default" w:ascii="Times New Roman" w:hAnsi="Times New Roman" w:cs="Times New Roman"/>
+          <w:b w:val="0"/>
+          <w:bCs w:val="0"/>
+          <w:lang w:val="en-US" w:eastAsia="zh-CN"/>
+        </w:rPr>
+      </w:pPr>
+      <w:r>
+        <w:rPr>
+          <w:rFonts w:hint="default" w:ascii="Times New Roman" w:hAnsi="Times New Roman" w:cs="Times New Roman"/>
+          <w:b w:val="0"/>
+          <w:bCs w:val="0"/>
+          <w:lang w:val="en-US" w:eastAsia="zh-CN"/>
+        </w:rPr>
+        <w:t>Control expression type: boolean?</w:t>
       </w:r>
     </w:p>
     <w:p>
@@ -3997,20 +4155,24 @@
         </w:numPr>
         <w:ind w:leftChars="0"/>
         <w:rPr>
-          <w:rFonts w:hint="eastAsia"/>
-          <w:b w:val="0"/>
-          <w:bCs w:val="0"/>
-          <w:lang w:val="en-US" w:eastAsia="zh-CN"/>
-        </w:rPr>
-      </w:pPr>
-      <w:r>
-        <w:rPr>
-          <w:rFonts w:hint="eastAsia"/>
-          <w:b w:val="0"/>
-          <w:bCs w:val="0"/>
-          <w:lang w:val="en-US" w:eastAsia="zh-CN"/>
-        </w:rPr>
-        <w:t>Can the sentinel change in the loop body</w:t>
+          <w:rFonts w:hint="default" w:ascii="Times New Roman" w:hAnsi="Times New Roman" w:cs="Times New Roman"/>
+          <w:b w:val="0"/>
+          <w:bCs w:val="0"/>
+          <w:i/>
+          <w:iCs/>
+          <w:lang w:val="en-US" w:eastAsia="zh-CN"/>
+        </w:rPr>
+      </w:pPr>
+      <w:r>
+        <w:rPr>
+          <w:rFonts w:hint="default" w:ascii="Times New Roman" w:hAnsi="Times New Roman" w:cs="Times New Roman"/>
+          <w:b w:val="0"/>
+          <w:bCs w:val="0"/>
+          <w:i/>
+          <w:iCs/>
+          <w:lang w:val="en-US" w:eastAsia="zh-CN"/>
+        </w:rPr>
+        <w:t>Logically Controlled Loops</w:t>
       </w:r>
     </w:p>
     <w:p>
@@ -4021,20 +4183,24 @@
         </w:numPr>
         <w:ind w:leftChars="0"/>
         <w:rPr>
-          <w:rFonts w:hint="eastAsia"/>
-          <w:b w:val="0"/>
-          <w:bCs w:val="0"/>
-          <w:lang w:val="en-US" w:eastAsia="zh-CN"/>
-        </w:rPr>
-      </w:pPr>
-      <w:r>
-        <w:rPr>
-          <w:rFonts w:hint="eastAsia"/>
-          <w:b w:val="0"/>
-          <w:bCs w:val="0"/>
-          <w:lang w:val="en-US" w:eastAsia="zh-CN"/>
-        </w:rPr>
-        <w:t>How many times are the expressions evaluated</w:t>
+          <w:rFonts w:hint="default" w:ascii="Times New Roman" w:hAnsi="Times New Roman" w:cs="Times New Roman"/>
+          <w:b w:val="0"/>
+          <w:bCs w:val="0"/>
+          <w:i/>
+          <w:iCs/>
+          <w:lang w:val="en-US" w:eastAsia="zh-CN"/>
+        </w:rPr>
+      </w:pPr>
+      <w:r>
+        <w:rPr>
+          <w:rFonts w:hint="eastAsia" w:ascii="Times New Roman" w:hAnsi="Times New Roman" w:cs="Times New Roman"/>
+          <w:b w:val="0"/>
+          <w:bCs w:val="0"/>
+          <w:i/>
+          <w:iCs/>
+          <w:lang w:val="en-US" w:eastAsia="zh-CN"/>
+        </w:rPr>
+        <w:tab/>
       </w:r>
     </w:p>
     <w:p>
@@ -4045,20 +4211,52 @@
         </w:numPr>
         <w:ind w:leftChars="0"/>
         <w:rPr>
-          <w:rFonts w:hint="eastAsia"/>
-          <w:b w:val="0"/>
-          <w:bCs w:val="0"/>
-          <w:lang w:val="en-US" w:eastAsia="zh-CN"/>
-        </w:rPr>
-      </w:pPr>
-      <w:r>
-        <w:rPr>
-          <w:rFonts w:hint="eastAsia"/>
-          <w:b w:val="0"/>
-          <w:bCs w:val="0"/>
-          <w:lang w:val="en-US" w:eastAsia="zh-CN"/>
-        </w:rPr>
-        <w:t>Sentinel type and scope</w:t>
+          <w:rFonts w:hint="default" w:ascii="Times New Roman" w:hAnsi="Times New Roman" w:cs="Times New Roman"/>
+          <w:b w:val="0"/>
+          <w:bCs w:val="0"/>
+          <w:i/>
+          <w:iCs/>
+          <w:lang w:val="en-US" w:eastAsia="zh-CN"/>
+        </w:rPr>
+      </w:pPr>
+      <w:r>
+        <w:rPr>
+          <w:rFonts w:hint="default" w:ascii="Times New Roman" w:hAnsi="Times New Roman" w:cs="Times New Roman"/>
+          <w:b w:val="0"/>
+          <w:bCs w:val="0"/>
+          <w:i/>
+          <w:iCs/>
+          <w:lang w:val="en-US" w:eastAsia="zh-CN"/>
+        </w:rPr>
+        <w:t>User controlled loop mechanisms</w:t>
+      </w:r>
+    </w:p>
+    <w:p>
+      <w:pPr>
+        <w:numPr>
+          <w:ilvl w:val="0"/>
+          <w:numId w:val="0"/>
+        </w:numPr>
+        <w:ind w:leftChars="0" w:firstLine="720" w:firstLineChars="0"/>
+        <w:rPr>
+          <w:rFonts w:hint="default" w:ascii="Times New Roman" w:hAnsi="Times New Roman" w:cs="Times New Roman"/>
+          <w:b w:val="0"/>
+          <w:bCs w:val="0"/>
+          <w:i w:val="0"/>
+          <w:iCs w:val="0"/>
+          <w:lang w:val="en-US" w:eastAsia="zh-CN"/>
+        </w:rPr>
+      </w:pPr>
+      <w:r>
+        <w:rPr>
+          <w:rFonts w:hint="default" w:ascii="Times New Roman" w:hAnsi="Times New Roman" w:cs="Times New Roman"/>
+          <w:b w:val="0"/>
+          <w:bCs w:val="0"/>
+          <w:i w:val="0"/>
+          <w:iCs w:val="0"/>
+          <w:lang w:val="en-US" w:eastAsia="zh-CN"/>
+        </w:rPr>
+        <w:t>Typescript supports break and labeled break (breaks out of loop) and continue (skips iteration)</w:t>
       </w:r>
     </w:p>
     <w:p>
@@ -4069,31 +4267,7 @@
         </w:numPr>
         <w:ind w:leftChars="0"/>
         <w:rPr>
-          <w:rFonts w:hint="eastAsia"/>
-          <w:b w:val="0"/>
-          <w:bCs w:val="0"/>
-          <w:lang w:val="en-US" w:eastAsia="zh-CN"/>
-        </w:rPr>
-      </w:pPr>
-      <w:r>
-        <w:rPr>
-          <w:rFonts w:hint="eastAsia"/>
-          <w:b w:val="0"/>
-          <w:bCs w:val="0"/>
-          <w:lang w:val="en-US" w:eastAsia="zh-CN"/>
-        </w:rPr>
-        <w:t>Control expression type: boolean?</w:t>
-      </w:r>
-    </w:p>
-    <w:p>
-      <w:pPr>
-        <w:numPr>
-          <w:ilvl w:val="0"/>
-          <w:numId w:val="0"/>
-        </w:numPr>
-        <w:ind w:leftChars="0"/>
-        <w:rPr>
-          <w:rFonts w:hint="eastAsia"/>
+          <w:rFonts w:hint="default" w:ascii="Times New Roman" w:hAnsi="Times New Roman" w:cs="Times New Roman"/>
           <w:b w:val="0"/>
           <w:bCs w:val="0"/>
           <w:i/>
@@ -4103,91 +4277,7 @@
       </w:pPr>
       <w:r>
         <w:rPr>
-          <w:rFonts w:hint="eastAsia"/>
-          <w:b w:val="0"/>
-          <w:bCs w:val="0"/>
-          <w:i/>
-          <w:iCs/>
-          <w:lang w:val="en-US" w:eastAsia="zh-CN"/>
-        </w:rPr>
-        <w:t>Logically Controlled Loops</w:t>
-      </w:r>
-    </w:p>
-    <w:p>
-      <w:pPr>
-        <w:numPr>
-          <w:ilvl w:val="0"/>
-          <w:numId w:val="0"/>
-        </w:numPr>
-        <w:ind w:leftChars="0"/>
-        <w:rPr>
-          <w:rFonts w:hint="eastAsia"/>
-          <w:b w:val="0"/>
-          <w:bCs w:val="0"/>
-          <w:i/>
-          <w:iCs/>
-          <w:lang w:val="en-US" w:eastAsia="zh-CN"/>
-        </w:rPr>
-      </w:pPr>
-      <w:r>
-        <w:rPr>
-          <w:rFonts w:hint="eastAsia"/>
-          <w:b w:val="0"/>
-          <w:bCs w:val="0"/>
-          <w:i/>
-          <w:iCs/>
-          <w:lang w:val="en-US" w:eastAsia="zh-CN"/>
-        </w:rPr>
-        <w:t>User controlled loop mechanisms</w:t>
-      </w:r>
-    </w:p>
-    <w:p>
-      <w:pPr>
-        <w:numPr>
-          <w:ilvl w:val="0"/>
-          <w:numId w:val="0"/>
-        </w:numPr>
-        <w:ind w:leftChars="0"/>
-        <w:rPr>
-          <w:rFonts w:hint="eastAsia"/>
-          <w:b w:val="0"/>
-          <w:bCs w:val="0"/>
-          <w:i w:val="0"/>
-          <w:iCs w:val="0"/>
-          <w:lang w:val="en-US" w:eastAsia="zh-CN"/>
-        </w:rPr>
-      </w:pPr>
-      <w:r>
-        <w:rPr>
-          <w:rFonts w:hint="eastAsia"/>
-          <w:b w:val="0"/>
-          <w:bCs w:val="0"/>
-          <w:i w:val="0"/>
-          <w:iCs w:val="0"/>
-          <w:lang w:val="en-US" w:eastAsia="zh-CN"/>
-        </w:rPr>
-        <w:t>Typescript supports break and labeled break (breaks out of loop) and continue (skips iteration)</w:t>
-      </w:r>
-    </w:p>
-    <w:p>
-      <w:pPr>
-        <w:numPr>
-          <w:ilvl w:val="0"/>
-          <w:numId w:val="0"/>
-        </w:numPr>
-        <w:ind w:leftChars="0"/>
-        <w:rPr>
-          <w:rFonts w:hint="eastAsia"/>
-          <w:b w:val="0"/>
-          <w:bCs w:val="0"/>
-          <w:i/>
-          <w:iCs/>
-          <w:lang w:val="en-US" w:eastAsia="zh-CN"/>
-        </w:rPr>
-      </w:pPr>
-      <w:r>
-        <w:rPr>
-          <w:rFonts w:hint="eastAsia"/>
+          <w:rFonts w:hint="default" w:ascii="Times New Roman" w:hAnsi="Times New Roman" w:cs="Times New Roman"/>
           <w:b w:val="0"/>
           <w:bCs w:val="0"/>
           <w:i/>
@@ -4207,7 +4297,7 @@
         <w:spacing w:line="163" w:lineRule="atLeast"/>
         <w:jc w:val="left"/>
         <w:rPr>
-          <w:rFonts w:ascii="Consolas" w:hAnsi="Consolas" w:eastAsia="Consolas" w:cs="Consolas"/>
+          <w:rFonts w:hint="default" w:ascii="Times New Roman" w:hAnsi="Times New Roman" w:eastAsia="Consolas" w:cs="Times New Roman"/>
           <w:b w:val="0"/>
           <w:bCs w:val="0"/>
           <w:color w:val="333333"/>
@@ -4217,7 +4307,7 @@
       </w:pPr>
       <w:r>
         <w:rPr>
-          <w:rFonts w:hint="default" w:ascii="Consolas" w:hAnsi="Consolas" w:eastAsia="Consolas" w:cs="Consolas"/>
+          <w:rFonts w:hint="default" w:ascii="Times New Roman" w:hAnsi="Times New Roman" w:eastAsia="Consolas" w:cs="Times New Roman"/>
           <w:b w:val="0"/>
           <w:bCs w:val="0"/>
           <w:color w:val="333333"/>
@@ -4231,7 +4321,7 @@
       </w:r>
       <w:r>
         <w:rPr>
-          <w:rFonts w:hint="default" w:ascii="Consolas" w:hAnsi="Consolas" w:eastAsia="Consolas" w:cs="Consolas"/>
+          <w:rFonts w:hint="default" w:ascii="Times New Roman" w:hAnsi="Times New Roman" w:eastAsia="Consolas" w:cs="Times New Roman"/>
           <w:b w:val="0"/>
           <w:bCs w:val="0"/>
           <w:color w:val="7A3E9D"/>
@@ -4245,7 +4335,7 @@
       </w:r>
       <w:r>
         <w:rPr>
-          <w:rFonts w:hint="default" w:ascii="Consolas" w:hAnsi="Consolas" w:eastAsia="Consolas" w:cs="Consolas"/>
+          <w:rFonts w:hint="default" w:ascii="Times New Roman" w:hAnsi="Times New Roman" w:eastAsia="Consolas" w:cs="Times New Roman"/>
           <w:b w:val="0"/>
           <w:bCs w:val="0"/>
           <w:color w:val="777777"/>
@@ -4259,7 +4349,7 @@
       </w:r>
       <w:r>
         <w:rPr>
-          <w:rFonts w:hint="default" w:ascii="Consolas" w:hAnsi="Consolas" w:eastAsia="Consolas" w:cs="Consolas"/>
+          <w:rFonts w:hint="default" w:ascii="Times New Roman" w:hAnsi="Times New Roman" w:eastAsia="Consolas" w:cs="Times New Roman"/>
           <w:b/>
           <w:bCs/>
           <w:color w:val="AA3731"/>
@@ -4273,7 +4363,7 @@
       </w:r>
       <w:r>
         <w:rPr>
-          <w:rFonts w:hint="default" w:ascii="Consolas" w:hAnsi="Consolas" w:eastAsia="Consolas" w:cs="Consolas"/>
+          <w:rFonts w:hint="default" w:ascii="Times New Roman" w:hAnsi="Times New Roman" w:eastAsia="Consolas" w:cs="Times New Roman"/>
           <w:b w:val="0"/>
           <w:bCs w:val="0"/>
           <w:color w:val="333333"/>
@@ -4287,7 +4377,7 @@
       </w:r>
       <w:r>
         <w:rPr>
-          <w:rFonts w:hint="default" w:ascii="Consolas" w:hAnsi="Consolas" w:eastAsia="Consolas" w:cs="Consolas"/>
+          <w:rFonts w:hint="default" w:ascii="Times New Roman" w:hAnsi="Times New Roman" w:eastAsia="Consolas" w:cs="Times New Roman"/>
           <w:b w:val="0"/>
           <w:bCs w:val="0"/>
           <w:color w:val="777777"/>
@@ -4301,7 +4391,7 @@
       </w:r>
       <w:r>
         <w:rPr>
-          <w:rFonts w:hint="default" w:ascii="Consolas" w:hAnsi="Consolas" w:eastAsia="Consolas" w:cs="Consolas"/>
+          <w:rFonts w:hint="default" w:ascii="Times New Roman" w:hAnsi="Times New Roman" w:eastAsia="Consolas" w:cs="Times New Roman"/>
           <w:b w:val="0"/>
           <w:bCs w:val="0"/>
           <w:color w:val="7A3E9D"/>
@@ -4315,7 +4405,7 @@
       </w:r>
       <w:r>
         <w:rPr>
-          <w:rFonts w:hint="default" w:ascii="Consolas" w:hAnsi="Consolas" w:eastAsia="Consolas" w:cs="Consolas"/>
+          <w:rFonts w:hint="default" w:ascii="Times New Roman" w:hAnsi="Times New Roman" w:eastAsia="Consolas" w:cs="Times New Roman"/>
           <w:b w:val="0"/>
           <w:bCs w:val="0"/>
           <w:color w:val="777777"/>
@@ -4329,7 +4419,7 @@
       </w:r>
       <w:r>
         <w:rPr>
-          <w:rFonts w:hint="default" w:ascii="Consolas" w:hAnsi="Consolas" w:eastAsia="Consolas" w:cs="Consolas"/>
+          <w:rFonts w:hint="default" w:ascii="Times New Roman" w:hAnsi="Times New Roman" w:eastAsia="Consolas" w:cs="Times New Roman"/>
           <w:b w:val="0"/>
           <w:bCs w:val="0"/>
           <w:color w:val="333333"/>
@@ -4343,7 +4433,7 @@
       </w:r>
       <w:r>
         <w:rPr>
-          <w:rFonts w:hint="default" w:ascii="Consolas" w:hAnsi="Consolas" w:eastAsia="Consolas" w:cs="Consolas"/>
+          <w:rFonts w:hint="default" w:ascii="Times New Roman" w:hAnsi="Times New Roman" w:eastAsia="Consolas" w:cs="Times New Roman"/>
           <w:b w:val="0"/>
           <w:bCs w:val="0"/>
           <w:color w:val="7A3E9D"/>
@@ -4357,7 +4447,7 @@
       </w:r>
       <w:r>
         <w:rPr>
-          <w:rFonts w:hint="default" w:ascii="Consolas" w:hAnsi="Consolas" w:eastAsia="Consolas" w:cs="Consolas"/>
+          <w:rFonts w:hint="default" w:ascii="Times New Roman" w:hAnsi="Times New Roman" w:eastAsia="Consolas" w:cs="Times New Roman"/>
           <w:b w:val="0"/>
           <w:bCs w:val="0"/>
           <w:color w:val="777777"/>
@@ -4371,7 +4461,7 @@
       </w:r>
       <w:r>
         <w:rPr>
-          <w:rFonts w:hint="default" w:ascii="Consolas" w:hAnsi="Consolas" w:eastAsia="Consolas" w:cs="Consolas"/>
+          <w:rFonts w:hint="default" w:ascii="Times New Roman" w:hAnsi="Times New Roman" w:eastAsia="Consolas" w:cs="Times New Roman"/>
           <w:b w:val="0"/>
           <w:bCs w:val="0"/>
           <w:color w:val="333333"/>
@@ -4385,7 +4475,7 @@
       </w:r>
       <w:r>
         <w:rPr>
-          <w:rFonts w:hint="default" w:ascii="Consolas" w:hAnsi="Consolas" w:eastAsia="Consolas" w:cs="Consolas"/>
+          <w:rFonts w:hint="default" w:ascii="Times New Roman" w:hAnsi="Times New Roman" w:eastAsia="Consolas" w:cs="Times New Roman"/>
           <w:b w:val="0"/>
           <w:bCs w:val="0"/>
           <w:color w:val="7A3E9D"/>
@@ -4399,7 +4489,7 @@
       </w:r>
       <w:r>
         <w:rPr>
-          <w:rFonts w:hint="default" w:ascii="Consolas" w:hAnsi="Consolas" w:eastAsia="Consolas" w:cs="Consolas"/>
+          <w:rFonts w:hint="default" w:ascii="Times New Roman" w:hAnsi="Times New Roman" w:eastAsia="Consolas" w:cs="Times New Roman"/>
           <w:b w:val="0"/>
           <w:bCs w:val="0"/>
           <w:color w:val="333333"/>
@@ -4413,7 +4503,7 @@
       </w:r>
       <w:r>
         <w:rPr>
-          <w:rFonts w:hint="default" w:ascii="Consolas" w:hAnsi="Consolas" w:eastAsia="Consolas" w:cs="Consolas"/>
+          <w:rFonts w:hint="default" w:ascii="Times New Roman" w:hAnsi="Times New Roman" w:eastAsia="Consolas" w:cs="Times New Roman"/>
           <w:b w:val="0"/>
           <w:bCs w:val="0"/>
           <w:color w:val="777777"/>
@@ -4436,7 +4526,7 @@
         <w:spacing w:line="163" w:lineRule="atLeast"/>
         <w:jc w:val="left"/>
         <w:rPr>
-          <w:rFonts w:hint="default" w:ascii="Consolas" w:hAnsi="Consolas" w:eastAsia="Consolas" w:cs="Consolas"/>
+          <w:rFonts w:hint="default" w:ascii="Times New Roman" w:hAnsi="Times New Roman" w:eastAsia="Consolas" w:cs="Times New Roman"/>
           <w:b w:val="0"/>
           <w:bCs w:val="0"/>
           <w:color w:val="333333"/>
@@ -4446,7 +4536,7 @@
       </w:pPr>
       <w:r>
         <w:rPr>
-          <w:rFonts w:hint="default" w:ascii="Consolas" w:hAnsi="Consolas" w:eastAsia="Consolas" w:cs="Consolas"/>
+          <w:rFonts w:hint="default" w:ascii="Times New Roman" w:hAnsi="Times New Roman" w:eastAsia="Consolas" w:cs="Times New Roman"/>
           <w:b w:val="0"/>
           <w:bCs w:val="0"/>
           <w:color w:val="333333"/>
@@ -4460,7 +4550,7 @@
       </w:r>
       <w:r>
         <w:rPr>
-          <w:rFonts w:hint="default" w:ascii="Consolas" w:hAnsi="Consolas" w:eastAsia="Consolas" w:cs="Consolas"/>
+          <w:rFonts w:hint="default" w:ascii="Times New Roman" w:hAnsi="Times New Roman" w:eastAsia="Consolas" w:cs="Times New Roman"/>
           <w:b w:val="0"/>
           <w:bCs w:val="0"/>
           <w:color w:val="7A3E9D"/>
@@ -4474,7 +4564,7 @@
       </w:r>
       <w:r>
         <w:rPr>
-          <w:rFonts w:hint="default" w:ascii="Consolas" w:hAnsi="Consolas" w:eastAsia="Consolas" w:cs="Consolas"/>
+          <w:rFonts w:hint="default" w:ascii="Times New Roman" w:hAnsi="Times New Roman" w:eastAsia="Consolas" w:cs="Times New Roman"/>
           <w:b w:val="0"/>
           <w:bCs w:val="0"/>
           <w:color w:val="333333"/>
@@ -4488,7 +4578,7 @@
       </w:r>
       <w:r>
         <w:rPr>
-          <w:rFonts w:hint="default" w:ascii="Consolas" w:hAnsi="Consolas" w:eastAsia="Consolas" w:cs="Consolas"/>
+          <w:rFonts w:hint="default" w:ascii="Times New Roman" w:hAnsi="Times New Roman" w:eastAsia="Consolas" w:cs="Times New Roman"/>
           <w:b w:val="0"/>
           <w:bCs w:val="0"/>
           <w:color w:val="7A3E9D"/>
@@ -4502,7 +4592,7 @@
       </w:r>
       <w:r>
         <w:rPr>
-          <w:rFonts w:hint="default" w:ascii="Consolas" w:hAnsi="Consolas" w:eastAsia="Consolas" w:cs="Consolas"/>
+          <w:rFonts w:hint="default" w:ascii="Times New Roman" w:hAnsi="Times New Roman" w:eastAsia="Consolas" w:cs="Times New Roman"/>
           <w:b w:val="0"/>
           <w:bCs w:val="0"/>
           <w:color w:val="333333"/>
@@ -4516,7 +4606,7 @@
       </w:r>
       <w:r>
         <w:rPr>
-          <w:rFonts w:hint="default" w:ascii="Consolas" w:hAnsi="Consolas" w:eastAsia="Consolas" w:cs="Consolas"/>
+          <w:rFonts w:hint="default" w:ascii="Times New Roman" w:hAnsi="Times New Roman" w:eastAsia="Consolas" w:cs="Times New Roman"/>
           <w:b w:val="0"/>
           <w:bCs w:val="0"/>
           <w:color w:val="777777"/>
@@ -4530,7 +4620,7 @@
       </w:r>
       <w:r>
         <w:rPr>
-          <w:rFonts w:hint="default" w:ascii="Consolas" w:hAnsi="Consolas" w:eastAsia="Consolas" w:cs="Consolas"/>
+          <w:rFonts w:hint="default" w:ascii="Times New Roman" w:hAnsi="Times New Roman" w:eastAsia="Consolas" w:cs="Times New Roman"/>
           <w:b w:val="0"/>
           <w:bCs w:val="0"/>
           <w:color w:val="333333"/>
@@ -4544,7 +4634,7 @@
       </w:r>
       <w:r>
         <w:rPr>
-          <w:rFonts w:hint="default" w:ascii="Consolas" w:hAnsi="Consolas" w:eastAsia="Consolas" w:cs="Consolas"/>
+          <w:rFonts w:hint="default" w:ascii="Times New Roman" w:hAnsi="Times New Roman" w:eastAsia="Consolas" w:cs="Times New Roman"/>
           <w:b w:val="0"/>
           <w:bCs w:val="0"/>
           <w:color w:val="7A3E9D"/>
@@ -4558,7 +4648,7 @@
       </w:r>
       <w:r>
         <w:rPr>
-          <w:rFonts w:hint="default" w:ascii="Consolas" w:hAnsi="Consolas" w:eastAsia="Consolas" w:cs="Consolas"/>
+          <w:rFonts w:hint="default" w:ascii="Times New Roman" w:hAnsi="Times New Roman" w:eastAsia="Consolas" w:cs="Times New Roman"/>
           <w:b w:val="0"/>
           <w:bCs w:val="0"/>
           <w:color w:val="333333"/>
@@ -4572,7 +4662,7 @@
       </w:r>
       <w:r>
         <w:rPr>
-          <w:rFonts w:hint="default" w:ascii="Consolas" w:hAnsi="Consolas" w:eastAsia="Consolas" w:cs="Consolas"/>
+          <w:rFonts w:hint="default" w:ascii="Times New Roman" w:hAnsi="Times New Roman" w:eastAsia="Consolas" w:cs="Times New Roman"/>
           <w:b w:val="0"/>
           <w:bCs w:val="0"/>
           <w:color w:val="7A3E9D"/>
@@ -4586,7 +4676,7 @@
       </w:r>
       <w:r>
         <w:rPr>
-          <w:rFonts w:hint="default" w:ascii="Consolas" w:hAnsi="Consolas" w:eastAsia="Consolas" w:cs="Consolas"/>
+          <w:rFonts w:hint="default" w:ascii="Times New Roman" w:hAnsi="Times New Roman" w:eastAsia="Consolas" w:cs="Times New Roman"/>
           <w:b w:val="0"/>
           <w:bCs w:val="0"/>
           <w:color w:val="333333"/>
@@ -4600,7 +4690,7 @@
       </w:r>
       <w:r>
         <w:rPr>
-          <w:rFonts w:hint="default" w:ascii="Consolas" w:hAnsi="Consolas" w:eastAsia="Consolas" w:cs="Consolas"/>
+          <w:rFonts w:hint="default" w:ascii="Times New Roman" w:hAnsi="Times New Roman" w:eastAsia="Consolas" w:cs="Times New Roman"/>
           <w:b w:val="0"/>
           <w:bCs w:val="0"/>
           <w:color w:val="777777"/>
@@ -4614,7 +4704,7 @@
       </w:r>
       <w:r>
         <w:rPr>
-          <w:rFonts w:hint="default" w:ascii="Consolas" w:hAnsi="Consolas" w:eastAsia="Consolas" w:cs="Consolas"/>
+          <w:rFonts w:hint="default" w:ascii="Times New Roman" w:hAnsi="Times New Roman" w:eastAsia="Consolas" w:cs="Times New Roman"/>
           <w:b w:val="0"/>
           <w:bCs w:val="0"/>
           <w:color w:val="333333"/>
@@ -4628,7 +4718,7 @@
       </w:r>
       <w:r>
         <w:rPr>
-          <w:rFonts w:hint="default" w:ascii="Consolas" w:hAnsi="Consolas" w:eastAsia="Consolas" w:cs="Consolas"/>
+          <w:rFonts w:hint="default" w:ascii="Times New Roman" w:hAnsi="Times New Roman" w:eastAsia="Consolas" w:cs="Times New Roman"/>
           <w:b w:val="0"/>
           <w:bCs w:val="0"/>
           <w:color w:val="777777"/>
@@ -4642,7 +4732,7 @@
       </w:r>
       <w:r>
         <w:rPr>
-          <w:rFonts w:hint="default" w:ascii="Consolas" w:hAnsi="Consolas" w:eastAsia="Consolas" w:cs="Consolas"/>
+          <w:rFonts w:hint="default" w:ascii="Times New Roman" w:hAnsi="Times New Roman" w:eastAsia="Consolas" w:cs="Times New Roman"/>
           <w:b w:val="0"/>
           <w:bCs w:val="0"/>
           <w:color w:val="333333"/>
@@ -4656,7 +4746,7 @@
       </w:r>
       <w:r>
         <w:rPr>
-          <w:rFonts w:hint="default" w:ascii="Consolas" w:hAnsi="Consolas" w:eastAsia="Consolas" w:cs="Consolas"/>
+          <w:rFonts w:hint="default" w:ascii="Times New Roman" w:hAnsi="Times New Roman" w:eastAsia="Consolas" w:cs="Times New Roman"/>
           <w:b w:val="0"/>
           <w:bCs w:val="0"/>
           <w:color w:val="7A3E9D"/>
@@ -4670,7 +4760,7 @@
       </w:r>
       <w:r>
         <w:rPr>
-          <w:rFonts w:hint="default" w:ascii="Consolas" w:hAnsi="Consolas" w:eastAsia="Consolas" w:cs="Consolas"/>
+          <w:rFonts w:hint="default" w:ascii="Times New Roman" w:hAnsi="Times New Roman" w:eastAsia="Consolas" w:cs="Times New Roman"/>
           <w:b w:val="0"/>
           <w:bCs w:val="0"/>
           <w:color w:val="777777"/>
@@ -4684,7 +4774,7 @@
       </w:r>
       <w:r>
         <w:rPr>
-          <w:rFonts w:hint="default" w:ascii="Consolas" w:hAnsi="Consolas" w:eastAsia="Consolas" w:cs="Consolas"/>
+          <w:rFonts w:hint="default" w:ascii="Times New Roman" w:hAnsi="Times New Roman" w:eastAsia="Consolas" w:cs="Times New Roman"/>
           <w:b w:val="0"/>
           <w:bCs w:val="0"/>
           <w:color w:val="333333"/>
@@ -4698,7 +4788,7 @@
       </w:r>
       <w:r>
         <w:rPr>
-          <w:rFonts w:hint="default" w:ascii="Consolas" w:hAnsi="Consolas" w:eastAsia="Consolas" w:cs="Consolas"/>
+          <w:rFonts w:hint="default" w:ascii="Times New Roman" w:hAnsi="Times New Roman" w:eastAsia="Consolas" w:cs="Times New Roman"/>
           <w:b w:val="0"/>
           <w:bCs w:val="0"/>
           <w:color w:val="777777"/>
@@ -4712,7 +4802,7 @@
       </w:r>
       <w:r>
         <w:rPr>
-          <w:rFonts w:hint="default" w:ascii="Consolas" w:hAnsi="Consolas" w:eastAsia="Consolas" w:cs="Consolas"/>
+          <w:rFonts w:hint="default" w:ascii="Times New Roman" w:hAnsi="Times New Roman" w:eastAsia="Consolas" w:cs="Times New Roman"/>
           <w:b w:val="0"/>
           <w:bCs w:val="0"/>
           <w:color w:val="333333"/>
@@ -4726,7 +4816,7 @@
       </w:r>
       <w:r>
         <w:rPr>
-          <w:rFonts w:hint="default" w:ascii="Consolas" w:hAnsi="Consolas" w:eastAsia="Consolas" w:cs="Consolas"/>
+          <w:rFonts w:hint="default" w:ascii="Times New Roman" w:hAnsi="Times New Roman" w:eastAsia="Consolas" w:cs="Times New Roman"/>
           <w:b w:val="0"/>
           <w:bCs w:val="0"/>
           <w:color w:val="7A3E9D"/>
@@ -4740,7 +4830,7 @@
       </w:r>
       <w:r>
         <w:rPr>
-          <w:rFonts w:hint="default" w:ascii="Consolas" w:hAnsi="Consolas" w:eastAsia="Consolas" w:cs="Consolas"/>
+          <w:rFonts w:hint="default" w:ascii="Times New Roman" w:hAnsi="Times New Roman" w:eastAsia="Consolas" w:cs="Times New Roman"/>
           <w:b w:val="0"/>
           <w:bCs w:val="0"/>
           <w:color w:val="777777"/>
@@ -4754,7 +4844,7 @@
       </w:r>
       <w:r>
         <w:rPr>
-          <w:rFonts w:hint="default" w:ascii="Consolas" w:hAnsi="Consolas" w:eastAsia="Consolas" w:cs="Consolas"/>
+          <w:rFonts w:hint="default" w:ascii="Times New Roman" w:hAnsi="Times New Roman" w:eastAsia="Consolas" w:cs="Times New Roman"/>
           <w:b w:val="0"/>
           <w:bCs w:val="0"/>
           <w:color w:val="333333"/>
@@ -4768,7 +4858,7 @@
       </w:r>
       <w:r>
         <w:rPr>
-          <w:rFonts w:hint="default" w:ascii="Consolas" w:hAnsi="Consolas" w:eastAsia="Consolas" w:cs="Consolas"/>
+          <w:rFonts w:hint="default" w:ascii="Times New Roman" w:hAnsi="Times New Roman" w:eastAsia="Consolas" w:cs="Times New Roman"/>
           <w:b w:val="0"/>
           <w:bCs w:val="0"/>
           <w:color w:val="777777"/>
@@ -4782,7 +4872,7 @@
       </w:r>
       <w:r>
         <w:rPr>
-          <w:rFonts w:hint="default" w:ascii="Consolas" w:hAnsi="Consolas" w:eastAsia="Consolas" w:cs="Consolas"/>
+          <w:rFonts w:hint="default" w:ascii="Times New Roman" w:hAnsi="Times New Roman" w:eastAsia="Consolas" w:cs="Times New Roman"/>
           <w:b w:val="0"/>
           <w:bCs w:val="0"/>
           <w:color w:val="448C27"/>
@@ -4796,7 +4886,7 @@
       </w:r>
       <w:r>
         <w:rPr>
-          <w:rFonts w:hint="default" w:ascii="Consolas" w:hAnsi="Consolas" w:eastAsia="Consolas" w:cs="Consolas"/>
+          <w:rFonts w:hint="default" w:ascii="Times New Roman" w:hAnsi="Times New Roman" w:eastAsia="Consolas" w:cs="Times New Roman"/>
           <w:b w:val="0"/>
           <w:bCs w:val="0"/>
           <w:color w:val="777777"/>
@@ -4810,7 +4900,7 @@
       </w:r>
       <w:r>
         <w:rPr>
-          <w:rFonts w:hint="default" w:ascii="Consolas" w:hAnsi="Consolas" w:eastAsia="Consolas" w:cs="Consolas"/>
+          <w:rFonts w:hint="default" w:ascii="Times New Roman" w:hAnsi="Times New Roman" w:eastAsia="Consolas" w:cs="Times New Roman"/>
           <w:b w:val="0"/>
           <w:bCs w:val="0"/>
           <w:color w:val="333333"/>
@@ -4824,7 +4914,7 @@
       </w:r>
       <w:r>
         <w:rPr>
-          <w:rFonts w:hint="default" w:ascii="Consolas" w:hAnsi="Consolas" w:eastAsia="Consolas" w:cs="Consolas"/>
+          <w:rFonts w:hint="default" w:ascii="Times New Roman" w:hAnsi="Times New Roman" w:eastAsia="Consolas" w:cs="Times New Roman"/>
           <w:b w:val="0"/>
           <w:bCs w:val="0"/>
           <w:color w:val="777777"/>
@@ -4847,7 +4937,7 @@
         <w:spacing w:line="163" w:lineRule="atLeast"/>
         <w:jc w:val="left"/>
         <w:rPr>
-          <w:rFonts w:hint="default" w:ascii="Consolas" w:hAnsi="Consolas" w:eastAsia="Consolas" w:cs="Consolas"/>
+          <w:rFonts w:hint="default" w:ascii="Times New Roman" w:hAnsi="Times New Roman" w:eastAsia="Consolas" w:cs="Times New Roman"/>
           <w:b w:val="0"/>
           <w:bCs w:val="0"/>
           <w:color w:val="333333"/>
@@ -4857,7 +4947,7 @@
       </w:pPr>
       <w:r>
         <w:rPr>
-          <w:rFonts w:hint="default" w:ascii="Consolas" w:hAnsi="Consolas" w:eastAsia="Consolas" w:cs="Consolas"/>
+          <w:rFonts w:hint="default" w:ascii="Times New Roman" w:hAnsi="Times New Roman" w:eastAsia="Consolas" w:cs="Times New Roman"/>
           <w:b w:val="0"/>
           <w:bCs w:val="0"/>
           <w:color w:val="333333"/>
@@ -4871,7 +4961,7 @@
       </w:r>
       <w:r>
         <w:rPr>
-          <w:rFonts w:hint="default" w:ascii="Consolas" w:hAnsi="Consolas" w:eastAsia="Consolas" w:cs="Consolas"/>
+          <w:rFonts w:hint="default" w:ascii="Times New Roman" w:hAnsi="Times New Roman" w:eastAsia="Consolas" w:cs="Times New Roman"/>
           <w:b w:val="0"/>
           <w:bCs w:val="0"/>
           <w:color w:val="7A3E9D"/>
@@ -4885,7 +4975,7 @@
       </w:r>
       <w:r>
         <w:rPr>
-          <w:rFonts w:hint="default" w:ascii="Consolas" w:hAnsi="Consolas" w:eastAsia="Consolas" w:cs="Consolas"/>
+          <w:rFonts w:hint="default" w:ascii="Times New Roman" w:hAnsi="Times New Roman" w:eastAsia="Consolas" w:cs="Times New Roman"/>
           <w:b w:val="0"/>
           <w:bCs w:val="0"/>
           <w:color w:val="777777"/>
@@ -4899,7 +4989,7 @@
       </w:r>
       <w:r>
         <w:rPr>
-          <w:rFonts w:hint="default" w:ascii="Consolas" w:hAnsi="Consolas" w:eastAsia="Consolas" w:cs="Consolas"/>
+          <w:rFonts w:hint="default" w:ascii="Times New Roman" w:hAnsi="Times New Roman" w:eastAsia="Consolas" w:cs="Times New Roman"/>
           <w:b w:val="0"/>
           <w:bCs w:val="0"/>
           <w:color w:val="7A3E9D"/>
@@ -4913,7 +5003,7 @@
       </w:r>
       <w:r>
         <w:rPr>
-          <w:rFonts w:hint="default" w:ascii="Consolas" w:hAnsi="Consolas" w:eastAsia="Consolas" w:cs="Consolas"/>
+          <w:rFonts w:hint="default" w:ascii="Times New Roman" w:hAnsi="Times New Roman" w:eastAsia="Consolas" w:cs="Times New Roman"/>
           <w:b w:val="0"/>
           <w:bCs w:val="0"/>
           <w:color w:val="777777"/>
@@ -4927,7 +5017,7 @@
       </w:r>
       <w:r>
         <w:rPr>
-          <w:rFonts w:hint="default" w:ascii="Consolas" w:hAnsi="Consolas" w:eastAsia="Consolas" w:cs="Consolas"/>
+          <w:rFonts w:hint="default" w:ascii="Times New Roman" w:hAnsi="Times New Roman" w:eastAsia="Consolas" w:cs="Times New Roman"/>
           <w:b w:val="0"/>
           <w:bCs w:val="0"/>
           <w:color w:val="7A3E9D"/>
@@ -4941,7 +5031,7 @@
       </w:r>
       <w:r>
         <w:rPr>
-          <w:rFonts w:hint="default" w:ascii="Consolas" w:hAnsi="Consolas" w:eastAsia="Consolas" w:cs="Consolas"/>
+          <w:rFonts w:hint="default" w:ascii="Times New Roman" w:hAnsi="Times New Roman" w:eastAsia="Consolas" w:cs="Times New Roman"/>
           <w:b w:val="0"/>
           <w:bCs w:val="0"/>
           <w:color w:val="333333"/>
@@ -4955,7 +5045,7 @@
       </w:r>
       <w:r>
         <w:rPr>
-          <w:rFonts w:hint="default" w:ascii="Consolas" w:hAnsi="Consolas" w:eastAsia="Consolas" w:cs="Consolas"/>
+          <w:rFonts w:hint="default" w:ascii="Times New Roman" w:hAnsi="Times New Roman" w:eastAsia="Consolas" w:cs="Times New Roman"/>
           <w:b w:val="0"/>
           <w:bCs w:val="0"/>
           <w:color w:val="777777"/>
@@ -4969,7 +5059,7 @@
       </w:r>
       <w:r>
         <w:rPr>
-          <w:rFonts w:hint="default" w:ascii="Consolas" w:hAnsi="Consolas" w:eastAsia="Consolas" w:cs="Consolas"/>
+          <w:rFonts w:hint="default" w:ascii="Times New Roman" w:hAnsi="Times New Roman" w:eastAsia="Consolas" w:cs="Times New Roman"/>
           <w:b w:val="0"/>
           <w:bCs w:val="0"/>
           <w:color w:val="333333"/>
@@ -4983,7 +5073,7 @@
       </w:r>
       <w:r>
         <w:rPr>
-          <w:rFonts w:hint="default" w:ascii="Consolas" w:hAnsi="Consolas" w:eastAsia="Consolas" w:cs="Consolas"/>
+          <w:rFonts w:hint="default" w:ascii="Times New Roman" w:hAnsi="Times New Roman" w:eastAsia="Consolas" w:cs="Times New Roman"/>
           <w:b w:val="0"/>
           <w:bCs w:val="0"/>
           <w:color w:val="7A3E9D"/>
@@ -4997,7 +5087,7 @@
       </w:r>
       <w:r>
         <w:rPr>
-          <w:rFonts w:hint="default" w:ascii="Consolas" w:hAnsi="Consolas" w:eastAsia="Consolas" w:cs="Consolas"/>
+          <w:rFonts w:hint="default" w:ascii="Times New Roman" w:hAnsi="Times New Roman" w:eastAsia="Consolas" w:cs="Times New Roman"/>
           <w:b w:val="0"/>
           <w:bCs w:val="0"/>
           <w:color w:val="777777"/>
@@ -5011,7 +5101,7 @@
       </w:r>
       <w:r>
         <w:rPr>
-          <w:rFonts w:hint="default" w:ascii="Consolas" w:hAnsi="Consolas" w:eastAsia="Consolas" w:cs="Consolas"/>
+          <w:rFonts w:hint="default" w:ascii="Times New Roman" w:hAnsi="Times New Roman" w:eastAsia="Consolas" w:cs="Times New Roman"/>
           <w:b w:val="0"/>
           <w:bCs w:val="0"/>
           <w:color w:val="7A3E9D"/>
@@ -5025,7 +5115,7 @@
       </w:r>
       <w:r>
         <w:rPr>
-          <w:rFonts w:hint="default" w:ascii="Consolas" w:hAnsi="Consolas" w:eastAsia="Consolas" w:cs="Consolas"/>
+          <w:rFonts w:hint="default" w:ascii="Times New Roman" w:hAnsi="Times New Roman" w:eastAsia="Consolas" w:cs="Times New Roman"/>
           <w:b w:val="0"/>
           <w:bCs w:val="0"/>
           <w:color w:val="777777"/>
@@ -5048,7 +5138,7 @@
         <w:spacing w:line="163" w:lineRule="atLeast"/>
         <w:jc w:val="left"/>
         <w:rPr>
-          <w:rFonts w:hint="default" w:ascii="Consolas" w:hAnsi="Consolas" w:eastAsia="Consolas" w:cs="Consolas"/>
+          <w:rFonts w:hint="default" w:ascii="Times New Roman" w:hAnsi="Times New Roman" w:eastAsia="Consolas" w:cs="Times New Roman"/>
           <w:b w:val="0"/>
           <w:bCs w:val="0"/>
           <w:color w:val="333333"/>
@@ -5058,7 +5148,7 @@
       </w:pPr>
       <w:r>
         <w:rPr>
-          <w:rFonts w:hint="default" w:ascii="Consolas" w:hAnsi="Consolas" w:eastAsia="Consolas" w:cs="Consolas"/>
+          <w:rFonts w:hint="default" w:ascii="Times New Roman" w:hAnsi="Times New Roman" w:eastAsia="Consolas" w:cs="Times New Roman"/>
           <w:b w:val="0"/>
           <w:bCs w:val="0"/>
           <w:color w:val="333333"/>
@@ -5072,7 +5162,7 @@
       </w:r>
       <w:r>
         <w:rPr>
-          <w:rFonts w:hint="default" w:ascii="Consolas" w:hAnsi="Consolas" w:eastAsia="Consolas" w:cs="Consolas"/>
+          <w:rFonts w:hint="default" w:ascii="Times New Roman" w:hAnsi="Times New Roman" w:eastAsia="Consolas" w:cs="Times New Roman"/>
           <w:b w:val="0"/>
           <w:bCs w:val="0"/>
           <w:color w:val="7A3E9D"/>
@@ -5086,7 +5176,7 @@
       </w:r>
       <w:r>
         <w:rPr>
-          <w:rFonts w:hint="default" w:ascii="Consolas" w:hAnsi="Consolas" w:eastAsia="Consolas" w:cs="Consolas"/>
+          <w:rFonts w:hint="default" w:ascii="Times New Roman" w:hAnsi="Times New Roman" w:eastAsia="Consolas" w:cs="Times New Roman"/>
           <w:b w:val="0"/>
           <w:bCs w:val="0"/>
           <w:color w:val="777777"/>
@@ -5100,7 +5190,7 @@
       </w:r>
       <w:r>
         <w:rPr>
-          <w:rFonts w:hint="default" w:ascii="Consolas" w:hAnsi="Consolas" w:eastAsia="Consolas" w:cs="Consolas"/>
+          <w:rFonts w:hint="default" w:ascii="Times New Roman" w:hAnsi="Times New Roman" w:eastAsia="Consolas" w:cs="Times New Roman"/>
           <w:b w:val="0"/>
           <w:bCs w:val="0"/>
           <w:color w:val="7A3E9D"/>
@@ -5114,7 +5204,7 @@
       </w:r>
       <w:r>
         <w:rPr>
-          <w:rFonts w:hint="default" w:ascii="Consolas" w:hAnsi="Consolas" w:eastAsia="Consolas" w:cs="Consolas"/>
+          <w:rFonts w:hint="default" w:ascii="Times New Roman" w:hAnsi="Times New Roman" w:eastAsia="Consolas" w:cs="Times New Roman"/>
           <w:b w:val="0"/>
           <w:bCs w:val="0"/>
           <w:color w:val="777777"/>
@@ -5128,7 +5218,7 @@
       </w:r>
       <w:r>
         <w:rPr>
-          <w:rFonts w:hint="default" w:ascii="Consolas" w:hAnsi="Consolas" w:eastAsia="Consolas" w:cs="Consolas"/>
+          <w:rFonts w:hint="default" w:ascii="Times New Roman" w:hAnsi="Times New Roman" w:eastAsia="Consolas" w:cs="Times New Roman"/>
           <w:b w:val="0"/>
           <w:bCs w:val="0"/>
           <w:color w:val="7A3E9D"/>
@@ -5142,7 +5232,7 @@
       </w:r>
       <w:r>
         <w:rPr>
-          <w:rFonts w:hint="default" w:ascii="Consolas" w:hAnsi="Consolas" w:eastAsia="Consolas" w:cs="Consolas"/>
+          <w:rFonts w:hint="default" w:ascii="Times New Roman" w:hAnsi="Times New Roman" w:eastAsia="Consolas" w:cs="Times New Roman"/>
           <w:b w:val="0"/>
           <w:bCs w:val="0"/>
           <w:color w:val="333333"/>
@@ -5156,7 +5246,7 @@
       </w:r>
       <w:r>
         <w:rPr>
-          <w:rFonts w:hint="default" w:ascii="Consolas" w:hAnsi="Consolas" w:eastAsia="Consolas" w:cs="Consolas"/>
+          <w:rFonts w:hint="default" w:ascii="Times New Roman" w:hAnsi="Times New Roman" w:eastAsia="Consolas" w:cs="Times New Roman"/>
           <w:b w:val="0"/>
           <w:bCs w:val="0"/>
           <w:color w:val="777777"/>
@@ -5170,7 +5260,7 @@
       </w:r>
       <w:r>
         <w:rPr>
-          <w:rFonts w:hint="default" w:ascii="Consolas" w:hAnsi="Consolas" w:eastAsia="Consolas" w:cs="Consolas"/>
+          <w:rFonts w:hint="default" w:ascii="Times New Roman" w:hAnsi="Times New Roman" w:eastAsia="Consolas" w:cs="Times New Roman"/>
           <w:b w:val="0"/>
           <w:bCs w:val="0"/>
           <w:color w:val="333333"/>
@@ -5184,7 +5274,7 @@
       </w:r>
       <w:r>
         <w:rPr>
-          <w:rFonts w:hint="default" w:ascii="Consolas" w:hAnsi="Consolas" w:eastAsia="Consolas" w:cs="Consolas"/>
+          <w:rFonts w:hint="default" w:ascii="Times New Roman" w:hAnsi="Times New Roman" w:eastAsia="Consolas" w:cs="Times New Roman"/>
           <w:b w:val="0"/>
           <w:bCs w:val="0"/>
           <w:color w:val="7A3E9D"/>
@@ -5198,7 +5288,7 @@
       </w:r>
       <w:r>
         <w:rPr>
-          <w:rFonts w:hint="default" w:ascii="Consolas" w:hAnsi="Consolas" w:eastAsia="Consolas" w:cs="Consolas"/>
+          <w:rFonts w:hint="default" w:ascii="Times New Roman" w:hAnsi="Times New Roman" w:eastAsia="Consolas" w:cs="Times New Roman"/>
           <w:b w:val="0"/>
           <w:bCs w:val="0"/>
           <w:color w:val="777777"/>
@@ -5212,7 +5302,7 @@
       </w:r>
       <w:r>
         <w:rPr>
-          <w:rFonts w:hint="default" w:ascii="Consolas" w:hAnsi="Consolas" w:eastAsia="Consolas" w:cs="Consolas"/>
+          <w:rFonts w:hint="default" w:ascii="Times New Roman" w:hAnsi="Times New Roman" w:eastAsia="Consolas" w:cs="Times New Roman"/>
           <w:b w:val="0"/>
           <w:bCs w:val="0"/>
           <w:color w:val="7A3E9D"/>
@@ -5226,7 +5316,7 @@
       </w:r>
       <w:r>
         <w:rPr>
-          <w:rFonts w:hint="default" w:ascii="Consolas" w:hAnsi="Consolas" w:eastAsia="Consolas" w:cs="Consolas"/>
+          <w:rFonts w:hint="default" w:ascii="Times New Roman" w:hAnsi="Times New Roman" w:eastAsia="Consolas" w:cs="Times New Roman"/>
           <w:b w:val="0"/>
           <w:bCs w:val="0"/>
           <w:color w:val="777777"/>
@@ -5249,7 +5339,7 @@
         <w:spacing w:line="163" w:lineRule="atLeast"/>
         <w:jc w:val="left"/>
         <w:rPr>
-          <w:rFonts w:hint="default" w:ascii="Consolas" w:hAnsi="Consolas" w:eastAsia="Consolas" w:cs="Consolas"/>
+          <w:rFonts w:hint="default" w:ascii="Times New Roman" w:hAnsi="Times New Roman" w:eastAsia="Consolas" w:cs="Times New Roman"/>
           <w:b w:val="0"/>
           <w:bCs w:val="0"/>
           <w:color w:val="333333"/>
@@ -5259,7 +5349,7 @@
       </w:pPr>
       <w:r>
         <w:rPr>
-          <w:rFonts w:hint="default" w:ascii="Consolas" w:hAnsi="Consolas" w:eastAsia="Consolas" w:cs="Consolas"/>
+          <w:rFonts w:hint="default" w:ascii="Times New Roman" w:hAnsi="Times New Roman" w:eastAsia="Consolas" w:cs="Times New Roman"/>
           <w:b w:val="0"/>
           <w:bCs w:val="0"/>
           <w:color w:val="333333"/>
@@ -5273,7 +5363,7 @@
       </w:r>
       <w:r>
         <w:rPr>
-          <w:rFonts w:hint="default" w:ascii="Consolas" w:hAnsi="Consolas" w:eastAsia="Consolas" w:cs="Consolas"/>
+          <w:rFonts w:hint="default" w:ascii="Times New Roman" w:hAnsi="Times New Roman" w:eastAsia="Consolas" w:cs="Times New Roman"/>
           <w:b w:val="0"/>
           <w:bCs w:val="0"/>
           <w:color w:val="777777"/>
@@ -5287,7 +5377,7 @@
       </w:r>
       <w:r>
         <w:rPr>
-          <w:rFonts w:hint="default" w:ascii="Consolas" w:hAnsi="Consolas" w:eastAsia="Consolas" w:cs="Consolas"/>
+          <w:rFonts w:hint="default" w:ascii="Times New Roman" w:hAnsi="Times New Roman" w:eastAsia="Consolas" w:cs="Times New Roman"/>
           <w:b w:val="0"/>
           <w:bCs w:val="0"/>
           <w:color w:val="333333"/>
@@ -5301,7 +5391,7 @@
       </w:r>
       <w:r>
         <w:rPr>
-          <w:rFonts w:hint="default" w:ascii="Consolas" w:hAnsi="Consolas" w:eastAsia="Consolas" w:cs="Consolas"/>
+          <w:rFonts w:hint="default" w:ascii="Times New Roman" w:hAnsi="Times New Roman" w:eastAsia="Consolas" w:cs="Times New Roman"/>
           <w:b w:val="0"/>
           <w:bCs w:val="0"/>
           <w:color w:val="777777"/>
@@ -5322,7 +5412,7 @@
         </w:numPr>
         <w:ind w:leftChars="0"/>
         <w:rPr>
-          <w:rFonts w:hint="default"/>
+          <w:rFonts w:hint="default" w:ascii="Times New Roman" w:hAnsi="Times New Roman" w:cs="Times New Roman"/>
           <w:b w:val="0"/>
           <w:bCs w:val="0"/>
           <w:i w:val="0"/>
@@ -5339,7 +5429,7 @@
         </w:numPr>
         <w:ind w:leftChars="0"/>
         <w:rPr>
-          <w:rFonts w:hint="default"/>
+          <w:rFonts w:hint="default" w:ascii="Times New Roman" w:hAnsi="Times New Roman" w:cs="Times New Roman"/>
           <w:b w:val="0"/>
           <w:bCs w:val="0"/>
           <w:i/>
@@ -5355,7 +5445,7 @@
         </w:numPr>
         <w:ind w:leftChars="0"/>
         <w:rPr>
-          <w:rFonts w:hint="default"/>
+          <w:rFonts w:hint="default" w:ascii="Times New Roman" w:hAnsi="Times New Roman" w:cs="Times New Roman"/>
           <w:b w:val="0"/>
           <w:bCs w:val="0"/>
           <w:u w:val="none"/>
@@ -5364,7 +5454,7 @@
       </w:pPr>
       <w:r>
         <w:rPr>
-          <w:rFonts w:hint="eastAsia"/>
+          <w:rFonts w:hint="default" w:ascii="Times New Roman" w:hAnsi="Times New Roman" w:cs="Times New Roman"/>
           <w:b w:val="0"/>
           <w:bCs w:val="0"/>
           <w:u w:val="single"/>
@@ -5374,7 +5464,7 @@
       </w:r>
       <w:r>
         <w:rPr>
-          <w:rFonts w:hint="eastAsia"/>
+          <w:rFonts w:hint="default" w:ascii="Times New Roman" w:hAnsi="Times New Roman" w:cs="Times New Roman"/>
           <w:b w:val="0"/>
           <w:bCs w:val="0"/>
           <w:u w:val="none"/>
@@ -5391,7 +5481,7 @@
         </w:numPr>
         <w:ind w:leftChars="0"/>
         <w:rPr>
-          <w:rFonts w:hint="default"/>
+          <w:rFonts w:hint="default" w:ascii="Times New Roman" w:hAnsi="Times New Roman" w:cs="Times New Roman"/>
           <w:b w:val="0"/>
           <w:bCs w:val="0"/>
           <w:lang w:val="en-US" w:eastAsia="zh-CN"/>
@@ -5405,7 +5495,7 @@
           <w:numId w:val="0"/>
         </w:numPr>
         <w:rPr>
-          <w:rFonts w:hint="default"/>
+          <w:rFonts w:hint="default" w:ascii="Times New Roman" w:hAnsi="Times New Roman" w:cs="Times New Roman"/>
           <w:b/>
           <w:bCs/>
           <w:lang w:val="en-US"/>
@@ -5413,7 +5503,7 @@
       </w:pPr>
       <w:r>
         <w:rPr>
-          <w:rFonts w:hint="default"/>
+          <w:rFonts w:hint="default" w:ascii="Times New Roman" w:hAnsi="Times New Roman" w:cs="Times New Roman"/>
           <w:b/>
           <w:bCs/>
           <w:lang w:val="en-US"/>
@@ -5428,15 +5518,15 @@
           <w:numId w:val="0"/>
         </w:numPr>
         <w:rPr>
-          <w:rFonts w:hint="eastAsia"/>
-          <w:b w:val="0"/>
-          <w:bCs w:val="0"/>
-          <w:lang w:val="en-US" w:eastAsia="zh-CN"/>
-        </w:rPr>
-      </w:pPr>
-      <w:r>
-        <w:rPr>
-          <w:rFonts w:hint="eastAsia"/>
+          <w:rFonts w:hint="default" w:ascii="Times New Roman" w:hAnsi="Times New Roman" w:cs="Times New Roman"/>
+          <w:b w:val="0"/>
+          <w:bCs w:val="0"/>
+          <w:lang w:val="en-US" w:eastAsia="zh-CN"/>
+        </w:rPr>
+      </w:pPr>
+      <w:r>
+        <w:rPr>
+          <w:rFonts w:hint="default" w:ascii="Times New Roman" w:hAnsi="Times New Roman" w:cs="Times New Roman"/>
           <w:b w:val="0"/>
           <w:bCs w:val="0"/>
           <w:lang w:val="en-US" w:eastAsia="zh-CN"/>
@@ -5451,15 +5541,15 @@
           <w:numId w:val="0"/>
         </w:numPr>
         <w:rPr>
-          <w:rFonts w:hint="eastAsia"/>
-          <w:b w:val="0"/>
-          <w:bCs w:val="0"/>
-          <w:lang w:val="en-US" w:eastAsia="zh-CN"/>
-        </w:rPr>
-      </w:pPr>
-      <w:r>
-        <w:rPr>
-          <w:rFonts w:hint="eastAsia"/>
+          <w:rFonts w:hint="default" w:ascii="Times New Roman" w:hAnsi="Times New Roman" w:cs="Times New Roman"/>
+          <w:b w:val="0"/>
+          <w:bCs w:val="0"/>
+          <w:lang w:val="en-US" w:eastAsia="zh-CN"/>
+        </w:rPr>
+      </w:pPr>
+      <w:r>
+        <w:rPr>
+          <w:rFonts w:hint="default" w:ascii="Times New Roman" w:hAnsi="Times New Roman" w:cs="Times New Roman"/>
           <w:b w:val="0"/>
           <w:bCs w:val="0"/>
           <w:lang w:val="en-US" w:eastAsia="zh-CN"/>
@@ -5474,20 +5564,5067 @@
           <w:numId w:val="0"/>
         </w:numPr>
         <w:rPr>
-          <w:rFonts w:hint="default"/>
-          <w:b w:val="0"/>
-          <w:bCs w:val="0"/>
-          <w:lang w:val="en-US" w:eastAsia="zh-CN"/>
-        </w:rPr>
-      </w:pPr>
-      <w:r>
-        <w:rPr>
-          <w:rFonts w:hint="eastAsia"/>
+          <w:rFonts w:hint="default" w:ascii="Times New Roman" w:hAnsi="Times New Roman" w:cs="Times New Roman"/>
+          <w:b w:val="0"/>
+          <w:bCs w:val="0"/>
+          <w:lang w:val="en-US" w:eastAsia="zh-CN"/>
+        </w:rPr>
+      </w:pPr>
+      <w:r>
+        <w:rPr>
+          <w:rFonts w:hint="default" w:ascii="Times New Roman" w:hAnsi="Times New Roman" w:cs="Times New Roman"/>
           <w:b w:val="0"/>
           <w:bCs w:val="0"/>
           <w:lang w:val="en-US" w:eastAsia="zh-CN"/>
         </w:rPr>
         <w:t>Sorage binding of vars</w:t>
+      </w:r>
+    </w:p>
+    <w:p>
+      <w:pPr>
+        <w:numPr>
+          <w:ilvl w:val="0"/>
+          <w:numId w:val="0"/>
+        </w:numPr>
+        <w:rPr>
+          <w:rFonts w:hint="default" w:ascii="Times New Roman" w:hAnsi="Times New Roman" w:cs="Times New Roman"/>
+          <w:b w:val="0"/>
+          <w:bCs w:val="0"/>
+          <w:lang w:val="en-US" w:eastAsia="zh-CN"/>
+        </w:rPr>
+      </w:pPr>
+    </w:p>
+    <w:p>
+      <w:pPr>
+        <w:numPr>
+          <w:ilvl w:val="0"/>
+          <w:numId w:val="0"/>
+        </w:numPr>
+        <w:rPr>
+          <w:rFonts w:hint="eastAsia" w:ascii="Times New Roman" w:hAnsi="Times New Roman" w:cs="Times New Roman"/>
+          <w:b/>
+          <w:bCs/>
+          <w:lang w:val="en-US" w:eastAsia="zh-CN"/>
+        </w:rPr>
+      </w:pPr>
+      <w:r>
+        <w:rPr>
+          <w:rFonts w:hint="eastAsia" w:ascii="Times New Roman" w:hAnsi="Times New Roman" w:cs="Times New Roman"/>
+          <w:b/>
+          <w:bCs/>
+          <w:lang w:val="en-US" w:eastAsia="zh-CN"/>
+        </w:rPr>
+        <w:t xml:space="preserve">Feature Explanantion: </w:t>
+      </w:r>
+    </w:p>
+    <w:p>
+      <w:pPr>
+        <w:numPr>
+          <w:ilvl w:val="0"/>
+          <w:numId w:val="0"/>
+        </w:numPr>
+        <w:rPr>
+          <w:rFonts w:hint="default" w:ascii="Times New Roman" w:hAnsi="Times New Roman" w:cs="Times New Roman"/>
+          <w:b/>
+          <w:bCs/>
+          <w:lang w:val="en-US" w:eastAsia="zh-CN"/>
+        </w:rPr>
+      </w:pPr>
+    </w:p>
+    <w:p>
+      <w:pPr>
+        <w:numPr>
+          <w:ilvl w:val="0"/>
+          <w:numId w:val="8"/>
+        </w:numPr>
+        <w:ind w:left="425" w:leftChars="0" w:hanging="425" w:firstLineChars="0"/>
+        <w:rPr>
+          <w:rFonts w:hint="default" w:ascii="Times New Roman" w:hAnsi="Times New Roman" w:cs="Times New Roman"/>
+          <w:lang w:val="en-US" w:eastAsia="zh-CN"/>
+        </w:rPr>
+      </w:pPr>
+      <w:r>
+        <w:rPr>
+          <w:rFonts w:hint="default" w:ascii="Times New Roman" w:hAnsi="Times New Roman" w:cs="Times New Roman"/>
+          <w:b w:val="0"/>
+          <w:bCs w:val="0"/>
+          <w:i w:val="0"/>
+          <w:iCs w:val="0"/>
+          <w:u w:val="single"/>
+          <w:lang w:val="en-US" w:eastAsia="zh-CN"/>
+        </w:rPr>
+        <w:t>Control cell size button:</w:t>
+      </w:r>
+      <w:r>
+        <w:rPr>
+          <w:rFonts w:hint="eastAsia" w:ascii="Times New Roman" w:hAnsi="Times New Roman" w:cs="Times New Roman"/>
+          <w:b w:val="0"/>
+          <w:bCs w:val="0"/>
+          <w:i w:val="0"/>
+          <w:iCs w:val="0"/>
+          <w:u w:val="single"/>
+          <w:lang w:val="en-US" w:eastAsia="zh-CN"/>
+        </w:rPr>
+        <w:t xml:space="preserve"> </w:t>
+      </w:r>
+    </w:p>
+    <w:p>
+      <w:pPr>
+        <w:numPr>
+          <w:numId w:val="0"/>
+        </w:numPr>
+        <w:ind w:leftChars="0" w:firstLine="720" w:firstLineChars="0"/>
+        <w:rPr>
+          <w:rFonts w:hint="eastAsia" w:ascii="Times New Roman" w:hAnsi="Times New Roman" w:cs="Times New Roman"/>
+          <w:b w:val="0"/>
+          <w:bCs w:val="0"/>
+          <w:i w:val="0"/>
+          <w:iCs w:val="0"/>
+          <w:u w:val="none"/>
+          <w:lang w:val="en-US" w:eastAsia="zh-CN"/>
+        </w:rPr>
+      </w:pPr>
+      <w:r>
+        <w:rPr>
+          <w:rFonts w:hint="eastAsia" w:ascii="Times New Roman" w:hAnsi="Times New Roman" w:cs="Times New Roman"/>
+          <w:b w:val="0"/>
+          <w:bCs w:val="0"/>
+          <w:i w:val="0"/>
+          <w:iCs w:val="0"/>
+          <w:u w:val="none"/>
+          <w:lang w:val="en-US" w:eastAsia="zh-CN"/>
+        </w:rPr>
+        <w:t>upon creation of grid, the code :</w:t>
+      </w:r>
+    </w:p>
+    <w:p>
+      <w:pPr>
+        <w:keepNext w:val="0"/>
+        <w:keepLines w:val="0"/>
+        <w:widowControl/>
+        <w:suppressLineNumbers w:val="0"/>
+        <w:shd w:val="clear" w:fill="F5F5F5"/>
+        <w:spacing w:line="163" w:lineRule="atLeast"/>
+        <w:jc w:val="left"/>
+        <w:rPr>
+          <w:rFonts w:ascii="Consolas" w:hAnsi="Consolas" w:eastAsia="Consolas" w:cs="Consolas"/>
+          <w:b w:val="0"/>
+          <w:bCs w:val="0"/>
+          <w:color w:val="333333"/>
+          <w:sz w:val="16"/>
+          <w:szCs w:val="16"/>
+        </w:rPr>
+      </w:pPr>
+      <w:r>
+        <w:rPr>
+          <w:rFonts w:hint="default" w:ascii="Consolas" w:hAnsi="Consolas" w:eastAsia="Consolas" w:cs="Consolas"/>
+          <w:b w:val="0"/>
+          <w:bCs w:val="0"/>
+          <w:color w:val="333333"/>
+          <w:kern w:val="0"/>
+          <w:sz w:val="16"/>
+          <w:szCs w:val="16"/>
+          <w:shd w:val="clear" w:fill="F5F5F5"/>
+          <w:lang w:val="en-US" w:eastAsia="zh-CN" w:bidi="ar"/>
+        </w:rPr>
+        <w:t> </w:t>
+      </w:r>
+      <w:r>
+        <w:rPr>
+          <w:rFonts w:hint="default" w:ascii="Consolas" w:hAnsi="Consolas" w:eastAsia="Consolas" w:cs="Consolas"/>
+          <w:b w:val="0"/>
+          <w:bCs w:val="0"/>
+          <w:color w:val="7A3E9D"/>
+          <w:kern w:val="0"/>
+          <w:sz w:val="16"/>
+          <w:szCs w:val="16"/>
+          <w:shd w:val="clear" w:fill="F5F5F5"/>
+          <w:lang w:val="en-US" w:eastAsia="zh-CN" w:bidi="ar"/>
+        </w:rPr>
+        <w:t>content</w:t>
+      </w:r>
+      <w:r>
+        <w:rPr>
+          <w:rFonts w:hint="default" w:ascii="Consolas" w:hAnsi="Consolas" w:eastAsia="Consolas" w:cs="Consolas"/>
+          <w:b w:val="0"/>
+          <w:bCs w:val="0"/>
+          <w:color w:val="777777"/>
+          <w:kern w:val="0"/>
+          <w:sz w:val="16"/>
+          <w:szCs w:val="16"/>
+          <w:shd w:val="clear" w:fill="F5F5F5"/>
+          <w:lang w:val="en-US" w:eastAsia="zh-CN" w:bidi="ar"/>
+        </w:rPr>
+        <w:t>!.</w:t>
+      </w:r>
+      <w:r>
+        <w:rPr>
+          <w:rFonts w:hint="default" w:ascii="Consolas" w:hAnsi="Consolas" w:eastAsia="Consolas" w:cs="Consolas"/>
+          <w:b w:val="0"/>
+          <w:bCs w:val="0"/>
+          <w:color w:val="7A3E9D"/>
+          <w:kern w:val="0"/>
+          <w:sz w:val="16"/>
+          <w:szCs w:val="16"/>
+          <w:shd w:val="clear" w:fill="F5F5F5"/>
+          <w:lang w:val="en-US" w:eastAsia="zh-CN" w:bidi="ar"/>
+        </w:rPr>
+        <w:t>style</w:t>
+      </w:r>
+      <w:r>
+        <w:rPr>
+          <w:rFonts w:hint="default" w:ascii="Consolas" w:hAnsi="Consolas" w:eastAsia="Consolas" w:cs="Consolas"/>
+          <w:b w:val="0"/>
+          <w:bCs w:val="0"/>
+          <w:color w:val="777777"/>
+          <w:kern w:val="0"/>
+          <w:sz w:val="16"/>
+          <w:szCs w:val="16"/>
+          <w:shd w:val="clear" w:fill="F5F5F5"/>
+          <w:lang w:val="en-US" w:eastAsia="zh-CN" w:bidi="ar"/>
+        </w:rPr>
+        <w:t>.</w:t>
+      </w:r>
+      <w:r>
+        <w:rPr>
+          <w:rFonts w:hint="default" w:ascii="Consolas" w:hAnsi="Consolas" w:eastAsia="Consolas" w:cs="Consolas"/>
+          <w:b/>
+          <w:bCs/>
+          <w:color w:val="AA3731"/>
+          <w:kern w:val="0"/>
+          <w:sz w:val="16"/>
+          <w:szCs w:val="16"/>
+          <w:shd w:val="clear" w:fill="F5F5F5"/>
+          <w:lang w:val="en-US" w:eastAsia="zh-CN" w:bidi="ar"/>
+        </w:rPr>
+        <w:t>setProperty</w:t>
+      </w:r>
+      <w:r>
+        <w:rPr>
+          <w:rFonts w:hint="default" w:ascii="Consolas" w:hAnsi="Consolas" w:eastAsia="Consolas" w:cs="Consolas"/>
+          <w:b w:val="0"/>
+          <w:bCs w:val="0"/>
+          <w:color w:val="333333"/>
+          <w:kern w:val="0"/>
+          <w:sz w:val="16"/>
+          <w:szCs w:val="16"/>
+          <w:shd w:val="clear" w:fill="F5F5F5"/>
+          <w:lang w:val="en-US" w:eastAsia="zh-CN" w:bidi="ar"/>
+        </w:rPr>
+        <w:t>(</w:t>
+      </w:r>
+      <w:r>
+        <w:rPr>
+          <w:rFonts w:hint="default" w:ascii="Consolas" w:hAnsi="Consolas" w:eastAsia="Consolas" w:cs="Consolas"/>
+          <w:b w:val="0"/>
+          <w:bCs w:val="0"/>
+          <w:color w:val="777777"/>
+          <w:kern w:val="0"/>
+          <w:sz w:val="16"/>
+          <w:szCs w:val="16"/>
+          <w:shd w:val="clear" w:fill="F5F5F5"/>
+          <w:lang w:val="en-US" w:eastAsia="zh-CN" w:bidi="ar"/>
+        </w:rPr>
+        <w:t>"</w:t>
+      </w:r>
+      <w:r>
+        <w:rPr>
+          <w:rFonts w:hint="default" w:ascii="Consolas" w:hAnsi="Consolas" w:eastAsia="Consolas" w:cs="Consolas"/>
+          <w:b w:val="0"/>
+          <w:bCs w:val="0"/>
+          <w:color w:val="448C27"/>
+          <w:kern w:val="0"/>
+          <w:sz w:val="16"/>
+          <w:szCs w:val="16"/>
+          <w:shd w:val="clear" w:fill="F5F5F5"/>
+          <w:lang w:val="en-US" w:eastAsia="zh-CN" w:bidi="ar"/>
+        </w:rPr>
+        <w:t>--size</w:t>
+      </w:r>
+      <w:r>
+        <w:rPr>
+          <w:rFonts w:hint="default" w:ascii="Consolas" w:hAnsi="Consolas" w:eastAsia="Consolas" w:cs="Consolas"/>
+          <w:b w:val="0"/>
+          <w:bCs w:val="0"/>
+          <w:color w:val="777777"/>
+          <w:kern w:val="0"/>
+          <w:sz w:val="16"/>
+          <w:szCs w:val="16"/>
+          <w:shd w:val="clear" w:fill="F5F5F5"/>
+          <w:lang w:val="en-US" w:eastAsia="zh-CN" w:bidi="ar"/>
+        </w:rPr>
+        <w:t>",</w:t>
+      </w:r>
+      <w:r>
+        <w:rPr>
+          <w:rFonts w:hint="default" w:ascii="Consolas" w:hAnsi="Consolas" w:eastAsia="Consolas" w:cs="Consolas"/>
+          <w:b w:val="0"/>
+          <w:bCs w:val="0"/>
+          <w:color w:val="333333"/>
+          <w:kern w:val="0"/>
+          <w:sz w:val="16"/>
+          <w:szCs w:val="16"/>
+          <w:shd w:val="clear" w:fill="F5F5F5"/>
+          <w:lang w:val="en-US" w:eastAsia="zh-CN" w:bidi="ar"/>
+        </w:rPr>
+        <w:t xml:space="preserve"> </w:t>
+      </w:r>
+      <w:r>
+        <w:rPr>
+          <w:rFonts w:hint="default" w:ascii="Consolas" w:hAnsi="Consolas" w:eastAsia="Consolas" w:cs="Consolas"/>
+          <w:b/>
+          <w:bCs/>
+          <w:color w:val="7A3E9D"/>
+          <w:kern w:val="0"/>
+          <w:sz w:val="16"/>
+          <w:szCs w:val="16"/>
+          <w:shd w:val="clear" w:fill="F5F5F5"/>
+          <w:lang w:val="en-US" w:eastAsia="zh-CN" w:bidi="ar"/>
+        </w:rPr>
+        <w:t>String</w:t>
+      </w:r>
+      <w:r>
+        <w:rPr>
+          <w:rFonts w:hint="default" w:ascii="Consolas" w:hAnsi="Consolas" w:eastAsia="Consolas" w:cs="Consolas"/>
+          <w:b w:val="0"/>
+          <w:bCs w:val="0"/>
+          <w:color w:val="333333"/>
+          <w:kern w:val="0"/>
+          <w:sz w:val="16"/>
+          <w:szCs w:val="16"/>
+          <w:shd w:val="clear" w:fill="F5F5F5"/>
+          <w:lang w:val="en-US" w:eastAsia="zh-CN" w:bidi="ar"/>
+        </w:rPr>
+        <w:t>(</w:t>
+      </w:r>
+      <w:r>
+        <w:rPr>
+          <w:rFonts w:hint="default" w:ascii="Consolas" w:hAnsi="Consolas" w:eastAsia="Consolas" w:cs="Consolas"/>
+          <w:b w:val="0"/>
+          <w:bCs w:val="0"/>
+          <w:color w:val="7A3E9D"/>
+          <w:kern w:val="0"/>
+          <w:sz w:val="16"/>
+          <w:szCs w:val="16"/>
+          <w:shd w:val="clear" w:fill="F5F5F5"/>
+          <w:lang w:val="en-US" w:eastAsia="zh-CN" w:bidi="ar"/>
+        </w:rPr>
+        <w:t>gridSize</w:t>
+      </w:r>
+      <w:r>
+        <w:rPr>
+          <w:rFonts w:hint="default" w:ascii="Consolas" w:hAnsi="Consolas" w:eastAsia="Consolas" w:cs="Consolas"/>
+          <w:b w:val="0"/>
+          <w:bCs w:val="0"/>
+          <w:color w:val="333333"/>
+          <w:kern w:val="0"/>
+          <w:sz w:val="16"/>
+          <w:szCs w:val="16"/>
+          <w:shd w:val="clear" w:fill="F5F5F5"/>
+          <w:lang w:val="en-US" w:eastAsia="zh-CN" w:bidi="ar"/>
+        </w:rPr>
+        <w:t>))</w:t>
+      </w:r>
+      <w:r>
+        <w:rPr>
+          <w:rFonts w:hint="default" w:ascii="Consolas" w:hAnsi="Consolas" w:eastAsia="Consolas" w:cs="Consolas"/>
+          <w:b w:val="0"/>
+          <w:bCs w:val="0"/>
+          <w:color w:val="777777"/>
+          <w:kern w:val="0"/>
+          <w:sz w:val="16"/>
+          <w:szCs w:val="16"/>
+          <w:shd w:val="clear" w:fill="F5F5F5"/>
+          <w:lang w:val="en-US" w:eastAsia="zh-CN" w:bidi="ar"/>
+        </w:rPr>
+        <w:t>;</w:t>
+      </w:r>
+    </w:p>
+    <w:p>
+      <w:pPr>
+        <w:numPr>
+          <w:numId w:val="0"/>
+        </w:numPr>
+        <w:ind w:leftChars="0" w:firstLine="720" w:firstLineChars="0"/>
+        <w:rPr>
+          <w:rFonts w:hint="default" w:ascii="Times New Roman" w:hAnsi="Times New Roman" w:cs="Times New Roman"/>
+          <w:b w:val="0"/>
+          <w:bCs w:val="0"/>
+          <w:i w:val="0"/>
+          <w:iCs w:val="0"/>
+          <w:u w:val="none"/>
+          <w:lang w:val="en-US" w:eastAsia="zh-CN"/>
+        </w:rPr>
+      </w:pPr>
+      <w:r>
+        <w:rPr>
+          <w:rFonts w:hint="eastAsia" w:ascii="Times New Roman" w:hAnsi="Times New Roman" w:cs="Times New Roman"/>
+          <w:b w:val="0"/>
+          <w:bCs w:val="0"/>
+          <w:i w:val="0"/>
+          <w:iCs w:val="0"/>
+          <w:u w:val="none"/>
+          <w:lang w:val="en-US" w:eastAsia="zh-CN"/>
+        </w:rPr>
+        <w:t>sets cell size in the css portion to entered digits n field.</w:t>
+      </w:r>
+    </w:p>
+    <w:p>
+      <w:pPr>
+        <w:numPr>
+          <w:numId w:val="0"/>
+        </w:numPr>
+        <w:ind w:leftChars="0" w:firstLine="720" w:firstLineChars="0"/>
+        <w:rPr>
+          <w:rFonts w:hint="default" w:ascii="Times New Roman" w:hAnsi="Times New Roman" w:cs="Times New Roman"/>
+          <w:b w:val="0"/>
+          <w:bCs w:val="0"/>
+          <w:i w:val="0"/>
+          <w:iCs w:val="0"/>
+          <w:u w:val="none"/>
+          <w:lang w:val="en-US" w:eastAsia="zh-CN"/>
+        </w:rPr>
+      </w:pPr>
+    </w:p>
+    <w:p>
+      <w:pPr>
+        <w:numPr>
+          <w:ilvl w:val="0"/>
+          <w:numId w:val="8"/>
+        </w:numPr>
+        <w:ind w:left="425" w:leftChars="0" w:hanging="425" w:firstLineChars="0"/>
+        <w:rPr>
+          <w:rFonts w:hint="default" w:ascii="Times New Roman" w:hAnsi="Times New Roman" w:cs="Times New Roman"/>
+          <w:lang w:val="en-US" w:eastAsia="zh-CN"/>
+        </w:rPr>
+      </w:pPr>
+      <w:r>
+        <w:rPr>
+          <w:rFonts w:hint="default" w:ascii="Times New Roman" w:hAnsi="Times New Roman" w:cs="Times New Roman"/>
+          <w:b w:val="0"/>
+          <w:bCs w:val="0"/>
+          <w:i w:val="0"/>
+          <w:iCs w:val="0"/>
+          <w:u w:val="single"/>
+          <w:lang w:val="en-US" w:eastAsia="zh-CN"/>
+        </w:rPr>
+        <w:t>Color picker:</w:t>
+      </w:r>
+      <w:r>
+        <w:rPr>
+          <w:rFonts w:hint="default" w:ascii="Times New Roman" w:hAnsi="Times New Roman" w:cs="Times New Roman"/>
+          <w:b/>
+          <w:bCs/>
+          <w:lang w:val="en-US" w:eastAsia="zh-CN"/>
+        </w:rPr>
+        <w:t xml:space="preserve"> </w:t>
+      </w:r>
+    </w:p>
+    <w:p>
+      <w:pPr>
+        <w:numPr>
+          <w:numId w:val="0"/>
+        </w:numPr>
+        <w:rPr>
+          <w:rFonts w:hint="default" w:ascii="Times New Roman" w:hAnsi="Times New Roman" w:cs="Times New Roman"/>
+          <w:b w:val="0"/>
+          <w:bCs w:val="0"/>
+          <w:lang w:val="en-US" w:eastAsia="zh-CN"/>
+        </w:rPr>
+      </w:pPr>
+      <w:r>
+        <w:rPr>
+          <w:rFonts w:hint="eastAsia" w:ascii="Times New Roman" w:hAnsi="Times New Roman" w:cs="Times New Roman"/>
+          <w:b w:val="0"/>
+          <w:bCs w:val="0"/>
+          <w:lang w:val="en-US" w:eastAsia="zh-CN"/>
+        </w:rPr>
+        <w:t>Upon clicking grid, selected cell is painted. Color picker can be used to pick colors.</w:t>
+      </w:r>
+      <w:bookmarkStart w:id="0" w:name="_GoBack"/>
+      <w:bookmarkEnd w:id="0"/>
+    </w:p>
+    <w:p>
+      <w:pPr>
+        <w:numPr>
+          <w:numId w:val="0"/>
+        </w:numPr>
+        <w:rPr>
+          <w:rFonts w:hint="default" w:ascii="Times New Roman" w:hAnsi="Times New Roman" w:cs="Times New Roman"/>
+          <w:b/>
+          <w:bCs/>
+          <w:lang w:val="en-US" w:eastAsia="zh-CN"/>
+        </w:rPr>
+      </w:pPr>
+    </w:p>
+    <w:p>
+      <w:pPr>
+        <w:numPr>
+          <w:ilvl w:val="0"/>
+          <w:numId w:val="8"/>
+        </w:numPr>
+        <w:ind w:left="425" w:leftChars="0" w:hanging="425" w:firstLineChars="0"/>
+        <w:rPr>
+          <w:rFonts w:hint="default" w:ascii="Times New Roman" w:hAnsi="Times New Roman" w:cs="Times New Roman"/>
+          <w:lang w:val="en-US" w:eastAsia="zh-CN"/>
+        </w:rPr>
+      </w:pPr>
+      <w:r>
+        <w:rPr>
+          <w:rFonts w:hint="default" w:ascii="Times New Roman" w:hAnsi="Times New Roman" w:cs="Times New Roman"/>
+          <w:b w:val="0"/>
+          <w:bCs w:val="0"/>
+          <w:i w:val="0"/>
+          <w:iCs w:val="0"/>
+          <w:u w:val="single"/>
+          <w:lang w:val="en-US" w:eastAsia="zh-CN"/>
+        </w:rPr>
+        <w:t>Gray scale button:</w:t>
+      </w:r>
+      <w:r>
+        <w:rPr>
+          <w:rFonts w:hint="default" w:ascii="Times New Roman" w:hAnsi="Times New Roman" w:cs="Times New Roman"/>
+          <w:lang w:val="en-US" w:eastAsia="zh-CN"/>
+        </w:rPr>
+        <w:t xml:space="preserve"> </w:t>
+      </w:r>
+    </w:p>
+    <w:p>
+      <w:pPr>
+        <w:numPr>
+          <w:numId w:val="0"/>
+        </w:numPr>
+        <w:ind w:leftChars="0"/>
+        <w:rPr>
+          <w:rFonts w:hint="default" w:ascii="Times New Roman" w:hAnsi="Times New Roman" w:cs="Times New Roman"/>
+          <w:lang w:val="en-US" w:eastAsia="zh-CN"/>
+        </w:rPr>
+      </w:pPr>
+      <w:r>
+        <w:rPr>
+          <w:rFonts w:hint="eastAsia" w:ascii="Times New Roman" w:hAnsi="Times New Roman" w:cs="Times New Roman"/>
+          <w:lang w:val="en-US" w:eastAsia="zh-CN"/>
+        </w:rPr>
+        <w:t>When grayscale is activated isGray boolean value is checked when rendering cells and painting them before covering them with a grayscale. Cells and color must be separately grayscaled.</w:t>
+      </w:r>
+    </w:p>
+    <w:p>
+      <w:pPr>
+        <w:keepNext w:val="0"/>
+        <w:keepLines w:val="0"/>
+        <w:widowControl/>
+        <w:suppressLineNumbers w:val="0"/>
+        <w:shd w:val="clear" w:fill="F5F5F5"/>
+        <w:spacing w:line="163" w:lineRule="atLeast"/>
+        <w:jc w:val="left"/>
+        <w:rPr>
+          <w:rFonts w:ascii="Consolas" w:hAnsi="Consolas" w:eastAsia="Consolas" w:cs="Consolas"/>
+          <w:b w:val="0"/>
+          <w:bCs w:val="0"/>
+          <w:color w:val="333333"/>
+          <w:sz w:val="20"/>
+          <w:szCs w:val="20"/>
+        </w:rPr>
+      </w:pPr>
+      <w:r>
+        <w:rPr>
+          <w:rFonts w:hint="default" w:ascii="Consolas" w:hAnsi="Consolas" w:eastAsia="Consolas" w:cs="Consolas"/>
+          <w:b w:val="0"/>
+          <w:bCs w:val="0"/>
+          <w:color w:val="7A3E9D"/>
+          <w:kern w:val="0"/>
+          <w:sz w:val="20"/>
+          <w:szCs w:val="20"/>
+          <w:shd w:val="clear" w:fill="F5F5F5"/>
+          <w:lang w:val="en-US" w:eastAsia="zh-CN" w:bidi="ar"/>
+        </w:rPr>
+        <w:t>function</w:t>
+      </w:r>
+      <w:r>
+        <w:rPr>
+          <w:rFonts w:hint="default" w:ascii="Consolas" w:hAnsi="Consolas" w:eastAsia="Consolas" w:cs="Consolas"/>
+          <w:b w:val="0"/>
+          <w:bCs w:val="0"/>
+          <w:color w:val="333333"/>
+          <w:kern w:val="0"/>
+          <w:sz w:val="20"/>
+          <w:szCs w:val="20"/>
+          <w:shd w:val="clear" w:fill="F5F5F5"/>
+          <w:lang w:val="en-US" w:eastAsia="zh-CN" w:bidi="ar"/>
+        </w:rPr>
+        <w:t xml:space="preserve"> </w:t>
+      </w:r>
+      <w:r>
+        <w:rPr>
+          <w:rFonts w:hint="default" w:ascii="Consolas" w:hAnsi="Consolas" w:eastAsia="Consolas" w:cs="Consolas"/>
+          <w:b/>
+          <w:bCs/>
+          <w:color w:val="AA3731"/>
+          <w:kern w:val="0"/>
+          <w:sz w:val="20"/>
+          <w:szCs w:val="20"/>
+          <w:shd w:val="clear" w:fill="F5F5F5"/>
+          <w:lang w:val="en-US" w:eastAsia="zh-CN" w:bidi="ar"/>
+        </w:rPr>
+        <w:t>grayscaleOverlay</w:t>
+      </w:r>
+      <w:r>
+        <w:rPr>
+          <w:rFonts w:hint="default" w:ascii="Consolas" w:hAnsi="Consolas" w:eastAsia="Consolas" w:cs="Consolas"/>
+          <w:b w:val="0"/>
+          <w:bCs w:val="0"/>
+          <w:color w:val="777777"/>
+          <w:kern w:val="0"/>
+          <w:sz w:val="20"/>
+          <w:szCs w:val="20"/>
+          <w:shd w:val="clear" w:fill="F5F5F5"/>
+          <w:lang w:val="en-US" w:eastAsia="zh-CN" w:bidi="ar"/>
+        </w:rPr>
+        <w:t>():</w:t>
+      </w:r>
+      <w:r>
+        <w:rPr>
+          <w:rFonts w:hint="default" w:ascii="Consolas" w:hAnsi="Consolas" w:eastAsia="Consolas" w:cs="Consolas"/>
+          <w:b w:val="0"/>
+          <w:bCs w:val="0"/>
+          <w:color w:val="333333"/>
+          <w:kern w:val="0"/>
+          <w:sz w:val="20"/>
+          <w:szCs w:val="20"/>
+          <w:shd w:val="clear" w:fill="F5F5F5"/>
+          <w:lang w:val="en-US" w:eastAsia="zh-CN" w:bidi="ar"/>
+        </w:rPr>
+        <w:t xml:space="preserve"> </w:t>
+      </w:r>
+      <w:r>
+        <w:rPr>
+          <w:rFonts w:hint="default" w:ascii="Consolas" w:hAnsi="Consolas" w:eastAsia="Consolas" w:cs="Consolas"/>
+          <w:b w:val="0"/>
+          <w:bCs w:val="0"/>
+          <w:color w:val="7A3E9D"/>
+          <w:kern w:val="0"/>
+          <w:sz w:val="20"/>
+          <w:szCs w:val="20"/>
+          <w:shd w:val="clear" w:fill="F5F5F5"/>
+          <w:lang w:val="en-US" w:eastAsia="zh-CN" w:bidi="ar"/>
+        </w:rPr>
+        <w:t>void</w:t>
+      </w:r>
+      <w:r>
+        <w:rPr>
+          <w:rFonts w:hint="default" w:ascii="Consolas" w:hAnsi="Consolas" w:eastAsia="Consolas" w:cs="Consolas"/>
+          <w:b w:val="0"/>
+          <w:bCs w:val="0"/>
+          <w:color w:val="333333"/>
+          <w:kern w:val="0"/>
+          <w:sz w:val="20"/>
+          <w:szCs w:val="20"/>
+          <w:shd w:val="clear" w:fill="F5F5F5"/>
+          <w:lang w:val="en-US" w:eastAsia="zh-CN" w:bidi="ar"/>
+        </w:rPr>
+        <w:t xml:space="preserve"> </w:t>
+      </w:r>
+      <w:r>
+        <w:rPr>
+          <w:rFonts w:hint="default" w:ascii="Consolas" w:hAnsi="Consolas" w:eastAsia="Consolas" w:cs="Consolas"/>
+          <w:b w:val="0"/>
+          <w:bCs w:val="0"/>
+          <w:color w:val="777777"/>
+          <w:kern w:val="0"/>
+          <w:sz w:val="20"/>
+          <w:szCs w:val="20"/>
+          <w:shd w:val="clear" w:fill="F5F5F5"/>
+          <w:lang w:val="en-US" w:eastAsia="zh-CN" w:bidi="ar"/>
+        </w:rPr>
+        <w:t>{</w:t>
+      </w:r>
+    </w:p>
+    <w:p>
+      <w:pPr>
+        <w:keepNext w:val="0"/>
+        <w:keepLines w:val="0"/>
+        <w:widowControl/>
+        <w:suppressLineNumbers w:val="0"/>
+        <w:shd w:val="clear" w:fill="F5F5F5"/>
+        <w:spacing w:line="163" w:lineRule="atLeast"/>
+        <w:jc w:val="left"/>
+        <w:rPr>
+          <w:rFonts w:hint="default" w:ascii="Consolas" w:hAnsi="Consolas" w:eastAsia="Consolas" w:cs="Consolas"/>
+          <w:b w:val="0"/>
+          <w:bCs w:val="0"/>
+          <w:color w:val="333333"/>
+          <w:sz w:val="20"/>
+          <w:szCs w:val="20"/>
+        </w:rPr>
+      </w:pPr>
+      <w:r>
+        <w:rPr>
+          <w:rFonts w:hint="default" w:ascii="Consolas" w:hAnsi="Consolas" w:eastAsia="Consolas" w:cs="Consolas"/>
+          <w:b w:val="0"/>
+          <w:bCs w:val="0"/>
+          <w:color w:val="333333"/>
+          <w:kern w:val="0"/>
+          <w:sz w:val="20"/>
+          <w:szCs w:val="20"/>
+          <w:shd w:val="clear" w:fill="F5F5F5"/>
+          <w:lang w:val="en-US" w:eastAsia="zh-CN" w:bidi="ar"/>
+        </w:rPr>
+        <w:t xml:space="preserve">    </w:t>
+      </w:r>
+      <w:r>
+        <w:rPr>
+          <w:rFonts w:hint="default" w:ascii="Consolas" w:hAnsi="Consolas" w:eastAsia="Consolas" w:cs="Consolas"/>
+          <w:b w:val="0"/>
+          <w:bCs w:val="0"/>
+          <w:color w:val="7A3E9D"/>
+          <w:kern w:val="0"/>
+          <w:sz w:val="20"/>
+          <w:szCs w:val="20"/>
+          <w:shd w:val="clear" w:fill="F5F5F5"/>
+          <w:lang w:val="en-US" w:eastAsia="zh-CN" w:bidi="ar"/>
+        </w:rPr>
+        <w:t>console</w:t>
+      </w:r>
+      <w:r>
+        <w:rPr>
+          <w:rFonts w:hint="default" w:ascii="Consolas" w:hAnsi="Consolas" w:eastAsia="Consolas" w:cs="Consolas"/>
+          <w:b w:val="0"/>
+          <w:bCs w:val="0"/>
+          <w:color w:val="777777"/>
+          <w:kern w:val="0"/>
+          <w:sz w:val="20"/>
+          <w:szCs w:val="20"/>
+          <w:shd w:val="clear" w:fill="F5F5F5"/>
+          <w:lang w:val="en-US" w:eastAsia="zh-CN" w:bidi="ar"/>
+        </w:rPr>
+        <w:t>.</w:t>
+      </w:r>
+      <w:r>
+        <w:rPr>
+          <w:rFonts w:hint="default" w:ascii="Consolas" w:hAnsi="Consolas" w:eastAsia="Consolas" w:cs="Consolas"/>
+          <w:b/>
+          <w:bCs/>
+          <w:color w:val="AA3731"/>
+          <w:kern w:val="0"/>
+          <w:sz w:val="20"/>
+          <w:szCs w:val="20"/>
+          <w:shd w:val="clear" w:fill="F5F5F5"/>
+          <w:lang w:val="en-US" w:eastAsia="zh-CN" w:bidi="ar"/>
+        </w:rPr>
+        <w:t>log</w:t>
+      </w:r>
+      <w:r>
+        <w:rPr>
+          <w:rFonts w:hint="default" w:ascii="Consolas" w:hAnsi="Consolas" w:eastAsia="Consolas" w:cs="Consolas"/>
+          <w:b w:val="0"/>
+          <w:bCs w:val="0"/>
+          <w:color w:val="333333"/>
+          <w:kern w:val="0"/>
+          <w:sz w:val="20"/>
+          <w:szCs w:val="20"/>
+          <w:shd w:val="clear" w:fill="F5F5F5"/>
+          <w:lang w:val="en-US" w:eastAsia="zh-CN" w:bidi="ar"/>
+        </w:rPr>
+        <w:t>(</w:t>
+      </w:r>
+      <w:r>
+        <w:rPr>
+          <w:rFonts w:hint="default" w:ascii="Consolas" w:hAnsi="Consolas" w:eastAsia="Consolas" w:cs="Consolas"/>
+          <w:b w:val="0"/>
+          <w:bCs w:val="0"/>
+          <w:color w:val="777777"/>
+          <w:kern w:val="0"/>
+          <w:sz w:val="20"/>
+          <w:szCs w:val="20"/>
+          <w:shd w:val="clear" w:fill="F5F5F5"/>
+          <w:lang w:val="en-US" w:eastAsia="zh-CN" w:bidi="ar"/>
+        </w:rPr>
+        <w:t>"</w:t>
+      </w:r>
+      <w:r>
+        <w:rPr>
+          <w:rFonts w:hint="default" w:ascii="Consolas" w:hAnsi="Consolas" w:eastAsia="Consolas" w:cs="Consolas"/>
+          <w:b w:val="0"/>
+          <w:bCs w:val="0"/>
+          <w:color w:val="448C27"/>
+          <w:kern w:val="0"/>
+          <w:sz w:val="20"/>
+          <w:szCs w:val="20"/>
+          <w:shd w:val="clear" w:fill="F5F5F5"/>
+          <w:lang w:val="en-US" w:eastAsia="zh-CN" w:bidi="ar"/>
+        </w:rPr>
+        <w:t>Gray</w:t>
+      </w:r>
+      <w:r>
+        <w:rPr>
+          <w:rFonts w:hint="default" w:ascii="Consolas" w:hAnsi="Consolas" w:eastAsia="Consolas" w:cs="Consolas"/>
+          <w:b w:val="0"/>
+          <w:bCs w:val="0"/>
+          <w:color w:val="777777"/>
+          <w:kern w:val="0"/>
+          <w:sz w:val="20"/>
+          <w:szCs w:val="20"/>
+          <w:shd w:val="clear" w:fill="F5F5F5"/>
+          <w:lang w:val="en-US" w:eastAsia="zh-CN" w:bidi="ar"/>
+        </w:rPr>
+        <w:t>"</w:t>
+      </w:r>
+      <w:r>
+        <w:rPr>
+          <w:rFonts w:hint="default" w:ascii="Consolas" w:hAnsi="Consolas" w:eastAsia="Consolas" w:cs="Consolas"/>
+          <w:b w:val="0"/>
+          <w:bCs w:val="0"/>
+          <w:color w:val="333333"/>
+          <w:kern w:val="0"/>
+          <w:sz w:val="20"/>
+          <w:szCs w:val="20"/>
+          <w:shd w:val="clear" w:fill="F5F5F5"/>
+          <w:lang w:val="en-US" w:eastAsia="zh-CN" w:bidi="ar"/>
+        </w:rPr>
+        <w:t>)</w:t>
+      </w:r>
+      <w:r>
+        <w:rPr>
+          <w:rFonts w:hint="default" w:ascii="Consolas" w:hAnsi="Consolas" w:eastAsia="Consolas" w:cs="Consolas"/>
+          <w:b w:val="0"/>
+          <w:bCs w:val="0"/>
+          <w:color w:val="777777"/>
+          <w:kern w:val="0"/>
+          <w:sz w:val="20"/>
+          <w:szCs w:val="20"/>
+          <w:shd w:val="clear" w:fill="F5F5F5"/>
+          <w:lang w:val="en-US" w:eastAsia="zh-CN" w:bidi="ar"/>
+        </w:rPr>
+        <w:t>;</w:t>
+      </w:r>
+    </w:p>
+    <w:p>
+      <w:pPr>
+        <w:keepNext w:val="0"/>
+        <w:keepLines w:val="0"/>
+        <w:widowControl/>
+        <w:suppressLineNumbers w:val="0"/>
+        <w:shd w:val="clear" w:fill="F5F5F5"/>
+        <w:spacing w:line="163" w:lineRule="atLeast"/>
+        <w:jc w:val="left"/>
+        <w:rPr>
+          <w:rFonts w:hint="default" w:ascii="Consolas" w:hAnsi="Consolas" w:eastAsia="Consolas" w:cs="Consolas"/>
+          <w:b w:val="0"/>
+          <w:bCs w:val="0"/>
+          <w:color w:val="333333"/>
+          <w:sz w:val="20"/>
+          <w:szCs w:val="20"/>
+        </w:rPr>
+      </w:pPr>
+      <w:r>
+        <w:rPr>
+          <w:rFonts w:hint="default" w:ascii="Consolas" w:hAnsi="Consolas" w:eastAsia="Consolas" w:cs="Consolas"/>
+          <w:b w:val="0"/>
+          <w:bCs w:val="0"/>
+          <w:color w:val="333333"/>
+          <w:kern w:val="0"/>
+          <w:sz w:val="20"/>
+          <w:szCs w:val="20"/>
+          <w:shd w:val="clear" w:fill="F5F5F5"/>
+          <w:lang w:val="en-US" w:eastAsia="zh-CN" w:bidi="ar"/>
+        </w:rPr>
+        <w:t xml:space="preserve">    </w:t>
+      </w:r>
+      <w:r>
+        <w:rPr>
+          <w:rFonts w:hint="default" w:ascii="Consolas" w:hAnsi="Consolas" w:eastAsia="Consolas" w:cs="Consolas"/>
+          <w:b w:val="0"/>
+          <w:bCs w:val="0"/>
+          <w:color w:val="7A3E9D"/>
+          <w:kern w:val="0"/>
+          <w:sz w:val="20"/>
+          <w:szCs w:val="20"/>
+          <w:shd w:val="clear" w:fill="F5F5F5"/>
+          <w:lang w:val="en-US" w:eastAsia="zh-CN" w:bidi="ar"/>
+        </w:rPr>
+        <w:t>isGray</w:t>
+      </w:r>
+      <w:r>
+        <w:rPr>
+          <w:rFonts w:hint="default" w:ascii="Consolas" w:hAnsi="Consolas" w:eastAsia="Consolas" w:cs="Consolas"/>
+          <w:b w:val="0"/>
+          <w:bCs w:val="0"/>
+          <w:color w:val="777777"/>
+          <w:kern w:val="0"/>
+          <w:sz w:val="20"/>
+          <w:szCs w:val="20"/>
+          <w:shd w:val="clear" w:fill="F5F5F5"/>
+          <w:lang w:val="en-US" w:eastAsia="zh-CN" w:bidi="ar"/>
+        </w:rPr>
+        <w:t>=!</w:t>
+      </w:r>
+      <w:r>
+        <w:rPr>
+          <w:rFonts w:hint="default" w:ascii="Consolas" w:hAnsi="Consolas" w:eastAsia="Consolas" w:cs="Consolas"/>
+          <w:b w:val="0"/>
+          <w:bCs w:val="0"/>
+          <w:color w:val="7A3E9D"/>
+          <w:kern w:val="0"/>
+          <w:sz w:val="20"/>
+          <w:szCs w:val="20"/>
+          <w:shd w:val="clear" w:fill="F5F5F5"/>
+          <w:lang w:val="en-US" w:eastAsia="zh-CN" w:bidi="ar"/>
+        </w:rPr>
+        <w:t>isGray</w:t>
+      </w:r>
+      <w:r>
+        <w:rPr>
+          <w:rFonts w:hint="default" w:ascii="Consolas" w:hAnsi="Consolas" w:eastAsia="Consolas" w:cs="Consolas"/>
+          <w:b w:val="0"/>
+          <w:bCs w:val="0"/>
+          <w:color w:val="777777"/>
+          <w:kern w:val="0"/>
+          <w:sz w:val="20"/>
+          <w:szCs w:val="20"/>
+          <w:shd w:val="clear" w:fill="F5F5F5"/>
+          <w:lang w:val="en-US" w:eastAsia="zh-CN" w:bidi="ar"/>
+        </w:rPr>
+        <w:t>;</w:t>
+      </w:r>
+      <w:r>
+        <w:rPr>
+          <w:rFonts w:hint="default" w:ascii="Consolas" w:hAnsi="Consolas" w:eastAsia="Consolas" w:cs="Consolas"/>
+          <w:b w:val="0"/>
+          <w:bCs w:val="0"/>
+          <w:color w:val="333333"/>
+          <w:kern w:val="0"/>
+          <w:sz w:val="20"/>
+          <w:szCs w:val="20"/>
+          <w:shd w:val="clear" w:fill="F5F5F5"/>
+          <w:lang w:val="en-US" w:eastAsia="zh-CN" w:bidi="ar"/>
+        </w:rPr>
+        <w:t xml:space="preserve">  </w:t>
+      </w:r>
+    </w:p>
+    <w:p>
+      <w:pPr>
+        <w:keepNext w:val="0"/>
+        <w:keepLines w:val="0"/>
+        <w:widowControl/>
+        <w:suppressLineNumbers w:val="0"/>
+        <w:shd w:val="clear" w:fill="F5F5F5"/>
+        <w:spacing w:line="163" w:lineRule="atLeast"/>
+        <w:jc w:val="left"/>
+        <w:rPr>
+          <w:rFonts w:hint="default" w:ascii="Consolas" w:hAnsi="Consolas" w:eastAsia="Consolas" w:cs="Consolas"/>
+          <w:b w:val="0"/>
+          <w:bCs w:val="0"/>
+          <w:color w:val="333333"/>
+          <w:sz w:val="20"/>
+          <w:szCs w:val="20"/>
+        </w:rPr>
+      </w:pPr>
+      <w:r>
+        <w:rPr>
+          <w:rFonts w:hint="default" w:ascii="Consolas" w:hAnsi="Consolas" w:eastAsia="Consolas" w:cs="Consolas"/>
+          <w:b w:val="0"/>
+          <w:bCs w:val="0"/>
+          <w:color w:val="333333"/>
+          <w:kern w:val="0"/>
+          <w:sz w:val="20"/>
+          <w:szCs w:val="20"/>
+          <w:shd w:val="clear" w:fill="F5F5F5"/>
+          <w:lang w:val="en-US" w:eastAsia="zh-CN" w:bidi="ar"/>
+        </w:rPr>
+        <w:t xml:space="preserve">    </w:t>
+      </w:r>
+      <w:r>
+        <w:rPr>
+          <w:rFonts w:hint="default" w:ascii="Consolas" w:hAnsi="Consolas" w:eastAsia="Consolas" w:cs="Consolas"/>
+          <w:b w:val="0"/>
+          <w:bCs w:val="0"/>
+          <w:color w:val="7A3E9D"/>
+          <w:kern w:val="0"/>
+          <w:sz w:val="20"/>
+          <w:szCs w:val="20"/>
+          <w:shd w:val="clear" w:fill="F5F5F5"/>
+          <w:lang w:val="en-US" w:eastAsia="zh-CN" w:bidi="ar"/>
+        </w:rPr>
+        <w:t>document</w:t>
+      </w:r>
+      <w:r>
+        <w:rPr>
+          <w:rFonts w:hint="default" w:ascii="Consolas" w:hAnsi="Consolas" w:eastAsia="Consolas" w:cs="Consolas"/>
+          <w:b w:val="0"/>
+          <w:bCs w:val="0"/>
+          <w:color w:val="777777"/>
+          <w:kern w:val="0"/>
+          <w:sz w:val="20"/>
+          <w:szCs w:val="20"/>
+          <w:shd w:val="clear" w:fill="F5F5F5"/>
+          <w:lang w:val="en-US" w:eastAsia="zh-CN" w:bidi="ar"/>
+        </w:rPr>
+        <w:t>.</w:t>
+      </w:r>
+      <w:r>
+        <w:rPr>
+          <w:rFonts w:hint="default" w:ascii="Consolas" w:hAnsi="Consolas" w:eastAsia="Consolas" w:cs="Consolas"/>
+          <w:b/>
+          <w:bCs/>
+          <w:color w:val="AA3731"/>
+          <w:kern w:val="0"/>
+          <w:sz w:val="20"/>
+          <w:szCs w:val="20"/>
+          <w:shd w:val="clear" w:fill="F5F5F5"/>
+          <w:lang w:val="en-US" w:eastAsia="zh-CN" w:bidi="ar"/>
+        </w:rPr>
+        <w:t>querySelectorAll</w:t>
+      </w:r>
+      <w:r>
+        <w:rPr>
+          <w:rFonts w:hint="default" w:ascii="Consolas" w:hAnsi="Consolas" w:eastAsia="Consolas" w:cs="Consolas"/>
+          <w:b w:val="0"/>
+          <w:bCs w:val="0"/>
+          <w:color w:val="777777"/>
+          <w:kern w:val="0"/>
+          <w:sz w:val="20"/>
+          <w:szCs w:val="20"/>
+          <w:shd w:val="clear" w:fill="F5F5F5"/>
+          <w:lang w:val="en-US" w:eastAsia="zh-CN" w:bidi="ar"/>
+        </w:rPr>
+        <w:t>&lt;</w:t>
+      </w:r>
+      <w:r>
+        <w:rPr>
+          <w:rFonts w:hint="default" w:ascii="Consolas" w:hAnsi="Consolas" w:eastAsia="Consolas" w:cs="Consolas"/>
+          <w:b/>
+          <w:bCs/>
+          <w:color w:val="7A3E9D"/>
+          <w:kern w:val="0"/>
+          <w:sz w:val="20"/>
+          <w:szCs w:val="20"/>
+          <w:shd w:val="clear" w:fill="F5F5F5"/>
+          <w:lang w:val="en-US" w:eastAsia="zh-CN" w:bidi="ar"/>
+        </w:rPr>
+        <w:t>HTMLDivElement</w:t>
+      </w:r>
+      <w:r>
+        <w:rPr>
+          <w:rFonts w:hint="default" w:ascii="Consolas" w:hAnsi="Consolas" w:eastAsia="Consolas" w:cs="Consolas"/>
+          <w:b w:val="0"/>
+          <w:bCs w:val="0"/>
+          <w:color w:val="777777"/>
+          <w:kern w:val="0"/>
+          <w:sz w:val="20"/>
+          <w:szCs w:val="20"/>
+          <w:shd w:val="clear" w:fill="F5F5F5"/>
+          <w:lang w:val="en-US" w:eastAsia="zh-CN" w:bidi="ar"/>
+        </w:rPr>
+        <w:t>&gt;</w:t>
+      </w:r>
+      <w:r>
+        <w:rPr>
+          <w:rFonts w:hint="default" w:ascii="Consolas" w:hAnsi="Consolas" w:eastAsia="Consolas" w:cs="Consolas"/>
+          <w:b w:val="0"/>
+          <w:bCs w:val="0"/>
+          <w:color w:val="333333"/>
+          <w:kern w:val="0"/>
+          <w:sz w:val="20"/>
+          <w:szCs w:val="20"/>
+          <w:shd w:val="clear" w:fill="F5F5F5"/>
+          <w:lang w:val="en-US" w:eastAsia="zh-CN" w:bidi="ar"/>
+        </w:rPr>
+        <w:t>(</w:t>
+      </w:r>
+      <w:r>
+        <w:rPr>
+          <w:rFonts w:hint="default" w:ascii="Consolas" w:hAnsi="Consolas" w:eastAsia="Consolas" w:cs="Consolas"/>
+          <w:b w:val="0"/>
+          <w:bCs w:val="0"/>
+          <w:color w:val="777777"/>
+          <w:kern w:val="0"/>
+          <w:sz w:val="20"/>
+          <w:szCs w:val="20"/>
+          <w:shd w:val="clear" w:fill="F5F5F5"/>
+          <w:lang w:val="en-US" w:eastAsia="zh-CN" w:bidi="ar"/>
+        </w:rPr>
+        <w:t>'</w:t>
+      </w:r>
+      <w:r>
+        <w:rPr>
+          <w:rFonts w:hint="default" w:ascii="Consolas" w:hAnsi="Consolas" w:eastAsia="Consolas" w:cs="Consolas"/>
+          <w:b w:val="0"/>
+          <w:bCs w:val="0"/>
+          <w:color w:val="448C27"/>
+          <w:kern w:val="0"/>
+          <w:sz w:val="20"/>
+          <w:szCs w:val="20"/>
+          <w:shd w:val="clear" w:fill="F5F5F5"/>
+          <w:lang w:val="en-US" w:eastAsia="zh-CN" w:bidi="ar"/>
+        </w:rPr>
+        <w:t>.cell</w:t>
+      </w:r>
+      <w:r>
+        <w:rPr>
+          <w:rFonts w:hint="default" w:ascii="Consolas" w:hAnsi="Consolas" w:eastAsia="Consolas" w:cs="Consolas"/>
+          <w:b w:val="0"/>
+          <w:bCs w:val="0"/>
+          <w:color w:val="777777"/>
+          <w:kern w:val="0"/>
+          <w:sz w:val="20"/>
+          <w:szCs w:val="20"/>
+          <w:shd w:val="clear" w:fill="F5F5F5"/>
+          <w:lang w:val="en-US" w:eastAsia="zh-CN" w:bidi="ar"/>
+        </w:rPr>
+        <w:t>'</w:t>
+      </w:r>
+      <w:r>
+        <w:rPr>
+          <w:rFonts w:hint="default" w:ascii="Consolas" w:hAnsi="Consolas" w:eastAsia="Consolas" w:cs="Consolas"/>
+          <w:b w:val="0"/>
+          <w:bCs w:val="0"/>
+          <w:color w:val="333333"/>
+          <w:kern w:val="0"/>
+          <w:sz w:val="20"/>
+          <w:szCs w:val="20"/>
+          <w:shd w:val="clear" w:fill="F5F5F5"/>
+          <w:lang w:val="en-US" w:eastAsia="zh-CN" w:bidi="ar"/>
+        </w:rPr>
+        <w:t>)</w:t>
+      </w:r>
+      <w:r>
+        <w:rPr>
+          <w:rFonts w:hint="default" w:ascii="Consolas" w:hAnsi="Consolas" w:eastAsia="Consolas" w:cs="Consolas"/>
+          <w:b w:val="0"/>
+          <w:bCs w:val="0"/>
+          <w:color w:val="777777"/>
+          <w:kern w:val="0"/>
+          <w:sz w:val="20"/>
+          <w:szCs w:val="20"/>
+          <w:shd w:val="clear" w:fill="F5F5F5"/>
+          <w:lang w:val="en-US" w:eastAsia="zh-CN" w:bidi="ar"/>
+        </w:rPr>
+        <w:t>.</w:t>
+      </w:r>
+      <w:r>
+        <w:rPr>
+          <w:rFonts w:hint="default" w:ascii="Consolas" w:hAnsi="Consolas" w:eastAsia="Consolas" w:cs="Consolas"/>
+          <w:b/>
+          <w:bCs/>
+          <w:color w:val="AA3731"/>
+          <w:kern w:val="0"/>
+          <w:sz w:val="20"/>
+          <w:szCs w:val="20"/>
+          <w:shd w:val="clear" w:fill="F5F5F5"/>
+          <w:lang w:val="en-US" w:eastAsia="zh-CN" w:bidi="ar"/>
+        </w:rPr>
+        <w:t>forEach</w:t>
+      </w:r>
+      <w:r>
+        <w:rPr>
+          <w:rFonts w:hint="default" w:ascii="Consolas" w:hAnsi="Consolas" w:eastAsia="Consolas" w:cs="Consolas"/>
+          <w:b w:val="0"/>
+          <w:bCs w:val="0"/>
+          <w:color w:val="333333"/>
+          <w:kern w:val="0"/>
+          <w:sz w:val="20"/>
+          <w:szCs w:val="20"/>
+          <w:shd w:val="clear" w:fill="F5F5F5"/>
+          <w:lang w:val="en-US" w:eastAsia="zh-CN" w:bidi="ar"/>
+        </w:rPr>
+        <w:t>(</w:t>
+      </w:r>
+      <w:r>
+        <w:rPr>
+          <w:rFonts w:hint="default" w:ascii="Consolas" w:hAnsi="Consolas" w:eastAsia="Consolas" w:cs="Consolas"/>
+          <w:b w:val="0"/>
+          <w:bCs w:val="0"/>
+          <w:color w:val="7A3E9D"/>
+          <w:kern w:val="0"/>
+          <w:sz w:val="20"/>
+          <w:szCs w:val="20"/>
+          <w:shd w:val="clear" w:fill="F5F5F5"/>
+          <w:lang w:val="en-US" w:eastAsia="zh-CN" w:bidi="ar"/>
+        </w:rPr>
+        <w:t>cell</w:t>
+      </w:r>
+      <w:r>
+        <w:rPr>
+          <w:rFonts w:hint="default" w:ascii="Consolas" w:hAnsi="Consolas" w:eastAsia="Consolas" w:cs="Consolas"/>
+          <w:b w:val="0"/>
+          <w:bCs w:val="0"/>
+          <w:color w:val="333333"/>
+          <w:kern w:val="0"/>
+          <w:sz w:val="20"/>
+          <w:szCs w:val="20"/>
+          <w:shd w:val="clear" w:fill="F5F5F5"/>
+          <w:lang w:val="en-US" w:eastAsia="zh-CN" w:bidi="ar"/>
+        </w:rPr>
+        <w:t xml:space="preserve"> </w:t>
+      </w:r>
+      <w:r>
+        <w:rPr>
+          <w:rFonts w:hint="default" w:ascii="Consolas" w:hAnsi="Consolas" w:eastAsia="Consolas" w:cs="Consolas"/>
+          <w:b w:val="0"/>
+          <w:bCs w:val="0"/>
+          <w:color w:val="7A3E9D"/>
+          <w:kern w:val="0"/>
+          <w:sz w:val="20"/>
+          <w:szCs w:val="20"/>
+          <w:shd w:val="clear" w:fill="F5F5F5"/>
+          <w:lang w:val="en-US" w:eastAsia="zh-CN" w:bidi="ar"/>
+        </w:rPr>
+        <w:t>=&gt;</w:t>
+      </w:r>
+      <w:r>
+        <w:rPr>
+          <w:rFonts w:hint="default" w:ascii="Consolas" w:hAnsi="Consolas" w:eastAsia="Consolas" w:cs="Consolas"/>
+          <w:b w:val="0"/>
+          <w:bCs w:val="0"/>
+          <w:color w:val="333333"/>
+          <w:kern w:val="0"/>
+          <w:sz w:val="20"/>
+          <w:szCs w:val="20"/>
+          <w:shd w:val="clear" w:fill="F5F5F5"/>
+          <w:lang w:val="en-US" w:eastAsia="zh-CN" w:bidi="ar"/>
+        </w:rPr>
+        <w:t xml:space="preserve"> </w:t>
+      </w:r>
+      <w:r>
+        <w:rPr>
+          <w:rFonts w:hint="default" w:ascii="Consolas" w:hAnsi="Consolas" w:eastAsia="Consolas" w:cs="Consolas"/>
+          <w:b w:val="0"/>
+          <w:bCs w:val="0"/>
+          <w:color w:val="777777"/>
+          <w:kern w:val="0"/>
+          <w:sz w:val="20"/>
+          <w:szCs w:val="20"/>
+          <w:shd w:val="clear" w:fill="F5F5F5"/>
+          <w:lang w:val="en-US" w:eastAsia="zh-CN" w:bidi="ar"/>
+        </w:rPr>
+        <w:t>{</w:t>
+      </w:r>
+    </w:p>
+    <w:p>
+      <w:pPr>
+        <w:keepNext w:val="0"/>
+        <w:keepLines w:val="0"/>
+        <w:widowControl/>
+        <w:suppressLineNumbers w:val="0"/>
+        <w:shd w:val="clear" w:fill="F5F5F5"/>
+        <w:spacing w:line="163" w:lineRule="atLeast"/>
+        <w:jc w:val="left"/>
+        <w:rPr>
+          <w:rFonts w:hint="default" w:ascii="Consolas" w:hAnsi="Consolas" w:eastAsia="Consolas" w:cs="Consolas"/>
+          <w:b w:val="0"/>
+          <w:bCs w:val="0"/>
+          <w:color w:val="333333"/>
+          <w:sz w:val="20"/>
+          <w:szCs w:val="20"/>
+        </w:rPr>
+      </w:pPr>
+      <w:r>
+        <w:rPr>
+          <w:rFonts w:hint="default" w:ascii="Consolas" w:hAnsi="Consolas" w:eastAsia="Consolas" w:cs="Consolas"/>
+          <w:b w:val="0"/>
+          <w:bCs w:val="0"/>
+          <w:color w:val="777777"/>
+          <w:kern w:val="0"/>
+          <w:sz w:val="20"/>
+          <w:szCs w:val="20"/>
+          <w:shd w:val="clear" w:fill="F5F5F5"/>
+          <w:lang w:val="en-US" w:eastAsia="zh-CN" w:bidi="ar"/>
+        </w:rPr>
+        <w:t xml:space="preserve">        </w:t>
+      </w:r>
+      <w:r>
+        <w:rPr>
+          <w:rFonts w:hint="default" w:ascii="Consolas" w:hAnsi="Consolas" w:eastAsia="Consolas" w:cs="Consolas"/>
+          <w:b w:val="0"/>
+          <w:bCs w:val="0"/>
+          <w:i/>
+          <w:iCs/>
+          <w:color w:val="AAAAAA"/>
+          <w:kern w:val="0"/>
+          <w:sz w:val="20"/>
+          <w:szCs w:val="20"/>
+          <w:shd w:val="clear" w:fill="F5F5F5"/>
+          <w:lang w:val="en-US" w:eastAsia="zh-CN" w:bidi="ar"/>
+        </w:rPr>
+        <w:t>//ternary operator</w:t>
+      </w:r>
+    </w:p>
+    <w:p>
+      <w:pPr>
+        <w:keepNext w:val="0"/>
+        <w:keepLines w:val="0"/>
+        <w:widowControl/>
+        <w:suppressLineNumbers w:val="0"/>
+        <w:shd w:val="clear" w:fill="F5F5F5"/>
+        <w:spacing w:line="163" w:lineRule="atLeast"/>
+        <w:jc w:val="left"/>
+        <w:rPr>
+          <w:rFonts w:hint="default" w:ascii="Consolas" w:hAnsi="Consolas" w:eastAsia="Consolas" w:cs="Consolas"/>
+          <w:b w:val="0"/>
+          <w:bCs w:val="0"/>
+          <w:color w:val="333333"/>
+          <w:sz w:val="20"/>
+          <w:szCs w:val="20"/>
+        </w:rPr>
+      </w:pPr>
+      <w:r>
+        <w:rPr>
+          <w:rFonts w:hint="default" w:ascii="Consolas" w:hAnsi="Consolas" w:eastAsia="Consolas" w:cs="Consolas"/>
+          <w:b w:val="0"/>
+          <w:bCs w:val="0"/>
+          <w:color w:val="333333"/>
+          <w:kern w:val="0"/>
+          <w:sz w:val="20"/>
+          <w:szCs w:val="20"/>
+          <w:shd w:val="clear" w:fill="F5F5F5"/>
+          <w:lang w:val="en-US" w:eastAsia="zh-CN" w:bidi="ar"/>
+        </w:rPr>
+        <w:t xml:space="preserve">    </w:t>
+      </w:r>
+      <w:r>
+        <w:rPr>
+          <w:rFonts w:hint="default" w:ascii="Consolas" w:hAnsi="Consolas" w:eastAsia="Consolas" w:cs="Consolas"/>
+          <w:b w:val="0"/>
+          <w:bCs w:val="0"/>
+          <w:color w:val="7A3E9D"/>
+          <w:kern w:val="0"/>
+          <w:sz w:val="20"/>
+          <w:szCs w:val="20"/>
+          <w:shd w:val="clear" w:fill="F5F5F5"/>
+          <w:lang w:val="en-US" w:eastAsia="zh-CN" w:bidi="ar"/>
+        </w:rPr>
+        <w:t>cell</w:t>
+      </w:r>
+      <w:r>
+        <w:rPr>
+          <w:rFonts w:hint="default" w:ascii="Consolas" w:hAnsi="Consolas" w:eastAsia="Consolas" w:cs="Consolas"/>
+          <w:b w:val="0"/>
+          <w:bCs w:val="0"/>
+          <w:color w:val="777777"/>
+          <w:kern w:val="0"/>
+          <w:sz w:val="20"/>
+          <w:szCs w:val="20"/>
+          <w:shd w:val="clear" w:fill="F5F5F5"/>
+          <w:lang w:val="en-US" w:eastAsia="zh-CN" w:bidi="ar"/>
+        </w:rPr>
+        <w:t>.</w:t>
+      </w:r>
+      <w:r>
+        <w:rPr>
+          <w:rFonts w:hint="default" w:ascii="Consolas" w:hAnsi="Consolas" w:eastAsia="Consolas" w:cs="Consolas"/>
+          <w:b w:val="0"/>
+          <w:bCs w:val="0"/>
+          <w:color w:val="7A3E9D"/>
+          <w:kern w:val="0"/>
+          <w:sz w:val="20"/>
+          <w:szCs w:val="20"/>
+          <w:shd w:val="clear" w:fill="F5F5F5"/>
+          <w:lang w:val="en-US" w:eastAsia="zh-CN" w:bidi="ar"/>
+        </w:rPr>
+        <w:t>style</w:t>
+      </w:r>
+      <w:r>
+        <w:rPr>
+          <w:rFonts w:hint="default" w:ascii="Consolas" w:hAnsi="Consolas" w:eastAsia="Consolas" w:cs="Consolas"/>
+          <w:b w:val="0"/>
+          <w:bCs w:val="0"/>
+          <w:color w:val="777777"/>
+          <w:kern w:val="0"/>
+          <w:sz w:val="20"/>
+          <w:szCs w:val="20"/>
+          <w:shd w:val="clear" w:fill="F5F5F5"/>
+          <w:lang w:val="en-US" w:eastAsia="zh-CN" w:bidi="ar"/>
+        </w:rPr>
+        <w:t>.</w:t>
+      </w:r>
+      <w:r>
+        <w:rPr>
+          <w:rFonts w:hint="default" w:ascii="Consolas" w:hAnsi="Consolas" w:eastAsia="Consolas" w:cs="Consolas"/>
+          <w:b w:val="0"/>
+          <w:bCs w:val="0"/>
+          <w:color w:val="7A3E9D"/>
+          <w:kern w:val="0"/>
+          <w:sz w:val="20"/>
+          <w:szCs w:val="20"/>
+          <w:shd w:val="clear" w:fill="F5F5F5"/>
+          <w:lang w:val="en-US" w:eastAsia="zh-CN" w:bidi="ar"/>
+        </w:rPr>
+        <w:t>filter</w:t>
+      </w:r>
+      <w:r>
+        <w:rPr>
+          <w:rFonts w:hint="default" w:ascii="Consolas" w:hAnsi="Consolas" w:eastAsia="Consolas" w:cs="Consolas"/>
+          <w:b w:val="0"/>
+          <w:bCs w:val="0"/>
+          <w:color w:val="333333"/>
+          <w:kern w:val="0"/>
+          <w:sz w:val="20"/>
+          <w:szCs w:val="20"/>
+          <w:shd w:val="clear" w:fill="F5F5F5"/>
+          <w:lang w:val="en-US" w:eastAsia="zh-CN" w:bidi="ar"/>
+        </w:rPr>
+        <w:t xml:space="preserve"> </w:t>
+      </w:r>
+      <w:r>
+        <w:rPr>
+          <w:rFonts w:hint="default" w:ascii="Consolas" w:hAnsi="Consolas" w:eastAsia="Consolas" w:cs="Consolas"/>
+          <w:b w:val="0"/>
+          <w:bCs w:val="0"/>
+          <w:color w:val="777777"/>
+          <w:kern w:val="0"/>
+          <w:sz w:val="20"/>
+          <w:szCs w:val="20"/>
+          <w:shd w:val="clear" w:fill="F5F5F5"/>
+          <w:lang w:val="en-US" w:eastAsia="zh-CN" w:bidi="ar"/>
+        </w:rPr>
+        <w:t>=</w:t>
+      </w:r>
+      <w:r>
+        <w:rPr>
+          <w:rFonts w:hint="default" w:ascii="Consolas" w:hAnsi="Consolas" w:eastAsia="Consolas" w:cs="Consolas"/>
+          <w:b w:val="0"/>
+          <w:bCs w:val="0"/>
+          <w:color w:val="333333"/>
+          <w:kern w:val="0"/>
+          <w:sz w:val="20"/>
+          <w:szCs w:val="20"/>
+          <w:shd w:val="clear" w:fill="F5F5F5"/>
+          <w:lang w:val="en-US" w:eastAsia="zh-CN" w:bidi="ar"/>
+        </w:rPr>
+        <w:t xml:space="preserve"> </w:t>
+      </w:r>
+      <w:r>
+        <w:rPr>
+          <w:rFonts w:hint="default" w:ascii="Consolas" w:hAnsi="Consolas" w:eastAsia="Consolas" w:cs="Consolas"/>
+          <w:b w:val="0"/>
+          <w:bCs w:val="0"/>
+          <w:color w:val="7A3E9D"/>
+          <w:kern w:val="0"/>
+          <w:sz w:val="20"/>
+          <w:szCs w:val="20"/>
+          <w:shd w:val="clear" w:fill="F5F5F5"/>
+          <w:lang w:val="en-US" w:eastAsia="zh-CN" w:bidi="ar"/>
+        </w:rPr>
+        <w:t>isGray</w:t>
+      </w:r>
+      <w:r>
+        <w:rPr>
+          <w:rFonts w:hint="default" w:ascii="Consolas" w:hAnsi="Consolas" w:eastAsia="Consolas" w:cs="Consolas"/>
+          <w:b w:val="0"/>
+          <w:bCs w:val="0"/>
+          <w:color w:val="333333"/>
+          <w:kern w:val="0"/>
+          <w:sz w:val="20"/>
+          <w:szCs w:val="20"/>
+          <w:shd w:val="clear" w:fill="F5F5F5"/>
+          <w:lang w:val="en-US" w:eastAsia="zh-CN" w:bidi="ar"/>
+        </w:rPr>
+        <w:t xml:space="preserve"> </w:t>
+      </w:r>
+      <w:r>
+        <w:rPr>
+          <w:rFonts w:hint="default" w:ascii="Consolas" w:hAnsi="Consolas" w:eastAsia="Consolas" w:cs="Consolas"/>
+          <w:b w:val="0"/>
+          <w:bCs w:val="0"/>
+          <w:color w:val="777777"/>
+          <w:kern w:val="0"/>
+          <w:sz w:val="20"/>
+          <w:szCs w:val="20"/>
+          <w:shd w:val="clear" w:fill="F5F5F5"/>
+          <w:lang w:val="en-US" w:eastAsia="zh-CN" w:bidi="ar"/>
+        </w:rPr>
+        <w:t>?</w:t>
+      </w:r>
+      <w:r>
+        <w:rPr>
+          <w:rFonts w:hint="default" w:ascii="Consolas" w:hAnsi="Consolas" w:eastAsia="Consolas" w:cs="Consolas"/>
+          <w:b w:val="0"/>
+          <w:bCs w:val="0"/>
+          <w:color w:val="333333"/>
+          <w:kern w:val="0"/>
+          <w:sz w:val="20"/>
+          <w:szCs w:val="20"/>
+          <w:shd w:val="clear" w:fill="F5F5F5"/>
+          <w:lang w:val="en-US" w:eastAsia="zh-CN" w:bidi="ar"/>
+        </w:rPr>
+        <w:t xml:space="preserve"> </w:t>
+      </w:r>
+      <w:r>
+        <w:rPr>
+          <w:rFonts w:hint="default" w:ascii="Consolas" w:hAnsi="Consolas" w:eastAsia="Consolas" w:cs="Consolas"/>
+          <w:b w:val="0"/>
+          <w:bCs w:val="0"/>
+          <w:color w:val="777777"/>
+          <w:kern w:val="0"/>
+          <w:sz w:val="20"/>
+          <w:szCs w:val="20"/>
+          <w:shd w:val="clear" w:fill="F5F5F5"/>
+          <w:lang w:val="en-US" w:eastAsia="zh-CN" w:bidi="ar"/>
+        </w:rPr>
+        <w:t>"</w:t>
+      </w:r>
+      <w:r>
+        <w:rPr>
+          <w:rFonts w:hint="default" w:ascii="Consolas" w:hAnsi="Consolas" w:eastAsia="Consolas" w:cs="Consolas"/>
+          <w:b w:val="0"/>
+          <w:bCs w:val="0"/>
+          <w:color w:val="448C27"/>
+          <w:kern w:val="0"/>
+          <w:sz w:val="20"/>
+          <w:szCs w:val="20"/>
+          <w:shd w:val="clear" w:fill="F5F5F5"/>
+          <w:lang w:val="en-US" w:eastAsia="zh-CN" w:bidi="ar"/>
+        </w:rPr>
+        <w:t>grayscale(100%)</w:t>
+      </w:r>
+      <w:r>
+        <w:rPr>
+          <w:rFonts w:hint="default" w:ascii="Consolas" w:hAnsi="Consolas" w:eastAsia="Consolas" w:cs="Consolas"/>
+          <w:b w:val="0"/>
+          <w:bCs w:val="0"/>
+          <w:color w:val="777777"/>
+          <w:kern w:val="0"/>
+          <w:sz w:val="20"/>
+          <w:szCs w:val="20"/>
+          <w:shd w:val="clear" w:fill="F5F5F5"/>
+          <w:lang w:val="en-US" w:eastAsia="zh-CN" w:bidi="ar"/>
+        </w:rPr>
+        <w:t>"</w:t>
+      </w:r>
+      <w:r>
+        <w:rPr>
+          <w:rFonts w:hint="default" w:ascii="Consolas" w:hAnsi="Consolas" w:eastAsia="Consolas" w:cs="Consolas"/>
+          <w:b w:val="0"/>
+          <w:bCs w:val="0"/>
+          <w:color w:val="333333"/>
+          <w:kern w:val="0"/>
+          <w:sz w:val="20"/>
+          <w:szCs w:val="20"/>
+          <w:shd w:val="clear" w:fill="F5F5F5"/>
+          <w:lang w:val="en-US" w:eastAsia="zh-CN" w:bidi="ar"/>
+        </w:rPr>
+        <w:t xml:space="preserve"> </w:t>
+      </w:r>
+      <w:r>
+        <w:rPr>
+          <w:rFonts w:hint="default" w:ascii="Consolas" w:hAnsi="Consolas" w:eastAsia="Consolas" w:cs="Consolas"/>
+          <w:b w:val="0"/>
+          <w:bCs w:val="0"/>
+          <w:color w:val="777777"/>
+          <w:kern w:val="0"/>
+          <w:sz w:val="20"/>
+          <w:szCs w:val="20"/>
+          <w:shd w:val="clear" w:fill="F5F5F5"/>
+          <w:lang w:val="en-US" w:eastAsia="zh-CN" w:bidi="ar"/>
+        </w:rPr>
+        <w:t>:</w:t>
+      </w:r>
+      <w:r>
+        <w:rPr>
+          <w:rFonts w:hint="default" w:ascii="Consolas" w:hAnsi="Consolas" w:eastAsia="Consolas" w:cs="Consolas"/>
+          <w:b w:val="0"/>
+          <w:bCs w:val="0"/>
+          <w:color w:val="333333"/>
+          <w:kern w:val="0"/>
+          <w:sz w:val="20"/>
+          <w:szCs w:val="20"/>
+          <w:shd w:val="clear" w:fill="F5F5F5"/>
+          <w:lang w:val="en-US" w:eastAsia="zh-CN" w:bidi="ar"/>
+        </w:rPr>
+        <w:t xml:space="preserve"> </w:t>
+      </w:r>
+      <w:r>
+        <w:rPr>
+          <w:rFonts w:hint="default" w:ascii="Consolas" w:hAnsi="Consolas" w:eastAsia="Consolas" w:cs="Consolas"/>
+          <w:b w:val="0"/>
+          <w:bCs w:val="0"/>
+          <w:color w:val="777777"/>
+          <w:kern w:val="0"/>
+          <w:sz w:val="20"/>
+          <w:szCs w:val="20"/>
+          <w:shd w:val="clear" w:fill="F5F5F5"/>
+          <w:lang w:val="en-US" w:eastAsia="zh-CN" w:bidi="ar"/>
+        </w:rPr>
+        <w:t>"</w:t>
+      </w:r>
+      <w:r>
+        <w:rPr>
+          <w:rFonts w:hint="default" w:ascii="Consolas" w:hAnsi="Consolas" w:eastAsia="Consolas" w:cs="Consolas"/>
+          <w:b w:val="0"/>
+          <w:bCs w:val="0"/>
+          <w:color w:val="448C27"/>
+          <w:kern w:val="0"/>
+          <w:sz w:val="20"/>
+          <w:szCs w:val="20"/>
+          <w:shd w:val="clear" w:fill="F5F5F5"/>
+          <w:lang w:val="en-US" w:eastAsia="zh-CN" w:bidi="ar"/>
+        </w:rPr>
+        <w:t>none</w:t>
+      </w:r>
+      <w:r>
+        <w:rPr>
+          <w:rFonts w:hint="default" w:ascii="Consolas" w:hAnsi="Consolas" w:eastAsia="Consolas" w:cs="Consolas"/>
+          <w:b w:val="0"/>
+          <w:bCs w:val="0"/>
+          <w:color w:val="777777"/>
+          <w:kern w:val="0"/>
+          <w:sz w:val="20"/>
+          <w:szCs w:val="20"/>
+          <w:shd w:val="clear" w:fill="F5F5F5"/>
+          <w:lang w:val="en-US" w:eastAsia="zh-CN" w:bidi="ar"/>
+        </w:rPr>
+        <w:t>";</w:t>
+      </w:r>
+    </w:p>
+    <w:p>
+      <w:pPr>
+        <w:keepNext w:val="0"/>
+        <w:keepLines w:val="0"/>
+        <w:widowControl/>
+        <w:suppressLineNumbers w:val="0"/>
+        <w:shd w:val="clear" w:fill="F5F5F5"/>
+        <w:spacing w:line="163" w:lineRule="atLeast"/>
+        <w:jc w:val="left"/>
+        <w:rPr>
+          <w:rFonts w:hint="default" w:ascii="Consolas" w:hAnsi="Consolas" w:eastAsia="Consolas" w:cs="Consolas"/>
+          <w:b w:val="0"/>
+          <w:bCs w:val="0"/>
+          <w:color w:val="333333"/>
+          <w:sz w:val="20"/>
+          <w:szCs w:val="20"/>
+        </w:rPr>
+      </w:pPr>
+      <w:r>
+        <w:rPr>
+          <w:rFonts w:hint="default" w:ascii="Consolas" w:hAnsi="Consolas" w:eastAsia="Consolas" w:cs="Consolas"/>
+          <w:b w:val="0"/>
+          <w:bCs w:val="0"/>
+          <w:color w:val="333333"/>
+          <w:kern w:val="0"/>
+          <w:sz w:val="20"/>
+          <w:szCs w:val="20"/>
+          <w:shd w:val="clear" w:fill="F5F5F5"/>
+          <w:lang w:val="en-US" w:eastAsia="zh-CN" w:bidi="ar"/>
+        </w:rPr>
+        <w:t xml:space="preserve">  </w:t>
+      </w:r>
+      <w:r>
+        <w:rPr>
+          <w:rFonts w:hint="default" w:ascii="Consolas" w:hAnsi="Consolas" w:eastAsia="Consolas" w:cs="Consolas"/>
+          <w:b w:val="0"/>
+          <w:bCs w:val="0"/>
+          <w:color w:val="777777"/>
+          <w:kern w:val="0"/>
+          <w:sz w:val="20"/>
+          <w:szCs w:val="20"/>
+          <w:shd w:val="clear" w:fill="F5F5F5"/>
+          <w:lang w:val="en-US" w:eastAsia="zh-CN" w:bidi="ar"/>
+        </w:rPr>
+        <w:t>}</w:t>
+      </w:r>
+      <w:r>
+        <w:rPr>
+          <w:rFonts w:hint="default" w:ascii="Consolas" w:hAnsi="Consolas" w:eastAsia="Consolas" w:cs="Consolas"/>
+          <w:b w:val="0"/>
+          <w:bCs w:val="0"/>
+          <w:color w:val="333333"/>
+          <w:kern w:val="0"/>
+          <w:sz w:val="20"/>
+          <w:szCs w:val="20"/>
+          <w:shd w:val="clear" w:fill="F5F5F5"/>
+          <w:lang w:val="en-US" w:eastAsia="zh-CN" w:bidi="ar"/>
+        </w:rPr>
+        <w:t>)</w:t>
+      </w:r>
+      <w:r>
+        <w:rPr>
+          <w:rFonts w:hint="default" w:ascii="Consolas" w:hAnsi="Consolas" w:eastAsia="Consolas" w:cs="Consolas"/>
+          <w:b w:val="0"/>
+          <w:bCs w:val="0"/>
+          <w:color w:val="777777"/>
+          <w:kern w:val="0"/>
+          <w:sz w:val="20"/>
+          <w:szCs w:val="20"/>
+          <w:shd w:val="clear" w:fill="F5F5F5"/>
+          <w:lang w:val="en-US" w:eastAsia="zh-CN" w:bidi="ar"/>
+        </w:rPr>
+        <w:t>;</w:t>
+      </w:r>
+    </w:p>
+    <w:p>
+      <w:pPr>
+        <w:keepNext w:val="0"/>
+        <w:keepLines w:val="0"/>
+        <w:widowControl/>
+        <w:suppressLineNumbers w:val="0"/>
+        <w:shd w:val="clear" w:fill="F5F5F5"/>
+        <w:spacing w:line="163" w:lineRule="atLeast"/>
+        <w:jc w:val="left"/>
+        <w:rPr>
+          <w:rFonts w:hint="default" w:ascii="Consolas" w:hAnsi="Consolas" w:eastAsia="Consolas" w:cs="Consolas"/>
+          <w:b w:val="0"/>
+          <w:bCs w:val="0"/>
+          <w:color w:val="333333"/>
+          <w:sz w:val="20"/>
+          <w:szCs w:val="20"/>
+        </w:rPr>
+      </w:pPr>
+      <w:r>
+        <w:rPr>
+          <w:rFonts w:hint="default" w:ascii="Consolas" w:hAnsi="Consolas" w:eastAsia="Consolas" w:cs="Consolas"/>
+          <w:b w:val="0"/>
+          <w:bCs w:val="0"/>
+          <w:color w:val="333333"/>
+          <w:kern w:val="0"/>
+          <w:sz w:val="20"/>
+          <w:szCs w:val="20"/>
+          <w:shd w:val="clear" w:fill="F5F5F5"/>
+          <w:lang w:val="en-US" w:eastAsia="zh-CN" w:bidi="ar"/>
+        </w:rPr>
+        <w:t xml:space="preserve">  </w:t>
+      </w:r>
+      <w:r>
+        <w:rPr>
+          <w:rFonts w:hint="default" w:ascii="Consolas" w:hAnsi="Consolas" w:eastAsia="Consolas" w:cs="Consolas"/>
+          <w:b w:val="0"/>
+          <w:bCs w:val="0"/>
+          <w:color w:val="4B69C6"/>
+          <w:kern w:val="0"/>
+          <w:sz w:val="20"/>
+          <w:szCs w:val="20"/>
+          <w:shd w:val="clear" w:fill="F5F5F5"/>
+          <w:lang w:val="en-US" w:eastAsia="zh-CN" w:bidi="ar"/>
+        </w:rPr>
+        <w:t>if</w:t>
+      </w:r>
+      <w:r>
+        <w:rPr>
+          <w:rFonts w:hint="default" w:ascii="Consolas" w:hAnsi="Consolas" w:eastAsia="Consolas" w:cs="Consolas"/>
+          <w:b w:val="0"/>
+          <w:bCs w:val="0"/>
+          <w:color w:val="333333"/>
+          <w:kern w:val="0"/>
+          <w:sz w:val="20"/>
+          <w:szCs w:val="20"/>
+          <w:shd w:val="clear" w:fill="F5F5F5"/>
+          <w:lang w:val="en-US" w:eastAsia="zh-CN" w:bidi="ar"/>
+        </w:rPr>
+        <w:t xml:space="preserve"> (</w:t>
+      </w:r>
+      <w:r>
+        <w:rPr>
+          <w:rFonts w:hint="default" w:ascii="Consolas" w:hAnsi="Consolas" w:eastAsia="Consolas" w:cs="Consolas"/>
+          <w:b w:val="0"/>
+          <w:bCs w:val="0"/>
+          <w:color w:val="7A3E9D"/>
+          <w:kern w:val="0"/>
+          <w:sz w:val="20"/>
+          <w:szCs w:val="20"/>
+          <w:shd w:val="clear" w:fill="F5F5F5"/>
+          <w:lang w:val="en-US" w:eastAsia="zh-CN" w:bidi="ar"/>
+        </w:rPr>
+        <w:t>isGray</w:t>
+      </w:r>
+      <w:r>
+        <w:rPr>
+          <w:rFonts w:hint="default" w:ascii="Consolas" w:hAnsi="Consolas" w:eastAsia="Consolas" w:cs="Consolas"/>
+          <w:b w:val="0"/>
+          <w:bCs w:val="0"/>
+          <w:color w:val="333333"/>
+          <w:kern w:val="0"/>
+          <w:sz w:val="20"/>
+          <w:szCs w:val="20"/>
+          <w:shd w:val="clear" w:fill="F5F5F5"/>
+          <w:lang w:val="en-US" w:eastAsia="zh-CN" w:bidi="ar"/>
+        </w:rPr>
+        <w:t xml:space="preserve">) </w:t>
+      </w:r>
+      <w:r>
+        <w:rPr>
+          <w:rFonts w:hint="default" w:ascii="Consolas" w:hAnsi="Consolas" w:eastAsia="Consolas" w:cs="Consolas"/>
+          <w:b w:val="0"/>
+          <w:bCs w:val="0"/>
+          <w:color w:val="777777"/>
+          <w:kern w:val="0"/>
+          <w:sz w:val="20"/>
+          <w:szCs w:val="20"/>
+          <w:shd w:val="clear" w:fill="F5F5F5"/>
+          <w:lang w:val="en-US" w:eastAsia="zh-CN" w:bidi="ar"/>
+        </w:rPr>
+        <w:t>{</w:t>
+      </w:r>
+    </w:p>
+    <w:p>
+      <w:pPr>
+        <w:keepNext w:val="0"/>
+        <w:keepLines w:val="0"/>
+        <w:widowControl/>
+        <w:suppressLineNumbers w:val="0"/>
+        <w:shd w:val="clear" w:fill="F5F5F5"/>
+        <w:spacing w:line="163" w:lineRule="atLeast"/>
+        <w:jc w:val="left"/>
+        <w:rPr>
+          <w:rFonts w:hint="default" w:ascii="Consolas" w:hAnsi="Consolas" w:eastAsia="Consolas" w:cs="Consolas"/>
+          <w:b w:val="0"/>
+          <w:bCs w:val="0"/>
+          <w:color w:val="333333"/>
+          <w:sz w:val="20"/>
+          <w:szCs w:val="20"/>
+        </w:rPr>
+      </w:pPr>
+      <w:r>
+        <w:rPr>
+          <w:rFonts w:hint="default" w:ascii="Consolas" w:hAnsi="Consolas" w:eastAsia="Consolas" w:cs="Consolas"/>
+          <w:b w:val="0"/>
+          <w:bCs w:val="0"/>
+          <w:color w:val="333333"/>
+          <w:kern w:val="0"/>
+          <w:sz w:val="20"/>
+          <w:szCs w:val="20"/>
+          <w:shd w:val="clear" w:fill="F5F5F5"/>
+          <w:lang w:val="en-US" w:eastAsia="zh-CN" w:bidi="ar"/>
+        </w:rPr>
+        <w:t xml:space="preserve">    </w:t>
+      </w:r>
+      <w:r>
+        <w:rPr>
+          <w:rFonts w:hint="default" w:ascii="Consolas" w:hAnsi="Consolas" w:eastAsia="Consolas" w:cs="Consolas"/>
+          <w:b w:val="0"/>
+          <w:bCs w:val="0"/>
+          <w:color w:val="7A3E9D"/>
+          <w:kern w:val="0"/>
+          <w:sz w:val="20"/>
+          <w:szCs w:val="20"/>
+          <w:shd w:val="clear" w:fill="F5F5F5"/>
+          <w:lang w:val="en-US" w:eastAsia="zh-CN" w:bidi="ar"/>
+        </w:rPr>
+        <w:t>cell_Color</w:t>
+      </w:r>
+      <w:r>
+        <w:rPr>
+          <w:rFonts w:hint="default" w:ascii="Consolas" w:hAnsi="Consolas" w:eastAsia="Consolas" w:cs="Consolas"/>
+          <w:b w:val="0"/>
+          <w:bCs w:val="0"/>
+          <w:color w:val="777777"/>
+          <w:kern w:val="0"/>
+          <w:sz w:val="20"/>
+          <w:szCs w:val="20"/>
+          <w:shd w:val="clear" w:fill="F5F5F5"/>
+          <w:lang w:val="en-US" w:eastAsia="zh-CN" w:bidi="ar"/>
+        </w:rPr>
+        <w:t>!.</w:t>
+      </w:r>
+      <w:r>
+        <w:rPr>
+          <w:rFonts w:hint="default" w:ascii="Consolas" w:hAnsi="Consolas" w:eastAsia="Consolas" w:cs="Consolas"/>
+          <w:b w:val="0"/>
+          <w:bCs w:val="0"/>
+          <w:color w:val="7A3E9D"/>
+          <w:kern w:val="0"/>
+          <w:sz w:val="20"/>
+          <w:szCs w:val="20"/>
+          <w:shd w:val="clear" w:fill="F5F5F5"/>
+          <w:lang w:val="en-US" w:eastAsia="zh-CN" w:bidi="ar"/>
+        </w:rPr>
+        <w:t>style</w:t>
+      </w:r>
+      <w:r>
+        <w:rPr>
+          <w:rFonts w:hint="default" w:ascii="Consolas" w:hAnsi="Consolas" w:eastAsia="Consolas" w:cs="Consolas"/>
+          <w:b w:val="0"/>
+          <w:bCs w:val="0"/>
+          <w:color w:val="777777"/>
+          <w:kern w:val="0"/>
+          <w:sz w:val="20"/>
+          <w:szCs w:val="20"/>
+          <w:shd w:val="clear" w:fill="F5F5F5"/>
+          <w:lang w:val="en-US" w:eastAsia="zh-CN" w:bidi="ar"/>
+        </w:rPr>
+        <w:t>.</w:t>
+      </w:r>
+      <w:r>
+        <w:rPr>
+          <w:rFonts w:hint="default" w:ascii="Consolas" w:hAnsi="Consolas" w:eastAsia="Consolas" w:cs="Consolas"/>
+          <w:b w:val="0"/>
+          <w:bCs w:val="0"/>
+          <w:color w:val="7A3E9D"/>
+          <w:kern w:val="0"/>
+          <w:sz w:val="20"/>
+          <w:szCs w:val="20"/>
+          <w:shd w:val="clear" w:fill="F5F5F5"/>
+          <w:lang w:val="en-US" w:eastAsia="zh-CN" w:bidi="ar"/>
+        </w:rPr>
+        <w:t>filter</w:t>
+      </w:r>
+      <w:r>
+        <w:rPr>
+          <w:rFonts w:hint="default" w:ascii="Consolas" w:hAnsi="Consolas" w:eastAsia="Consolas" w:cs="Consolas"/>
+          <w:b w:val="0"/>
+          <w:bCs w:val="0"/>
+          <w:color w:val="333333"/>
+          <w:kern w:val="0"/>
+          <w:sz w:val="20"/>
+          <w:szCs w:val="20"/>
+          <w:shd w:val="clear" w:fill="F5F5F5"/>
+          <w:lang w:val="en-US" w:eastAsia="zh-CN" w:bidi="ar"/>
+        </w:rPr>
+        <w:t xml:space="preserve"> </w:t>
+      </w:r>
+      <w:r>
+        <w:rPr>
+          <w:rFonts w:hint="default" w:ascii="Consolas" w:hAnsi="Consolas" w:eastAsia="Consolas" w:cs="Consolas"/>
+          <w:b w:val="0"/>
+          <w:bCs w:val="0"/>
+          <w:color w:val="777777"/>
+          <w:kern w:val="0"/>
+          <w:sz w:val="20"/>
+          <w:szCs w:val="20"/>
+          <w:shd w:val="clear" w:fill="F5F5F5"/>
+          <w:lang w:val="en-US" w:eastAsia="zh-CN" w:bidi="ar"/>
+        </w:rPr>
+        <w:t>=</w:t>
+      </w:r>
+      <w:r>
+        <w:rPr>
+          <w:rFonts w:hint="default" w:ascii="Consolas" w:hAnsi="Consolas" w:eastAsia="Consolas" w:cs="Consolas"/>
+          <w:b w:val="0"/>
+          <w:bCs w:val="0"/>
+          <w:color w:val="333333"/>
+          <w:kern w:val="0"/>
+          <w:sz w:val="20"/>
+          <w:szCs w:val="20"/>
+          <w:shd w:val="clear" w:fill="F5F5F5"/>
+          <w:lang w:val="en-US" w:eastAsia="zh-CN" w:bidi="ar"/>
+        </w:rPr>
+        <w:t xml:space="preserve"> </w:t>
+      </w:r>
+      <w:r>
+        <w:rPr>
+          <w:rFonts w:hint="default" w:ascii="Consolas" w:hAnsi="Consolas" w:eastAsia="Consolas" w:cs="Consolas"/>
+          <w:b w:val="0"/>
+          <w:bCs w:val="0"/>
+          <w:color w:val="777777"/>
+          <w:kern w:val="0"/>
+          <w:sz w:val="20"/>
+          <w:szCs w:val="20"/>
+          <w:shd w:val="clear" w:fill="F5F5F5"/>
+          <w:lang w:val="en-US" w:eastAsia="zh-CN" w:bidi="ar"/>
+        </w:rPr>
+        <w:t>"</w:t>
+      </w:r>
+      <w:r>
+        <w:rPr>
+          <w:rFonts w:hint="default" w:ascii="Consolas" w:hAnsi="Consolas" w:eastAsia="Consolas" w:cs="Consolas"/>
+          <w:b w:val="0"/>
+          <w:bCs w:val="0"/>
+          <w:color w:val="448C27"/>
+          <w:kern w:val="0"/>
+          <w:sz w:val="20"/>
+          <w:szCs w:val="20"/>
+          <w:shd w:val="clear" w:fill="F5F5F5"/>
+          <w:lang w:val="en-US" w:eastAsia="zh-CN" w:bidi="ar"/>
+        </w:rPr>
+        <w:t>grayscale(100%)</w:t>
+      </w:r>
+      <w:r>
+        <w:rPr>
+          <w:rFonts w:hint="default" w:ascii="Consolas" w:hAnsi="Consolas" w:eastAsia="Consolas" w:cs="Consolas"/>
+          <w:b w:val="0"/>
+          <w:bCs w:val="0"/>
+          <w:color w:val="777777"/>
+          <w:kern w:val="0"/>
+          <w:sz w:val="20"/>
+          <w:szCs w:val="20"/>
+          <w:shd w:val="clear" w:fill="F5F5F5"/>
+          <w:lang w:val="en-US" w:eastAsia="zh-CN" w:bidi="ar"/>
+        </w:rPr>
+        <w:t>";</w:t>
+      </w:r>
+    </w:p>
+    <w:p>
+      <w:pPr>
+        <w:keepNext w:val="0"/>
+        <w:keepLines w:val="0"/>
+        <w:widowControl/>
+        <w:suppressLineNumbers w:val="0"/>
+        <w:shd w:val="clear" w:fill="F5F5F5"/>
+        <w:spacing w:line="163" w:lineRule="atLeast"/>
+        <w:jc w:val="left"/>
+        <w:rPr>
+          <w:rFonts w:hint="default" w:ascii="Consolas" w:hAnsi="Consolas" w:eastAsia="Consolas" w:cs="Consolas"/>
+          <w:b w:val="0"/>
+          <w:bCs w:val="0"/>
+          <w:color w:val="333333"/>
+          <w:sz w:val="20"/>
+          <w:szCs w:val="20"/>
+        </w:rPr>
+      </w:pPr>
+      <w:r>
+        <w:rPr>
+          <w:rFonts w:hint="default" w:ascii="Consolas" w:hAnsi="Consolas" w:eastAsia="Consolas" w:cs="Consolas"/>
+          <w:b w:val="0"/>
+          <w:bCs w:val="0"/>
+          <w:color w:val="333333"/>
+          <w:kern w:val="0"/>
+          <w:sz w:val="20"/>
+          <w:szCs w:val="20"/>
+          <w:shd w:val="clear" w:fill="F5F5F5"/>
+          <w:lang w:val="en-US" w:eastAsia="zh-CN" w:bidi="ar"/>
+        </w:rPr>
+        <w:t xml:space="preserve">    </w:t>
+      </w:r>
+      <w:r>
+        <w:rPr>
+          <w:rFonts w:hint="default" w:ascii="Consolas" w:hAnsi="Consolas" w:eastAsia="Consolas" w:cs="Consolas"/>
+          <w:b w:val="0"/>
+          <w:bCs w:val="0"/>
+          <w:color w:val="7A3E9D"/>
+          <w:kern w:val="0"/>
+          <w:sz w:val="20"/>
+          <w:szCs w:val="20"/>
+          <w:shd w:val="clear" w:fill="F5F5F5"/>
+          <w:lang w:val="en-US" w:eastAsia="zh-CN" w:bidi="ar"/>
+        </w:rPr>
+        <w:t>cell_Color</w:t>
+      </w:r>
+      <w:r>
+        <w:rPr>
+          <w:rFonts w:hint="default" w:ascii="Consolas" w:hAnsi="Consolas" w:eastAsia="Consolas" w:cs="Consolas"/>
+          <w:b w:val="0"/>
+          <w:bCs w:val="0"/>
+          <w:color w:val="777777"/>
+          <w:kern w:val="0"/>
+          <w:sz w:val="20"/>
+          <w:szCs w:val="20"/>
+          <w:shd w:val="clear" w:fill="F5F5F5"/>
+          <w:lang w:val="en-US" w:eastAsia="zh-CN" w:bidi="ar"/>
+        </w:rPr>
+        <w:t>!.</w:t>
+      </w:r>
+      <w:r>
+        <w:rPr>
+          <w:rFonts w:hint="default" w:ascii="Consolas" w:hAnsi="Consolas" w:eastAsia="Consolas" w:cs="Consolas"/>
+          <w:b w:val="0"/>
+          <w:bCs w:val="0"/>
+          <w:color w:val="7A3E9D"/>
+          <w:kern w:val="0"/>
+          <w:sz w:val="20"/>
+          <w:szCs w:val="20"/>
+          <w:shd w:val="clear" w:fill="F5F5F5"/>
+          <w:lang w:val="en-US" w:eastAsia="zh-CN" w:bidi="ar"/>
+        </w:rPr>
+        <w:t>style</w:t>
+      </w:r>
+      <w:r>
+        <w:rPr>
+          <w:rFonts w:hint="default" w:ascii="Consolas" w:hAnsi="Consolas" w:eastAsia="Consolas" w:cs="Consolas"/>
+          <w:b w:val="0"/>
+          <w:bCs w:val="0"/>
+          <w:color w:val="777777"/>
+          <w:kern w:val="0"/>
+          <w:sz w:val="20"/>
+          <w:szCs w:val="20"/>
+          <w:shd w:val="clear" w:fill="F5F5F5"/>
+          <w:lang w:val="en-US" w:eastAsia="zh-CN" w:bidi="ar"/>
+        </w:rPr>
+        <w:t>.</w:t>
+      </w:r>
+      <w:r>
+        <w:rPr>
+          <w:rFonts w:hint="default" w:ascii="Consolas" w:hAnsi="Consolas" w:eastAsia="Consolas" w:cs="Consolas"/>
+          <w:b w:val="0"/>
+          <w:bCs w:val="0"/>
+          <w:color w:val="7A3E9D"/>
+          <w:kern w:val="0"/>
+          <w:sz w:val="20"/>
+          <w:szCs w:val="20"/>
+          <w:shd w:val="clear" w:fill="F5F5F5"/>
+          <w:lang w:val="en-US" w:eastAsia="zh-CN" w:bidi="ar"/>
+        </w:rPr>
+        <w:t>opacity</w:t>
+      </w:r>
+      <w:r>
+        <w:rPr>
+          <w:rFonts w:hint="default" w:ascii="Consolas" w:hAnsi="Consolas" w:eastAsia="Consolas" w:cs="Consolas"/>
+          <w:b w:val="0"/>
+          <w:bCs w:val="0"/>
+          <w:color w:val="333333"/>
+          <w:kern w:val="0"/>
+          <w:sz w:val="20"/>
+          <w:szCs w:val="20"/>
+          <w:shd w:val="clear" w:fill="F5F5F5"/>
+          <w:lang w:val="en-US" w:eastAsia="zh-CN" w:bidi="ar"/>
+        </w:rPr>
+        <w:t xml:space="preserve"> </w:t>
+      </w:r>
+      <w:r>
+        <w:rPr>
+          <w:rFonts w:hint="default" w:ascii="Consolas" w:hAnsi="Consolas" w:eastAsia="Consolas" w:cs="Consolas"/>
+          <w:b w:val="0"/>
+          <w:bCs w:val="0"/>
+          <w:color w:val="777777"/>
+          <w:kern w:val="0"/>
+          <w:sz w:val="20"/>
+          <w:szCs w:val="20"/>
+          <w:shd w:val="clear" w:fill="F5F5F5"/>
+          <w:lang w:val="en-US" w:eastAsia="zh-CN" w:bidi="ar"/>
+        </w:rPr>
+        <w:t>=</w:t>
+      </w:r>
+      <w:r>
+        <w:rPr>
+          <w:rFonts w:hint="default" w:ascii="Consolas" w:hAnsi="Consolas" w:eastAsia="Consolas" w:cs="Consolas"/>
+          <w:b w:val="0"/>
+          <w:bCs w:val="0"/>
+          <w:color w:val="333333"/>
+          <w:kern w:val="0"/>
+          <w:sz w:val="20"/>
+          <w:szCs w:val="20"/>
+          <w:shd w:val="clear" w:fill="F5F5F5"/>
+          <w:lang w:val="en-US" w:eastAsia="zh-CN" w:bidi="ar"/>
+        </w:rPr>
+        <w:t xml:space="preserve"> </w:t>
+      </w:r>
+      <w:r>
+        <w:rPr>
+          <w:rFonts w:hint="default" w:ascii="Consolas" w:hAnsi="Consolas" w:eastAsia="Consolas" w:cs="Consolas"/>
+          <w:b w:val="0"/>
+          <w:bCs w:val="0"/>
+          <w:color w:val="777777"/>
+          <w:kern w:val="0"/>
+          <w:sz w:val="20"/>
+          <w:szCs w:val="20"/>
+          <w:shd w:val="clear" w:fill="F5F5F5"/>
+          <w:lang w:val="en-US" w:eastAsia="zh-CN" w:bidi="ar"/>
+        </w:rPr>
+        <w:t>"</w:t>
+      </w:r>
+      <w:r>
+        <w:rPr>
+          <w:rFonts w:hint="default" w:ascii="Consolas" w:hAnsi="Consolas" w:eastAsia="Consolas" w:cs="Consolas"/>
+          <w:b w:val="0"/>
+          <w:bCs w:val="0"/>
+          <w:color w:val="448C27"/>
+          <w:kern w:val="0"/>
+          <w:sz w:val="20"/>
+          <w:szCs w:val="20"/>
+          <w:shd w:val="clear" w:fill="F5F5F5"/>
+          <w:lang w:val="en-US" w:eastAsia="zh-CN" w:bidi="ar"/>
+        </w:rPr>
+        <w:t>0.6</w:t>
+      </w:r>
+      <w:r>
+        <w:rPr>
+          <w:rFonts w:hint="default" w:ascii="Consolas" w:hAnsi="Consolas" w:eastAsia="Consolas" w:cs="Consolas"/>
+          <w:b w:val="0"/>
+          <w:bCs w:val="0"/>
+          <w:color w:val="777777"/>
+          <w:kern w:val="0"/>
+          <w:sz w:val="20"/>
+          <w:szCs w:val="20"/>
+          <w:shd w:val="clear" w:fill="F5F5F5"/>
+          <w:lang w:val="en-US" w:eastAsia="zh-CN" w:bidi="ar"/>
+        </w:rPr>
+        <w:t>";</w:t>
+      </w:r>
+    </w:p>
+    <w:p>
+      <w:pPr>
+        <w:keepNext w:val="0"/>
+        <w:keepLines w:val="0"/>
+        <w:widowControl/>
+        <w:suppressLineNumbers w:val="0"/>
+        <w:shd w:val="clear" w:fill="F5F5F5"/>
+        <w:spacing w:line="163" w:lineRule="atLeast"/>
+        <w:jc w:val="left"/>
+        <w:rPr>
+          <w:rFonts w:hint="default" w:ascii="Consolas" w:hAnsi="Consolas" w:eastAsia="Consolas" w:cs="Consolas"/>
+          <w:b w:val="0"/>
+          <w:bCs w:val="0"/>
+          <w:color w:val="333333"/>
+          <w:sz w:val="20"/>
+          <w:szCs w:val="20"/>
+        </w:rPr>
+      </w:pPr>
+      <w:r>
+        <w:rPr>
+          <w:rFonts w:hint="default" w:ascii="Consolas" w:hAnsi="Consolas" w:eastAsia="Consolas" w:cs="Consolas"/>
+          <w:b w:val="0"/>
+          <w:bCs w:val="0"/>
+          <w:color w:val="333333"/>
+          <w:kern w:val="0"/>
+          <w:sz w:val="20"/>
+          <w:szCs w:val="20"/>
+          <w:shd w:val="clear" w:fill="F5F5F5"/>
+          <w:lang w:val="en-US" w:eastAsia="zh-CN" w:bidi="ar"/>
+        </w:rPr>
+        <w:t xml:space="preserve">  </w:t>
+      </w:r>
+      <w:r>
+        <w:rPr>
+          <w:rFonts w:hint="default" w:ascii="Consolas" w:hAnsi="Consolas" w:eastAsia="Consolas" w:cs="Consolas"/>
+          <w:b w:val="0"/>
+          <w:bCs w:val="0"/>
+          <w:color w:val="777777"/>
+          <w:kern w:val="0"/>
+          <w:sz w:val="20"/>
+          <w:szCs w:val="20"/>
+          <w:shd w:val="clear" w:fill="F5F5F5"/>
+          <w:lang w:val="en-US" w:eastAsia="zh-CN" w:bidi="ar"/>
+        </w:rPr>
+        <w:t>}</w:t>
+      </w:r>
+      <w:r>
+        <w:rPr>
+          <w:rFonts w:hint="default" w:ascii="Consolas" w:hAnsi="Consolas" w:eastAsia="Consolas" w:cs="Consolas"/>
+          <w:b w:val="0"/>
+          <w:bCs w:val="0"/>
+          <w:color w:val="333333"/>
+          <w:kern w:val="0"/>
+          <w:sz w:val="20"/>
+          <w:szCs w:val="20"/>
+          <w:shd w:val="clear" w:fill="F5F5F5"/>
+          <w:lang w:val="en-US" w:eastAsia="zh-CN" w:bidi="ar"/>
+        </w:rPr>
+        <w:t xml:space="preserve"> </w:t>
+      </w:r>
+      <w:r>
+        <w:rPr>
+          <w:rFonts w:hint="default" w:ascii="Consolas" w:hAnsi="Consolas" w:eastAsia="Consolas" w:cs="Consolas"/>
+          <w:b w:val="0"/>
+          <w:bCs w:val="0"/>
+          <w:color w:val="4B69C6"/>
+          <w:kern w:val="0"/>
+          <w:sz w:val="20"/>
+          <w:szCs w:val="20"/>
+          <w:shd w:val="clear" w:fill="F5F5F5"/>
+          <w:lang w:val="en-US" w:eastAsia="zh-CN" w:bidi="ar"/>
+        </w:rPr>
+        <w:t>else</w:t>
+      </w:r>
+      <w:r>
+        <w:rPr>
+          <w:rFonts w:hint="default" w:ascii="Consolas" w:hAnsi="Consolas" w:eastAsia="Consolas" w:cs="Consolas"/>
+          <w:b w:val="0"/>
+          <w:bCs w:val="0"/>
+          <w:color w:val="333333"/>
+          <w:kern w:val="0"/>
+          <w:sz w:val="20"/>
+          <w:szCs w:val="20"/>
+          <w:shd w:val="clear" w:fill="F5F5F5"/>
+          <w:lang w:val="en-US" w:eastAsia="zh-CN" w:bidi="ar"/>
+        </w:rPr>
+        <w:t xml:space="preserve"> </w:t>
+      </w:r>
+      <w:r>
+        <w:rPr>
+          <w:rFonts w:hint="default" w:ascii="Consolas" w:hAnsi="Consolas" w:eastAsia="Consolas" w:cs="Consolas"/>
+          <w:b w:val="0"/>
+          <w:bCs w:val="0"/>
+          <w:color w:val="777777"/>
+          <w:kern w:val="0"/>
+          <w:sz w:val="20"/>
+          <w:szCs w:val="20"/>
+          <w:shd w:val="clear" w:fill="F5F5F5"/>
+          <w:lang w:val="en-US" w:eastAsia="zh-CN" w:bidi="ar"/>
+        </w:rPr>
+        <w:t>{</w:t>
+      </w:r>
+    </w:p>
+    <w:p>
+      <w:pPr>
+        <w:keepNext w:val="0"/>
+        <w:keepLines w:val="0"/>
+        <w:widowControl/>
+        <w:suppressLineNumbers w:val="0"/>
+        <w:shd w:val="clear" w:fill="F5F5F5"/>
+        <w:spacing w:line="163" w:lineRule="atLeast"/>
+        <w:jc w:val="left"/>
+        <w:rPr>
+          <w:rFonts w:hint="default" w:ascii="Consolas" w:hAnsi="Consolas" w:eastAsia="Consolas" w:cs="Consolas"/>
+          <w:b w:val="0"/>
+          <w:bCs w:val="0"/>
+          <w:color w:val="333333"/>
+          <w:sz w:val="20"/>
+          <w:szCs w:val="20"/>
+        </w:rPr>
+      </w:pPr>
+      <w:r>
+        <w:rPr>
+          <w:rFonts w:hint="default" w:ascii="Consolas" w:hAnsi="Consolas" w:eastAsia="Consolas" w:cs="Consolas"/>
+          <w:b w:val="0"/>
+          <w:bCs w:val="0"/>
+          <w:color w:val="333333"/>
+          <w:kern w:val="0"/>
+          <w:sz w:val="20"/>
+          <w:szCs w:val="20"/>
+          <w:shd w:val="clear" w:fill="F5F5F5"/>
+          <w:lang w:val="en-US" w:eastAsia="zh-CN" w:bidi="ar"/>
+        </w:rPr>
+        <w:t xml:space="preserve">    </w:t>
+      </w:r>
+      <w:r>
+        <w:rPr>
+          <w:rFonts w:hint="default" w:ascii="Consolas" w:hAnsi="Consolas" w:eastAsia="Consolas" w:cs="Consolas"/>
+          <w:b w:val="0"/>
+          <w:bCs w:val="0"/>
+          <w:color w:val="7A3E9D"/>
+          <w:kern w:val="0"/>
+          <w:sz w:val="20"/>
+          <w:szCs w:val="20"/>
+          <w:shd w:val="clear" w:fill="F5F5F5"/>
+          <w:lang w:val="en-US" w:eastAsia="zh-CN" w:bidi="ar"/>
+        </w:rPr>
+        <w:t>cell_Color</w:t>
+      </w:r>
+      <w:r>
+        <w:rPr>
+          <w:rFonts w:hint="default" w:ascii="Consolas" w:hAnsi="Consolas" w:eastAsia="Consolas" w:cs="Consolas"/>
+          <w:b w:val="0"/>
+          <w:bCs w:val="0"/>
+          <w:color w:val="777777"/>
+          <w:kern w:val="0"/>
+          <w:sz w:val="20"/>
+          <w:szCs w:val="20"/>
+          <w:shd w:val="clear" w:fill="F5F5F5"/>
+          <w:lang w:val="en-US" w:eastAsia="zh-CN" w:bidi="ar"/>
+        </w:rPr>
+        <w:t>!.</w:t>
+      </w:r>
+      <w:r>
+        <w:rPr>
+          <w:rFonts w:hint="default" w:ascii="Consolas" w:hAnsi="Consolas" w:eastAsia="Consolas" w:cs="Consolas"/>
+          <w:b w:val="0"/>
+          <w:bCs w:val="0"/>
+          <w:color w:val="7A3E9D"/>
+          <w:kern w:val="0"/>
+          <w:sz w:val="20"/>
+          <w:szCs w:val="20"/>
+          <w:shd w:val="clear" w:fill="F5F5F5"/>
+          <w:lang w:val="en-US" w:eastAsia="zh-CN" w:bidi="ar"/>
+        </w:rPr>
+        <w:t>style</w:t>
+      </w:r>
+      <w:r>
+        <w:rPr>
+          <w:rFonts w:hint="default" w:ascii="Consolas" w:hAnsi="Consolas" w:eastAsia="Consolas" w:cs="Consolas"/>
+          <w:b w:val="0"/>
+          <w:bCs w:val="0"/>
+          <w:color w:val="777777"/>
+          <w:kern w:val="0"/>
+          <w:sz w:val="20"/>
+          <w:szCs w:val="20"/>
+          <w:shd w:val="clear" w:fill="F5F5F5"/>
+          <w:lang w:val="en-US" w:eastAsia="zh-CN" w:bidi="ar"/>
+        </w:rPr>
+        <w:t>.</w:t>
+      </w:r>
+      <w:r>
+        <w:rPr>
+          <w:rFonts w:hint="default" w:ascii="Consolas" w:hAnsi="Consolas" w:eastAsia="Consolas" w:cs="Consolas"/>
+          <w:b w:val="0"/>
+          <w:bCs w:val="0"/>
+          <w:color w:val="7A3E9D"/>
+          <w:kern w:val="0"/>
+          <w:sz w:val="20"/>
+          <w:szCs w:val="20"/>
+          <w:shd w:val="clear" w:fill="F5F5F5"/>
+          <w:lang w:val="en-US" w:eastAsia="zh-CN" w:bidi="ar"/>
+        </w:rPr>
+        <w:t>filter</w:t>
+      </w:r>
+      <w:r>
+        <w:rPr>
+          <w:rFonts w:hint="default" w:ascii="Consolas" w:hAnsi="Consolas" w:eastAsia="Consolas" w:cs="Consolas"/>
+          <w:b w:val="0"/>
+          <w:bCs w:val="0"/>
+          <w:color w:val="333333"/>
+          <w:kern w:val="0"/>
+          <w:sz w:val="20"/>
+          <w:szCs w:val="20"/>
+          <w:shd w:val="clear" w:fill="F5F5F5"/>
+          <w:lang w:val="en-US" w:eastAsia="zh-CN" w:bidi="ar"/>
+        </w:rPr>
+        <w:t xml:space="preserve"> </w:t>
+      </w:r>
+      <w:r>
+        <w:rPr>
+          <w:rFonts w:hint="default" w:ascii="Consolas" w:hAnsi="Consolas" w:eastAsia="Consolas" w:cs="Consolas"/>
+          <w:b w:val="0"/>
+          <w:bCs w:val="0"/>
+          <w:color w:val="777777"/>
+          <w:kern w:val="0"/>
+          <w:sz w:val="20"/>
+          <w:szCs w:val="20"/>
+          <w:shd w:val="clear" w:fill="F5F5F5"/>
+          <w:lang w:val="en-US" w:eastAsia="zh-CN" w:bidi="ar"/>
+        </w:rPr>
+        <w:t>=</w:t>
+      </w:r>
+      <w:r>
+        <w:rPr>
+          <w:rFonts w:hint="default" w:ascii="Consolas" w:hAnsi="Consolas" w:eastAsia="Consolas" w:cs="Consolas"/>
+          <w:b w:val="0"/>
+          <w:bCs w:val="0"/>
+          <w:color w:val="333333"/>
+          <w:kern w:val="0"/>
+          <w:sz w:val="20"/>
+          <w:szCs w:val="20"/>
+          <w:shd w:val="clear" w:fill="F5F5F5"/>
+          <w:lang w:val="en-US" w:eastAsia="zh-CN" w:bidi="ar"/>
+        </w:rPr>
+        <w:t xml:space="preserve"> </w:t>
+      </w:r>
+      <w:r>
+        <w:rPr>
+          <w:rFonts w:hint="default" w:ascii="Consolas" w:hAnsi="Consolas" w:eastAsia="Consolas" w:cs="Consolas"/>
+          <w:b w:val="0"/>
+          <w:bCs w:val="0"/>
+          <w:color w:val="777777"/>
+          <w:kern w:val="0"/>
+          <w:sz w:val="20"/>
+          <w:szCs w:val="20"/>
+          <w:shd w:val="clear" w:fill="F5F5F5"/>
+          <w:lang w:val="en-US" w:eastAsia="zh-CN" w:bidi="ar"/>
+        </w:rPr>
+        <w:t>"</w:t>
+      </w:r>
+      <w:r>
+        <w:rPr>
+          <w:rFonts w:hint="default" w:ascii="Consolas" w:hAnsi="Consolas" w:eastAsia="Consolas" w:cs="Consolas"/>
+          <w:b w:val="0"/>
+          <w:bCs w:val="0"/>
+          <w:color w:val="448C27"/>
+          <w:kern w:val="0"/>
+          <w:sz w:val="20"/>
+          <w:szCs w:val="20"/>
+          <w:shd w:val="clear" w:fill="F5F5F5"/>
+          <w:lang w:val="en-US" w:eastAsia="zh-CN" w:bidi="ar"/>
+        </w:rPr>
+        <w:t>none</w:t>
+      </w:r>
+      <w:r>
+        <w:rPr>
+          <w:rFonts w:hint="default" w:ascii="Consolas" w:hAnsi="Consolas" w:eastAsia="Consolas" w:cs="Consolas"/>
+          <w:b w:val="0"/>
+          <w:bCs w:val="0"/>
+          <w:color w:val="777777"/>
+          <w:kern w:val="0"/>
+          <w:sz w:val="20"/>
+          <w:szCs w:val="20"/>
+          <w:shd w:val="clear" w:fill="F5F5F5"/>
+          <w:lang w:val="en-US" w:eastAsia="zh-CN" w:bidi="ar"/>
+        </w:rPr>
+        <w:t>";</w:t>
+      </w:r>
+    </w:p>
+    <w:p>
+      <w:pPr>
+        <w:keepNext w:val="0"/>
+        <w:keepLines w:val="0"/>
+        <w:widowControl/>
+        <w:suppressLineNumbers w:val="0"/>
+        <w:shd w:val="clear" w:fill="F5F5F5"/>
+        <w:spacing w:line="163" w:lineRule="atLeast"/>
+        <w:jc w:val="left"/>
+        <w:rPr>
+          <w:rFonts w:hint="default" w:ascii="Consolas" w:hAnsi="Consolas" w:eastAsia="Consolas" w:cs="Consolas"/>
+          <w:b w:val="0"/>
+          <w:bCs w:val="0"/>
+          <w:color w:val="333333"/>
+          <w:sz w:val="20"/>
+          <w:szCs w:val="20"/>
+        </w:rPr>
+      </w:pPr>
+      <w:r>
+        <w:rPr>
+          <w:rFonts w:hint="default" w:ascii="Consolas" w:hAnsi="Consolas" w:eastAsia="Consolas" w:cs="Consolas"/>
+          <w:b w:val="0"/>
+          <w:bCs w:val="0"/>
+          <w:color w:val="333333"/>
+          <w:kern w:val="0"/>
+          <w:sz w:val="20"/>
+          <w:szCs w:val="20"/>
+          <w:shd w:val="clear" w:fill="F5F5F5"/>
+          <w:lang w:val="en-US" w:eastAsia="zh-CN" w:bidi="ar"/>
+        </w:rPr>
+        <w:t xml:space="preserve">    </w:t>
+      </w:r>
+      <w:r>
+        <w:rPr>
+          <w:rFonts w:hint="default" w:ascii="Consolas" w:hAnsi="Consolas" w:eastAsia="Consolas" w:cs="Consolas"/>
+          <w:b w:val="0"/>
+          <w:bCs w:val="0"/>
+          <w:color w:val="7A3E9D"/>
+          <w:kern w:val="0"/>
+          <w:sz w:val="20"/>
+          <w:szCs w:val="20"/>
+          <w:shd w:val="clear" w:fill="F5F5F5"/>
+          <w:lang w:val="en-US" w:eastAsia="zh-CN" w:bidi="ar"/>
+        </w:rPr>
+        <w:t>cell_Color</w:t>
+      </w:r>
+      <w:r>
+        <w:rPr>
+          <w:rFonts w:hint="default" w:ascii="Consolas" w:hAnsi="Consolas" w:eastAsia="Consolas" w:cs="Consolas"/>
+          <w:b w:val="0"/>
+          <w:bCs w:val="0"/>
+          <w:color w:val="777777"/>
+          <w:kern w:val="0"/>
+          <w:sz w:val="20"/>
+          <w:szCs w:val="20"/>
+          <w:shd w:val="clear" w:fill="F5F5F5"/>
+          <w:lang w:val="en-US" w:eastAsia="zh-CN" w:bidi="ar"/>
+        </w:rPr>
+        <w:t>!.</w:t>
+      </w:r>
+      <w:r>
+        <w:rPr>
+          <w:rFonts w:hint="default" w:ascii="Consolas" w:hAnsi="Consolas" w:eastAsia="Consolas" w:cs="Consolas"/>
+          <w:b w:val="0"/>
+          <w:bCs w:val="0"/>
+          <w:color w:val="7A3E9D"/>
+          <w:kern w:val="0"/>
+          <w:sz w:val="20"/>
+          <w:szCs w:val="20"/>
+          <w:shd w:val="clear" w:fill="F5F5F5"/>
+          <w:lang w:val="en-US" w:eastAsia="zh-CN" w:bidi="ar"/>
+        </w:rPr>
+        <w:t>style</w:t>
+      </w:r>
+      <w:r>
+        <w:rPr>
+          <w:rFonts w:hint="default" w:ascii="Consolas" w:hAnsi="Consolas" w:eastAsia="Consolas" w:cs="Consolas"/>
+          <w:b w:val="0"/>
+          <w:bCs w:val="0"/>
+          <w:color w:val="777777"/>
+          <w:kern w:val="0"/>
+          <w:sz w:val="20"/>
+          <w:szCs w:val="20"/>
+          <w:shd w:val="clear" w:fill="F5F5F5"/>
+          <w:lang w:val="en-US" w:eastAsia="zh-CN" w:bidi="ar"/>
+        </w:rPr>
+        <w:t>.</w:t>
+      </w:r>
+      <w:r>
+        <w:rPr>
+          <w:rFonts w:hint="default" w:ascii="Consolas" w:hAnsi="Consolas" w:eastAsia="Consolas" w:cs="Consolas"/>
+          <w:b w:val="0"/>
+          <w:bCs w:val="0"/>
+          <w:color w:val="7A3E9D"/>
+          <w:kern w:val="0"/>
+          <w:sz w:val="20"/>
+          <w:szCs w:val="20"/>
+          <w:shd w:val="clear" w:fill="F5F5F5"/>
+          <w:lang w:val="en-US" w:eastAsia="zh-CN" w:bidi="ar"/>
+        </w:rPr>
+        <w:t>opacity</w:t>
+      </w:r>
+      <w:r>
+        <w:rPr>
+          <w:rFonts w:hint="default" w:ascii="Consolas" w:hAnsi="Consolas" w:eastAsia="Consolas" w:cs="Consolas"/>
+          <w:b w:val="0"/>
+          <w:bCs w:val="0"/>
+          <w:color w:val="333333"/>
+          <w:kern w:val="0"/>
+          <w:sz w:val="20"/>
+          <w:szCs w:val="20"/>
+          <w:shd w:val="clear" w:fill="F5F5F5"/>
+          <w:lang w:val="en-US" w:eastAsia="zh-CN" w:bidi="ar"/>
+        </w:rPr>
+        <w:t xml:space="preserve"> </w:t>
+      </w:r>
+      <w:r>
+        <w:rPr>
+          <w:rFonts w:hint="default" w:ascii="Consolas" w:hAnsi="Consolas" w:eastAsia="Consolas" w:cs="Consolas"/>
+          <w:b w:val="0"/>
+          <w:bCs w:val="0"/>
+          <w:color w:val="777777"/>
+          <w:kern w:val="0"/>
+          <w:sz w:val="20"/>
+          <w:szCs w:val="20"/>
+          <w:shd w:val="clear" w:fill="F5F5F5"/>
+          <w:lang w:val="en-US" w:eastAsia="zh-CN" w:bidi="ar"/>
+        </w:rPr>
+        <w:t>=</w:t>
+      </w:r>
+      <w:r>
+        <w:rPr>
+          <w:rFonts w:hint="default" w:ascii="Consolas" w:hAnsi="Consolas" w:eastAsia="Consolas" w:cs="Consolas"/>
+          <w:b w:val="0"/>
+          <w:bCs w:val="0"/>
+          <w:color w:val="333333"/>
+          <w:kern w:val="0"/>
+          <w:sz w:val="20"/>
+          <w:szCs w:val="20"/>
+          <w:shd w:val="clear" w:fill="F5F5F5"/>
+          <w:lang w:val="en-US" w:eastAsia="zh-CN" w:bidi="ar"/>
+        </w:rPr>
+        <w:t xml:space="preserve"> </w:t>
+      </w:r>
+      <w:r>
+        <w:rPr>
+          <w:rFonts w:hint="default" w:ascii="Consolas" w:hAnsi="Consolas" w:eastAsia="Consolas" w:cs="Consolas"/>
+          <w:b w:val="0"/>
+          <w:bCs w:val="0"/>
+          <w:color w:val="777777"/>
+          <w:kern w:val="0"/>
+          <w:sz w:val="20"/>
+          <w:szCs w:val="20"/>
+          <w:shd w:val="clear" w:fill="F5F5F5"/>
+          <w:lang w:val="en-US" w:eastAsia="zh-CN" w:bidi="ar"/>
+        </w:rPr>
+        <w:t>"</w:t>
+      </w:r>
+      <w:r>
+        <w:rPr>
+          <w:rFonts w:hint="default" w:ascii="Consolas" w:hAnsi="Consolas" w:eastAsia="Consolas" w:cs="Consolas"/>
+          <w:b w:val="0"/>
+          <w:bCs w:val="0"/>
+          <w:color w:val="448C27"/>
+          <w:kern w:val="0"/>
+          <w:sz w:val="20"/>
+          <w:szCs w:val="20"/>
+          <w:shd w:val="clear" w:fill="F5F5F5"/>
+          <w:lang w:val="en-US" w:eastAsia="zh-CN" w:bidi="ar"/>
+        </w:rPr>
+        <w:t>1</w:t>
+      </w:r>
+      <w:r>
+        <w:rPr>
+          <w:rFonts w:hint="default" w:ascii="Consolas" w:hAnsi="Consolas" w:eastAsia="Consolas" w:cs="Consolas"/>
+          <w:b w:val="0"/>
+          <w:bCs w:val="0"/>
+          <w:color w:val="777777"/>
+          <w:kern w:val="0"/>
+          <w:sz w:val="20"/>
+          <w:szCs w:val="20"/>
+          <w:shd w:val="clear" w:fill="F5F5F5"/>
+          <w:lang w:val="en-US" w:eastAsia="zh-CN" w:bidi="ar"/>
+        </w:rPr>
+        <w:t>";</w:t>
+      </w:r>
+    </w:p>
+    <w:p>
+      <w:pPr>
+        <w:keepNext w:val="0"/>
+        <w:keepLines w:val="0"/>
+        <w:widowControl/>
+        <w:suppressLineNumbers w:val="0"/>
+        <w:shd w:val="clear" w:fill="F5F5F5"/>
+        <w:spacing w:line="163" w:lineRule="atLeast"/>
+        <w:jc w:val="left"/>
+        <w:rPr>
+          <w:rFonts w:hint="default" w:ascii="Consolas" w:hAnsi="Consolas" w:eastAsia="Consolas" w:cs="Consolas"/>
+          <w:b w:val="0"/>
+          <w:bCs w:val="0"/>
+          <w:color w:val="333333"/>
+          <w:sz w:val="20"/>
+          <w:szCs w:val="20"/>
+        </w:rPr>
+      </w:pPr>
+      <w:r>
+        <w:rPr>
+          <w:rFonts w:hint="default" w:ascii="Consolas" w:hAnsi="Consolas" w:eastAsia="Consolas" w:cs="Consolas"/>
+          <w:b w:val="0"/>
+          <w:bCs w:val="0"/>
+          <w:color w:val="333333"/>
+          <w:kern w:val="0"/>
+          <w:sz w:val="20"/>
+          <w:szCs w:val="20"/>
+          <w:shd w:val="clear" w:fill="F5F5F5"/>
+          <w:lang w:val="en-US" w:eastAsia="zh-CN" w:bidi="ar"/>
+        </w:rPr>
+        <w:t xml:space="preserve">  </w:t>
+      </w:r>
+      <w:r>
+        <w:rPr>
+          <w:rFonts w:hint="default" w:ascii="Consolas" w:hAnsi="Consolas" w:eastAsia="Consolas" w:cs="Consolas"/>
+          <w:b w:val="0"/>
+          <w:bCs w:val="0"/>
+          <w:color w:val="777777"/>
+          <w:kern w:val="0"/>
+          <w:sz w:val="20"/>
+          <w:szCs w:val="20"/>
+          <w:shd w:val="clear" w:fill="F5F5F5"/>
+          <w:lang w:val="en-US" w:eastAsia="zh-CN" w:bidi="ar"/>
+        </w:rPr>
+        <w:t>}</w:t>
+      </w:r>
+    </w:p>
+    <w:p>
+      <w:pPr>
+        <w:keepNext w:val="0"/>
+        <w:keepLines w:val="0"/>
+        <w:widowControl/>
+        <w:suppressLineNumbers w:val="0"/>
+        <w:shd w:val="clear" w:fill="F5F5F5"/>
+        <w:spacing w:line="163" w:lineRule="atLeast"/>
+        <w:jc w:val="left"/>
+        <w:rPr>
+          <w:rFonts w:hint="default" w:ascii="Consolas" w:hAnsi="Consolas" w:eastAsia="Consolas" w:cs="Consolas"/>
+          <w:b w:val="0"/>
+          <w:bCs w:val="0"/>
+          <w:color w:val="333333"/>
+          <w:sz w:val="12"/>
+          <w:szCs w:val="12"/>
+        </w:rPr>
+      </w:pPr>
+      <w:r>
+        <w:rPr>
+          <w:rFonts w:hint="default" w:ascii="Consolas" w:hAnsi="Consolas" w:eastAsia="Consolas" w:cs="Consolas"/>
+          <w:b w:val="0"/>
+          <w:bCs w:val="0"/>
+          <w:color w:val="777777"/>
+          <w:kern w:val="0"/>
+          <w:sz w:val="12"/>
+          <w:szCs w:val="12"/>
+          <w:shd w:val="clear" w:fill="F5F5F5"/>
+          <w:lang w:val="en-US" w:eastAsia="zh-CN" w:bidi="ar"/>
+        </w:rPr>
+        <w:t>}</w:t>
+      </w:r>
+    </w:p>
+    <w:p>
+      <w:pPr>
+        <w:numPr>
+          <w:numId w:val="0"/>
+        </w:numPr>
+        <w:ind w:leftChars="0"/>
+        <w:rPr>
+          <w:rFonts w:hint="default" w:ascii="Times New Roman" w:hAnsi="Times New Roman" w:cs="Times New Roman"/>
+          <w:lang w:val="en-US" w:eastAsia="zh-CN"/>
+        </w:rPr>
+      </w:pPr>
+    </w:p>
+    <w:p>
+      <w:pPr>
+        <w:numPr>
+          <w:ilvl w:val="0"/>
+          <w:numId w:val="8"/>
+        </w:numPr>
+        <w:ind w:left="425" w:leftChars="0" w:hanging="425" w:firstLineChars="0"/>
+        <w:rPr>
+          <w:rFonts w:hint="default" w:ascii="Times New Roman" w:hAnsi="Times New Roman" w:cs="Times New Roman"/>
+          <w:lang w:val="en-US" w:eastAsia="zh-CN"/>
+        </w:rPr>
+      </w:pPr>
+      <w:r>
+        <w:rPr>
+          <w:rFonts w:hint="default" w:ascii="Times New Roman" w:hAnsi="Times New Roman" w:cs="Times New Roman"/>
+          <w:b w:val="0"/>
+          <w:bCs w:val="0"/>
+          <w:i w:val="0"/>
+          <w:iCs w:val="0"/>
+          <w:u w:val="single"/>
+          <w:lang w:val="en-US" w:eastAsia="zh-CN"/>
+        </w:rPr>
+        <w:t>Random color button:</w:t>
+      </w:r>
+      <w:r>
+        <w:rPr>
+          <w:rFonts w:hint="default" w:ascii="Times New Roman" w:hAnsi="Times New Roman" w:cs="Times New Roman"/>
+          <w:lang w:val="en-US" w:eastAsia="zh-CN"/>
+        </w:rPr>
+        <w:t xml:space="preserve"> </w:t>
+      </w:r>
+    </w:p>
+    <w:p>
+      <w:pPr>
+        <w:numPr>
+          <w:numId w:val="0"/>
+        </w:numPr>
+        <w:ind w:leftChars="0"/>
+        <w:rPr>
+          <w:rFonts w:hint="default" w:ascii="Times New Roman" w:hAnsi="Times New Roman" w:cs="Times New Roman"/>
+          <w:lang w:val="en-US" w:eastAsia="zh-CN"/>
+        </w:rPr>
+      </w:pPr>
+      <w:r>
+        <w:rPr>
+          <w:rFonts w:hint="eastAsia" w:ascii="Times New Roman" w:hAnsi="Times New Roman" w:cs="Times New Roman"/>
+          <w:lang w:val="en-US" w:eastAsia="zh-CN"/>
+        </w:rPr>
+        <w:t xml:space="preserve">A random hex is generated for each RGB value then passed as a interpolated string to the color var to be assigned. </w:t>
+      </w:r>
+    </w:p>
+    <w:p>
+      <w:pPr>
+        <w:keepNext w:val="0"/>
+        <w:keepLines w:val="0"/>
+        <w:widowControl/>
+        <w:suppressLineNumbers w:val="0"/>
+        <w:shd w:val="clear" w:fill="F5F5F5"/>
+        <w:spacing w:line="163" w:lineRule="atLeast"/>
+        <w:jc w:val="left"/>
+        <w:rPr>
+          <w:rFonts w:ascii="Consolas" w:hAnsi="Consolas" w:eastAsia="Consolas" w:cs="Consolas"/>
+          <w:b w:val="0"/>
+          <w:bCs w:val="0"/>
+          <w:color w:val="333333"/>
+          <w:sz w:val="20"/>
+          <w:szCs w:val="20"/>
+        </w:rPr>
+      </w:pPr>
+      <w:r>
+        <w:rPr>
+          <w:rFonts w:hint="default" w:ascii="Consolas" w:hAnsi="Consolas" w:eastAsia="Consolas" w:cs="Consolas"/>
+          <w:b w:val="0"/>
+          <w:bCs w:val="0"/>
+          <w:color w:val="7A3E9D"/>
+          <w:kern w:val="0"/>
+          <w:sz w:val="20"/>
+          <w:szCs w:val="20"/>
+          <w:shd w:val="clear" w:fill="F5F5F5"/>
+          <w:lang w:val="en-US" w:eastAsia="zh-CN" w:bidi="ar"/>
+        </w:rPr>
+        <w:t>function</w:t>
+      </w:r>
+      <w:r>
+        <w:rPr>
+          <w:rFonts w:hint="default" w:ascii="Consolas" w:hAnsi="Consolas" w:eastAsia="Consolas" w:cs="Consolas"/>
+          <w:b w:val="0"/>
+          <w:bCs w:val="0"/>
+          <w:color w:val="333333"/>
+          <w:kern w:val="0"/>
+          <w:sz w:val="20"/>
+          <w:szCs w:val="20"/>
+          <w:shd w:val="clear" w:fill="F5F5F5"/>
+          <w:lang w:val="en-US" w:eastAsia="zh-CN" w:bidi="ar"/>
+        </w:rPr>
+        <w:t xml:space="preserve"> </w:t>
+      </w:r>
+      <w:r>
+        <w:rPr>
+          <w:rFonts w:hint="default" w:ascii="Consolas" w:hAnsi="Consolas" w:eastAsia="Consolas" w:cs="Consolas"/>
+          <w:b/>
+          <w:bCs/>
+          <w:color w:val="AA3731"/>
+          <w:kern w:val="0"/>
+          <w:sz w:val="20"/>
+          <w:szCs w:val="20"/>
+          <w:shd w:val="clear" w:fill="F5F5F5"/>
+          <w:lang w:val="en-US" w:eastAsia="zh-CN" w:bidi="ar"/>
+        </w:rPr>
+        <w:t>generateHEX</w:t>
+      </w:r>
+      <w:r>
+        <w:rPr>
+          <w:rFonts w:hint="default" w:ascii="Consolas" w:hAnsi="Consolas" w:eastAsia="Consolas" w:cs="Consolas"/>
+          <w:b w:val="0"/>
+          <w:bCs w:val="0"/>
+          <w:color w:val="777777"/>
+          <w:kern w:val="0"/>
+          <w:sz w:val="20"/>
+          <w:szCs w:val="20"/>
+          <w:shd w:val="clear" w:fill="F5F5F5"/>
+          <w:lang w:val="en-US" w:eastAsia="zh-CN" w:bidi="ar"/>
+        </w:rPr>
+        <w:t>():</w:t>
+      </w:r>
+      <w:r>
+        <w:rPr>
+          <w:rFonts w:hint="default" w:ascii="Consolas" w:hAnsi="Consolas" w:eastAsia="Consolas" w:cs="Consolas"/>
+          <w:b w:val="0"/>
+          <w:bCs w:val="0"/>
+          <w:color w:val="7A3E9D"/>
+          <w:kern w:val="0"/>
+          <w:sz w:val="20"/>
+          <w:szCs w:val="20"/>
+          <w:shd w:val="clear" w:fill="F5F5F5"/>
+          <w:lang w:val="en-US" w:eastAsia="zh-CN" w:bidi="ar"/>
+        </w:rPr>
+        <w:t>string</w:t>
+      </w:r>
+      <w:r>
+        <w:rPr>
+          <w:rFonts w:hint="default" w:ascii="Consolas" w:hAnsi="Consolas" w:eastAsia="Consolas" w:cs="Consolas"/>
+          <w:b w:val="0"/>
+          <w:bCs w:val="0"/>
+          <w:color w:val="777777"/>
+          <w:kern w:val="0"/>
+          <w:sz w:val="20"/>
+          <w:szCs w:val="20"/>
+          <w:shd w:val="clear" w:fill="F5F5F5"/>
+          <w:lang w:val="en-US" w:eastAsia="zh-CN" w:bidi="ar"/>
+        </w:rPr>
+        <w:t>{</w:t>
+      </w:r>
+    </w:p>
+    <w:p>
+      <w:pPr>
+        <w:keepNext w:val="0"/>
+        <w:keepLines w:val="0"/>
+        <w:widowControl/>
+        <w:suppressLineNumbers w:val="0"/>
+        <w:shd w:val="clear" w:fill="F5F5F5"/>
+        <w:spacing w:line="163" w:lineRule="atLeast"/>
+        <w:jc w:val="left"/>
+        <w:rPr>
+          <w:rFonts w:hint="default" w:ascii="Consolas" w:hAnsi="Consolas" w:eastAsia="Consolas" w:cs="Consolas"/>
+          <w:b w:val="0"/>
+          <w:bCs w:val="0"/>
+          <w:color w:val="333333"/>
+          <w:sz w:val="20"/>
+          <w:szCs w:val="20"/>
+        </w:rPr>
+      </w:pPr>
+      <w:r>
+        <w:rPr>
+          <w:rFonts w:hint="default" w:ascii="Consolas" w:hAnsi="Consolas" w:eastAsia="Consolas" w:cs="Consolas"/>
+          <w:b w:val="0"/>
+          <w:bCs w:val="0"/>
+          <w:color w:val="333333"/>
+          <w:kern w:val="0"/>
+          <w:sz w:val="20"/>
+          <w:szCs w:val="20"/>
+          <w:shd w:val="clear" w:fill="F5F5F5"/>
+          <w:lang w:val="en-US" w:eastAsia="zh-CN" w:bidi="ar"/>
+        </w:rPr>
+        <w:t xml:space="preserve">  </w:t>
+      </w:r>
+      <w:r>
+        <w:rPr>
+          <w:rFonts w:hint="default" w:ascii="Consolas" w:hAnsi="Consolas" w:eastAsia="Consolas" w:cs="Consolas"/>
+          <w:b w:val="0"/>
+          <w:bCs w:val="0"/>
+          <w:color w:val="7A3E9D"/>
+          <w:kern w:val="0"/>
+          <w:sz w:val="20"/>
+          <w:szCs w:val="20"/>
+          <w:shd w:val="clear" w:fill="F5F5F5"/>
+          <w:lang w:val="en-US" w:eastAsia="zh-CN" w:bidi="ar"/>
+        </w:rPr>
+        <w:t>var</w:t>
+      </w:r>
+      <w:r>
+        <w:rPr>
+          <w:rFonts w:hint="default" w:ascii="Consolas" w:hAnsi="Consolas" w:eastAsia="Consolas" w:cs="Consolas"/>
+          <w:b w:val="0"/>
+          <w:bCs w:val="0"/>
+          <w:color w:val="333333"/>
+          <w:kern w:val="0"/>
+          <w:sz w:val="20"/>
+          <w:szCs w:val="20"/>
+          <w:shd w:val="clear" w:fill="F5F5F5"/>
+          <w:lang w:val="en-US" w:eastAsia="zh-CN" w:bidi="ar"/>
+        </w:rPr>
+        <w:t xml:space="preserve"> </w:t>
+      </w:r>
+      <w:r>
+        <w:rPr>
+          <w:rFonts w:hint="default" w:ascii="Consolas" w:hAnsi="Consolas" w:eastAsia="Consolas" w:cs="Consolas"/>
+          <w:b w:val="0"/>
+          <w:bCs w:val="0"/>
+          <w:color w:val="7A3E9D"/>
+          <w:kern w:val="0"/>
+          <w:sz w:val="20"/>
+          <w:szCs w:val="20"/>
+          <w:shd w:val="clear" w:fill="F5F5F5"/>
+          <w:lang w:val="en-US" w:eastAsia="zh-CN" w:bidi="ar"/>
+        </w:rPr>
+        <w:t>col</w:t>
+      </w:r>
+      <w:r>
+        <w:rPr>
+          <w:rFonts w:hint="default" w:ascii="Consolas" w:hAnsi="Consolas" w:eastAsia="Consolas" w:cs="Consolas"/>
+          <w:b w:val="0"/>
+          <w:bCs w:val="0"/>
+          <w:color w:val="777777"/>
+          <w:kern w:val="0"/>
+          <w:sz w:val="20"/>
+          <w:szCs w:val="20"/>
+          <w:shd w:val="clear" w:fill="F5F5F5"/>
+          <w:lang w:val="en-US" w:eastAsia="zh-CN" w:bidi="ar"/>
+        </w:rPr>
+        <w:t>=</w:t>
+      </w:r>
+      <w:r>
+        <w:rPr>
+          <w:rFonts w:hint="default" w:ascii="Consolas" w:hAnsi="Consolas" w:eastAsia="Consolas" w:cs="Consolas"/>
+          <w:b w:val="0"/>
+          <w:bCs w:val="0"/>
+          <w:color w:val="7A3E9D"/>
+          <w:kern w:val="0"/>
+          <w:sz w:val="20"/>
+          <w:szCs w:val="20"/>
+          <w:shd w:val="clear" w:fill="F5F5F5"/>
+          <w:lang w:val="en-US" w:eastAsia="zh-CN" w:bidi="ar"/>
+        </w:rPr>
+        <w:t>Math</w:t>
+      </w:r>
+      <w:r>
+        <w:rPr>
+          <w:rFonts w:hint="default" w:ascii="Consolas" w:hAnsi="Consolas" w:eastAsia="Consolas" w:cs="Consolas"/>
+          <w:b w:val="0"/>
+          <w:bCs w:val="0"/>
+          <w:color w:val="777777"/>
+          <w:kern w:val="0"/>
+          <w:sz w:val="20"/>
+          <w:szCs w:val="20"/>
+          <w:shd w:val="clear" w:fill="F5F5F5"/>
+          <w:lang w:val="en-US" w:eastAsia="zh-CN" w:bidi="ar"/>
+        </w:rPr>
+        <w:t>.</w:t>
+      </w:r>
+      <w:r>
+        <w:rPr>
+          <w:rFonts w:hint="default" w:ascii="Consolas" w:hAnsi="Consolas" w:eastAsia="Consolas" w:cs="Consolas"/>
+          <w:b/>
+          <w:bCs/>
+          <w:color w:val="AA3731"/>
+          <w:kern w:val="0"/>
+          <w:sz w:val="20"/>
+          <w:szCs w:val="20"/>
+          <w:shd w:val="clear" w:fill="F5F5F5"/>
+          <w:lang w:val="en-US" w:eastAsia="zh-CN" w:bidi="ar"/>
+        </w:rPr>
+        <w:t>floor</w:t>
+      </w:r>
+      <w:r>
+        <w:rPr>
+          <w:rFonts w:hint="default" w:ascii="Consolas" w:hAnsi="Consolas" w:eastAsia="Consolas" w:cs="Consolas"/>
+          <w:b w:val="0"/>
+          <w:bCs w:val="0"/>
+          <w:color w:val="333333"/>
+          <w:kern w:val="0"/>
+          <w:sz w:val="20"/>
+          <w:szCs w:val="20"/>
+          <w:shd w:val="clear" w:fill="F5F5F5"/>
+          <w:lang w:val="en-US" w:eastAsia="zh-CN" w:bidi="ar"/>
+        </w:rPr>
+        <w:t>(</w:t>
+      </w:r>
+      <w:r>
+        <w:rPr>
+          <w:rFonts w:hint="default" w:ascii="Consolas" w:hAnsi="Consolas" w:eastAsia="Consolas" w:cs="Consolas"/>
+          <w:b w:val="0"/>
+          <w:bCs w:val="0"/>
+          <w:color w:val="7A3E9D"/>
+          <w:kern w:val="0"/>
+          <w:sz w:val="20"/>
+          <w:szCs w:val="20"/>
+          <w:shd w:val="clear" w:fill="F5F5F5"/>
+          <w:lang w:val="en-US" w:eastAsia="zh-CN" w:bidi="ar"/>
+        </w:rPr>
+        <w:t>Math</w:t>
+      </w:r>
+      <w:r>
+        <w:rPr>
+          <w:rFonts w:hint="default" w:ascii="Consolas" w:hAnsi="Consolas" w:eastAsia="Consolas" w:cs="Consolas"/>
+          <w:b w:val="0"/>
+          <w:bCs w:val="0"/>
+          <w:color w:val="777777"/>
+          <w:kern w:val="0"/>
+          <w:sz w:val="20"/>
+          <w:szCs w:val="20"/>
+          <w:shd w:val="clear" w:fill="F5F5F5"/>
+          <w:lang w:val="en-US" w:eastAsia="zh-CN" w:bidi="ar"/>
+        </w:rPr>
+        <w:t>.</w:t>
+      </w:r>
+      <w:r>
+        <w:rPr>
+          <w:rFonts w:hint="default" w:ascii="Consolas" w:hAnsi="Consolas" w:eastAsia="Consolas" w:cs="Consolas"/>
+          <w:b/>
+          <w:bCs/>
+          <w:color w:val="AA3731"/>
+          <w:kern w:val="0"/>
+          <w:sz w:val="20"/>
+          <w:szCs w:val="20"/>
+          <w:shd w:val="clear" w:fill="F5F5F5"/>
+          <w:lang w:val="en-US" w:eastAsia="zh-CN" w:bidi="ar"/>
+        </w:rPr>
+        <w:t>random</w:t>
+      </w:r>
+      <w:r>
+        <w:rPr>
+          <w:rFonts w:hint="default" w:ascii="Consolas" w:hAnsi="Consolas" w:eastAsia="Consolas" w:cs="Consolas"/>
+          <w:b w:val="0"/>
+          <w:bCs w:val="0"/>
+          <w:color w:val="333333"/>
+          <w:kern w:val="0"/>
+          <w:sz w:val="20"/>
+          <w:szCs w:val="20"/>
+          <w:shd w:val="clear" w:fill="F5F5F5"/>
+          <w:lang w:val="en-US" w:eastAsia="zh-CN" w:bidi="ar"/>
+        </w:rPr>
+        <w:t>()</w:t>
+      </w:r>
+      <w:r>
+        <w:rPr>
+          <w:rFonts w:hint="default" w:ascii="Consolas" w:hAnsi="Consolas" w:eastAsia="Consolas" w:cs="Consolas"/>
+          <w:b w:val="0"/>
+          <w:bCs w:val="0"/>
+          <w:color w:val="777777"/>
+          <w:kern w:val="0"/>
+          <w:sz w:val="20"/>
+          <w:szCs w:val="20"/>
+          <w:shd w:val="clear" w:fill="F5F5F5"/>
+          <w:lang w:val="en-US" w:eastAsia="zh-CN" w:bidi="ar"/>
+        </w:rPr>
+        <w:t>*</w:t>
+      </w:r>
+      <w:r>
+        <w:rPr>
+          <w:rFonts w:hint="default" w:ascii="Consolas" w:hAnsi="Consolas" w:eastAsia="Consolas" w:cs="Consolas"/>
+          <w:b w:val="0"/>
+          <w:bCs w:val="0"/>
+          <w:color w:val="9C5D27"/>
+          <w:kern w:val="0"/>
+          <w:sz w:val="20"/>
+          <w:szCs w:val="20"/>
+          <w:shd w:val="clear" w:fill="F5F5F5"/>
+          <w:lang w:val="en-US" w:eastAsia="zh-CN" w:bidi="ar"/>
+        </w:rPr>
+        <w:t>256</w:t>
+      </w:r>
+      <w:r>
+        <w:rPr>
+          <w:rFonts w:hint="default" w:ascii="Consolas" w:hAnsi="Consolas" w:eastAsia="Consolas" w:cs="Consolas"/>
+          <w:b w:val="0"/>
+          <w:bCs w:val="0"/>
+          <w:color w:val="333333"/>
+          <w:kern w:val="0"/>
+          <w:sz w:val="20"/>
+          <w:szCs w:val="20"/>
+          <w:shd w:val="clear" w:fill="F5F5F5"/>
+          <w:lang w:val="en-US" w:eastAsia="zh-CN" w:bidi="ar"/>
+        </w:rPr>
+        <w:t>)</w:t>
+      </w:r>
+      <w:r>
+        <w:rPr>
+          <w:rFonts w:hint="default" w:ascii="Consolas" w:hAnsi="Consolas" w:eastAsia="Consolas" w:cs="Consolas"/>
+          <w:b w:val="0"/>
+          <w:bCs w:val="0"/>
+          <w:color w:val="777777"/>
+          <w:kern w:val="0"/>
+          <w:sz w:val="20"/>
+          <w:szCs w:val="20"/>
+          <w:shd w:val="clear" w:fill="F5F5F5"/>
+          <w:lang w:val="en-US" w:eastAsia="zh-CN" w:bidi="ar"/>
+        </w:rPr>
+        <w:t>;</w:t>
+      </w:r>
+    </w:p>
+    <w:p>
+      <w:pPr>
+        <w:keepNext w:val="0"/>
+        <w:keepLines w:val="0"/>
+        <w:widowControl/>
+        <w:suppressLineNumbers w:val="0"/>
+        <w:shd w:val="clear" w:fill="F5F5F5"/>
+        <w:spacing w:line="163" w:lineRule="atLeast"/>
+        <w:jc w:val="left"/>
+        <w:rPr>
+          <w:rFonts w:hint="default" w:ascii="Consolas" w:hAnsi="Consolas" w:eastAsia="Consolas" w:cs="Consolas"/>
+          <w:b w:val="0"/>
+          <w:bCs w:val="0"/>
+          <w:color w:val="333333"/>
+          <w:sz w:val="20"/>
+          <w:szCs w:val="20"/>
+        </w:rPr>
+      </w:pPr>
+      <w:r>
+        <w:rPr>
+          <w:rFonts w:hint="default" w:ascii="Consolas" w:hAnsi="Consolas" w:eastAsia="Consolas" w:cs="Consolas"/>
+          <w:b w:val="0"/>
+          <w:bCs w:val="0"/>
+          <w:color w:val="333333"/>
+          <w:kern w:val="0"/>
+          <w:sz w:val="20"/>
+          <w:szCs w:val="20"/>
+          <w:shd w:val="clear" w:fill="F5F5F5"/>
+          <w:lang w:val="en-US" w:eastAsia="zh-CN" w:bidi="ar"/>
+        </w:rPr>
+        <w:t xml:space="preserve">  </w:t>
+      </w:r>
+      <w:r>
+        <w:rPr>
+          <w:rFonts w:hint="default" w:ascii="Consolas" w:hAnsi="Consolas" w:eastAsia="Consolas" w:cs="Consolas"/>
+          <w:b w:val="0"/>
+          <w:bCs w:val="0"/>
+          <w:color w:val="4B69C6"/>
+          <w:kern w:val="0"/>
+          <w:sz w:val="20"/>
+          <w:szCs w:val="20"/>
+          <w:shd w:val="clear" w:fill="F5F5F5"/>
+          <w:lang w:val="en-US" w:eastAsia="zh-CN" w:bidi="ar"/>
+        </w:rPr>
+        <w:t>if</w:t>
+      </w:r>
+      <w:r>
+        <w:rPr>
+          <w:rFonts w:hint="default" w:ascii="Consolas" w:hAnsi="Consolas" w:eastAsia="Consolas" w:cs="Consolas"/>
+          <w:b w:val="0"/>
+          <w:bCs w:val="0"/>
+          <w:color w:val="333333"/>
+          <w:kern w:val="0"/>
+          <w:sz w:val="20"/>
+          <w:szCs w:val="20"/>
+          <w:shd w:val="clear" w:fill="F5F5F5"/>
+          <w:lang w:val="en-US" w:eastAsia="zh-CN" w:bidi="ar"/>
+        </w:rPr>
+        <w:t>(</w:t>
+      </w:r>
+      <w:r>
+        <w:rPr>
+          <w:rFonts w:hint="default" w:ascii="Consolas" w:hAnsi="Consolas" w:eastAsia="Consolas" w:cs="Consolas"/>
+          <w:b w:val="0"/>
+          <w:bCs w:val="0"/>
+          <w:color w:val="7A3E9D"/>
+          <w:kern w:val="0"/>
+          <w:sz w:val="20"/>
+          <w:szCs w:val="20"/>
+          <w:shd w:val="clear" w:fill="F5F5F5"/>
+          <w:lang w:val="en-US" w:eastAsia="zh-CN" w:bidi="ar"/>
+        </w:rPr>
+        <w:t>Math</w:t>
+      </w:r>
+      <w:r>
+        <w:rPr>
+          <w:rFonts w:hint="default" w:ascii="Consolas" w:hAnsi="Consolas" w:eastAsia="Consolas" w:cs="Consolas"/>
+          <w:b w:val="0"/>
+          <w:bCs w:val="0"/>
+          <w:color w:val="777777"/>
+          <w:kern w:val="0"/>
+          <w:sz w:val="20"/>
+          <w:szCs w:val="20"/>
+          <w:shd w:val="clear" w:fill="F5F5F5"/>
+          <w:lang w:val="en-US" w:eastAsia="zh-CN" w:bidi="ar"/>
+        </w:rPr>
+        <w:t>.</w:t>
+      </w:r>
+      <w:r>
+        <w:rPr>
+          <w:rFonts w:hint="default" w:ascii="Consolas" w:hAnsi="Consolas" w:eastAsia="Consolas" w:cs="Consolas"/>
+          <w:b/>
+          <w:bCs/>
+          <w:color w:val="AA3731"/>
+          <w:kern w:val="0"/>
+          <w:sz w:val="20"/>
+          <w:szCs w:val="20"/>
+          <w:shd w:val="clear" w:fill="F5F5F5"/>
+          <w:lang w:val="en-US" w:eastAsia="zh-CN" w:bidi="ar"/>
+        </w:rPr>
+        <w:t>log</w:t>
+      </w:r>
+      <w:r>
+        <w:rPr>
+          <w:rFonts w:hint="default" w:ascii="Consolas" w:hAnsi="Consolas" w:eastAsia="Consolas" w:cs="Consolas"/>
+          <w:b w:val="0"/>
+          <w:bCs w:val="0"/>
+          <w:color w:val="333333"/>
+          <w:kern w:val="0"/>
+          <w:sz w:val="20"/>
+          <w:szCs w:val="20"/>
+          <w:shd w:val="clear" w:fill="F5F5F5"/>
+          <w:lang w:val="en-US" w:eastAsia="zh-CN" w:bidi="ar"/>
+        </w:rPr>
+        <w:t>(</w:t>
+      </w:r>
+      <w:r>
+        <w:rPr>
+          <w:rFonts w:hint="default" w:ascii="Consolas" w:hAnsi="Consolas" w:eastAsia="Consolas" w:cs="Consolas"/>
+          <w:b w:val="0"/>
+          <w:bCs w:val="0"/>
+          <w:color w:val="7A3E9D"/>
+          <w:kern w:val="0"/>
+          <w:sz w:val="20"/>
+          <w:szCs w:val="20"/>
+          <w:shd w:val="clear" w:fill="F5F5F5"/>
+          <w:lang w:val="en-US" w:eastAsia="zh-CN" w:bidi="ar"/>
+        </w:rPr>
+        <w:t>col</w:t>
+      </w:r>
+      <w:r>
+        <w:rPr>
+          <w:rFonts w:hint="default" w:ascii="Consolas" w:hAnsi="Consolas" w:eastAsia="Consolas" w:cs="Consolas"/>
+          <w:b w:val="0"/>
+          <w:bCs w:val="0"/>
+          <w:color w:val="333333"/>
+          <w:kern w:val="0"/>
+          <w:sz w:val="20"/>
+          <w:szCs w:val="20"/>
+          <w:shd w:val="clear" w:fill="F5F5F5"/>
+          <w:lang w:val="en-US" w:eastAsia="zh-CN" w:bidi="ar"/>
+        </w:rPr>
+        <w:t>)</w:t>
+      </w:r>
+      <w:r>
+        <w:rPr>
+          <w:rFonts w:hint="default" w:ascii="Consolas" w:hAnsi="Consolas" w:eastAsia="Consolas" w:cs="Consolas"/>
+          <w:b w:val="0"/>
+          <w:bCs w:val="0"/>
+          <w:color w:val="777777"/>
+          <w:kern w:val="0"/>
+          <w:sz w:val="20"/>
+          <w:szCs w:val="20"/>
+          <w:shd w:val="clear" w:fill="F5F5F5"/>
+          <w:lang w:val="en-US" w:eastAsia="zh-CN" w:bidi="ar"/>
+        </w:rPr>
+        <w:t>&lt;</w:t>
+      </w:r>
+      <w:r>
+        <w:rPr>
+          <w:rFonts w:hint="default" w:ascii="Consolas" w:hAnsi="Consolas" w:eastAsia="Consolas" w:cs="Consolas"/>
+          <w:b w:val="0"/>
+          <w:bCs w:val="0"/>
+          <w:color w:val="9C5D27"/>
+          <w:kern w:val="0"/>
+          <w:sz w:val="20"/>
+          <w:szCs w:val="20"/>
+          <w:shd w:val="clear" w:fill="F5F5F5"/>
+          <w:lang w:val="en-US" w:eastAsia="zh-CN" w:bidi="ar"/>
+        </w:rPr>
+        <w:t>2</w:t>
+      </w:r>
+      <w:r>
+        <w:rPr>
+          <w:rFonts w:hint="default" w:ascii="Consolas" w:hAnsi="Consolas" w:eastAsia="Consolas" w:cs="Consolas"/>
+          <w:b w:val="0"/>
+          <w:bCs w:val="0"/>
+          <w:color w:val="333333"/>
+          <w:kern w:val="0"/>
+          <w:sz w:val="20"/>
+          <w:szCs w:val="20"/>
+          <w:shd w:val="clear" w:fill="F5F5F5"/>
+          <w:lang w:val="en-US" w:eastAsia="zh-CN" w:bidi="ar"/>
+        </w:rPr>
+        <w:t>)</w:t>
+      </w:r>
+      <w:r>
+        <w:rPr>
+          <w:rFonts w:hint="default" w:ascii="Consolas" w:hAnsi="Consolas" w:eastAsia="Consolas" w:cs="Consolas"/>
+          <w:b w:val="0"/>
+          <w:bCs w:val="0"/>
+          <w:color w:val="4B69C6"/>
+          <w:kern w:val="0"/>
+          <w:sz w:val="20"/>
+          <w:szCs w:val="20"/>
+          <w:shd w:val="clear" w:fill="F5F5F5"/>
+          <w:lang w:val="en-US" w:eastAsia="zh-CN" w:bidi="ar"/>
+        </w:rPr>
+        <w:t>return</w:t>
+      </w:r>
+      <w:r>
+        <w:rPr>
+          <w:rFonts w:hint="default" w:ascii="Consolas" w:hAnsi="Consolas" w:eastAsia="Consolas" w:cs="Consolas"/>
+          <w:b w:val="0"/>
+          <w:bCs w:val="0"/>
+          <w:color w:val="333333"/>
+          <w:kern w:val="0"/>
+          <w:sz w:val="20"/>
+          <w:szCs w:val="20"/>
+          <w:shd w:val="clear" w:fill="F5F5F5"/>
+          <w:lang w:val="en-US" w:eastAsia="zh-CN" w:bidi="ar"/>
+        </w:rPr>
+        <w:t xml:space="preserve"> </w:t>
+      </w:r>
+      <w:r>
+        <w:rPr>
+          <w:rFonts w:hint="default" w:ascii="Consolas" w:hAnsi="Consolas" w:eastAsia="Consolas" w:cs="Consolas"/>
+          <w:b w:val="0"/>
+          <w:bCs w:val="0"/>
+          <w:color w:val="7A3E9D"/>
+          <w:kern w:val="0"/>
+          <w:sz w:val="20"/>
+          <w:szCs w:val="20"/>
+          <w:shd w:val="clear" w:fill="F5F5F5"/>
+          <w:lang w:val="en-US" w:eastAsia="zh-CN" w:bidi="ar"/>
+        </w:rPr>
+        <w:t>col</w:t>
+      </w:r>
+      <w:r>
+        <w:rPr>
+          <w:rFonts w:hint="default" w:ascii="Consolas" w:hAnsi="Consolas" w:eastAsia="Consolas" w:cs="Consolas"/>
+          <w:b w:val="0"/>
+          <w:bCs w:val="0"/>
+          <w:color w:val="777777"/>
+          <w:kern w:val="0"/>
+          <w:sz w:val="20"/>
+          <w:szCs w:val="20"/>
+          <w:shd w:val="clear" w:fill="F5F5F5"/>
+          <w:lang w:val="en-US" w:eastAsia="zh-CN" w:bidi="ar"/>
+        </w:rPr>
+        <w:t>.</w:t>
+      </w:r>
+      <w:r>
+        <w:rPr>
+          <w:rFonts w:hint="default" w:ascii="Consolas" w:hAnsi="Consolas" w:eastAsia="Consolas" w:cs="Consolas"/>
+          <w:b/>
+          <w:bCs/>
+          <w:color w:val="AA3731"/>
+          <w:kern w:val="0"/>
+          <w:sz w:val="20"/>
+          <w:szCs w:val="20"/>
+          <w:shd w:val="clear" w:fill="F5F5F5"/>
+          <w:lang w:val="en-US" w:eastAsia="zh-CN" w:bidi="ar"/>
+        </w:rPr>
+        <w:t>toString</w:t>
+      </w:r>
+      <w:r>
+        <w:rPr>
+          <w:rFonts w:hint="default" w:ascii="Consolas" w:hAnsi="Consolas" w:eastAsia="Consolas" w:cs="Consolas"/>
+          <w:b w:val="0"/>
+          <w:bCs w:val="0"/>
+          <w:color w:val="333333"/>
+          <w:kern w:val="0"/>
+          <w:sz w:val="20"/>
+          <w:szCs w:val="20"/>
+          <w:shd w:val="clear" w:fill="F5F5F5"/>
+          <w:lang w:val="en-US" w:eastAsia="zh-CN" w:bidi="ar"/>
+        </w:rPr>
+        <w:t>(</w:t>
+      </w:r>
+      <w:r>
+        <w:rPr>
+          <w:rFonts w:hint="default" w:ascii="Consolas" w:hAnsi="Consolas" w:eastAsia="Consolas" w:cs="Consolas"/>
+          <w:b w:val="0"/>
+          <w:bCs w:val="0"/>
+          <w:color w:val="9C5D27"/>
+          <w:kern w:val="0"/>
+          <w:sz w:val="20"/>
+          <w:szCs w:val="20"/>
+          <w:shd w:val="clear" w:fill="F5F5F5"/>
+          <w:lang w:val="en-US" w:eastAsia="zh-CN" w:bidi="ar"/>
+        </w:rPr>
+        <w:t>16</w:t>
+      </w:r>
+      <w:r>
+        <w:rPr>
+          <w:rFonts w:hint="default" w:ascii="Consolas" w:hAnsi="Consolas" w:eastAsia="Consolas" w:cs="Consolas"/>
+          <w:b w:val="0"/>
+          <w:bCs w:val="0"/>
+          <w:color w:val="333333"/>
+          <w:kern w:val="0"/>
+          <w:sz w:val="20"/>
+          <w:szCs w:val="20"/>
+          <w:shd w:val="clear" w:fill="F5F5F5"/>
+          <w:lang w:val="en-US" w:eastAsia="zh-CN" w:bidi="ar"/>
+        </w:rPr>
+        <w:t>)</w:t>
+      </w:r>
+      <w:r>
+        <w:rPr>
+          <w:rFonts w:hint="default" w:ascii="Consolas" w:hAnsi="Consolas" w:eastAsia="Consolas" w:cs="Consolas"/>
+          <w:b w:val="0"/>
+          <w:bCs w:val="0"/>
+          <w:color w:val="777777"/>
+          <w:kern w:val="0"/>
+          <w:sz w:val="20"/>
+          <w:szCs w:val="20"/>
+          <w:shd w:val="clear" w:fill="F5F5F5"/>
+          <w:lang w:val="en-US" w:eastAsia="zh-CN" w:bidi="ar"/>
+        </w:rPr>
+        <w:t>+</w:t>
+      </w:r>
+      <w:r>
+        <w:rPr>
+          <w:rFonts w:hint="default" w:ascii="Consolas" w:hAnsi="Consolas" w:eastAsia="Consolas" w:cs="Consolas"/>
+          <w:b w:val="0"/>
+          <w:bCs w:val="0"/>
+          <w:color w:val="7A3E9D"/>
+          <w:kern w:val="0"/>
+          <w:sz w:val="20"/>
+          <w:szCs w:val="20"/>
+          <w:shd w:val="clear" w:fill="F5F5F5"/>
+          <w:lang w:val="en-US" w:eastAsia="zh-CN" w:bidi="ar"/>
+        </w:rPr>
+        <w:t>col</w:t>
+      </w:r>
+      <w:r>
+        <w:rPr>
+          <w:rFonts w:hint="default" w:ascii="Consolas" w:hAnsi="Consolas" w:eastAsia="Consolas" w:cs="Consolas"/>
+          <w:b w:val="0"/>
+          <w:bCs w:val="0"/>
+          <w:color w:val="777777"/>
+          <w:kern w:val="0"/>
+          <w:sz w:val="20"/>
+          <w:szCs w:val="20"/>
+          <w:shd w:val="clear" w:fill="F5F5F5"/>
+          <w:lang w:val="en-US" w:eastAsia="zh-CN" w:bidi="ar"/>
+        </w:rPr>
+        <w:t>.</w:t>
+      </w:r>
+      <w:r>
+        <w:rPr>
+          <w:rFonts w:hint="default" w:ascii="Consolas" w:hAnsi="Consolas" w:eastAsia="Consolas" w:cs="Consolas"/>
+          <w:b/>
+          <w:bCs/>
+          <w:color w:val="AA3731"/>
+          <w:kern w:val="0"/>
+          <w:sz w:val="20"/>
+          <w:szCs w:val="20"/>
+          <w:shd w:val="clear" w:fill="F5F5F5"/>
+          <w:lang w:val="en-US" w:eastAsia="zh-CN" w:bidi="ar"/>
+        </w:rPr>
+        <w:t>toString</w:t>
+      </w:r>
+      <w:r>
+        <w:rPr>
+          <w:rFonts w:hint="default" w:ascii="Consolas" w:hAnsi="Consolas" w:eastAsia="Consolas" w:cs="Consolas"/>
+          <w:b w:val="0"/>
+          <w:bCs w:val="0"/>
+          <w:color w:val="333333"/>
+          <w:kern w:val="0"/>
+          <w:sz w:val="20"/>
+          <w:szCs w:val="20"/>
+          <w:shd w:val="clear" w:fill="F5F5F5"/>
+          <w:lang w:val="en-US" w:eastAsia="zh-CN" w:bidi="ar"/>
+        </w:rPr>
+        <w:t>(</w:t>
+      </w:r>
+      <w:r>
+        <w:rPr>
+          <w:rFonts w:hint="default" w:ascii="Consolas" w:hAnsi="Consolas" w:eastAsia="Consolas" w:cs="Consolas"/>
+          <w:b w:val="0"/>
+          <w:bCs w:val="0"/>
+          <w:color w:val="9C5D27"/>
+          <w:kern w:val="0"/>
+          <w:sz w:val="20"/>
+          <w:szCs w:val="20"/>
+          <w:shd w:val="clear" w:fill="F5F5F5"/>
+          <w:lang w:val="en-US" w:eastAsia="zh-CN" w:bidi="ar"/>
+        </w:rPr>
+        <w:t>16</w:t>
+      </w:r>
+      <w:r>
+        <w:rPr>
+          <w:rFonts w:hint="default" w:ascii="Consolas" w:hAnsi="Consolas" w:eastAsia="Consolas" w:cs="Consolas"/>
+          <w:b w:val="0"/>
+          <w:bCs w:val="0"/>
+          <w:color w:val="333333"/>
+          <w:kern w:val="0"/>
+          <w:sz w:val="20"/>
+          <w:szCs w:val="20"/>
+          <w:shd w:val="clear" w:fill="F5F5F5"/>
+          <w:lang w:val="en-US" w:eastAsia="zh-CN" w:bidi="ar"/>
+        </w:rPr>
+        <w:t>)</w:t>
+      </w:r>
+      <w:r>
+        <w:rPr>
+          <w:rFonts w:hint="default" w:ascii="Consolas" w:hAnsi="Consolas" w:eastAsia="Consolas" w:cs="Consolas"/>
+          <w:b w:val="0"/>
+          <w:bCs w:val="0"/>
+          <w:color w:val="777777"/>
+          <w:kern w:val="0"/>
+          <w:sz w:val="20"/>
+          <w:szCs w:val="20"/>
+          <w:shd w:val="clear" w:fill="F5F5F5"/>
+          <w:lang w:val="en-US" w:eastAsia="zh-CN" w:bidi="ar"/>
+        </w:rPr>
+        <w:t>;</w:t>
+      </w:r>
+    </w:p>
+    <w:p>
+      <w:pPr>
+        <w:keepNext w:val="0"/>
+        <w:keepLines w:val="0"/>
+        <w:widowControl/>
+        <w:suppressLineNumbers w:val="0"/>
+        <w:shd w:val="clear" w:fill="F5F5F5"/>
+        <w:spacing w:line="163" w:lineRule="atLeast"/>
+        <w:jc w:val="left"/>
+        <w:rPr>
+          <w:rFonts w:hint="default" w:ascii="Consolas" w:hAnsi="Consolas" w:eastAsia="Consolas" w:cs="Consolas"/>
+          <w:b w:val="0"/>
+          <w:bCs w:val="0"/>
+          <w:color w:val="333333"/>
+          <w:sz w:val="20"/>
+          <w:szCs w:val="20"/>
+        </w:rPr>
+      </w:pPr>
+      <w:r>
+        <w:rPr>
+          <w:rFonts w:hint="default" w:ascii="Consolas" w:hAnsi="Consolas" w:eastAsia="Consolas" w:cs="Consolas"/>
+          <w:b w:val="0"/>
+          <w:bCs w:val="0"/>
+          <w:color w:val="777777"/>
+          <w:kern w:val="0"/>
+          <w:sz w:val="20"/>
+          <w:szCs w:val="20"/>
+          <w:shd w:val="clear" w:fill="F5F5F5"/>
+          <w:lang w:val="en-US" w:eastAsia="zh-CN" w:bidi="ar"/>
+        </w:rPr>
+        <w:t xml:space="preserve">  </w:t>
+      </w:r>
+      <w:r>
+        <w:rPr>
+          <w:rFonts w:hint="default" w:ascii="Consolas" w:hAnsi="Consolas" w:eastAsia="Consolas" w:cs="Consolas"/>
+          <w:b w:val="0"/>
+          <w:bCs w:val="0"/>
+          <w:i/>
+          <w:iCs/>
+          <w:color w:val="AAAAAA"/>
+          <w:kern w:val="0"/>
+          <w:sz w:val="20"/>
+          <w:szCs w:val="20"/>
+          <w:shd w:val="clear" w:fill="F5F5F5"/>
+          <w:lang w:val="en-US" w:eastAsia="zh-CN" w:bidi="ar"/>
+        </w:rPr>
+        <w:t>//type conversion</w:t>
+      </w:r>
+    </w:p>
+    <w:p>
+      <w:pPr>
+        <w:keepNext w:val="0"/>
+        <w:keepLines w:val="0"/>
+        <w:widowControl/>
+        <w:suppressLineNumbers w:val="0"/>
+        <w:shd w:val="clear" w:fill="F5F5F5"/>
+        <w:spacing w:line="163" w:lineRule="atLeast"/>
+        <w:jc w:val="left"/>
+        <w:rPr>
+          <w:rFonts w:hint="default" w:ascii="Consolas" w:hAnsi="Consolas" w:eastAsia="Consolas" w:cs="Consolas"/>
+          <w:b w:val="0"/>
+          <w:bCs w:val="0"/>
+          <w:color w:val="333333"/>
+          <w:sz w:val="20"/>
+          <w:szCs w:val="20"/>
+        </w:rPr>
+      </w:pPr>
+      <w:r>
+        <w:rPr>
+          <w:rFonts w:hint="default" w:ascii="Consolas" w:hAnsi="Consolas" w:eastAsia="Consolas" w:cs="Consolas"/>
+          <w:b w:val="0"/>
+          <w:bCs w:val="0"/>
+          <w:color w:val="333333"/>
+          <w:kern w:val="0"/>
+          <w:sz w:val="20"/>
+          <w:szCs w:val="20"/>
+          <w:shd w:val="clear" w:fill="F5F5F5"/>
+          <w:lang w:val="en-US" w:eastAsia="zh-CN" w:bidi="ar"/>
+        </w:rPr>
+        <w:t xml:space="preserve">  </w:t>
+      </w:r>
+      <w:r>
+        <w:rPr>
+          <w:rFonts w:hint="default" w:ascii="Consolas" w:hAnsi="Consolas" w:eastAsia="Consolas" w:cs="Consolas"/>
+          <w:b w:val="0"/>
+          <w:bCs w:val="0"/>
+          <w:color w:val="4B69C6"/>
+          <w:kern w:val="0"/>
+          <w:sz w:val="20"/>
+          <w:szCs w:val="20"/>
+          <w:shd w:val="clear" w:fill="F5F5F5"/>
+          <w:lang w:val="en-US" w:eastAsia="zh-CN" w:bidi="ar"/>
+        </w:rPr>
+        <w:t>else</w:t>
+      </w:r>
+      <w:r>
+        <w:rPr>
+          <w:rFonts w:hint="default" w:ascii="Consolas" w:hAnsi="Consolas" w:eastAsia="Consolas" w:cs="Consolas"/>
+          <w:b w:val="0"/>
+          <w:bCs w:val="0"/>
+          <w:color w:val="333333"/>
+          <w:kern w:val="0"/>
+          <w:sz w:val="20"/>
+          <w:szCs w:val="20"/>
+          <w:shd w:val="clear" w:fill="F5F5F5"/>
+          <w:lang w:val="en-US" w:eastAsia="zh-CN" w:bidi="ar"/>
+        </w:rPr>
+        <w:t xml:space="preserve"> </w:t>
+      </w:r>
+      <w:r>
+        <w:rPr>
+          <w:rFonts w:hint="default" w:ascii="Consolas" w:hAnsi="Consolas" w:eastAsia="Consolas" w:cs="Consolas"/>
+          <w:b w:val="0"/>
+          <w:bCs w:val="0"/>
+          <w:color w:val="4B69C6"/>
+          <w:kern w:val="0"/>
+          <w:sz w:val="20"/>
+          <w:szCs w:val="20"/>
+          <w:shd w:val="clear" w:fill="F5F5F5"/>
+          <w:lang w:val="en-US" w:eastAsia="zh-CN" w:bidi="ar"/>
+        </w:rPr>
+        <w:t>return</w:t>
+      </w:r>
+      <w:r>
+        <w:rPr>
+          <w:rFonts w:hint="default" w:ascii="Consolas" w:hAnsi="Consolas" w:eastAsia="Consolas" w:cs="Consolas"/>
+          <w:b w:val="0"/>
+          <w:bCs w:val="0"/>
+          <w:color w:val="333333"/>
+          <w:kern w:val="0"/>
+          <w:sz w:val="20"/>
+          <w:szCs w:val="20"/>
+          <w:shd w:val="clear" w:fill="F5F5F5"/>
+          <w:lang w:val="en-US" w:eastAsia="zh-CN" w:bidi="ar"/>
+        </w:rPr>
+        <w:t xml:space="preserve"> </w:t>
+      </w:r>
+      <w:r>
+        <w:rPr>
+          <w:rFonts w:hint="default" w:ascii="Consolas" w:hAnsi="Consolas" w:eastAsia="Consolas" w:cs="Consolas"/>
+          <w:b w:val="0"/>
+          <w:bCs w:val="0"/>
+          <w:color w:val="7A3E9D"/>
+          <w:kern w:val="0"/>
+          <w:sz w:val="20"/>
+          <w:szCs w:val="20"/>
+          <w:shd w:val="clear" w:fill="F5F5F5"/>
+          <w:lang w:val="en-US" w:eastAsia="zh-CN" w:bidi="ar"/>
+        </w:rPr>
+        <w:t>col</w:t>
+      </w:r>
+      <w:r>
+        <w:rPr>
+          <w:rFonts w:hint="default" w:ascii="Consolas" w:hAnsi="Consolas" w:eastAsia="Consolas" w:cs="Consolas"/>
+          <w:b w:val="0"/>
+          <w:bCs w:val="0"/>
+          <w:color w:val="777777"/>
+          <w:kern w:val="0"/>
+          <w:sz w:val="20"/>
+          <w:szCs w:val="20"/>
+          <w:shd w:val="clear" w:fill="F5F5F5"/>
+          <w:lang w:val="en-US" w:eastAsia="zh-CN" w:bidi="ar"/>
+        </w:rPr>
+        <w:t>.</w:t>
+      </w:r>
+      <w:r>
+        <w:rPr>
+          <w:rFonts w:hint="default" w:ascii="Consolas" w:hAnsi="Consolas" w:eastAsia="Consolas" w:cs="Consolas"/>
+          <w:b/>
+          <w:bCs/>
+          <w:color w:val="AA3731"/>
+          <w:kern w:val="0"/>
+          <w:sz w:val="20"/>
+          <w:szCs w:val="20"/>
+          <w:shd w:val="clear" w:fill="F5F5F5"/>
+          <w:lang w:val="en-US" w:eastAsia="zh-CN" w:bidi="ar"/>
+        </w:rPr>
+        <w:t>toString</w:t>
+      </w:r>
+      <w:r>
+        <w:rPr>
+          <w:rFonts w:hint="default" w:ascii="Consolas" w:hAnsi="Consolas" w:eastAsia="Consolas" w:cs="Consolas"/>
+          <w:b w:val="0"/>
+          <w:bCs w:val="0"/>
+          <w:color w:val="333333"/>
+          <w:kern w:val="0"/>
+          <w:sz w:val="20"/>
+          <w:szCs w:val="20"/>
+          <w:shd w:val="clear" w:fill="F5F5F5"/>
+          <w:lang w:val="en-US" w:eastAsia="zh-CN" w:bidi="ar"/>
+        </w:rPr>
+        <w:t>(</w:t>
+      </w:r>
+      <w:r>
+        <w:rPr>
+          <w:rFonts w:hint="default" w:ascii="Consolas" w:hAnsi="Consolas" w:eastAsia="Consolas" w:cs="Consolas"/>
+          <w:b w:val="0"/>
+          <w:bCs w:val="0"/>
+          <w:color w:val="9C5D27"/>
+          <w:kern w:val="0"/>
+          <w:sz w:val="20"/>
+          <w:szCs w:val="20"/>
+          <w:shd w:val="clear" w:fill="F5F5F5"/>
+          <w:lang w:val="en-US" w:eastAsia="zh-CN" w:bidi="ar"/>
+        </w:rPr>
+        <w:t>16</w:t>
+      </w:r>
+      <w:r>
+        <w:rPr>
+          <w:rFonts w:hint="default" w:ascii="Consolas" w:hAnsi="Consolas" w:eastAsia="Consolas" w:cs="Consolas"/>
+          <w:b w:val="0"/>
+          <w:bCs w:val="0"/>
+          <w:color w:val="333333"/>
+          <w:kern w:val="0"/>
+          <w:sz w:val="20"/>
+          <w:szCs w:val="20"/>
+          <w:shd w:val="clear" w:fill="F5F5F5"/>
+          <w:lang w:val="en-US" w:eastAsia="zh-CN" w:bidi="ar"/>
+        </w:rPr>
+        <w:t>)</w:t>
+      </w:r>
+      <w:r>
+        <w:rPr>
+          <w:rFonts w:hint="default" w:ascii="Consolas" w:hAnsi="Consolas" w:eastAsia="Consolas" w:cs="Consolas"/>
+          <w:b w:val="0"/>
+          <w:bCs w:val="0"/>
+          <w:color w:val="777777"/>
+          <w:kern w:val="0"/>
+          <w:sz w:val="20"/>
+          <w:szCs w:val="20"/>
+          <w:shd w:val="clear" w:fill="F5F5F5"/>
+          <w:lang w:val="en-US" w:eastAsia="zh-CN" w:bidi="ar"/>
+        </w:rPr>
+        <w:t>;</w:t>
+      </w:r>
+    </w:p>
+    <w:p>
+      <w:pPr>
+        <w:keepNext w:val="0"/>
+        <w:keepLines w:val="0"/>
+        <w:widowControl/>
+        <w:suppressLineNumbers w:val="0"/>
+        <w:shd w:val="clear" w:fill="F5F5F5"/>
+        <w:spacing w:line="163" w:lineRule="atLeast"/>
+        <w:jc w:val="left"/>
+        <w:rPr>
+          <w:rFonts w:hint="default" w:ascii="Consolas" w:hAnsi="Consolas" w:eastAsia="Consolas" w:cs="Consolas"/>
+          <w:b w:val="0"/>
+          <w:bCs w:val="0"/>
+          <w:color w:val="333333"/>
+          <w:sz w:val="20"/>
+          <w:szCs w:val="20"/>
+        </w:rPr>
+      </w:pPr>
+    </w:p>
+    <w:p>
+      <w:pPr>
+        <w:keepNext w:val="0"/>
+        <w:keepLines w:val="0"/>
+        <w:widowControl/>
+        <w:suppressLineNumbers w:val="0"/>
+        <w:shd w:val="clear" w:fill="F5F5F5"/>
+        <w:spacing w:line="163" w:lineRule="atLeast"/>
+        <w:jc w:val="left"/>
+        <w:rPr>
+          <w:rFonts w:hint="default" w:ascii="Consolas" w:hAnsi="Consolas" w:eastAsia="Consolas" w:cs="Consolas"/>
+          <w:b w:val="0"/>
+          <w:bCs w:val="0"/>
+          <w:color w:val="333333"/>
+          <w:sz w:val="20"/>
+          <w:szCs w:val="20"/>
+        </w:rPr>
+      </w:pPr>
+      <w:r>
+        <w:rPr>
+          <w:rFonts w:hint="default" w:ascii="Consolas" w:hAnsi="Consolas" w:eastAsia="Consolas" w:cs="Consolas"/>
+          <w:b w:val="0"/>
+          <w:bCs w:val="0"/>
+          <w:color w:val="777777"/>
+          <w:kern w:val="0"/>
+          <w:sz w:val="20"/>
+          <w:szCs w:val="20"/>
+          <w:shd w:val="clear" w:fill="F5F5F5"/>
+          <w:lang w:val="en-US" w:eastAsia="zh-CN" w:bidi="ar"/>
+        </w:rPr>
+        <w:t>}</w:t>
+      </w:r>
+    </w:p>
+    <w:p>
+      <w:pPr>
+        <w:keepNext w:val="0"/>
+        <w:keepLines w:val="0"/>
+        <w:widowControl/>
+        <w:suppressLineNumbers w:val="0"/>
+        <w:shd w:val="clear" w:fill="F5F5F5"/>
+        <w:spacing w:line="163" w:lineRule="atLeast"/>
+        <w:jc w:val="left"/>
+        <w:rPr>
+          <w:rFonts w:hint="default" w:ascii="Consolas" w:hAnsi="Consolas" w:eastAsia="Consolas" w:cs="Consolas"/>
+          <w:b w:val="0"/>
+          <w:bCs w:val="0"/>
+          <w:color w:val="333333"/>
+          <w:sz w:val="20"/>
+          <w:szCs w:val="20"/>
+        </w:rPr>
+      </w:pPr>
+      <w:r>
+        <w:rPr>
+          <w:rFonts w:hint="default" w:ascii="Consolas" w:hAnsi="Consolas" w:eastAsia="Consolas" w:cs="Consolas"/>
+          <w:b w:val="0"/>
+          <w:bCs w:val="0"/>
+          <w:color w:val="7A3E9D"/>
+          <w:kern w:val="0"/>
+          <w:sz w:val="20"/>
+          <w:szCs w:val="20"/>
+          <w:shd w:val="clear" w:fill="F5F5F5"/>
+          <w:lang w:val="en-US" w:eastAsia="zh-CN" w:bidi="ar"/>
+        </w:rPr>
+        <w:t>function</w:t>
+      </w:r>
+      <w:r>
+        <w:rPr>
+          <w:rFonts w:hint="default" w:ascii="Consolas" w:hAnsi="Consolas" w:eastAsia="Consolas" w:cs="Consolas"/>
+          <w:b w:val="0"/>
+          <w:bCs w:val="0"/>
+          <w:color w:val="333333"/>
+          <w:kern w:val="0"/>
+          <w:sz w:val="20"/>
+          <w:szCs w:val="20"/>
+          <w:shd w:val="clear" w:fill="F5F5F5"/>
+          <w:lang w:val="en-US" w:eastAsia="zh-CN" w:bidi="ar"/>
+        </w:rPr>
+        <w:t xml:space="preserve"> </w:t>
+      </w:r>
+      <w:r>
+        <w:rPr>
+          <w:rFonts w:hint="default" w:ascii="Consolas" w:hAnsi="Consolas" w:eastAsia="Consolas" w:cs="Consolas"/>
+          <w:b/>
+          <w:bCs/>
+          <w:color w:val="AA3731"/>
+          <w:kern w:val="0"/>
+          <w:sz w:val="20"/>
+          <w:szCs w:val="20"/>
+          <w:shd w:val="clear" w:fill="F5F5F5"/>
+          <w:lang w:val="en-US" w:eastAsia="zh-CN" w:bidi="ar"/>
+        </w:rPr>
+        <w:t>randColor</w:t>
+      </w:r>
+      <w:r>
+        <w:rPr>
+          <w:rFonts w:hint="default" w:ascii="Consolas" w:hAnsi="Consolas" w:eastAsia="Consolas" w:cs="Consolas"/>
+          <w:b w:val="0"/>
+          <w:bCs w:val="0"/>
+          <w:color w:val="777777"/>
+          <w:kern w:val="0"/>
+          <w:sz w:val="20"/>
+          <w:szCs w:val="20"/>
+          <w:shd w:val="clear" w:fill="F5F5F5"/>
+          <w:lang w:val="en-US" w:eastAsia="zh-CN" w:bidi="ar"/>
+        </w:rPr>
+        <w:t>():</w:t>
+      </w:r>
+      <w:r>
+        <w:rPr>
+          <w:rFonts w:hint="default" w:ascii="Consolas" w:hAnsi="Consolas" w:eastAsia="Consolas" w:cs="Consolas"/>
+          <w:b w:val="0"/>
+          <w:bCs w:val="0"/>
+          <w:color w:val="7A3E9D"/>
+          <w:kern w:val="0"/>
+          <w:sz w:val="20"/>
+          <w:szCs w:val="20"/>
+          <w:shd w:val="clear" w:fill="F5F5F5"/>
+          <w:lang w:val="en-US" w:eastAsia="zh-CN" w:bidi="ar"/>
+        </w:rPr>
+        <w:t>void</w:t>
+      </w:r>
+      <w:r>
+        <w:rPr>
+          <w:rFonts w:hint="default" w:ascii="Consolas" w:hAnsi="Consolas" w:eastAsia="Consolas" w:cs="Consolas"/>
+          <w:b w:val="0"/>
+          <w:bCs w:val="0"/>
+          <w:color w:val="777777"/>
+          <w:kern w:val="0"/>
+          <w:sz w:val="20"/>
+          <w:szCs w:val="20"/>
+          <w:shd w:val="clear" w:fill="F5F5F5"/>
+          <w:lang w:val="en-US" w:eastAsia="zh-CN" w:bidi="ar"/>
+        </w:rPr>
+        <w:t>{</w:t>
+      </w:r>
+    </w:p>
+    <w:p>
+      <w:pPr>
+        <w:keepNext w:val="0"/>
+        <w:keepLines w:val="0"/>
+        <w:widowControl/>
+        <w:suppressLineNumbers w:val="0"/>
+        <w:shd w:val="clear" w:fill="F5F5F5"/>
+        <w:spacing w:line="163" w:lineRule="atLeast"/>
+        <w:jc w:val="left"/>
+        <w:rPr>
+          <w:rFonts w:hint="default" w:ascii="Consolas" w:hAnsi="Consolas" w:eastAsia="Consolas" w:cs="Consolas"/>
+          <w:b w:val="0"/>
+          <w:bCs w:val="0"/>
+          <w:color w:val="333333"/>
+          <w:sz w:val="20"/>
+          <w:szCs w:val="20"/>
+        </w:rPr>
+      </w:pPr>
+      <w:r>
+        <w:rPr>
+          <w:rFonts w:hint="default" w:ascii="Consolas" w:hAnsi="Consolas" w:eastAsia="Consolas" w:cs="Consolas"/>
+          <w:b w:val="0"/>
+          <w:bCs w:val="0"/>
+          <w:color w:val="333333"/>
+          <w:kern w:val="0"/>
+          <w:sz w:val="20"/>
+          <w:szCs w:val="20"/>
+          <w:shd w:val="clear" w:fill="F5F5F5"/>
+          <w:lang w:val="en-US" w:eastAsia="zh-CN" w:bidi="ar"/>
+        </w:rPr>
+        <w:t xml:space="preserve">  </w:t>
+      </w:r>
+      <w:r>
+        <w:rPr>
+          <w:rFonts w:hint="default" w:ascii="Consolas" w:hAnsi="Consolas" w:eastAsia="Consolas" w:cs="Consolas"/>
+          <w:b w:val="0"/>
+          <w:bCs w:val="0"/>
+          <w:color w:val="7A3E9D"/>
+          <w:kern w:val="0"/>
+          <w:sz w:val="20"/>
+          <w:szCs w:val="20"/>
+          <w:shd w:val="clear" w:fill="F5F5F5"/>
+          <w:lang w:val="en-US" w:eastAsia="zh-CN" w:bidi="ar"/>
+        </w:rPr>
+        <w:t>const</w:t>
+      </w:r>
+      <w:r>
+        <w:rPr>
+          <w:rFonts w:hint="default" w:ascii="Consolas" w:hAnsi="Consolas" w:eastAsia="Consolas" w:cs="Consolas"/>
+          <w:b w:val="0"/>
+          <w:bCs w:val="0"/>
+          <w:color w:val="333333"/>
+          <w:kern w:val="0"/>
+          <w:sz w:val="20"/>
+          <w:szCs w:val="20"/>
+          <w:shd w:val="clear" w:fill="F5F5F5"/>
+          <w:lang w:val="en-US" w:eastAsia="zh-CN" w:bidi="ar"/>
+        </w:rPr>
+        <w:t xml:space="preserve"> </w:t>
+      </w:r>
+      <w:r>
+        <w:rPr>
+          <w:rFonts w:hint="default" w:ascii="Consolas" w:hAnsi="Consolas" w:eastAsia="Consolas" w:cs="Consolas"/>
+          <w:b w:val="0"/>
+          <w:bCs w:val="0"/>
+          <w:color w:val="7A3E9D"/>
+          <w:kern w:val="0"/>
+          <w:sz w:val="20"/>
+          <w:szCs w:val="20"/>
+          <w:shd w:val="clear" w:fill="F5F5F5"/>
+          <w:lang w:val="en-US" w:eastAsia="zh-CN" w:bidi="ar"/>
+        </w:rPr>
+        <w:t>r</w:t>
+      </w:r>
+      <w:r>
+        <w:rPr>
+          <w:rFonts w:hint="default" w:ascii="Consolas" w:hAnsi="Consolas" w:eastAsia="Consolas" w:cs="Consolas"/>
+          <w:b w:val="0"/>
+          <w:bCs w:val="0"/>
+          <w:color w:val="777777"/>
+          <w:kern w:val="0"/>
+          <w:sz w:val="20"/>
+          <w:szCs w:val="20"/>
+          <w:shd w:val="clear" w:fill="F5F5F5"/>
+          <w:lang w:val="en-US" w:eastAsia="zh-CN" w:bidi="ar"/>
+        </w:rPr>
+        <w:t>=</w:t>
+      </w:r>
+      <w:r>
+        <w:rPr>
+          <w:rFonts w:hint="default" w:ascii="Consolas" w:hAnsi="Consolas" w:eastAsia="Consolas" w:cs="Consolas"/>
+          <w:b/>
+          <w:bCs/>
+          <w:color w:val="AA3731"/>
+          <w:kern w:val="0"/>
+          <w:sz w:val="20"/>
+          <w:szCs w:val="20"/>
+          <w:shd w:val="clear" w:fill="F5F5F5"/>
+          <w:lang w:val="en-US" w:eastAsia="zh-CN" w:bidi="ar"/>
+        </w:rPr>
+        <w:t>generateHEX</w:t>
+      </w:r>
+      <w:r>
+        <w:rPr>
+          <w:rFonts w:hint="default" w:ascii="Consolas" w:hAnsi="Consolas" w:eastAsia="Consolas" w:cs="Consolas"/>
+          <w:b w:val="0"/>
+          <w:bCs w:val="0"/>
+          <w:color w:val="333333"/>
+          <w:kern w:val="0"/>
+          <w:sz w:val="20"/>
+          <w:szCs w:val="20"/>
+          <w:shd w:val="clear" w:fill="F5F5F5"/>
+          <w:lang w:val="en-US" w:eastAsia="zh-CN" w:bidi="ar"/>
+        </w:rPr>
+        <w:t>()</w:t>
+      </w:r>
+      <w:r>
+        <w:rPr>
+          <w:rFonts w:hint="default" w:ascii="Consolas" w:hAnsi="Consolas" w:eastAsia="Consolas" w:cs="Consolas"/>
+          <w:b w:val="0"/>
+          <w:bCs w:val="0"/>
+          <w:color w:val="777777"/>
+          <w:kern w:val="0"/>
+          <w:sz w:val="20"/>
+          <w:szCs w:val="20"/>
+          <w:shd w:val="clear" w:fill="F5F5F5"/>
+          <w:lang w:val="en-US" w:eastAsia="zh-CN" w:bidi="ar"/>
+        </w:rPr>
+        <w:t>;</w:t>
+      </w:r>
+    </w:p>
+    <w:p>
+      <w:pPr>
+        <w:keepNext w:val="0"/>
+        <w:keepLines w:val="0"/>
+        <w:widowControl/>
+        <w:suppressLineNumbers w:val="0"/>
+        <w:shd w:val="clear" w:fill="F5F5F5"/>
+        <w:spacing w:line="163" w:lineRule="atLeast"/>
+        <w:jc w:val="left"/>
+        <w:rPr>
+          <w:rFonts w:hint="default" w:ascii="Consolas" w:hAnsi="Consolas" w:eastAsia="Consolas" w:cs="Consolas"/>
+          <w:b w:val="0"/>
+          <w:bCs w:val="0"/>
+          <w:color w:val="333333"/>
+          <w:sz w:val="20"/>
+          <w:szCs w:val="20"/>
+        </w:rPr>
+      </w:pPr>
+      <w:r>
+        <w:rPr>
+          <w:rFonts w:hint="default" w:ascii="Consolas" w:hAnsi="Consolas" w:eastAsia="Consolas" w:cs="Consolas"/>
+          <w:b w:val="0"/>
+          <w:bCs w:val="0"/>
+          <w:color w:val="333333"/>
+          <w:kern w:val="0"/>
+          <w:sz w:val="20"/>
+          <w:szCs w:val="20"/>
+          <w:shd w:val="clear" w:fill="F5F5F5"/>
+          <w:lang w:val="en-US" w:eastAsia="zh-CN" w:bidi="ar"/>
+        </w:rPr>
+        <w:t xml:space="preserve">  </w:t>
+      </w:r>
+      <w:r>
+        <w:rPr>
+          <w:rFonts w:hint="default" w:ascii="Consolas" w:hAnsi="Consolas" w:eastAsia="Consolas" w:cs="Consolas"/>
+          <w:b w:val="0"/>
+          <w:bCs w:val="0"/>
+          <w:color w:val="7A3E9D"/>
+          <w:kern w:val="0"/>
+          <w:sz w:val="20"/>
+          <w:szCs w:val="20"/>
+          <w:shd w:val="clear" w:fill="F5F5F5"/>
+          <w:lang w:val="en-US" w:eastAsia="zh-CN" w:bidi="ar"/>
+        </w:rPr>
+        <w:t>const</w:t>
+      </w:r>
+      <w:r>
+        <w:rPr>
+          <w:rFonts w:hint="default" w:ascii="Consolas" w:hAnsi="Consolas" w:eastAsia="Consolas" w:cs="Consolas"/>
+          <w:b w:val="0"/>
+          <w:bCs w:val="0"/>
+          <w:color w:val="333333"/>
+          <w:kern w:val="0"/>
+          <w:sz w:val="20"/>
+          <w:szCs w:val="20"/>
+          <w:shd w:val="clear" w:fill="F5F5F5"/>
+          <w:lang w:val="en-US" w:eastAsia="zh-CN" w:bidi="ar"/>
+        </w:rPr>
+        <w:t xml:space="preserve"> </w:t>
+      </w:r>
+      <w:r>
+        <w:rPr>
+          <w:rFonts w:hint="default" w:ascii="Consolas" w:hAnsi="Consolas" w:eastAsia="Consolas" w:cs="Consolas"/>
+          <w:b w:val="0"/>
+          <w:bCs w:val="0"/>
+          <w:color w:val="7A3E9D"/>
+          <w:kern w:val="0"/>
+          <w:sz w:val="20"/>
+          <w:szCs w:val="20"/>
+          <w:shd w:val="clear" w:fill="F5F5F5"/>
+          <w:lang w:val="en-US" w:eastAsia="zh-CN" w:bidi="ar"/>
+        </w:rPr>
+        <w:t>g</w:t>
+      </w:r>
+      <w:r>
+        <w:rPr>
+          <w:rFonts w:hint="default" w:ascii="Consolas" w:hAnsi="Consolas" w:eastAsia="Consolas" w:cs="Consolas"/>
+          <w:b w:val="0"/>
+          <w:bCs w:val="0"/>
+          <w:color w:val="777777"/>
+          <w:kern w:val="0"/>
+          <w:sz w:val="20"/>
+          <w:szCs w:val="20"/>
+          <w:shd w:val="clear" w:fill="F5F5F5"/>
+          <w:lang w:val="en-US" w:eastAsia="zh-CN" w:bidi="ar"/>
+        </w:rPr>
+        <w:t>=</w:t>
+      </w:r>
+      <w:r>
+        <w:rPr>
+          <w:rFonts w:hint="default" w:ascii="Consolas" w:hAnsi="Consolas" w:eastAsia="Consolas" w:cs="Consolas"/>
+          <w:b/>
+          <w:bCs/>
+          <w:color w:val="AA3731"/>
+          <w:kern w:val="0"/>
+          <w:sz w:val="20"/>
+          <w:szCs w:val="20"/>
+          <w:shd w:val="clear" w:fill="F5F5F5"/>
+          <w:lang w:val="en-US" w:eastAsia="zh-CN" w:bidi="ar"/>
+        </w:rPr>
+        <w:t>generateHEX</w:t>
+      </w:r>
+      <w:r>
+        <w:rPr>
+          <w:rFonts w:hint="default" w:ascii="Consolas" w:hAnsi="Consolas" w:eastAsia="Consolas" w:cs="Consolas"/>
+          <w:b w:val="0"/>
+          <w:bCs w:val="0"/>
+          <w:color w:val="333333"/>
+          <w:kern w:val="0"/>
+          <w:sz w:val="20"/>
+          <w:szCs w:val="20"/>
+          <w:shd w:val="clear" w:fill="F5F5F5"/>
+          <w:lang w:val="en-US" w:eastAsia="zh-CN" w:bidi="ar"/>
+        </w:rPr>
+        <w:t>()</w:t>
+      </w:r>
+      <w:r>
+        <w:rPr>
+          <w:rFonts w:hint="default" w:ascii="Consolas" w:hAnsi="Consolas" w:eastAsia="Consolas" w:cs="Consolas"/>
+          <w:b w:val="0"/>
+          <w:bCs w:val="0"/>
+          <w:color w:val="777777"/>
+          <w:kern w:val="0"/>
+          <w:sz w:val="20"/>
+          <w:szCs w:val="20"/>
+          <w:shd w:val="clear" w:fill="F5F5F5"/>
+          <w:lang w:val="en-US" w:eastAsia="zh-CN" w:bidi="ar"/>
+        </w:rPr>
+        <w:t>;</w:t>
+      </w:r>
+    </w:p>
+    <w:p>
+      <w:pPr>
+        <w:keepNext w:val="0"/>
+        <w:keepLines w:val="0"/>
+        <w:widowControl/>
+        <w:suppressLineNumbers w:val="0"/>
+        <w:shd w:val="clear" w:fill="F5F5F5"/>
+        <w:spacing w:line="163" w:lineRule="atLeast"/>
+        <w:jc w:val="left"/>
+        <w:rPr>
+          <w:rFonts w:hint="default" w:ascii="Consolas" w:hAnsi="Consolas" w:eastAsia="Consolas" w:cs="Consolas"/>
+          <w:b w:val="0"/>
+          <w:bCs w:val="0"/>
+          <w:color w:val="333333"/>
+          <w:sz w:val="20"/>
+          <w:szCs w:val="20"/>
+        </w:rPr>
+      </w:pPr>
+      <w:r>
+        <w:rPr>
+          <w:rFonts w:hint="default" w:ascii="Consolas" w:hAnsi="Consolas" w:eastAsia="Consolas" w:cs="Consolas"/>
+          <w:b w:val="0"/>
+          <w:bCs w:val="0"/>
+          <w:color w:val="333333"/>
+          <w:kern w:val="0"/>
+          <w:sz w:val="20"/>
+          <w:szCs w:val="20"/>
+          <w:shd w:val="clear" w:fill="F5F5F5"/>
+          <w:lang w:val="en-US" w:eastAsia="zh-CN" w:bidi="ar"/>
+        </w:rPr>
+        <w:t xml:space="preserve">  </w:t>
+      </w:r>
+      <w:r>
+        <w:rPr>
+          <w:rFonts w:hint="default" w:ascii="Consolas" w:hAnsi="Consolas" w:eastAsia="Consolas" w:cs="Consolas"/>
+          <w:b w:val="0"/>
+          <w:bCs w:val="0"/>
+          <w:color w:val="7A3E9D"/>
+          <w:kern w:val="0"/>
+          <w:sz w:val="20"/>
+          <w:szCs w:val="20"/>
+          <w:shd w:val="clear" w:fill="F5F5F5"/>
+          <w:lang w:val="en-US" w:eastAsia="zh-CN" w:bidi="ar"/>
+        </w:rPr>
+        <w:t>const</w:t>
+      </w:r>
+      <w:r>
+        <w:rPr>
+          <w:rFonts w:hint="default" w:ascii="Consolas" w:hAnsi="Consolas" w:eastAsia="Consolas" w:cs="Consolas"/>
+          <w:b w:val="0"/>
+          <w:bCs w:val="0"/>
+          <w:color w:val="333333"/>
+          <w:kern w:val="0"/>
+          <w:sz w:val="20"/>
+          <w:szCs w:val="20"/>
+          <w:shd w:val="clear" w:fill="F5F5F5"/>
+          <w:lang w:val="en-US" w:eastAsia="zh-CN" w:bidi="ar"/>
+        </w:rPr>
+        <w:t xml:space="preserve"> </w:t>
+      </w:r>
+      <w:r>
+        <w:rPr>
+          <w:rFonts w:hint="default" w:ascii="Consolas" w:hAnsi="Consolas" w:eastAsia="Consolas" w:cs="Consolas"/>
+          <w:b w:val="0"/>
+          <w:bCs w:val="0"/>
+          <w:color w:val="7A3E9D"/>
+          <w:kern w:val="0"/>
+          <w:sz w:val="20"/>
+          <w:szCs w:val="20"/>
+          <w:shd w:val="clear" w:fill="F5F5F5"/>
+          <w:lang w:val="en-US" w:eastAsia="zh-CN" w:bidi="ar"/>
+        </w:rPr>
+        <w:t>b</w:t>
+      </w:r>
+      <w:r>
+        <w:rPr>
+          <w:rFonts w:hint="default" w:ascii="Consolas" w:hAnsi="Consolas" w:eastAsia="Consolas" w:cs="Consolas"/>
+          <w:b w:val="0"/>
+          <w:bCs w:val="0"/>
+          <w:color w:val="777777"/>
+          <w:kern w:val="0"/>
+          <w:sz w:val="20"/>
+          <w:szCs w:val="20"/>
+          <w:shd w:val="clear" w:fill="F5F5F5"/>
+          <w:lang w:val="en-US" w:eastAsia="zh-CN" w:bidi="ar"/>
+        </w:rPr>
+        <w:t>=</w:t>
+      </w:r>
+      <w:r>
+        <w:rPr>
+          <w:rFonts w:hint="default" w:ascii="Consolas" w:hAnsi="Consolas" w:eastAsia="Consolas" w:cs="Consolas"/>
+          <w:b/>
+          <w:bCs/>
+          <w:color w:val="AA3731"/>
+          <w:kern w:val="0"/>
+          <w:sz w:val="20"/>
+          <w:szCs w:val="20"/>
+          <w:shd w:val="clear" w:fill="F5F5F5"/>
+          <w:lang w:val="en-US" w:eastAsia="zh-CN" w:bidi="ar"/>
+        </w:rPr>
+        <w:t>generateHEX</w:t>
+      </w:r>
+      <w:r>
+        <w:rPr>
+          <w:rFonts w:hint="default" w:ascii="Consolas" w:hAnsi="Consolas" w:eastAsia="Consolas" w:cs="Consolas"/>
+          <w:b w:val="0"/>
+          <w:bCs w:val="0"/>
+          <w:color w:val="333333"/>
+          <w:kern w:val="0"/>
+          <w:sz w:val="20"/>
+          <w:szCs w:val="20"/>
+          <w:shd w:val="clear" w:fill="F5F5F5"/>
+          <w:lang w:val="en-US" w:eastAsia="zh-CN" w:bidi="ar"/>
+        </w:rPr>
+        <w:t>()</w:t>
+      </w:r>
+      <w:r>
+        <w:rPr>
+          <w:rFonts w:hint="default" w:ascii="Consolas" w:hAnsi="Consolas" w:eastAsia="Consolas" w:cs="Consolas"/>
+          <w:b w:val="0"/>
+          <w:bCs w:val="0"/>
+          <w:color w:val="777777"/>
+          <w:kern w:val="0"/>
+          <w:sz w:val="20"/>
+          <w:szCs w:val="20"/>
+          <w:shd w:val="clear" w:fill="F5F5F5"/>
+          <w:lang w:val="en-US" w:eastAsia="zh-CN" w:bidi="ar"/>
+        </w:rPr>
+        <w:t>;</w:t>
+      </w:r>
+    </w:p>
+    <w:p>
+      <w:pPr>
+        <w:keepNext w:val="0"/>
+        <w:keepLines w:val="0"/>
+        <w:widowControl/>
+        <w:suppressLineNumbers w:val="0"/>
+        <w:shd w:val="clear" w:fill="F5F5F5"/>
+        <w:spacing w:line="163" w:lineRule="atLeast"/>
+        <w:jc w:val="left"/>
+        <w:rPr>
+          <w:rFonts w:hint="default" w:ascii="Consolas" w:hAnsi="Consolas" w:eastAsia="Consolas" w:cs="Consolas"/>
+          <w:b w:val="0"/>
+          <w:bCs w:val="0"/>
+          <w:color w:val="333333"/>
+          <w:sz w:val="20"/>
+          <w:szCs w:val="20"/>
+        </w:rPr>
+      </w:pPr>
+      <w:r>
+        <w:rPr>
+          <w:rFonts w:hint="default" w:ascii="Consolas" w:hAnsi="Consolas" w:eastAsia="Consolas" w:cs="Consolas"/>
+          <w:b w:val="0"/>
+          <w:bCs w:val="0"/>
+          <w:i/>
+          <w:iCs/>
+          <w:color w:val="AAAAAA"/>
+          <w:kern w:val="0"/>
+          <w:sz w:val="20"/>
+          <w:szCs w:val="20"/>
+          <w:shd w:val="clear" w:fill="F5F5F5"/>
+          <w:lang w:val="en-US" w:eastAsia="zh-CN" w:bidi="ar"/>
+        </w:rPr>
+        <w:t>//string interpolation</w:t>
+      </w:r>
+    </w:p>
+    <w:p>
+      <w:pPr>
+        <w:keepNext w:val="0"/>
+        <w:keepLines w:val="0"/>
+        <w:widowControl/>
+        <w:suppressLineNumbers w:val="0"/>
+        <w:shd w:val="clear" w:fill="F5F5F5"/>
+        <w:spacing w:line="163" w:lineRule="atLeast"/>
+        <w:jc w:val="left"/>
+        <w:rPr>
+          <w:rFonts w:hint="default" w:ascii="Consolas" w:hAnsi="Consolas" w:eastAsia="Consolas" w:cs="Consolas"/>
+          <w:b w:val="0"/>
+          <w:bCs w:val="0"/>
+          <w:color w:val="333333"/>
+          <w:sz w:val="20"/>
+          <w:szCs w:val="20"/>
+        </w:rPr>
+      </w:pPr>
+      <w:r>
+        <w:rPr>
+          <w:rFonts w:hint="default" w:ascii="Consolas" w:hAnsi="Consolas" w:eastAsia="Consolas" w:cs="Consolas"/>
+          <w:b w:val="0"/>
+          <w:bCs w:val="0"/>
+          <w:color w:val="7A3E9D"/>
+          <w:kern w:val="0"/>
+          <w:sz w:val="20"/>
+          <w:szCs w:val="20"/>
+          <w:shd w:val="clear" w:fill="F5F5F5"/>
+          <w:lang w:val="en-US" w:eastAsia="zh-CN" w:bidi="ar"/>
+        </w:rPr>
+        <w:t>let</w:t>
+      </w:r>
+      <w:r>
+        <w:rPr>
+          <w:rFonts w:hint="default" w:ascii="Consolas" w:hAnsi="Consolas" w:eastAsia="Consolas" w:cs="Consolas"/>
+          <w:b w:val="0"/>
+          <w:bCs w:val="0"/>
+          <w:color w:val="333333"/>
+          <w:kern w:val="0"/>
+          <w:sz w:val="20"/>
+          <w:szCs w:val="20"/>
+          <w:shd w:val="clear" w:fill="F5F5F5"/>
+          <w:lang w:val="en-US" w:eastAsia="zh-CN" w:bidi="ar"/>
+        </w:rPr>
+        <w:t xml:space="preserve"> </w:t>
+      </w:r>
+      <w:r>
+        <w:rPr>
+          <w:rFonts w:hint="default" w:ascii="Consolas" w:hAnsi="Consolas" w:eastAsia="Consolas" w:cs="Consolas"/>
+          <w:b w:val="0"/>
+          <w:bCs w:val="0"/>
+          <w:color w:val="7A3E9D"/>
+          <w:kern w:val="0"/>
+          <w:sz w:val="20"/>
+          <w:szCs w:val="20"/>
+          <w:shd w:val="clear" w:fill="F5F5F5"/>
+          <w:lang w:val="en-US" w:eastAsia="zh-CN" w:bidi="ar"/>
+        </w:rPr>
+        <w:t>color</w:t>
+      </w:r>
+      <w:r>
+        <w:rPr>
+          <w:rFonts w:hint="default" w:ascii="Consolas" w:hAnsi="Consolas" w:eastAsia="Consolas" w:cs="Consolas"/>
+          <w:b w:val="0"/>
+          <w:bCs w:val="0"/>
+          <w:color w:val="777777"/>
+          <w:kern w:val="0"/>
+          <w:sz w:val="20"/>
+          <w:szCs w:val="20"/>
+          <w:shd w:val="clear" w:fill="F5F5F5"/>
+          <w:lang w:val="en-US" w:eastAsia="zh-CN" w:bidi="ar"/>
+        </w:rPr>
+        <w:t>:</w:t>
+      </w:r>
+      <w:r>
+        <w:rPr>
+          <w:rFonts w:hint="default" w:ascii="Consolas" w:hAnsi="Consolas" w:eastAsia="Consolas" w:cs="Consolas"/>
+          <w:b w:val="0"/>
+          <w:bCs w:val="0"/>
+          <w:color w:val="333333"/>
+          <w:kern w:val="0"/>
+          <w:sz w:val="20"/>
+          <w:szCs w:val="20"/>
+          <w:shd w:val="clear" w:fill="F5F5F5"/>
+          <w:lang w:val="en-US" w:eastAsia="zh-CN" w:bidi="ar"/>
+        </w:rPr>
+        <w:t xml:space="preserve"> </w:t>
+      </w:r>
+      <w:r>
+        <w:rPr>
+          <w:rFonts w:hint="default" w:ascii="Consolas" w:hAnsi="Consolas" w:eastAsia="Consolas" w:cs="Consolas"/>
+          <w:b w:val="0"/>
+          <w:bCs w:val="0"/>
+          <w:color w:val="7A3E9D"/>
+          <w:kern w:val="0"/>
+          <w:sz w:val="20"/>
+          <w:szCs w:val="20"/>
+          <w:shd w:val="clear" w:fill="F5F5F5"/>
+          <w:lang w:val="en-US" w:eastAsia="zh-CN" w:bidi="ar"/>
+        </w:rPr>
+        <w:t>string</w:t>
+      </w:r>
+      <w:r>
+        <w:rPr>
+          <w:rFonts w:hint="default" w:ascii="Consolas" w:hAnsi="Consolas" w:eastAsia="Consolas" w:cs="Consolas"/>
+          <w:b w:val="0"/>
+          <w:bCs w:val="0"/>
+          <w:color w:val="777777"/>
+          <w:kern w:val="0"/>
+          <w:sz w:val="20"/>
+          <w:szCs w:val="20"/>
+          <w:shd w:val="clear" w:fill="F5F5F5"/>
+          <w:lang w:val="en-US" w:eastAsia="zh-CN" w:bidi="ar"/>
+        </w:rPr>
+        <w:t>=`</w:t>
+      </w:r>
+      <w:r>
+        <w:rPr>
+          <w:rFonts w:hint="default" w:ascii="Consolas" w:hAnsi="Consolas" w:eastAsia="Consolas" w:cs="Consolas"/>
+          <w:b w:val="0"/>
+          <w:bCs w:val="0"/>
+          <w:color w:val="448C27"/>
+          <w:kern w:val="0"/>
+          <w:sz w:val="20"/>
+          <w:szCs w:val="20"/>
+          <w:shd w:val="clear" w:fill="F5F5F5"/>
+          <w:lang w:val="en-US" w:eastAsia="zh-CN" w:bidi="ar"/>
+        </w:rPr>
+        <w:t>#</w:t>
+      </w:r>
+      <w:r>
+        <w:rPr>
+          <w:rFonts w:hint="default" w:ascii="Consolas" w:hAnsi="Consolas" w:eastAsia="Consolas" w:cs="Consolas"/>
+          <w:b w:val="0"/>
+          <w:bCs w:val="0"/>
+          <w:color w:val="777777"/>
+          <w:kern w:val="0"/>
+          <w:sz w:val="20"/>
+          <w:szCs w:val="20"/>
+          <w:shd w:val="clear" w:fill="F5F5F5"/>
+          <w:lang w:val="en-US" w:eastAsia="zh-CN" w:bidi="ar"/>
+        </w:rPr>
+        <w:t>${</w:t>
+      </w:r>
+      <w:r>
+        <w:rPr>
+          <w:rFonts w:hint="default" w:ascii="Consolas" w:hAnsi="Consolas" w:eastAsia="Consolas" w:cs="Consolas"/>
+          <w:b w:val="0"/>
+          <w:bCs w:val="0"/>
+          <w:color w:val="7A3E9D"/>
+          <w:kern w:val="0"/>
+          <w:sz w:val="20"/>
+          <w:szCs w:val="20"/>
+          <w:shd w:val="clear" w:fill="F5F5F5"/>
+          <w:lang w:val="en-US" w:eastAsia="zh-CN" w:bidi="ar"/>
+        </w:rPr>
+        <w:t>r</w:t>
+      </w:r>
+      <w:r>
+        <w:rPr>
+          <w:rFonts w:hint="default" w:ascii="Consolas" w:hAnsi="Consolas" w:eastAsia="Consolas" w:cs="Consolas"/>
+          <w:b w:val="0"/>
+          <w:bCs w:val="0"/>
+          <w:color w:val="777777"/>
+          <w:kern w:val="0"/>
+          <w:sz w:val="20"/>
+          <w:szCs w:val="20"/>
+          <w:shd w:val="clear" w:fill="F5F5F5"/>
+          <w:lang w:val="en-US" w:eastAsia="zh-CN" w:bidi="ar"/>
+        </w:rPr>
+        <w:t>}${</w:t>
+      </w:r>
+      <w:r>
+        <w:rPr>
+          <w:rFonts w:hint="default" w:ascii="Consolas" w:hAnsi="Consolas" w:eastAsia="Consolas" w:cs="Consolas"/>
+          <w:b w:val="0"/>
+          <w:bCs w:val="0"/>
+          <w:color w:val="7A3E9D"/>
+          <w:kern w:val="0"/>
+          <w:sz w:val="20"/>
+          <w:szCs w:val="20"/>
+          <w:shd w:val="clear" w:fill="F5F5F5"/>
+          <w:lang w:val="en-US" w:eastAsia="zh-CN" w:bidi="ar"/>
+        </w:rPr>
+        <w:t>g</w:t>
+      </w:r>
+      <w:r>
+        <w:rPr>
+          <w:rFonts w:hint="default" w:ascii="Consolas" w:hAnsi="Consolas" w:eastAsia="Consolas" w:cs="Consolas"/>
+          <w:b w:val="0"/>
+          <w:bCs w:val="0"/>
+          <w:color w:val="777777"/>
+          <w:kern w:val="0"/>
+          <w:sz w:val="20"/>
+          <w:szCs w:val="20"/>
+          <w:shd w:val="clear" w:fill="F5F5F5"/>
+          <w:lang w:val="en-US" w:eastAsia="zh-CN" w:bidi="ar"/>
+        </w:rPr>
+        <w:t>}${</w:t>
+      </w:r>
+      <w:r>
+        <w:rPr>
+          <w:rFonts w:hint="default" w:ascii="Consolas" w:hAnsi="Consolas" w:eastAsia="Consolas" w:cs="Consolas"/>
+          <w:b w:val="0"/>
+          <w:bCs w:val="0"/>
+          <w:color w:val="7A3E9D"/>
+          <w:kern w:val="0"/>
+          <w:sz w:val="20"/>
+          <w:szCs w:val="20"/>
+          <w:shd w:val="clear" w:fill="F5F5F5"/>
+          <w:lang w:val="en-US" w:eastAsia="zh-CN" w:bidi="ar"/>
+        </w:rPr>
+        <w:t>b</w:t>
+      </w:r>
+      <w:r>
+        <w:rPr>
+          <w:rFonts w:hint="default" w:ascii="Consolas" w:hAnsi="Consolas" w:eastAsia="Consolas" w:cs="Consolas"/>
+          <w:b w:val="0"/>
+          <w:bCs w:val="0"/>
+          <w:color w:val="777777"/>
+          <w:kern w:val="0"/>
+          <w:sz w:val="20"/>
+          <w:szCs w:val="20"/>
+          <w:shd w:val="clear" w:fill="F5F5F5"/>
+          <w:lang w:val="en-US" w:eastAsia="zh-CN" w:bidi="ar"/>
+        </w:rPr>
+        <w:t>}`;</w:t>
+      </w:r>
+    </w:p>
+    <w:p>
+      <w:pPr>
+        <w:keepNext w:val="0"/>
+        <w:keepLines w:val="0"/>
+        <w:widowControl/>
+        <w:suppressLineNumbers w:val="0"/>
+        <w:jc w:val="left"/>
+        <w:rPr>
+          <w:sz w:val="20"/>
+          <w:szCs w:val="20"/>
+        </w:rPr>
+      </w:pPr>
+    </w:p>
+    <w:p>
+      <w:pPr>
+        <w:keepNext w:val="0"/>
+        <w:keepLines w:val="0"/>
+        <w:widowControl/>
+        <w:suppressLineNumbers w:val="0"/>
+        <w:shd w:val="clear" w:fill="F5F5F5"/>
+        <w:spacing w:line="163" w:lineRule="atLeast"/>
+        <w:jc w:val="left"/>
+        <w:rPr>
+          <w:rFonts w:hint="default" w:ascii="Consolas" w:hAnsi="Consolas" w:eastAsia="Consolas" w:cs="Consolas"/>
+          <w:b w:val="0"/>
+          <w:bCs w:val="0"/>
+          <w:color w:val="333333"/>
+          <w:sz w:val="20"/>
+          <w:szCs w:val="20"/>
+        </w:rPr>
+      </w:pPr>
+      <w:r>
+        <w:rPr>
+          <w:rFonts w:hint="default" w:ascii="Consolas" w:hAnsi="Consolas" w:eastAsia="Consolas" w:cs="Consolas"/>
+          <w:b w:val="0"/>
+          <w:bCs w:val="0"/>
+          <w:color w:val="333333"/>
+          <w:kern w:val="0"/>
+          <w:sz w:val="20"/>
+          <w:szCs w:val="20"/>
+          <w:shd w:val="clear" w:fill="F5F5F5"/>
+          <w:lang w:val="en-US" w:eastAsia="zh-CN" w:bidi="ar"/>
+        </w:rPr>
+        <w:t> </w:t>
+      </w:r>
+      <w:r>
+        <w:rPr>
+          <w:rFonts w:hint="default" w:ascii="Consolas" w:hAnsi="Consolas" w:eastAsia="Consolas" w:cs="Consolas"/>
+          <w:b w:val="0"/>
+          <w:bCs w:val="0"/>
+          <w:color w:val="7A3E9D"/>
+          <w:kern w:val="0"/>
+          <w:sz w:val="20"/>
+          <w:szCs w:val="20"/>
+          <w:shd w:val="clear" w:fill="F5F5F5"/>
+          <w:lang w:val="en-US" w:eastAsia="zh-CN" w:bidi="ar"/>
+        </w:rPr>
+        <w:t>cell_Color</w:t>
+      </w:r>
+      <w:r>
+        <w:rPr>
+          <w:rFonts w:hint="default" w:ascii="Consolas" w:hAnsi="Consolas" w:eastAsia="Consolas" w:cs="Consolas"/>
+          <w:b w:val="0"/>
+          <w:bCs w:val="0"/>
+          <w:color w:val="777777"/>
+          <w:kern w:val="0"/>
+          <w:sz w:val="20"/>
+          <w:szCs w:val="20"/>
+          <w:shd w:val="clear" w:fill="F5F5F5"/>
+          <w:lang w:val="en-US" w:eastAsia="zh-CN" w:bidi="ar"/>
+        </w:rPr>
+        <w:t>!.</w:t>
+      </w:r>
+      <w:r>
+        <w:rPr>
+          <w:rFonts w:hint="default" w:ascii="Consolas" w:hAnsi="Consolas" w:eastAsia="Consolas" w:cs="Consolas"/>
+          <w:b w:val="0"/>
+          <w:bCs w:val="0"/>
+          <w:color w:val="7A3E9D"/>
+          <w:kern w:val="0"/>
+          <w:sz w:val="20"/>
+          <w:szCs w:val="20"/>
+          <w:shd w:val="clear" w:fill="F5F5F5"/>
+          <w:lang w:val="en-US" w:eastAsia="zh-CN" w:bidi="ar"/>
+        </w:rPr>
+        <w:t>value</w:t>
+      </w:r>
+      <w:r>
+        <w:rPr>
+          <w:rFonts w:hint="default" w:ascii="Consolas" w:hAnsi="Consolas" w:eastAsia="Consolas" w:cs="Consolas"/>
+          <w:b w:val="0"/>
+          <w:bCs w:val="0"/>
+          <w:color w:val="777777"/>
+          <w:kern w:val="0"/>
+          <w:sz w:val="20"/>
+          <w:szCs w:val="20"/>
+          <w:shd w:val="clear" w:fill="F5F5F5"/>
+          <w:lang w:val="en-US" w:eastAsia="zh-CN" w:bidi="ar"/>
+        </w:rPr>
+        <w:t>=</w:t>
+      </w:r>
+      <w:r>
+        <w:rPr>
+          <w:rFonts w:hint="default" w:ascii="Consolas" w:hAnsi="Consolas" w:eastAsia="Consolas" w:cs="Consolas"/>
+          <w:b w:val="0"/>
+          <w:bCs w:val="0"/>
+          <w:color w:val="7A3E9D"/>
+          <w:kern w:val="0"/>
+          <w:sz w:val="20"/>
+          <w:szCs w:val="20"/>
+          <w:shd w:val="clear" w:fill="F5F5F5"/>
+          <w:lang w:val="en-US" w:eastAsia="zh-CN" w:bidi="ar"/>
+        </w:rPr>
+        <w:t>color</w:t>
+      </w:r>
+      <w:r>
+        <w:rPr>
+          <w:rFonts w:hint="default" w:ascii="Consolas" w:hAnsi="Consolas" w:eastAsia="Consolas" w:cs="Consolas"/>
+          <w:b w:val="0"/>
+          <w:bCs w:val="0"/>
+          <w:color w:val="777777"/>
+          <w:kern w:val="0"/>
+          <w:sz w:val="20"/>
+          <w:szCs w:val="20"/>
+          <w:shd w:val="clear" w:fill="F5F5F5"/>
+          <w:lang w:val="en-US" w:eastAsia="zh-CN" w:bidi="ar"/>
+        </w:rPr>
+        <w:t>;</w:t>
+      </w:r>
+    </w:p>
+    <w:p>
+      <w:pPr>
+        <w:keepNext w:val="0"/>
+        <w:keepLines w:val="0"/>
+        <w:widowControl/>
+        <w:suppressLineNumbers w:val="0"/>
+        <w:shd w:val="clear" w:fill="F5F5F5"/>
+        <w:spacing w:line="163" w:lineRule="atLeast"/>
+        <w:jc w:val="left"/>
+        <w:rPr>
+          <w:rFonts w:hint="default" w:ascii="Consolas" w:hAnsi="Consolas" w:eastAsia="Consolas" w:cs="Consolas"/>
+          <w:b w:val="0"/>
+          <w:bCs w:val="0"/>
+          <w:color w:val="333333"/>
+          <w:sz w:val="20"/>
+          <w:szCs w:val="20"/>
+        </w:rPr>
+      </w:pPr>
+      <w:r>
+        <w:rPr>
+          <w:rFonts w:hint="default" w:ascii="Consolas" w:hAnsi="Consolas" w:eastAsia="Consolas" w:cs="Consolas"/>
+          <w:b w:val="0"/>
+          <w:bCs w:val="0"/>
+          <w:color w:val="333333"/>
+          <w:kern w:val="0"/>
+          <w:sz w:val="20"/>
+          <w:szCs w:val="20"/>
+          <w:shd w:val="clear" w:fill="F5F5F5"/>
+          <w:lang w:val="en-US" w:eastAsia="zh-CN" w:bidi="ar"/>
+        </w:rPr>
+        <w:t> </w:t>
+      </w:r>
+      <w:r>
+        <w:rPr>
+          <w:rFonts w:hint="default" w:ascii="Consolas" w:hAnsi="Consolas" w:eastAsia="Consolas" w:cs="Consolas"/>
+          <w:b w:val="0"/>
+          <w:bCs w:val="0"/>
+          <w:color w:val="7A3E9D"/>
+          <w:kern w:val="0"/>
+          <w:sz w:val="20"/>
+          <w:szCs w:val="20"/>
+          <w:shd w:val="clear" w:fill="F5F5F5"/>
+          <w:lang w:val="en-US" w:eastAsia="zh-CN" w:bidi="ar"/>
+        </w:rPr>
+        <w:t>console</w:t>
+      </w:r>
+      <w:r>
+        <w:rPr>
+          <w:rFonts w:hint="default" w:ascii="Consolas" w:hAnsi="Consolas" w:eastAsia="Consolas" w:cs="Consolas"/>
+          <w:b w:val="0"/>
+          <w:bCs w:val="0"/>
+          <w:color w:val="777777"/>
+          <w:kern w:val="0"/>
+          <w:sz w:val="20"/>
+          <w:szCs w:val="20"/>
+          <w:shd w:val="clear" w:fill="F5F5F5"/>
+          <w:lang w:val="en-US" w:eastAsia="zh-CN" w:bidi="ar"/>
+        </w:rPr>
+        <w:t>.</w:t>
+      </w:r>
+      <w:r>
+        <w:rPr>
+          <w:rFonts w:hint="default" w:ascii="Consolas" w:hAnsi="Consolas" w:eastAsia="Consolas" w:cs="Consolas"/>
+          <w:b/>
+          <w:bCs/>
+          <w:color w:val="AA3731"/>
+          <w:kern w:val="0"/>
+          <w:sz w:val="20"/>
+          <w:szCs w:val="20"/>
+          <w:shd w:val="clear" w:fill="F5F5F5"/>
+          <w:lang w:val="en-US" w:eastAsia="zh-CN" w:bidi="ar"/>
+        </w:rPr>
+        <w:t>log</w:t>
+      </w:r>
+      <w:r>
+        <w:rPr>
+          <w:rFonts w:hint="default" w:ascii="Consolas" w:hAnsi="Consolas" w:eastAsia="Consolas" w:cs="Consolas"/>
+          <w:b w:val="0"/>
+          <w:bCs w:val="0"/>
+          <w:color w:val="333333"/>
+          <w:kern w:val="0"/>
+          <w:sz w:val="20"/>
+          <w:szCs w:val="20"/>
+          <w:shd w:val="clear" w:fill="F5F5F5"/>
+          <w:lang w:val="en-US" w:eastAsia="zh-CN" w:bidi="ar"/>
+        </w:rPr>
+        <w:t>(</w:t>
+      </w:r>
+      <w:r>
+        <w:rPr>
+          <w:rFonts w:hint="default" w:ascii="Consolas" w:hAnsi="Consolas" w:eastAsia="Consolas" w:cs="Consolas"/>
+          <w:b w:val="0"/>
+          <w:bCs w:val="0"/>
+          <w:color w:val="7A3E9D"/>
+          <w:kern w:val="0"/>
+          <w:sz w:val="20"/>
+          <w:szCs w:val="20"/>
+          <w:shd w:val="clear" w:fill="F5F5F5"/>
+          <w:lang w:val="en-US" w:eastAsia="zh-CN" w:bidi="ar"/>
+        </w:rPr>
+        <w:t>color</w:t>
+      </w:r>
+      <w:r>
+        <w:rPr>
+          <w:rFonts w:hint="default" w:ascii="Consolas" w:hAnsi="Consolas" w:eastAsia="Consolas" w:cs="Consolas"/>
+          <w:b w:val="0"/>
+          <w:bCs w:val="0"/>
+          <w:color w:val="333333"/>
+          <w:kern w:val="0"/>
+          <w:sz w:val="20"/>
+          <w:szCs w:val="20"/>
+          <w:shd w:val="clear" w:fill="F5F5F5"/>
+          <w:lang w:val="en-US" w:eastAsia="zh-CN" w:bidi="ar"/>
+        </w:rPr>
+        <w:t>)</w:t>
+      </w:r>
+      <w:r>
+        <w:rPr>
+          <w:rFonts w:hint="default" w:ascii="Consolas" w:hAnsi="Consolas" w:eastAsia="Consolas" w:cs="Consolas"/>
+          <w:b w:val="0"/>
+          <w:bCs w:val="0"/>
+          <w:color w:val="777777"/>
+          <w:kern w:val="0"/>
+          <w:sz w:val="20"/>
+          <w:szCs w:val="20"/>
+          <w:shd w:val="clear" w:fill="F5F5F5"/>
+          <w:lang w:val="en-US" w:eastAsia="zh-CN" w:bidi="ar"/>
+        </w:rPr>
+        <w:t>;</w:t>
+      </w:r>
+    </w:p>
+    <w:p>
+      <w:pPr>
+        <w:keepNext w:val="0"/>
+        <w:keepLines w:val="0"/>
+        <w:widowControl/>
+        <w:suppressLineNumbers w:val="0"/>
+        <w:shd w:val="clear" w:fill="F5F5F5"/>
+        <w:spacing w:line="163" w:lineRule="atLeast"/>
+        <w:jc w:val="left"/>
+        <w:rPr>
+          <w:rFonts w:hint="default" w:ascii="Consolas" w:hAnsi="Consolas" w:eastAsia="Consolas" w:cs="Consolas"/>
+          <w:b w:val="0"/>
+          <w:bCs w:val="0"/>
+          <w:color w:val="333333"/>
+          <w:sz w:val="20"/>
+          <w:szCs w:val="20"/>
+        </w:rPr>
+      </w:pPr>
+      <w:r>
+        <w:rPr>
+          <w:rFonts w:hint="default" w:ascii="Consolas" w:hAnsi="Consolas" w:eastAsia="Consolas" w:cs="Consolas"/>
+          <w:b w:val="0"/>
+          <w:bCs w:val="0"/>
+          <w:color w:val="777777"/>
+          <w:kern w:val="0"/>
+          <w:sz w:val="20"/>
+          <w:szCs w:val="20"/>
+          <w:shd w:val="clear" w:fill="F5F5F5"/>
+          <w:lang w:val="en-US" w:eastAsia="zh-CN" w:bidi="ar"/>
+        </w:rPr>
+        <w:t>}</w:t>
+      </w:r>
+    </w:p>
+    <w:p>
+      <w:pPr>
+        <w:numPr>
+          <w:numId w:val="0"/>
+        </w:numPr>
+        <w:ind w:leftChars="0"/>
+        <w:rPr>
+          <w:rFonts w:hint="default" w:ascii="Times New Roman" w:hAnsi="Times New Roman" w:cs="Times New Roman"/>
+          <w:lang w:val="en-US" w:eastAsia="zh-CN"/>
+        </w:rPr>
+      </w:pPr>
+    </w:p>
+    <w:p>
+      <w:pPr>
+        <w:numPr>
+          <w:ilvl w:val="0"/>
+          <w:numId w:val="8"/>
+        </w:numPr>
+        <w:ind w:left="425" w:leftChars="0" w:hanging="425" w:firstLineChars="0"/>
+        <w:rPr>
+          <w:rFonts w:hint="default" w:ascii="Times New Roman" w:hAnsi="Times New Roman" w:cs="Times New Roman"/>
+          <w:lang w:val="en-US" w:eastAsia="zh-CN"/>
+        </w:rPr>
+      </w:pPr>
+      <w:r>
+        <w:rPr>
+          <w:rFonts w:hint="default" w:ascii="Times New Roman" w:hAnsi="Times New Roman" w:cs="Times New Roman"/>
+          <w:b w:val="0"/>
+          <w:bCs w:val="0"/>
+          <w:i w:val="0"/>
+          <w:iCs w:val="0"/>
+          <w:u w:val="single"/>
+          <w:lang w:val="en-US" w:eastAsia="zh-CN"/>
+        </w:rPr>
+        <w:t>Undo redo button：</w:t>
+      </w:r>
+    </w:p>
+    <w:p>
+      <w:pPr>
+        <w:numPr>
+          <w:ilvl w:val="0"/>
+          <w:numId w:val="8"/>
+        </w:numPr>
+        <w:ind w:left="425" w:leftChars="0" w:hanging="425" w:firstLineChars="0"/>
+        <w:rPr>
+          <w:rFonts w:hint="default" w:ascii="Times New Roman" w:hAnsi="Times New Roman" w:cs="Times New Roman"/>
+          <w:lang w:val="en-US" w:eastAsia="zh-CN"/>
+        </w:rPr>
+      </w:pPr>
+      <w:r>
+        <w:rPr>
+          <w:rFonts w:hint="default" w:ascii="Times New Roman" w:hAnsi="Times New Roman" w:cs="Times New Roman"/>
+          <w:b w:val="0"/>
+          <w:bCs w:val="0"/>
+          <w:i w:val="0"/>
+          <w:iCs w:val="0"/>
+          <w:u w:val="single"/>
+          <w:lang w:val="en-US" w:eastAsia="zh-CN"/>
+        </w:rPr>
+        <w:t>Reset button:</w:t>
+      </w:r>
+      <w:r>
+        <w:rPr>
+          <w:rFonts w:hint="default" w:ascii="Times New Roman" w:hAnsi="Times New Roman" w:cs="Times New Roman"/>
+          <w:lang w:val="en-US" w:eastAsia="zh-CN"/>
+        </w:rPr>
+        <w:t xml:space="preserve"> </w:t>
+      </w:r>
+    </w:p>
+    <w:p>
+      <w:pPr>
+        <w:numPr>
+          <w:ilvl w:val="0"/>
+          <w:numId w:val="0"/>
+        </w:numPr>
+        <w:rPr>
+          <w:rFonts w:hint="default" w:ascii="Times New Roman" w:hAnsi="Times New Roman" w:cs="Times New Roman"/>
+          <w:b w:val="0"/>
+          <w:bCs w:val="0"/>
+          <w:lang w:val="en-US" w:eastAsia="zh-CN"/>
+        </w:rPr>
+      </w:pPr>
+      <w:r>
+        <w:rPr>
+          <w:rFonts w:hint="eastAsia" w:ascii="Times New Roman" w:hAnsi="Times New Roman" w:cs="Times New Roman"/>
+          <w:b w:val="0"/>
+          <w:bCs w:val="0"/>
+          <w:lang w:val="en-US" w:eastAsia="zh-CN"/>
+        </w:rPr>
+        <w:t>When this button is pressed, an empty grid creation is created all over.</w:t>
+      </w:r>
+    </w:p>
+    <w:p>
+      <w:pPr>
+        <w:numPr>
+          <w:ilvl w:val="0"/>
+          <w:numId w:val="0"/>
+        </w:numPr>
+        <w:rPr>
+          <w:rFonts w:hint="default" w:ascii="Times New Roman" w:hAnsi="Times New Roman" w:cs="Times New Roman"/>
+          <w:b w:val="0"/>
+          <w:bCs w:val="0"/>
+          <w:lang w:val="en-US" w:eastAsia="zh-CN"/>
+        </w:rPr>
+      </w:pPr>
+    </w:p>
+    <w:p>
+      <w:pPr>
+        <w:numPr>
+          <w:ilvl w:val="0"/>
+          <w:numId w:val="0"/>
+        </w:numPr>
+        <w:rPr>
+          <w:rFonts w:hint="eastAsia" w:ascii="Times New Roman" w:hAnsi="Times New Roman" w:cs="Times New Roman"/>
+          <w:b/>
+          <w:bCs/>
+          <w:lang w:val="en-US" w:eastAsia="zh-CN"/>
+        </w:rPr>
+      </w:pPr>
+      <w:r>
+        <w:rPr>
+          <w:rFonts w:hint="eastAsia" w:ascii="Times New Roman" w:hAnsi="Times New Roman" w:cs="Times New Roman"/>
+          <w:b/>
+          <w:bCs/>
+          <w:lang w:val="en-US" w:eastAsia="zh-CN"/>
+        </w:rPr>
+        <w:t xml:space="preserve">Comparison to Java: </w:t>
+      </w:r>
+    </w:p>
+    <w:p>
+      <w:pPr>
+        <w:numPr>
+          <w:ilvl w:val="0"/>
+          <w:numId w:val="0"/>
+        </w:numPr>
+        <w:rPr>
+          <w:rFonts w:hint="eastAsia" w:ascii="Times New Roman" w:hAnsi="Times New Roman" w:cs="Times New Roman"/>
+          <w:b w:val="0"/>
+          <w:bCs w:val="0"/>
+          <w:lang w:val="en-US" w:eastAsia="zh-CN"/>
+        </w:rPr>
+      </w:pPr>
+    </w:p>
+    <w:p>
+      <w:pPr>
+        <w:numPr>
+          <w:ilvl w:val="0"/>
+          <w:numId w:val="0"/>
+        </w:numPr>
+        <w:rPr>
+          <w:rFonts w:hint="default" w:ascii="Times New Roman" w:hAnsi="Times New Roman" w:cs="Times New Roman"/>
+          <w:b w:val="0"/>
+          <w:bCs w:val="0"/>
+          <w:lang w:val="en-US" w:eastAsia="zh-CN"/>
+        </w:rPr>
+      </w:pPr>
+      <w:r>
+        <w:rPr>
+          <w:rFonts w:hint="eastAsia" w:ascii="Times New Roman" w:hAnsi="Times New Roman" w:cs="Times New Roman"/>
+          <w:b w:val="0"/>
+          <w:bCs w:val="0"/>
+          <w:lang w:val="en-US" w:eastAsia="zh-CN"/>
+        </w:rPr>
+        <w:t>Readabilty, writability, reliability, and speed</w:t>
       </w:r>
     </w:p>
     <w:sectPr>
@@ -5503,6 +10640,26 @@
 <file path=word/numbering.xml><?xml version="1.0" encoding="utf-8"?>
 <w:numbering xmlns:wpc="http://schemas.microsoft.com/office/word/2010/wordprocessingCanvas" xmlns:mc="http://schemas.openxmlformats.org/markup-compatibility/2006" xmlns:o="urn:schemas-microsoft-com:office:office" xmlns:r="http://schemas.openxmlformats.org/officeDocument/2006/relationships" xmlns:m="http://schemas.openxmlformats.org/officeDocument/2006/math" xmlns:v="urn:schemas-microsoft-com:vml" xmlns:wp14="http://schemas.microsoft.com/office/word/2010/wordprocessingDrawing" xmlns:wp="http://schemas.openxmlformats.org/drawingml/2006/wordprocessingDrawing" xmlns:w10="urn:schemas-microsoft-com:office:word" xmlns:w="http://schemas.openxmlformats.org/wordprocessingml/2006/main" xmlns:w14="http://schemas.microsoft.com/office/word/2010/wordml" xmlns:wpg="http://schemas.microsoft.com/office/word/2010/wordprocessingGroup" xmlns:wpi="http://schemas.microsoft.com/office/word/2010/wordprocessingInk" xmlns:wne="http://schemas.microsoft.com/office/word/2006/wordml" xmlns:wps="http://schemas.microsoft.com/office/word/2010/wordprocessingShape" xmlns:wpsCustomData="http://www.wps.cn/officeDocument/2013/wpsCustomData" mc:Ignorable="w14 wp14">
   <w:abstractNum w:abstractNumId="0">
+    <w:nsid w:val="A3E7E140"/>
+    <w:multiLevelType w:val="singleLevel"/>
+    <w:tmpl w:val="A3E7E140"/>
+    <w:lvl w:ilvl="0" w:tentative="0">
+      <w:start w:val="1"/>
+      <w:numFmt w:val="decimal"/>
+      <w:lvlText w:val="%1."/>
+      <w:lvlJc w:val="left"/>
+      <w:pPr>
+        <w:tabs>
+          <w:tab w:val="left" w:pos="425"/>
+        </w:tabs>
+        <w:ind w:left="425" w:leftChars="0" w:hanging="425" w:firstLineChars="0"/>
+      </w:pPr>
+      <w:rPr>
+        <w:rFonts w:hint="default"/>
+      </w:rPr>
+    </w:lvl>
+  </w:abstractNum>
+  <w:abstractNum w:abstractNumId="1">
     <w:nsid w:val="B9595262"/>
     <w:multiLevelType w:val="multilevel"/>
     <w:tmpl w:val="B9595262"/>
@@ -5642,7 +10799,7 @@
       </w:rPr>
     </w:lvl>
   </w:abstractNum>
-  <w:abstractNum w:abstractNumId="1">
+  <w:abstractNum w:abstractNumId="2">
     <w:nsid w:val="1625EE89"/>
     <w:multiLevelType w:val="singleLevel"/>
     <w:tmpl w:val="1625EE89"/>
@@ -5654,7 +10811,7 @@
       <w:lvlJc w:val="left"/>
     </w:lvl>
   </w:abstractNum>
-  <w:abstractNum w:abstractNumId="2">
+  <w:abstractNum w:abstractNumId="3">
     <w:nsid w:val="1BE665E1"/>
     <w:multiLevelType w:val="singleLevel"/>
     <w:tmpl w:val="1BE665E1"/>
@@ -5666,7 +10823,7 @@
       <w:lvlJc w:val="left"/>
     </w:lvl>
   </w:abstractNum>
-  <w:abstractNum w:abstractNumId="3">
+  <w:abstractNum w:abstractNumId="4">
     <w:nsid w:val="266DAFEC"/>
     <w:multiLevelType w:val="singleLevel"/>
     <w:tmpl w:val="266DAFEC"/>
@@ -5678,7 +10835,7 @@
       <w:lvlJc w:val="left"/>
     </w:lvl>
   </w:abstractNum>
-  <w:abstractNum w:abstractNumId="4">
+  <w:abstractNum w:abstractNumId="5">
     <w:nsid w:val="5F519B14"/>
     <w:multiLevelType w:val="singleLevel"/>
     <w:tmpl w:val="5F519B14"/>
@@ -5698,7 +10855,7 @@
       </w:rPr>
     </w:lvl>
   </w:abstractNum>
-  <w:abstractNum w:abstractNumId="5">
+  <w:abstractNum w:abstractNumId="6">
     <w:nsid w:val="6F250F6B"/>
     <w:multiLevelType w:val="singleLevel"/>
     <w:tmpl w:val="6F250F6B"/>
@@ -5718,7 +10875,7 @@
       </w:rPr>
     </w:lvl>
   </w:abstractNum>
-  <w:abstractNum w:abstractNumId="6">
+  <w:abstractNum w:abstractNumId="7">
     <w:nsid w:val="6F2EE757"/>
     <w:multiLevelType w:val="singleLevel"/>
     <w:tmpl w:val="6F2EE757"/>
@@ -5731,25 +10888,28 @@
     </w:lvl>
   </w:abstractNum>
   <w:num w:numId="1">
+    <w:abstractNumId w:val="7"/>
+  </w:num>
+  <w:num w:numId="2">
+    <w:abstractNumId w:val="2"/>
+  </w:num>
+  <w:num w:numId="3">
+    <w:abstractNumId w:val="1"/>
+  </w:num>
+  <w:num w:numId="4">
+    <w:abstractNumId w:val="5"/>
+  </w:num>
+  <w:num w:numId="5">
     <w:abstractNumId w:val="6"/>
   </w:num>
-  <w:num w:numId="2">
-    <w:abstractNumId w:val="1"/>
-  </w:num>
-  <w:num w:numId="3">
-    <w:abstractNumId w:val="0"/>
-  </w:num>
-  <w:num w:numId="4">
+  <w:num w:numId="6">
     <w:abstractNumId w:val="4"/>
   </w:num>
-  <w:num w:numId="5">
-    <w:abstractNumId w:val="5"/>
-  </w:num>
-  <w:num w:numId="6">
+  <w:num w:numId="7">
     <w:abstractNumId w:val="3"/>
   </w:num>
-  <w:num w:numId="7">
-    <w:abstractNumId w:val="2"/>
+  <w:num w:numId="8">
+    <w:abstractNumId w:val="0"/>
   </w:num>
 </w:numbering>
 </file>

--- a/CPLP.docx
+++ b/CPLP.docx
@@ -5,6 +5,7 @@
     <w:p>
       <w:pPr>
         <w:numPr>
+          <w:ilvl w:val="0"/>
           <w:numId w:val="0"/>
         </w:numPr>
         <w:ind w:leftChars="0"/>
@@ -448,6 +449,7 @@
     <w:p>
       <w:pPr>
         <w:numPr>
+          <w:ilvl w:val="0"/>
           <w:numId w:val="0"/>
         </w:numPr>
         <w:ind w:leftChars="0"/>
@@ -461,6 +463,7 @@
     <w:p>
       <w:pPr>
         <w:numPr>
+          <w:ilvl w:val="0"/>
           <w:numId w:val="0"/>
         </w:numPr>
         <w:ind w:leftChars="0"/>
@@ -474,6 +477,7 @@
     <w:p>
       <w:pPr>
         <w:numPr>
+          <w:ilvl w:val="0"/>
           <w:numId w:val="0"/>
         </w:numPr>
         <w:ind w:leftChars="0"/>
@@ -499,6 +503,7 @@
     <w:p>
       <w:pPr>
         <w:numPr>
+          <w:ilvl w:val="0"/>
           <w:numId w:val="0"/>
         </w:numPr>
         <w:ind w:leftChars="0"/>
@@ -712,6 +717,7 @@
     <w:p>
       <w:pPr>
         <w:numPr>
+          <w:ilvl w:val="0"/>
           <w:numId w:val="0"/>
         </w:numPr>
         <w:ind w:leftChars="0"/>
@@ -724,6 +730,7 @@
     <w:p>
       <w:pPr>
         <w:numPr>
+          <w:ilvl w:val="0"/>
           <w:numId w:val="0"/>
         </w:numPr>
         <w:ind w:leftChars="0"/>
@@ -751,6 +758,7 @@
     <w:p>
       <w:pPr>
         <w:numPr>
+          <w:ilvl w:val="0"/>
           <w:numId w:val="0"/>
         </w:numPr>
         <w:ind w:leftChars="0"/>
@@ -1123,6 +1131,7 @@
     <w:p>
       <w:pPr>
         <w:numPr>
+          <w:ilvl w:val="0"/>
           <w:numId w:val="0"/>
         </w:numPr>
         <w:ind w:leftChars="0"/>
@@ -1252,6 +1261,7 @@
     <w:p>
       <w:pPr>
         <w:numPr>
+          <w:ilvl w:val="0"/>
           <w:numId w:val="0"/>
         </w:numPr>
         <w:ind w:leftChars="0"/>
@@ -2594,6 +2604,7 @@
     <w:p>
       <w:pPr>
         <w:numPr>
+          <w:ilvl w:val="0"/>
           <w:numId w:val="0"/>
         </w:numPr>
         <w:rPr>
@@ -2977,6 +2988,7 @@
     <w:p>
       <w:pPr>
         <w:numPr>
+          <w:ilvl w:val="0"/>
           <w:numId w:val="0"/>
         </w:numPr>
         <w:rPr>
@@ -3253,6 +3265,7 @@
     <w:p>
       <w:pPr>
         <w:numPr>
+          <w:ilvl w:val="0"/>
           <w:numId w:val="0"/>
         </w:numPr>
         <w:ind w:leftChars="0"/>
@@ -4301,19 +4314,19 @@
           <w:b w:val="0"/>
           <w:bCs w:val="0"/>
           <w:color w:val="333333"/>
-          <w:sz w:val="12"/>
-          <w:szCs w:val="12"/>
-        </w:rPr>
-      </w:pPr>
-      <w:r>
-        <w:rPr>
-          <w:rFonts w:hint="default" w:ascii="Times New Roman" w:hAnsi="Times New Roman" w:eastAsia="Consolas" w:cs="Times New Roman"/>
-          <w:b w:val="0"/>
-          <w:bCs w:val="0"/>
-          <w:color w:val="333333"/>
-          <w:kern w:val="0"/>
-          <w:sz w:val="12"/>
-          <w:szCs w:val="12"/>
+          <w:sz w:val="20"/>
+          <w:szCs w:val="20"/>
+        </w:rPr>
+      </w:pPr>
+      <w:r>
+        <w:rPr>
+          <w:rFonts w:hint="default" w:ascii="Times New Roman" w:hAnsi="Times New Roman" w:eastAsia="Consolas" w:cs="Times New Roman"/>
+          <w:b w:val="0"/>
+          <w:bCs w:val="0"/>
+          <w:color w:val="333333"/>
+          <w:kern w:val="0"/>
+          <w:sz w:val="20"/>
+          <w:szCs w:val="20"/>
           <w:shd w:val="clear" w:fill="F5F5F5"/>
           <w:lang w:val="en-US" w:eastAsia="zh-CN" w:bidi="ar"/>
         </w:rPr>
@@ -4326,8 +4339,8 @@
           <w:bCs w:val="0"/>
           <w:color w:val="7A3E9D"/>
           <w:kern w:val="0"/>
-          <w:sz w:val="12"/>
-          <w:szCs w:val="12"/>
+          <w:sz w:val="20"/>
+          <w:szCs w:val="20"/>
           <w:shd w:val="clear" w:fill="F5F5F5"/>
           <w:lang w:val="en-US" w:eastAsia="zh-CN" w:bidi="ar"/>
         </w:rPr>
@@ -4340,8 +4353,8 @@
           <w:bCs w:val="0"/>
           <w:color w:val="777777"/>
           <w:kern w:val="0"/>
-          <w:sz w:val="12"/>
-          <w:szCs w:val="12"/>
+          <w:sz w:val="20"/>
+          <w:szCs w:val="20"/>
           <w:shd w:val="clear" w:fill="F5F5F5"/>
           <w:lang w:val="en-US" w:eastAsia="zh-CN" w:bidi="ar"/>
         </w:rPr>
@@ -4354,8 +4367,8 @@
           <w:bCs/>
           <w:color w:val="AA3731"/>
           <w:kern w:val="0"/>
-          <w:sz w:val="12"/>
-          <w:szCs w:val="12"/>
+          <w:sz w:val="20"/>
+          <w:szCs w:val="20"/>
           <w:shd w:val="clear" w:fill="F5F5F5"/>
           <w:lang w:val="en-US" w:eastAsia="zh-CN" w:bidi="ar"/>
         </w:rPr>
@@ -4368,8 +4381,8 @@
           <w:bCs w:val="0"/>
           <w:color w:val="333333"/>
           <w:kern w:val="0"/>
-          <w:sz w:val="12"/>
-          <w:szCs w:val="12"/>
+          <w:sz w:val="20"/>
+          <w:szCs w:val="20"/>
           <w:shd w:val="clear" w:fill="F5F5F5"/>
           <w:lang w:val="en-US" w:eastAsia="zh-CN" w:bidi="ar"/>
         </w:rPr>
@@ -4382,8 +4395,8 @@
           <w:bCs w:val="0"/>
           <w:color w:val="777777"/>
           <w:kern w:val="0"/>
-          <w:sz w:val="12"/>
-          <w:szCs w:val="12"/>
+          <w:sz w:val="20"/>
+          <w:szCs w:val="20"/>
           <w:shd w:val="clear" w:fill="F5F5F5"/>
           <w:lang w:val="en-US" w:eastAsia="zh-CN" w:bidi="ar"/>
         </w:rPr>
@@ -4396,8 +4409,8 @@
           <w:bCs w:val="0"/>
           <w:color w:val="7A3E9D"/>
           <w:kern w:val="0"/>
-          <w:sz w:val="12"/>
-          <w:szCs w:val="12"/>
+          <w:sz w:val="20"/>
+          <w:szCs w:val="20"/>
           <w:shd w:val="clear" w:fill="F5F5F5"/>
           <w:lang w:val="en-US" w:eastAsia="zh-CN" w:bidi="ar"/>
         </w:rPr>
@@ -4410,8 +4423,8 @@
           <w:bCs w:val="0"/>
           <w:color w:val="777777"/>
           <w:kern w:val="0"/>
-          <w:sz w:val="12"/>
-          <w:szCs w:val="12"/>
+          <w:sz w:val="20"/>
+          <w:szCs w:val="20"/>
           <w:shd w:val="clear" w:fill="F5F5F5"/>
           <w:lang w:val="en-US" w:eastAsia="zh-CN" w:bidi="ar"/>
         </w:rPr>
@@ -4424,8 +4437,8 @@
           <w:bCs w:val="0"/>
           <w:color w:val="333333"/>
           <w:kern w:val="0"/>
-          <w:sz w:val="12"/>
-          <w:szCs w:val="12"/>
+          <w:sz w:val="20"/>
+          <w:szCs w:val="20"/>
           <w:shd w:val="clear" w:fill="F5F5F5"/>
           <w:lang w:val="en-US" w:eastAsia="zh-CN" w:bidi="ar"/>
         </w:rPr>
@@ -4438,8 +4451,8 @@
           <w:bCs w:val="0"/>
           <w:color w:val="7A3E9D"/>
           <w:kern w:val="0"/>
-          <w:sz w:val="12"/>
-          <w:szCs w:val="12"/>
+          <w:sz w:val="20"/>
+          <w:szCs w:val="20"/>
           <w:shd w:val="clear" w:fill="F5F5F5"/>
           <w:lang w:val="en-US" w:eastAsia="zh-CN" w:bidi="ar"/>
         </w:rPr>
@@ -4452,8 +4465,8 @@
           <w:bCs w:val="0"/>
           <w:color w:val="777777"/>
           <w:kern w:val="0"/>
-          <w:sz w:val="12"/>
-          <w:szCs w:val="12"/>
+          <w:sz w:val="20"/>
+          <w:szCs w:val="20"/>
           <w:shd w:val="clear" w:fill="F5F5F5"/>
           <w:lang w:val="en-US" w:eastAsia="zh-CN" w:bidi="ar"/>
         </w:rPr>
@@ -4466,8 +4479,8 @@
           <w:bCs w:val="0"/>
           <w:color w:val="333333"/>
           <w:kern w:val="0"/>
-          <w:sz w:val="12"/>
-          <w:szCs w:val="12"/>
+          <w:sz w:val="20"/>
+          <w:szCs w:val="20"/>
           <w:shd w:val="clear" w:fill="F5F5F5"/>
           <w:lang w:val="en-US" w:eastAsia="zh-CN" w:bidi="ar"/>
         </w:rPr>
@@ -4480,8 +4493,8 @@
           <w:bCs w:val="0"/>
           <w:color w:val="7A3E9D"/>
           <w:kern w:val="0"/>
-          <w:sz w:val="12"/>
-          <w:szCs w:val="12"/>
+          <w:sz w:val="20"/>
+          <w:szCs w:val="20"/>
           <w:shd w:val="clear" w:fill="F5F5F5"/>
           <w:lang w:val="en-US" w:eastAsia="zh-CN" w:bidi="ar"/>
         </w:rPr>
@@ -4494,8 +4507,8 @@
           <w:bCs w:val="0"/>
           <w:color w:val="333333"/>
           <w:kern w:val="0"/>
-          <w:sz w:val="12"/>
-          <w:szCs w:val="12"/>
+          <w:sz w:val="20"/>
+          <w:szCs w:val="20"/>
           <w:shd w:val="clear" w:fill="F5F5F5"/>
           <w:lang w:val="en-US" w:eastAsia="zh-CN" w:bidi="ar"/>
         </w:rPr>
@@ -4508,8 +4521,8 @@
           <w:bCs w:val="0"/>
           <w:color w:val="777777"/>
           <w:kern w:val="0"/>
-          <w:sz w:val="12"/>
-          <w:szCs w:val="12"/>
+          <w:sz w:val="20"/>
+          <w:szCs w:val="20"/>
           <w:shd w:val="clear" w:fill="F5F5F5"/>
           <w:lang w:val="en-US" w:eastAsia="zh-CN" w:bidi="ar"/>
         </w:rPr>
@@ -4530,19 +4543,19 @@
           <w:b w:val="0"/>
           <w:bCs w:val="0"/>
           <w:color w:val="333333"/>
-          <w:sz w:val="12"/>
-          <w:szCs w:val="12"/>
-        </w:rPr>
-      </w:pPr>
-      <w:r>
-        <w:rPr>
-          <w:rFonts w:hint="default" w:ascii="Times New Roman" w:hAnsi="Times New Roman" w:eastAsia="Consolas" w:cs="Times New Roman"/>
-          <w:b w:val="0"/>
-          <w:bCs w:val="0"/>
-          <w:color w:val="333333"/>
-          <w:kern w:val="0"/>
-          <w:sz w:val="12"/>
-          <w:szCs w:val="12"/>
+          <w:sz w:val="20"/>
+          <w:szCs w:val="20"/>
+        </w:rPr>
+      </w:pPr>
+      <w:r>
+        <w:rPr>
+          <w:rFonts w:hint="default" w:ascii="Times New Roman" w:hAnsi="Times New Roman" w:eastAsia="Consolas" w:cs="Times New Roman"/>
+          <w:b w:val="0"/>
+          <w:bCs w:val="0"/>
+          <w:color w:val="333333"/>
+          <w:kern w:val="0"/>
+          <w:sz w:val="20"/>
+          <w:szCs w:val="20"/>
           <w:shd w:val="clear" w:fill="F5F5F5"/>
           <w:lang w:val="en-US" w:eastAsia="zh-CN" w:bidi="ar"/>
         </w:rPr>
@@ -4555,8 +4568,8 @@
           <w:bCs w:val="0"/>
           <w:color w:val="7A3E9D"/>
           <w:kern w:val="0"/>
-          <w:sz w:val="12"/>
-          <w:szCs w:val="12"/>
+          <w:sz w:val="20"/>
+          <w:szCs w:val="20"/>
           <w:shd w:val="clear" w:fill="F5F5F5"/>
           <w:lang w:val="en-US" w:eastAsia="zh-CN" w:bidi="ar"/>
         </w:rPr>
@@ -4569,8 +4582,8 @@
           <w:bCs w:val="0"/>
           <w:color w:val="333333"/>
           <w:kern w:val="0"/>
-          <w:sz w:val="12"/>
-          <w:szCs w:val="12"/>
+          <w:sz w:val="20"/>
+          <w:szCs w:val="20"/>
           <w:shd w:val="clear" w:fill="F5F5F5"/>
           <w:lang w:val="en-US" w:eastAsia="zh-CN" w:bidi="ar"/>
         </w:rPr>
@@ -4583,8 +4596,8 @@
           <w:bCs w:val="0"/>
           <w:color w:val="7A3E9D"/>
           <w:kern w:val="0"/>
-          <w:sz w:val="12"/>
-          <w:szCs w:val="12"/>
+          <w:sz w:val="20"/>
+          <w:szCs w:val="20"/>
           <w:shd w:val="clear" w:fill="F5F5F5"/>
           <w:lang w:val="en-US" w:eastAsia="zh-CN" w:bidi="ar"/>
         </w:rPr>
@@ -4597,8 +4610,8 @@
           <w:bCs w:val="0"/>
           <w:color w:val="333333"/>
           <w:kern w:val="0"/>
-          <w:sz w:val="12"/>
-          <w:szCs w:val="12"/>
+          <w:sz w:val="20"/>
+          <w:szCs w:val="20"/>
           <w:shd w:val="clear" w:fill="F5F5F5"/>
           <w:lang w:val="en-US" w:eastAsia="zh-CN" w:bidi="ar"/>
         </w:rPr>
@@ -4611,8 +4624,8 @@
           <w:bCs w:val="0"/>
           <w:color w:val="777777"/>
           <w:kern w:val="0"/>
-          <w:sz w:val="12"/>
-          <w:szCs w:val="12"/>
+          <w:sz w:val="20"/>
+          <w:szCs w:val="20"/>
           <w:shd w:val="clear" w:fill="F5F5F5"/>
           <w:lang w:val="en-US" w:eastAsia="zh-CN" w:bidi="ar"/>
         </w:rPr>
@@ -4625,8 +4638,8 @@
           <w:bCs w:val="0"/>
           <w:color w:val="333333"/>
           <w:kern w:val="0"/>
-          <w:sz w:val="12"/>
-          <w:szCs w:val="12"/>
+          <w:sz w:val="20"/>
+          <w:szCs w:val="20"/>
           <w:shd w:val="clear" w:fill="F5F5F5"/>
           <w:lang w:val="en-US" w:eastAsia="zh-CN" w:bidi="ar"/>
         </w:rPr>
@@ -4639,8 +4652,8 @@
           <w:bCs w:val="0"/>
           <w:color w:val="7A3E9D"/>
           <w:kern w:val="0"/>
-          <w:sz w:val="12"/>
-          <w:szCs w:val="12"/>
+          <w:sz w:val="20"/>
+          <w:szCs w:val="20"/>
           <w:shd w:val="clear" w:fill="F5F5F5"/>
           <w:lang w:val="en-US" w:eastAsia="zh-CN" w:bidi="ar"/>
         </w:rPr>
@@ -4653,8 +4666,8 @@
           <w:bCs w:val="0"/>
           <w:color w:val="333333"/>
           <w:kern w:val="0"/>
-          <w:sz w:val="12"/>
-          <w:szCs w:val="12"/>
+          <w:sz w:val="20"/>
+          <w:szCs w:val="20"/>
           <w:shd w:val="clear" w:fill="F5F5F5"/>
           <w:lang w:val="en-US" w:eastAsia="zh-CN" w:bidi="ar"/>
         </w:rPr>
@@ -4667,8 +4680,8 @@
           <w:bCs w:val="0"/>
           <w:color w:val="7A3E9D"/>
           <w:kern w:val="0"/>
-          <w:sz w:val="12"/>
-          <w:szCs w:val="12"/>
+          <w:sz w:val="20"/>
+          <w:szCs w:val="20"/>
           <w:shd w:val="clear" w:fill="F5F5F5"/>
           <w:lang w:val="en-US" w:eastAsia="zh-CN" w:bidi="ar"/>
         </w:rPr>
@@ -4681,8 +4694,8 @@
           <w:bCs w:val="0"/>
           <w:color w:val="333333"/>
           <w:kern w:val="0"/>
-          <w:sz w:val="12"/>
-          <w:szCs w:val="12"/>
+          <w:sz w:val="20"/>
+          <w:szCs w:val="20"/>
           <w:shd w:val="clear" w:fill="F5F5F5"/>
           <w:lang w:val="en-US" w:eastAsia="zh-CN" w:bidi="ar"/>
         </w:rPr>
@@ -4695,8 +4708,8 @@
           <w:bCs w:val="0"/>
           <w:color w:val="777777"/>
           <w:kern w:val="0"/>
-          <w:sz w:val="12"/>
-          <w:szCs w:val="12"/>
+          <w:sz w:val="20"/>
+          <w:szCs w:val="20"/>
           <w:shd w:val="clear" w:fill="F5F5F5"/>
           <w:lang w:val="en-US" w:eastAsia="zh-CN" w:bidi="ar"/>
         </w:rPr>
@@ -4709,8 +4722,8 @@
           <w:bCs w:val="0"/>
           <w:color w:val="333333"/>
           <w:kern w:val="0"/>
-          <w:sz w:val="12"/>
-          <w:szCs w:val="12"/>
+          <w:sz w:val="20"/>
+          <w:szCs w:val="20"/>
           <w:shd w:val="clear" w:fill="F5F5F5"/>
           <w:lang w:val="en-US" w:eastAsia="zh-CN" w:bidi="ar"/>
         </w:rPr>
@@ -4723,8 +4736,8 @@
           <w:bCs w:val="0"/>
           <w:color w:val="777777"/>
           <w:kern w:val="0"/>
-          <w:sz w:val="12"/>
-          <w:szCs w:val="12"/>
+          <w:sz w:val="20"/>
+          <w:szCs w:val="20"/>
           <w:shd w:val="clear" w:fill="F5F5F5"/>
           <w:lang w:val="en-US" w:eastAsia="zh-CN" w:bidi="ar"/>
         </w:rPr>
@@ -4737,8 +4750,8 @@
           <w:bCs w:val="0"/>
           <w:color w:val="333333"/>
           <w:kern w:val="0"/>
-          <w:sz w:val="12"/>
-          <w:szCs w:val="12"/>
+          <w:sz w:val="20"/>
+          <w:szCs w:val="20"/>
           <w:shd w:val="clear" w:fill="F5F5F5"/>
           <w:lang w:val="en-US" w:eastAsia="zh-CN" w:bidi="ar"/>
         </w:rPr>
@@ -4751,8 +4764,8 @@
           <w:bCs w:val="0"/>
           <w:color w:val="7A3E9D"/>
           <w:kern w:val="0"/>
-          <w:sz w:val="12"/>
-          <w:szCs w:val="12"/>
+          <w:sz w:val="20"/>
+          <w:szCs w:val="20"/>
           <w:shd w:val="clear" w:fill="F5F5F5"/>
           <w:lang w:val="en-US" w:eastAsia="zh-CN" w:bidi="ar"/>
         </w:rPr>
@@ -4765,8 +4778,8 @@
           <w:bCs w:val="0"/>
           <w:color w:val="777777"/>
           <w:kern w:val="0"/>
-          <w:sz w:val="12"/>
-          <w:szCs w:val="12"/>
+          <w:sz w:val="20"/>
+          <w:szCs w:val="20"/>
           <w:shd w:val="clear" w:fill="F5F5F5"/>
           <w:lang w:val="en-US" w:eastAsia="zh-CN" w:bidi="ar"/>
         </w:rPr>
@@ -4779,8 +4792,8 @@
           <w:bCs w:val="0"/>
           <w:color w:val="333333"/>
           <w:kern w:val="0"/>
-          <w:sz w:val="12"/>
-          <w:szCs w:val="12"/>
+          <w:sz w:val="20"/>
+          <w:szCs w:val="20"/>
           <w:shd w:val="clear" w:fill="F5F5F5"/>
           <w:lang w:val="en-US" w:eastAsia="zh-CN" w:bidi="ar"/>
         </w:rPr>
@@ -4793,8 +4806,8 @@
           <w:bCs w:val="0"/>
           <w:color w:val="777777"/>
           <w:kern w:val="0"/>
-          <w:sz w:val="12"/>
-          <w:szCs w:val="12"/>
+          <w:sz w:val="20"/>
+          <w:szCs w:val="20"/>
           <w:shd w:val="clear" w:fill="F5F5F5"/>
           <w:lang w:val="en-US" w:eastAsia="zh-CN" w:bidi="ar"/>
         </w:rPr>
@@ -4807,8 +4820,8 @@
           <w:bCs w:val="0"/>
           <w:color w:val="333333"/>
           <w:kern w:val="0"/>
-          <w:sz w:val="12"/>
-          <w:szCs w:val="12"/>
+          <w:sz w:val="20"/>
+          <w:szCs w:val="20"/>
           <w:shd w:val="clear" w:fill="F5F5F5"/>
           <w:lang w:val="en-US" w:eastAsia="zh-CN" w:bidi="ar"/>
         </w:rPr>
@@ -4821,8 +4834,8 @@
           <w:bCs w:val="0"/>
           <w:color w:val="7A3E9D"/>
           <w:kern w:val="0"/>
-          <w:sz w:val="12"/>
-          <w:szCs w:val="12"/>
+          <w:sz w:val="20"/>
+          <w:szCs w:val="20"/>
           <w:shd w:val="clear" w:fill="F5F5F5"/>
           <w:lang w:val="en-US" w:eastAsia="zh-CN" w:bidi="ar"/>
         </w:rPr>
@@ -4835,8 +4848,8 @@
           <w:bCs w:val="0"/>
           <w:color w:val="777777"/>
           <w:kern w:val="0"/>
-          <w:sz w:val="12"/>
-          <w:szCs w:val="12"/>
+          <w:sz w:val="20"/>
+          <w:szCs w:val="20"/>
           <w:shd w:val="clear" w:fill="F5F5F5"/>
           <w:lang w:val="en-US" w:eastAsia="zh-CN" w:bidi="ar"/>
         </w:rPr>
@@ -4849,8 +4862,8 @@
           <w:bCs w:val="0"/>
           <w:color w:val="333333"/>
           <w:kern w:val="0"/>
-          <w:sz w:val="12"/>
-          <w:szCs w:val="12"/>
+          <w:sz w:val="20"/>
+          <w:szCs w:val="20"/>
           <w:shd w:val="clear" w:fill="F5F5F5"/>
           <w:lang w:val="en-US" w:eastAsia="zh-CN" w:bidi="ar"/>
         </w:rPr>
@@ -4863,8 +4876,8 @@
           <w:bCs w:val="0"/>
           <w:color w:val="777777"/>
           <w:kern w:val="0"/>
-          <w:sz w:val="12"/>
-          <w:szCs w:val="12"/>
+          <w:sz w:val="20"/>
+          <w:szCs w:val="20"/>
           <w:shd w:val="clear" w:fill="F5F5F5"/>
           <w:lang w:val="en-US" w:eastAsia="zh-CN" w:bidi="ar"/>
         </w:rPr>
@@ -4877,8 +4890,8 @@
           <w:bCs w:val="0"/>
           <w:color w:val="448C27"/>
           <w:kern w:val="0"/>
-          <w:sz w:val="12"/>
-          <w:szCs w:val="12"/>
+          <w:sz w:val="20"/>
+          <w:szCs w:val="20"/>
           <w:shd w:val="clear" w:fill="F5F5F5"/>
           <w:lang w:val="en-US" w:eastAsia="zh-CN" w:bidi="ar"/>
         </w:rPr>
@@ -4891,8 +4904,8 @@
           <w:bCs w:val="0"/>
           <w:color w:val="777777"/>
           <w:kern w:val="0"/>
-          <w:sz w:val="12"/>
-          <w:szCs w:val="12"/>
+          <w:sz w:val="20"/>
+          <w:szCs w:val="20"/>
           <w:shd w:val="clear" w:fill="F5F5F5"/>
           <w:lang w:val="en-US" w:eastAsia="zh-CN" w:bidi="ar"/>
         </w:rPr>
@@ -4905,8 +4918,8 @@
           <w:bCs w:val="0"/>
           <w:color w:val="333333"/>
           <w:kern w:val="0"/>
-          <w:sz w:val="12"/>
-          <w:szCs w:val="12"/>
+          <w:sz w:val="20"/>
+          <w:szCs w:val="20"/>
           <w:shd w:val="clear" w:fill="F5F5F5"/>
           <w:lang w:val="en-US" w:eastAsia="zh-CN" w:bidi="ar"/>
         </w:rPr>
@@ -4919,8 +4932,8 @@
           <w:bCs w:val="0"/>
           <w:color w:val="777777"/>
           <w:kern w:val="0"/>
-          <w:sz w:val="12"/>
-          <w:szCs w:val="12"/>
+          <w:sz w:val="20"/>
+          <w:szCs w:val="20"/>
           <w:shd w:val="clear" w:fill="F5F5F5"/>
           <w:lang w:val="en-US" w:eastAsia="zh-CN" w:bidi="ar"/>
         </w:rPr>
@@ -4941,19 +4954,19 @@
           <w:b w:val="0"/>
           <w:bCs w:val="0"/>
           <w:color w:val="333333"/>
-          <w:sz w:val="12"/>
-          <w:szCs w:val="12"/>
-        </w:rPr>
-      </w:pPr>
-      <w:r>
-        <w:rPr>
-          <w:rFonts w:hint="default" w:ascii="Times New Roman" w:hAnsi="Times New Roman" w:eastAsia="Consolas" w:cs="Times New Roman"/>
-          <w:b w:val="0"/>
-          <w:bCs w:val="0"/>
-          <w:color w:val="333333"/>
-          <w:kern w:val="0"/>
-          <w:sz w:val="12"/>
-          <w:szCs w:val="12"/>
+          <w:sz w:val="20"/>
+          <w:szCs w:val="20"/>
+        </w:rPr>
+      </w:pPr>
+      <w:r>
+        <w:rPr>
+          <w:rFonts w:hint="default" w:ascii="Times New Roman" w:hAnsi="Times New Roman" w:eastAsia="Consolas" w:cs="Times New Roman"/>
+          <w:b w:val="0"/>
+          <w:bCs w:val="0"/>
+          <w:color w:val="333333"/>
+          <w:kern w:val="0"/>
+          <w:sz w:val="20"/>
+          <w:szCs w:val="20"/>
           <w:shd w:val="clear" w:fill="F5F5F5"/>
           <w:lang w:val="en-US" w:eastAsia="zh-CN" w:bidi="ar"/>
         </w:rPr>
@@ -4966,8 +4979,8 @@
           <w:bCs w:val="0"/>
           <w:color w:val="7A3E9D"/>
           <w:kern w:val="0"/>
-          <w:sz w:val="12"/>
-          <w:szCs w:val="12"/>
+          <w:sz w:val="20"/>
+          <w:szCs w:val="20"/>
           <w:shd w:val="clear" w:fill="F5F5F5"/>
           <w:lang w:val="en-US" w:eastAsia="zh-CN" w:bidi="ar"/>
         </w:rPr>
@@ -4980,8 +4993,8 @@
           <w:bCs w:val="0"/>
           <w:color w:val="777777"/>
           <w:kern w:val="0"/>
-          <w:sz w:val="12"/>
-          <w:szCs w:val="12"/>
+          <w:sz w:val="20"/>
+          <w:szCs w:val="20"/>
           <w:shd w:val="clear" w:fill="F5F5F5"/>
           <w:lang w:val="en-US" w:eastAsia="zh-CN" w:bidi="ar"/>
         </w:rPr>
@@ -4994,8 +5007,8 @@
           <w:bCs w:val="0"/>
           <w:color w:val="7A3E9D"/>
           <w:kern w:val="0"/>
-          <w:sz w:val="12"/>
-          <w:szCs w:val="12"/>
+          <w:sz w:val="20"/>
+          <w:szCs w:val="20"/>
           <w:shd w:val="clear" w:fill="F5F5F5"/>
           <w:lang w:val="en-US" w:eastAsia="zh-CN" w:bidi="ar"/>
         </w:rPr>
@@ -5008,8 +5021,8 @@
           <w:bCs w:val="0"/>
           <w:color w:val="777777"/>
           <w:kern w:val="0"/>
-          <w:sz w:val="12"/>
-          <w:szCs w:val="12"/>
+          <w:sz w:val="20"/>
+          <w:szCs w:val="20"/>
           <w:shd w:val="clear" w:fill="F5F5F5"/>
           <w:lang w:val="en-US" w:eastAsia="zh-CN" w:bidi="ar"/>
         </w:rPr>
@@ -5022,8 +5035,8 @@
           <w:bCs w:val="0"/>
           <w:color w:val="7A3E9D"/>
           <w:kern w:val="0"/>
-          <w:sz w:val="12"/>
-          <w:szCs w:val="12"/>
+          <w:sz w:val="20"/>
+          <w:szCs w:val="20"/>
           <w:shd w:val="clear" w:fill="F5F5F5"/>
           <w:lang w:val="en-US" w:eastAsia="zh-CN" w:bidi="ar"/>
         </w:rPr>
@@ -5036,8 +5049,8 @@
           <w:bCs w:val="0"/>
           <w:color w:val="333333"/>
           <w:kern w:val="0"/>
-          <w:sz w:val="12"/>
-          <w:szCs w:val="12"/>
+          <w:sz w:val="20"/>
+          <w:szCs w:val="20"/>
           <w:shd w:val="clear" w:fill="F5F5F5"/>
           <w:lang w:val="en-US" w:eastAsia="zh-CN" w:bidi="ar"/>
         </w:rPr>
@@ -5050,8 +5063,8 @@
           <w:bCs w:val="0"/>
           <w:color w:val="777777"/>
           <w:kern w:val="0"/>
-          <w:sz w:val="12"/>
-          <w:szCs w:val="12"/>
+          <w:sz w:val="20"/>
+          <w:szCs w:val="20"/>
           <w:shd w:val="clear" w:fill="F5F5F5"/>
           <w:lang w:val="en-US" w:eastAsia="zh-CN" w:bidi="ar"/>
         </w:rPr>
@@ -5064,8 +5077,8 @@
           <w:bCs w:val="0"/>
           <w:color w:val="333333"/>
           <w:kern w:val="0"/>
-          <w:sz w:val="12"/>
-          <w:szCs w:val="12"/>
+          <w:sz w:val="20"/>
+          <w:szCs w:val="20"/>
           <w:shd w:val="clear" w:fill="F5F5F5"/>
           <w:lang w:val="en-US" w:eastAsia="zh-CN" w:bidi="ar"/>
         </w:rPr>
@@ -5078,8 +5091,8 @@
           <w:bCs w:val="0"/>
           <w:color w:val="7A3E9D"/>
           <w:kern w:val="0"/>
-          <w:sz w:val="12"/>
-          <w:szCs w:val="12"/>
+          <w:sz w:val="20"/>
+          <w:szCs w:val="20"/>
           <w:shd w:val="clear" w:fill="F5F5F5"/>
           <w:lang w:val="en-US" w:eastAsia="zh-CN" w:bidi="ar"/>
         </w:rPr>
@@ -5092,8 +5105,8 @@
           <w:bCs w:val="0"/>
           <w:color w:val="777777"/>
           <w:kern w:val="0"/>
-          <w:sz w:val="12"/>
-          <w:szCs w:val="12"/>
+          <w:sz w:val="20"/>
+          <w:szCs w:val="20"/>
           <w:shd w:val="clear" w:fill="F5F5F5"/>
           <w:lang w:val="en-US" w:eastAsia="zh-CN" w:bidi="ar"/>
         </w:rPr>
@@ -5106,8 +5119,8 @@
           <w:bCs w:val="0"/>
           <w:color w:val="7A3E9D"/>
           <w:kern w:val="0"/>
-          <w:sz w:val="12"/>
-          <w:szCs w:val="12"/>
+          <w:sz w:val="20"/>
+          <w:szCs w:val="20"/>
           <w:shd w:val="clear" w:fill="F5F5F5"/>
           <w:lang w:val="en-US" w:eastAsia="zh-CN" w:bidi="ar"/>
         </w:rPr>
@@ -5120,8 +5133,8 @@
           <w:bCs w:val="0"/>
           <w:color w:val="777777"/>
           <w:kern w:val="0"/>
-          <w:sz w:val="12"/>
-          <w:szCs w:val="12"/>
+          <w:sz w:val="20"/>
+          <w:szCs w:val="20"/>
           <w:shd w:val="clear" w:fill="F5F5F5"/>
           <w:lang w:val="en-US" w:eastAsia="zh-CN" w:bidi="ar"/>
         </w:rPr>
@@ -5142,19 +5155,19 @@
           <w:b w:val="0"/>
           <w:bCs w:val="0"/>
           <w:color w:val="333333"/>
-          <w:sz w:val="12"/>
-          <w:szCs w:val="12"/>
-        </w:rPr>
-      </w:pPr>
-      <w:r>
-        <w:rPr>
-          <w:rFonts w:hint="default" w:ascii="Times New Roman" w:hAnsi="Times New Roman" w:eastAsia="Consolas" w:cs="Times New Roman"/>
-          <w:b w:val="0"/>
-          <w:bCs w:val="0"/>
-          <w:color w:val="333333"/>
-          <w:kern w:val="0"/>
-          <w:sz w:val="12"/>
-          <w:szCs w:val="12"/>
+          <w:sz w:val="20"/>
+          <w:szCs w:val="20"/>
+        </w:rPr>
+      </w:pPr>
+      <w:r>
+        <w:rPr>
+          <w:rFonts w:hint="default" w:ascii="Times New Roman" w:hAnsi="Times New Roman" w:eastAsia="Consolas" w:cs="Times New Roman"/>
+          <w:b w:val="0"/>
+          <w:bCs w:val="0"/>
+          <w:color w:val="333333"/>
+          <w:kern w:val="0"/>
+          <w:sz w:val="20"/>
+          <w:szCs w:val="20"/>
           <w:shd w:val="clear" w:fill="F5F5F5"/>
           <w:lang w:val="en-US" w:eastAsia="zh-CN" w:bidi="ar"/>
         </w:rPr>
@@ -5167,8 +5180,8 @@
           <w:bCs w:val="0"/>
           <w:color w:val="7A3E9D"/>
           <w:kern w:val="0"/>
-          <w:sz w:val="12"/>
-          <w:szCs w:val="12"/>
+          <w:sz w:val="20"/>
+          <w:szCs w:val="20"/>
           <w:shd w:val="clear" w:fill="F5F5F5"/>
           <w:lang w:val="en-US" w:eastAsia="zh-CN" w:bidi="ar"/>
         </w:rPr>
@@ -5181,8 +5194,8 @@
           <w:bCs w:val="0"/>
           <w:color w:val="777777"/>
           <w:kern w:val="0"/>
-          <w:sz w:val="12"/>
-          <w:szCs w:val="12"/>
+          <w:sz w:val="20"/>
+          <w:szCs w:val="20"/>
           <w:shd w:val="clear" w:fill="F5F5F5"/>
           <w:lang w:val="en-US" w:eastAsia="zh-CN" w:bidi="ar"/>
         </w:rPr>
@@ -5195,8 +5208,8 @@
           <w:bCs w:val="0"/>
           <w:color w:val="7A3E9D"/>
           <w:kern w:val="0"/>
-          <w:sz w:val="12"/>
-          <w:szCs w:val="12"/>
+          <w:sz w:val="20"/>
+          <w:szCs w:val="20"/>
           <w:shd w:val="clear" w:fill="F5F5F5"/>
           <w:lang w:val="en-US" w:eastAsia="zh-CN" w:bidi="ar"/>
         </w:rPr>
@@ -5209,8 +5222,8 @@
           <w:bCs w:val="0"/>
           <w:color w:val="777777"/>
           <w:kern w:val="0"/>
-          <w:sz w:val="12"/>
-          <w:szCs w:val="12"/>
+          <w:sz w:val="20"/>
+          <w:szCs w:val="20"/>
           <w:shd w:val="clear" w:fill="F5F5F5"/>
           <w:lang w:val="en-US" w:eastAsia="zh-CN" w:bidi="ar"/>
         </w:rPr>
@@ -5223,8 +5236,8 @@
           <w:bCs w:val="0"/>
           <w:color w:val="7A3E9D"/>
           <w:kern w:val="0"/>
-          <w:sz w:val="12"/>
-          <w:szCs w:val="12"/>
+          <w:sz w:val="20"/>
+          <w:szCs w:val="20"/>
           <w:shd w:val="clear" w:fill="F5F5F5"/>
           <w:lang w:val="en-US" w:eastAsia="zh-CN" w:bidi="ar"/>
         </w:rPr>
@@ -5237,8 +5250,8 @@
           <w:bCs w:val="0"/>
           <w:color w:val="333333"/>
           <w:kern w:val="0"/>
-          <w:sz w:val="12"/>
-          <w:szCs w:val="12"/>
+          <w:sz w:val="20"/>
+          <w:szCs w:val="20"/>
           <w:shd w:val="clear" w:fill="F5F5F5"/>
           <w:lang w:val="en-US" w:eastAsia="zh-CN" w:bidi="ar"/>
         </w:rPr>
@@ -5251,8 +5264,8 @@
           <w:bCs w:val="0"/>
           <w:color w:val="777777"/>
           <w:kern w:val="0"/>
-          <w:sz w:val="12"/>
-          <w:szCs w:val="12"/>
+          <w:sz w:val="20"/>
+          <w:szCs w:val="20"/>
           <w:shd w:val="clear" w:fill="F5F5F5"/>
           <w:lang w:val="en-US" w:eastAsia="zh-CN" w:bidi="ar"/>
         </w:rPr>
@@ -5265,8 +5278,8 @@
           <w:bCs w:val="0"/>
           <w:color w:val="333333"/>
           <w:kern w:val="0"/>
-          <w:sz w:val="12"/>
-          <w:szCs w:val="12"/>
+          <w:sz w:val="20"/>
+          <w:szCs w:val="20"/>
           <w:shd w:val="clear" w:fill="F5F5F5"/>
           <w:lang w:val="en-US" w:eastAsia="zh-CN" w:bidi="ar"/>
         </w:rPr>
@@ -5279,8 +5292,8 @@
           <w:bCs w:val="0"/>
           <w:color w:val="7A3E9D"/>
           <w:kern w:val="0"/>
-          <w:sz w:val="12"/>
-          <w:szCs w:val="12"/>
+          <w:sz w:val="20"/>
+          <w:szCs w:val="20"/>
           <w:shd w:val="clear" w:fill="F5F5F5"/>
           <w:lang w:val="en-US" w:eastAsia="zh-CN" w:bidi="ar"/>
         </w:rPr>
@@ -5293,8 +5306,8 @@
           <w:bCs w:val="0"/>
           <w:color w:val="777777"/>
           <w:kern w:val="0"/>
-          <w:sz w:val="12"/>
-          <w:szCs w:val="12"/>
+          <w:sz w:val="20"/>
+          <w:szCs w:val="20"/>
           <w:shd w:val="clear" w:fill="F5F5F5"/>
           <w:lang w:val="en-US" w:eastAsia="zh-CN" w:bidi="ar"/>
         </w:rPr>
@@ -5307,8 +5320,8 @@
           <w:bCs w:val="0"/>
           <w:color w:val="7A3E9D"/>
           <w:kern w:val="0"/>
-          <w:sz w:val="12"/>
-          <w:szCs w:val="12"/>
+          <w:sz w:val="20"/>
+          <w:szCs w:val="20"/>
           <w:shd w:val="clear" w:fill="F5F5F5"/>
           <w:lang w:val="en-US" w:eastAsia="zh-CN" w:bidi="ar"/>
         </w:rPr>
@@ -5321,8 +5334,8 @@
           <w:bCs w:val="0"/>
           <w:color w:val="777777"/>
           <w:kern w:val="0"/>
-          <w:sz w:val="12"/>
-          <w:szCs w:val="12"/>
+          <w:sz w:val="20"/>
+          <w:szCs w:val="20"/>
           <w:shd w:val="clear" w:fill="F5F5F5"/>
           <w:lang w:val="en-US" w:eastAsia="zh-CN" w:bidi="ar"/>
         </w:rPr>
@@ -5343,19 +5356,19 @@
           <w:b w:val="0"/>
           <w:bCs w:val="0"/>
           <w:color w:val="333333"/>
-          <w:sz w:val="12"/>
-          <w:szCs w:val="12"/>
-        </w:rPr>
-      </w:pPr>
-      <w:r>
-        <w:rPr>
-          <w:rFonts w:hint="default" w:ascii="Times New Roman" w:hAnsi="Times New Roman" w:eastAsia="Consolas" w:cs="Times New Roman"/>
-          <w:b w:val="0"/>
-          <w:bCs w:val="0"/>
-          <w:color w:val="333333"/>
-          <w:kern w:val="0"/>
-          <w:sz w:val="12"/>
-          <w:szCs w:val="12"/>
+          <w:sz w:val="20"/>
+          <w:szCs w:val="20"/>
+        </w:rPr>
+      </w:pPr>
+      <w:r>
+        <w:rPr>
+          <w:rFonts w:hint="default" w:ascii="Times New Roman" w:hAnsi="Times New Roman" w:eastAsia="Consolas" w:cs="Times New Roman"/>
+          <w:b w:val="0"/>
+          <w:bCs w:val="0"/>
+          <w:color w:val="333333"/>
+          <w:kern w:val="0"/>
+          <w:sz w:val="20"/>
+          <w:szCs w:val="20"/>
           <w:shd w:val="clear" w:fill="F5F5F5"/>
           <w:lang w:val="en-US" w:eastAsia="zh-CN" w:bidi="ar"/>
         </w:rPr>
@@ -5368,8 +5381,8 @@
           <w:bCs w:val="0"/>
           <w:color w:val="777777"/>
           <w:kern w:val="0"/>
-          <w:sz w:val="12"/>
-          <w:szCs w:val="12"/>
+          <w:sz w:val="20"/>
+          <w:szCs w:val="20"/>
           <w:shd w:val="clear" w:fill="F5F5F5"/>
           <w:lang w:val="en-US" w:eastAsia="zh-CN" w:bidi="ar"/>
         </w:rPr>
@@ -5382,8 +5395,8 @@
           <w:bCs w:val="0"/>
           <w:color w:val="333333"/>
           <w:kern w:val="0"/>
-          <w:sz w:val="12"/>
-          <w:szCs w:val="12"/>
+          <w:sz w:val="20"/>
+          <w:szCs w:val="20"/>
           <w:shd w:val="clear" w:fill="F5F5F5"/>
           <w:lang w:val="en-US" w:eastAsia="zh-CN" w:bidi="ar"/>
         </w:rPr>
@@ -5396,8 +5409,8 @@
           <w:bCs w:val="0"/>
           <w:color w:val="777777"/>
           <w:kern w:val="0"/>
-          <w:sz w:val="12"/>
-          <w:szCs w:val="12"/>
+          <w:sz w:val="20"/>
+          <w:szCs w:val="20"/>
           <w:shd w:val="clear" w:fill="F5F5F5"/>
           <w:lang w:val="en-US" w:eastAsia="zh-CN" w:bidi="ar"/>
         </w:rPr>
@@ -5420,6 +5433,8 @@
           <w:lang w:val="en-US" w:eastAsia="zh-CN"/>
         </w:rPr>
       </w:pPr>
+      <w:bookmarkStart w:id="0" w:name="_GoBack"/>
+      <w:bookmarkEnd w:id="0"/>
     </w:p>
     <w:p>
       <w:pPr>
@@ -5441,6 +5456,7 @@
     <w:p>
       <w:pPr>
         <w:numPr>
+          <w:ilvl w:val="0"/>
           <w:numId w:val="0"/>
         </w:numPr>
         <w:ind w:leftChars="0"/>
@@ -5671,6 +5687,7 @@
     <w:p>
       <w:pPr>
         <w:numPr>
+          <w:ilvl w:val="0"/>
           <w:numId w:val="0"/>
         </w:numPr>
         <w:ind w:leftChars="0" w:firstLine="720" w:firstLineChars="0"/>
@@ -5943,6 +5960,7 @@
     <w:p>
       <w:pPr>
         <w:numPr>
+          <w:ilvl w:val="0"/>
           <w:numId w:val="0"/>
         </w:numPr>
         <w:ind w:leftChars="0" w:firstLine="720" w:firstLineChars="0"/>
@@ -5972,6 +5990,7 @@
     <w:p>
       <w:pPr>
         <w:numPr>
+          <w:ilvl w:val="0"/>
           <w:numId w:val="0"/>
         </w:numPr>
         <w:ind w:leftChars="0" w:firstLine="720" w:firstLineChars="0"/>
@@ -6023,6 +6042,7 @@
     <w:p>
       <w:pPr>
         <w:numPr>
+          <w:ilvl w:val="0"/>
           <w:numId w:val="0"/>
         </w:numPr>
         <w:rPr>
@@ -6041,12 +6061,11 @@
         </w:rPr>
         <w:t>Upon clicking grid, selected cell is painted. Color picker can be used to pick colors.</w:t>
       </w:r>
-      <w:bookmarkStart w:id="0" w:name="_GoBack"/>
-      <w:bookmarkEnd w:id="0"/>
     </w:p>
     <w:p>
       <w:pPr>
         <w:numPr>
+          <w:ilvl w:val="0"/>
           <w:numId w:val="0"/>
         </w:numPr>
         <w:rPr>
@@ -6092,6 +6111,7 @@
     <w:p>
       <w:pPr>
         <w:numPr>
+          <w:ilvl w:val="0"/>
           <w:numId w:val="0"/>
         </w:numPr>
         <w:ind w:leftChars="0"/>
@@ -8288,6 +8308,7 @@
     <w:p>
       <w:pPr>
         <w:numPr>
+          <w:ilvl w:val="0"/>
           <w:numId w:val="0"/>
         </w:numPr>
         <w:ind w:leftChars="0"/>
@@ -8332,6 +8353,7 @@
     <w:p>
       <w:pPr>
         <w:numPr>
+          <w:ilvl w:val="0"/>
           <w:numId w:val="0"/>
         </w:numPr>
         <w:ind w:leftChars="0"/>
@@ -10464,6 +10486,7 @@
     <w:p>
       <w:pPr>
         <w:numPr>
+          <w:ilvl w:val="0"/>
           <w:numId w:val="0"/>
         </w:numPr>
         <w:ind w:leftChars="0"/>
@@ -10990,7 +11013,7 @@
     <w:lsdException w:qFormat="1" w:unhideWhenUsed="0" w:uiPriority="0" w:semiHidden="0" w:name="Title"/>
     <w:lsdException w:unhideWhenUsed="0" w:uiPriority="0" w:semiHidden="0" w:name="Closing"/>
     <w:lsdException w:unhideWhenUsed="0" w:uiPriority="0" w:semiHidden="0" w:name="Signature"/>
-    <w:lsdException w:unhideWhenUsed="0" w:uiPriority="0" w:name="Default Paragraph Font"/>
+    <w:lsdException w:qFormat="1" w:unhideWhenUsed="0" w:uiPriority="0" w:name="Default Paragraph Font"/>
     <w:lsdException w:unhideWhenUsed="0" w:uiPriority="0" w:semiHidden="0" w:name="Body Text"/>
     <w:lsdException w:unhideWhenUsed="0" w:uiPriority="0" w:semiHidden="0" w:name="Body Text Indent"/>
     <w:lsdException w:unhideWhenUsed="0" w:uiPriority="0" w:semiHidden="0" w:name="List Continue"/>
@@ -11186,6 +11209,7 @@
   <w:style w:type="character" w:default="1" w:styleId="2">
     <w:name w:val="Default Paragraph Font"/>
     <w:semiHidden/>
+    <w:qFormat/>
     <w:uiPriority w:val="0"/>
   </w:style>
   <w:style w:type="table" w:default="1" w:styleId="3">

--- a/CPLP.docx
+++ b/CPLP.docx
@@ -5433,8 +5433,6 @@
           <w:lang w:val="en-US" w:eastAsia="zh-CN"/>
         </w:rPr>
       </w:pPr>
-      <w:bookmarkStart w:id="0" w:name="_GoBack"/>
-      <w:bookmarkEnd w:id="0"/>
     </w:p>
     <w:p>
       <w:pPr>
@@ -5530,24 +5528,101 @@
     <w:p>
       <w:pPr>
         <w:numPr>
-          <w:ilvl w:val="0"/>
           <w:numId w:val="0"/>
         </w:numPr>
-        <w:rPr>
-          <w:rFonts w:hint="default" w:ascii="Times New Roman" w:hAnsi="Times New Roman" w:cs="Times New Roman"/>
-          <w:b w:val="0"/>
-          <w:bCs w:val="0"/>
-          <w:lang w:val="en-US" w:eastAsia="zh-CN"/>
-        </w:rPr>
-      </w:pPr>
-      <w:r>
-        <w:rPr>
-          <w:rFonts w:hint="default" w:ascii="Times New Roman" w:hAnsi="Times New Roman" w:cs="Times New Roman"/>
-          <w:b w:val="0"/>
-          <w:bCs w:val="0"/>
-          <w:lang w:val="en-US" w:eastAsia="zh-CN"/>
-        </w:rPr>
-        <w:t>Passing parameters into functions</w:t>
+        <w:ind w:leftChars="0"/>
+        <w:rPr>
+          <w:rFonts w:hint="default" w:ascii="Times New Roman" w:hAnsi="Times New Roman" w:cs="Times New Roman"/>
+          <w:b/>
+          <w:bCs/>
+          <w:lang w:val="en-US" w:eastAsia="zh-CN"/>
+        </w:rPr>
+      </w:pPr>
+      <w:r>
+        <w:rPr>
+          <w:rFonts w:hint="default" w:ascii="Times New Roman" w:hAnsi="Times New Roman" w:cs="Times New Roman"/>
+          <w:b/>
+          <w:bCs/>
+          <w:lang w:val="en-US" w:eastAsia="zh-CN"/>
+        </w:rPr>
+        <w:t>Parameters in typescript are passed by value.</w:t>
+      </w:r>
+    </w:p>
+    <w:p>
+      <w:pPr>
+        <w:numPr>
+          <w:numId w:val="0"/>
+        </w:numPr>
+        <w:ind w:leftChars="0"/>
+        <w:rPr>
+          <w:rFonts w:hint="default" w:ascii="Times New Roman" w:hAnsi="Times New Roman" w:cs="Times New Roman"/>
+          <w:b w:val="0"/>
+          <w:bCs w:val="0"/>
+          <w:lang w:val="en-US" w:eastAsia="zh-CN"/>
+        </w:rPr>
+      </w:pPr>
+      <w:r>
+        <w:rPr>
+          <w:rFonts w:hint="default" w:ascii="Times New Roman" w:hAnsi="Times New Roman" w:cs="Times New Roman"/>
+          <w:b w:val="0"/>
+          <w:bCs w:val="0"/>
+          <w:lang w:val="en-US" w:eastAsia="zh-CN"/>
+        </w:rPr>
+        <w:t xml:space="preserve"> The value can be a primitive or a reference to an object:</w:t>
+      </w:r>
+    </w:p>
+    <w:p>
+      <w:pPr>
+        <w:numPr>
+          <w:ilvl w:val="0"/>
+          <w:numId w:val="8"/>
+        </w:numPr>
+        <w:tabs>
+          <w:tab w:val="clear" w:pos="420"/>
+        </w:tabs>
+        <w:ind w:left="420" w:leftChars="0" w:hanging="420" w:firstLineChars="0"/>
+        <w:rPr>
+          <w:rFonts w:hint="default" w:ascii="Times New Roman" w:hAnsi="Times New Roman" w:cs="Times New Roman"/>
+          <w:b w:val="0"/>
+          <w:bCs w:val="0"/>
+          <w:lang w:val="en-US" w:eastAsia="zh-CN"/>
+        </w:rPr>
+      </w:pPr>
+      <w:r>
+        <w:rPr>
+          <w:rFonts w:hint="default" w:ascii="Times New Roman" w:hAnsi="Times New Roman" w:cs="Times New Roman"/>
+          <w:b w:val="0"/>
+          <w:bCs w:val="0"/>
+          <w:lang w:val="en-US" w:eastAsia="zh-CN"/>
+        </w:rPr>
+        <w:t>Primitive: passes copy of variable</w:t>
+      </w:r>
+    </w:p>
+    <w:p>
+      <w:pPr>
+        <w:numPr>
+          <w:ilvl w:val="0"/>
+          <w:numId w:val="8"/>
+        </w:numPr>
+        <w:tabs>
+          <w:tab w:val="clear" w:pos="420"/>
+        </w:tabs>
+        <w:ind w:left="420" w:leftChars="0" w:hanging="420" w:firstLineChars="0"/>
+        <w:rPr>
+          <w:rFonts w:hint="default" w:ascii="Times New Roman" w:hAnsi="Times New Roman" w:cs="Times New Roman"/>
+          <w:b w:val="0"/>
+          <w:bCs w:val="0"/>
+          <w:lang w:val="en-US" w:eastAsia="zh-CN"/>
+        </w:rPr>
+      </w:pPr>
+      <w:r>
+        <w:rPr>
+          <w:rFonts w:hint="default" w:ascii="Times New Roman" w:hAnsi="Times New Roman" w:cs="Times New Roman"/>
+          <w:b w:val="0"/>
+          <w:bCs w:val="0"/>
+          <w:lang w:val="en-US" w:eastAsia="zh-CN"/>
+        </w:rPr>
+        <w:t>Object: pass reference value into the object</w:t>
       </w:r>
     </w:p>
     <w:p>
@@ -5570,7 +5645,7 @@
           <w:bCs w:val="0"/>
           <w:lang w:val="en-US" w:eastAsia="zh-CN"/>
         </w:rPr>
-        <w:t>How do they get passed how do they alter vars</w:t>
+        <w:t xml:space="preserve">Stack dynamic binding: </w:t>
       </w:r>
     </w:p>
     <w:p>
@@ -5593,7 +5668,7 @@
           <w:bCs w:val="0"/>
           <w:lang w:val="en-US" w:eastAsia="zh-CN"/>
         </w:rPr>
-        <w:t>Sorage binding of vars</w:t>
+        <w:t xml:space="preserve">Function variables are created each time a function is called. </w:t>
       </w:r>
     </w:p>
     <w:p>
@@ -5609,6 +5684,15 @@
           <w:lang w:val="en-US" w:eastAsia="zh-CN"/>
         </w:rPr>
       </w:pPr>
+      <w:r>
+        <w:rPr>
+          <w:rFonts w:hint="default" w:ascii="Times New Roman" w:hAnsi="Times New Roman" w:cs="Times New Roman"/>
+          <w:b w:val="0"/>
+          <w:bCs w:val="0"/>
+          <w:lang w:val="en-US" w:eastAsia="zh-CN"/>
+        </w:rPr>
+        <w:t>Heap-dynamic binding: variables created with new {} ,or []</w:t>
+      </w:r>
     </w:p>
     <w:p>
       <w:pPr>
@@ -5617,21 +5701,14 @@
           <w:numId w:val="0"/>
         </w:numPr>
         <w:rPr>
-          <w:rFonts w:hint="eastAsia" w:ascii="Times New Roman" w:hAnsi="Times New Roman" w:cs="Times New Roman"/>
-          <w:b/>
-          <w:bCs/>
-          <w:lang w:val="en-US" w:eastAsia="zh-CN"/>
-        </w:rPr>
-      </w:pPr>
-      <w:r>
-        <w:rPr>
-          <w:rFonts w:hint="eastAsia" w:ascii="Times New Roman" w:hAnsi="Times New Roman" w:cs="Times New Roman"/>
-          <w:b/>
-          <w:bCs/>
-          <w:lang w:val="en-US" w:eastAsia="zh-CN"/>
-        </w:rPr>
-        <w:t xml:space="preserve">Feature Explanantion: </w:t>
-      </w:r>
+          <w:rFonts w:hint="default" w:ascii="Times New Roman" w:hAnsi="Times New Roman" w:cs="Times New Roman"/>
+          <w:b w:val="0"/>
+          <w:bCs w:val="0"/>
+          <w:lang w:val="en-US" w:eastAsia="zh-CN"/>
+        </w:rPr>
+      </w:pPr>
+      <w:bookmarkStart w:id="0" w:name="_GoBack"/>
+      <w:bookmarkEnd w:id="0"/>
     </w:p>
     <w:p>
       <w:pPr>
@@ -5640,18 +5717,41 @@
           <w:numId w:val="0"/>
         </w:numPr>
         <w:rPr>
-          <w:rFonts w:hint="default" w:ascii="Times New Roman" w:hAnsi="Times New Roman" w:cs="Times New Roman"/>
+          <w:rFonts w:hint="eastAsia" w:ascii="Times New Roman" w:hAnsi="Times New Roman" w:cs="Times New Roman"/>
           <w:b/>
           <w:bCs/>
           <w:lang w:val="en-US" w:eastAsia="zh-CN"/>
         </w:rPr>
       </w:pPr>
+      <w:r>
+        <w:rPr>
+          <w:rFonts w:hint="eastAsia" w:ascii="Times New Roman" w:hAnsi="Times New Roman" w:cs="Times New Roman"/>
+          <w:b/>
+          <w:bCs/>
+          <w:lang w:val="en-US" w:eastAsia="zh-CN"/>
+        </w:rPr>
+        <w:t xml:space="preserve">Feature Explanantion: </w:t>
+      </w:r>
     </w:p>
     <w:p>
       <w:pPr>
         <w:numPr>
           <w:ilvl w:val="0"/>
-          <w:numId w:val="8"/>
+          <w:numId w:val="0"/>
+        </w:numPr>
+        <w:rPr>
+          <w:rFonts w:hint="default" w:ascii="Times New Roman" w:hAnsi="Times New Roman" w:cs="Times New Roman"/>
+          <w:b/>
+          <w:bCs/>
+          <w:lang w:val="en-US" w:eastAsia="zh-CN"/>
+        </w:rPr>
+      </w:pPr>
+    </w:p>
+    <w:p>
+      <w:pPr>
+        <w:numPr>
+          <w:ilvl w:val="0"/>
+          <w:numId w:val="9"/>
         </w:numPr>
         <w:ind w:left="425" w:leftChars="0" w:hanging="425" w:firstLineChars="0"/>
         <w:rPr>
@@ -5984,7 +6084,31 @@
           <w:u w:val="none"/>
           <w:lang w:val="en-US" w:eastAsia="zh-CN"/>
         </w:rPr>
-        <w:t>sets cell size in the css portion to entered digits n field.</w:t>
+        <w:t xml:space="preserve">sets cell size in the </w:t>
+      </w:r>
+      <w:r>
+        <w:rPr>
+          <w:rFonts w:hint="default" w:ascii="Times New Roman" w:hAnsi="Times New Roman" w:cs="Times New Roman"/>
+          <w:b w:val="0"/>
+          <w:bCs w:val="0"/>
+          <w:i w:val="0"/>
+          <w:iCs w:val="0"/>
+          <w:u w:val="none"/>
+          <w:lang w:val="en-US" w:eastAsia="zh-CN"/>
+        </w:rPr>
+        <w:t>CSS</w:t>
+      </w:r>
+      <w:r>
+        <w:rPr>
+          <w:rFonts w:hint="eastAsia" w:ascii="Times New Roman" w:hAnsi="Times New Roman" w:cs="Times New Roman"/>
+          <w:b w:val="0"/>
+          <w:bCs w:val="0"/>
+          <w:i w:val="0"/>
+          <w:iCs w:val="0"/>
+          <w:u w:val="none"/>
+          <w:lang w:val="en-US" w:eastAsia="zh-CN"/>
+        </w:rPr>
+        <w:t xml:space="preserve"> portion to entered digits n field.</w:t>
       </w:r>
     </w:p>
     <w:p>
@@ -6009,7 +6133,7 @@
       <w:pPr>
         <w:numPr>
           <w:ilvl w:val="0"/>
-          <w:numId w:val="8"/>
+          <w:numId w:val="9"/>
         </w:numPr>
         <w:ind w:left="425" w:leftChars="0" w:hanging="425" w:firstLineChars="0"/>
         <w:rPr>
@@ -6080,7 +6204,7 @@
       <w:pPr>
         <w:numPr>
           <w:ilvl w:val="0"/>
-          <w:numId w:val="8"/>
+          <w:numId w:val="9"/>
         </w:numPr>
         <w:ind w:left="425" w:leftChars="0" w:hanging="425" w:firstLineChars="0"/>
         <w:rPr>
@@ -8322,7 +8446,7 @@
       <w:pPr>
         <w:numPr>
           <w:ilvl w:val="0"/>
-          <w:numId w:val="8"/>
+          <w:numId w:val="9"/>
         </w:numPr>
         <w:ind w:left="425" w:leftChars="0" w:hanging="425" w:firstLineChars="0"/>
         <w:rPr>
@@ -10500,7 +10624,7 @@
       <w:pPr>
         <w:numPr>
           <w:ilvl w:val="0"/>
-          <w:numId w:val="8"/>
+          <w:numId w:val="9"/>
         </w:numPr>
         <w:ind w:left="425" w:leftChars="0" w:hanging="425" w:firstLineChars="0"/>
         <w:rPr>
@@ -10525,7 +10649,7 @@
       <w:pPr>
         <w:numPr>
           <w:ilvl w:val="0"/>
-          <w:numId w:val="8"/>
+          <w:numId w:val="9"/>
         </w:numPr>
         <w:ind w:left="425" w:leftChars="0" w:hanging="425" w:firstLineChars="0"/>
         <w:rPr>
@@ -10663,6 +10787,26 @@
 <file path=word/numbering.xml><?xml version="1.0" encoding="utf-8"?>
 <w:numbering xmlns:wpc="http://schemas.microsoft.com/office/word/2010/wordprocessingCanvas" xmlns:mc="http://schemas.openxmlformats.org/markup-compatibility/2006" xmlns:o="urn:schemas-microsoft-com:office:office" xmlns:r="http://schemas.openxmlformats.org/officeDocument/2006/relationships" xmlns:m="http://schemas.openxmlformats.org/officeDocument/2006/math" xmlns:v="urn:schemas-microsoft-com:vml" xmlns:wp14="http://schemas.microsoft.com/office/word/2010/wordprocessingDrawing" xmlns:wp="http://schemas.openxmlformats.org/drawingml/2006/wordprocessingDrawing" xmlns:w10="urn:schemas-microsoft-com:office:word" xmlns:w="http://schemas.openxmlformats.org/wordprocessingml/2006/main" xmlns:w14="http://schemas.microsoft.com/office/word/2010/wordml" xmlns:wpg="http://schemas.microsoft.com/office/word/2010/wordprocessingGroup" xmlns:wpi="http://schemas.microsoft.com/office/word/2010/wordprocessingInk" xmlns:wne="http://schemas.microsoft.com/office/word/2006/wordml" xmlns:wps="http://schemas.microsoft.com/office/word/2010/wordprocessingShape" xmlns:wpsCustomData="http://www.wps.cn/officeDocument/2013/wpsCustomData" mc:Ignorable="w14 wp14">
   <w:abstractNum w:abstractNumId="0">
+    <w:nsid w:val="A2BC2A61"/>
+    <w:multiLevelType w:val="singleLevel"/>
+    <w:tmpl w:val="A2BC2A61"/>
+    <w:lvl w:ilvl="0" w:tentative="0">
+      <w:start w:val="1"/>
+      <w:numFmt w:val="bullet"/>
+      <w:lvlText w:val=""/>
+      <w:lvlJc w:val="left"/>
+      <w:pPr>
+        <w:tabs>
+          <w:tab w:val="left" w:pos="420"/>
+        </w:tabs>
+        <w:ind w:left="420" w:leftChars="0" w:hanging="420" w:firstLineChars="0"/>
+      </w:pPr>
+      <w:rPr>
+        <w:rFonts w:hint="default" w:ascii="Wingdings" w:hAnsi="Wingdings"/>
+      </w:rPr>
+    </w:lvl>
+  </w:abstractNum>
+  <w:abstractNum w:abstractNumId="1">
     <w:nsid w:val="A3E7E140"/>
     <w:multiLevelType w:val="singleLevel"/>
     <w:tmpl w:val="A3E7E140"/>
@@ -10682,7 +10826,7 @@
       </w:rPr>
     </w:lvl>
   </w:abstractNum>
-  <w:abstractNum w:abstractNumId="1">
+  <w:abstractNum w:abstractNumId="2">
     <w:nsid w:val="B9595262"/>
     <w:multiLevelType w:val="multilevel"/>
     <w:tmpl w:val="B9595262"/>
@@ -10822,7 +10966,7 @@
       </w:rPr>
     </w:lvl>
   </w:abstractNum>
-  <w:abstractNum w:abstractNumId="2">
+  <w:abstractNum w:abstractNumId="3">
     <w:nsid w:val="1625EE89"/>
     <w:multiLevelType w:val="singleLevel"/>
     <w:tmpl w:val="1625EE89"/>
@@ -10834,7 +10978,7 @@
       <w:lvlJc w:val="left"/>
     </w:lvl>
   </w:abstractNum>
-  <w:abstractNum w:abstractNumId="3">
+  <w:abstractNum w:abstractNumId="4">
     <w:nsid w:val="1BE665E1"/>
     <w:multiLevelType w:val="singleLevel"/>
     <w:tmpl w:val="1BE665E1"/>
@@ -10846,7 +10990,7 @@
       <w:lvlJc w:val="left"/>
     </w:lvl>
   </w:abstractNum>
-  <w:abstractNum w:abstractNumId="4">
+  <w:abstractNum w:abstractNumId="5">
     <w:nsid w:val="266DAFEC"/>
     <w:multiLevelType w:val="singleLevel"/>
     <w:tmpl w:val="266DAFEC"/>
@@ -10858,7 +11002,7 @@
       <w:lvlJc w:val="left"/>
     </w:lvl>
   </w:abstractNum>
-  <w:abstractNum w:abstractNumId="5">
+  <w:abstractNum w:abstractNumId="6">
     <w:nsid w:val="5F519B14"/>
     <w:multiLevelType w:val="singleLevel"/>
     <w:tmpl w:val="5F519B14"/>
@@ -10878,7 +11022,7 @@
       </w:rPr>
     </w:lvl>
   </w:abstractNum>
-  <w:abstractNum w:abstractNumId="6">
+  <w:abstractNum w:abstractNumId="7">
     <w:nsid w:val="6F250F6B"/>
     <w:multiLevelType w:val="singleLevel"/>
     <w:tmpl w:val="6F250F6B"/>
@@ -10898,7 +11042,7 @@
       </w:rPr>
     </w:lvl>
   </w:abstractNum>
-  <w:abstractNum w:abstractNumId="7">
+  <w:abstractNum w:abstractNumId="8">
     <w:nsid w:val="6F2EE757"/>
     <w:multiLevelType w:val="singleLevel"/>
     <w:tmpl w:val="6F2EE757"/>
@@ -10911,28 +11055,31 @@
     </w:lvl>
   </w:abstractNum>
   <w:num w:numId="1">
+    <w:abstractNumId w:val="8"/>
+  </w:num>
+  <w:num w:numId="2">
+    <w:abstractNumId w:val="3"/>
+  </w:num>
+  <w:num w:numId="3">
+    <w:abstractNumId w:val="2"/>
+  </w:num>
+  <w:num w:numId="4">
+    <w:abstractNumId w:val="6"/>
+  </w:num>
+  <w:num w:numId="5">
     <w:abstractNumId w:val="7"/>
   </w:num>
-  <w:num w:numId="2">
-    <w:abstractNumId w:val="2"/>
-  </w:num>
-  <w:num w:numId="3">
-    <w:abstractNumId w:val="1"/>
-  </w:num>
-  <w:num w:numId="4">
+  <w:num w:numId="6">
     <w:abstractNumId w:val="5"/>
   </w:num>
-  <w:num w:numId="5">
-    <w:abstractNumId w:val="6"/>
-  </w:num>
-  <w:num w:numId="6">
+  <w:num w:numId="7">
     <w:abstractNumId w:val="4"/>
-  </w:num>
-  <w:num w:numId="7">
-    <w:abstractNumId w:val="3"/>
   </w:num>
   <w:num w:numId="8">
     <w:abstractNumId w:val="0"/>
+  </w:num>
+  <w:num w:numId="9">
+    <w:abstractNumId w:val="1"/>
   </w:num>
 </w:numbering>
 </file>
@@ -10979,8 +11126,8 @@
     <w:lsdException w:unhideWhenUsed="0" w:uiPriority="0" w:semiHidden="0" w:name="Normal Indent"/>
     <w:lsdException w:unhideWhenUsed="0" w:uiPriority="0" w:semiHidden="0" w:name="footnote text"/>
     <w:lsdException w:unhideWhenUsed="0" w:uiPriority="0" w:semiHidden="0" w:name="annotation text"/>
-    <w:lsdException w:unhideWhenUsed="0" w:uiPriority="0" w:semiHidden="0" w:name="header"/>
-    <w:lsdException w:unhideWhenUsed="0" w:uiPriority="0" w:semiHidden="0" w:name="footer"/>
+    <w:lsdException w:qFormat="1" w:unhideWhenUsed="0" w:uiPriority="0" w:semiHidden="0" w:name="header"/>
+    <w:lsdException w:qFormat="1" w:unhideWhenUsed="0" w:uiPriority="0" w:semiHidden="0" w:name="footer"/>
     <w:lsdException w:unhideWhenUsed="0" w:uiPriority="0" w:semiHidden="0" w:name="index heading"/>
     <w:lsdException w:qFormat="1" w:uiPriority="0" w:name="caption"/>
     <w:lsdException w:unhideWhenUsed="0" w:uiPriority="0" w:semiHidden="0" w:name="table of figures"/>
@@ -11051,7 +11198,7 @@
     <w:lsdException w:unhideWhenUsed="0" w:uiPriority="0" w:semiHidden="0" w:name="HTML Sample"/>
     <w:lsdException w:unhideWhenUsed="0" w:uiPriority="0" w:semiHidden="0" w:name="HTML Typewriter"/>
     <w:lsdException w:unhideWhenUsed="0" w:uiPriority="0" w:semiHidden="0" w:name="HTML Variable"/>
-    <w:lsdException w:unhideWhenUsed="0" w:uiPriority="0" w:name="Normal Table"/>
+    <w:lsdException w:qFormat="1" w:unhideWhenUsed="0" w:uiPriority="0" w:name="Normal Table"/>
     <w:lsdException w:unhideWhenUsed="0" w:uiPriority="0" w:semiHidden="0" w:name="annotation subject"/>
     <w:lsdException w:unhideWhenUsed="0" w:uiPriority="0" w:semiHidden="0" w:name="Table Simple 1"/>
     <w:lsdException w:unhideWhenUsed="0" w:uiPriority="0" w:semiHidden="0" w:name="Table Simple 2"/>
@@ -11215,6 +11362,7 @@
   <w:style w:type="table" w:default="1" w:styleId="3">
     <w:name w:val="Normal Table"/>
     <w:semiHidden/>
+    <w:qFormat/>
     <w:uiPriority w:val="0"/>
     <w:tblPr>
       <w:tblCellMar>
@@ -11228,6 +11376,7 @@
   <w:style w:type="paragraph" w:styleId="4">
     <w:name w:val="footer"/>
     <w:basedOn w:val="1"/>
+    <w:qFormat/>
     <w:uiPriority w:val="0"/>
     <w:pPr>
       <w:tabs>
@@ -11245,6 +11394,7 @@
   <w:style w:type="paragraph" w:styleId="5">
     <w:name w:val="header"/>
     <w:basedOn w:val="1"/>
+    <w:qFormat/>
     <w:uiPriority w:val="0"/>
     <w:pPr>
       <w:tabs>

--- a/CPLP.docx
+++ b/CPLP.docx
@@ -254,78 +254,90 @@
       <w:pPr>
         <w:jc w:val="center"/>
         <w:rPr>
-          <w:rFonts w:hint="default" w:ascii="Times New Roman" w:hAnsi="Times New Roman" w:cs="Times New Roman"/>
+          <w:rFonts w:ascii="Times New Roman" w:hAnsi="Times New Roman" w:cs="Times New Roman"/>
           <w:sz w:val="28"/>
           <w:szCs w:val="28"/>
-          <w:u w:val="none"/>
-          <w:lang w:val="en-US" w:eastAsia="zh-CN"/>
-        </w:rPr>
-      </w:pPr>
-      <w:r>
-        <w:rPr>
-          <w:rFonts w:hint="default" w:ascii="Times New Roman" w:hAnsi="Times New Roman" w:cs="Times New Roman"/>
+        </w:rPr>
+      </w:pPr>
+      <w:r>
+        <w:rPr>
+          <w:rFonts w:ascii="Times New Roman" w:hAnsi="Times New Roman" w:cs="Times New Roman"/>
           <w:sz w:val="28"/>
           <w:szCs w:val="28"/>
-          <w:u w:val="none"/>
-          <w:lang w:val="en-US" w:eastAsia="zh-CN"/>
-        </w:rPr>
-        <w:t>Jana Harb 202402108</w:t>
+        </w:rPr>
+        <w:t>Jana Harb - 202402108</w:t>
       </w:r>
     </w:p>
     <w:p>
       <w:pPr>
         <w:jc w:val="center"/>
         <w:rPr>
-          <w:rFonts w:hint="default" w:ascii="Times New Roman" w:hAnsi="Times New Roman" w:cs="Times New Roman"/>
+          <w:rFonts w:ascii="Times New Roman" w:hAnsi="Times New Roman" w:cs="Times New Roman"/>
           <w:sz w:val="28"/>
           <w:szCs w:val="28"/>
-          <w:u w:val="none"/>
-          <w:lang w:val="en-US" w:eastAsia="zh-CN"/>
-        </w:rPr>
-      </w:pPr>
-      <w:r>
-        <w:rPr>
-          <w:rFonts w:hint="default" w:ascii="Times New Roman" w:hAnsi="Times New Roman" w:cs="Times New Roman"/>
+        </w:rPr>
+      </w:pPr>
+      <w:r>
+        <w:rPr>
+          <w:rFonts w:ascii="Times New Roman" w:hAnsi="Times New Roman" w:cs="Times New Roman"/>
           <w:sz w:val="28"/>
           <w:szCs w:val="28"/>
-          <w:u w:val="none"/>
-          <w:lang w:val="en-US" w:eastAsia="zh-CN"/>
-        </w:rPr>
-        <w:t>Alaa Itani</w:t>
+        </w:rPr>
+        <w:t>Alaa Itani - 202402061</w:t>
       </w:r>
     </w:p>
     <w:p>
       <w:pPr>
         <w:jc w:val="center"/>
         <w:rPr>
-          <w:rFonts w:hint="default" w:ascii="Times New Roman" w:hAnsi="Times New Roman" w:cs="Times New Roman"/>
+          <w:rFonts w:ascii="Times New Roman" w:hAnsi="Times New Roman" w:cs="Times New Roman"/>
           <w:sz w:val="28"/>
           <w:szCs w:val="28"/>
-          <w:u w:val="none"/>
-          <w:lang w:val="en-US" w:eastAsia="zh-CN"/>
-        </w:rPr>
-      </w:pPr>
-    </w:p>
-    <w:p>
-      <w:pPr>
-        <w:jc w:val="center"/>
-        <w:rPr>
-          <w:rFonts w:hint="default" w:ascii="Times New Roman" w:hAnsi="Times New Roman" w:cs="Times New Roman"/>
+        </w:rPr>
+      </w:pPr>
+      <w:r>
+        <w:rPr>
+          <w:rFonts w:ascii="Times New Roman" w:hAnsi="Times New Roman" w:cs="Times New Roman"/>
           <w:sz w:val="28"/>
           <w:szCs w:val="28"/>
-          <w:u w:val="none"/>
-          <w:lang w:val="en-US" w:eastAsia="zh-CN"/>
-        </w:rPr>
-      </w:pPr>
-      <w:r>
-        <w:rPr>
-          <w:rFonts w:hint="default" w:ascii="Times New Roman" w:hAnsi="Times New Roman" w:cs="Times New Roman"/>
+        </w:rPr>
+        <w:t>Course: Concepts of Programming Languages</w:t>
+      </w:r>
+    </w:p>
+    <w:p>
+      <w:pPr>
+        <w:jc w:val="center"/>
+        <w:rPr>
+          <w:rFonts w:ascii="Times New Roman" w:hAnsi="Times New Roman" w:cs="Times New Roman"/>
           <w:sz w:val="28"/>
           <w:szCs w:val="28"/>
-          <w:u w:val="none"/>
-          <w:lang w:val="en-US" w:eastAsia="zh-CN"/>
-        </w:rPr>
-        <w:t>Course : Concepts of Programming Languages</w:t>
+        </w:rPr>
+      </w:pPr>
+      <w:r>
+        <w:rPr>
+          <w:rFonts w:ascii="Times New Roman" w:hAnsi="Times New Roman" w:cs="Times New Roman"/>
+          <w:sz w:val="28"/>
+          <w:szCs w:val="28"/>
+        </w:rPr>
+        <w:t>Instructor: Dr. Lama Affara</w:t>
+      </w:r>
+    </w:p>
+    <w:p>
+      <w:pPr>
+        <w:jc w:val="center"/>
+        <w:rPr>
+          <w:rFonts w:ascii="Times New Roman" w:hAnsi="Times New Roman" w:cs="Times New Roman"/>
+          <w:sz w:val="28"/>
+          <w:szCs w:val="28"/>
+        </w:rPr>
+      </w:pPr>
+      <w:r>
+        <w:rPr>
+          <w:rFonts w:ascii="Times New Roman" w:hAnsi="Times New Roman" w:cs="Times New Roman"/>
+          <w:sz w:val="28"/>
+          <w:szCs w:val="28"/>
+        </w:rPr>
+        <w:t>TA: Lynn El Arawdi</w:t>
       </w:r>
     </w:p>
     <w:p>
@@ -373,9 +385,107 @@
         <w:ind w:leftChars="0"/>
         <w:rPr>
           <w:rFonts w:hint="default" w:ascii="Times New Roman" w:hAnsi="Times New Roman" w:cs="Times New Roman"/>
+          <w:b/>
+          <w:bCs/>
+          <w:sz w:val="21"/>
+          <w:szCs w:val="21"/>
           <w:lang w:val="en-US" w:eastAsia="zh-CN"/>
         </w:rPr>
       </w:pPr>
+      <w:r>
+        <w:rPr>
+          <w:rFonts w:hint="default" w:ascii="Times New Roman" w:hAnsi="Times New Roman" w:cs="Times New Roman"/>
+          <w:b/>
+          <w:bCs/>
+          <w:sz w:val="21"/>
+          <w:szCs w:val="21"/>
+          <w:lang w:val="en-US" w:eastAsia="zh-CN"/>
+        </w:rPr>
+        <w:t xml:space="preserve">Project Description: </w:t>
+      </w:r>
+    </w:p>
+    <w:p>
+      <w:pPr>
+        <w:rPr>
+          <w:rFonts w:ascii="Times New Roman" w:hAnsi="Times New Roman" w:cs="Times New Roman"/>
+        </w:rPr>
+      </w:pPr>
+      <w:r>
+        <w:rPr>
+          <w:rFonts w:ascii="Times New Roman" w:hAnsi="Times New Roman" w:cs="Times New Roman"/>
+        </w:rPr>
+        <w:t xml:space="preserve">Our project is a website for creating pixel art. </w:t>
+      </w:r>
+      <w:r>
+        <w:rPr>
+          <w:rFonts w:hint="default" w:ascii="Times New Roman" w:hAnsi="Times New Roman" w:cs="Times New Roman"/>
+          <w:lang w:val="en-US"/>
+        </w:rPr>
+        <w:t>The u</w:t>
+      </w:r>
+      <w:r>
+        <w:rPr>
+          <w:rFonts w:ascii="Times New Roman" w:hAnsi="Times New Roman" w:cs="Times New Roman"/>
+        </w:rPr>
+        <w:t>ser</w:t>
+      </w:r>
+      <w:r>
+        <w:rPr>
+          <w:rFonts w:hint="default" w:ascii="Times New Roman" w:hAnsi="Times New Roman" w:cs="Times New Roman"/>
+          <w:lang w:val="en-US"/>
+        </w:rPr>
+        <w:t>s</w:t>
+      </w:r>
+      <w:r>
+        <w:rPr>
+          <w:rFonts w:ascii="Times New Roman" w:hAnsi="Times New Roman" w:cs="Times New Roman"/>
+        </w:rPr>
+        <w:t xml:space="preserve"> can draw creative pictures on a </w:t>
+      </w:r>
+      <w:r>
+        <w:rPr>
+          <w:rFonts w:ascii="Times New Roman" w:hAnsi="Times New Roman" w:cs="Times New Roman"/>
+          <w:lang w:val="en-US"/>
+        </w:rPr>
+        <w:t>re-sizable</w:t>
+      </w:r>
+      <w:r>
+        <w:rPr>
+          <w:rFonts w:ascii="Times New Roman" w:hAnsi="Times New Roman" w:cs="Times New Roman"/>
+        </w:rPr>
+        <w:t xml:space="preserve"> grid, </w:t>
+      </w:r>
+      <w:r>
+        <w:rPr>
+          <w:rFonts w:hint="default" w:ascii="Times New Roman" w:hAnsi="Times New Roman" w:cs="Times New Roman"/>
+          <w:lang w:val="en-US"/>
+        </w:rPr>
+        <w:t>which</w:t>
+      </w:r>
+      <w:r>
+        <w:rPr>
+          <w:rFonts w:ascii="Times New Roman" w:hAnsi="Times New Roman" w:cs="Times New Roman"/>
+        </w:rPr>
+        <w:t xml:space="preserve"> is supported by several features</w:t>
+      </w:r>
+      <w:r>
+        <w:rPr>
+          <w:rFonts w:hint="eastAsia" w:ascii="Times New Roman" w:hAnsi="Times New Roman" w:cs="Times New Roman"/>
+        </w:rPr>
+        <w:t>. We</w:t>
+      </w:r>
+      <w:r>
+        <w:rPr>
+          <w:rFonts w:ascii="Times New Roman" w:hAnsi="Times New Roman" w:cs="Times New Roman"/>
+        </w:rPr>
+        <w:t>’</w:t>
+      </w:r>
+      <w:r>
+        <w:rPr>
+          <w:rFonts w:hint="eastAsia" w:ascii="Times New Roman" w:hAnsi="Times New Roman" w:cs="Times New Roman"/>
+        </w:rPr>
+        <w:t>re using Typescript as a language which is a popular choice for web programs.</w:t>
+      </w:r>
     </w:p>
     <w:p>
       <w:pPr>
@@ -386,24 +496,10 @@
         <w:ind w:leftChars="0"/>
         <w:rPr>
           <w:rFonts w:hint="default" w:ascii="Times New Roman" w:hAnsi="Times New Roman" w:cs="Times New Roman"/>
-          <w:b/>
-          <w:bCs/>
-          <w:sz w:val="21"/>
-          <w:szCs w:val="21"/>
+          <w:u w:val="single"/>
           <w:lang w:val="en-US" w:eastAsia="zh-CN"/>
         </w:rPr>
       </w:pPr>
-      <w:r>
-        <w:rPr>
-          <w:rFonts w:hint="default" w:ascii="Times New Roman" w:hAnsi="Times New Roman" w:cs="Times New Roman"/>
-          <w:b/>
-          <w:bCs/>
-          <w:sz w:val="21"/>
-          <w:szCs w:val="21"/>
-          <w:lang w:val="en-US" w:eastAsia="zh-CN"/>
-        </w:rPr>
-        <w:t>Idea</w:t>
-      </w:r>
     </w:p>
     <w:p>
       <w:pPr>
@@ -414,36 +510,21 @@
         <w:ind w:leftChars="0"/>
         <w:rPr>
           <w:rFonts w:hint="default" w:ascii="Times New Roman" w:hAnsi="Times New Roman" w:cs="Times New Roman"/>
+          <w:b/>
+          <w:bCs/>
+          <w:u w:val="none"/>
           <w:lang w:val="en-US" w:eastAsia="zh-CN"/>
         </w:rPr>
       </w:pPr>
       <w:r>
         <w:rPr>
           <w:rFonts w:hint="default" w:ascii="Times New Roman" w:hAnsi="Times New Roman" w:cs="Times New Roman"/>
+          <w:b/>
+          <w:bCs/>
+          <w:u w:val="none"/>
           <w:lang w:val="en-US" w:eastAsia="zh-CN"/>
         </w:rPr>
-        <w:t xml:space="preserve">This program is a website fore creating pixel art. It is a platform for users to draw creative pictures supported by several features </w:t>
-      </w:r>
-      <w:r>
-        <w:rPr>
-          <w:rFonts w:hint="eastAsia" w:ascii="Times New Roman" w:hAnsi="Times New Roman" w:cs="Times New Roman"/>
-          <w:lang w:val="en-US" w:eastAsia="zh-CN"/>
-        </w:rPr>
-        <w:t>. We</w:t>
-      </w:r>
-      <w:r>
-        <w:rPr>
-          <w:rFonts w:hint="default" w:ascii="Times New Roman" w:hAnsi="Times New Roman" w:cs="Times New Roman"/>
-          <w:lang w:val="en-US" w:eastAsia="zh-CN"/>
-        </w:rPr>
-        <w:t>’</w:t>
-      </w:r>
-      <w:r>
-        <w:rPr>
-          <w:rFonts w:hint="eastAsia" w:ascii="Times New Roman" w:hAnsi="Times New Roman" w:cs="Times New Roman"/>
-          <w:lang w:val="en-US" w:eastAsia="zh-CN"/>
-        </w:rPr>
-        <w:t>re using Typescript as a language which is a popular choice for web programs.</w:t>
+        <w:t>How to use program:</w:t>
       </w:r>
     </w:p>
     <w:p>
@@ -455,60 +536,6 @@
         <w:ind w:leftChars="0"/>
         <w:rPr>
           <w:rFonts w:hint="default" w:ascii="Times New Roman" w:hAnsi="Times New Roman" w:cs="Times New Roman"/>
-          <w:u w:val="single"/>
-          <w:lang w:val="en-US" w:eastAsia="zh-CN"/>
-        </w:rPr>
-      </w:pPr>
-    </w:p>
-    <w:p>
-      <w:pPr>
-        <w:numPr>
-          <w:ilvl w:val="0"/>
-          <w:numId w:val="0"/>
-        </w:numPr>
-        <w:ind w:leftChars="0"/>
-        <w:rPr>
-          <w:rFonts w:hint="default" w:ascii="Times New Roman" w:hAnsi="Times New Roman" w:cs="Times New Roman"/>
-          <w:u w:val="single"/>
-          <w:lang w:val="en-US" w:eastAsia="zh-CN"/>
-        </w:rPr>
-      </w:pPr>
-    </w:p>
-    <w:p>
-      <w:pPr>
-        <w:numPr>
-          <w:ilvl w:val="0"/>
-          <w:numId w:val="0"/>
-        </w:numPr>
-        <w:ind w:leftChars="0"/>
-        <w:rPr>
-          <w:rFonts w:hint="default" w:ascii="Times New Roman" w:hAnsi="Times New Roman" w:cs="Times New Roman"/>
-          <w:b/>
-          <w:bCs/>
-          <w:u w:val="none"/>
-          <w:lang w:val="en-US" w:eastAsia="zh-CN"/>
-        </w:rPr>
-      </w:pPr>
-      <w:r>
-        <w:rPr>
-          <w:rFonts w:hint="default" w:ascii="Times New Roman" w:hAnsi="Times New Roman" w:cs="Times New Roman"/>
-          <w:b/>
-          <w:bCs/>
-          <w:u w:val="none"/>
-          <w:lang w:val="en-US" w:eastAsia="zh-CN"/>
-        </w:rPr>
-        <w:t>How to use program:</w:t>
-      </w:r>
-    </w:p>
-    <w:p>
-      <w:pPr>
-        <w:numPr>
-          <w:ilvl w:val="0"/>
-          <w:numId w:val="0"/>
-        </w:numPr>
-        <w:ind w:leftChars="0"/>
-        <w:rPr>
-          <w:rFonts w:hint="default" w:ascii="Times New Roman" w:hAnsi="Times New Roman" w:cs="Times New Roman"/>
           <w:lang w:val="en-US" w:eastAsia="zh-CN"/>
         </w:rPr>
       </w:pPr>
@@ -583,7 +610,7 @@
           <w:rFonts w:hint="default" w:ascii="Times New Roman" w:hAnsi="Times New Roman" w:cs="Times New Roman"/>
           <w:lang w:val="en-US" w:eastAsia="zh-CN"/>
         </w:rPr>
-        <w:t>user can choose several colors based on preference to draw.</w:t>
+        <w:t>user can choose several colors to draw.</w:t>
       </w:r>
     </w:p>
     <w:p>
@@ -647,7 +674,7 @@
           <w:rFonts w:hint="default" w:ascii="Times New Roman" w:hAnsi="Times New Roman" w:cs="Times New Roman"/>
           <w:lang w:val="en-US" w:eastAsia="zh-CN"/>
         </w:rPr>
-        <w:t xml:space="preserve"> when pressed, random color, unknown to user, will be selected. Then, drawing can be interpreted based on hue strength. After that, grayscale is removed, revealing creative image.</w:t>
+        <w:t xml:space="preserve"> when pressed, a random color, unknown to the user, will be selected. Then, drawing can be interpreted based on hue strength. After that, grayscale is removed, revealing creative image.</w:t>
       </w:r>
     </w:p>
     <w:p>
@@ -951,14 +978,14 @@
         <w:ind w:left="420" w:leftChars="0" w:hanging="420" w:firstLineChars="0"/>
         <w:rPr>
           <w:rFonts w:hint="default" w:ascii="Times New Roman" w:hAnsi="Times New Roman" w:cs="Times New Roman"/>
-          <w:highlight w:val="yellow"/>
+          <w:highlight w:val="none"/>
           <w:lang w:val="en-US"/>
         </w:rPr>
       </w:pPr>
       <w:r>
         <w:rPr>
           <w:rFonts w:hint="default" w:ascii="Times New Roman" w:hAnsi="Times New Roman" w:cs="Times New Roman"/>
-          <w:highlight w:val="yellow"/>
+          <w:highlight w:val="none"/>
           <w:lang w:val="en-US"/>
         </w:rPr>
         <w:t>Types:</w:t>
@@ -3934,6 +3961,8 @@
           <w:lang w:val="en-US"/>
         </w:rPr>
       </w:pPr>
+      <w:bookmarkStart w:id="0" w:name="_GoBack"/>
+      <w:bookmarkEnd w:id="0"/>
     </w:p>
     <w:p>
       <w:pPr>
@@ -3970,6 +3999,9 @@
           <w:rFonts w:hint="default" w:ascii="Times New Roman" w:hAnsi="Times New Roman" w:cs="Times New Roman"/>
           <w:b w:val="0"/>
           <w:bCs w:val="0"/>
+          <w:sz w:val="20"/>
+          <w:szCs w:val="20"/>
+          <w:highlight w:val="yellow"/>
           <w:lang w:val="en-US"/>
         </w:rPr>
       </w:pPr>
@@ -3987,6 +4019,9 @@
           <w:rFonts w:hint="default" w:ascii="Times New Roman" w:hAnsi="Times New Roman" w:cs="Times New Roman"/>
           <w:b w:val="0"/>
           <w:bCs w:val="0"/>
+          <w:sz w:val="20"/>
+          <w:szCs w:val="20"/>
+          <w:highlight w:val="yellow"/>
           <w:u w:val="single"/>
           <w:lang w:val="en-US"/>
         </w:rPr>
@@ -3997,9 +4032,12 @@
           <w:rFonts w:hint="default" w:ascii="Times New Roman" w:hAnsi="Times New Roman" w:cs="Times New Roman"/>
           <w:b w:val="0"/>
           <w:bCs w:val="0"/>
+          <w:sz w:val="20"/>
+          <w:szCs w:val="20"/>
+          <w:highlight w:val="yellow"/>
           <w:lang w:val="en-US"/>
         </w:rPr>
-        <w:t xml:space="preserve"> single vs multiple selection, can values be ints too?</w:t>
+        <w:t xml:space="preserve"> </w:t>
       </w:r>
     </w:p>
     <w:p>
@@ -5528,6 +5566,7 @@
     <w:p>
       <w:pPr>
         <w:numPr>
+          <w:ilvl w:val="0"/>
           <w:numId w:val="0"/>
         </w:numPr>
         <w:ind w:leftChars="0"/>
@@ -5551,6 +5590,7 @@
     <w:p>
       <w:pPr>
         <w:numPr>
+          <w:ilvl w:val="0"/>
           <w:numId w:val="0"/>
         </w:numPr>
         <w:ind w:leftChars="0"/>
@@ -5707,8 +5747,6 @@
           <w:lang w:val="en-US" w:eastAsia="zh-CN"/>
         </w:rPr>
       </w:pPr>
-      <w:bookmarkStart w:id="0" w:name="_GoBack"/>
-      <w:bookmarkEnd w:id="0"/>
     </w:p>
     <w:p>
       <w:pPr>
@@ -10648,6 +10686,1990 @@
     <w:p>
       <w:pPr>
         <w:numPr>
+          <w:numId w:val="0"/>
+        </w:numPr>
+        <w:ind w:leftChars="0"/>
+        <w:rPr>
+          <w:rFonts w:hint="default" w:ascii="Times New Roman" w:hAnsi="Times New Roman" w:cs="Times New Roman"/>
+          <w:lang w:val="en-US" w:eastAsia="zh-CN"/>
+        </w:rPr>
+      </w:pPr>
+      <w:r>
+        <w:rPr>
+          <w:rFonts w:ascii="Times New Roman" w:hAnsi="Times New Roman" w:cs="Times New Roman"/>
+        </w:rPr>
+        <w:t xml:space="preserve">The undo/redo feature works by saving a snapshot of the entire grid before each drawing action in </w:t>
+      </w:r>
+    </w:p>
+    <w:p>
+      <w:pPr>
+        <w:tabs>
+          <w:tab w:val="left" w:pos="425"/>
+        </w:tabs>
+        <w:rPr>
+          <w:rFonts w:ascii="Times New Roman" w:hAnsi="Times New Roman" w:cs="Times New Roman"/>
+        </w:rPr>
+      </w:pPr>
+      <w:r>
+        <w:rPr>
+          <w:rFonts w:ascii="Times New Roman" w:hAnsi="Times New Roman" w:cs="Times New Roman"/>
+        </w:rPr>
+        <w:t>undoStack and redoStack, then restoring these saved snapshots to revert or reapply changes when the user presses undo or redo.</w:t>
+      </w:r>
+    </w:p>
+    <w:p>
+      <w:pPr>
+        <w:shd w:val="clear" w:color="auto" w:fill="F5F5F5"/>
+        <w:spacing w:line="285" w:lineRule="atLeast"/>
+        <w:rPr>
+          <w:rFonts w:ascii="Consolas" w:hAnsi="Consolas" w:eastAsia="Times New Roman" w:cs="Times New Roman"/>
+          <w:color w:val="333333"/>
+          <w:sz w:val="21"/>
+          <w:szCs w:val="21"/>
+          <w:lang w:eastAsia="en-US"/>
+        </w:rPr>
+      </w:pPr>
+      <w:r>
+        <w:rPr>
+          <w:rFonts w:ascii="Consolas" w:hAnsi="Consolas" w:eastAsia="Times New Roman" w:cs="Times New Roman"/>
+          <w:color w:val="4B69C6"/>
+          <w:sz w:val="21"/>
+          <w:szCs w:val="21"/>
+          <w:lang w:eastAsia="en-US"/>
+        </w:rPr>
+        <w:t>if</w:t>
+      </w:r>
+      <w:r>
+        <w:rPr>
+          <w:rFonts w:ascii="Consolas" w:hAnsi="Consolas" w:eastAsia="Times New Roman" w:cs="Times New Roman"/>
+          <w:color w:val="333333"/>
+          <w:sz w:val="21"/>
+          <w:szCs w:val="21"/>
+          <w:lang w:eastAsia="en-US"/>
+        </w:rPr>
+        <w:t xml:space="preserve"> (</w:t>
+      </w:r>
+      <w:r>
+        <w:rPr>
+          <w:rFonts w:ascii="Consolas" w:hAnsi="Consolas" w:eastAsia="Times New Roman" w:cs="Times New Roman"/>
+          <w:color w:val="7A3E9D"/>
+          <w:sz w:val="21"/>
+          <w:szCs w:val="21"/>
+          <w:lang w:eastAsia="en-US"/>
+        </w:rPr>
+        <w:t>undoBtn</w:t>
+      </w:r>
+      <w:r>
+        <w:rPr>
+          <w:rFonts w:ascii="Consolas" w:hAnsi="Consolas" w:eastAsia="Times New Roman" w:cs="Times New Roman"/>
+          <w:color w:val="333333"/>
+          <w:sz w:val="21"/>
+          <w:szCs w:val="21"/>
+          <w:lang w:eastAsia="en-US"/>
+        </w:rPr>
+        <w:t xml:space="preserve">) </w:t>
+      </w:r>
+      <w:r>
+        <w:rPr>
+          <w:rFonts w:ascii="Consolas" w:hAnsi="Consolas" w:eastAsia="Times New Roman" w:cs="Times New Roman"/>
+          <w:color w:val="777777"/>
+          <w:sz w:val="21"/>
+          <w:szCs w:val="21"/>
+          <w:lang w:eastAsia="en-US"/>
+        </w:rPr>
+        <w:t>{</w:t>
+      </w:r>
+    </w:p>
+    <w:p>
+      <w:pPr>
+        <w:shd w:val="clear" w:color="auto" w:fill="F5F5F5"/>
+        <w:spacing w:line="285" w:lineRule="atLeast"/>
+        <w:rPr>
+          <w:rFonts w:ascii="Consolas" w:hAnsi="Consolas" w:eastAsia="Times New Roman" w:cs="Times New Roman"/>
+          <w:color w:val="333333"/>
+          <w:sz w:val="21"/>
+          <w:szCs w:val="21"/>
+          <w:lang w:eastAsia="en-US"/>
+        </w:rPr>
+      </w:pPr>
+      <w:r>
+        <w:rPr>
+          <w:rFonts w:ascii="Consolas" w:hAnsi="Consolas" w:eastAsia="Times New Roman" w:cs="Times New Roman"/>
+          <w:color w:val="333333"/>
+          <w:sz w:val="21"/>
+          <w:szCs w:val="21"/>
+          <w:lang w:eastAsia="en-US"/>
+        </w:rPr>
+        <w:t xml:space="preserve">    </w:t>
+      </w:r>
+      <w:r>
+        <w:rPr>
+          <w:rFonts w:ascii="Consolas" w:hAnsi="Consolas" w:eastAsia="Times New Roman" w:cs="Times New Roman"/>
+          <w:color w:val="7A3E9D"/>
+          <w:sz w:val="21"/>
+          <w:szCs w:val="21"/>
+          <w:lang w:eastAsia="en-US"/>
+        </w:rPr>
+        <w:t>undoBtn</w:t>
+      </w:r>
+      <w:r>
+        <w:rPr>
+          <w:rFonts w:ascii="Consolas" w:hAnsi="Consolas" w:eastAsia="Times New Roman" w:cs="Times New Roman"/>
+          <w:color w:val="777777"/>
+          <w:sz w:val="21"/>
+          <w:szCs w:val="21"/>
+          <w:lang w:eastAsia="en-US"/>
+        </w:rPr>
+        <w:t>.</w:t>
+      </w:r>
+      <w:r>
+        <w:rPr>
+          <w:rFonts w:ascii="Consolas" w:hAnsi="Consolas" w:eastAsia="Times New Roman" w:cs="Times New Roman"/>
+          <w:b/>
+          <w:bCs/>
+          <w:color w:val="AA3731"/>
+          <w:sz w:val="21"/>
+          <w:szCs w:val="21"/>
+          <w:lang w:eastAsia="en-US"/>
+        </w:rPr>
+        <w:t>addEventListener</w:t>
+      </w:r>
+      <w:r>
+        <w:rPr>
+          <w:rFonts w:ascii="Consolas" w:hAnsi="Consolas" w:eastAsia="Times New Roman" w:cs="Times New Roman"/>
+          <w:color w:val="333333"/>
+          <w:sz w:val="21"/>
+          <w:szCs w:val="21"/>
+          <w:lang w:eastAsia="en-US"/>
+        </w:rPr>
+        <w:t>(</w:t>
+      </w:r>
+      <w:r>
+        <w:rPr>
+          <w:rFonts w:ascii="Consolas" w:hAnsi="Consolas" w:eastAsia="Times New Roman" w:cs="Times New Roman"/>
+          <w:color w:val="777777"/>
+          <w:sz w:val="21"/>
+          <w:szCs w:val="21"/>
+          <w:lang w:eastAsia="en-US"/>
+        </w:rPr>
+        <w:t>'</w:t>
+      </w:r>
+      <w:r>
+        <w:rPr>
+          <w:rFonts w:ascii="Consolas" w:hAnsi="Consolas" w:eastAsia="Times New Roman" w:cs="Times New Roman"/>
+          <w:color w:val="448C27"/>
+          <w:sz w:val="21"/>
+          <w:szCs w:val="21"/>
+          <w:lang w:eastAsia="en-US"/>
+        </w:rPr>
+        <w:t>click</w:t>
+      </w:r>
+      <w:r>
+        <w:rPr>
+          <w:rFonts w:ascii="Consolas" w:hAnsi="Consolas" w:eastAsia="Times New Roman" w:cs="Times New Roman"/>
+          <w:color w:val="777777"/>
+          <w:sz w:val="21"/>
+          <w:szCs w:val="21"/>
+          <w:lang w:eastAsia="en-US"/>
+        </w:rPr>
+        <w:t>',</w:t>
+      </w:r>
+      <w:r>
+        <w:rPr>
+          <w:rFonts w:ascii="Consolas" w:hAnsi="Consolas" w:eastAsia="Times New Roman" w:cs="Times New Roman"/>
+          <w:color w:val="333333"/>
+          <w:sz w:val="21"/>
+          <w:szCs w:val="21"/>
+          <w:lang w:eastAsia="en-US"/>
+        </w:rPr>
+        <w:t xml:space="preserve"> </w:t>
+      </w:r>
+      <w:r>
+        <w:rPr>
+          <w:rFonts w:ascii="Consolas" w:hAnsi="Consolas" w:eastAsia="Times New Roman" w:cs="Times New Roman"/>
+          <w:color w:val="777777"/>
+          <w:sz w:val="21"/>
+          <w:szCs w:val="21"/>
+          <w:lang w:eastAsia="en-US"/>
+        </w:rPr>
+        <w:t>()</w:t>
+      </w:r>
+      <w:r>
+        <w:rPr>
+          <w:rFonts w:ascii="Consolas" w:hAnsi="Consolas" w:eastAsia="Times New Roman" w:cs="Times New Roman"/>
+          <w:color w:val="333333"/>
+          <w:sz w:val="21"/>
+          <w:szCs w:val="21"/>
+          <w:lang w:eastAsia="en-US"/>
+        </w:rPr>
+        <w:t xml:space="preserve"> </w:t>
+      </w:r>
+      <w:r>
+        <w:rPr>
+          <w:rFonts w:ascii="Consolas" w:hAnsi="Consolas" w:eastAsia="Times New Roman" w:cs="Times New Roman"/>
+          <w:color w:val="7A3E9D"/>
+          <w:sz w:val="21"/>
+          <w:szCs w:val="21"/>
+          <w:lang w:eastAsia="en-US"/>
+        </w:rPr>
+        <w:t>=&gt;</w:t>
+      </w:r>
+      <w:r>
+        <w:rPr>
+          <w:rFonts w:ascii="Consolas" w:hAnsi="Consolas" w:eastAsia="Times New Roman" w:cs="Times New Roman"/>
+          <w:color w:val="333333"/>
+          <w:sz w:val="21"/>
+          <w:szCs w:val="21"/>
+          <w:lang w:eastAsia="en-US"/>
+        </w:rPr>
+        <w:t xml:space="preserve"> </w:t>
+      </w:r>
+      <w:r>
+        <w:rPr>
+          <w:rFonts w:ascii="Consolas" w:hAnsi="Consolas" w:eastAsia="Times New Roman" w:cs="Times New Roman"/>
+          <w:color w:val="777777"/>
+          <w:sz w:val="21"/>
+          <w:szCs w:val="21"/>
+          <w:lang w:eastAsia="en-US"/>
+        </w:rPr>
+        <w:t>{</w:t>
+      </w:r>
+    </w:p>
+    <w:p>
+      <w:pPr>
+        <w:shd w:val="clear" w:color="auto" w:fill="F5F5F5"/>
+        <w:spacing w:line="285" w:lineRule="atLeast"/>
+        <w:rPr>
+          <w:rFonts w:ascii="Consolas" w:hAnsi="Consolas" w:eastAsia="Times New Roman" w:cs="Times New Roman"/>
+          <w:color w:val="333333"/>
+          <w:sz w:val="21"/>
+          <w:szCs w:val="21"/>
+          <w:lang w:eastAsia="en-US"/>
+        </w:rPr>
+      </w:pPr>
+      <w:r>
+        <w:rPr>
+          <w:rFonts w:ascii="Consolas" w:hAnsi="Consolas" w:eastAsia="Times New Roman" w:cs="Times New Roman"/>
+          <w:color w:val="333333"/>
+          <w:sz w:val="21"/>
+          <w:szCs w:val="21"/>
+          <w:lang w:eastAsia="en-US"/>
+        </w:rPr>
+        <w:t xml:space="preserve">      </w:t>
+      </w:r>
+      <w:r>
+        <w:rPr>
+          <w:rFonts w:ascii="Consolas" w:hAnsi="Consolas" w:eastAsia="Times New Roman" w:cs="Times New Roman"/>
+          <w:color w:val="4B69C6"/>
+          <w:sz w:val="21"/>
+          <w:szCs w:val="21"/>
+          <w:lang w:eastAsia="en-US"/>
+        </w:rPr>
+        <w:t>if</w:t>
+      </w:r>
+      <w:r>
+        <w:rPr>
+          <w:rFonts w:ascii="Consolas" w:hAnsi="Consolas" w:eastAsia="Times New Roman" w:cs="Times New Roman"/>
+          <w:color w:val="333333"/>
+          <w:sz w:val="21"/>
+          <w:szCs w:val="21"/>
+          <w:lang w:eastAsia="en-US"/>
+        </w:rPr>
+        <w:t xml:space="preserve"> (</w:t>
+      </w:r>
+      <w:r>
+        <w:rPr>
+          <w:rFonts w:ascii="Consolas" w:hAnsi="Consolas" w:eastAsia="Times New Roman" w:cs="Times New Roman"/>
+          <w:color w:val="7A3E9D"/>
+          <w:sz w:val="21"/>
+          <w:szCs w:val="21"/>
+          <w:lang w:eastAsia="en-US"/>
+        </w:rPr>
+        <w:t>undoStack</w:t>
+      </w:r>
+      <w:r>
+        <w:rPr>
+          <w:rFonts w:ascii="Consolas" w:hAnsi="Consolas" w:eastAsia="Times New Roman" w:cs="Times New Roman"/>
+          <w:color w:val="777777"/>
+          <w:sz w:val="21"/>
+          <w:szCs w:val="21"/>
+          <w:lang w:eastAsia="en-US"/>
+        </w:rPr>
+        <w:t>.</w:t>
+      </w:r>
+      <w:r>
+        <w:rPr>
+          <w:rFonts w:ascii="Consolas" w:hAnsi="Consolas" w:eastAsia="Times New Roman" w:cs="Times New Roman"/>
+          <w:color w:val="7A3E9D"/>
+          <w:sz w:val="21"/>
+          <w:szCs w:val="21"/>
+          <w:lang w:eastAsia="en-US"/>
+        </w:rPr>
+        <w:t>length</w:t>
+      </w:r>
+      <w:r>
+        <w:rPr>
+          <w:rFonts w:ascii="Consolas" w:hAnsi="Consolas" w:eastAsia="Times New Roman" w:cs="Times New Roman"/>
+          <w:color w:val="333333"/>
+          <w:sz w:val="21"/>
+          <w:szCs w:val="21"/>
+          <w:lang w:eastAsia="en-US"/>
+        </w:rPr>
+        <w:t xml:space="preserve"> </w:t>
+      </w:r>
+      <w:r>
+        <w:rPr>
+          <w:rFonts w:ascii="Consolas" w:hAnsi="Consolas" w:eastAsia="Times New Roman" w:cs="Times New Roman"/>
+          <w:color w:val="777777"/>
+          <w:sz w:val="21"/>
+          <w:szCs w:val="21"/>
+          <w:lang w:eastAsia="en-US"/>
+        </w:rPr>
+        <w:t>===</w:t>
+      </w:r>
+      <w:r>
+        <w:rPr>
+          <w:rFonts w:ascii="Consolas" w:hAnsi="Consolas" w:eastAsia="Times New Roman" w:cs="Times New Roman"/>
+          <w:color w:val="333333"/>
+          <w:sz w:val="21"/>
+          <w:szCs w:val="21"/>
+          <w:lang w:eastAsia="en-US"/>
+        </w:rPr>
+        <w:t xml:space="preserve"> </w:t>
+      </w:r>
+      <w:r>
+        <w:rPr>
+          <w:rFonts w:ascii="Consolas" w:hAnsi="Consolas" w:eastAsia="Times New Roman" w:cs="Times New Roman"/>
+          <w:color w:val="9C5D27"/>
+          <w:sz w:val="21"/>
+          <w:szCs w:val="21"/>
+          <w:lang w:eastAsia="en-US"/>
+        </w:rPr>
+        <w:t>0</w:t>
+      </w:r>
+      <w:r>
+        <w:rPr>
+          <w:rFonts w:ascii="Consolas" w:hAnsi="Consolas" w:eastAsia="Times New Roman" w:cs="Times New Roman"/>
+          <w:color w:val="333333"/>
+          <w:sz w:val="21"/>
+          <w:szCs w:val="21"/>
+          <w:lang w:eastAsia="en-US"/>
+        </w:rPr>
+        <w:t xml:space="preserve">) </w:t>
+      </w:r>
+      <w:r>
+        <w:rPr>
+          <w:rFonts w:ascii="Consolas" w:hAnsi="Consolas" w:eastAsia="Times New Roman" w:cs="Times New Roman"/>
+          <w:color w:val="4B69C6"/>
+          <w:sz w:val="21"/>
+          <w:szCs w:val="21"/>
+          <w:lang w:eastAsia="en-US"/>
+        </w:rPr>
+        <w:t>return</w:t>
+      </w:r>
+      <w:r>
+        <w:rPr>
+          <w:rFonts w:ascii="Consolas" w:hAnsi="Consolas" w:eastAsia="Times New Roman" w:cs="Times New Roman"/>
+          <w:color w:val="777777"/>
+          <w:sz w:val="21"/>
+          <w:szCs w:val="21"/>
+          <w:lang w:eastAsia="en-US"/>
+        </w:rPr>
+        <w:t>;</w:t>
+      </w:r>
+    </w:p>
+    <w:p>
+      <w:pPr>
+        <w:shd w:val="clear" w:color="auto" w:fill="F5F5F5"/>
+        <w:spacing w:line="285" w:lineRule="atLeast"/>
+        <w:rPr>
+          <w:rFonts w:ascii="Consolas" w:hAnsi="Consolas" w:eastAsia="Times New Roman" w:cs="Times New Roman"/>
+          <w:color w:val="333333"/>
+          <w:sz w:val="21"/>
+          <w:szCs w:val="21"/>
+          <w:lang w:eastAsia="en-US"/>
+        </w:rPr>
+      </w:pPr>
+      <w:r>
+        <w:rPr>
+          <w:rFonts w:ascii="Consolas" w:hAnsi="Consolas" w:eastAsia="Times New Roman" w:cs="Times New Roman"/>
+          <w:color w:val="333333"/>
+          <w:sz w:val="21"/>
+          <w:szCs w:val="21"/>
+          <w:lang w:eastAsia="en-US"/>
+        </w:rPr>
+        <w:t xml:space="preserve">      </w:t>
+      </w:r>
+      <w:r>
+        <w:rPr>
+          <w:rFonts w:ascii="Consolas" w:hAnsi="Consolas" w:eastAsia="Times New Roman" w:cs="Times New Roman"/>
+          <w:color w:val="7A3E9D"/>
+          <w:sz w:val="21"/>
+          <w:szCs w:val="21"/>
+          <w:lang w:eastAsia="en-US"/>
+        </w:rPr>
+        <w:t>redoStack</w:t>
+      </w:r>
+      <w:r>
+        <w:rPr>
+          <w:rFonts w:ascii="Consolas" w:hAnsi="Consolas" w:eastAsia="Times New Roman" w:cs="Times New Roman"/>
+          <w:color w:val="777777"/>
+          <w:sz w:val="21"/>
+          <w:szCs w:val="21"/>
+          <w:lang w:eastAsia="en-US"/>
+        </w:rPr>
+        <w:t>.</w:t>
+      </w:r>
+      <w:r>
+        <w:rPr>
+          <w:rFonts w:ascii="Consolas" w:hAnsi="Consolas" w:eastAsia="Times New Roman" w:cs="Times New Roman"/>
+          <w:b/>
+          <w:bCs/>
+          <w:color w:val="AA3731"/>
+          <w:sz w:val="21"/>
+          <w:szCs w:val="21"/>
+          <w:lang w:eastAsia="en-US"/>
+        </w:rPr>
+        <w:t>push</w:t>
+      </w:r>
+      <w:r>
+        <w:rPr>
+          <w:rFonts w:ascii="Consolas" w:hAnsi="Consolas" w:eastAsia="Times New Roman" w:cs="Times New Roman"/>
+          <w:color w:val="333333"/>
+          <w:sz w:val="21"/>
+          <w:szCs w:val="21"/>
+          <w:lang w:eastAsia="en-US"/>
+        </w:rPr>
+        <w:t>(</w:t>
+      </w:r>
+      <w:r>
+        <w:rPr>
+          <w:rFonts w:ascii="Consolas" w:hAnsi="Consolas" w:eastAsia="Times New Roman" w:cs="Times New Roman"/>
+          <w:b/>
+          <w:bCs/>
+          <w:color w:val="AA3731"/>
+          <w:sz w:val="21"/>
+          <w:szCs w:val="21"/>
+          <w:lang w:eastAsia="en-US"/>
+        </w:rPr>
+        <w:t>getGridState</w:t>
+      </w:r>
+      <w:r>
+        <w:rPr>
+          <w:rFonts w:ascii="Consolas" w:hAnsi="Consolas" w:eastAsia="Times New Roman" w:cs="Times New Roman"/>
+          <w:color w:val="333333"/>
+          <w:sz w:val="21"/>
+          <w:szCs w:val="21"/>
+          <w:lang w:eastAsia="en-US"/>
+        </w:rPr>
+        <w:t>()</w:t>
+      </w:r>
+      <w:r>
+        <w:rPr>
+          <w:rFonts w:ascii="Consolas" w:hAnsi="Consolas" w:eastAsia="Times New Roman" w:cs="Times New Roman"/>
+          <w:color w:val="777777"/>
+          <w:sz w:val="21"/>
+          <w:szCs w:val="21"/>
+          <w:lang w:eastAsia="en-US"/>
+        </w:rPr>
+        <w:t>.</w:t>
+      </w:r>
+      <w:r>
+        <w:rPr>
+          <w:rFonts w:ascii="Consolas" w:hAnsi="Consolas" w:eastAsia="Times New Roman" w:cs="Times New Roman"/>
+          <w:b/>
+          <w:bCs/>
+          <w:color w:val="AA3731"/>
+          <w:sz w:val="21"/>
+          <w:szCs w:val="21"/>
+          <w:lang w:eastAsia="en-US"/>
+        </w:rPr>
+        <w:t>map</w:t>
+      </w:r>
+      <w:r>
+        <w:rPr>
+          <w:rFonts w:ascii="Consolas" w:hAnsi="Consolas" w:eastAsia="Times New Roman" w:cs="Times New Roman"/>
+          <w:color w:val="333333"/>
+          <w:sz w:val="21"/>
+          <w:szCs w:val="21"/>
+          <w:lang w:eastAsia="en-US"/>
+        </w:rPr>
+        <w:t>(</w:t>
+      </w:r>
+      <w:r>
+        <w:rPr>
+          <w:rFonts w:ascii="Consolas" w:hAnsi="Consolas" w:eastAsia="Times New Roman" w:cs="Times New Roman"/>
+          <w:color w:val="7A3E9D"/>
+          <w:sz w:val="21"/>
+          <w:szCs w:val="21"/>
+          <w:lang w:eastAsia="en-US"/>
+        </w:rPr>
+        <w:t>s</w:t>
+      </w:r>
+      <w:r>
+        <w:rPr>
+          <w:rFonts w:ascii="Consolas" w:hAnsi="Consolas" w:eastAsia="Times New Roman" w:cs="Times New Roman"/>
+          <w:color w:val="333333"/>
+          <w:sz w:val="21"/>
+          <w:szCs w:val="21"/>
+          <w:lang w:eastAsia="en-US"/>
+        </w:rPr>
+        <w:t xml:space="preserve"> </w:t>
+      </w:r>
+      <w:r>
+        <w:rPr>
+          <w:rFonts w:ascii="Consolas" w:hAnsi="Consolas" w:eastAsia="Times New Roman" w:cs="Times New Roman"/>
+          <w:color w:val="7A3E9D"/>
+          <w:sz w:val="21"/>
+          <w:szCs w:val="21"/>
+          <w:lang w:eastAsia="en-US"/>
+        </w:rPr>
+        <w:t>=&gt;</w:t>
+      </w:r>
+      <w:r>
+        <w:rPr>
+          <w:rFonts w:ascii="Consolas" w:hAnsi="Consolas" w:eastAsia="Times New Roman" w:cs="Times New Roman"/>
+          <w:color w:val="333333"/>
+          <w:sz w:val="21"/>
+          <w:szCs w:val="21"/>
+          <w:lang w:eastAsia="en-US"/>
+        </w:rPr>
+        <w:t xml:space="preserve"> (</w:t>
+      </w:r>
+      <w:r>
+        <w:rPr>
+          <w:rFonts w:ascii="Consolas" w:hAnsi="Consolas" w:eastAsia="Times New Roman" w:cs="Times New Roman"/>
+          <w:color w:val="777777"/>
+          <w:sz w:val="21"/>
+          <w:szCs w:val="21"/>
+          <w:lang w:eastAsia="en-US"/>
+        </w:rPr>
+        <w:t>{</w:t>
+      </w:r>
+      <w:r>
+        <w:rPr>
+          <w:rFonts w:ascii="Consolas" w:hAnsi="Consolas" w:eastAsia="Times New Roman" w:cs="Times New Roman"/>
+          <w:color w:val="333333"/>
+          <w:sz w:val="21"/>
+          <w:szCs w:val="21"/>
+          <w:lang w:eastAsia="en-US"/>
+        </w:rPr>
+        <w:t xml:space="preserve"> </w:t>
+      </w:r>
+      <w:r>
+        <w:rPr>
+          <w:rFonts w:ascii="Consolas" w:hAnsi="Consolas" w:eastAsia="Times New Roman" w:cs="Times New Roman"/>
+          <w:color w:val="777777"/>
+          <w:sz w:val="21"/>
+          <w:szCs w:val="21"/>
+          <w:lang w:eastAsia="en-US"/>
+        </w:rPr>
+        <w:t>...</w:t>
+      </w:r>
+      <w:r>
+        <w:rPr>
+          <w:rFonts w:ascii="Consolas" w:hAnsi="Consolas" w:eastAsia="Times New Roman" w:cs="Times New Roman"/>
+          <w:color w:val="7A3E9D"/>
+          <w:sz w:val="21"/>
+          <w:szCs w:val="21"/>
+          <w:lang w:eastAsia="en-US"/>
+        </w:rPr>
+        <w:t>s</w:t>
+      </w:r>
+      <w:r>
+        <w:rPr>
+          <w:rFonts w:ascii="Consolas" w:hAnsi="Consolas" w:eastAsia="Times New Roman" w:cs="Times New Roman"/>
+          <w:color w:val="333333"/>
+          <w:sz w:val="21"/>
+          <w:szCs w:val="21"/>
+          <w:lang w:eastAsia="en-US"/>
+        </w:rPr>
+        <w:t xml:space="preserve"> </w:t>
+      </w:r>
+      <w:r>
+        <w:rPr>
+          <w:rFonts w:ascii="Consolas" w:hAnsi="Consolas" w:eastAsia="Times New Roman" w:cs="Times New Roman"/>
+          <w:color w:val="777777"/>
+          <w:sz w:val="21"/>
+          <w:szCs w:val="21"/>
+          <w:lang w:eastAsia="en-US"/>
+        </w:rPr>
+        <w:t>}</w:t>
+      </w:r>
+      <w:r>
+        <w:rPr>
+          <w:rFonts w:ascii="Consolas" w:hAnsi="Consolas" w:eastAsia="Times New Roman" w:cs="Times New Roman"/>
+          <w:color w:val="333333"/>
+          <w:sz w:val="21"/>
+          <w:szCs w:val="21"/>
+          <w:lang w:eastAsia="en-US"/>
+        </w:rPr>
+        <w:t>)))</w:t>
+      </w:r>
+      <w:r>
+        <w:rPr>
+          <w:rFonts w:ascii="Consolas" w:hAnsi="Consolas" w:eastAsia="Times New Roman" w:cs="Times New Roman"/>
+          <w:color w:val="777777"/>
+          <w:sz w:val="21"/>
+          <w:szCs w:val="21"/>
+          <w:lang w:eastAsia="en-US"/>
+        </w:rPr>
+        <w:t>;</w:t>
+      </w:r>
+    </w:p>
+    <w:p>
+      <w:pPr>
+        <w:shd w:val="clear" w:color="auto" w:fill="F5F5F5"/>
+        <w:spacing w:line="285" w:lineRule="atLeast"/>
+        <w:rPr>
+          <w:rFonts w:ascii="Consolas" w:hAnsi="Consolas" w:eastAsia="Times New Roman" w:cs="Times New Roman"/>
+          <w:color w:val="333333"/>
+          <w:sz w:val="21"/>
+          <w:szCs w:val="21"/>
+          <w:lang w:eastAsia="en-US"/>
+        </w:rPr>
+      </w:pPr>
+      <w:r>
+        <w:rPr>
+          <w:rFonts w:ascii="Consolas" w:hAnsi="Consolas" w:eastAsia="Times New Roman" w:cs="Times New Roman"/>
+          <w:color w:val="333333"/>
+          <w:sz w:val="21"/>
+          <w:szCs w:val="21"/>
+          <w:lang w:eastAsia="en-US"/>
+        </w:rPr>
+        <w:t xml:space="preserve">      </w:t>
+      </w:r>
+      <w:r>
+        <w:rPr>
+          <w:rFonts w:ascii="Consolas" w:hAnsi="Consolas" w:eastAsia="Times New Roman" w:cs="Times New Roman"/>
+          <w:color w:val="7A3E9D"/>
+          <w:sz w:val="21"/>
+          <w:szCs w:val="21"/>
+          <w:lang w:eastAsia="en-US"/>
+        </w:rPr>
+        <w:t>const</w:t>
+      </w:r>
+      <w:r>
+        <w:rPr>
+          <w:rFonts w:ascii="Consolas" w:hAnsi="Consolas" w:eastAsia="Times New Roman" w:cs="Times New Roman"/>
+          <w:color w:val="333333"/>
+          <w:sz w:val="21"/>
+          <w:szCs w:val="21"/>
+          <w:lang w:eastAsia="en-US"/>
+        </w:rPr>
+        <w:t xml:space="preserve"> </w:t>
+      </w:r>
+      <w:r>
+        <w:rPr>
+          <w:rFonts w:ascii="Consolas" w:hAnsi="Consolas" w:eastAsia="Times New Roman" w:cs="Times New Roman"/>
+          <w:color w:val="7A3E9D"/>
+          <w:sz w:val="21"/>
+          <w:szCs w:val="21"/>
+          <w:lang w:eastAsia="en-US"/>
+        </w:rPr>
+        <w:t>prev</w:t>
+      </w:r>
+      <w:r>
+        <w:rPr>
+          <w:rFonts w:ascii="Consolas" w:hAnsi="Consolas" w:eastAsia="Times New Roman" w:cs="Times New Roman"/>
+          <w:color w:val="333333"/>
+          <w:sz w:val="21"/>
+          <w:szCs w:val="21"/>
+          <w:lang w:eastAsia="en-US"/>
+        </w:rPr>
+        <w:t xml:space="preserve"> </w:t>
+      </w:r>
+      <w:r>
+        <w:rPr>
+          <w:rFonts w:ascii="Consolas" w:hAnsi="Consolas" w:eastAsia="Times New Roman" w:cs="Times New Roman"/>
+          <w:color w:val="777777"/>
+          <w:sz w:val="21"/>
+          <w:szCs w:val="21"/>
+          <w:lang w:eastAsia="en-US"/>
+        </w:rPr>
+        <w:t>=</w:t>
+      </w:r>
+      <w:r>
+        <w:rPr>
+          <w:rFonts w:ascii="Consolas" w:hAnsi="Consolas" w:eastAsia="Times New Roman" w:cs="Times New Roman"/>
+          <w:color w:val="333333"/>
+          <w:sz w:val="21"/>
+          <w:szCs w:val="21"/>
+          <w:lang w:eastAsia="en-US"/>
+        </w:rPr>
+        <w:t xml:space="preserve"> </w:t>
+      </w:r>
+      <w:r>
+        <w:rPr>
+          <w:rFonts w:ascii="Consolas" w:hAnsi="Consolas" w:eastAsia="Times New Roman" w:cs="Times New Roman"/>
+          <w:color w:val="7A3E9D"/>
+          <w:sz w:val="21"/>
+          <w:szCs w:val="21"/>
+          <w:lang w:eastAsia="en-US"/>
+        </w:rPr>
+        <w:t>undoStack</w:t>
+      </w:r>
+      <w:r>
+        <w:rPr>
+          <w:rFonts w:ascii="Consolas" w:hAnsi="Consolas" w:eastAsia="Times New Roman" w:cs="Times New Roman"/>
+          <w:color w:val="777777"/>
+          <w:sz w:val="21"/>
+          <w:szCs w:val="21"/>
+          <w:lang w:eastAsia="en-US"/>
+        </w:rPr>
+        <w:t>.</w:t>
+      </w:r>
+      <w:r>
+        <w:rPr>
+          <w:rFonts w:ascii="Consolas" w:hAnsi="Consolas" w:eastAsia="Times New Roman" w:cs="Times New Roman"/>
+          <w:b/>
+          <w:bCs/>
+          <w:color w:val="AA3731"/>
+          <w:sz w:val="21"/>
+          <w:szCs w:val="21"/>
+          <w:lang w:eastAsia="en-US"/>
+        </w:rPr>
+        <w:t>pop</w:t>
+      </w:r>
+      <w:r>
+        <w:rPr>
+          <w:rFonts w:ascii="Consolas" w:hAnsi="Consolas" w:eastAsia="Times New Roman" w:cs="Times New Roman"/>
+          <w:color w:val="333333"/>
+          <w:sz w:val="21"/>
+          <w:szCs w:val="21"/>
+          <w:lang w:eastAsia="en-US"/>
+        </w:rPr>
+        <w:t>()</w:t>
+      </w:r>
+      <w:r>
+        <w:rPr>
+          <w:rFonts w:ascii="Consolas" w:hAnsi="Consolas" w:eastAsia="Times New Roman" w:cs="Times New Roman"/>
+          <w:color w:val="777777"/>
+          <w:sz w:val="21"/>
+          <w:szCs w:val="21"/>
+          <w:lang w:eastAsia="en-US"/>
+        </w:rPr>
+        <w:t>!;</w:t>
+      </w:r>
+    </w:p>
+    <w:p>
+      <w:pPr>
+        <w:shd w:val="clear" w:color="auto" w:fill="F5F5F5"/>
+        <w:spacing w:line="285" w:lineRule="atLeast"/>
+        <w:rPr>
+          <w:rFonts w:ascii="Consolas" w:hAnsi="Consolas" w:eastAsia="Times New Roman" w:cs="Times New Roman"/>
+          <w:color w:val="333333"/>
+          <w:sz w:val="21"/>
+          <w:szCs w:val="21"/>
+          <w:lang w:eastAsia="en-US"/>
+        </w:rPr>
+      </w:pPr>
+      <w:r>
+        <w:rPr>
+          <w:rFonts w:ascii="Consolas" w:hAnsi="Consolas" w:eastAsia="Times New Roman" w:cs="Times New Roman"/>
+          <w:color w:val="333333"/>
+          <w:sz w:val="21"/>
+          <w:szCs w:val="21"/>
+          <w:lang w:eastAsia="en-US"/>
+        </w:rPr>
+        <w:t xml:space="preserve">      </w:t>
+      </w:r>
+      <w:r>
+        <w:rPr>
+          <w:rFonts w:ascii="Consolas" w:hAnsi="Consolas" w:eastAsia="Times New Roman" w:cs="Times New Roman"/>
+          <w:b/>
+          <w:bCs/>
+          <w:color w:val="AA3731"/>
+          <w:sz w:val="21"/>
+          <w:szCs w:val="21"/>
+          <w:lang w:eastAsia="en-US"/>
+        </w:rPr>
+        <w:t>setGridState</w:t>
+      </w:r>
+      <w:r>
+        <w:rPr>
+          <w:rFonts w:ascii="Consolas" w:hAnsi="Consolas" w:eastAsia="Times New Roman" w:cs="Times New Roman"/>
+          <w:color w:val="333333"/>
+          <w:sz w:val="21"/>
+          <w:szCs w:val="21"/>
+          <w:lang w:eastAsia="en-US"/>
+        </w:rPr>
+        <w:t>(</w:t>
+      </w:r>
+      <w:r>
+        <w:rPr>
+          <w:rFonts w:ascii="Consolas" w:hAnsi="Consolas" w:eastAsia="Times New Roman" w:cs="Times New Roman"/>
+          <w:color w:val="7A3E9D"/>
+          <w:sz w:val="21"/>
+          <w:szCs w:val="21"/>
+          <w:lang w:eastAsia="en-US"/>
+        </w:rPr>
+        <w:t>prev</w:t>
+      </w:r>
+      <w:r>
+        <w:rPr>
+          <w:rFonts w:ascii="Consolas" w:hAnsi="Consolas" w:eastAsia="Times New Roman" w:cs="Times New Roman"/>
+          <w:color w:val="333333"/>
+          <w:sz w:val="21"/>
+          <w:szCs w:val="21"/>
+          <w:lang w:eastAsia="en-US"/>
+        </w:rPr>
+        <w:t>)</w:t>
+      </w:r>
+      <w:r>
+        <w:rPr>
+          <w:rFonts w:ascii="Consolas" w:hAnsi="Consolas" w:eastAsia="Times New Roman" w:cs="Times New Roman"/>
+          <w:color w:val="777777"/>
+          <w:sz w:val="21"/>
+          <w:szCs w:val="21"/>
+          <w:lang w:eastAsia="en-US"/>
+        </w:rPr>
+        <w:t>;</w:t>
+      </w:r>
+    </w:p>
+    <w:p>
+      <w:pPr>
+        <w:shd w:val="clear" w:color="auto" w:fill="F5F5F5"/>
+        <w:spacing w:line="285" w:lineRule="atLeast"/>
+        <w:rPr>
+          <w:rFonts w:ascii="Consolas" w:hAnsi="Consolas" w:eastAsia="Times New Roman" w:cs="Times New Roman"/>
+          <w:color w:val="333333"/>
+          <w:sz w:val="21"/>
+          <w:szCs w:val="21"/>
+          <w:lang w:eastAsia="en-US"/>
+        </w:rPr>
+      </w:pPr>
+      <w:r>
+        <w:rPr>
+          <w:rFonts w:ascii="Consolas" w:hAnsi="Consolas" w:eastAsia="Times New Roman" w:cs="Times New Roman"/>
+          <w:color w:val="333333"/>
+          <w:sz w:val="21"/>
+          <w:szCs w:val="21"/>
+          <w:lang w:eastAsia="en-US"/>
+        </w:rPr>
+        <w:t xml:space="preserve">      </w:t>
+      </w:r>
+      <w:r>
+        <w:rPr>
+          <w:rFonts w:ascii="Consolas" w:hAnsi="Consolas" w:eastAsia="Times New Roman" w:cs="Times New Roman"/>
+          <w:b/>
+          <w:bCs/>
+          <w:color w:val="AA3731"/>
+          <w:sz w:val="21"/>
+          <w:szCs w:val="21"/>
+          <w:lang w:eastAsia="en-US"/>
+        </w:rPr>
+        <w:t>updateButtons</w:t>
+      </w:r>
+      <w:r>
+        <w:rPr>
+          <w:rFonts w:ascii="Consolas" w:hAnsi="Consolas" w:eastAsia="Times New Roman" w:cs="Times New Roman"/>
+          <w:color w:val="333333"/>
+          <w:sz w:val="21"/>
+          <w:szCs w:val="21"/>
+          <w:lang w:eastAsia="en-US"/>
+        </w:rPr>
+        <w:t>()</w:t>
+      </w:r>
+      <w:r>
+        <w:rPr>
+          <w:rFonts w:ascii="Consolas" w:hAnsi="Consolas" w:eastAsia="Times New Roman" w:cs="Times New Roman"/>
+          <w:color w:val="777777"/>
+          <w:sz w:val="21"/>
+          <w:szCs w:val="21"/>
+          <w:lang w:eastAsia="en-US"/>
+        </w:rPr>
+        <w:t>;</w:t>
+      </w:r>
+    </w:p>
+    <w:p>
+      <w:pPr>
+        <w:shd w:val="clear" w:color="auto" w:fill="F5F5F5"/>
+        <w:spacing w:line="285" w:lineRule="atLeast"/>
+        <w:rPr>
+          <w:rFonts w:ascii="Consolas" w:hAnsi="Consolas" w:eastAsia="Times New Roman" w:cs="Times New Roman"/>
+          <w:color w:val="333333"/>
+          <w:sz w:val="21"/>
+          <w:szCs w:val="21"/>
+          <w:lang w:eastAsia="en-US"/>
+        </w:rPr>
+      </w:pPr>
+      <w:r>
+        <w:rPr>
+          <w:rFonts w:ascii="Consolas" w:hAnsi="Consolas" w:eastAsia="Times New Roman" w:cs="Times New Roman"/>
+          <w:color w:val="333333"/>
+          <w:sz w:val="21"/>
+          <w:szCs w:val="21"/>
+          <w:lang w:eastAsia="en-US"/>
+        </w:rPr>
+        <w:t xml:space="preserve">    </w:t>
+      </w:r>
+      <w:r>
+        <w:rPr>
+          <w:rFonts w:ascii="Consolas" w:hAnsi="Consolas" w:eastAsia="Times New Roman" w:cs="Times New Roman"/>
+          <w:color w:val="777777"/>
+          <w:sz w:val="21"/>
+          <w:szCs w:val="21"/>
+          <w:lang w:eastAsia="en-US"/>
+        </w:rPr>
+        <w:t>}</w:t>
+      </w:r>
+      <w:r>
+        <w:rPr>
+          <w:rFonts w:ascii="Consolas" w:hAnsi="Consolas" w:eastAsia="Times New Roman" w:cs="Times New Roman"/>
+          <w:color w:val="333333"/>
+          <w:sz w:val="21"/>
+          <w:szCs w:val="21"/>
+          <w:lang w:eastAsia="en-US"/>
+        </w:rPr>
+        <w:t>)</w:t>
+      </w:r>
+      <w:r>
+        <w:rPr>
+          <w:rFonts w:ascii="Consolas" w:hAnsi="Consolas" w:eastAsia="Times New Roman" w:cs="Times New Roman"/>
+          <w:color w:val="777777"/>
+          <w:sz w:val="21"/>
+          <w:szCs w:val="21"/>
+          <w:lang w:eastAsia="en-US"/>
+        </w:rPr>
+        <w:t>;</w:t>
+      </w:r>
+    </w:p>
+    <w:p>
+      <w:pPr>
+        <w:shd w:val="clear" w:color="auto" w:fill="F5F5F5"/>
+        <w:spacing w:line="285" w:lineRule="atLeast"/>
+        <w:rPr>
+          <w:rFonts w:ascii="Consolas" w:hAnsi="Consolas" w:eastAsia="Times New Roman" w:cs="Times New Roman"/>
+          <w:color w:val="333333"/>
+          <w:sz w:val="21"/>
+          <w:szCs w:val="21"/>
+          <w:lang w:eastAsia="en-US"/>
+        </w:rPr>
+      </w:pPr>
+      <w:r>
+        <w:rPr>
+          <w:rFonts w:ascii="Consolas" w:hAnsi="Consolas" w:eastAsia="Times New Roman" w:cs="Times New Roman"/>
+          <w:color w:val="333333"/>
+          <w:sz w:val="21"/>
+          <w:szCs w:val="21"/>
+          <w:lang w:eastAsia="en-US"/>
+        </w:rPr>
+        <w:t xml:space="preserve">  </w:t>
+      </w:r>
+      <w:r>
+        <w:rPr>
+          <w:rFonts w:ascii="Consolas" w:hAnsi="Consolas" w:eastAsia="Times New Roman" w:cs="Times New Roman"/>
+          <w:color w:val="777777"/>
+          <w:sz w:val="21"/>
+          <w:szCs w:val="21"/>
+          <w:lang w:eastAsia="en-US"/>
+        </w:rPr>
+        <w:t>}</w:t>
+      </w:r>
+    </w:p>
+    <w:p>
+      <w:pPr>
+        <w:shd w:val="clear" w:color="auto" w:fill="F5F5F5"/>
+        <w:spacing w:line="285" w:lineRule="atLeast"/>
+        <w:rPr>
+          <w:rFonts w:ascii="Consolas" w:hAnsi="Consolas" w:eastAsia="Times New Roman" w:cs="Times New Roman"/>
+          <w:color w:val="333333"/>
+          <w:sz w:val="21"/>
+          <w:szCs w:val="21"/>
+          <w:lang w:eastAsia="en-US"/>
+        </w:rPr>
+      </w:pPr>
+    </w:p>
+    <w:p>
+      <w:pPr>
+        <w:shd w:val="clear" w:color="auto" w:fill="F5F5F5"/>
+        <w:spacing w:line="285" w:lineRule="atLeast"/>
+        <w:rPr>
+          <w:rFonts w:ascii="Consolas" w:hAnsi="Consolas" w:eastAsia="Times New Roman" w:cs="Times New Roman"/>
+          <w:color w:val="333333"/>
+          <w:sz w:val="21"/>
+          <w:szCs w:val="21"/>
+          <w:lang w:eastAsia="en-US"/>
+        </w:rPr>
+      </w:pPr>
+      <w:r>
+        <w:rPr>
+          <w:rFonts w:ascii="Consolas" w:hAnsi="Consolas" w:eastAsia="Times New Roman" w:cs="Times New Roman"/>
+          <w:color w:val="333333"/>
+          <w:sz w:val="21"/>
+          <w:szCs w:val="21"/>
+          <w:lang w:eastAsia="en-US"/>
+        </w:rPr>
+        <w:t xml:space="preserve">  </w:t>
+      </w:r>
+      <w:r>
+        <w:rPr>
+          <w:rFonts w:ascii="Consolas" w:hAnsi="Consolas" w:eastAsia="Times New Roman" w:cs="Times New Roman"/>
+          <w:color w:val="4B69C6"/>
+          <w:sz w:val="21"/>
+          <w:szCs w:val="21"/>
+          <w:lang w:eastAsia="en-US"/>
+        </w:rPr>
+        <w:t>if</w:t>
+      </w:r>
+      <w:r>
+        <w:rPr>
+          <w:rFonts w:ascii="Consolas" w:hAnsi="Consolas" w:eastAsia="Times New Roman" w:cs="Times New Roman"/>
+          <w:color w:val="333333"/>
+          <w:sz w:val="21"/>
+          <w:szCs w:val="21"/>
+          <w:lang w:eastAsia="en-US"/>
+        </w:rPr>
+        <w:t xml:space="preserve"> (</w:t>
+      </w:r>
+      <w:r>
+        <w:rPr>
+          <w:rFonts w:ascii="Consolas" w:hAnsi="Consolas" w:eastAsia="Times New Roman" w:cs="Times New Roman"/>
+          <w:color w:val="7A3E9D"/>
+          <w:sz w:val="21"/>
+          <w:szCs w:val="21"/>
+          <w:lang w:eastAsia="en-US"/>
+        </w:rPr>
+        <w:t>redoBtn</w:t>
+      </w:r>
+      <w:r>
+        <w:rPr>
+          <w:rFonts w:ascii="Consolas" w:hAnsi="Consolas" w:eastAsia="Times New Roman" w:cs="Times New Roman"/>
+          <w:color w:val="333333"/>
+          <w:sz w:val="21"/>
+          <w:szCs w:val="21"/>
+          <w:lang w:eastAsia="en-US"/>
+        </w:rPr>
+        <w:t xml:space="preserve">) </w:t>
+      </w:r>
+      <w:r>
+        <w:rPr>
+          <w:rFonts w:ascii="Consolas" w:hAnsi="Consolas" w:eastAsia="Times New Roman" w:cs="Times New Roman"/>
+          <w:color w:val="777777"/>
+          <w:sz w:val="21"/>
+          <w:szCs w:val="21"/>
+          <w:lang w:eastAsia="en-US"/>
+        </w:rPr>
+        <w:t>{</w:t>
+      </w:r>
+    </w:p>
+    <w:p>
+      <w:pPr>
+        <w:shd w:val="clear" w:color="auto" w:fill="F5F5F5"/>
+        <w:spacing w:line="285" w:lineRule="atLeast"/>
+        <w:rPr>
+          <w:rFonts w:ascii="Consolas" w:hAnsi="Consolas" w:eastAsia="Times New Roman" w:cs="Times New Roman"/>
+          <w:color w:val="333333"/>
+          <w:sz w:val="21"/>
+          <w:szCs w:val="21"/>
+          <w:lang w:eastAsia="en-US"/>
+        </w:rPr>
+      </w:pPr>
+      <w:r>
+        <w:rPr>
+          <w:rFonts w:ascii="Consolas" w:hAnsi="Consolas" w:eastAsia="Times New Roman" w:cs="Times New Roman"/>
+          <w:color w:val="333333"/>
+          <w:sz w:val="21"/>
+          <w:szCs w:val="21"/>
+          <w:lang w:eastAsia="en-US"/>
+        </w:rPr>
+        <w:t xml:space="preserve">    </w:t>
+      </w:r>
+      <w:r>
+        <w:rPr>
+          <w:rFonts w:ascii="Consolas" w:hAnsi="Consolas" w:eastAsia="Times New Roman" w:cs="Times New Roman"/>
+          <w:color w:val="7A3E9D"/>
+          <w:sz w:val="21"/>
+          <w:szCs w:val="21"/>
+          <w:lang w:eastAsia="en-US"/>
+        </w:rPr>
+        <w:t>redoBtn</w:t>
+      </w:r>
+      <w:r>
+        <w:rPr>
+          <w:rFonts w:ascii="Consolas" w:hAnsi="Consolas" w:eastAsia="Times New Roman" w:cs="Times New Roman"/>
+          <w:color w:val="777777"/>
+          <w:sz w:val="21"/>
+          <w:szCs w:val="21"/>
+          <w:lang w:eastAsia="en-US"/>
+        </w:rPr>
+        <w:t>.</w:t>
+      </w:r>
+      <w:r>
+        <w:rPr>
+          <w:rFonts w:ascii="Consolas" w:hAnsi="Consolas" w:eastAsia="Times New Roman" w:cs="Times New Roman"/>
+          <w:b/>
+          <w:bCs/>
+          <w:color w:val="AA3731"/>
+          <w:sz w:val="21"/>
+          <w:szCs w:val="21"/>
+          <w:lang w:eastAsia="en-US"/>
+        </w:rPr>
+        <w:t>addEventListener</w:t>
+      </w:r>
+      <w:r>
+        <w:rPr>
+          <w:rFonts w:ascii="Consolas" w:hAnsi="Consolas" w:eastAsia="Times New Roman" w:cs="Times New Roman"/>
+          <w:color w:val="333333"/>
+          <w:sz w:val="21"/>
+          <w:szCs w:val="21"/>
+          <w:lang w:eastAsia="en-US"/>
+        </w:rPr>
+        <w:t>(</w:t>
+      </w:r>
+      <w:r>
+        <w:rPr>
+          <w:rFonts w:ascii="Consolas" w:hAnsi="Consolas" w:eastAsia="Times New Roman" w:cs="Times New Roman"/>
+          <w:color w:val="777777"/>
+          <w:sz w:val="21"/>
+          <w:szCs w:val="21"/>
+          <w:lang w:eastAsia="en-US"/>
+        </w:rPr>
+        <w:t>'</w:t>
+      </w:r>
+      <w:r>
+        <w:rPr>
+          <w:rFonts w:ascii="Consolas" w:hAnsi="Consolas" w:eastAsia="Times New Roman" w:cs="Times New Roman"/>
+          <w:color w:val="448C27"/>
+          <w:sz w:val="21"/>
+          <w:szCs w:val="21"/>
+          <w:lang w:eastAsia="en-US"/>
+        </w:rPr>
+        <w:t>click</w:t>
+      </w:r>
+      <w:r>
+        <w:rPr>
+          <w:rFonts w:ascii="Consolas" w:hAnsi="Consolas" w:eastAsia="Times New Roman" w:cs="Times New Roman"/>
+          <w:color w:val="777777"/>
+          <w:sz w:val="21"/>
+          <w:szCs w:val="21"/>
+          <w:lang w:eastAsia="en-US"/>
+        </w:rPr>
+        <w:t>',</w:t>
+      </w:r>
+      <w:r>
+        <w:rPr>
+          <w:rFonts w:ascii="Consolas" w:hAnsi="Consolas" w:eastAsia="Times New Roman" w:cs="Times New Roman"/>
+          <w:color w:val="333333"/>
+          <w:sz w:val="21"/>
+          <w:szCs w:val="21"/>
+          <w:lang w:eastAsia="en-US"/>
+        </w:rPr>
+        <w:t xml:space="preserve"> </w:t>
+      </w:r>
+      <w:r>
+        <w:rPr>
+          <w:rFonts w:ascii="Consolas" w:hAnsi="Consolas" w:eastAsia="Times New Roman" w:cs="Times New Roman"/>
+          <w:color w:val="777777"/>
+          <w:sz w:val="21"/>
+          <w:szCs w:val="21"/>
+          <w:lang w:eastAsia="en-US"/>
+        </w:rPr>
+        <w:t>()</w:t>
+      </w:r>
+      <w:r>
+        <w:rPr>
+          <w:rFonts w:ascii="Consolas" w:hAnsi="Consolas" w:eastAsia="Times New Roman" w:cs="Times New Roman"/>
+          <w:color w:val="333333"/>
+          <w:sz w:val="21"/>
+          <w:szCs w:val="21"/>
+          <w:lang w:eastAsia="en-US"/>
+        </w:rPr>
+        <w:t xml:space="preserve"> </w:t>
+      </w:r>
+      <w:r>
+        <w:rPr>
+          <w:rFonts w:ascii="Consolas" w:hAnsi="Consolas" w:eastAsia="Times New Roman" w:cs="Times New Roman"/>
+          <w:color w:val="7A3E9D"/>
+          <w:sz w:val="21"/>
+          <w:szCs w:val="21"/>
+          <w:lang w:eastAsia="en-US"/>
+        </w:rPr>
+        <w:t>=&gt;</w:t>
+      </w:r>
+      <w:r>
+        <w:rPr>
+          <w:rFonts w:ascii="Consolas" w:hAnsi="Consolas" w:eastAsia="Times New Roman" w:cs="Times New Roman"/>
+          <w:color w:val="333333"/>
+          <w:sz w:val="21"/>
+          <w:szCs w:val="21"/>
+          <w:lang w:eastAsia="en-US"/>
+        </w:rPr>
+        <w:t xml:space="preserve"> </w:t>
+      </w:r>
+      <w:r>
+        <w:rPr>
+          <w:rFonts w:ascii="Consolas" w:hAnsi="Consolas" w:eastAsia="Times New Roman" w:cs="Times New Roman"/>
+          <w:color w:val="777777"/>
+          <w:sz w:val="21"/>
+          <w:szCs w:val="21"/>
+          <w:lang w:eastAsia="en-US"/>
+        </w:rPr>
+        <w:t>{</w:t>
+      </w:r>
+    </w:p>
+    <w:p>
+      <w:pPr>
+        <w:shd w:val="clear" w:color="auto" w:fill="F5F5F5"/>
+        <w:spacing w:line="285" w:lineRule="atLeast"/>
+        <w:rPr>
+          <w:rFonts w:ascii="Consolas" w:hAnsi="Consolas" w:eastAsia="Times New Roman" w:cs="Times New Roman"/>
+          <w:color w:val="333333"/>
+          <w:sz w:val="21"/>
+          <w:szCs w:val="21"/>
+          <w:lang w:eastAsia="en-US"/>
+        </w:rPr>
+      </w:pPr>
+      <w:r>
+        <w:rPr>
+          <w:rFonts w:ascii="Consolas" w:hAnsi="Consolas" w:eastAsia="Times New Roman" w:cs="Times New Roman"/>
+          <w:color w:val="333333"/>
+          <w:sz w:val="21"/>
+          <w:szCs w:val="21"/>
+          <w:lang w:eastAsia="en-US"/>
+        </w:rPr>
+        <w:t xml:space="preserve">      </w:t>
+      </w:r>
+      <w:r>
+        <w:rPr>
+          <w:rFonts w:ascii="Consolas" w:hAnsi="Consolas" w:eastAsia="Times New Roman" w:cs="Times New Roman"/>
+          <w:color w:val="4B69C6"/>
+          <w:sz w:val="21"/>
+          <w:szCs w:val="21"/>
+          <w:lang w:eastAsia="en-US"/>
+        </w:rPr>
+        <w:t>if</w:t>
+      </w:r>
+      <w:r>
+        <w:rPr>
+          <w:rFonts w:ascii="Consolas" w:hAnsi="Consolas" w:eastAsia="Times New Roman" w:cs="Times New Roman"/>
+          <w:color w:val="333333"/>
+          <w:sz w:val="21"/>
+          <w:szCs w:val="21"/>
+          <w:lang w:eastAsia="en-US"/>
+        </w:rPr>
+        <w:t xml:space="preserve"> (</w:t>
+      </w:r>
+      <w:r>
+        <w:rPr>
+          <w:rFonts w:ascii="Consolas" w:hAnsi="Consolas" w:eastAsia="Times New Roman" w:cs="Times New Roman"/>
+          <w:color w:val="7A3E9D"/>
+          <w:sz w:val="21"/>
+          <w:szCs w:val="21"/>
+          <w:lang w:eastAsia="en-US"/>
+        </w:rPr>
+        <w:t>redoStack</w:t>
+      </w:r>
+      <w:r>
+        <w:rPr>
+          <w:rFonts w:ascii="Consolas" w:hAnsi="Consolas" w:eastAsia="Times New Roman" w:cs="Times New Roman"/>
+          <w:color w:val="777777"/>
+          <w:sz w:val="21"/>
+          <w:szCs w:val="21"/>
+          <w:lang w:eastAsia="en-US"/>
+        </w:rPr>
+        <w:t>.</w:t>
+      </w:r>
+      <w:r>
+        <w:rPr>
+          <w:rFonts w:ascii="Consolas" w:hAnsi="Consolas" w:eastAsia="Times New Roman" w:cs="Times New Roman"/>
+          <w:color w:val="7A3E9D"/>
+          <w:sz w:val="21"/>
+          <w:szCs w:val="21"/>
+          <w:lang w:eastAsia="en-US"/>
+        </w:rPr>
+        <w:t>length</w:t>
+      </w:r>
+      <w:r>
+        <w:rPr>
+          <w:rFonts w:ascii="Consolas" w:hAnsi="Consolas" w:eastAsia="Times New Roman" w:cs="Times New Roman"/>
+          <w:color w:val="333333"/>
+          <w:sz w:val="21"/>
+          <w:szCs w:val="21"/>
+          <w:lang w:eastAsia="en-US"/>
+        </w:rPr>
+        <w:t xml:space="preserve"> </w:t>
+      </w:r>
+      <w:r>
+        <w:rPr>
+          <w:rFonts w:ascii="Consolas" w:hAnsi="Consolas" w:eastAsia="Times New Roman" w:cs="Times New Roman"/>
+          <w:color w:val="777777"/>
+          <w:sz w:val="21"/>
+          <w:szCs w:val="21"/>
+          <w:lang w:eastAsia="en-US"/>
+        </w:rPr>
+        <w:t>===</w:t>
+      </w:r>
+      <w:r>
+        <w:rPr>
+          <w:rFonts w:ascii="Consolas" w:hAnsi="Consolas" w:eastAsia="Times New Roman" w:cs="Times New Roman"/>
+          <w:color w:val="333333"/>
+          <w:sz w:val="21"/>
+          <w:szCs w:val="21"/>
+          <w:lang w:eastAsia="en-US"/>
+        </w:rPr>
+        <w:t xml:space="preserve"> </w:t>
+      </w:r>
+      <w:r>
+        <w:rPr>
+          <w:rFonts w:ascii="Consolas" w:hAnsi="Consolas" w:eastAsia="Times New Roman" w:cs="Times New Roman"/>
+          <w:color w:val="9C5D27"/>
+          <w:sz w:val="21"/>
+          <w:szCs w:val="21"/>
+          <w:lang w:eastAsia="en-US"/>
+        </w:rPr>
+        <w:t>0</w:t>
+      </w:r>
+      <w:r>
+        <w:rPr>
+          <w:rFonts w:ascii="Consolas" w:hAnsi="Consolas" w:eastAsia="Times New Roman" w:cs="Times New Roman"/>
+          <w:color w:val="333333"/>
+          <w:sz w:val="21"/>
+          <w:szCs w:val="21"/>
+          <w:lang w:eastAsia="en-US"/>
+        </w:rPr>
+        <w:t xml:space="preserve">) </w:t>
+      </w:r>
+      <w:r>
+        <w:rPr>
+          <w:rFonts w:ascii="Consolas" w:hAnsi="Consolas" w:eastAsia="Times New Roman" w:cs="Times New Roman"/>
+          <w:color w:val="4B69C6"/>
+          <w:sz w:val="21"/>
+          <w:szCs w:val="21"/>
+          <w:lang w:eastAsia="en-US"/>
+        </w:rPr>
+        <w:t>return</w:t>
+      </w:r>
+      <w:r>
+        <w:rPr>
+          <w:rFonts w:ascii="Consolas" w:hAnsi="Consolas" w:eastAsia="Times New Roman" w:cs="Times New Roman"/>
+          <w:color w:val="777777"/>
+          <w:sz w:val="21"/>
+          <w:szCs w:val="21"/>
+          <w:lang w:eastAsia="en-US"/>
+        </w:rPr>
+        <w:t>;</w:t>
+      </w:r>
+    </w:p>
+    <w:p>
+      <w:pPr>
+        <w:shd w:val="clear" w:color="auto" w:fill="F5F5F5"/>
+        <w:spacing w:line="285" w:lineRule="atLeast"/>
+        <w:rPr>
+          <w:rFonts w:ascii="Consolas" w:hAnsi="Consolas" w:eastAsia="Times New Roman" w:cs="Times New Roman"/>
+          <w:color w:val="333333"/>
+          <w:sz w:val="21"/>
+          <w:szCs w:val="21"/>
+          <w:lang w:eastAsia="en-US"/>
+        </w:rPr>
+      </w:pPr>
+      <w:r>
+        <w:rPr>
+          <w:rFonts w:ascii="Consolas" w:hAnsi="Consolas" w:eastAsia="Times New Roman" w:cs="Times New Roman"/>
+          <w:color w:val="333333"/>
+          <w:sz w:val="21"/>
+          <w:szCs w:val="21"/>
+          <w:lang w:eastAsia="en-US"/>
+        </w:rPr>
+        <w:t xml:space="preserve">      </w:t>
+      </w:r>
+      <w:r>
+        <w:rPr>
+          <w:rFonts w:ascii="Consolas" w:hAnsi="Consolas" w:eastAsia="Times New Roman" w:cs="Times New Roman"/>
+          <w:color w:val="7A3E9D"/>
+          <w:sz w:val="21"/>
+          <w:szCs w:val="21"/>
+          <w:lang w:eastAsia="en-US"/>
+        </w:rPr>
+        <w:t>undoStack</w:t>
+      </w:r>
+      <w:r>
+        <w:rPr>
+          <w:rFonts w:ascii="Consolas" w:hAnsi="Consolas" w:eastAsia="Times New Roman" w:cs="Times New Roman"/>
+          <w:color w:val="777777"/>
+          <w:sz w:val="21"/>
+          <w:szCs w:val="21"/>
+          <w:lang w:eastAsia="en-US"/>
+        </w:rPr>
+        <w:t>.</w:t>
+      </w:r>
+      <w:r>
+        <w:rPr>
+          <w:rFonts w:ascii="Consolas" w:hAnsi="Consolas" w:eastAsia="Times New Roman" w:cs="Times New Roman"/>
+          <w:b/>
+          <w:bCs/>
+          <w:color w:val="AA3731"/>
+          <w:sz w:val="21"/>
+          <w:szCs w:val="21"/>
+          <w:lang w:eastAsia="en-US"/>
+        </w:rPr>
+        <w:t>push</w:t>
+      </w:r>
+      <w:r>
+        <w:rPr>
+          <w:rFonts w:ascii="Consolas" w:hAnsi="Consolas" w:eastAsia="Times New Roman" w:cs="Times New Roman"/>
+          <w:color w:val="333333"/>
+          <w:sz w:val="21"/>
+          <w:szCs w:val="21"/>
+          <w:lang w:eastAsia="en-US"/>
+        </w:rPr>
+        <w:t>(</w:t>
+      </w:r>
+      <w:r>
+        <w:rPr>
+          <w:rFonts w:ascii="Consolas" w:hAnsi="Consolas" w:eastAsia="Times New Roman" w:cs="Times New Roman"/>
+          <w:b/>
+          <w:bCs/>
+          <w:color w:val="AA3731"/>
+          <w:sz w:val="21"/>
+          <w:szCs w:val="21"/>
+          <w:lang w:eastAsia="en-US"/>
+        </w:rPr>
+        <w:t>getGridState</w:t>
+      </w:r>
+      <w:r>
+        <w:rPr>
+          <w:rFonts w:ascii="Consolas" w:hAnsi="Consolas" w:eastAsia="Times New Roman" w:cs="Times New Roman"/>
+          <w:color w:val="333333"/>
+          <w:sz w:val="21"/>
+          <w:szCs w:val="21"/>
+          <w:lang w:eastAsia="en-US"/>
+        </w:rPr>
+        <w:t>()</w:t>
+      </w:r>
+      <w:r>
+        <w:rPr>
+          <w:rFonts w:ascii="Consolas" w:hAnsi="Consolas" w:eastAsia="Times New Roman" w:cs="Times New Roman"/>
+          <w:color w:val="777777"/>
+          <w:sz w:val="21"/>
+          <w:szCs w:val="21"/>
+          <w:lang w:eastAsia="en-US"/>
+        </w:rPr>
+        <w:t>.</w:t>
+      </w:r>
+      <w:r>
+        <w:rPr>
+          <w:rFonts w:ascii="Consolas" w:hAnsi="Consolas" w:eastAsia="Times New Roman" w:cs="Times New Roman"/>
+          <w:b/>
+          <w:bCs/>
+          <w:color w:val="AA3731"/>
+          <w:sz w:val="21"/>
+          <w:szCs w:val="21"/>
+          <w:lang w:eastAsia="en-US"/>
+        </w:rPr>
+        <w:t>map</w:t>
+      </w:r>
+      <w:r>
+        <w:rPr>
+          <w:rFonts w:ascii="Consolas" w:hAnsi="Consolas" w:eastAsia="Times New Roman" w:cs="Times New Roman"/>
+          <w:color w:val="333333"/>
+          <w:sz w:val="21"/>
+          <w:szCs w:val="21"/>
+          <w:lang w:eastAsia="en-US"/>
+        </w:rPr>
+        <w:t>(</w:t>
+      </w:r>
+      <w:r>
+        <w:rPr>
+          <w:rFonts w:ascii="Consolas" w:hAnsi="Consolas" w:eastAsia="Times New Roman" w:cs="Times New Roman"/>
+          <w:color w:val="7A3E9D"/>
+          <w:sz w:val="21"/>
+          <w:szCs w:val="21"/>
+          <w:lang w:eastAsia="en-US"/>
+        </w:rPr>
+        <w:t>s</w:t>
+      </w:r>
+      <w:r>
+        <w:rPr>
+          <w:rFonts w:ascii="Consolas" w:hAnsi="Consolas" w:eastAsia="Times New Roman" w:cs="Times New Roman"/>
+          <w:color w:val="333333"/>
+          <w:sz w:val="21"/>
+          <w:szCs w:val="21"/>
+          <w:lang w:eastAsia="en-US"/>
+        </w:rPr>
+        <w:t xml:space="preserve"> </w:t>
+      </w:r>
+      <w:r>
+        <w:rPr>
+          <w:rFonts w:ascii="Consolas" w:hAnsi="Consolas" w:eastAsia="Times New Roman" w:cs="Times New Roman"/>
+          <w:color w:val="7A3E9D"/>
+          <w:sz w:val="21"/>
+          <w:szCs w:val="21"/>
+          <w:lang w:eastAsia="en-US"/>
+        </w:rPr>
+        <w:t>=&gt;</w:t>
+      </w:r>
+      <w:r>
+        <w:rPr>
+          <w:rFonts w:ascii="Consolas" w:hAnsi="Consolas" w:eastAsia="Times New Roman" w:cs="Times New Roman"/>
+          <w:color w:val="333333"/>
+          <w:sz w:val="21"/>
+          <w:szCs w:val="21"/>
+          <w:lang w:eastAsia="en-US"/>
+        </w:rPr>
+        <w:t xml:space="preserve"> (</w:t>
+      </w:r>
+      <w:r>
+        <w:rPr>
+          <w:rFonts w:ascii="Consolas" w:hAnsi="Consolas" w:eastAsia="Times New Roman" w:cs="Times New Roman"/>
+          <w:color w:val="777777"/>
+          <w:sz w:val="21"/>
+          <w:szCs w:val="21"/>
+          <w:lang w:eastAsia="en-US"/>
+        </w:rPr>
+        <w:t>{</w:t>
+      </w:r>
+      <w:r>
+        <w:rPr>
+          <w:rFonts w:ascii="Consolas" w:hAnsi="Consolas" w:eastAsia="Times New Roman" w:cs="Times New Roman"/>
+          <w:color w:val="333333"/>
+          <w:sz w:val="21"/>
+          <w:szCs w:val="21"/>
+          <w:lang w:eastAsia="en-US"/>
+        </w:rPr>
+        <w:t xml:space="preserve"> </w:t>
+      </w:r>
+      <w:r>
+        <w:rPr>
+          <w:rFonts w:ascii="Consolas" w:hAnsi="Consolas" w:eastAsia="Times New Roman" w:cs="Times New Roman"/>
+          <w:color w:val="777777"/>
+          <w:sz w:val="21"/>
+          <w:szCs w:val="21"/>
+          <w:lang w:eastAsia="en-US"/>
+        </w:rPr>
+        <w:t>...</w:t>
+      </w:r>
+      <w:r>
+        <w:rPr>
+          <w:rFonts w:ascii="Consolas" w:hAnsi="Consolas" w:eastAsia="Times New Roman" w:cs="Times New Roman"/>
+          <w:color w:val="7A3E9D"/>
+          <w:sz w:val="21"/>
+          <w:szCs w:val="21"/>
+          <w:lang w:eastAsia="en-US"/>
+        </w:rPr>
+        <w:t>s</w:t>
+      </w:r>
+      <w:r>
+        <w:rPr>
+          <w:rFonts w:ascii="Consolas" w:hAnsi="Consolas" w:eastAsia="Times New Roman" w:cs="Times New Roman"/>
+          <w:color w:val="333333"/>
+          <w:sz w:val="21"/>
+          <w:szCs w:val="21"/>
+          <w:lang w:eastAsia="en-US"/>
+        </w:rPr>
+        <w:t xml:space="preserve"> </w:t>
+      </w:r>
+      <w:r>
+        <w:rPr>
+          <w:rFonts w:ascii="Consolas" w:hAnsi="Consolas" w:eastAsia="Times New Roman" w:cs="Times New Roman"/>
+          <w:color w:val="777777"/>
+          <w:sz w:val="21"/>
+          <w:szCs w:val="21"/>
+          <w:lang w:eastAsia="en-US"/>
+        </w:rPr>
+        <w:t>}</w:t>
+      </w:r>
+      <w:r>
+        <w:rPr>
+          <w:rFonts w:ascii="Consolas" w:hAnsi="Consolas" w:eastAsia="Times New Roman" w:cs="Times New Roman"/>
+          <w:color w:val="333333"/>
+          <w:sz w:val="21"/>
+          <w:szCs w:val="21"/>
+          <w:lang w:eastAsia="en-US"/>
+        </w:rPr>
+        <w:t>)))</w:t>
+      </w:r>
+      <w:r>
+        <w:rPr>
+          <w:rFonts w:ascii="Consolas" w:hAnsi="Consolas" w:eastAsia="Times New Roman" w:cs="Times New Roman"/>
+          <w:color w:val="777777"/>
+          <w:sz w:val="21"/>
+          <w:szCs w:val="21"/>
+          <w:lang w:eastAsia="en-US"/>
+        </w:rPr>
+        <w:t>;</w:t>
+      </w:r>
+    </w:p>
+    <w:p>
+      <w:pPr>
+        <w:shd w:val="clear" w:color="auto" w:fill="F5F5F5"/>
+        <w:spacing w:line="285" w:lineRule="atLeast"/>
+        <w:rPr>
+          <w:rFonts w:ascii="Consolas" w:hAnsi="Consolas" w:eastAsia="Times New Roman" w:cs="Times New Roman"/>
+          <w:color w:val="333333"/>
+          <w:sz w:val="21"/>
+          <w:szCs w:val="21"/>
+          <w:lang w:eastAsia="en-US"/>
+        </w:rPr>
+      </w:pPr>
+      <w:r>
+        <w:rPr>
+          <w:rFonts w:ascii="Consolas" w:hAnsi="Consolas" w:eastAsia="Times New Roman" w:cs="Times New Roman"/>
+          <w:color w:val="333333"/>
+          <w:sz w:val="21"/>
+          <w:szCs w:val="21"/>
+          <w:lang w:eastAsia="en-US"/>
+        </w:rPr>
+        <w:t xml:space="preserve">      </w:t>
+      </w:r>
+      <w:r>
+        <w:rPr>
+          <w:rFonts w:ascii="Consolas" w:hAnsi="Consolas" w:eastAsia="Times New Roman" w:cs="Times New Roman"/>
+          <w:color w:val="7A3E9D"/>
+          <w:sz w:val="21"/>
+          <w:szCs w:val="21"/>
+          <w:lang w:eastAsia="en-US"/>
+        </w:rPr>
+        <w:t>const</w:t>
+      </w:r>
+      <w:r>
+        <w:rPr>
+          <w:rFonts w:ascii="Consolas" w:hAnsi="Consolas" w:eastAsia="Times New Roman" w:cs="Times New Roman"/>
+          <w:color w:val="333333"/>
+          <w:sz w:val="21"/>
+          <w:szCs w:val="21"/>
+          <w:lang w:eastAsia="en-US"/>
+        </w:rPr>
+        <w:t xml:space="preserve"> </w:t>
+      </w:r>
+      <w:r>
+        <w:rPr>
+          <w:rFonts w:ascii="Consolas" w:hAnsi="Consolas" w:eastAsia="Times New Roman" w:cs="Times New Roman"/>
+          <w:color w:val="7A3E9D"/>
+          <w:sz w:val="21"/>
+          <w:szCs w:val="21"/>
+          <w:lang w:eastAsia="en-US"/>
+        </w:rPr>
+        <w:t>next</w:t>
+      </w:r>
+      <w:r>
+        <w:rPr>
+          <w:rFonts w:ascii="Consolas" w:hAnsi="Consolas" w:eastAsia="Times New Roman" w:cs="Times New Roman"/>
+          <w:color w:val="333333"/>
+          <w:sz w:val="21"/>
+          <w:szCs w:val="21"/>
+          <w:lang w:eastAsia="en-US"/>
+        </w:rPr>
+        <w:t xml:space="preserve"> </w:t>
+      </w:r>
+      <w:r>
+        <w:rPr>
+          <w:rFonts w:ascii="Consolas" w:hAnsi="Consolas" w:eastAsia="Times New Roman" w:cs="Times New Roman"/>
+          <w:color w:val="777777"/>
+          <w:sz w:val="21"/>
+          <w:szCs w:val="21"/>
+          <w:lang w:eastAsia="en-US"/>
+        </w:rPr>
+        <w:t>=</w:t>
+      </w:r>
+      <w:r>
+        <w:rPr>
+          <w:rFonts w:ascii="Consolas" w:hAnsi="Consolas" w:eastAsia="Times New Roman" w:cs="Times New Roman"/>
+          <w:color w:val="333333"/>
+          <w:sz w:val="21"/>
+          <w:szCs w:val="21"/>
+          <w:lang w:eastAsia="en-US"/>
+        </w:rPr>
+        <w:t xml:space="preserve"> </w:t>
+      </w:r>
+      <w:r>
+        <w:rPr>
+          <w:rFonts w:ascii="Consolas" w:hAnsi="Consolas" w:eastAsia="Times New Roman" w:cs="Times New Roman"/>
+          <w:color w:val="7A3E9D"/>
+          <w:sz w:val="21"/>
+          <w:szCs w:val="21"/>
+          <w:lang w:eastAsia="en-US"/>
+        </w:rPr>
+        <w:t>redoStack</w:t>
+      </w:r>
+      <w:r>
+        <w:rPr>
+          <w:rFonts w:ascii="Consolas" w:hAnsi="Consolas" w:eastAsia="Times New Roman" w:cs="Times New Roman"/>
+          <w:color w:val="777777"/>
+          <w:sz w:val="21"/>
+          <w:szCs w:val="21"/>
+          <w:lang w:eastAsia="en-US"/>
+        </w:rPr>
+        <w:t>.</w:t>
+      </w:r>
+      <w:r>
+        <w:rPr>
+          <w:rFonts w:ascii="Consolas" w:hAnsi="Consolas" w:eastAsia="Times New Roman" w:cs="Times New Roman"/>
+          <w:b/>
+          <w:bCs/>
+          <w:color w:val="AA3731"/>
+          <w:sz w:val="21"/>
+          <w:szCs w:val="21"/>
+          <w:lang w:eastAsia="en-US"/>
+        </w:rPr>
+        <w:t>pop</w:t>
+      </w:r>
+      <w:r>
+        <w:rPr>
+          <w:rFonts w:ascii="Consolas" w:hAnsi="Consolas" w:eastAsia="Times New Roman" w:cs="Times New Roman"/>
+          <w:color w:val="333333"/>
+          <w:sz w:val="21"/>
+          <w:szCs w:val="21"/>
+          <w:lang w:eastAsia="en-US"/>
+        </w:rPr>
+        <w:t>()</w:t>
+      </w:r>
+      <w:r>
+        <w:rPr>
+          <w:rFonts w:ascii="Consolas" w:hAnsi="Consolas" w:eastAsia="Times New Roman" w:cs="Times New Roman"/>
+          <w:color w:val="777777"/>
+          <w:sz w:val="21"/>
+          <w:szCs w:val="21"/>
+          <w:lang w:eastAsia="en-US"/>
+        </w:rPr>
+        <w:t>!;</w:t>
+      </w:r>
+    </w:p>
+    <w:p>
+      <w:pPr>
+        <w:shd w:val="clear" w:color="auto" w:fill="F5F5F5"/>
+        <w:spacing w:line="285" w:lineRule="atLeast"/>
+        <w:rPr>
+          <w:rFonts w:ascii="Consolas" w:hAnsi="Consolas" w:eastAsia="Times New Roman" w:cs="Times New Roman"/>
+          <w:color w:val="333333"/>
+          <w:sz w:val="21"/>
+          <w:szCs w:val="21"/>
+          <w:lang w:eastAsia="en-US"/>
+        </w:rPr>
+      </w:pPr>
+      <w:r>
+        <w:rPr>
+          <w:rFonts w:ascii="Consolas" w:hAnsi="Consolas" w:eastAsia="Times New Roman" w:cs="Times New Roman"/>
+          <w:color w:val="333333"/>
+          <w:sz w:val="21"/>
+          <w:szCs w:val="21"/>
+          <w:lang w:eastAsia="en-US"/>
+        </w:rPr>
+        <w:t xml:space="preserve">      </w:t>
+      </w:r>
+      <w:r>
+        <w:rPr>
+          <w:rFonts w:ascii="Consolas" w:hAnsi="Consolas" w:eastAsia="Times New Roman" w:cs="Times New Roman"/>
+          <w:b/>
+          <w:bCs/>
+          <w:color w:val="AA3731"/>
+          <w:sz w:val="21"/>
+          <w:szCs w:val="21"/>
+          <w:lang w:eastAsia="en-US"/>
+        </w:rPr>
+        <w:t>setGridState</w:t>
+      </w:r>
+      <w:r>
+        <w:rPr>
+          <w:rFonts w:ascii="Consolas" w:hAnsi="Consolas" w:eastAsia="Times New Roman" w:cs="Times New Roman"/>
+          <w:color w:val="333333"/>
+          <w:sz w:val="21"/>
+          <w:szCs w:val="21"/>
+          <w:lang w:eastAsia="en-US"/>
+        </w:rPr>
+        <w:t>(</w:t>
+      </w:r>
+      <w:r>
+        <w:rPr>
+          <w:rFonts w:ascii="Consolas" w:hAnsi="Consolas" w:eastAsia="Times New Roman" w:cs="Times New Roman"/>
+          <w:color w:val="7A3E9D"/>
+          <w:sz w:val="21"/>
+          <w:szCs w:val="21"/>
+          <w:lang w:eastAsia="en-US"/>
+        </w:rPr>
+        <w:t>next</w:t>
+      </w:r>
+      <w:r>
+        <w:rPr>
+          <w:rFonts w:ascii="Consolas" w:hAnsi="Consolas" w:eastAsia="Times New Roman" w:cs="Times New Roman"/>
+          <w:color w:val="333333"/>
+          <w:sz w:val="21"/>
+          <w:szCs w:val="21"/>
+          <w:lang w:eastAsia="en-US"/>
+        </w:rPr>
+        <w:t>)</w:t>
+      </w:r>
+      <w:r>
+        <w:rPr>
+          <w:rFonts w:ascii="Consolas" w:hAnsi="Consolas" w:eastAsia="Times New Roman" w:cs="Times New Roman"/>
+          <w:color w:val="777777"/>
+          <w:sz w:val="21"/>
+          <w:szCs w:val="21"/>
+          <w:lang w:eastAsia="en-US"/>
+        </w:rPr>
+        <w:t>;</w:t>
+      </w:r>
+    </w:p>
+    <w:p>
+      <w:pPr>
+        <w:shd w:val="clear" w:color="auto" w:fill="F5F5F5"/>
+        <w:spacing w:line="285" w:lineRule="atLeast"/>
+        <w:rPr>
+          <w:rFonts w:ascii="Consolas" w:hAnsi="Consolas" w:eastAsia="Times New Roman" w:cs="Times New Roman"/>
+          <w:color w:val="333333"/>
+          <w:sz w:val="21"/>
+          <w:szCs w:val="21"/>
+          <w:lang w:eastAsia="en-US"/>
+        </w:rPr>
+      </w:pPr>
+      <w:r>
+        <w:rPr>
+          <w:rFonts w:ascii="Consolas" w:hAnsi="Consolas" w:eastAsia="Times New Roman" w:cs="Times New Roman"/>
+          <w:color w:val="333333"/>
+          <w:sz w:val="21"/>
+          <w:szCs w:val="21"/>
+          <w:lang w:eastAsia="en-US"/>
+        </w:rPr>
+        <w:t xml:space="preserve">      </w:t>
+      </w:r>
+      <w:r>
+        <w:rPr>
+          <w:rFonts w:ascii="Consolas" w:hAnsi="Consolas" w:eastAsia="Times New Roman" w:cs="Times New Roman"/>
+          <w:b/>
+          <w:bCs/>
+          <w:color w:val="AA3731"/>
+          <w:sz w:val="21"/>
+          <w:szCs w:val="21"/>
+          <w:lang w:eastAsia="en-US"/>
+        </w:rPr>
+        <w:t>updateButtons</w:t>
+      </w:r>
+      <w:r>
+        <w:rPr>
+          <w:rFonts w:ascii="Consolas" w:hAnsi="Consolas" w:eastAsia="Times New Roman" w:cs="Times New Roman"/>
+          <w:color w:val="333333"/>
+          <w:sz w:val="21"/>
+          <w:szCs w:val="21"/>
+          <w:lang w:eastAsia="en-US"/>
+        </w:rPr>
+        <w:t>()</w:t>
+      </w:r>
+      <w:r>
+        <w:rPr>
+          <w:rFonts w:ascii="Consolas" w:hAnsi="Consolas" w:eastAsia="Times New Roman" w:cs="Times New Roman"/>
+          <w:color w:val="777777"/>
+          <w:sz w:val="21"/>
+          <w:szCs w:val="21"/>
+          <w:lang w:eastAsia="en-US"/>
+        </w:rPr>
+        <w:t>;</w:t>
+      </w:r>
+    </w:p>
+    <w:p>
+      <w:pPr>
+        <w:shd w:val="clear" w:color="auto" w:fill="F5F5F5"/>
+        <w:spacing w:line="285" w:lineRule="atLeast"/>
+        <w:rPr>
+          <w:rFonts w:ascii="Consolas" w:hAnsi="Consolas" w:eastAsia="Times New Roman" w:cs="Times New Roman"/>
+          <w:color w:val="333333"/>
+          <w:sz w:val="21"/>
+          <w:szCs w:val="21"/>
+          <w:lang w:eastAsia="en-US"/>
+        </w:rPr>
+      </w:pPr>
+      <w:r>
+        <w:rPr>
+          <w:rFonts w:ascii="Consolas" w:hAnsi="Consolas" w:eastAsia="Times New Roman" w:cs="Times New Roman"/>
+          <w:color w:val="333333"/>
+          <w:sz w:val="21"/>
+          <w:szCs w:val="21"/>
+          <w:lang w:eastAsia="en-US"/>
+        </w:rPr>
+        <w:t xml:space="preserve">    </w:t>
+      </w:r>
+      <w:r>
+        <w:rPr>
+          <w:rFonts w:ascii="Consolas" w:hAnsi="Consolas" w:eastAsia="Times New Roman" w:cs="Times New Roman"/>
+          <w:color w:val="777777"/>
+          <w:sz w:val="21"/>
+          <w:szCs w:val="21"/>
+          <w:lang w:eastAsia="en-US"/>
+        </w:rPr>
+        <w:t>}</w:t>
+      </w:r>
+      <w:r>
+        <w:rPr>
+          <w:rFonts w:ascii="Consolas" w:hAnsi="Consolas" w:eastAsia="Times New Roman" w:cs="Times New Roman"/>
+          <w:color w:val="333333"/>
+          <w:sz w:val="21"/>
+          <w:szCs w:val="21"/>
+          <w:lang w:eastAsia="en-US"/>
+        </w:rPr>
+        <w:t>)</w:t>
+      </w:r>
+      <w:r>
+        <w:rPr>
+          <w:rFonts w:ascii="Consolas" w:hAnsi="Consolas" w:eastAsia="Times New Roman" w:cs="Times New Roman"/>
+          <w:color w:val="777777"/>
+          <w:sz w:val="21"/>
+          <w:szCs w:val="21"/>
+          <w:lang w:eastAsia="en-US"/>
+        </w:rPr>
+        <w:t>;</w:t>
+      </w:r>
+    </w:p>
+    <w:p>
+      <w:pPr>
+        <w:shd w:val="clear" w:color="auto" w:fill="F5F5F5"/>
+        <w:spacing w:line="285" w:lineRule="atLeast"/>
+        <w:rPr>
+          <w:rFonts w:ascii="Consolas" w:hAnsi="Consolas" w:eastAsia="Times New Roman" w:cs="Times New Roman"/>
+          <w:color w:val="333333"/>
+          <w:sz w:val="21"/>
+          <w:szCs w:val="21"/>
+          <w:lang w:eastAsia="en-US"/>
+        </w:rPr>
+      </w:pPr>
+      <w:r>
+        <w:rPr>
+          <w:rFonts w:ascii="Consolas" w:hAnsi="Consolas" w:eastAsia="Times New Roman" w:cs="Times New Roman"/>
+          <w:color w:val="333333"/>
+          <w:sz w:val="21"/>
+          <w:szCs w:val="21"/>
+          <w:lang w:eastAsia="en-US"/>
+        </w:rPr>
+        <w:t xml:space="preserve">  </w:t>
+      </w:r>
+      <w:r>
+        <w:rPr>
+          <w:rFonts w:ascii="Consolas" w:hAnsi="Consolas" w:eastAsia="Times New Roman" w:cs="Times New Roman"/>
+          <w:color w:val="777777"/>
+          <w:sz w:val="21"/>
+          <w:szCs w:val="21"/>
+          <w:lang w:eastAsia="en-US"/>
+        </w:rPr>
+        <w:t>}</w:t>
+      </w:r>
+    </w:p>
+    <w:p>
+      <w:pPr>
+        <w:shd w:val="clear" w:color="auto" w:fill="F5F5F5"/>
+        <w:spacing w:line="285" w:lineRule="atLeast"/>
+        <w:rPr>
+          <w:rFonts w:ascii="Consolas" w:hAnsi="Consolas" w:eastAsia="Times New Roman" w:cs="Times New Roman"/>
+          <w:color w:val="333333"/>
+          <w:sz w:val="21"/>
+          <w:szCs w:val="21"/>
+          <w:lang w:eastAsia="en-US"/>
+        </w:rPr>
+      </w:pPr>
+    </w:p>
+    <w:p>
+      <w:pPr>
+        <w:tabs>
+          <w:tab w:val="left" w:pos="425"/>
+        </w:tabs>
+        <w:rPr>
+          <w:rFonts w:ascii="Times New Roman" w:hAnsi="Times New Roman" w:cs="Times New Roman"/>
+          <w:sz w:val="16"/>
+          <w:szCs w:val="16"/>
+        </w:rPr>
+      </w:pPr>
+    </w:p>
+    <w:p>
+      <w:pPr>
+        <w:numPr>
           <w:ilvl w:val="0"/>
           <w:numId w:val="9"/>
         </w:numPr>
@@ -10657,6 +12679,21 @@
           <w:lang w:val="en-US" w:eastAsia="zh-CN"/>
         </w:rPr>
       </w:pPr>
+    </w:p>
+    <w:p>
+      <w:pPr>
+        <w:numPr>
+          <w:ilvl w:val="0"/>
+          <w:numId w:val="9"/>
+        </w:numPr>
+        <w:ind w:left="425" w:leftChars="0" w:hanging="425" w:firstLineChars="0"/>
+        <w:rPr>
+          <w:rFonts w:hint="default" w:ascii="Times New Roman" w:hAnsi="Times New Roman" w:cs="Times New Roman"/>
+          <w:b w:val="0"/>
+          <w:bCs w:val="0"/>
+          <w:lang w:val="en-US" w:eastAsia="zh-CN"/>
+        </w:rPr>
+      </w:pPr>
       <w:r>
         <w:rPr>
           <w:rFonts w:hint="default" w:ascii="Times New Roman" w:hAnsi="Times New Roman" w:cs="Times New Roman"/>
@@ -10676,6 +12713,15 @@
         </w:rPr>
         <w:t xml:space="preserve"> </w:t>
       </w:r>
+      <w:r>
+        <w:rPr>
+          <w:rFonts w:hint="eastAsia" w:ascii="Times New Roman" w:hAnsi="Times New Roman" w:cs="Times New Roman"/>
+          <w:b w:val="0"/>
+          <w:bCs w:val="0"/>
+          <w:lang w:val="en-US" w:eastAsia="zh-CN"/>
+        </w:rPr>
+        <w:t>When this button is pressed, an empty grid creation is created all over.</w:t>
+      </w:r>
     </w:p>
     <w:p>
       <w:pPr>
@@ -10690,15 +12736,6 @@
           <w:lang w:val="en-US" w:eastAsia="zh-CN"/>
         </w:rPr>
       </w:pPr>
-      <w:r>
-        <w:rPr>
-          <w:rFonts w:hint="eastAsia" w:ascii="Times New Roman" w:hAnsi="Times New Roman" w:cs="Times New Roman"/>
-          <w:b w:val="0"/>
-          <w:bCs w:val="0"/>
-          <w:lang w:val="en-US" w:eastAsia="zh-CN"/>
-        </w:rPr>
-        <w:t>When this button is pressed, an empty grid creation is created all over.</w:t>
-      </w:r>
     </w:p>
     <w:p>
       <w:pPr>
@@ -10707,12 +12744,21 @@
           <w:numId w:val="0"/>
         </w:numPr>
         <w:rPr>
-          <w:rFonts w:hint="default" w:ascii="Times New Roman" w:hAnsi="Times New Roman" w:cs="Times New Roman"/>
-          <w:b w:val="0"/>
-          <w:bCs w:val="0"/>
+          <w:rFonts w:hint="eastAsia" w:ascii="Times New Roman" w:hAnsi="Times New Roman" w:cs="Times New Roman"/>
+          <w:b/>
+          <w:bCs/>
           <w:lang w:val="en-US" w:eastAsia="zh-CN"/>
         </w:rPr>
       </w:pPr>
+      <w:r>
+        <w:rPr>
+          <w:rFonts w:hint="eastAsia" w:ascii="Times New Roman" w:hAnsi="Times New Roman" w:cs="Times New Roman"/>
+          <w:b/>
+          <w:bCs/>
+          <w:lang w:val="en-US" w:eastAsia="zh-CN"/>
+        </w:rPr>
+        <w:t xml:space="preserve">Comparison to Java: </w:t>
+      </w:r>
     </w:p>
     <w:p>
       <w:pPr>
@@ -10722,19 +12768,727 @@
         </w:numPr>
         <w:rPr>
           <w:rFonts w:hint="eastAsia" w:ascii="Times New Roman" w:hAnsi="Times New Roman" w:cs="Times New Roman"/>
+          <w:b w:val="0"/>
+          <w:bCs w:val="0"/>
+          <w:lang w:val="en-US" w:eastAsia="zh-CN"/>
+        </w:rPr>
+      </w:pPr>
+    </w:p>
+    <w:p>
+      <w:pPr>
+        <w:rPr>
+          <w:rFonts w:ascii="Times New Roman" w:hAnsi="Times New Roman" w:cs="Times New Roman"/>
           <w:b/>
           <w:bCs/>
-          <w:lang w:val="en-US" w:eastAsia="zh-CN"/>
-        </w:rPr>
-      </w:pPr>
-      <w:r>
-        <w:rPr>
-          <w:rFonts w:hint="eastAsia" w:ascii="Times New Roman" w:hAnsi="Times New Roman" w:cs="Times New Roman"/>
+          <w:sz w:val="22"/>
+          <w:szCs w:val="22"/>
+        </w:rPr>
+      </w:pPr>
+      <w:r>
+        <w:rPr>
+          <w:rFonts w:ascii="Times New Roman" w:hAnsi="Times New Roman" w:cs="Times New Roman"/>
           <w:b/>
           <w:bCs/>
-          <w:lang w:val="en-US" w:eastAsia="zh-CN"/>
-        </w:rPr>
-        <w:t xml:space="preserve">Comparison to Java: </w:t>
+          <w:sz w:val="22"/>
+          <w:szCs w:val="22"/>
+        </w:rPr>
+        <w:t>1. Readability</w:t>
+      </w:r>
+    </w:p>
+    <w:p>
+      <w:pPr>
+        <w:rPr>
+          <w:rFonts w:ascii="Times New Roman" w:hAnsi="Times New Roman" w:cs="Times New Roman"/>
+          <w:b/>
+          <w:bCs/>
+        </w:rPr>
+      </w:pPr>
+    </w:p>
+    <w:p>
+      <w:pPr>
+        <w:rPr>
+          <w:rFonts w:ascii="Times New Roman" w:hAnsi="Times New Roman" w:cs="Times New Roman"/>
+          <w:b/>
+          <w:bCs/>
+        </w:rPr>
+      </w:pPr>
+      <w:r>
+        <w:rPr>
+          <w:rFonts w:ascii="Times New Roman" w:hAnsi="Times New Roman" w:cs="Times New Roman"/>
+          <w:b/>
+          <w:bCs/>
+        </w:rPr>
+        <w:t>TypeScript</w:t>
+      </w:r>
+    </w:p>
+    <w:p>
+      <w:pPr>
+        <w:numPr>
+          <w:ilvl w:val="0"/>
+          <w:numId w:val="10"/>
+        </w:numPr>
+        <w:rPr>
+          <w:rFonts w:ascii="Times New Roman" w:hAnsi="Times New Roman" w:cs="Times New Roman"/>
+        </w:rPr>
+      </w:pPr>
+      <w:r>
+        <w:rPr>
+          <w:rFonts w:ascii="Times New Roman" w:hAnsi="Times New Roman" w:cs="Times New Roman"/>
+        </w:rPr>
+        <w:t>Very readable because of its JavaScript-like syntax.</w:t>
+      </w:r>
+    </w:p>
+    <w:p>
+      <w:pPr>
+        <w:numPr>
+          <w:ilvl w:val="0"/>
+          <w:numId w:val="10"/>
+        </w:numPr>
+        <w:rPr>
+          <w:rFonts w:ascii="Times New Roman" w:hAnsi="Times New Roman" w:cs="Times New Roman"/>
+        </w:rPr>
+      </w:pPr>
+      <w:r>
+        <w:rPr>
+          <w:rFonts w:ascii="Times New Roman" w:hAnsi="Times New Roman" w:cs="Times New Roman"/>
+        </w:rPr>
+        <w:t>Less verbose; code often shorter and easier to scan.</w:t>
+      </w:r>
+    </w:p>
+    <w:p>
+      <w:pPr>
+        <w:numPr>
+          <w:ilvl w:val="0"/>
+          <w:numId w:val="10"/>
+        </w:numPr>
+        <w:rPr>
+          <w:rFonts w:ascii="Times New Roman" w:hAnsi="Times New Roman" w:cs="Times New Roman"/>
+        </w:rPr>
+      </w:pPr>
+      <w:r>
+        <w:rPr>
+          <w:rFonts w:ascii="Times New Roman" w:hAnsi="Times New Roman" w:cs="Times New Roman"/>
+        </w:rPr>
+        <w:t xml:space="preserve">Flexible typing (optional types) can make code </w:t>
+      </w:r>
+      <w:r>
+        <w:rPr>
+          <w:rFonts w:ascii="Times New Roman" w:hAnsi="Times New Roman" w:cs="Times New Roman"/>
+          <w:i/>
+          <w:iCs/>
+        </w:rPr>
+        <w:t>seem simpler</w:t>
+      </w:r>
+      <w:r>
+        <w:rPr>
+          <w:rFonts w:ascii="Times New Roman" w:hAnsi="Times New Roman" w:cs="Times New Roman"/>
+        </w:rPr>
+        <w:t xml:space="preserve"> but sometimes harder to predict.</w:t>
+      </w:r>
+    </w:p>
+    <w:p>
+      <w:pPr>
+        <w:numPr>
+          <w:ilvl w:val="0"/>
+          <w:numId w:val="10"/>
+        </w:numPr>
+        <w:rPr>
+          <w:rFonts w:ascii="Times New Roman" w:hAnsi="Times New Roman" w:cs="Times New Roman"/>
+        </w:rPr>
+      </w:pPr>
+      <w:r>
+        <w:rPr>
+          <w:rFonts w:ascii="Times New Roman" w:hAnsi="Times New Roman" w:cs="Times New Roman"/>
+        </w:rPr>
+        <w:t>Heavy use of arrow functions and functional style can improve or reduce readability depending on the team.</w:t>
+      </w:r>
+    </w:p>
+    <w:p>
+      <w:pPr>
+        <w:rPr>
+          <w:rFonts w:ascii="Times New Roman" w:hAnsi="Times New Roman" w:cs="Times New Roman"/>
+          <w:b/>
+          <w:bCs/>
+        </w:rPr>
+      </w:pPr>
+      <w:r>
+        <w:rPr>
+          <w:rFonts w:ascii="Times New Roman" w:hAnsi="Times New Roman" w:cs="Times New Roman"/>
+          <w:b/>
+          <w:bCs/>
+        </w:rPr>
+        <w:t>Java</w:t>
+      </w:r>
+    </w:p>
+    <w:p>
+      <w:pPr>
+        <w:numPr>
+          <w:ilvl w:val="0"/>
+          <w:numId w:val="11"/>
+        </w:numPr>
+        <w:rPr>
+          <w:rFonts w:ascii="Times New Roman" w:hAnsi="Times New Roman" w:cs="Times New Roman"/>
+        </w:rPr>
+      </w:pPr>
+      <w:r>
+        <w:rPr>
+          <w:rFonts w:ascii="Times New Roman" w:hAnsi="Times New Roman" w:cs="Times New Roman"/>
+        </w:rPr>
+        <w:t>More verbose but also more consistent and explicit.</w:t>
+      </w:r>
+    </w:p>
+    <w:p>
+      <w:pPr>
+        <w:numPr>
+          <w:ilvl w:val="0"/>
+          <w:numId w:val="11"/>
+        </w:numPr>
+        <w:rPr>
+          <w:rFonts w:ascii="Times New Roman" w:hAnsi="Times New Roman" w:cs="Times New Roman"/>
+        </w:rPr>
+      </w:pPr>
+      <w:r>
+        <w:rPr>
+          <w:rFonts w:ascii="Times New Roman" w:hAnsi="Times New Roman" w:cs="Times New Roman"/>
+        </w:rPr>
+        <w:t>Strong static typing everywhere → code meaning is very clear.</w:t>
+      </w:r>
+    </w:p>
+    <w:p>
+      <w:pPr>
+        <w:numPr>
+          <w:ilvl w:val="0"/>
+          <w:numId w:val="11"/>
+        </w:numPr>
+        <w:rPr>
+          <w:rFonts w:ascii="Times New Roman" w:hAnsi="Times New Roman" w:cs="Times New Roman"/>
+        </w:rPr>
+      </w:pPr>
+      <w:r>
+        <w:rPr>
+          <w:rFonts w:ascii="Times New Roman" w:hAnsi="Times New Roman" w:cs="Times New Roman"/>
+        </w:rPr>
+        <w:t>Readability is high for large systems because everything is structured (classes, packages, interfaces).</w:t>
+      </w:r>
+    </w:p>
+    <w:p>
+      <w:pPr>
+        <w:numPr>
+          <w:numId w:val="0"/>
+        </w:numPr>
+        <w:rPr>
+          <w:rFonts w:ascii="Times New Roman" w:hAnsi="Times New Roman" w:cs="Times New Roman"/>
+        </w:rPr>
+      </w:pPr>
+    </w:p>
+    <w:p>
+      <w:pPr>
+        <w:rPr>
+          <w:rFonts w:ascii="Times New Roman" w:hAnsi="Times New Roman" w:cs="Times New Roman"/>
+          <w:b/>
+          <w:bCs/>
+          <w:sz w:val="22"/>
+          <w:szCs w:val="22"/>
+        </w:rPr>
+      </w:pPr>
+      <w:r>
+        <w:rPr>
+          <w:rFonts w:ascii="Times New Roman" w:hAnsi="Times New Roman" w:cs="Times New Roman"/>
+          <w:b/>
+          <w:bCs/>
+          <w:sz w:val="22"/>
+          <w:szCs w:val="22"/>
+        </w:rPr>
+        <w:t>2. Writability</w:t>
+      </w:r>
+    </w:p>
+    <w:p>
+      <w:pPr>
+        <w:rPr>
+          <w:rFonts w:ascii="Times New Roman" w:hAnsi="Times New Roman" w:cs="Times New Roman"/>
+          <w:b/>
+          <w:bCs/>
+        </w:rPr>
+      </w:pPr>
+    </w:p>
+    <w:p>
+      <w:pPr>
+        <w:rPr>
+          <w:rFonts w:ascii="Times New Roman" w:hAnsi="Times New Roman" w:cs="Times New Roman"/>
+          <w:b/>
+          <w:bCs/>
+        </w:rPr>
+      </w:pPr>
+      <w:r>
+        <w:rPr>
+          <w:rFonts w:ascii="Times New Roman" w:hAnsi="Times New Roman" w:cs="Times New Roman"/>
+          <w:b/>
+          <w:bCs/>
+        </w:rPr>
+        <w:t>TypeScript:</w:t>
+      </w:r>
+    </w:p>
+    <w:p>
+      <w:pPr>
+        <w:numPr>
+          <w:ilvl w:val="0"/>
+          <w:numId w:val="12"/>
+        </w:numPr>
+        <w:rPr>
+          <w:rFonts w:ascii="Times New Roman" w:hAnsi="Times New Roman" w:cs="Times New Roman"/>
+        </w:rPr>
+      </w:pPr>
+      <w:r>
+        <w:rPr>
+          <w:rFonts w:ascii="Times New Roman" w:hAnsi="Times New Roman" w:cs="Times New Roman"/>
+        </w:rPr>
+        <w:t>Faster to write due to concise syntax and optional typing.</w:t>
+      </w:r>
+    </w:p>
+    <w:p>
+      <w:pPr>
+        <w:numPr>
+          <w:ilvl w:val="0"/>
+          <w:numId w:val="12"/>
+        </w:numPr>
+        <w:rPr>
+          <w:rFonts w:ascii="Times New Roman" w:hAnsi="Times New Roman" w:cs="Times New Roman"/>
+        </w:rPr>
+      </w:pPr>
+      <w:r>
+        <w:rPr>
+          <w:rFonts w:ascii="Times New Roman" w:hAnsi="Times New Roman" w:cs="Times New Roman"/>
+        </w:rPr>
+        <w:t>Great tooling (VS Code auto-complete, type inference).</w:t>
+      </w:r>
+    </w:p>
+    <w:p>
+      <w:pPr>
+        <w:numPr>
+          <w:ilvl w:val="0"/>
+          <w:numId w:val="12"/>
+        </w:numPr>
+        <w:rPr>
+          <w:rFonts w:ascii="Times New Roman" w:hAnsi="Times New Roman" w:cs="Times New Roman"/>
+        </w:rPr>
+      </w:pPr>
+      <w:r>
+        <w:rPr>
+          <w:rFonts w:ascii="Times New Roman" w:hAnsi="Times New Roman" w:cs="Times New Roman"/>
+        </w:rPr>
+        <w:t>But flexibility can lead to hidden runtime bugs if types aren’t strict.</w:t>
+      </w:r>
+    </w:p>
+    <w:p>
+      <w:pPr>
+        <w:rPr>
+          <w:rFonts w:ascii="Times New Roman" w:hAnsi="Times New Roman" w:cs="Times New Roman"/>
+          <w:b/>
+          <w:bCs/>
+        </w:rPr>
+      </w:pPr>
+      <w:r>
+        <w:rPr>
+          <w:rFonts w:ascii="Times New Roman" w:hAnsi="Times New Roman" w:cs="Times New Roman"/>
+          <w:b/>
+          <w:bCs/>
+        </w:rPr>
+        <w:t>Java:</w:t>
+      </w:r>
+    </w:p>
+    <w:p>
+      <w:pPr>
+        <w:numPr>
+          <w:ilvl w:val="0"/>
+          <w:numId w:val="13"/>
+        </w:numPr>
+        <w:rPr>
+          <w:rFonts w:ascii="Times New Roman" w:hAnsi="Times New Roman" w:cs="Times New Roman"/>
+        </w:rPr>
+      </w:pPr>
+      <w:r>
+        <w:rPr>
+          <w:rFonts w:ascii="Times New Roman" w:hAnsi="Times New Roman" w:cs="Times New Roman"/>
+        </w:rPr>
+        <w:t>More boilerplate: getters, setters, classes for everything.</w:t>
+      </w:r>
+    </w:p>
+    <w:p>
+      <w:pPr>
+        <w:numPr>
+          <w:ilvl w:val="0"/>
+          <w:numId w:val="13"/>
+        </w:numPr>
+        <w:rPr>
+          <w:rFonts w:ascii="Times New Roman" w:hAnsi="Times New Roman" w:cs="Times New Roman"/>
+        </w:rPr>
+      </w:pPr>
+      <w:r>
+        <w:rPr>
+          <w:rFonts w:ascii="Times New Roman" w:hAnsi="Times New Roman" w:cs="Times New Roman"/>
+        </w:rPr>
+        <w:t>Slower to write, especially for simple tasks.</w:t>
+      </w:r>
+    </w:p>
+    <w:p>
+      <w:pPr>
+        <w:numPr>
+          <w:ilvl w:val="0"/>
+          <w:numId w:val="13"/>
+        </w:numPr>
+        <w:rPr>
+          <w:rFonts w:ascii="Times New Roman" w:hAnsi="Times New Roman" w:cs="Times New Roman"/>
+        </w:rPr>
+      </w:pPr>
+      <w:r>
+        <w:rPr>
+          <w:rFonts w:ascii="Times New Roman" w:hAnsi="Times New Roman" w:cs="Times New Roman"/>
+        </w:rPr>
+        <w:t>Strict typing forces correctness early.</w:t>
+      </w:r>
+    </w:p>
+    <w:p>
+      <w:pPr>
+        <w:rPr>
+          <w:rFonts w:ascii="Times New Roman" w:hAnsi="Times New Roman" w:cs="Times New Roman"/>
+          <w:b/>
+          <w:bCs/>
+        </w:rPr>
+      </w:pPr>
+    </w:p>
+    <w:p>
+      <w:pPr>
+        <w:rPr>
+          <w:rFonts w:ascii="Times New Roman" w:hAnsi="Times New Roman" w:cs="Times New Roman"/>
+          <w:b/>
+          <w:bCs/>
+          <w:sz w:val="22"/>
+          <w:szCs w:val="22"/>
+        </w:rPr>
+      </w:pPr>
+      <w:r>
+        <w:rPr>
+          <w:rFonts w:ascii="Times New Roman" w:hAnsi="Times New Roman" w:cs="Times New Roman"/>
+          <w:b/>
+          <w:bCs/>
+          <w:sz w:val="22"/>
+          <w:szCs w:val="22"/>
+        </w:rPr>
+        <w:t>3. Reliability</w:t>
+      </w:r>
+    </w:p>
+    <w:p>
+      <w:pPr>
+        <w:rPr>
+          <w:rFonts w:ascii="Times New Roman" w:hAnsi="Times New Roman" w:cs="Times New Roman"/>
+        </w:rPr>
+      </w:pPr>
+    </w:p>
+    <w:p>
+      <w:pPr>
+        <w:rPr>
+          <w:rFonts w:ascii="Times New Roman" w:hAnsi="Times New Roman" w:cs="Times New Roman"/>
+          <w:b/>
+          <w:bCs/>
+        </w:rPr>
+      </w:pPr>
+      <w:r>
+        <w:rPr>
+          <w:rFonts w:ascii="Times New Roman" w:hAnsi="Times New Roman" w:cs="Times New Roman"/>
+          <w:b/>
+          <w:bCs/>
+        </w:rPr>
+        <w:t>TypeScript:</w:t>
+      </w:r>
+    </w:p>
+    <w:p>
+      <w:pPr>
+        <w:numPr>
+          <w:ilvl w:val="0"/>
+          <w:numId w:val="14"/>
+        </w:numPr>
+        <w:rPr>
+          <w:rFonts w:ascii="Times New Roman" w:hAnsi="Times New Roman" w:cs="Times New Roman"/>
+        </w:rPr>
+      </w:pPr>
+      <w:r>
+        <w:rPr>
+          <w:rFonts w:ascii="Times New Roman" w:hAnsi="Times New Roman" w:cs="Times New Roman"/>
+        </w:rPr>
+        <w:t>More reliable than JavaScript because of type-checking.</w:t>
+      </w:r>
+    </w:p>
+    <w:p>
+      <w:pPr>
+        <w:numPr>
+          <w:ilvl w:val="0"/>
+          <w:numId w:val="14"/>
+        </w:numPr>
+        <w:rPr>
+          <w:rFonts w:ascii="Times New Roman" w:hAnsi="Times New Roman" w:cs="Times New Roman"/>
+        </w:rPr>
+      </w:pPr>
+      <w:r>
+        <w:rPr>
+          <w:rFonts w:ascii="Times New Roman" w:hAnsi="Times New Roman" w:cs="Times New Roman"/>
+        </w:rPr>
+        <w:t>But still compiled to JavaScript → runtime issues can happen.</w:t>
+      </w:r>
+    </w:p>
+    <w:p>
+      <w:pPr>
+        <w:numPr>
+          <w:ilvl w:val="0"/>
+          <w:numId w:val="14"/>
+        </w:numPr>
+        <w:rPr>
+          <w:rFonts w:ascii="Times New Roman" w:hAnsi="Times New Roman" w:cs="Times New Roman"/>
+        </w:rPr>
+      </w:pPr>
+      <w:r>
+        <w:rPr>
+          <w:rFonts w:ascii="Times New Roman" w:hAnsi="Times New Roman" w:cs="Times New Roman"/>
+        </w:rPr>
+        <w:t>Optional typing means developers can skip safety if they choose.</w:t>
+      </w:r>
+    </w:p>
+    <w:p>
+      <w:pPr>
+        <w:rPr>
+          <w:rFonts w:ascii="Times New Roman" w:hAnsi="Times New Roman" w:cs="Times New Roman"/>
+          <w:b/>
+          <w:bCs/>
+        </w:rPr>
+      </w:pPr>
+      <w:r>
+        <w:rPr>
+          <w:rFonts w:ascii="Times New Roman" w:hAnsi="Times New Roman" w:cs="Times New Roman"/>
+          <w:b/>
+          <w:bCs/>
+        </w:rPr>
+        <w:t>Java:</w:t>
+      </w:r>
+    </w:p>
+    <w:p>
+      <w:pPr>
+        <w:numPr>
+          <w:ilvl w:val="0"/>
+          <w:numId w:val="15"/>
+        </w:numPr>
+        <w:rPr>
+          <w:rFonts w:ascii="Times New Roman" w:hAnsi="Times New Roman" w:cs="Times New Roman"/>
+        </w:rPr>
+      </w:pPr>
+      <w:r>
+        <w:rPr>
+          <w:rFonts w:ascii="Times New Roman" w:hAnsi="Times New Roman" w:cs="Times New Roman"/>
+        </w:rPr>
+        <w:t>Very high reliability due to its static typing everywhere, mature ecosystem, and strict compiler.</w:t>
+      </w:r>
+    </w:p>
+    <w:p>
+      <w:pPr>
+        <w:numPr>
+          <w:ilvl w:val="0"/>
+          <w:numId w:val="15"/>
+        </w:numPr>
+        <w:rPr>
+          <w:rFonts w:ascii="Times New Roman" w:hAnsi="Times New Roman" w:cs="Times New Roman"/>
+        </w:rPr>
+      </w:pPr>
+      <w:r>
+        <w:rPr>
+          <w:rFonts w:ascii="Times New Roman" w:hAnsi="Times New Roman" w:cs="Times New Roman"/>
+        </w:rPr>
+        <w:t>Excellent for mission-critical or large-scale backend systems.</w:t>
+      </w:r>
+    </w:p>
+    <w:p>
+      <w:pPr>
+        <w:rPr>
+          <w:rFonts w:ascii="Times New Roman" w:hAnsi="Times New Roman" w:cs="Times New Roman"/>
+          <w:b/>
+          <w:bCs/>
+        </w:rPr>
+      </w:pPr>
+    </w:p>
+    <w:p>
+      <w:pPr>
+        <w:rPr>
+          <w:rFonts w:ascii="Times New Roman" w:hAnsi="Times New Roman" w:cs="Times New Roman"/>
+          <w:b/>
+          <w:bCs/>
+        </w:rPr>
+      </w:pPr>
+      <w:r>
+        <w:rPr>
+          <w:rFonts w:ascii="Times New Roman" w:hAnsi="Times New Roman" w:cs="Times New Roman"/>
+          <w:b/>
+          <w:bCs/>
+        </w:rPr>
+        <w:t xml:space="preserve">4. Speed </w:t>
+      </w:r>
+    </w:p>
+    <w:p>
+      <w:pPr>
+        <w:rPr>
+          <w:rFonts w:ascii="Times New Roman" w:hAnsi="Times New Roman" w:cs="Times New Roman"/>
+          <w:b/>
+          <w:bCs/>
+        </w:rPr>
+      </w:pPr>
+    </w:p>
+    <w:p>
+      <w:pPr>
+        <w:rPr>
+          <w:rFonts w:ascii="Times New Roman" w:hAnsi="Times New Roman" w:cs="Times New Roman"/>
+          <w:b/>
+          <w:bCs/>
+        </w:rPr>
+      </w:pPr>
+      <w:r>
+        <w:rPr>
+          <w:rFonts w:ascii="Times New Roman" w:hAnsi="Times New Roman" w:cs="Times New Roman"/>
+          <w:b/>
+          <w:bCs/>
+        </w:rPr>
+        <w:t>TypeScript:</w:t>
+      </w:r>
+    </w:p>
+    <w:p>
+      <w:pPr>
+        <w:numPr>
+          <w:ilvl w:val="0"/>
+          <w:numId w:val="16"/>
+        </w:numPr>
+        <w:rPr>
+          <w:rFonts w:ascii="Times New Roman" w:hAnsi="Times New Roman" w:cs="Times New Roman"/>
+        </w:rPr>
+      </w:pPr>
+      <w:r>
+        <w:rPr>
+          <w:rFonts w:ascii="Times New Roman" w:hAnsi="Times New Roman" w:cs="Times New Roman"/>
+        </w:rPr>
+        <w:t>Compiles to JavaScript.</w:t>
+      </w:r>
+    </w:p>
+    <w:p>
+      <w:pPr>
+        <w:numPr>
+          <w:ilvl w:val="0"/>
+          <w:numId w:val="16"/>
+        </w:numPr>
+        <w:rPr>
+          <w:rFonts w:ascii="Times New Roman" w:hAnsi="Times New Roman" w:cs="Times New Roman"/>
+        </w:rPr>
+      </w:pPr>
+      <w:r>
+        <w:rPr>
+          <w:rFonts w:ascii="Times New Roman" w:hAnsi="Times New Roman" w:cs="Times New Roman"/>
+        </w:rPr>
+        <w:t>Performance depends on the JavaScript engine (V8, SpiderMonkey…).</w:t>
+      </w:r>
+    </w:p>
+    <w:p>
+      <w:pPr>
+        <w:numPr>
+          <w:ilvl w:val="0"/>
+          <w:numId w:val="16"/>
+        </w:numPr>
+        <w:rPr>
+          <w:rFonts w:ascii="Times New Roman" w:hAnsi="Times New Roman" w:cs="Times New Roman"/>
+        </w:rPr>
+      </w:pPr>
+      <w:r>
+        <w:rPr>
+          <w:rFonts w:ascii="Times New Roman" w:hAnsi="Times New Roman" w:cs="Times New Roman"/>
+        </w:rPr>
+        <w:t>Usually slower than Java for CPU-heavy tasks.</w:t>
+      </w:r>
+    </w:p>
+    <w:p>
+      <w:pPr>
+        <w:numPr>
+          <w:ilvl w:val="0"/>
+          <w:numId w:val="16"/>
+        </w:numPr>
+        <w:rPr>
+          <w:rFonts w:ascii="Times New Roman" w:hAnsi="Times New Roman" w:cs="Times New Roman"/>
+        </w:rPr>
+      </w:pPr>
+      <w:r>
+        <w:rPr>
+          <w:rFonts w:ascii="Times New Roman" w:hAnsi="Times New Roman" w:cs="Times New Roman"/>
+        </w:rPr>
+        <w:t>Excellent for front-end apps; good enough for many backends (Node.js), but not maximum speed.</w:t>
+      </w:r>
+    </w:p>
+    <w:p>
+      <w:pPr>
+        <w:rPr>
+          <w:rFonts w:ascii="Times New Roman" w:hAnsi="Times New Roman" w:cs="Times New Roman"/>
+          <w:b/>
+          <w:bCs/>
+        </w:rPr>
+      </w:pPr>
+      <w:r>
+        <w:rPr>
+          <w:rFonts w:ascii="Times New Roman" w:hAnsi="Times New Roman" w:cs="Times New Roman"/>
+          <w:b/>
+          <w:bCs/>
+        </w:rPr>
+        <w:t>Java:</w:t>
+      </w:r>
+    </w:p>
+    <w:p>
+      <w:pPr>
+        <w:numPr>
+          <w:ilvl w:val="0"/>
+          <w:numId w:val="17"/>
+        </w:numPr>
+        <w:rPr>
+          <w:rFonts w:ascii="Times New Roman" w:hAnsi="Times New Roman" w:cs="Times New Roman"/>
+        </w:rPr>
+      </w:pPr>
+      <w:r>
+        <w:rPr>
+          <w:rFonts w:ascii="Times New Roman" w:hAnsi="Times New Roman" w:cs="Times New Roman"/>
+        </w:rPr>
+        <w:t>Runs on JVM with JIT (Just-In-Time) compilation.</w:t>
+      </w:r>
+    </w:p>
+    <w:p>
+      <w:pPr>
+        <w:numPr>
+          <w:ilvl w:val="0"/>
+          <w:numId w:val="17"/>
+        </w:numPr>
+        <w:rPr>
+          <w:rFonts w:ascii="Times New Roman" w:hAnsi="Times New Roman" w:cs="Times New Roman"/>
+        </w:rPr>
+      </w:pPr>
+      <w:r>
+        <w:rPr>
+          <w:rFonts w:ascii="Times New Roman" w:hAnsi="Times New Roman" w:cs="Times New Roman"/>
+        </w:rPr>
+        <w:t>Much faster for heavy computation, multithreading, and big enterprise servers</w:t>
+      </w:r>
+    </w:p>
+    <w:p>
+      <w:pPr>
+        <w:numPr>
+          <w:ilvl w:val="0"/>
+          <w:numId w:val="17"/>
+        </w:numPr>
+        <w:rPr>
+          <w:rFonts w:ascii="Times New Roman" w:hAnsi="Times New Roman" w:cs="Times New Roman"/>
+        </w:rPr>
+      </w:pPr>
+      <w:r>
+        <w:rPr>
+          <w:rFonts w:ascii="Times New Roman" w:hAnsi="Times New Roman" w:cs="Times New Roman"/>
+        </w:rPr>
+        <w:t>JVM optimization makes Java near C++ performance levels.</w:t>
       </w:r>
     </w:p>
     <w:p>
@@ -10744,35 +13498,12 @@
           <w:numId w:val="0"/>
         </w:numPr>
         <w:rPr>
-          <w:rFonts w:hint="eastAsia" w:ascii="Times New Roman" w:hAnsi="Times New Roman" w:cs="Times New Roman"/>
+          <w:rFonts w:hint="default" w:ascii="Times New Roman" w:hAnsi="Times New Roman" w:cs="Times New Roman"/>
           <w:b w:val="0"/>
           <w:bCs w:val="0"/>
           <w:lang w:val="en-US" w:eastAsia="zh-CN"/>
         </w:rPr>
       </w:pPr>
-    </w:p>
-    <w:p>
-      <w:pPr>
-        <w:numPr>
-          <w:ilvl w:val="0"/>
-          <w:numId w:val="0"/>
-        </w:numPr>
-        <w:rPr>
-          <w:rFonts w:hint="default" w:ascii="Times New Roman" w:hAnsi="Times New Roman" w:cs="Times New Roman"/>
-          <w:b w:val="0"/>
-          <w:bCs w:val="0"/>
-          <w:lang w:val="en-US" w:eastAsia="zh-CN"/>
-        </w:rPr>
-      </w:pPr>
-      <w:r>
-        <w:rPr>
-          <w:rFonts w:hint="eastAsia" w:ascii="Times New Roman" w:hAnsi="Times New Roman" w:cs="Times New Roman"/>
-          <w:b w:val="0"/>
-          <w:bCs w:val="0"/>
-          <w:lang w:val="en-US" w:eastAsia="zh-CN"/>
-        </w:rPr>
-        <w:t>Readabilty, writability, reliability, and speed</w:t>
-      </w:r>
     </w:p>
     <w:sectPr>
       <w:pgSz w:w="11906" w:h="16838"/>
@@ -11003,6 +13734,453 @@
     </w:lvl>
   </w:abstractNum>
   <w:abstractNum w:abstractNumId="6">
+    <w:nsid w:val="319967AD"/>
+    <w:multiLevelType w:val="multilevel"/>
+    <w:tmpl w:val="319967AD"/>
+    <w:lvl w:ilvl="0" w:tentative="0">
+      <w:start w:val="1"/>
+      <w:numFmt w:val="bullet"/>
+      <w:lvlText w:val=""/>
+      <w:lvlJc w:val="left"/>
+      <w:pPr>
+        <w:tabs>
+          <w:tab w:val="left" w:pos="720"/>
+        </w:tabs>
+        <w:ind w:left="720" w:hanging="360"/>
+      </w:pPr>
+      <w:rPr>
+        <w:rFonts w:hint="default" w:ascii="Symbol" w:hAnsi="Symbol"/>
+        <w:sz w:val="20"/>
+      </w:rPr>
+    </w:lvl>
+    <w:lvl w:ilvl="1" w:tentative="0">
+      <w:start w:val="1"/>
+      <w:numFmt w:val="bullet"/>
+      <w:lvlText w:val="o"/>
+      <w:lvlJc w:val="left"/>
+      <w:pPr>
+        <w:tabs>
+          <w:tab w:val="left" w:pos="1440"/>
+        </w:tabs>
+        <w:ind w:left="1440" w:hanging="360"/>
+      </w:pPr>
+      <w:rPr>
+        <w:rFonts w:hint="default" w:ascii="Courier New" w:hAnsi="Courier New"/>
+        <w:sz w:val="20"/>
+      </w:rPr>
+    </w:lvl>
+    <w:lvl w:ilvl="2" w:tentative="0">
+      <w:start w:val="1"/>
+      <w:numFmt w:val="bullet"/>
+      <w:lvlText w:val=""/>
+      <w:lvlJc w:val="left"/>
+      <w:pPr>
+        <w:tabs>
+          <w:tab w:val="left" w:pos="2160"/>
+        </w:tabs>
+        <w:ind w:left="2160" w:hanging="360"/>
+      </w:pPr>
+      <w:rPr>
+        <w:rFonts w:hint="default" w:ascii="Wingdings" w:hAnsi="Wingdings"/>
+        <w:sz w:val="20"/>
+      </w:rPr>
+    </w:lvl>
+    <w:lvl w:ilvl="3" w:tentative="0">
+      <w:start w:val="1"/>
+      <w:numFmt w:val="bullet"/>
+      <w:lvlText w:val=""/>
+      <w:lvlJc w:val="left"/>
+      <w:pPr>
+        <w:tabs>
+          <w:tab w:val="left" w:pos="2880"/>
+        </w:tabs>
+        <w:ind w:left="2880" w:hanging="360"/>
+      </w:pPr>
+      <w:rPr>
+        <w:rFonts w:hint="default" w:ascii="Wingdings" w:hAnsi="Wingdings"/>
+        <w:sz w:val="20"/>
+      </w:rPr>
+    </w:lvl>
+    <w:lvl w:ilvl="4" w:tentative="0">
+      <w:start w:val="1"/>
+      <w:numFmt w:val="bullet"/>
+      <w:lvlText w:val=""/>
+      <w:lvlJc w:val="left"/>
+      <w:pPr>
+        <w:tabs>
+          <w:tab w:val="left" w:pos="3600"/>
+        </w:tabs>
+        <w:ind w:left="3600" w:hanging="360"/>
+      </w:pPr>
+      <w:rPr>
+        <w:rFonts w:hint="default" w:ascii="Wingdings" w:hAnsi="Wingdings"/>
+        <w:sz w:val="20"/>
+      </w:rPr>
+    </w:lvl>
+    <w:lvl w:ilvl="5" w:tentative="0">
+      <w:start w:val="1"/>
+      <w:numFmt w:val="bullet"/>
+      <w:lvlText w:val=""/>
+      <w:lvlJc w:val="left"/>
+      <w:pPr>
+        <w:tabs>
+          <w:tab w:val="left" w:pos="4320"/>
+        </w:tabs>
+        <w:ind w:left="4320" w:hanging="360"/>
+      </w:pPr>
+      <w:rPr>
+        <w:rFonts w:hint="default" w:ascii="Wingdings" w:hAnsi="Wingdings"/>
+        <w:sz w:val="20"/>
+      </w:rPr>
+    </w:lvl>
+    <w:lvl w:ilvl="6" w:tentative="0">
+      <w:start w:val="1"/>
+      <w:numFmt w:val="bullet"/>
+      <w:lvlText w:val=""/>
+      <w:lvlJc w:val="left"/>
+      <w:pPr>
+        <w:tabs>
+          <w:tab w:val="left" w:pos="5040"/>
+        </w:tabs>
+        <w:ind w:left="5040" w:hanging="360"/>
+      </w:pPr>
+      <w:rPr>
+        <w:rFonts w:hint="default" w:ascii="Wingdings" w:hAnsi="Wingdings"/>
+        <w:sz w:val="20"/>
+      </w:rPr>
+    </w:lvl>
+    <w:lvl w:ilvl="7" w:tentative="0">
+      <w:start w:val="1"/>
+      <w:numFmt w:val="bullet"/>
+      <w:lvlText w:val=""/>
+      <w:lvlJc w:val="left"/>
+      <w:pPr>
+        <w:tabs>
+          <w:tab w:val="left" w:pos="5760"/>
+        </w:tabs>
+        <w:ind w:left="5760" w:hanging="360"/>
+      </w:pPr>
+      <w:rPr>
+        <w:rFonts w:hint="default" w:ascii="Wingdings" w:hAnsi="Wingdings"/>
+        <w:sz w:val="20"/>
+      </w:rPr>
+    </w:lvl>
+    <w:lvl w:ilvl="8" w:tentative="0">
+      <w:start w:val="1"/>
+      <w:numFmt w:val="bullet"/>
+      <w:lvlText w:val=""/>
+      <w:lvlJc w:val="left"/>
+      <w:pPr>
+        <w:tabs>
+          <w:tab w:val="left" w:pos="6480"/>
+        </w:tabs>
+        <w:ind w:left="6480" w:hanging="360"/>
+      </w:pPr>
+      <w:rPr>
+        <w:rFonts w:hint="default" w:ascii="Wingdings" w:hAnsi="Wingdings"/>
+        <w:sz w:val="20"/>
+      </w:rPr>
+    </w:lvl>
+  </w:abstractNum>
+  <w:abstractNum w:abstractNumId="7">
+    <w:nsid w:val="55544C5F"/>
+    <w:multiLevelType w:val="multilevel"/>
+    <w:tmpl w:val="55544C5F"/>
+    <w:lvl w:ilvl="0" w:tentative="0">
+      <w:start w:val="1"/>
+      <w:numFmt w:val="bullet"/>
+      <w:lvlText w:val=""/>
+      <w:lvlJc w:val="left"/>
+      <w:pPr>
+        <w:tabs>
+          <w:tab w:val="left" w:pos="720"/>
+        </w:tabs>
+        <w:ind w:left="720" w:hanging="360"/>
+      </w:pPr>
+      <w:rPr>
+        <w:rFonts w:hint="default" w:ascii="Symbol" w:hAnsi="Symbol"/>
+        <w:sz w:val="20"/>
+      </w:rPr>
+    </w:lvl>
+    <w:lvl w:ilvl="1" w:tentative="0">
+      <w:start w:val="1"/>
+      <w:numFmt w:val="bullet"/>
+      <w:lvlText w:val="o"/>
+      <w:lvlJc w:val="left"/>
+      <w:pPr>
+        <w:tabs>
+          <w:tab w:val="left" w:pos="1440"/>
+        </w:tabs>
+        <w:ind w:left="1440" w:hanging="360"/>
+      </w:pPr>
+      <w:rPr>
+        <w:rFonts w:hint="default" w:ascii="Courier New" w:hAnsi="Courier New"/>
+        <w:sz w:val="20"/>
+      </w:rPr>
+    </w:lvl>
+    <w:lvl w:ilvl="2" w:tentative="0">
+      <w:start w:val="1"/>
+      <w:numFmt w:val="bullet"/>
+      <w:lvlText w:val=""/>
+      <w:lvlJc w:val="left"/>
+      <w:pPr>
+        <w:tabs>
+          <w:tab w:val="left" w:pos="2160"/>
+        </w:tabs>
+        <w:ind w:left="2160" w:hanging="360"/>
+      </w:pPr>
+      <w:rPr>
+        <w:rFonts w:hint="default" w:ascii="Wingdings" w:hAnsi="Wingdings"/>
+        <w:sz w:val="20"/>
+      </w:rPr>
+    </w:lvl>
+    <w:lvl w:ilvl="3" w:tentative="0">
+      <w:start w:val="1"/>
+      <w:numFmt w:val="bullet"/>
+      <w:lvlText w:val=""/>
+      <w:lvlJc w:val="left"/>
+      <w:pPr>
+        <w:tabs>
+          <w:tab w:val="left" w:pos="2880"/>
+        </w:tabs>
+        <w:ind w:left="2880" w:hanging="360"/>
+      </w:pPr>
+      <w:rPr>
+        <w:rFonts w:hint="default" w:ascii="Wingdings" w:hAnsi="Wingdings"/>
+        <w:sz w:val="20"/>
+      </w:rPr>
+    </w:lvl>
+    <w:lvl w:ilvl="4" w:tentative="0">
+      <w:start w:val="1"/>
+      <w:numFmt w:val="bullet"/>
+      <w:lvlText w:val=""/>
+      <w:lvlJc w:val="left"/>
+      <w:pPr>
+        <w:tabs>
+          <w:tab w:val="left" w:pos="3600"/>
+        </w:tabs>
+        <w:ind w:left="3600" w:hanging="360"/>
+      </w:pPr>
+      <w:rPr>
+        <w:rFonts w:hint="default" w:ascii="Wingdings" w:hAnsi="Wingdings"/>
+        <w:sz w:val="20"/>
+      </w:rPr>
+    </w:lvl>
+    <w:lvl w:ilvl="5" w:tentative="0">
+      <w:start w:val="1"/>
+      <w:numFmt w:val="bullet"/>
+      <w:lvlText w:val=""/>
+      <w:lvlJc w:val="left"/>
+      <w:pPr>
+        <w:tabs>
+          <w:tab w:val="left" w:pos="4320"/>
+        </w:tabs>
+        <w:ind w:left="4320" w:hanging="360"/>
+      </w:pPr>
+      <w:rPr>
+        <w:rFonts w:hint="default" w:ascii="Wingdings" w:hAnsi="Wingdings"/>
+        <w:sz w:val="20"/>
+      </w:rPr>
+    </w:lvl>
+    <w:lvl w:ilvl="6" w:tentative="0">
+      <w:start w:val="1"/>
+      <w:numFmt w:val="bullet"/>
+      <w:lvlText w:val=""/>
+      <w:lvlJc w:val="left"/>
+      <w:pPr>
+        <w:tabs>
+          <w:tab w:val="left" w:pos="5040"/>
+        </w:tabs>
+        <w:ind w:left="5040" w:hanging="360"/>
+      </w:pPr>
+      <w:rPr>
+        <w:rFonts w:hint="default" w:ascii="Wingdings" w:hAnsi="Wingdings"/>
+        <w:sz w:val="20"/>
+      </w:rPr>
+    </w:lvl>
+    <w:lvl w:ilvl="7" w:tentative="0">
+      <w:start w:val="1"/>
+      <w:numFmt w:val="bullet"/>
+      <w:lvlText w:val=""/>
+      <w:lvlJc w:val="left"/>
+      <w:pPr>
+        <w:tabs>
+          <w:tab w:val="left" w:pos="5760"/>
+        </w:tabs>
+        <w:ind w:left="5760" w:hanging="360"/>
+      </w:pPr>
+      <w:rPr>
+        <w:rFonts w:hint="default" w:ascii="Wingdings" w:hAnsi="Wingdings"/>
+        <w:sz w:val="20"/>
+      </w:rPr>
+    </w:lvl>
+    <w:lvl w:ilvl="8" w:tentative="0">
+      <w:start w:val="1"/>
+      <w:numFmt w:val="bullet"/>
+      <w:lvlText w:val=""/>
+      <w:lvlJc w:val="left"/>
+      <w:pPr>
+        <w:tabs>
+          <w:tab w:val="left" w:pos="6480"/>
+        </w:tabs>
+        <w:ind w:left="6480" w:hanging="360"/>
+      </w:pPr>
+      <w:rPr>
+        <w:rFonts w:hint="default" w:ascii="Wingdings" w:hAnsi="Wingdings"/>
+        <w:sz w:val="20"/>
+      </w:rPr>
+    </w:lvl>
+  </w:abstractNum>
+  <w:abstractNum w:abstractNumId="8">
+    <w:nsid w:val="5AD61BB4"/>
+    <w:multiLevelType w:val="multilevel"/>
+    <w:tmpl w:val="5AD61BB4"/>
+    <w:lvl w:ilvl="0" w:tentative="0">
+      <w:start w:val="1"/>
+      <w:numFmt w:val="bullet"/>
+      <w:lvlText w:val=""/>
+      <w:lvlJc w:val="left"/>
+      <w:pPr>
+        <w:tabs>
+          <w:tab w:val="left" w:pos="720"/>
+        </w:tabs>
+        <w:ind w:left="720" w:hanging="360"/>
+      </w:pPr>
+      <w:rPr>
+        <w:rFonts w:hint="default" w:ascii="Symbol" w:hAnsi="Symbol"/>
+        <w:sz w:val="20"/>
+      </w:rPr>
+    </w:lvl>
+    <w:lvl w:ilvl="1" w:tentative="0">
+      <w:start w:val="1"/>
+      <w:numFmt w:val="bullet"/>
+      <w:lvlText w:val="o"/>
+      <w:lvlJc w:val="left"/>
+      <w:pPr>
+        <w:tabs>
+          <w:tab w:val="left" w:pos="1440"/>
+        </w:tabs>
+        <w:ind w:left="1440" w:hanging="360"/>
+      </w:pPr>
+      <w:rPr>
+        <w:rFonts w:hint="default" w:ascii="Courier New" w:hAnsi="Courier New"/>
+        <w:sz w:val="20"/>
+      </w:rPr>
+    </w:lvl>
+    <w:lvl w:ilvl="2" w:tentative="0">
+      <w:start w:val="1"/>
+      <w:numFmt w:val="bullet"/>
+      <w:lvlText w:val=""/>
+      <w:lvlJc w:val="left"/>
+      <w:pPr>
+        <w:tabs>
+          <w:tab w:val="left" w:pos="2160"/>
+        </w:tabs>
+        <w:ind w:left="2160" w:hanging="360"/>
+      </w:pPr>
+      <w:rPr>
+        <w:rFonts w:hint="default" w:ascii="Wingdings" w:hAnsi="Wingdings"/>
+        <w:sz w:val="20"/>
+      </w:rPr>
+    </w:lvl>
+    <w:lvl w:ilvl="3" w:tentative="0">
+      <w:start w:val="1"/>
+      <w:numFmt w:val="bullet"/>
+      <w:lvlText w:val=""/>
+      <w:lvlJc w:val="left"/>
+      <w:pPr>
+        <w:tabs>
+          <w:tab w:val="left" w:pos="2880"/>
+        </w:tabs>
+        <w:ind w:left="2880" w:hanging="360"/>
+      </w:pPr>
+      <w:rPr>
+        <w:rFonts w:hint="default" w:ascii="Wingdings" w:hAnsi="Wingdings"/>
+        <w:sz w:val="20"/>
+      </w:rPr>
+    </w:lvl>
+    <w:lvl w:ilvl="4" w:tentative="0">
+      <w:start w:val="1"/>
+      <w:numFmt w:val="bullet"/>
+      <w:lvlText w:val=""/>
+      <w:lvlJc w:val="left"/>
+      <w:pPr>
+        <w:tabs>
+          <w:tab w:val="left" w:pos="3600"/>
+        </w:tabs>
+        <w:ind w:left="3600" w:hanging="360"/>
+      </w:pPr>
+      <w:rPr>
+        <w:rFonts w:hint="default" w:ascii="Wingdings" w:hAnsi="Wingdings"/>
+        <w:sz w:val="20"/>
+      </w:rPr>
+    </w:lvl>
+    <w:lvl w:ilvl="5" w:tentative="0">
+      <w:start w:val="1"/>
+      <w:numFmt w:val="bullet"/>
+      <w:lvlText w:val=""/>
+      <w:lvlJc w:val="left"/>
+      <w:pPr>
+        <w:tabs>
+          <w:tab w:val="left" w:pos="4320"/>
+        </w:tabs>
+        <w:ind w:left="4320" w:hanging="360"/>
+      </w:pPr>
+      <w:rPr>
+        <w:rFonts w:hint="default" w:ascii="Wingdings" w:hAnsi="Wingdings"/>
+        <w:sz w:val="20"/>
+      </w:rPr>
+    </w:lvl>
+    <w:lvl w:ilvl="6" w:tentative="0">
+      <w:start w:val="1"/>
+      <w:numFmt w:val="bullet"/>
+      <w:lvlText w:val=""/>
+      <w:lvlJc w:val="left"/>
+      <w:pPr>
+        <w:tabs>
+          <w:tab w:val="left" w:pos="5040"/>
+        </w:tabs>
+        <w:ind w:left="5040" w:hanging="360"/>
+      </w:pPr>
+      <w:rPr>
+        <w:rFonts w:hint="default" w:ascii="Wingdings" w:hAnsi="Wingdings"/>
+        <w:sz w:val="20"/>
+      </w:rPr>
+    </w:lvl>
+    <w:lvl w:ilvl="7" w:tentative="0">
+      <w:start w:val="1"/>
+      <w:numFmt w:val="bullet"/>
+      <w:lvlText w:val=""/>
+      <w:lvlJc w:val="left"/>
+      <w:pPr>
+        <w:tabs>
+          <w:tab w:val="left" w:pos="5760"/>
+        </w:tabs>
+        <w:ind w:left="5760" w:hanging="360"/>
+      </w:pPr>
+      <w:rPr>
+        <w:rFonts w:hint="default" w:ascii="Wingdings" w:hAnsi="Wingdings"/>
+        <w:sz w:val="20"/>
+      </w:rPr>
+    </w:lvl>
+    <w:lvl w:ilvl="8" w:tentative="0">
+      <w:start w:val="1"/>
+      <w:numFmt w:val="bullet"/>
+      <w:lvlText w:val=""/>
+      <w:lvlJc w:val="left"/>
+      <w:pPr>
+        <w:tabs>
+          <w:tab w:val="left" w:pos="6480"/>
+        </w:tabs>
+        <w:ind w:left="6480" w:hanging="360"/>
+      </w:pPr>
+      <w:rPr>
+        <w:rFonts w:hint="default" w:ascii="Wingdings" w:hAnsi="Wingdings"/>
+        <w:sz w:val="20"/>
+      </w:rPr>
+    </w:lvl>
+  </w:abstractNum>
+  <w:abstractNum w:abstractNumId="9">
     <w:nsid w:val="5F519B14"/>
     <w:multiLevelType w:val="singleLevel"/>
     <w:tmpl w:val="5F519B14"/>
@@ -11022,7 +14200,454 @@
       </w:rPr>
     </w:lvl>
   </w:abstractNum>
-  <w:abstractNum w:abstractNumId="7">
+  <w:abstractNum w:abstractNumId="10">
+    <w:nsid w:val="600D0BE6"/>
+    <w:multiLevelType w:val="multilevel"/>
+    <w:tmpl w:val="600D0BE6"/>
+    <w:lvl w:ilvl="0" w:tentative="0">
+      <w:start w:val="1"/>
+      <w:numFmt w:val="bullet"/>
+      <w:lvlText w:val=""/>
+      <w:lvlJc w:val="left"/>
+      <w:pPr>
+        <w:tabs>
+          <w:tab w:val="left" w:pos="720"/>
+        </w:tabs>
+        <w:ind w:left="720" w:hanging="360"/>
+      </w:pPr>
+      <w:rPr>
+        <w:rFonts w:hint="default" w:ascii="Symbol" w:hAnsi="Symbol"/>
+        <w:sz w:val="20"/>
+      </w:rPr>
+    </w:lvl>
+    <w:lvl w:ilvl="1" w:tentative="0">
+      <w:start w:val="1"/>
+      <w:numFmt w:val="bullet"/>
+      <w:lvlText w:val="o"/>
+      <w:lvlJc w:val="left"/>
+      <w:pPr>
+        <w:tabs>
+          <w:tab w:val="left" w:pos="1440"/>
+        </w:tabs>
+        <w:ind w:left="1440" w:hanging="360"/>
+      </w:pPr>
+      <w:rPr>
+        <w:rFonts w:hint="default" w:ascii="Courier New" w:hAnsi="Courier New"/>
+        <w:sz w:val="20"/>
+      </w:rPr>
+    </w:lvl>
+    <w:lvl w:ilvl="2" w:tentative="0">
+      <w:start w:val="1"/>
+      <w:numFmt w:val="bullet"/>
+      <w:lvlText w:val=""/>
+      <w:lvlJc w:val="left"/>
+      <w:pPr>
+        <w:tabs>
+          <w:tab w:val="left" w:pos="2160"/>
+        </w:tabs>
+        <w:ind w:left="2160" w:hanging="360"/>
+      </w:pPr>
+      <w:rPr>
+        <w:rFonts w:hint="default" w:ascii="Wingdings" w:hAnsi="Wingdings"/>
+        <w:sz w:val="20"/>
+      </w:rPr>
+    </w:lvl>
+    <w:lvl w:ilvl="3" w:tentative="0">
+      <w:start w:val="1"/>
+      <w:numFmt w:val="bullet"/>
+      <w:lvlText w:val=""/>
+      <w:lvlJc w:val="left"/>
+      <w:pPr>
+        <w:tabs>
+          <w:tab w:val="left" w:pos="2880"/>
+        </w:tabs>
+        <w:ind w:left="2880" w:hanging="360"/>
+      </w:pPr>
+      <w:rPr>
+        <w:rFonts w:hint="default" w:ascii="Wingdings" w:hAnsi="Wingdings"/>
+        <w:sz w:val="20"/>
+      </w:rPr>
+    </w:lvl>
+    <w:lvl w:ilvl="4" w:tentative="0">
+      <w:start w:val="1"/>
+      <w:numFmt w:val="bullet"/>
+      <w:lvlText w:val=""/>
+      <w:lvlJc w:val="left"/>
+      <w:pPr>
+        <w:tabs>
+          <w:tab w:val="left" w:pos="3600"/>
+        </w:tabs>
+        <w:ind w:left="3600" w:hanging="360"/>
+      </w:pPr>
+      <w:rPr>
+        <w:rFonts w:hint="default" w:ascii="Wingdings" w:hAnsi="Wingdings"/>
+        <w:sz w:val="20"/>
+      </w:rPr>
+    </w:lvl>
+    <w:lvl w:ilvl="5" w:tentative="0">
+      <w:start w:val="1"/>
+      <w:numFmt w:val="bullet"/>
+      <w:lvlText w:val=""/>
+      <w:lvlJc w:val="left"/>
+      <w:pPr>
+        <w:tabs>
+          <w:tab w:val="left" w:pos="4320"/>
+        </w:tabs>
+        <w:ind w:left="4320" w:hanging="360"/>
+      </w:pPr>
+      <w:rPr>
+        <w:rFonts w:hint="default" w:ascii="Wingdings" w:hAnsi="Wingdings"/>
+        <w:sz w:val="20"/>
+      </w:rPr>
+    </w:lvl>
+    <w:lvl w:ilvl="6" w:tentative="0">
+      <w:start w:val="1"/>
+      <w:numFmt w:val="bullet"/>
+      <w:lvlText w:val=""/>
+      <w:lvlJc w:val="left"/>
+      <w:pPr>
+        <w:tabs>
+          <w:tab w:val="left" w:pos="5040"/>
+        </w:tabs>
+        <w:ind w:left="5040" w:hanging="360"/>
+      </w:pPr>
+      <w:rPr>
+        <w:rFonts w:hint="default" w:ascii="Wingdings" w:hAnsi="Wingdings"/>
+        <w:sz w:val="20"/>
+      </w:rPr>
+    </w:lvl>
+    <w:lvl w:ilvl="7" w:tentative="0">
+      <w:start w:val="1"/>
+      <w:numFmt w:val="bullet"/>
+      <w:lvlText w:val=""/>
+      <w:lvlJc w:val="left"/>
+      <w:pPr>
+        <w:tabs>
+          <w:tab w:val="left" w:pos="5760"/>
+        </w:tabs>
+        <w:ind w:left="5760" w:hanging="360"/>
+      </w:pPr>
+      <w:rPr>
+        <w:rFonts w:hint="default" w:ascii="Wingdings" w:hAnsi="Wingdings"/>
+        <w:sz w:val="20"/>
+      </w:rPr>
+    </w:lvl>
+    <w:lvl w:ilvl="8" w:tentative="0">
+      <w:start w:val="1"/>
+      <w:numFmt w:val="bullet"/>
+      <w:lvlText w:val=""/>
+      <w:lvlJc w:val="left"/>
+      <w:pPr>
+        <w:tabs>
+          <w:tab w:val="left" w:pos="6480"/>
+        </w:tabs>
+        <w:ind w:left="6480" w:hanging="360"/>
+      </w:pPr>
+      <w:rPr>
+        <w:rFonts w:hint="default" w:ascii="Wingdings" w:hAnsi="Wingdings"/>
+        <w:sz w:val="20"/>
+      </w:rPr>
+    </w:lvl>
+  </w:abstractNum>
+  <w:abstractNum w:abstractNumId="11">
+    <w:nsid w:val="61A4200B"/>
+    <w:multiLevelType w:val="multilevel"/>
+    <w:tmpl w:val="61A4200B"/>
+    <w:lvl w:ilvl="0" w:tentative="0">
+      <w:start w:val="1"/>
+      <w:numFmt w:val="bullet"/>
+      <w:lvlText w:val=""/>
+      <w:lvlJc w:val="left"/>
+      <w:pPr>
+        <w:tabs>
+          <w:tab w:val="left" w:pos="720"/>
+        </w:tabs>
+        <w:ind w:left="720" w:hanging="360"/>
+      </w:pPr>
+      <w:rPr>
+        <w:rFonts w:hint="default" w:ascii="Symbol" w:hAnsi="Symbol"/>
+        <w:sz w:val="20"/>
+      </w:rPr>
+    </w:lvl>
+    <w:lvl w:ilvl="1" w:tentative="0">
+      <w:start w:val="1"/>
+      <w:numFmt w:val="bullet"/>
+      <w:lvlText w:val="o"/>
+      <w:lvlJc w:val="left"/>
+      <w:pPr>
+        <w:tabs>
+          <w:tab w:val="left" w:pos="1440"/>
+        </w:tabs>
+        <w:ind w:left="1440" w:hanging="360"/>
+      </w:pPr>
+      <w:rPr>
+        <w:rFonts w:hint="default" w:ascii="Courier New" w:hAnsi="Courier New"/>
+        <w:sz w:val="20"/>
+      </w:rPr>
+    </w:lvl>
+    <w:lvl w:ilvl="2" w:tentative="0">
+      <w:start w:val="1"/>
+      <w:numFmt w:val="bullet"/>
+      <w:lvlText w:val=""/>
+      <w:lvlJc w:val="left"/>
+      <w:pPr>
+        <w:tabs>
+          <w:tab w:val="left" w:pos="2160"/>
+        </w:tabs>
+        <w:ind w:left="2160" w:hanging="360"/>
+      </w:pPr>
+      <w:rPr>
+        <w:rFonts w:hint="default" w:ascii="Wingdings" w:hAnsi="Wingdings"/>
+        <w:sz w:val="20"/>
+      </w:rPr>
+    </w:lvl>
+    <w:lvl w:ilvl="3" w:tentative="0">
+      <w:start w:val="1"/>
+      <w:numFmt w:val="bullet"/>
+      <w:lvlText w:val=""/>
+      <w:lvlJc w:val="left"/>
+      <w:pPr>
+        <w:tabs>
+          <w:tab w:val="left" w:pos="2880"/>
+        </w:tabs>
+        <w:ind w:left="2880" w:hanging="360"/>
+      </w:pPr>
+      <w:rPr>
+        <w:rFonts w:hint="default" w:ascii="Wingdings" w:hAnsi="Wingdings"/>
+        <w:sz w:val="20"/>
+      </w:rPr>
+    </w:lvl>
+    <w:lvl w:ilvl="4" w:tentative="0">
+      <w:start w:val="1"/>
+      <w:numFmt w:val="bullet"/>
+      <w:lvlText w:val=""/>
+      <w:lvlJc w:val="left"/>
+      <w:pPr>
+        <w:tabs>
+          <w:tab w:val="left" w:pos="3600"/>
+        </w:tabs>
+        <w:ind w:left="3600" w:hanging="360"/>
+      </w:pPr>
+      <w:rPr>
+        <w:rFonts w:hint="default" w:ascii="Wingdings" w:hAnsi="Wingdings"/>
+        <w:sz w:val="20"/>
+      </w:rPr>
+    </w:lvl>
+    <w:lvl w:ilvl="5" w:tentative="0">
+      <w:start w:val="1"/>
+      <w:numFmt w:val="bullet"/>
+      <w:lvlText w:val=""/>
+      <w:lvlJc w:val="left"/>
+      <w:pPr>
+        <w:tabs>
+          <w:tab w:val="left" w:pos="4320"/>
+        </w:tabs>
+        <w:ind w:left="4320" w:hanging="360"/>
+      </w:pPr>
+      <w:rPr>
+        <w:rFonts w:hint="default" w:ascii="Wingdings" w:hAnsi="Wingdings"/>
+        <w:sz w:val="20"/>
+      </w:rPr>
+    </w:lvl>
+    <w:lvl w:ilvl="6" w:tentative="0">
+      <w:start w:val="1"/>
+      <w:numFmt w:val="bullet"/>
+      <w:lvlText w:val=""/>
+      <w:lvlJc w:val="left"/>
+      <w:pPr>
+        <w:tabs>
+          <w:tab w:val="left" w:pos="5040"/>
+        </w:tabs>
+        <w:ind w:left="5040" w:hanging="360"/>
+      </w:pPr>
+      <w:rPr>
+        <w:rFonts w:hint="default" w:ascii="Wingdings" w:hAnsi="Wingdings"/>
+        <w:sz w:val="20"/>
+      </w:rPr>
+    </w:lvl>
+    <w:lvl w:ilvl="7" w:tentative="0">
+      <w:start w:val="1"/>
+      <w:numFmt w:val="bullet"/>
+      <w:lvlText w:val=""/>
+      <w:lvlJc w:val="left"/>
+      <w:pPr>
+        <w:tabs>
+          <w:tab w:val="left" w:pos="5760"/>
+        </w:tabs>
+        <w:ind w:left="5760" w:hanging="360"/>
+      </w:pPr>
+      <w:rPr>
+        <w:rFonts w:hint="default" w:ascii="Wingdings" w:hAnsi="Wingdings"/>
+        <w:sz w:val="20"/>
+      </w:rPr>
+    </w:lvl>
+    <w:lvl w:ilvl="8" w:tentative="0">
+      <w:start w:val="1"/>
+      <w:numFmt w:val="bullet"/>
+      <w:lvlText w:val=""/>
+      <w:lvlJc w:val="left"/>
+      <w:pPr>
+        <w:tabs>
+          <w:tab w:val="left" w:pos="6480"/>
+        </w:tabs>
+        <w:ind w:left="6480" w:hanging="360"/>
+      </w:pPr>
+      <w:rPr>
+        <w:rFonts w:hint="default" w:ascii="Wingdings" w:hAnsi="Wingdings"/>
+        <w:sz w:val="20"/>
+      </w:rPr>
+    </w:lvl>
+  </w:abstractNum>
+  <w:abstractNum w:abstractNumId="12">
+    <w:nsid w:val="6E24268E"/>
+    <w:multiLevelType w:val="multilevel"/>
+    <w:tmpl w:val="6E24268E"/>
+    <w:lvl w:ilvl="0" w:tentative="0">
+      <w:start w:val="1"/>
+      <w:numFmt w:val="bullet"/>
+      <w:lvlText w:val=""/>
+      <w:lvlJc w:val="left"/>
+      <w:pPr>
+        <w:tabs>
+          <w:tab w:val="left" w:pos="720"/>
+        </w:tabs>
+        <w:ind w:left="720" w:hanging="360"/>
+      </w:pPr>
+      <w:rPr>
+        <w:rFonts w:hint="default" w:ascii="Symbol" w:hAnsi="Symbol"/>
+        <w:sz w:val="20"/>
+      </w:rPr>
+    </w:lvl>
+    <w:lvl w:ilvl="1" w:tentative="0">
+      <w:start w:val="1"/>
+      <w:numFmt w:val="bullet"/>
+      <w:lvlText w:val="o"/>
+      <w:lvlJc w:val="left"/>
+      <w:pPr>
+        <w:tabs>
+          <w:tab w:val="left" w:pos="1440"/>
+        </w:tabs>
+        <w:ind w:left="1440" w:hanging="360"/>
+      </w:pPr>
+      <w:rPr>
+        <w:rFonts w:hint="default" w:ascii="Courier New" w:hAnsi="Courier New"/>
+        <w:sz w:val="20"/>
+      </w:rPr>
+    </w:lvl>
+    <w:lvl w:ilvl="2" w:tentative="0">
+      <w:start w:val="1"/>
+      <w:numFmt w:val="bullet"/>
+      <w:lvlText w:val=""/>
+      <w:lvlJc w:val="left"/>
+      <w:pPr>
+        <w:tabs>
+          <w:tab w:val="left" w:pos="2160"/>
+        </w:tabs>
+        <w:ind w:left="2160" w:hanging="360"/>
+      </w:pPr>
+      <w:rPr>
+        <w:rFonts w:hint="default" w:ascii="Wingdings" w:hAnsi="Wingdings"/>
+        <w:sz w:val="20"/>
+      </w:rPr>
+    </w:lvl>
+    <w:lvl w:ilvl="3" w:tentative="0">
+      <w:start w:val="1"/>
+      <w:numFmt w:val="bullet"/>
+      <w:lvlText w:val=""/>
+      <w:lvlJc w:val="left"/>
+      <w:pPr>
+        <w:tabs>
+          <w:tab w:val="left" w:pos="2880"/>
+        </w:tabs>
+        <w:ind w:left="2880" w:hanging="360"/>
+      </w:pPr>
+      <w:rPr>
+        <w:rFonts w:hint="default" w:ascii="Wingdings" w:hAnsi="Wingdings"/>
+        <w:sz w:val="20"/>
+      </w:rPr>
+    </w:lvl>
+    <w:lvl w:ilvl="4" w:tentative="0">
+      <w:start w:val="1"/>
+      <w:numFmt w:val="bullet"/>
+      <w:lvlText w:val=""/>
+      <w:lvlJc w:val="left"/>
+      <w:pPr>
+        <w:tabs>
+          <w:tab w:val="left" w:pos="3600"/>
+        </w:tabs>
+        <w:ind w:left="3600" w:hanging="360"/>
+      </w:pPr>
+      <w:rPr>
+        <w:rFonts w:hint="default" w:ascii="Wingdings" w:hAnsi="Wingdings"/>
+        <w:sz w:val="20"/>
+      </w:rPr>
+    </w:lvl>
+    <w:lvl w:ilvl="5" w:tentative="0">
+      <w:start w:val="1"/>
+      <w:numFmt w:val="bullet"/>
+      <w:lvlText w:val=""/>
+      <w:lvlJc w:val="left"/>
+      <w:pPr>
+        <w:tabs>
+          <w:tab w:val="left" w:pos="4320"/>
+        </w:tabs>
+        <w:ind w:left="4320" w:hanging="360"/>
+      </w:pPr>
+      <w:rPr>
+        <w:rFonts w:hint="default" w:ascii="Wingdings" w:hAnsi="Wingdings"/>
+        <w:sz w:val="20"/>
+      </w:rPr>
+    </w:lvl>
+    <w:lvl w:ilvl="6" w:tentative="0">
+      <w:start w:val="1"/>
+      <w:numFmt w:val="bullet"/>
+      <w:lvlText w:val=""/>
+      <w:lvlJc w:val="left"/>
+      <w:pPr>
+        <w:tabs>
+          <w:tab w:val="left" w:pos="5040"/>
+        </w:tabs>
+        <w:ind w:left="5040" w:hanging="360"/>
+      </w:pPr>
+      <w:rPr>
+        <w:rFonts w:hint="default" w:ascii="Wingdings" w:hAnsi="Wingdings"/>
+        <w:sz w:val="20"/>
+      </w:rPr>
+    </w:lvl>
+    <w:lvl w:ilvl="7" w:tentative="0">
+      <w:start w:val="1"/>
+      <w:numFmt w:val="bullet"/>
+      <w:lvlText w:val=""/>
+      <w:lvlJc w:val="left"/>
+      <w:pPr>
+        <w:tabs>
+          <w:tab w:val="left" w:pos="5760"/>
+        </w:tabs>
+        <w:ind w:left="5760" w:hanging="360"/>
+      </w:pPr>
+      <w:rPr>
+        <w:rFonts w:hint="default" w:ascii="Wingdings" w:hAnsi="Wingdings"/>
+        <w:sz w:val="20"/>
+      </w:rPr>
+    </w:lvl>
+    <w:lvl w:ilvl="8" w:tentative="0">
+      <w:start w:val="1"/>
+      <w:numFmt w:val="bullet"/>
+      <w:lvlText w:val=""/>
+      <w:lvlJc w:val="left"/>
+      <w:pPr>
+        <w:tabs>
+          <w:tab w:val="left" w:pos="6480"/>
+        </w:tabs>
+        <w:ind w:left="6480" w:hanging="360"/>
+      </w:pPr>
+      <w:rPr>
+        <w:rFonts w:hint="default" w:ascii="Wingdings" w:hAnsi="Wingdings"/>
+        <w:sz w:val="20"/>
+      </w:rPr>
+    </w:lvl>
+  </w:abstractNum>
+  <w:abstractNum w:abstractNumId="13">
     <w:nsid w:val="6F250F6B"/>
     <w:multiLevelType w:val="singleLevel"/>
     <w:tmpl w:val="6F250F6B"/>
@@ -11042,7 +14667,7 @@
       </w:rPr>
     </w:lvl>
   </w:abstractNum>
-  <w:abstractNum w:abstractNumId="8">
+  <w:abstractNum w:abstractNumId="14">
     <w:nsid w:val="6F2EE757"/>
     <w:multiLevelType w:val="singleLevel"/>
     <w:tmpl w:val="6F2EE757"/>
@@ -11054,8 +14679,306 @@
       <w:lvlJc w:val="left"/>
     </w:lvl>
   </w:abstractNum>
+  <w:abstractNum w:abstractNumId="15">
+    <w:nsid w:val="70A07883"/>
+    <w:multiLevelType w:val="multilevel"/>
+    <w:tmpl w:val="70A07883"/>
+    <w:lvl w:ilvl="0" w:tentative="0">
+      <w:start w:val="1"/>
+      <w:numFmt w:val="bullet"/>
+      <w:lvlText w:val=""/>
+      <w:lvlJc w:val="left"/>
+      <w:pPr>
+        <w:tabs>
+          <w:tab w:val="left" w:pos="720"/>
+        </w:tabs>
+        <w:ind w:left="720" w:hanging="360"/>
+      </w:pPr>
+      <w:rPr>
+        <w:rFonts w:hint="default" w:ascii="Symbol" w:hAnsi="Symbol"/>
+        <w:sz w:val="20"/>
+      </w:rPr>
+    </w:lvl>
+    <w:lvl w:ilvl="1" w:tentative="0">
+      <w:start w:val="1"/>
+      <w:numFmt w:val="bullet"/>
+      <w:lvlText w:val="o"/>
+      <w:lvlJc w:val="left"/>
+      <w:pPr>
+        <w:tabs>
+          <w:tab w:val="left" w:pos="1440"/>
+        </w:tabs>
+        <w:ind w:left="1440" w:hanging="360"/>
+      </w:pPr>
+      <w:rPr>
+        <w:rFonts w:hint="default" w:ascii="Courier New" w:hAnsi="Courier New"/>
+        <w:sz w:val="20"/>
+      </w:rPr>
+    </w:lvl>
+    <w:lvl w:ilvl="2" w:tentative="0">
+      <w:start w:val="1"/>
+      <w:numFmt w:val="bullet"/>
+      <w:lvlText w:val=""/>
+      <w:lvlJc w:val="left"/>
+      <w:pPr>
+        <w:tabs>
+          <w:tab w:val="left" w:pos="2160"/>
+        </w:tabs>
+        <w:ind w:left="2160" w:hanging="360"/>
+      </w:pPr>
+      <w:rPr>
+        <w:rFonts w:hint="default" w:ascii="Wingdings" w:hAnsi="Wingdings"/>
+        <w:sz w:val="20"/>
+      </w:rPr>
+    </w:lvl>
+    <w:lvl w:ilvl="3" w:tentative="0">
+      <w:start w:val="1"/>
+      <w:numFmt w:val="bullet"/>
+      <w:lvlText w:val=""/>
+      <w:lvlJc w:val="left"/>
+      <w:pPr>
+        <w:tabs>
+          <w:tab w:val="left" w:pos="2880"/>
+        </w:tabs>
+        <w:ind w:left="2880" w:hanging="360"/>
+      </w:pPr>
+      <w:rPr>
+        <w:rFonts w:hint="default" w:ascii="Wingdings" w:hAnsi="Wingdings"/>
+        <w:sz w:val="20"/>
+      </w:rPr>
+    </w:lvl>
+    <w:lvl w:ilvl="4" w:tentative="0">
+      <w:start w:val="1"/>
+      <w:numFmt w:val="bullet"/>
+      <w:lvlText w:val=""/>
+      <w:lvlJc w:val="left"/>
+      <w:pPr>
+        <w:tabs>
+          <w:tab w:val="left" w:pos="3600"/>
+        </w:tabs>
+        <w:ind w:left="3600" w:hanging="360"/>
+      </w:pPr>
+      <w:rPr>
+        <w:rFonts w:hint="default" w:ascii="Wingdings" w:hAnsi="Wingdings"/>
+        <w:sz w:val="20"/>
+      </w:rPr>
+    </w:lvl>
+    <w:lvl w:ilvl="5" w:tentative="0">
+      <w:start w:val="1"/>
+      <w:numFmt w:val="bullet"/>
+      <w:lvlText w:val=""/>
+      <w:lvlJc w:val="left"/>
+      <w:pPr>
+        <w:tabs>
+          <w:tab w:val="left" w:pos="4320"/>
+        </w:tabs>
+        <w:ind w:left="4320" w:hanging="360"/>
+      </w:pPr>
+      <w:rPr>
+        <w:rFonts w:hint="default" w:ascii="Wingdings" w:hAnsi="Wingdings"/>
+        <w:sz w:val="20"/>
+      </w:rPr>
+    </w:lvl>
+    <w:lvl w:ilvl="6" w:tentative="0">
+      <w:start w:val="1"/>
+      <w:numFmt w:val="bullet"/>
+      <w:lvlText w:val=""/>
+      <w:lvlJc w:val="left"/>
+      <w:pPr>
+        <w:tabs>
+          <w:tab w:val="left" w:pos="5040"/>
+        </w:tabs>
+        <w:ind w:left="5040" w:hanging="360"/>
+      </w:pPr>
+      <w:rPr>
+        <w:rFonts w:hint="default" w:ascii="Wingdings" w:hAnsi="Wingdings"/>
+        <w:sz w:val="20"/>
+      </w:rPr>
+    </w:lvl>
+    <w:lvl w:ilvl="7" w:tentative="0">
+      <w:start w:val="1"/>
+      <w:numFmt w:val="bullet"/>
+      <w:lvlText w:val=""/>
+      <w:lvlJc w:val="left"/>
+      <w:pPr>
+        <w:tabs>
+          <w:tab w:val="left" w:pos="5760"/>
+        </w:tabs>
+        <w:ind w:left="5760" w:hanging="360"/>
+      </w:pPr>
+      <w:rPr>
+        <w:rFonts w:hint="default" w:ascii="Wingdings" w:hAnsi="Wingdings"/>
+        <w:sz w:val="20"/>
+      </w:rPr>
+    </w:lvl>
+    <w:lvl w:ilvl="8" w:tentative="0">
+      <w:start w:val="1"/>
+      <w:numFmt w:val="bullet"/>
+      <w:lvlText w:val=""/>
+      <w:lvlJc w:val="left"/>
+      <w:pPr>
+        <w:tabs>
+          <w:tab w:val="left" w:pos="6480"/>
+        </w:tabs>
+        <w:ind w:left="6480" w:hanging="360"/>
+      </w:pPr>
+      <w:rPr>
+        <w:rFonts w:hint="default" w:ascii="Wingdings" w:hAnsi="Wingdings"/>
+        <w:sz w:val="20"/>
+      </w:rPr>
+    </w:lvl>
+  </w:abstractNum>
+  <w:abstractNum w:abstractNumId="16">
+    <w:nsid w:val="740D73E4"/>
+    <w:multiLevelType w:val="multilevel"/>
+    <w:tmpl w:val="740D73E4"/>
+    <w:lvl w:ilvl="0" w:tentative="0">
+      <w:start w:val="1"/>
+      <w:numFmt w:val="bullet"/>
+      <w:lvlText w:val=""/>
+      <w:lvlJc w:val="left"/>
+      <w:pPr>
+        <w:tabs>
+          <w:tab w:val="left" w:pos="720"/>
+        </w:tabs>
+        <w:ind w:left="720" w:hanging="360"/>
+      </w:pPr>
+      <w:rPr>
+        <w:rFonts w:hint="default" w:ascii="Symbol" w:hAnsi="Symbol"/>
+        <w:sz w:val="20"/>
+      </w:rPr>
+    </w:lvl>
+    <w:lvl w:ilvl="1" w:tentative="0">
+      <w:start w:val="1"/>
+      <w:numFmt w:val="bullet"/>
+      <w:lvlText w:val="o"/>
+      <w:lvlJc w:val="left"/>
+      <w:pPr>
+        <w:tabs>
+          <w:tab w:val="left" w:pos="1440"/>
+        </w:tabs>
+        <w:ind w:left="1440" w:hanging="360"/>
+      </w:pPr>
+      <w:rPr>
+        <w:rFonts w:hint="default" w:ascii="Courier New" w:hAnsi="Courier New"/>
+        <w:sz w:val="20"/>
+      </w:rPr>
+    </w:lvl>
+    <w:lvl w:ilvl="2" w:tentative="0">
+      <w:start w:val="1"/>
+      <w:numFmt w:val="bullet"/>
+      <w:lvlText w:val=""/>
+      <w:lvlJc w:val="left"/>
+      <w:pPr>
+        <w:tabs>
+          <w:tab w:val="left" w:pos="2160"/>
+        </w:tabs>
+        <w:ind w:left="2160" w:hanging="360"/>
+      </w:pPr>
+      <w:rPr>
+        <w:rFonts w:hint="default" w:ascii="Wingdings" w:hAnsi="Wingdings"/>
+        <w:sz w:val="20"/>
+      </w:rPr>
+    </w:lvl>
+    <w:lvl w:ilvl="3" w:tentative="0">
+      <w:start w:val="1"/>
+      <w:numFmt w:val="bullet"/>
+      <w:lvlText w:val=""/>
+      <w:lvlJc w:val="left"/>
+      <w:pPr>
+        <w:tabs>
+          <w:tab w:val="left" w:pos="2880"/>
+        </w:tabs>
+        <w:ind w:left="2880" w:hanging="360"/>
+      </w:pPr>
+      <w:rPr>
+        <w:rFonts w:hint="default" w:ascii="Wingdings" w:hAnsi="Wingdings"/>
+        <w:sz w:val="20"/>
+      </w:rPr>
+    </w:lvl>
+    <w:lvl w:ilvl="4" w:tentative="0">
+      <w:start w:val="1"/>
+      <w:numFmt w:val="bullet"/>
+      <w:lvlText w:val=""/>
+      <w:lvlJc w:val="left"/>
+      <w:pPr>
+        <w:tabs>
+          <w:tab w:val="left" w:pos="3600"/>
+        </w:tabs>
+        <w:ind w:left="3600" w:hanging="360"/>
+      </w:pPr>
+      <w:rPr>
+        <w:rFonts w:hint="default" w:ascii="Wingdings" w:hAnsi="Wingdings"/>
+        <w:sz w:val="20"/>
+      </w:rPr>
+    </w:lvl>
+    <w:lvl w:ilvl="5" w:tentative="0">
+      <w:start w:val="1"/>
+      <w:numFmt w:val="bullet"/>
+      <w:lvlText w:val=""/>
+      <w:lvlJc w:val="left"/>
+      <w:pPr>
+        <w:tabs>
+          <w:tab w:val="left" w:pos="4320"/>
+        </w:tabs>
+        <w:ind w:left="4320" w:hanging="360"/>
+      </w:pPr>
+      <w:rPr>
+        <w:rFonts w:hint="default" w:ascii="Wingdings" w:hAnsi="Wingdings"/>
+        <w:sz w:val="20"/>
+      </w:rPr>
+    </w:lvl>
+    <w:lvl w:ilvl="6" w:tentative="0">
+      <w:start w:val="1"/>
+      <w:numFmt w:val="bullet"/>
+      <w:lvlText w:val=""/>
+      <w:lvlJc w:val="left"/>
+      <w:pPr>
+        <w:tabs>
+          <w:tab w:val="left" w:pos="5040"/>
+        </w:tabs>
+        <w:ind w:left="5040" w:hanging="360"/>
+      </w:pPr>
+      <w:rPr>
+        <w:rFonts w:hint="default" w:ascii="Wingdings" w:hAnsi="Wingdings"/>
+        <w:sz w:val="20"/>
+      </w:rPr>
+    </w:lvl>
+    <w:lvl w:ilvl="7" w:tentative="0">
+      <w:start w:val="1"/>
+      <w:numFmt w:val="bullet"/>
+      <w:lvlText w:val=""/>
+      <w:lvlJc w:val="left"/>
+      <w:pPr>
+        <w:tabs>
+          <w:tab w:val="left" w:pos="5760"/>
+        </w:tabs>
+        <w:ind w:left="5760" w:hanging="360"/>
+      </w:pPr>
+      <w:rPr>
+        <w:rFonts w:hint="default" w:ascii="Wingdings" w:hAnsi="Wingdings"/>
+        <w:sz w:val="20"/>
+      </w:rPr>
+    </w:lvl>
+    <w:lvl w:ilvl="8" w:tentative="0">
+      <w:start w:val="1"/>
+      <w:numFmt w:val="bullet"/>
+      <w:lvlText w:val=""/>
+      <w:lvlJc w:val="left"/>
+      <w:pPr>
+        <w:tabs>
+          <w:tab w:val="left" w:pos="6480"/>
+        </w:tabs>
+        <w:ind w:left="6480" w:hanging="360"/>
+      </w:pPr>
+      <w:rPr>
+        <w:rFonts w:hint="default" w:ascii="Wingdings" w:hAnsi="Wingdings"/>
+        <w:sz w:val="20"/>
+      </w:rPr>
+    </w:lvl>
+  </w:abstractNum>
   <w:num w:numId="1">
-    <w:abstractNumId w:val="8"/>
+    <w:abstractNumId w:val="14"/>
   </w:num>
   <w:num w:numId="2">
     <w:abstractNumId w:val="3"/>
@@ -11064,10 +14987,10 @@
     <w:abstractNumId w:val="2"/>
   </w:num>
   <w:num w:numId="4">
-    <w:abstractNumId w:val="6"/>
+    <w:abstractNumId w:val="9"/>
   </w:num>
   <w:num w:numId="5">
-    <w:abstractNumId w:val="7"/>
+    <w:abstractNumId w:val="13"/>
   </w:num>
   <w:num w:numId="6">
     <w:abstractNumId w:val="5"/>
@@ -11080,6 +15003,30 @@
   </w:num>
   <w:num w:numId="9">
     <w:abstractNumId w:val="1"/>
+  </w:num>
+  <w:num w:numId="10">
+    <w:abstractNumId w:val="6"/>
+  </w:num>
+  <w:num w:numId="11">
+    <w:abstractNumId w:val="7"/>
+  </w:num>
+  <w:num w:numId="12">
+    <w:abstractNumId w:val="12"/>
+  </w:num>
+  <w:num w:numId="13">
+    <w:abstractNumId w:val="8"/>
+  </w:num>
+  <w:num w:numId="14">
+    <w:abstractNumId w:val="10"/>
+  </w:num>
+  <w:num w:numId="15">
+    <w:abstractNumId w:val="11"/>
+  </w:num>
+  <w:num w:numId="16">
+    <w:abstractNumId w:val="16"/>
+  </w:num>
+  <w:num w:numId="17">
+    <w:abstractNumId w:val="15"/>
   </w:num>
 </w:numbering>
 </file>
